--- a/Docs/Дис Борзенков/1. Глава 1/Глава_1.docx
+++ b/Docs/Дис Борзенков/1. Глава 1/Глава_1.docx
@@ -499,10 +499,10 @@
             <v:path o:extrusionok="f" gradientshapeok="t" o:connecttype="rect"/>
             <o:lock v:ext="edit" aspectratio="t"/>
           </v:shapetype>
-          <v:shape id="_x0000_i1055" type="#_x0000_t75" style="width:95.15pt;height:18.15pt" o:ole="">
+          <v:shape id="_x0000_i1025" type="#_x0000_t75" style="width:95.05pt;height:17.85pt" o:ole="">
             <v:imagedata r:id="rId8" o:title=""/>
           </v:shape>
-          <o:OLEObject Type="Embed" ProgID="Equation.DSMT4" ShapeID="_x0000_i1055" DrawAspect="Content" ObjectID="_1834574244" r:id="rId9"/>
+          <o:OLEObject Type="Embed" ProgID="Equation.DSMT4" ShapeID="_x0000_i1025" DrawAspect="Content" ObjectID="_1834585488" r:id="rId9"/>
         </w:object>
       </w:r>
     </w:p>
@@ -684,15 +684,7 @@
           <w:sz w:val="28"/>
           <w:szCs w:val="28"/>
         </w:rPr>
-        <w:t xml:space="preserve">составляющая </w:t>
-      </w:r>
-      <w:r>
-        <w:rPr>
-          <w:rFonts w:ascii="Times New Roman" w:hAnsi="Times New Roman" w:cs="Times New Roman"/>
-          <w:sz w:val="28"/>
-          <w:szCs w:val="28"/>
-        </w:rPr>
-        <w:t>тока рекуперации.</w:t>
+        <w:t>составляющая тока рекуперации.</w:t>
       </w:r>
     </w:p>
     <w:p>
@@ -950,10 +942,10 @@
           <w:szCs w:val="28"/>
         </w:rPr>
         <w:object w:dxaOrig="2200" w:dyaOrig="760" w14:anchorId="3E4FB221">
-          <v:shape id="_x0000_i1058" type="#_x0000_t75" style="width:110.2pt;height:38.2pt" o:ole="">
+          <v:shape id="_x0000_i1026" type="#_x0000_t75" style="width:110pt;height:38pt" o:ole="">
             <v:imagedata r:id="rId10" o:title=""/>
           </v:shape>
-          <o:OLEObject Type="Embed" ProgID="Equation.DSMT4" ShapeID="_x0000_i1058" DrawAspect="Content" ObjectID="_1834574245" r:id="rId11"/>
+          <o:OLEObject Type="Embed" ProgID="Equation.DSMT4" ShapeID="_x0000_i1026" DrawAspect="Content" ObjectID="_1834585489" r:id="rId11"/>
         </w:object>
       </w:r>
     </w:p>
@@ -1004,7 +996,6 @@
           <w:rFonts w:ascii="Times New Roman" w:hAnsi="Times New Roman" w:cs="Times New Roman"/>
           <w:sz w:val="28"/>
           <w:szCs w:val="28"/>
-          <w:lang w:val="en-US"/>
         </w:rPr>
         <w:t xml:space="preserve"> – </w:t>
       </w:r>
@@ -1047,7 +1038,6 @@
           <w:sz w:val="28"/>
           <w:szCs w:val="28"/>
           <w:vertAlign w:val="superscript"/>
-          <w:lang w:val="en-US"/>
         </w:rPr>
         <w:t>0</w:t>
       </w:r>
@@ -1056,7 +1046,6 @@
           <w:rFonts w:ascii="Times New Roman" w:hAnsi="Times New Roman" w:cs="Times New Roman"/>
           <w:sz w:val="28"/>
           <w:szCs w:val="28"/>
-          <w:lang w:val="en-US"/>
         </w:rPr>
         <w:t xml:space="preserve"> – </w:t>
       </w:r>
@@ -1096,7 +1085,6 @@
           <w:rFonts w:ascii="Times New Roman" w:hAnsi="Times New Roman" w:cs="Times New Roman"/>
           <w:sz w:val="28"/>
           <w:szCs w:val="28"/>
-          <w:lang w:val="en-US"/>
         </w:rPr>
         <w:t xml:space="preserve"> – </w:t>
       </w:r>
@@ -1136,7 +1124,6 @@
           <w:rFonts w:ascii="Times New Roman" w:hAnsi="Times New Roman" w:cs="Times New Roman"/>
           <w:sz w:val="28"/>
           <w:szCs w:val="28"/>
-          <w:lang w:val="en-US"/>
         </w:rPr>
         <w:t xml:space="preserve"> – </w:t>
       </w:r>
@@ -1201,10 +1188,10 @@
           <w:szCs w:val="28"/>
         </w:rPr>
         <w:object w:dxaOrig="1780" w:dyaOrig="360" w14:anchorId="263288DF">
-          <v:shape id="_x0000_i1061" type="#_x0000_t75" style="width:88.9pt;height:18.15pt" o:ole="">
+          <v:shape id="_x0000_i1027" type="#_x0000_t75" style="width:88.7pt;height:17.85pt" o:ole="">
             <v:imagedata r:id="rId12" o:title=""/>
           </v:shape>
-          <o:OLEObject Type="Embed" ProgID="Equation.DSMT4" ShapeID="_x0000_i1061" DrawAspect="Content" ObjectID="_1834574246" r:id="rId13"/>
+          <o:OLEObject Type="Embed" ProgID="Equation.DSMT4" ShapeID="_x0000_i1027" DrawAspect="Content" ObjectID="_1834585490" r:id="rId13"/>
         </w:object>
       </w:r>
     </w:p>
@@ -1260,34 +1247,7 @@
           <w:szCs w:val="28"/>
           <w:highlight w:val="yellow"/>
         </w:rPr>
-        <w:t xml:space="preserve"> - </w:t>
-      </w:r>
-      <w:r>
-        <w:rPr>
-          <w:rFonts w:ascii="Times New Roman" w:hAnsi="Times New Roman" w:cs="Times New Roman"/>
-          <w:sz w:val="28"/>
-          <w:szCs w:val="28"/>
-          <w:highlight w:val="yellow"/>
-        </w:rPr>
-        <w:t>электрохимический потенциал иона</w:t>
-      </w:r>
-      <w:r>
-        <w:rPr>
-          <w:rFonts w:ascii="Times New Roman" w:hAnsi="Times New Roman" w:cs="Times New Roman"/>
-          <w:sz w:val="28"/>
-          <w:szCs w:val="28"/>
-          <w:highlight w:val="yellow"/>
-        </w:rPr>
-        <w:t xml:space="preserve"> </w:t>
-      </w:r>
-      <w:r>
-        <w:rPr>
-          <w:rFonts w:ascii="Times New Roman" w:hAnsi="Times New Roman" w:cs="Times New Roman"/>
-          <w:sz w:val="28"/>
-          <w:szCs w:val="28"/>
-          <w:highlight w:val="yellow"/>
-        </w:rPr>
-        <w:t>(Дж/моль);</w:t>
+        <w:t xml:space="preserve"> - электрохимический потенциал иона (Дж/моль);</w:t>
       </w:r>
     </w:p>
     <w:p>
@@ -1331,61 +1291,7 @@
           <w:szCs w:val="28"/>
           <w:highlight w:val="yellow"/>
         </w:rPr>
-        <w:t xml:space="preserve"> - </w:t>
-      </w:r>
-      <w:r>
-        <w:rPr>
-          <w:rFonts w:ascii="Times New Roman" w:hAnsi="Times New Roman" w:cs="Times New Roman"/>
-          <w:sz w:val="28"/>
-          <w:szCs w:val="28"/>
-          <w:highlight w:val="yellow"/>
-        </w:rPr>
-        <w:t>химический потенциал</w:t>
-      </w:r>
-      <w:r>
-        <w:rPr>
-          <w:rFonts w:ascii="Times New Roman" w:hAnsi="Times New Roman" w:cs="Times New Roman"/>
-          <w:sz w:val="28"/>
-          <w:szCs w:val="28"/>
-          <w:highlight w:val="yellow"/>
-        </w:rPr>
-        <w:t xml:space="preserve"> </w:t>
-      </w:r>
-      <w:r>
-        <w:rPr>
-          <w:rFonts w:ascii="Times New Roman" w:hAnsi="Times New Roman" w:cs="Times New Roman"/>
-          <w:sz w:val="28"/>
-          <w:szCs w:val="28"/>
-          <w:highlight w:val="yellow"/>
-        </w:rPr>
-        <w:t>иона</w:t>
-      </w:r>
-      <w:r>
-        <w:rPr>
-          <w:rFonts w:ascii="Times New Roman" w:hAnsi="Times New Roman" w:cs="Times New Roman"/>
-          <w:sz w:val="28"/>
-          <w:szCs w:val="28"/>
-          <w:highlight w:val="yellow"/>
-        </w:rPr>
-        <w:t xml:space="preserve"> </w:t>
-      </w:r>
-      <w:r>
-        <w:rPr>
-          <w:rFonts w:ascii="Times New Roman" w:hAnsi="Times New Roman" w:cs="Times New Roman"/>
-          <w:sz w:val="28"/>
-          <w:szCs w:val="28"/>
-          <w:highlight w:val="yellow"/>
-        </w:rPr>
-        <w:t>(Дж/моль)</w:t>
-      </w:r>
-      <w:r>
-        <w:rPr>
-          <w:rFonts w:ascii="Times New Roman" w:hAnsi="Times New Roman" w:cs="Times New Roman"/>
-          <w:sz w:val="28"/>
-          <w:szCs w:val="28"/>
-          <w:highlight w:val="yellow"/>
-        </w:rPr>
-        <w:t>;</w:t>
+        <w:t xml:space="preserve"> - химический потенциал иона (Дж/моль);</w:t>
       </w:r>
     </w:p>
     <w:p>
@@ -1465,10 +1371,10 @@
           <w:szCs w:val="28"/>
         </w:rPr>
         <w:object w:dxaOrig="3519" w:dyaOrig="720" w14:anchorId="3A660784">
-          <v:shape id="_x0000_i1064" type="#_x0000_t75" style="width:175.95pt;height:36.3pt" o:ole="">
+          <v:shape id="_x0000_i1028" type="#_x0000_t75" style="width:175.7pt;height:36.3pt" o:ole="">
             <v:imagedata r:id="rId14" o:title=""/>
           </v:shape>
-          <o:OLEObject Type="Embed" ProgID="Equation.DSMT4" ShapeID="_x0000_i1064" DrawAspect="Content" ObjectID="_1834574247" r:id="rId15"/>
+          <o:OLEObject Type="Embed" ProgID="Equation.DSMT4" ShapeID="_x0000_i1028" DrawAspect="Content" ObjectID="_1834585491" r:id="rId15"/>
         </w:object>
       </w:r>
     </w:p>
@@ -1585,7 +1491,6 @@
           <w:rFonts w:ascii="Times New Roman" w:hAnsi="Times New Roman" w:cs="Times New Roman"/>
           <w:sz w:val="28"/>
           <w:szCs w:val="28"/>
-          <w:lang w:val="en-US"/>
         </w:rPr>
         <w:t xml:space="preserve"> </w:t>
       </w:r>
@@ -1680,10 +1585,10 @@
           <w:szCs w:val="28"/>
         </w:rPr>
         <w:object w:dxaOrig="900" w:dyaOrig="620" w14:anchorId="45FABDC7">
-          <v:shape id="_x0000_i1067" type="#_x0000_t75" style="width:45.1pt;height:31.3pt" o:ole="">
+          <v:shape id="_x0000_i1029" type="#_x0000_t75" style="width:44.95pt;height:31.1pt" o:ole="">
             <v:imagedata r:id="rId16" o:title=""/>
           </v:shape>
-          <o:OLEObject Type="Embed" ProgID="Equation.DSMT4" ShapeID="_x0000_i1067" DrawAspect="Content" ObjectID="_1834574248" r:id="rId17"/>
+          <o:OLEObject Type="Embed" ProgID="Equation.DSMT4" ShapeID="_x0000_i1029" DrawAspect="Content" ObjectID="_1834585492" r:id="rId17"/>
         </w:object>
       </w:r>
     </w:p>
@@ -1696,7 +1601,6 @@
           <w:rFonts w:ascii="Times New Roman" w:hAnsi="Times New Roman" w:cs="Times New Roman"/>
           <w:sz w:val="28"/>
           <w:szCs w:val="28"/>
-          <w:lang w:val="en-US"/>
         </w:rPr>
       </w:pPr>
       <w:r>
@@ -1729,10 +1633,10 @@
           <w:lang w:val="en-US"/>
         </w:rPr>
         <w:object w:dxaOrig="760" w:dyaOrig="620" w14:anchorId="61592C57">
-          <v:shape id="_x0000_i1070" type="#_x0000_t75" style="width:38.2pt;height:31.3pt" o:ole="">
+          <v:shape id="_x0000_i1030" type="#_x0000_t75" style="width:38pt;height:31.1pt" o:ole="">
             <v:imagedata r:id="rId18" o:title=""/>
           </v:shape>
-          <o:OLEObject Type="Embed" ProgID="Equation.DSMT4" ShapeID="_x0000_i1070" DrawAspect="Content" ObjectID="_1834574249" r:id="rId19"/>
+          <o:OLEObject Type="Embed" ProgID="Equation.DSMT4" ShapeID="_x0000_i1030" DrawAspect="Content" ObjectID="_1834585493" r:id="rId19"/>
         </w:object>
       </w:r>
     </w:p>
@@ -1778,10 +1682,10 @@
           <w:lang w:val="en-US"/>
         </w:rPr>
         <w:object w:dxaOrig="960" w:dyaOrig="680" w14:anchorId="4400FF05">
-          <v:shape id="_x0000_i1073" type="#_x0000_t75" style="width:48.2pt;height:33.8pt" o:ole="">
+          <v:shape id="_x0000_i1031" type="#_x0000_t75" style="width:48.4pt;height:34pt" o:ole="">
             <v:imagedata r:id="rId20" o:title=""/>
           </v:shape>
-          <o:OLEObject Type="Embed" ProgID="Equation.DSMT4" ShapeID="_x0000_i1073" DrawAspect="Content" ObjectID="_1834574250" r:id="rId21"/>
+          <o:OLEObject Type="Embed" ProgID="Equation.DSMT4" ShapeID="_x0000_i1031" DrawAspect="Content" ObjectID="_1834585494" r:id="rId21"/>
         </w:object>
       </w:r>
     </w:p>
@@ -1794,7 +1698,6 @@
           <w:rFonts w:ascii="Times New Roman" w:hAnsi="Times New Roman" w:cs="Times New Roman"/>
           <w:sz w:val="28"/>
           <w:szCs w:val="28"/>
-          <w:lang w:val="en-US"/>
         </w:rPr>
       </w:pPr>
       <w:r>
@@ -1815,7 +1718,6 @@
           <w:rFonts w:ascii="Times New Roman" w:hAnsi="Times New Roman" w:cs="Times New Roman"/>
           <w:sz w:val="28"/>
           <w:szCs w:val="28"/>
-          <w:lang w:val="en-US"/>
         </w:rPr>
       </w:pPr>
     </w:p>
@@ -1921,10 +1823,10 @@
           <w:szCs w:val="28"/>
         </w:rPr>
         <w:object w:dxaOrig="1280" w:dyaOrig="660" w14:anchorId="6E050575">
-          <v:shape id="_x0000_i1076" type="#_x0000_t75" style="width:63.85pt;height:33.2pt" o:ole="">
+          <v:shape id="_x0000_i1032" type="#_x0000_t75" style="width:63.95pt;height:33.4pt" o:ole="">
             <v:imagedata r:id="rId22" o:title=""/>
           </v:shape>
-          <o:OLEObject Type="Embed" ProgID="Equation.DSMT4" ShapeID="_x0000_i1076" DrawAspect="Content" ObjectID="_1834574251" r:id="rId23"/>
+          <o:OLEObject Type="Embed" ProgID="Equation.DSMT4" ShapeID="_x0000_i1032" DrawAspect="Content" ObjectID="_1834585495" r:id="rId23"/>
         </w:object>
       </w:r>
     </w:p>
@@ -1975,7 +1877,6 @@
           <w:rFonts w:ascii="Times New Roman" w:hAnsi="Times New Roman" w:cs="Times New Roman"/>
           <w:sz w:val="28"/>
           <w:szCs w:val="28"/>
-          <w:lang w:val="en-US"/>
         </w:rPr>
         <w:t xml:space="preserve"> – </w:t>
       </w:r>
@@ -2015,7 +1916,6 @@
           <w:rFonts w:ascii="Times New Roman" w:hAnsi="Times New Roman" w:cs="Times New Roman"/>
           <w:sz w:val="28"/>
           <w:szCs w:val="28"/>
-          <w:lang w:val="en-US"/>
         </w:rPr>
         <w:t xml:space="preserve"> – </w:t>
       </w:r>
@@ -2080,10 +1980,10 @@
           <w:szCs w:val="28"/>
         </w:rPr>
         <w:object w:dxaOrig="1420" w:dyaOrig="700" w14:anchorId="4A8A63AB">
-          <v:shape id="_x0000_i1081" type="#_x0000_t75" style="width:70.75pt;height:35.05pt" o:ole="">
+          <v:shape id="_x0000_i1033" type="#_x0000_t75" style="width:70.85pt;height:35.15pt" o:ole="">
             <v:imagedata r:id="rId24" o:title=""/>
           </v:shape>
-          <o:OLEObject Type="Embed" ProgID="Equation.DSMT4" ShapeID="_x0000_i1081" DrawAspect="Content" ObjectID="_1834574252" r:id="rId25"/>
+          <o:OLEObject Type="Embed" ProgID="Equation.DSMT4" ShapeID="_x0000_i1033" DrawAspect="Content" ObjectID="_1834585496" r:id="rId25"/>
         </w:object>
       </w:r>
     </w:p>
@@ -2134,7 +2034,6 @@
           <w:rFonts w:ascii="Times New Roman" w:hAnsi="Times New Roman" w:cs="Times New Roman"/>
           <w:sz w:val="28"/>
           <w:szCs w:val="28"/>
-          <w:lang w:val="en-US"/>
         </w:rPr>
         <w:t xml:space="preserve"> – </w:t>
       </w:r>
@@ -2156,20 +2055,18 @@
           <w:rFonts w:ascii="Times New Roman" w:hAnsi="Times New Roman" w:cs="Times New Roman"/>
           <w:sz w:val="28"/>
           <w:szCs w:val="28"/>
-          <w:lang w:val="en-US"/>
-        </w:rPr>
-      </w:pPr>
-    </w:p>
-    <w:p>
-      <w:pPr>
-        <w:pStyle w:val="a7"/>
-        <w:ind w:left="0" w:firstLine="709"/>
-        <w:jc w:val="both"/>
-        <w:rPr>
-          <w:rFonts w:ascii="Times New Roman" w:hAnsi="Times New Roman" w:cs="Times New Roman"/>
-          <w:sz w:val="28"/>
-          <w:szCs w:val="28"/>
-          <w:lang w:val="en-US"/>
+        </w:rPr>
+      </w:pPr>
+    </w:p>
+    <w:p>
+      <w:pPr>
+        <w:pStyle w:val="a7"/>
+        <w:ind w:left="0" w:firstLine="709"/>
+        <w:jc w:val="both"/>
+        <w:rPr>
+          <w:rFonts w:ascii="Times New Roman" w:hAnsi="Times New Roman" w:cs="Times New Roman"/>
+          <w:sz w:val="28"/>
+          <w:szCs w:val="28"/>
         </w:rPr>
       </w:pPr>
       <w:r>
@@ -2191,7 +2088,6 @@
           <w:rFonts w:ascii="Times New Roman" w:hAnsi="Times New Roman" w:cs="Times New Roman"/>
           <w:sz w:val="28"/>
           <w:szCs w:val="28"/>
-          <w:lang w:val="en-US"/>
         </w:rPr>
       </w:pPr>
     </w:p>
@@ -2271,10 +2167,10 @@
           <w:szCs w:val="28"/>
         </w:rPr>
         <w:object w:dxaOrig="2079" w:dyaOrig="680" w14:anchorId="2E290427">
-          <v:shape id="_x0000_i1084" type="#_x0000_t75" style="width:103.95pt;height:33.8pt" o:ole="">
+          <v:shape id="_x0000_i1034" type="#_x0000_t75" style="width:103.7pt;height:34pt" o:ole="">
             <v:imagedata r:id="rId26" o:title=""/>
           </v:shape>
-          <o:OLEObject Type="Embed" ProgID="Equation.DSMT4" ShapeID="_x0000_i1084" DrawAspect="Content" ObjectID="_1834574253" r:id="rId27"/>
+          <o:OLEObject Type="Embed" ProgID="Equation.DSMT4" ShapeID="_x0000_i1034" DrawAspect="Content" ObjectID="_1834585497" r:id="rId27"/>
         </w:object>
       </w:r>
     </w:p>
@@ -2325,7 +2221,6 @@
           <w:rFonts w:ascii="Times New Roman" w:hAnsi="Times New Roman" w:cs="Times New Roman"/>
           <w:sz w:val="28"/>
           <w:szCs w:val="28"/>
-          <w:lang w:val="en-US"/>
         </w:rPr>
         <w:t xml:space="preserve"> </w:t>
       </w:r>
@@ -2347,7 +2242,6 @@
           <w:rFonts w:ascii="Times New Roman" w:hAnsi="Times New Roman" w:cs="Times New Roman"/>
           <w:sz w:val="28"/>
           <w:szCs w:val="28"/>
-          <w:lang w:val="en-US"/>
         </w:rPr>
       </w:pPr>
       <w:r>
@@ -2395,23 +2289,7 @@
           <w:sz w:val="28"/>
           <w:szCs w:val="28"/>
         </w:rPr>
-        <w:t>[</w:t>
-      </w:r>
-      <w:r>
-        <w:rPr>
-          <w:rFonts w:ascii="Times New Roman" w:hAnsi="Times New Roman" w:cs="Times New Roman"/>
-          <w:sz w:val="28"/>
-          <w:szCs w:val="28"/>
-        </w:rPr>
-        <w:t>Дж/моль</w:t>
-      </w:r>
-      <w:r>
-        <w:rPr>
-          <w:rFonts w:ascii="Times New Roman" w:hAnsi="Times New Roman" w:cs="Times New Roman"/>
-          <w:sz w:val="28"/>
-          <w:szCs w:val="28"/>
-        </w:rPr>
-        <w:t>]</w:t>
+        <w:t>[Дж/моль]</w:t>
       </w:r>
       <w:r>
         <w:rPr>
@@ -2431,7 +2309,6 @@
           <w:rFonts w:ascii="Times New Roman" w:hAnsi="Times New Roman" w:cs="Times New Roman"/>
           <w:sz w:val="28"/>
           <w:szCs w:val="28"/>
-          <w:lang w:val="en-US"/>
         </w:rPr>
       </w:pPr>
     </w:p>
@@ -2499,10 +2376,10 @@
           <w:szCs w:val="28"/>
         </w:rPr>
         <w:object w:dxaOrig="980" w:dyaOrig="380" w14:anchorId="1A18B4E8">
-          <v:shape id="_x0000_i1087" type="#_x0000_t75" style="width:48.85pt;height:18.8pt" o:ole="">
+          <v:shape id="_x0000_i1035" type="#_x0000_t75" style="width:48.95pt;height:19pt" o:ole="">
             <v:imagedata r:id="rId28" o:title=""/>
           </v:shape>
-          <o:OLEObject Type="Embed" ProgID="Equation.DSMT4" ShapeID="_x0000_i1087" DrawAspect="Content" ObjectID="_1834574254" r:id="rId29"/>
+          <o:OLEObject Type="Embed" ProgID="Equation.DSMT4" ShapeID="_x0000_i1035" DrawAspect="Content" ObjectID="_1834585498" r:id="rId29"/>
         </w:object>
       </w:r>
     </w:p>
@@ -2667,6 +2544,2290 @@
           <w:szCs w:val="28"/>
         </w:rPr>
         <w:t>Таким образом, тяговая аккумуляторная батарея представляет собой сложную электрохимическую систему, поведение которой определяется взаимодействием электрических, химических и тепловых процессов. Нестационарный характер эксплуатации электротранспортных систем существенно усложняет анализ деградации аккумуляторных батарей и требует разработки новых методов диагностики и прогнозирования их ресурса</w:t>
+      </w:r>
+      <w:r>
+        <w:rPr>
+          <w:rFonts w:ascii="Times New Roman" w:hAnsi="Times New Roman" w:cs="Times New Roman"/>
+          <w:sz w:val="28"/>
+          <w:szCs w:val="28"/>
+        </w:rPr>
+        <w:t>.</w:t>
+      </w:r>
+    </w:p>
+    <w:p>
+      <w:pPr>
+        <w:pStyle w:val="a7"/>
+        <w:ind w:left="0" w:firstLine="709"/>
+        <w:jc w:val="both"/>
+        <w:rPr>
+          <w:rFonts w:ascii="Times New Roman" w:hAnsi="Times New Roman" w:cs="Times New Roman"/>
+          <w:sz w:val="28"/>
+          <w:szCs w:val="28"/>
+        </w:rPr>
+      </w:pPr>
+    </w:p>
+    <w:p>
+      <w:pPr>
+        <w:pStyle w:val="a7"/>
+        <w:ind w:left="0" w:firstLine="709"/>
+        <w:jc w:val="both"/>
+        <w:rPr>
+          <w:rFonts w:ascii="Times New Roman" w:hAnsi="Times New Roman" w:cs="Times New Roman"/>
+          <w:b/>
+          <w:bCs/>
+          <w:sz w:val="28"/>
+          <w:szCs w:val="28"/>
+        </w:rPr>
+      </w:pPr>
+      <w:r>
+        <w:rPr>
+          <w:rFonts w:ascii="Times New Roman" w:hAnsi="Times New Roman" w:cs="Times New Roman"/>
+          <w:b/>
+          <w:bCs/>
+          <w:sz w:val="28"/>
+          <w:szCs w:val="28"/>
+        </w:rPr>
+        <w:t>1.2 Механизмы деградации</w:t>
+      </w:r>
+      <w:r>
+        <w:rPr>
+          <w:rFonts w:ascii="Times New Roman" w:hAnsi="Times New Roman" w:cs="Times New Roman"/>
+          <w:b/>
+          <w:bCs/>
+          <w:sz w:val="28"/>
+          <w:szCs w:val="28"/>
+        </w:rPr>
+        <w:t xml:space="preserve"> </w:t>
+      </w:r>
+      <w:r>
+        <w:rPr>
+          <w:rFonts w:ascii="Times New Roman" w:hAnsi="Times New Roman" w:cs="Times New Roman"/>
+          <w:b/>
+          <w:bCs/>
+          <w:sz w:val="28"/>
+          <w:szCs w:val="28"/>
+          <w:lang w:val="en-US"/>
+        </w:rPr>
+        <w:t>Li</w:t>
+      </w:r>
+      <w:r>
+        <w:rPr>
+          <w:rFonts w:ascii="Times New Roman" w:hAnsi="Times New Roman" w:cs="Times New Roman"/>
+          <w:b/>
+          <w:bCs/>
+          <w:sz w:val="28"/>
+          <w:szCs w:val="28"/>
+        </w:rPr>
+        <w:t>-</w:t>
+      </w:r>
+      <w:r>
+        <w:rPr>
+          <w:rFonts w:ascii="Times New Roman" w:hAnsi="Times New Roman" w:cs="Times New Roman"/>
+          <w:b/>
+          <w:bCs/>
+          <w:sz w:val="28"/>
+          <w:szCs w:val="28"/>
+          <w:lang w:val="en-US"/>
+        </w:rPr>
+        <w:t>ion</w:t>
+      </w:r>
+      <w:r>
+        <w:rPr>
+          <w:rFonts w:ascii="Times New Roman" w:hAnsi="Times New Roman" w:cs="Times New Roman"/>
+          <w:b/>
+          <w:bCs/>
+          <w:sz w:val="28"/>
+          <w:szCs w:val="28"/>
+        </w:rPr>
+        <w:t xml:space="preserve">, </w:t>
+      </w:r>
+      <w:r>
+        <w:rPr>
+          <w:rFonts w:ascii="Times New Roman" w:hAnsi="Times New Roman" w:cs="Times New Roman"/>
+          <w:b/>
+          <w:bCs/>
+          <w:sz w:val="28"/>
+          <w:szCs w:val="28"/>
+          <w:lang w:val="en-US"/>
+        </w:rPr>
+        <w:t>LFP</w:t>
+      </w:r>
+      <w:r>
+        <w:rPr>
+          <w:rFonts w:ascii="Times New Roman" w:hAnsi="Times New Roman" w:cs="Times New Roman"/>
+          <w:b/>
+          <w:bCs/>
+          <w:sz w:val="28"/>
+          <w:szCs w:val="28"/>
+        </w:rPr>
+        <w:t xml:space="preserve"> и </w:t>
+      </w:r>
+      <w:r>
+        <w:rPr>
+          <w:rFonts w:ascii="Times New Roman" w:hAnsi="Times New Roman" w:cs="Times New Roman"/>
+          <w:b/>
+          <w:bCs/>
+          <w:sz w:val="28"/>
+          <w:szCs w:val="28"/>
+          <w:lang w:val="en-US"/>
+        </w:rPr>
+        <w:t>Na</w:t>
+      </w:r>
+      <w:r>
+        <w:rPr>
+          <w:rFonts w:ascii="Times New Roman" w:hAnsi="Times New Roman" w:cs="Times New Roman"/>
+          <w:b/>
+          <w:bCs/>
+          <w:sz w:val="28"/>
+          <w:szCs w:val="28"/>
+        </w:rPr>
+        <w:t>-</w:t>
+      </w:r>
+      <w:r>
+        <w:rPr>
+          <w:rFonts w:ascii="Times New Roman" w:hAnsi="Times New Roman" w:cs="Times New Roman"/>
+          <w:b/>
+          <w:bCs/>
+          <w:sz w:val="28"/>
+          <w:szCs w:val="28"/>
+          <w:lang w:val="en-US"/>
+        </w:rPr>
+        <w:t>ion</w:t>
+      </w:r>
+      <w:r>
+        <w:rPr>
+          <w:rFonts w:ascii="Times New Roman" w:hAnsi="Times New Roman" w:cs="Times New Roman"/>
+          <w:b/>
+          <w:bCs/>
+          <w:sz w:val="28"/>
+          <w:szCs w:val="28"/>
+        </w:rPr>
+        <w:t xml:space="preserve"> аккумуляторных систем</w:t>
+      </w:r>
+    </w:p>
+    <w:p>
+      <w:pPr>
+        <w:pStyle w:val="a7"/>
+        <w:ind w:left="0" w:firstLine="709"/>
+        <w:jc w:val="both"/>
+        <w:rPr>
+          <w:rFonts w:ascii="Times New Roman" w:hAnsi="Times New Roman" w:cs="Times New Roman"/>
+          <w:sz w:val="28"/>
+          <w:szCs w:val="28"/>
+        </w:rPr>
+      </w:pPr>
+    </w:p>
+    <w:p>
+      <w:pPr>
+        <w:pStyle w:val="a7"/>
+        <w:ind w:left="0" w:firstLine="709"/>
+        <w:jc w:val="both"/>
+        <w:rPr>
+          <w:rFonts w:ascii="Times New Roman" w:hAnsi="Times New Roman" w:cs="Times New Roman"/>
+          <w:b/>
+          <w:bCs/>
+          <w:sz w:val="28"/>
+          <w:szCs w:val="28"/>
+        </w:rPr>
+      </w:pPr>
+      <w:r>
+        <w:rPr>
+          <w:rFonts w:ascii="Times New Roman" w:hAnsi="Times New Roman" w:cs="Times New Roman"/>
+          <w:b/>
+          <w:bCs/>
+          <w:sz w:val="28"/>
+          <w:szCs w:val="28"/>
+        </w:rPr>
+        <w:t>1.2.1 Общая природа деградации электрохимических накопителей энергии</w:t>
+      </w:r>
+    </w:p>
+    <w:p>
+      <w:pPr>
+        <w:pStyle w:val="a7"/>
+        <w:ind w:left="0" w:firstLine="709"/>
+        <w:jc w:val="both"/>
+        <w:rPr>
+          <w:rFonts w:ascii="Times New Roman" w:hAnsi="Times New Roman" w:cs="Times New Roman"/>
+          <w:sz w:val="28"/>
+          <w:szCs w:val="28"/>
+        </w:rPr>
+      </w:pPr>
+    </w:p>
+    <w:p>
+      <w:pPr>
+        <w:pStyle w:val="a7"/>
+        <w:ind w:left="0" w:firstLine="709"/>
+        <w:jc w:val="both"/>
+        <w:rPr>
+          <w:rFonts w:ascii="Times New Roman" w:hAnsi="Times New Roman" w:cs="Times New Roman"/>
+          <w:sz w:val="28"/>
+          <w:szCs w:val="28"/>
+        </w:rPr>
+      </w:pPr>
+      <w:r>
+        <w:rPr>
+          <w:rFonts w:ascii="Times New Roman" w:hAnsi="Times New Roman" w:cs="Times New Roman"/>
+          <w:sz w:val="28"/>
+          <w:szCs w:val="28"/>
+        </w:rPr>
+        <w:t>Деградация аккумуляторных батарей представляет собой совокупность необратимых физико</w:t>
+      </w:r>
+      <w:r>
+        <w:rPr>
+          <w:rFonts w:ascii="Times New Roman" w:hAnsi="Times New Roman" w:cs="Times New Roman"/>
+          <w:sz w:val="28"/>
+          <w:szCs w:val="28"/>
+        </w:rPr>
+        <w:t>-</w:t>
+      </w:r>
+      <w:r>
+        <w:rPr>
+          <w:rFonts w:ascii="Times New Roman" w:hAnsi="Times New Roman" w:cs="Times New Roman"/>
+          <w:sz w:val="28"/>
+          <w:szCs w:val="28"/>
+        </w:rPr>
+        <w:t xml:space="preserve">химических процессов, приводящих к снижению ёмкости, росту внутреннего сопротивления и ухудшению энергетических характеристик системы. Эти процессы происходят на различных масштабных уровнях — от </w:t>
+      </w:r>
+      <w:r>
+        <w:rPr>
+          <w:rFonts w:ascii="Times New Roman" w:hAnsi="Times New Roman" w:cs="Times New Roman"/>
+          <w:sz w:val="28"/>
+          <w:szCs w:val="28"/>
+        </w:rPr>
+        <w:lastRenderedPageBreak/>
+        <w:t>атомарных изменений кристаллической структуры электродных материалов до макроскопических эффектов, связанных с механическим разрушением электродных частиц и деградацией электролита.</w:t>
+      </w:r>
+    </w:p>
+    <w:p>
+      <w:pPr>
+        <w:pStyle w:val="a7"/>
+        <w:ind w:left="0" w:firstLine="709"/>
+        <w:jc w:val="both"/>
+        <w:rPr>
+          <w:rFonts w:ascii="Times New Roman" w:hAnsi="Times New Roman" w:cs="Times New Roman"/>
+          <w:sz w:val="28"/>
+          <w:szCs w:val="28"/>
+          <w:lang w:val="en-US"/>
+        </w:rPr>
+      </w:pPr>
+      <w:r>
+        <w:rPr>
+          <w:rFonts w:ascii="Times New Roman" w:hAnsi="Times New Roman" w:cs="Times New Roman"/>
+          <w:sz w:val="28"/>
+          <w:szCs w:val="28"/>
+        </w:rPr>
+        <w:t>С фундаментальной точки зрения деградация аккумуляторов может рассматриваться как результат нарушения равновесия между электрохимическими реакциями и процессами переноса вещества. В основе этих процессов лежат законы термодинамики, электрохимической кинетики и диффузии.</w:t>
+      </w:r>
+    </w:p>
+    <w:p>
+      <w:pPr>
+        <w:pStyle w:val="a7"/>
+        <w:ind w:left="0" w:firstLine="709"/>
+        <w:jc w:val="both"/>
+        <w:rPr>
+          <w:rFonts w:ascii="Times New Roman" w:hAnsi="Times New Roman" w:cs="Times New Roman"/>
+          <w:sz w:val="28"/>
+          <w:szCs w:val="28"/>
+        </w:rPr>
+      </w:pPr>
+      <w:r>
+        <w:rPr>
+          <w:rFonts w:ascii="Times New Roman" w:hAnsi="Times New Roman" w:cs="Times New Roman"/>
+          <w:sz w:val="28"/>
+          <w:szCs w:val="28"/>
+        </w:rPr>
+        <w:t>Согласно классической электрохимической теории, скорость электрохимической реакции определяется уравнением Батлера–Фольмера</w:t>
+      </w:r>
+      <w:r>
+        <w:rPr>
+          <w:rFonts w:ascii="Times New Roman" w:hAnsi="Times New Roman" w:cs="Times New Roman"/>
+          <w:sz w:val="28"/>
+          <w:szCs w:val="28"/>
+        </w:rPr>
+        <w:t>:</w:t>
+      </w:r>
+    </w:p>
+    <w:p>
+      <w:pPr>
+        <w:pStyle w:val="a7"/>
+        <w:ind w:left="0" w:firstLine="709"/>
+        <w:jc w:val="both"/>
+        <w:rPr>
+          <w:rFonts w:ascii="Times New Roman" w:hAnsi="Times New Roman" w:cs="Times New Roman"/>
+          <w:sz w:val="28"/>
+          <w:szCs w:val="28"/>
+          <w:lang w:val="en-US"/>
+        </w:rPr>
+      </w:pPr>
+      <w:r>
+        <w:rPr>
+          <w:rFonts w:ascii="Times New Roman" w:hAnsi="Times New Roman" w:cs="Times New Roman"/>
+          <w:position w:val="-30"/>
+          <w:sz w:val="28"/>
+          <w:szCs w:val="28"/>
+        </w:rPr>
+        <w:object w:dxaOrig="3519" w:dyaOrig="720" w14:anchorId="635F3D41">
+          <v:shape id="_x0000_i1038" type="#_x0000_t75" style="width:175.7pt;height:36.3pt" o:ole="">
+            <v:imagedata r:id="rId30" o:title=""/>
+          </v:shape>
+          <o:OLEObject Type="Embed" ProgID="Equation.DSMT4" ShapeID="_x0000_i1038" DrawAspect="Content" ObjectID="_1834585499" r:id="rId31"/>
+        </w:object>
+      </w:r>
+    </w:p>
+    <w:p>
+      <w:pPr>
+        <w:pStyle w:val="a7"/>
+        <w:ind w:left="0" w:firstLine="709"/>
+        <w:jc w:val="both"/>
+        <w:rPr>
+          <w:rFonts w:ascii="Times New Roman" w:hAnsi="Times New Roman" w:cs="Times New Roman"/>
+          <w:sz w:val="28"/>
+          <w:szCs w:val="28"/>
+          <w:lang w:val="en-US"/>
+        </w:rPr>
+      </w:pPr>
+      <w:r>
+        <w:rPr>
+          <w:rFonts w:ascii="Times New Roman" w:hAnsi="Times New Roman" w:cs="Times New Roman"/>
+          <w:sz w:val="28"/>
+          <w:szCs w:val="28"/>
+        </w:rPr>
+        <w:t xml:space="preserve">, где </w:t>
+      </w:r>
+    </w:p>
+    <w:p>
+      <w:pPr>
+        <w:pStyle w:val="a7"/>
+        <w:ind w:left="0" w:firstLine="709"/>
+        <w:jc w:val="both"/>
+        <w:rPr>
+          <w:rFonts w:ascii="Times New Roman" w:hAnsi="Times New Roman" w:cs="Times New Roman"/>
+          <w:sz w:val="28"/>
+          <w:szCs w:val="28"/>
+        </w:rPr>
+      </w:pPr>
+      <w:r>
+        <w:rPr>
+          <w:rFonts w:ascii="Times New Roman" w:hAnsi="Times New Roman" w:cs="Times New Roman"/>
+          <w:i/>
+          <w:iCs/>
+          <w:sz w:val="28"/>
+          <w:szCs w:val="28"/>
+          <w:lang w:val="en-US"/>
+        </w:rPr>
+        <w:t>i</w:t>
+      </w:r>
+      <w:r>
+        <w:rPr>
+          <w:rFonts w:ascii="Times New Roman" w:hAnsi="Times New Roman" w:cs="Times New Roman"/>
+          <w:i/>
+          <w:iCs/>
+          <w:sz w:val="28"/>
+          <w:szCs w:val="28"/>
+          <w:vertAlign w:val="subscript"/>
+          <w:lang w:val="en-US"/>
+        </w:rPr>
+        <w:t>0</w:t>
+      </w:r>
+      <w:r>
+        <w:rPr>
+          <w:rFonts w:ascii="Times New Roman" w:hAnsi="Times New Roman" w:cs="Times New Roman"/>
+          <w:sz w:val="28"/>
+          <w:szCs w:val="28"/>
+          <w:lang w:val="en-US"/>
+        </w:rPr>
+        <w:t xml:space="preserve"> – </w:t>
+      </w:r>
+      <w:r>
+        <w:rPr>
+          <w:rFonts w:ascii="Times New Roman" w:hAnsi="Times New Roman" w:cs="Times New Roman"/>
+          <w:sz w:val="28"/>
+          <w:szCs w:val="28"/>
+        </w:rPr>
+        <w:t>обменный ток реакции;</w:t>
+      </w:r>
+    </w:p>
+    <w:p>
+      <w:pPr>
+        <w:pStyle w:val="a7"/>
+        <w:ind w:left="0" w:firstLine="709"/>
+        <w:jc w:val="both"/>
+        <w:rPr>
+          <w:rFonts w:ascii="Times New Roman" w:hAnsi="Times New Roman" w:cs="Times New Roman"/>
+          <w:sz w:val="28"/>
+          <w:szCs w:val="28"/>
+        </w:rPr>
+      </w:pPr>
+      <w:r>
+        <w:rPr>
+          <w:rFonts w:ascii="Times New Roman" w:hAnsi="Times New Roman" w:cs="Times New Roman"/>
+          <w:i/>
+          <w:iCs/>
+          <w:sz w:val="28"/>
+          <w:szCs w:val="28"/>
+        </w:rPr>
+        <w:t>η</w:t>
+      </w:r>
+      <w:r>
+        <w:rPr>
+          <w:rFonts w:ascii="Times New Roman" w:hAnsi="Times New Roman" w:cs="Times New Roman"/>
+          <w:sz w:val="28"/>
+          <w:szCs w:val="28"/>
+        </w:rPr>
+        <w:t xml:space="preserve"> – перенапряжение;</w:t>
+      </w:r>
+    </w:p>
+    <w:p>
+      <w:pPr>
+        <w:pStyle w:val="a7"/>
+        <w:ind w:left="0" w:firstLine="709"/>
+        <w:jc w:val="both"/>
+        <w:rPr>
+          <w:rFonts w:ascii="Times New Roman" w:hAnsi="Times New Roman" w:cs="Times New Roman"/>
+          <w:sz w:val="28"/>
+          <w:szCs w:val="28"/>
+        </w:rPr>
+      </w:pPr>
+      <w:r>
+        <w:rPr>
+          <w:rFonts w:ascii="Times New Roman" w:hAnsi="Times New Roman" w:cs="Times New Roman"/>
+          <w:i/>
+          <w:iCs/>
+          <w:sz w:val="28"/>
+          <w:szCs w:val="28"/>
+          <w:lang w:val="en-US"/>
+        </w:rPr>
+        <w:t>F</w:t>
+      </w:r>
+      <w:r>
+        <w:rPr>
+          <w:rFonts w:ascii="Times New Roman" w:hAnsi="Times New Roman" w:cs="Times New Roman"/>
+          <w:sz w:val="28"/>
+          <w:szCs w:val="28"/>
+        </w:rPr>
+        <w:t xml:space="preserve"> – </w:t>
+      </w:r>
+      <w:r>
+        <w:rPr>
+          <w:rFonts w:ascii="Times New Roman" w:hAnsi="Times New Roman" w:cs="Times New Roman"/>
+          <w:sz w:val="28"/>
+          <w:szCs w:val="28"/>
+        </w:rPr>
+        <w:t>постоянная Фарадея;</w:t>
+      </w:r>
+    </w:p>
+    <w:p>
+      <w:pPr>
+        <w:pStyle w:val="a7"/>
+        <w:ind w:left="0" w:firstLine="709"/>
+        <w:jc w:val="both"/>
+        <w:rPr>
+          <w:rFonts w:ascii="Times New Roman" w:hAnsi="Times New Roman" w:cs="Times New Roman"/>
+          <w:sz w:val="28"/>
+          <w:szCs w:val="28"/>
+        </w:rPr>
+      </w:pPr>
+      <w:r>
+        <w:rPr>
+          <w:rFonts w:ascii="Times New Roman" w:hAnsi="Times New Roman" w:cs="Times New Roman"/>
+          <w:i/>
+          <w:iCs/>
+          <w:sz w:val="28"/>
+          <w:szCs w:val="28"/>
+          <w:lang w:val="en-US"/>
+        </w:rPr>
+        <w:t>R</w:t>
+      </w:r>
+      <w:r>
+        <w:rPr>
+          <w:rFonts w:ascii="Times New Roman" w:hAnsi="Times New Roman" w:cs="Times New Roman"/>
+          <w:sz w:val="28"/>
+          <w:szCs w:val="28"/>
+        </w:rPr>
+        <w:t xml:space="preserve"> – </w:t>
+      </w:r>
+      <w:r>
+        <w:rPr>
+          <w:rFonts w:ascii="Times New Roman" w:hAnsi="Times New Roman" w:cs="Times New Roman"/>
+          <w:sz w:val="28"/>
+          <w:szCs w:val="28"/>
+        </w:rPr>
+        <w:t>универсальная газовая постоянная.</w:t>
+      </w:r>
+    </w:p>
+    <w:p>
+      <w:pPr>
+        <w:pStyle w:val="a7"/>
+        <w:ind w:left="0" w:firstLine="709"/>
+        <w:jc w:val="both"/>
+        <w:rPr>
+          <w:rFonts w:ascii="Times New Roman" w:hAnsi="Times New Roman" w:cs="Times New Roman"/>
+          <w:sz w:val="28"/>
+          <w:szCs w:val="28"/>
+        </w:rPr>
+      </w:pPr>
+    </w:p>
+    <w:p>
+      <w:pPr>
+        <w:pStyle w:val="a7"/>
+        <w:ind w:left="0" w:firstLine="709"/>
+        <w:jc w:val="both"/>
+        <w:rPr>
+          <w:rFonts w:ascii="Times New Roman" w:hAnsi="Times New Roman" w:cs="Times New Roman"/>
+          <w:sz w:val="28"/>
+          <w:szCs w:val="28"/>
+        </w:rPr>
+      </w:pPr>
+      <w:r>
+        <w:rPr>
+          <w:rFonts w:ascii="Times New Roman" w:hAnsi="Times New Roman" w:cs="Times New Roman"/>
+          <w:sz w:val="28"/>
+          <w:szCs w:val="28"/>
+        </w:rPr>
+        <w:t>Деградация электродных материалов приводит к уменьшению активной поверхности реакции</w:t>
+      </w:r>
+      <w:r>
+        <w:rPr>
+          <w:rFonts w:ascii="Times New Roman" w:hAnsi="Times New Roman" w:cs="Times New Roman"/>
+          <w:sz w:val="28"/>
+          <w:szCs w:val="28"/>
+        </w:rPr>
+        <w:t xml:space="preserve"> </w:t>
+      </w:r>
+      <w:r>
+        <w:rPr>
+          <w:rFonts w:ascii="Times New Roman" w:hAnsi="Times New Roman" w:cs="Times New Roman"/>
+          <w:sz w:val="28"/>
+          <w:szCs w:val="28"/>
+          <w:lang w:val="en-US"/>
+        </w:rPr>
+        <w:t>A</w:t>
+      </w:r>
+      <w:r>
+        <w:rPr>
+          <w:rFonts w:ascii="Times New Roman" w:hAnsi="Times New Roman" w:cs="Times New Roman"/>
+          <w:sz w:val="28"/>
+          <w:szCs w:val="28"/>
+          <w:vertAlign w:val="subscript"/>
+          <w:lang w:val="en-US"/>
+        </w:rPr>
+        <w:t>eff</w:t>
+      </w:r>
+      <w:r>
+        <w:rPr>
+          <w:rFonts w:ascii="Times New Roman" w:hAnsi="Times New Roman" w:cs="Times New Roman"/>
+          <w:sz w:val="28"/>
+          <w:szCs w:val="28"/>
+        </w:rPr>
+        <w:t xml:space="preserve">, </w:t>
+      </w:r>
+      <w:r>
+        <w:rPr>
+          <w:rFonts w:ascii="Times New Roman" w:hAnsi="Times New Roman" w:cs="Times New Roman"/>
+          <w:sz w:val="28"/>
+          <w:szCs w:val="28"/>
+        </w:rPr>
+        <w:t>что, в свою очередь, снижает обменный ток:</w:t>
+      </w:r>
+    </w:p>
+    <w:p>
+      <w:pPr>
+        <w:pStyle w:val="a7"/>
+        <w:ind w:left="0" w:firstLine="709"/>
+        <w:jc w:val="both"/>
+        <w:rPr>
+          <w:rFonts w:ascii="Times New Roman" w:hAnsi="Times New Roman" w:cs="Times New Roman"/>
+          <w:sz w:val="28"/>
+          <w:szCs w:val="28"/>
+          <w:lang w:val="en-US"/>
+        </w:rPr>
+      </w:pPr>
+      <w:r>
+        <w:rPr>
+          <w:rFonts w:ascii="Times New Roman" w:hAnsi="Times New Roman" w:cs="Times New Roman"/>
+          <w:position w:val="-14"/>
+          <w:sz w:val="28"/>
+          <w:szCs w:val="28"/>
+        </w:rPr>
+        <w:object w:dxaOrig="820" w:dyaOrig="380" w14:anchorId="4C509BBF">
+          <v:shape id="_x0000_i1041" type="#_x0000_t75" style="width:40.9pt;height:19pt" o:ole="">
+            <v:imagedata r:id="rId32" o:title=""/>
+          </v:shape>
+          <o:OLEObject Type="Embed" ProgID="Equation.DSMT4" ShapeID="_x0000_i1041" DrawAspect="Content" ObjectID="_1834585500" r:id="rId33"/>
+        </w:object>
+      </w:r>
+    </w:p>
+    <w:p>
+      <w:pPr>
+        <w:pStyle w:val="a7"/>
+        <w:ind w:left="0" w:firstLine="709"/>
+        <w:jc w:val="both"/>
+        <w:rPr>
+          <w:rFonts w:ascii="Times New Roman" w:hAnsi="Times New Roman" w:cs="Times New Roman"/>
+          <w:sz w:val="28"/>
+          <w:szCs w:val="28"/>
+        </w:rPr>
+      </w:pPr>
+      <w:r>
+        <w:rPr>
+          <w:rFonts w:ascii="Times New Roman" w:hAnsi="Times New Roman" w:cs="Times New Roman"/>
+          <w:sz w:val="28"/>
+          <w:szCs w:val="28"/>
+        </w:rPr>
+        <w:t>Следовательно, уменьшение активной поверхности приводит к росту сопротивления переноса заряда</w:t>
+      </w:r>
+      <w:r>
+        <w:rPr>
+          <w:rFonts w:ascii="Times New Roman" w:hAnsi="Times New Roman" w:cs="Times New Roman"/>
+          <w:sz w:val="28"/>
+          <w:szCs w:val="28"/>
+        </w:rPr>
+        <w:t>:</w:t>
+      </w:r>
+    </w:p>
+    <w:p>
+      <w:pPr>
+        <w:pStyle w:val="a7"/>
+        <w:ind w:left="0" w:firstLine="709"/>
+        <w:jc w:val="both"/>
+        <w:rPr>
+          <w:rFonts w:ascii="Times New Roman" w:hAnsi="Times New Roman" w:cs="Times New Roman"/>
+          <w:sz w:val="28"/>
+          <w:szCs w:val="28"/>
+          <w:lang w:val="en-US"/>
+        </w:rPr>
+      </w:pPr>
+      <w:r>
+        <w:rPr>
+          <w:rFonts w:ascii="Times New Roman" w:hAnsi="Times New Roman" w:cs="Times New Roman"/>
+          <w:position w:val="-30"/>
+          <w:sz w:val="28"/>
+          <w:szCs w:val="28"/>
+        </w:rPr>
+        <w:object w:dxaOrig="960" w:dyaOrig="680" w14:anchorId="49E6B722">
+          <v:shape id="_x0000_i1044" type="#_x0000_t75" style="width:47.8pt;height:34pt" o:ole="">
+            <v:imagedata r:id="rId34" o:title=""/>
+          </v:shape>
+          <o:OLEObject Type="Embed" ProgID="Equation.DSMT4" ShapeID="_x0000_i1044" DrawAspect="Content" ObjectID="_1834585501" r:id="rId35"/>
+        </w:object>
+      </w:r>
+    </w:p>
+    <w:p>
+      <w:pPr>
+        <w:pStyle w:val="a7"/>
+        <w:ind w:left="0" w:firstLine="709"/>
+        <w:jc w:val="both"/>
+        <w:rPr>
+          <w:rFonts w:ascii="Times New Roman" w:hAnsi="Times New Roman" w:cs="Times New Roman"/>
+          <w:sz w:val="28"/>
+          <w:szCs w:val="28"/>
+        </w:rPr>
+      </w:pPr>
+      <w:r>
+        <w:rPr>
+          <w:rFonts w:ascii="Times New Roman" w:hAnsi="Times New Roman" w:cs="Times New Roman"/>
+          <w:sz w:val="28"/>
+          <w:szCs w:val="28"/>
+        </w:rPr>
+        <w:t>Этот фундаментальный результат объясняет, почему увеличение сопротивления является одним из ключевых индикаторов деградации аккумуляторных систем.</w:t>
+      </w:r>
+    </w:p>
+    <w:p>
+      <w:pPr>
+        <w:pStyle w:val="a7"/>
+        <w:ind w:left="0" w:firstLine="709"/>
+        <w:jc w:val="both"/>
+        <w:rPr>
+          <w:rFonts w:ascii="Times New Roman" w:hAnsi="Times New Roman" w:cs="Times New Roman"/>
+          <w:sz w:val="28"/>
+          <w:szCs w:val="28"/>
+          <w:lang w:val="en-US"/>
+        </w:rPr>
+      </w:pPr>
+    </w:p>
+    <w:p>
+      <w:pPr>
+        <w:pStyle w:val="a7"/>
+        <w:ind w:left="0" w:firstLine="709"/>
+        <w:jc w:val="both"/>
+        <w:rPr>
+          <w:rFonts w:ascii="Times New Roman" w:hAnsi="Times New Roman" w:cs="Times New Roman"/>
+          <w:b/>
+          <w:bCs/>
+          <w:sz w:val="28"/>
+          <w:szCs w:val="28"/>
+        </w:rPr>
+      </w:pPr>
+      <w:r>
+        <w:rPr>
+          <w:rFonts w:ascii="Times New Roman" w:hAnsi="Times New Roman" w:cs="Times New Roman"/>
+          <w:b/>
+          <w:bCs/>
+          <w:sz w:val="28"/>
+          <w:szCs w:val="28"/>
+        </w:rPr>
+        <w:t xml:space="preserve">1.2.2 Основные механизмы деградации </w:t>
+      </w:r>
+      <w:r>
+        <w:rPr>
+          <w:rFonts w:ascii="Times New Roman" w:hAnsi="Times New Roman" w:cs="Times New Roman"/>
+          <w:b/>
+          <w:bCs/>
+          <w:sz w:val="28"/>
+          <w:szCs w:val="28"/>
+          <w:lang w:val="en-US"/>
+        </w:rPr>
+        <w:t>Li</w:t>
+      </w:r>
+      <w:r>
+        <w:rPr>
+          <w:rFonts w:ascii="Times New Roman" w:hAnsi="Times New Roman" w:cs="Times New Roman"/>
+          <w:b/>
+          <w:bCs/>
+          <w:sz w:val="28"/>
+          <w:szCs w:val="28"/>
+        </w:rPr>
+        <w:t>-</w:t>
+      </w:r>
+      <w:r>
+        <w:rPr>
+          <w:rFonts w:ascii="Times New Roman" w:hAnsi="Times New Roman" w:cs="Times New Roman"/>
+          <w:b/>
+          <w:bCs/>
+          <w:sz w:val="28"/>
+          <w:szCs w:val="28"/>
+          <w:lang w:val="en-US"/>
+        </w:rPr>
+        <w:t>ion</w:t>
+      </w:r>
+      <w:r>
+        <w:rPr>
+          <w:rFonts w:ascii="Times New Roman" w:hAnsi="Times New Roman" w:cs="Times New Roman"/>
+          <w:b/>
+          <w:bCs/>
+          <w:sz w:val="28"/>
+          <w:szCs w:val="28"/>
+        </w:rPr>
+        <w:t xml:space="preserve"> аккумуляторов</w:t>
+      </w:r>
+    </w:p>
+    <w:p>
+      <w:pPr>
+        <w:pStyle w:val="a7"/>
+        <w:ind w:left="0" w:firstLine="709"/>
+        <w:jc w:val="both"/>
+        <w:rPr>
+          <w:rFonts w:ascii="Times New Roman" w:hAnsi="Times New Roman" w:cs="Times New Roman"/>
+          <w:sz w:val="28"/>
+          <w:szCs w:val="28"/>
+        </w:rPr>
+      </w:pPr>
+    </w:p>
+    <w:p>
+      <w:pPr>
+        <w:pStyle w:val="a7"/>
+        <w:ind w:left="0" w:firstLine="709"/>
+        <w:jc w:val="both"/>
+        <w:rPr>
+          <w:rFonts w:ascii="Times New Roman" w:hAnsi="Times New Roman" w:cs="Times New Roman"/>
+          <w:sz w:val="28"/>
+          <w:szCs w:val="28"/>
+        </w:rPr>
+      </w:pPr>
+      <w:r>
+        <w:rPr>
+          <w:rFonts w:ascii="Times New Roman" w:hAnsi="Times New Roman" w:cs="Times New Roman"/>
+          <w:sz w:val="28"/>
+          <w:szCs w:val="28"/>
+        </w:rPr>
+        <w:t>Современные литий-ионные аккумуляторы характеризуются высокой энергетической плотностью, однако они подвержены нескольким основным механизмам деградации.</w:t>
+      </w:r>
+    </w:p>
+    <w:p>
+      <w:pPr>
+        <w:pStyle w:val="a7"/>
+        <w:ind w:left="0" w:firstLine="709"/>
+        <w:jc w:val="both"/>
+        <w:rPr>
+          <w:rFonts w:ascii="Times New Roman" w:hAnsi="Times New Roman" w:cs="Times New Roman"/>
+          <w:sz w:val="28"/>
+          <w:szCs w:val="28"/>
+        </w:rPr>
+      </w:pPr>
+      <w:r>
+        <w:rPr>
+          <w:rFonts w:ascii="Times New Roman" w:hAnsi="Times New Roman" w:cs="Times New Roman"/>
+          <w:sz w:val="28"/>
+          <w:szCs w:val="28"/>
+        </w:rPr>
+        <w:t>Наиболее важными из них являются:</w:t>
+      </w:r>
+    </w:p>
+    <w:p>
+      <w:pPr>
+        <w:pStyle w:val="a7"/>
+        <w:numPr>
+          <w:ilvl w:val="0"/>
+          <w:numId w:val="9"/>
+        </w:numPr>
+        <w:jc w:val="both"/>
+        <w:rPr>
+          <w:rFonts w:ascii="Times New Roman" w:hAnsi="Times New Roman" w:cs="Times New Roman"/>
+          <w:sz w:val="28"/>
+          <w:szCs w:val="28"/>
+        </w:rPr>
+      </w:pPr>
+      <w:r>
+        <w:rPr>
+          <w:rFonts w:ascii="Times New Roman" w:hAnsi="Times New Roman" w:cs="Times New Roman"/>
+          <w:sz w:val="28"/>
+          <w:szCs w:val="28"/>
+        </w:rPr>
+        <w:t>образование пассивирующего слоя SEI;</w:t>
+      </w:r>
+    </w:p>
+    <w:p>
+      <w:pPr>
+        <w:pStyle w:val="a7"/>
+        <w:numPr>
+          <w:ilvl w:val="0"/>
+          <w:numId w:val="9"/>
+        </w:numPr>
+        <w:jc w:val="both"/>
+        <w:rPr>
+          <w:rFonts w:ascii="Times New Roman" w:hAnsi="Times New Roman" w:cs="Times New Roman"/>
+          <w:sz w:val="28"/>
+          <w:szCs w:val="28"/>
+        </w:rPr>
+      </w:pPr>
+      <w:r>
+        <w:rPr>
+          <w:rFonts w:ascii="Times New Roman" w:hAnsi="Times New Roman" w:cs="Times New Roman"/>
+          <w:sz w:val="28"/>
+          <w:szCs w:val="28"/>
+        </w:rPr>
+        <w:t>потеря активного лития;</w:t>
+      </w:r>
+    </w:p>
+    <w:p>
+      <w:pPr>
+        <w:pStyle w:val="a7"/>
+        <w:numPr>
+          <w:ilvl w:val="0"/>
+          <w:numId w:val="9"/>
+        </w:numPr>
+        <w:jc w:val="both"/>
+        <w:rPr>
+          <w:rFonts w:ascii="Times New Roman" w:hAnsi="Times New Roman" w:cs="Times New Roman"/>
+          <w:sz w:val="28"/>
+          <w:szCs w:val="28"/>
+        </w:rPr>
+      </w:pPr>
+      <w:r>
+        <w:rPr>
+          <w:rFonts w:ascii="Times New Roman" w:hAnsi="Times New Roman" w:cs="Times New Roman"/>
+          <w:sz w:val="28"/>
+          <w:szCs w:val="28"/>
+        </w:rPr>
+        <w:t>деградация структуры катодных материалов;</w:t>
+      </w:r>
+    </w:p>
+    <w:p>
+      <w:pPr>
+        <w:pStyle w:val="a7"/>
+        <w:numPr>
+          <w:ilvl w:val="0"/>
+          <w:numId w:val="9"/>
+        </w:numPr>
+        <w:jc w:val="both"/>
+        <w:rPr>
+          <w:rFonts w:ascii="Times New Roman" w:hAnsi="Times New Roman" w:cs="Times New Roman"/>
+          <w:sz w:val="28"/>
+          <w:szCs w:val="28"/>
+        </w:rPr>
+      </w:pPr>
+      <w:r>
+        <w:rPr>
+          <w:rFonts w:ascii="Times New Roman" w:hAnsi="Times New Roman" w:cs="Times New Roman"/>
+          <w:sz w:val="28"/>
+          <w:szCs w:val="28"/>
+        </w:rPr>
+        <w:t>рост внутреннего сопротивления.</w:t>
+      </w:r>
+    </w:p>
+    <w:p>
+      <w:pPr>
+        <w:ind w:firstLine="709"/>
+        <w:jc w:val="both"/>
+        <w:rPr>
+          <w:rFonts w:ascii="Times New Roman" w:hAnsi="Times New Roman" w:cs="Times New Roman"/>
+          <w:sz w:val="28"/>
+          <w:szCs w:val="28"/>
+        </w:rPr>
+      </w:pPr>
+      <w:r>
+        <w:rPr>
+          <w:rFonts w:ascii="Times New Roman" w:hAnsi="Times New Roman" w:cs="Times New Roman"/>
+          <w:sz w:val="28"/>
+          <w:szCs w:val="28"/>
+        </w:rPr>
+        <w:t>Эти процессы взаимосвязаны и развиваются параллельно в процессе эксплуатации батареи.</w:t>
+      </w:r>
+    </w:p>
+    <w:p>
+      <w:pPr>
+        <w:ind w:firstLine="709"/>
+        <w:jc w:val="both"/>
+        <w:rPr>
+          <w:rFonts w:ascii="Times New Roman" w:hAnsi="Times New Roman" w:cs="Times New Roman"/>
+          <w:sz w:val="28"/>
+          <w:szCs w:val="28"/>
+        </w:rPr>
+      </w:pPr>
+      <w:r>
+        <w:rPr>
+          <w:rFonts w:ascii="Times New Roman" w:hAnsi="Times New Roman" w:cs="Times New Roman"/>
+          <w:sz w:val="28"/>
+          <w:szCs w:val="28"/>
+        </w:rPr>
+        <w:lastRenderedPageBreak/>
+        <w:t>Ниже приведена типичная зависимость деградации ёмкости для различных химических систем аккумуляторов.</w:t>
+      </w:r>
+    </w:p>
+    <w:p>
+      <w:pPr>
+        <w:ind w:firstLine="709"/>
+        <w:jc w:val="both"/>
+        <w:rPr>
+          <w:rFonts w:ascii="Times New Roman" w:hAnsi="Times New Roman" w:cs="Times New Roman"/>
+          <w:sz w:val="28"/>
+          <w:szCs w:val="28"/>
+        </w:rPr>
+      </w:pPr>
+      <w:r>
+        <w:rPr>
+          <w:noProof/>
+        </w:rPr>
+        <w:drawing>
+          <wp:inline distT="0" distB="0" distL="0" distR="0" wp14:anchorId="26FC5715" wp14:editId="4AB2D28F">
+            <wp:extent cx="5230495" cy="4147820"/>
+            <wp:effectExtent l="0" t="0" r="8255" b="5080"/>
+            <wp:docPr id="2459081" name="Рисунок 1"/>
+            <wp:cNvGraphicFramePr>
+              <a:graphicFrameLocks xmlns:a="http://schemas.openxmlformats.org/drawingml/2006/main" noChangeAspect="1"/>
+            </wp:cNvGraphicFramePr>
+            <a:graphic xmlns:a="http://schemas.openxmlformats.org/drawingml/2006/main">
+              <a:graphicData uri="http://schemas.openxmlformats.org/drawingml/2006/picture">
+                <pic:pic xmlns:pic="http://schemas.openxmlformats.org/drawingml/2006/picture">
+                  <pic:nvPicPr>
+                    <pic:cNvPr id="0" name="Picture 21"/>
+                    <pic:cNvPicPr>
+                      <a:picLocks noChangeAspect="1" noChangeArrowheads="1"/>
+                    </pic:cNvPicPr>
+                  </pic:nvPicPr>
+                  <pic:blipFill>
+                    <a:blip r:embed="rId36" cstate="print">
+                      <a:extLst>
+                        <a:ext uri="{28A0092B-C50C-407E-A947-70E740481C1C}">
+                          <a14:useLocalDpi xmlns:a14="http://schemas.microsoft.com/office/drawing/2010/main" val="0"/>
+                        </a:ext>
+                      </a:extLst>
+                    </a:blip>
+                    <a:srcRect/>
+                    <a:stretch>
+                      <a:fillRect/>
+                    </a:stretch>
+                  </pic:blipFill>
+                  <pic:spPr bwMode="auto">
+                    <a:xfrm>
+                      <a:off x="0" y="0"/>
+                      <a:ext cx="5230495" cy="4147820"/>
+                    </a:xfrm>
+                    <a:prstGeom prst="rect">
+                      <a:avLst/>
+                    </a:prstGeom>
+                    <a:noFill/>
+                    <a:ln>
+                      <a:noFill/>
+                    </a:ln>
+                  </pic:spPr>
+                </pic:pic>
+              </a:graphicData>
+            </a:graphic>
+          </wp:inline>
+        </w:drawing>
+      </w:r>
+    </w:p>
+    <w:p>
+      <w:pPr>
+        <w:ind w:firstLine="709"/>
+        <w:jc w:val="both"/>
+        <w:rPr>
+          <w:rFonts w:ascii="Times New Roman" w:hAnsi="Times New Roman" w:cs="Times New Roman"/>
+          <w:sz w:val="28"/>
+          <w:szCs w:val="28"/>
+          <w:lang w:val="en-US"/>
+        </w:rPr>
+      </w:pPr>
+      <w:r>
+        <w:rPr>
+          <w:rFonts w:ascii="Times New Roman" w:hAnsi="Times New Roman" w:cs="Times New Roman"/>
+          <w:sz w:val="28"/>
+          <w:szCs w:val="28"/>
+        </w:rPr>
+        <w:t>Рисунок 1.3 — Сравнение типичных зависимостей снижения ёмкости аккумуляторов различных химических систем (NMC, LFP и Na-ion) от числа циклов заряд-разряд.</w:t>
+      </w:r>
+    </w:p>
+    <w:p>
+      <w:pPr>
+        <w:ind w:firstLine="709"/>
+        <w:jc w:val="both"/>
+        <w:rPr>
+          <w:rFonts w:ascii="Times New Roman" w:hAnsi="Times New Roman" w:cs="Times New Roman"/>
+          <w:sz w:val="28"/>
+          <w:szCs w:val="28"/>
+          <w:lang w:val="en-US"/>
+        </w:rPr>
+      </w:pPr>
+    </w:p>
+    <w:p>
+      <w:pPr>
+        <w:ind w:firstLine="709"/>
+        <w:jc w:val="both"/>
+        <w:rPr>
+          <w:rFonts w:ascii="Times New Roman" w:hAnsi="Times New Roman" w:cs="Times New Roman"/>
+          <w:sz w:val="28"/>
+          <w:szCs w:val="28"/>
+        </w:rPr>
+      </w:pPr>
+      <w:r>
+        <w:rPr>
+          <w:rFonts w:ascii="Times New Roman" w:hAnsi="Times New Roman" w:cs="Times New Roman"/>
+          <w:sz w:val="28"/>
+          <w:szCs w:val="28"/>
+        </w:rPr>
+        <w:t>Как видно из рисунка, различные химические системы характеризуются различной устойчивостью к деградации. Литий-железо-фосфатные аккумуляторы (LFP) обладают более высокой циклической стабильностью по сравнению с системами на основе никель-марганец кобальтовых катодов (NMC). Натрий-ионные аккумуляторы, находящиеся на стадии активного развития, демонстрируют более быстрые темпы деградации.</w:t>
+      </w:r>
+    </w:p>
+    <w:p>
+      <w:pPr>
+        <w:ind w:firstLine="709"/>
+        <w:jc w:val="both"/>
+        <w:rPr>
+          <w:rFonts w:ascii="Times New Roman" w:hAnsi="Times New Roman" w:cs="Times New Roman"/>
+          <w:sz w:val="28"/>
+          <w:szCs w:val="28"/>
+        </w:rPr>
+      </w:pPr>
+    </w:p>
+    <w:p>
+      <w:pPr>
+        <w:ind w:firstLine="709"/>
+        <w:jc w:val="both"/>
+        <w:rPr>
+          <w:rFonts w:ascii="Times New Roman" w:hAnsi="Times New Roman" w:cs="Times New Roman"/>
+          <w:b/>
+          <w:bCs/>
+          <w:sz w:val="28"/>
+          <w:szCs w:val="28"/>
+          <w:lang w:val="en-US"/>
+        </w:rPr>
+      </w:pPr>
+      <w:r>
+        <w:rPr>
+          <w:rFonts w:ascii="Times New Roman" w:hAnsi="Times New Roman" w:cs="Times New Roman"/>
+          <w:b/>
+          <w:bCs/>
+          <w:sz w:val="28"/>
+          <w:szCs w:val="28"/>
+        </w:rPr>
+        <w:t xml:space="preserve">1.2.3 Формирование пассивирующего слоя </w:t>
+      </w:r>
+      <w:r>
+        <w:rPr>
+          <w:rFonts w:ascii="Times New Roman" w:hAnsi="Times New Roman" w:cs="Times New Roman"/>
+          <w:b/>
+          <w:bCs/>
+          <w:sz w:val="28"/>
+          <w:szCs w:val="28"/>
+          <w:lang w:val="en-US"/>
+        </w:rPr>
+        <w:t>SEI</w:t>
+      </w:r>
+    </w:p>
+    <w:p>
+      <w:pPr>
+        <w:ind w:firstLine="709"/>
+        <w:jc w:val="both"/>
+        <w:rPr>
+          <w:rFonts w:ascii="Times New Roman" w:hAnsi="Times New Roman" w:cs="Times New Roman"/>
+          <w:sz w:val="28"/>
+          <w:szCs w:val="28"/>
+          <w:lang w:val="en-US"/>
+        </w:rPr>
+      </w:pPr>
+    </w:p>
+    <w:p>
+      <w:pPr>
+        <w:ind w:firstLine="709"/>
+        <w:jc w:val="both"/>
+        <w:rPr>
+          <w:rFonts w:ascii="Times New Roman" w:hAnsi="Times New Roman" w:cs="Times New Roman"/>
+          <w:sz w:val="28"/>
+          <w:szCs w:val="28"/>
+          <w:lang w:val="en-US"/>
+        </w:rPr>
+      </w:pPr>
+      <w:r>
+        <w:rPr>
+          <w:rFonts w:ascii="Times New Roman" w:hAnsi="Times New Roman" w:cs="Times New Roman"/>
+          <w:sz w:val="28"/>
+          <w:szCs w:val="28"/>
+        </w:rPr>
+        <w:t>Одним из ключевых механизмов деградации литий-ионных аккумуляторов является образование пассивирующего слоя SEI (Solid Electrolyte Interphase) на поверхности анода.</w:t>
+      </w:r>
+    </w:p>
+    <w:p>
+      <w:pPr>
+        <w:ind w:firstLine="709"/>
+        <w:jc w:val="both"/>
+        <w:rPr>
+          <w:rFonts w:ascii="Times New Roman" w:hAnsi="Times New Roman" w:cs="Times New Roman"/>
+          <w:sz w:val="28"/>
+          <w:szCs w:val="28"/>
+          <w:lang w:val="en-US"/>
+        </w:rPr>
+      </w:pPr>
+      <w:r>
+        <w:rPr>
+          <w:rFonts w:ascii="Times New Roman" w:hAnsi="Times New Roman" w:cs="Times New Roman"/>
+          <w:sz w:val="28"/>
+          <w:szCs w:val="28"/>
+        </w:rPr>
+        <w:lastRenderedPageBreak/>
+        <w:t>SEI-слой формируется в результате восстановления компонентов электролита при потенциалах ниже стабильности электролита. Этот процесс приводит к образованию тонкой пассивирующей плёнки, которая пропускает ионы лития, но препятствует дальнейшему разложению электролита.</w:t>
+      </w:r>
+    </w:p>
+    <w:p>
+      <w:pPr>
+        <w:ind w:firstLine="709"/>
+        <w:jc w:val="both"/>
+        <w:rPr>
+          <w:rFonts w:ascii="Times New Roman" w:hAnsi="Times New Roman" w:cs="Times New Roman"/>
+          <w:sz w:val="28"/>
+          <w:szCs w:val="28"/>
+          <w:lang w:val="en-US"/>
+        </w:rPr>
+      </w:pPr>
+      <w:r>
+        <w:rPr>
+          <w:rFonts w:ascii="Times New Roman" w:hAnsi="Times New Roman" w:cs="Times New Roman"/>
+          <w:sz w:val="28"/>
+          <w:szCs w:val="28"/>
+        </w:rPr>
+        <w:t>Рост SEI-слоя можно описать диффузионной моделью. Согласно второму закону Фика:</w:t>
+      </w:r>
+    </w:p>
+    <w:p>
+      <w:pPr>
+        <w:ind w:firstLine="709"/>
+        <w:jc w:val="both"/>
+        <w:rPr>
+          <w:rFonts w:ascii="Times New Roman" w:hAnsi="Times New Roman" w:cs="Times New Roman"/>
+          <w:sz w:val="28"/>
+          <w:szCs w:val="28"/>
+          <w:lang w:val="en-US"/>
+        </w:rPr>
+      </w:pPr>
+      <w:r>
+        <w:rPr>
+          <w:rFonts w:ascii="Times New Roman" w:hAnsi="Times New Roman" w:cs="Times New Roman"/>
+          <w:position w:val="-24"/>
+          <w:sz w:val="28"/>
+          <w:szCs w:val="28"/>
+          <w:lang w:val="en-US"/>
+        </w:rPr>
+        <w:object w:dxaOrig="1280" w:dyaOrig="660" w14:anchorId="494929C6">
+          <v:shape id="_x0000_i1049" type="#_x0000_t75" style="width:63.95pt;height:32.85pt" o:ole="">
+            <v:imagedata r:id="rId37" o:title=""/>
+          </v:shape>
+          <o:OLEObject Type="Embed" ProgID="Equation.DSMT4" ShapeID="_x0000_i1049" DrawAspect="Content" ObjectID="_1834585502" r:id="rId38"/>
+        </w:object>
+      </w:r>
+    </w:p>
+    <w:p>
+      <w:pPr>
+        <w:ind w:firstLine="709"/>
+        <w:jc w:val="both"/>
+        <w:rPr>
+          <w:rFonts w:ascii="Times New Roman" w:hAnsi="Times New Roman" w:cs="Times New Roman"/>
+          <w:sz w:val="28"/>
+          <w:szCs w:val="28"/>
+        </w:rPr>
+      </w:pPr>
+      <w:r>
+        <w:rPr>
+          <w:rFonts w:ascii="Times New Roman" w:hAnsi="Times New Roman" w:cs="Times New Roman"/>
+          <w:sz w:val="28"/>
+          <w:szCs w:val="28"/>
+        </w:rPr>
+        <w:t>Решение данного уравнения для диффузионно-ограниченного процесса приводит к зависимости толщины слоя от времени</w:t>
+      </w:r>
+      <w:r>
+        <w:rPr>
+          <w:rFonts w:ascii="Times New Roman" w:hAnsi="Times New Roman" w:cs="Times New Roman"/>
+          <w:sz w:val="28"/>
+          <w:szCs w:val="28"/>
+        </w:rPr>
+        <w:t>:</w:t>
+      </w:r>
+    </w:p>
+    <w:p>
+      <w:pPr>
+        <w:ind w:firstLine="709"/>
+        <w:jc w:val="both"/>
+        <w:rPr>
+          <w:rFonts w:ascii="Times New Roman" w:hAnsi="Times New Roman" w:cs="Times New Roman"/>
+          <w:sz w:val="28"/>
+          <w:szCs w:val="28"/>
+          <w:lang w:val="en-US"/>
+        </w:rPr>
+      </w:pPr>
+      <w:r>
+        <w:rPr>
+          <w:rFonts w:ascii="Times New Roman" w:hAnsi="Times New Roman" w:cs="Times New Roman"/>
+          <w:position w:val="-12"/>
+          <w:sz w:val="28"/>
+          <w:szCs w:val="28"/>
+        </w:rPr>
+        <w:object w:dxaOrig="960" w:dyaOrig="400" w14:anchorId="6DC388F9">
+          <v:shape id="_x0000_i1052" type="#_x0000_t75" style="width:47.8pt;height:20.15pt" o:ole="">
+            <v:imagedata r:id="rId39" o:title=""/>
+          </v:shape>
+          <o:OLEObject Type="Embed" ProgID="Equation.DSMT4" ShapeID="_x0000_i1052" DrawAspect="Content" ObjectID="_1834585503" r:id="rId40"/>
+        </w:object>
+      </w:r>
+    </w:p>
+    <w:p>
+      <w:pPr>
+        <w:ind w:firstLine="709"/>
+        <w:jc w:val="both"/>
+        <w:rPr>
+          <w:rFonts w:ascii="Times New Roman" w:hAnsi="Times New Roman" w:cs="Times New Roman"/>
+          <w:sz w:val="28"/>
+          <w:szCs w:val="28"/>
+        </w:rPr>
+      </w:pPr>
+      <w:r>
+        <w:rPr>
+          <w:rFonts w:ascii="Times New Roman" w:hAnsi="Times New Roman" w:cs="Times New Roman"/>
+          <w:sz w:val="28"/>
+          <w:szCs w:val="28"/>
+        </w:rPr>
+        <w:t>, где</w:t>
+      </w:r>
+    </w:p>
+    <w:p>
+      <w:pPr>
+        <w:ind w:firstLine="709"/>
+        <w:jc w:val="both"/>
+        <w:rPr>
+          <w:rFonts w:ascii="Times New Roman" w:hAnsi="Times New Roman" w:cs="Times New Roman"/>
+          <w:sz w:val="28"/>
+          <w:szCs w:val="28"/>
+        </w:rPr>
+      </w:pPr>
+      <w:r>
+        <w:rPr>
+          <w:rFonts w:ascii="Times New Roman" w:hAnsi="Times New Roman" w:cs="Times New Roman"/>
+          <w:sz w:val="28"/>
+          <w:szCs w:val="28"/>
+          <w:lang w:val="en-US"/>
+        </w:rPr>
+        <w:t>δ</w:t>
+      </w:r>
+      <w:r>
+        <w:rPr>
+          <w:rFonts w:ascii="Times New Roman" w:hAnsi="Times New Roman" w:cs="Times New Roman"/>
+          <w:sz w:val="28"/>
+          <w:szCs w:val="28"/>
+          <w:vertAlign w:val="subscript"/>
+          <w:lang w:val="en-US"/>
+        </w:rPr>
+        <w:t>SEI</w:t>
+      </w:r>
+      <w:r>
+        <w:rPr>
+          <w:rFonts w:ascii="Times New Roman" w:hAnsi="Times New Roman" w:cs="Times New Roman"/>
+          <w:sz w:val="28"/>
+          <w:szCs w:val="28"/>
+        </w:rPr>
+        <w:t xml:space="preserve"> – толщина пассивирующего слоя.</w:t>
+      </w:r>
+    </w:p>
+    <w:p>
+      <w:pPr>
+        <w:ind w:firstLine="709"/>
+        <w:jc w:val="both"/>
+        <w:rPr>
+          <w:rFonts w:ascii="Times New Roman" w:hAnsi="Times New Roman" w:cs="Times New Roman"/>
+          <w:sz w:val="28"/>
+          <w:szCs w:val="28"/>
+        </w:rPr>
+      </w:pPr>
+      <w:r>
+        <w:rPr>
+          <w:rFonts w:ascii="Times New Roman" w:hAnsi="Times New Roman" w:cs="Times New Roman"/>
+          <w:sz w:val="28"/>
+          <w:szCs w:val="28"/>
+        </w:rPr>
+        <w:t>Экспериментально наблюдаемая зависимость роста SEI-слоя представлена на рисунке ниже.</w:t>
+      </w:r>
+    </w:p>
+    <w:p>
+      <w:pPr>
+        <w:ind w:firstLine="709"/>
+        <w:jc w:val="both"/>
+        <w:rPr>
+          <w:rFonts w:ascii="Times New Roman" w:hAnsi="Times New Roman" w:cs="Times New Roman"/>
+          <w:sz w:val="28"/>
+          <w:szCs w:val="28"/>
+        </w:rPr>
+      </w:pPr>
+      <w:r>
+        <w:rPr>
+          <w:noProof/>
+        </w:rPr>
+        <w:drawing>
+          <wp:inline distT="0" distB="0" distL="0" distR="0" wp14:anchorId="68D75130" wp14:editId="20737373">
+            <wp:extent cx="5186680" cy="4147820"/>
+            <wp:effectExtent l="0" t="0" r="0" b="5080"/>
+            <wp:docPr id="115315811" name="Рисунок 2"/>
+            <wp:cNvGraphicFramePr>
+              <a:graphicFrameLocks xmlns:a="http://schemas.openxmlformats.org/drawingml/2006/main" noChangeAspect="1"/>
+            </wp:cNvGraphicFramePr>
+            <a:graphic xmlns:a="http://schemas.openxmlformats.org/drawingml/2006/main">
+              <a:graphicData uri="http://schemas.openxmlformats.org/drawingml/2006/picture">
+                <pic:pic xmlns:pic="http://schemas.openxmlformats.org/drawingml/2006/picture">
+                  <pic:nvPicPr>
+                    <pic:cNvPr id="0" name="Picture 29"/>
+                    <pic:cNvPicPr>
+                      <a:picLocks noChangeAspect="1" noChangeArrowheads="1"/>
+                    </pic:cNvPicPr>
+                  </pic:nvPicPr>
+                  <pic:blipFill>
+                    <a:blip r:embed="rId41" cstate="print">
+                      <a:extLst>
+                        <a:ext uri="{28A0092B-C50C-407E-A947-70E740481C1C}">
+                          <a14:useLocalDpi xmlns:a14="http://schemas.microsoft.com/office/drawing/2010/main" val="0"/>
+                        </a:ext>
+                      </a:extLst>
+                    </a:blip>
+                    <a:srcRect/>
+                    <a:stretch>
+                      <a:fillRect/>
+                    </a:stretch>
+                  </pic:blipFill>
+                  <pic:spPr bwMode="auto">
+                    <a:xfrm>
+                      <a:off x="0" y="0"/>
+                      <a:ext cx="5186680" cy="4147820"/>
+                    </a:xfrm>
+                    <a:prstGeom prst="rect">
+                      <a:avLst/>
+                    </a:prstGeom>
+                    <a:noFill/>
+                    <a:ln>
+                      <a:noFill/>
+                    </a:ln>
+                  </pic:spPr>
+                </pic:pic>
+              </a:graphicData>
+            </a:graphic>
+          </wp:inline>
+        </w:drawing>
+      </w:r>
+    </w:p>
+    <w:p>
+      <w:pPr>
+        <w:ind w:firstLine="709"/>
+        <w:jc w:val="both"/>
+        <w:rPr>
+          <w:rFonts w:ascii="Times New Roman" w:hAnsi="Times New Roman" w:cs="Times New Roman"/>
+          <w:sz w:val="28"/>
+          <w:szCs w:val="28"/>
+        </w:rPr>
+      </w:pPr>
+      <w:r>
+        <w:rPr>
+          <w:rFonts w:ascii="Times New Roman" w:hAnsi="Times New Roman" w:cs="Times New Roman"/>
+          <w:sz w:val="28"/>
+          <w:szCs w:val="28"/>
+        </w:rPr>
+        <w:t>Рисунок 1.4 — Диффузионно-контролируемый рост пассивирующего слоя SEI на поверхности анода</w:t>
+      </w:r>
+    </w:p>
+    <w:p>
+      <w:pPr>
+        <w:ind w:firstLine="709"/>
+        <w:jc w:val="both"/>
+        <w:rPr>
+          <w:rFonts w:ascii="Times New Roman" w:hAnsi="Times New Roman" w:cs="Times New Roman"/>
+          <w:sz w:val="28"/>
+          <w:szCs w:val="28"/>
+        </w:rPr>
+      </w:pPr>
+    </w:p>
+    <w:p>
+      <w:pPr>
+        <w:ind w:firstLine="709"/>
+        <w:jc w:val="both"/>
+        <w:rPr>
+          <w:rFonts w:ascii="Times New Roman" w:hAnsi="Times New Roman" w:cs="Times New Roman"/>
+          <w:sz w:val="28"/>
+          <w:szCs w:val="28"/>
+        </w:rPr>
+      </w:pPr>
+      <w:r>
+        <w:rPr>
+          <w:rFonts w:ascii="Times New Roman" w:hAnsi="Times New Roman" w:cs="Times New Roman"/>
+          <w:sz w:val="28"/>
+          <w:szCs w:val="28"/>
+        </w:rPr>
+        <w:lastRenderedPageBreak/>
+        <w:t>Рост SEI-слоя приводит к потреблению активного лития и снижению ёмкости аккумулятора.</w:t>
+      </w:r>
+    </w:p>
+    <w:p>
+      <w:pPr>
+        <w:ind w:firstLine="709"/>
+        <w:jc w:val="both"/>
+        <w:rPr>
+          <w:rFonts w:ascii="Times New Roman" w:hAnsi="Times New Roman" w:cs="Times New Roman"/>
+          <w:sz w:val="28"/>
+          <w:szCs w:val="28"/>
+        </w:rPr>
+      </w:pPr>
+    </w:p>
+    <w:p>
+      <w:pPr>
+        <w:ind w:firstLine="709"/>
+        <w:jc w:val="both"/>
+        <w:rPr>
+          <w:rFonts w:ascii="Times New Roman" w:hAnsi="Times New Roman" w:cs="Times New Roman"/>
+          <w:b/>
+          <w:bCs/>
+          <w:sz w:val="28"/>
+          <w:szCs w:val="28"/>
+        </w:rPr>
+      </w:pPr>
+      <w:r>
+        <w:rPr>
+          <w:rFonts w:ascii="Times New Roman" w:hAnsi="Times New Roman" w:cs="Times New Roman"/>
+          <w:b/>
+          <w:bCs/>
+          <w:sz w:val="28"/>
+          <w:szCs w:val="28"/>
+        </w:rPr>
+        <w:t>1.2.4 Рост внутреннего сопротивления аккумулятора</w:t>
+      </w:r>
+    </w:p>
+    <w:p>
+      <w:pPr>
+        <w:ind w:firstLine="709"/>
+        <w:jc w:val="both"/>
+        <w:rPr>
+          <w:rFonts w:ascii="Times New Roman" w:hAnsi="Times New Roman" w:cs="Times New Roman"/>
+          <w:sz w:val="28"/>
+          <w:szCs w:val="28"/>
+        </w:rPr>
+      </w:pPr>
+    </w:p>
+    <w:p>
+      <w:pPr>
+        <w:ind w:firstLine="709"/>
+        <w:jc w:val="both"/>
+        <w:rPr>
+          <w:rFonts w:ascii="Times New Roman" w:hAnsi="Times New Roman" w:cs="Times New Roman"/>
+          <w:sz w:val="28"/>
+          <w:szCs w:val="28"/>
+        </w:rPr>
+      </w:pPr>
+      <w:r>
+        <w:rPr>
+          <w:rFonts w:ascii="Times New Roman" w:hAnsi="Times New Roman" w:cs="Times New Roman"/>
+          <w:sz w:val="28"/>
+          <w:szCs w:val="28"/>
+        </w:rPr>
+        <w:t>В процессе деградации аккумуляторных систем наблюдается увеличение внутреннего сопротивления. Этот процесс обусловлен несколькими факторами:</w:t>
+      </w:r>
+    </w:p>
+    <w:p>
+      <w:pPr>
+        <w:pStyle w:val="a7"/>
+        <w:numPr>
+          <w:ilvl w:val="0"/>
+          <w:numId w:val="10"/>
+        </w:numPr>
+        <w:ind w:left="0" w:firstLine="709"/>
+        <w:jc w:val="both"/>
+        <w:rPr>
+          <w:rFonts w:ascii="Times New Roman" w:hAnsi="Times New Roman" w:cs="Times New Roman"/>
+          <w:sz w:val="28"/>
+          <w:szCs w:val="28"/>
+        </w:rPr>
+      </w:pPr>
+      <w:r>
+        <w:rPr>
+          <w:rFonts w:ascii="Times New Roman" w:hAnsi="Times New Roman" w:cs="Times New Roman"/>
+          <w:sz w:val="28"/>
+          <w:szCs w:val="28"/>
+        </w:rPr>
+        <w:t>увеличением толщины SEI-слоя;</w:t>
+      </w:r>
+    </w:p>
+    <w:p>
+      <w:pPr>
+        <w:pStyle w:val="a7"/>
+        <w:numPr>
+          <w:ilvl w:val="0"/>
+          <w:numId w:val="10"/>
+        </w:numPr>
+        <w:ind w:left="0" w:firstLine="709"/>
+        <w:jc w:val="both"/>
+        <w:rPr>
+          <w:rFonts w:ascii="Times New Roman" w:hAnsi="Times New Roman" w:cs="Times New Roman"/>
+          <w:sz w:val="28"/>
+          <w:szCs w:val="28"/>
+        </w:rPr>
+      </w:pPr>
+      <w:r>
+        <w:rPr>
+          <w:rFonts w:ascii="Times New Roman" w:hAnsi="Times New Roman" w:cs="Times New Roman"/>
+          <w:sz w:val="28"/>
+          <w:szCs w:val="28"/>
+        </w:rPr>
+        <w:t>деградацией электродных материалов;</w:t>
+      </w:r>
+    </w:p>
+    <w:p>
+      <w:pPr>
+        <w:pStyle w:val="a7"/>
+        <w:numPr>
+          <w:ilvl w:val="0"/>
+          <w:numId w:val="10"/>
+        </w:numPr>
+        <w:ind w:left="0" w:firstLine="709"/>
+        <w:jc w:val="both"/>
+        <w:rPr>
+          <w:rFonts w:ascii="Times New Roman" w:hAnsi="Times New Roman" w:cs="Times New Roman"/>
+          <w:sz w:val="28"/>
+          <w:szCs w:val="28"/>
+        </w:rPr>
+      </w:pPr>
+      <w:r>
+        <w:rPr>
+          <w:rFonts w:ascii="Times New Roman" w:hAnsi="Times New Roman" w:cs="Times New Roman"/>
+          <w:sz w:val="28"/>
+          <w:szCs w:val="28"/>
+        </w:rPr>
+        <w:t>снижением проводимости электролита;</w:t>
+      </w:r>
+    </w:p>
+    <w:p>
+      <w:pPr>
+        <w:pStyle w:val="a7"/>
+        <w:numPr>
+          <w:ilvl w:val="0"/>
+          <w:numId w:val="10"/>
+        </w:numPr>
+        <w:ind w:left="0" w:firstLine="709"/>
+        <w:jc w:val="both"/>
+        <w:rPr>
+          <w:rFonts w:ascii="Times New Roman" w:hAnsi="Times New Roman" w:cs="Times New Roman"/>
+          <w:sz w:val="28"/>
+          <w:szCs w:val="28"/>
+        </w:rPr>
+      </w:pPr>
+      <w:r>
+        <w:rPr>
+          <w:rFonts w:ascii="Times New Roman" w:hAnsi="Times New Roman" w:cs="Times New Roman"/>
+          <w:sz w:val="28"/>
+          <w:szCs w:val="28"/>
+        </w:rPr>
+        <w:t>ухудшением контактов между частицами активного материала.</w:t>
+      </w:r>
+    </w:p>
+    <w:p>
+      <w:pPr>
+        <w:ind w:firstLine="709"/>
+        <w:jc w:val="both"/>
+        <w:rPr>
+          <w:rFonts w:ascii="Times New Roman" w:hAnsi="Times New Roman" w:cs="Times New Roman"/>
+          <w:sz w:val="28"/>
+          <w:szCs w:val="28"/>
+        </w:rPr>
+      </w:pPr>
+      <w:r>
+        <w:rPr>
+          <w:rFonts w:ascii="Times New Roman" w:hAnsi="Times New Roman" w:cs="Times New Roman"/>
+          <w:sz w:val="28"/>
+          <w:szCs w:val="28"/>
+        </w:rPr>
+        <w:t>Рост внутреннего сопротивления можно описать эмпирической зависимостью</w:t>
+      </w:r>
+      <w:r>
+        <w:rPr>
+          <w:rFonts w:ascii="Times New Roman" w:hAnsi="Times New Roman" w:cs="Times New Roman"/>
+          <w:sz w:val="28"/>
+          <w:szCs w:val="28"/>
+        </w:rPr>
+        <w:t>:</w:t>
+      </w:r>
+    </w:p>
+    <w:p>
+      <w:pPr>
+        <w:ind w:firstLine="709"/>
+        <w:jc w:val="both"/>
+        <w:rPr>
+          <w:rFonts w:ascii="Times New Roman" w:hAnsi="Times New Roman" w:cs="Times New Roman"/>
+          <w:sz w:val="28"/>
+          <w:szCs w:val="28"/>
+          <w:lang w:val="en-US"/>
+        </w:rPr>
+      </w:pPr>
+      <w:r>
+        <w:rPr>
+          <w:rFonts w:ascii="Times New Roman" w:hAnsi="Times New Roman" w:cs="Times New Roman"/>
+          <w:position w:val="-12"/>
+          <w:sz w:val="28"/>
+          <w:szCs w:val="28"/>
+        </w:rPr>
+        <w:object w:dxaOrig="2620" w:dyaOrig="380" w14:anchorId="3C47ABD6">
+          <v:shape id="_x0000_i1059" type="#_x0000_t75" style="width:130.75pt;height:19pt" o:ole="">
+            <v:imagedata r:id="rId42" o:title=""/>
+          </v:shape>
+          <o:OLEObject Type="Embed" ProgID="Equation.DSMT4" ShapeID="_x0000_i1059" DrawAspect="Content" ObjectID="_1834585504" r:id="rId43"/>
+        </w:object>
+      </w:r>
+    </w:p>
+    <w:p>
+      <w:pPr>
+        <w:ind w:firstLine="709"/>
+        <w:jc w:val="both"/>
+        <w:rPr>
+          <w:rFonts w:ascii="Times New Roman" w:hAnsi="Times New Roman" w:cs="Times New Roman"/>
+          <w:sz w:val="28"/>
+          <w:szCs w:val="28"/>
+        </w:rPr>
+      </w:pPr>
+      <w:r>
+        <w:rPr>
+          <w:rFonts w:ascii="Times New Roman" w:hAnsi="Times New Roman" w:cs="Times New Roman"/>
+          <w:sz w:val="28"/>
+          <w:szCs w:val="28"/>
+        </w:rPr>
+        <w:t>, где</w:t>
+      </w:r>
+    </w:p>
+    <w:p>
+      <w:pPr>
+        <w:ind w:firstLine="709"/>
+        <w:jc w:val="both"/>
+        <w:rPr>
+          <w:rFonts w:ascii="Times New Roman" w:hAnsi="Times New Roman" w:cs="Times New Roman"/>
+          <w:sz w:val="28"/>
+          <w:szCs w:val="28"/>
+        </w:rPr>
+      </w:pPr>
+      <w:r>
+        <w:rPr>
+          <w:rFonts w:ascii="Times New Roman" w:hAnsi="Times New Roman" w:cs="Times New Roman"/>
+          <w:sz w:val="28"/>
+          <w:szCs w:val="28"/>
+          <w:lang w:val="en-US"/>
+        </w:rPr>
+        <w:t xml:space="preserve">N – </w:t>
+      </w:r>
+      <w:r>
+        <w:rPr>
+          <w:rFonts w:ascii="Times New Roman" w:hAnsi="Times New Roman" w:cs="Times New Roman"/>
+          <w:sz w:val="28"/>
+          <w:szCs w:val="28"/>
+        </w:rPr>
+        <w:t>число циклов эксплуатации.</w:t>
+      </w:r>
+    </w:p>
+    <w:p>
+      <w:pPr>
+        <w:ind w:firstLine="709"/>
+        <w:jc w:val="both"/>
+        <w:rPr>
+          <w:rFonts w:ascii="Times New Roman" w:hAnsi="Times New Roman" w:cs="Times New Roman"/>
+          <w:sz w:val="28"/>
+          <w:szCs w:val="28"/>
+        </w:rPr>
+      </w:pPr>
+      <w:r>
+        <w:rPr>
+          <w:rFonts w:ascii="Times New Roman" w:hAnsi="Times New Roman" w:cs="Times New Roman"/>
+          <w:sz w:val="28"/>
+          <w:szCs w:val="28"/>
+        </w:rPr>
+        <w:t>Экспериментальная зависимость роста сопротивления представлена на рисунке ниже.</w:t>
+      </w:r>
+    </w:p>
+    <w:p>
+      <w:pPr>
+        <w:ind w:firstLine="709"/>
+        <w:jc w:val="both"/>
+        <w:rPr>
+          <w:rFonts w:ascii="Times New Roman" w:hAnsi="Times New Roman" w:cs="Times New Roman"/>
+          <w:sz w:val="28"/>
+          <w:szCs w:val="28"/>
+          <w:lang w:val="en-US"/>
+        </w:rPr>
+      </w:pPr>
+      <w:r>
+        <w:rPr>
+          <w:noProof/>
+        </w:rPr>
+        <w:lastRenderedPageBreak/>
+        <w:drawing>
+          <wp:inline distT="0" distB="0" distL="0" distR="0" wp14:anchorId="27CB9A30" wp14:editId="47955F8D">
+            <wp:extent cx="5266690" cy="4147820"/>
+            <wp:effectExtent l="0" t="0" r="0" b="5080"/>
+            <wp:docPr id="278829152" name="Рисунок 3"/>
+            <wp:cNvGraphicFramePr>
+              <a:graphicFrameLocks xmlns:a="http://schemas.openxmlformats.org/drawingml/2006/main" noChangeAspect="1"/>
+            </wp:cNvGraphicFramePr>
+            <a:graphic xmlns:a="http://schemas.openxmlformats.org/drawingml/2006/main">
+              <a:graphicData uri="http://schemas.openxmlformats.org/drawingml/2006/picture">
+                <pic:pic xmlns:pic="http://schemas.openxmlformats.org/drawingml/2006/picture">
+                  <pic:nvPicPr>
+                    <pic:cNvPr id="0" name="Picture 36"/>
+                    <pic:cNvPicPr>
+                      <a:picLocks noChangeAspect="1" noChangeArrowheads="1"/>
+                    </pic:cNvPicPr>
+                  </pic:nvPicPr>
+                  <pic:blipFill>
+                    <a:blip r:embed="rId44" cstate="print">
+                      <a:extLst>
+                        <a:ext uri="{28A0092B-C50C-407E-A947-70E740481C1C}">
+                          <a14:useLocalDpi xmlns:a14="http://schemas.microsoft.com/office/drawing/2010/main" val="0"/>
+                        </a:ext>
+                      </a:extLst>
+                    </a:blip>
+                    <a:srcRect/>
+                    <a:stretch>
+                      <a:fillRect/>
+                    </a:stretch>
+                  </pic:blipFill>
+                  <pic:spPr bwMode="auto">
+                    <a:xfrm>
+                      <a:off x="0" y="0"/>
+                      <a:ext cx="5266690" cy="4147820"/>
+                    </a:xfrm>
+                    <a:prstGeom prst="rect">
+                      <a:avLst/>
+                    </a:prstGeom>
+                    <a:noFill/>
+                    <a:ln>
+                      <a:noFill/>
+                    </a:ln>
+                  </pic:spPr>
+                </pic:pic>
+              </a:graphicData>
+            </a:graphic>
+          </wp:inline>
+        </w:drawing>
+      </w:r>
+    </w:p>
+    <w:p>
+      <w:pPr>
+        <w:ind w:firstLine="709"/>
+        <w:jc w:val="both"/>
+        <w:rPr>
+          <w:rFonts w:ascii="Times New Roman" w:hAnsi="Times New Roman" w:cs="Times New Roman"/>
+          <w:sz w:val="28"/>
+          <w:szCs w:val="28"/>
+          <w:lang w:val="en-US"/>
+        </w:rPr>
+      </w:pPr>
+      <w:r>
+        <w:rPr>
+          <w:rFonts w:ascii="Times New Roman" w:hAnsi="Times New Roman" w:cs="Times New Roman"/>
+          <w:sz w:val="28"/>
+          <w:szCs w:val="28"/>
+        </w:rPr>
+        <w:t>Рисунок 1.5 — Типичная зависимость внутреннего сопротивления аккумуляторной батареи</w:t>
+      </w:r>
+      <w:r>
+        <w:rPr>
+          <w:rFonts w:ascii="Times New Roman" w:hAnsi="Times New Roman" w:cs="Times New Roman"/>
+          <w:sz w:val="28"/>
+          <w:szCs w:val="28"/>
+        </w:rPr>
+        <w:t xml:space="preserve"> </w:t>
+      </w:r>
+      <w:r>
+        <w:rPr>
+          <w:rFonts w:ascii="Times New Roman" w:hAnsi="Times New Roman" w:cs="Times New Roman"/>
+          <w:sz w:val="28"/>
+          <w:szCs w:val="28"/>
+        </w:rPr>
+        <w:t>от числа циклов эксплуатации</w:t>
+      </w:r>
+    </w:p>
+    <w:p>
+      <w:pPr>
+        <w:ind w:firstLine="709"/>
+        <w:jc w:val="both"/>
+        <w:rPr>
+          <w:rFonts w:ascii="Times New Roman" w:hAnsi="Times New Roman" w:cs="Times New Roman"/>
+          <w:sz w:val="28"/>
+          <w:szCs w:val="28"/>
+          <w:lang w:val="en-US"/>
+        </w:rPr>
+      </w:pPr>
+    </w:p>
+    <w:p>
+      <w:pPr>
+        <w:ind w:firstLine="709"/>
+        <w:jc w:val="both"/>
+        <w:rPr>
+          <w:rFonts w:ascii="Times New Roman" w:hAnsi="Times New Roman" w:cs="Times New Roman"/>
+          <w:sz w:val="28"/>
+          <w:szCs w:val="28"/>
+          <w:lang w:val="en-US"/>
+        </w:rPr>
+      </w:pPr>
+      <w:r>
+        <w:rPr>
+          <w:rFonts w:ascii="Times New Roman" w:hAnsi="Times New Roman" w:cs="Times New Roman"/>
+          <w:sz w:val="28"/>
+          <w:szCs w:val="28"/>
+        </w:rPr>
+        <w:t>Рост сопротивления приводит к увеличению тепловыделения:</w:t>
+      </w:r>
+    </w:p>
+    <w:p>
+      <w:pPr>
+        <w:ind w:firstLine="709"/>
+        <w:jc w:val="both"/>
+        <w:rPr>
+          <w:rFonts w:ascii="Times New Roman" w:hAnsi="Times New Roman" w:cs="Times New Roman"/>
+          <w:sz w:val="28"/>
+          <w:szCs w:val="28"/>
+          <w:lang w:val="en-US"/>
+        </w:rPr>
+      </w:pPr>
+      <w:r>
+        <w:rPr>
+          <w:rFonts w:ascii="Times New Roman" w:hAnsi="Times New Roman" w:cs="Times New Roman"/>
+          <w:position w:val="-12"/>
+          <w:sz w:val="28"/>
+          <w:szCs w:val="28"/>
+          <w:lang w:val="en-US"/>
+        </w:rPr>
+        <w:object w:dxaOrig="980" w:dyaOrig="380" w14:anchorId="4EA70160">
+          <v:shape id="_x0000_i1064" type="#_x0000_t75" style="width:48.95pt;height:19pt" o:ole="">
+            <v:imagedata r:id="rId45" o:title=""/>
+          </v:shape>
+          <o:OLEObject Type="Embed" ProgID="Equation.DSMT4" ShapeID="_x0000_i1064" DrawAspect="Content" ObjectID="_1834585505" r:id="rId46"/>
+        </w:object>
+      </w:r>
+    </w:p>
+    <w:p>
+      <w:pPr>
+        <w:ind w:firstLine="709"/>
+        <w:jc w:val="both"/>
+        <w:rPr>
+          <w:rFonts w:ascii="Times New Roman" w:hAnsi="Times New Roman" w:cs="Times New Roman"/>
+          <w:sz w:val="28"/>
+          <w:szCs w:val="28"/>
+        </w:rPr>
+      </w:pPr>
+      <w:r>
+        <w:rPr>
+          <w:rFonts w:ascii="Times New Roman" w:hAnsi="Times New Roman" w:cs="Times New Roman"/>
+          <w:sz w:val="28"/>
+          <w:szCs w:val="28"/>
+        </w:rPr>
+        <w:t>, что ускоряет деградацию батареи.</w:t>
+      </w:r>
+    </w:p>
+    <w:p>
+      <w:pPr>
+        <w:ind w:firstLine="709"/>
+        <w:jc w:val="both"/>
+        <w:rPr>
+          <w:rFonts w:ascii="Times New Roman" w:hAnsi="Times New Roman" w:cs="Times New Roman"/>
+          <w:sz w:val="28"/>
+          <w:szCs w:val="28"/>
+        </w:rPr>
+      </w:pPr>
+    </w:p>
+    <w:p>
+      <w:pPr>
+        <w:ind w:firstLine="709"/>
+        <w:jc w:val="both"/>
+        <w:rPr>
+          <w:rFonts w:ascii="Times New Roman" w:hAnsi="Times New Roman" w:cs="Times New Roman"/>
+          <w:b/>
+          <w:bCs/>
+          <w:sz w:val="28"/>
+          <w:szCs w:val="28"/>
+        </w:rPr>
+      </w:pPr>
+      <w:r>
+        <w:rPr>
+          <w:rFonts w:ascii="Times New Roman" w:hAnsi="Times New Roman" w:cs="Times New Roman"/>
+          <w:b/>
+          <w:bCs/>
+          <w:sz w:val="28"/>
+          <w:szCs w:val="28"/>
+        </w:rPr>
+        <w:t xml:space="preserve">1.2.5 Особенности деградации </w:t>
+      </w:r>
+      <w:r>
+        <w:rPr>
+          <w:rFonts w:ascii="Times New Roman" w:hAnsi="Times New Roman" w:cs="Times New Roman"/>
+          <w:b/>
+          <w:bCs/>
+          <w:sz w:val="28"/>
+          <w:szCs w:val="28"/>
+          <w:lang w:val="en-US"/>
+        </w:rPr>
+        <w:t>LFP</w:t>
+      </w:r>
+      <w:r>
+        <w:rPr>
+          <w:rFonts w:ascii="Times New Roman" w:hAnsi="Times New Roman" w:cs="Times New Roman"/>
+          <w:b/>
+          <w:bCs/>
+          <w:sz w:val="28"/>
+          <w:szCs w:val="28"/>
+        </w:rPr>
+        <w:t xml:space="preserve"> и </w:t>
+      </w:r>
+      <w:r>
+        <w:rPr>
+          <w:rFonts w:ascii="Times New Roman" w:hAnsi="Times New Roman" w:cs="Times New Roman"/>
+          <w:b/>
+          <w:bCs/>
+          <w:sz w:val="28"/>
+          <w:szCs w:val="28"/>
+          <w:lang w:val="en-US"/>
+        </w:rPr>
+        <w:t>Na</w:t>
+      </w:r>
+      <w:r>
+        <w:rPr>
+          <w:rFonts w:ascii="Times New Roman" w:hAnsi="Times New Roman" w:cs="Times New Roman"/>
+          <w:b/>
+          <w:bCs/>
+          <w:sz w:val="28"/>
+          <w:szCs w:val="28"/>
+        </w:rPr>
+        <w:t>-</w:t>
+      </w:r>
+      <w:r>
+        <w:rPr>
+          <w:rFonts w:ascii="Times New Roman" w:hAnsi="Times New Roman" w:cs="Times New Roman"/>
+          <w:b/>
+          <w:bCs/>
+          <w:sz w:val="28"/>
+          <w:szCs w:val="28"/>
+          <w:lang w:val="en-US"/>
+        </w:rPr>
+        <w:t>ion</w:t>
+      </w:r>
+      <w:r>
+        <w:rPr>
+          <w:rFonts w:ascii="Times New Roman" w:hAnsi="Times New Roman" w:cs="Times New Roman"/>
+          <w:b/>
+          <w:bCs/>
+          <w:sz w:val="28"/>
+          <w:szCs w:val="28"/>
+        </w:rPr>
+        <w:t xml:space="preserve"> систем</w:t>
+      </w:r>
+    </w:p>
+    <w:p>
+      <w:pPr>
+        <w:ind w:firstLine="709"/>
+        <w:jc w:val="both"/>
+        <w:rPr>
+          <w:rFonts w:ascii="Times New Roman" w:hAnsi="Times New Roman" w:cs="Times New Roman"/>
+          <w:sz w:val="28"/>
+          <w:szCs w:val="28"/>
+        </w:rPr>
+      </w:pPr>
+    </w:p>
+    <w:p>
+      <w:pPr>
+        <w:ind w:firstLine="709"/>
+        <w:jc w:val="both"/>
+        <w:rPr>
+          <w:rFonts w:ascii="Times New Roman" w:hAnsi="Times New Roman" w:cs="Times New Roman"/>
+          <w:sz w:val="28"/>
+          <w:szCs w:val="28"/>
+          <w:lang w:val="en-US"/>
+        </w:rPr>
+      </w:pPr>
+      <w:r>
+        <w:rPr>
+          <w:rFonts w:ascii="Times New Roman" w:hAnsi="Times New Roman" w:cs="Times New Roman"/>
+          <w:sz w:val="28"/>
+          <w:szCs w:val="28"/>
+        </w:rPr>
+        <w:t xml:space="preserve">Аккумуляторы </w:t>
+      </w:r>
+      <w:r>
+        <w:rPr>
+          <w:rFonts w:ascii="Times New Roman" w:hAnsi="Times New Roman" w:cs="Times New Roman"/>
+          <w:sz w:val="28"/>
+          <w:szCs w:val="28"/>
+          <w:lang w:val="en-US"/>
+        </w:rPr>
+        <w:t>LPF</w:t>
+      </w:r>
+      <w:r>
+        <w:rPr>
+          <w:rFonts w:ascii="Times New Roman" w:hAnsi="Times New Roman" w:cs="Times New Roman"/>
+          <w:sz w:val="28"/>
+          <w:szCs w:val="28"/>
+        </w:rPr>
+        <w:t xml:space="preserve"> </w:t>
+      </w:r>
+      <w:r>
+        <w:rPr>
+          <w:rFonts w:ascii="Times New Roman" w:hAnsi="Times New Roman" w:cs="Times New Roman"/>
+          <w:sz w:val="28"/>
+          <w:szCs w:val="28"/>
+        </w:rPr>
+        <w:t>на основе LiFePO₄ обладают более стабильной кристаллической структурой по сравнению с системами NMC. Это связано с оливиновой структурой материала, которая обеспечивает высокую термическую стабильность и устойчивость к деградации.</w:t>
+      </w:r>
+    </w:p>
+    <w:p>
+      <w:pPr>
+        <w:ind w:firstLine="709"/>
+        <w:jc w:val="both"/>
+        <w:rPr>
+          <w:rFonts w:ascii="Times New Roman" w:hAnsi="Times New Roman" w:cs="Times New Roman"/>
+          <w:sz w:val="28"/>
+          <w:szCs w:val="28"/>
+          <w:lang w:val="en-US"/>
+        </w:rPr>
+      </w:pPr>
+      <w:r>
+        <w:rPr>
+          <w:rFonts w:ascii="Times New Roman" w:hAnsi="Times New Roman" w:cs="Times New Roman"/>
+          <w:sz w:val="28"/>
+          <w:szCs w:val="28"/>
+        </w:rPr>
+        <w:t>Основным механизмом деградации LFP-аккумуляторов является рост внутреннего сопротивления и постепенное ухудшение диффузии лития.</w:t>
+      </w:r>
+    </w:p>
+    <w:p>
+      <w:pPr>
+        <w:ind w:firstLine="709"/>
+        <w:jc w:val="both"/>
+        <w:rPr>
+          <w:rFonts w:ascii="Times New Roman" w:hAnsi="Times New Roman" w:cs="Times New Roman"/>
+          <w:sz w:val="28"/>
+          <w:szCs w:val="28"/>
+          <w:lang w:val="en-US"/>
+        </w:rPr>
+      </w:pPr>
+      <w:r>
+        <w:rPr>
+          <w:rFonts w:ascii="Times New Roman" w:hAnsi="Times New Roman" w:cs="Times New Roman"/>
+          <w:sz w:val="28"/>
+          <w:szCs w:val="28"/>
+        </w:rPr>
+        <w:t>Для натрий-ионных аккумуляторов характерны следующие механизмы деградации:</w:t>
+      </w:r>
+    </w:p>
+    <w:p>
+      <w:pPr>
+        <w:pStyle w:val="a7"/>
+        <w:numPr>
+          <w:ilvl w:val="0"/>
+          <w:numId w:val="10"/>
+        </w:numPr>
+        <w:ind w:left="0" w:firstLine="709"/>
+        <w:jc w:val="both"/>
+        <w:rPr>
+          <w:rFonts w:ascii="Times New Roman" w:hAnsi="Times New Roman" w:cs="Times New Roman"/>
+          <w:sz w:val="28"/>
+          <w:szCs w:val="28"/>
+          <w:lang w:val="en-US"/>
+        </w:rPr>
+      </w:pPr>
+      <w:r>
+        <w:rPr>
+          <w:rFonts w:ascii="Times New Roman" w:hAnsi="Times New Roman" w:cs="Times New Roman"/>
+          <w:sz w:val="28"/>
+          <w:szCs w:val="28"/>
+          <w:lang w:val="en-US"/>
+        </w:rPr>
+        <w:lastRenderedPageBreak/>
+        <w:t>нестабильность SEI-слоя;</w:t>
+      </w:r>
+    </w:p>
+    <w:p>
+      <w:pPr>
+        <w:pStyle w:val="a7"/>
+        <w:numPr>
+          <w:ilvl w:val="0"/>
+          <w:numId w:val="10"/>
+        </w:numPr>
+        <w:ind w:left="0" w:firstLine="709"/>
+        <w:jc w:val="both"/>
+        <w:rPr>
+          <w:rFonts w:ascii="Times New Roman" w:hAnsi="Times New Roman" w:cs="Times New Roman"/>
+          <w:sz w:val="28"/>
+          <w:szCs w:val="28"/>
+        </w:rPr>
+      </w:pPr>
+      <w:r>
+        <w:rPr>
+          <w:rFonts w:ascii="Times New Roman" w:hAnsi="Times New Roman" w:cs="Times New Roman"/>
+          <w:sz w:val="28"/>
+          <w:szCs w:val="28"/>
+        </w:rPr>
+        <w:t>более медленная диффузия ионов натрия;</w:t>
+      </w:r>
+    </w:p>
+    <w:p>
+      <w:pPr>
+        <w:pStyle w:val="a7"/>
+        <w:numPr>
+          <w:ilvl w:val="0"/>
+          <w:numId w:val="10"/>
+        </w:numPr>
+        <w:ind w:left="0" w:firstLine="709"/>
+        <w:jc w:val="both"/>
+        <w:rPr>
+          <w:rFonts w:ascii="Times New Roman" w:hAnsi="Times New Roman" w:cs="Times New Roman"/>
+          <w:sz w:val="28"/>
+          <w:szCs w:val="28"/>
+        </w:rPr>
+      </w:pPr>
+      <w:r>
+        <w:rPr>
+          <w:rFonts w:ascii="Times New Roman" w:hAnsi="Times New Roman" w:cs="Times New Roman"/>
+          <w:sz w:val="28"/>
+          <w:szCs w:val="28"/>
+        </w:rPr>
+        <w:t>деградация катодных материалов.</w:t>
+      </w:r>
+    </w:p>
+    <w:p>
+      <w:pPr>
+        <w:pStyle w:val="a7"/>
+        <w:ind w:left="0" w:firstLine="709"/>
+        <w:jc w:val="both"/>
+        <w:rPr>
+          <w:rFonts w:ascii="Times New Roman" w:hAnsi="Times New Roman" w:cs="Times New Roman"/>
+          <w:sz w:val="28"/>
+          <w:szCs w:val="28"/>
+          <w:lang w:val="en-US"/>
+        </w:rPr>
+      </w:pPr>
+    </w:p>
+    <w:p>
+      <w:pPr>
+        <w:pStyle w:val="a7"/>
+        <w:ind w:left="0" w:firstLine="709"/>
+        <w:jc w:val="both"/>
+        <w:rPr>
+          <w:rFonts w:ascii="Times New Roman" w:hAnsi="Times New Roman" w:cs="Times New Roman"/>
+          <w:sz w:val="28"/>
+          <w:szCs w:val="28"/>
+          <w:lang w:val="en-US"/>
+        </w:rPr>
+      </w:pPr>
+      <w:r>
+        <w:rPr>
+          <w:rFonts w:ascii="Times New Roman" w:hAnsi="Times New Roman" w:cs="Times New Roman"/>
+          <w:sz w:val="28"/>
+          <w:szCs w:val="28"/>
+        </w:rPr>
+        <w:t>Из-за большего радиуса ионов натрия диффузионные процессы в Na-ion аккумуляторах протекают медленнее, что приводит к более высоким значениям импеданса.</w:t>
+      </w:r>
+    </w:p>
+    <w:p>
+      <w:pPr>
+        <w:pStyle w:val="a7"/>
+        <w:ind w:left="0" w:firstLine="709"/>
+        <w:jc w:val="both"/>
+        <w:rPr>
+          <w:rFonts w:ascii="Times New Roman" w:hAnsi="Times New Roman" w:cs="Times New Roman"/>
+          <w:sz w:val="28"/>
+          <w:szCs w:val="28"/>
+          <w:lang w:val="en-US"/>
+        </w:rPr>
+      </w:pPr>
+    </w:p>
+    <w:p>
+      <w:pPr>
+        <w:pStyle w:val="a7"/>
+        <w:ind w:left="0" w:firstLine="709"/>
+        <w:jc w:val="both"/>
+        <w:rPr>
+          <w:rFonts w:ascii="Times New Roman" w:hAnsi="Times New Roman" w:cs="Times New Roman"/>
+          <w:b/>
+          <w:bCs/>
+          <w:sz w:val="28"/>
+          <w:szCs w:val="28"/>
+          <w:lang w:val="en-US"/>
+        </w:rPr>
+      </w:pPr>
+      <w:r>
+        <w:rPr>
+          <w:rFonts w:ascii="Times New Roman" w:hAnsi="Times New Roman" w:cs="Times New Roman"/>
+          <w:b/>
+          <w:bCs/>
+          <w:sz w:val="28"/>
+          <w:szCs w:val="28"/>
+        </w:rPr>
+        <w:t>Вывод по разделу 1.2</w:t>
+      </w:r>
+    </w:p>
+    <w:p>
+      <w:pPr>
+        <w:pStyle w:val="a7"/>
+        <w:ind w:left="0" w:firstLine="709"/>
+        <w:jc w:val="both"/>
+        <w:rPr>
+          <w:rFonts w:ascii="Times New Roman" w:hAnsi="Times New Roman" w:cs="Times New Roman"/>
+          <w:sz w:val="28"/>
+          <w:szCs w:val="28"/>
+          <w:lang w:val="en-US"/>
+        </w:rPr>
+      </w:pPr>
+    </w:p>
+    <w:p>
+      <w:pPr>
+        <w:pStyle w:val="a7"/>
+        <w:ind w:left="0" w:firstLine="709"/>
+        <w:jc w:val="both"/>
+        <w:rPr>
+          <w:rFonts w:ascii="Times New Roman" w:hAnsi="Times New Roman" w:cs="Times New Roman"/>
+          <w:sz w:val="28"/>
+          <w:szCs w:val="28"/>
+        </w:rPr>
+      </w:pPr>
+      <w:r>
+        <w:rPr>
+          <w:rFonts w:ascii="Times New Roman" w:hAnsi="Times New Roman" w:cs="Times New Roman"/>
+          <w:sz w:val="28"/>
+          <w:szCs w:val="28"/>
+        </w:rPr>
+        <w:t>Анализ механизмов деградации аккумуляторных систем показывает, что основными факторами, определяющими снижение их ресурса, являются рост пассивирующего слоя SEI, потеря активного лития и увеличение внутреннего сопротивления. Эти процессы непосредственно отражаются в изменении импедансных характеристик аккумуляторной системы, что делает электрохимическую импедансную спектроскопию одним из наиболее перспективных методов диагностики состояния аккумуляторов</w:t>
       </w:r>
       <w:r>
         <w:rPr>
@@ -2690,6 +4851,95 @@
 <file path=word/numbering.xml><?xml version="1.0" encoding="utf-8"?>
 <w:numbering xmlns:wpc="http://schemas.microsoft.com/office/word/2010/wordprocessingCanvas" xmlns:cx="http://schemas.microsoft.com/office/drawing/2014/chartex" xmlns:cx1="http://schemas.microsoft.com/office/drawing/2015/9/8/chartex" xmlns:cx2="http://schemas.microsoft.com/office/drawing/2015/10/21/chartex" xmlns:cx3="http://schemas.microsoft.com/office/drawing/2016/5/9/chartex" xmlns:cx4="http://schemas.microsoft.com/office/drawing/2016/5/10/chartex" xmlns:cx5="http://schemas.microsoft.com/office/drawing/2016/5/11/chartex" xmlns:cx6="http://schemas.microsoft.com/office/drawing/2016/5/12/chartex" xmlns:cx7="http://schemas.microsoft.com/office/drawing/2016/5/13/chartex" xmlns:cx8="http://schemas.microsoft.com/office/drawing/2016/5/14/chartex" xmlns:mc="http://schemas.openxmlformats.org/markup-compatibility/2006" xmlns:aink="http://schemas.microsoft.com/office/drawing/2016/ink" xmlns:am3d="http://schemas.microsoft.com/office/drawing/2017/model3d" xmlns:o="urn:schemas-microsoft-com:office:office" xmlns:oel="http://schemas.microsoft.com/office/2019/extlst" xmlns:r="http://schemas.openxmlformats.org/officeDocument/2006/relationships" xmlns:m="http://schemas.openxmlformats.org/officeDocument/2006/math" xmlns:v="urn:schemas-microsoft-com:vml" xmlns:wp14="http://schemas.microsoft.com/office/word/2010/wordprocessingDrawing" xmlns:wp="http://schemas.openxmlformats.org/drawingml/2006/wordprocessingDrawing" xmlns:w10="urn:schemas-microsoft-com:office:word" xmlns:w="http://schemas.openxmlformats.org/wordprocessingml/2006/main" xmlns:w14="http://schemas.microsoft.com/office/word/2010/wordml" xmlns:w15="http://schemas.microsoft.com/office/word/2012/wordml" xmlns:w16cex="http://schemas.microsoft.com/office/word/2018/wordml/cex" xmlns:w16cid="http://schemas.microsoft.com/office/word/2016/wordml/cid" xmlns:w16="http://schemas.microsoft.com/office/word/2018/wordml" xmlns:w16du="http://schemas.microsoft.com/office/word/2023/wordml/word16du" xmlns:w16sdtdh="http://schemas.microsoft.com/office/word/2020/wordml/sdtdatahash" xmlns:w16sdtfl="http://schemas.microsoft.com/office/word/2024/wordml/sdtformatlock" xmlns:w16se="http://schemas.microsoft.com/office/word/2015/wordml/symex" xmlns:wpg="http://schemas.microsoft.com/office/word/2010/wordprocessingGroup" xmlns:wpi="http://schemas.microsoft.com/office/word/2010/wordprocessingInk" xmlns:wne="http://schemas.microsoft.com/office/word/2006/wordml" xmlns:wps="http://schemas.microsoft.com/office/word/2010/wordprocessingShape" mc:Ignorable="w14 w15 w16se w16cid w16 w16cex w16sdtdh w16sdtfl w16du wp14">
   <w:abstractNum w:abstractNumId="0" w15:restartNumberingAfterBreak="0">
+    <w:nsid w:val="0C5D6C4B"/>
+    <w:multiLevelType w:val="hybridMultilevel"/>
+    <w:tmpl w:val="9400670E"/>
+    <w:lvl w:ilvl="0" w:tplc="F0048C2A">
+      <w:start w:val="1"/>
+      <w:numFmt w:val="decimal"/>
+      <w:lvlText w:val="%1."/>
+      <w:lvlJc w:val="left"/>
+      <w:pPr>
+        <w:ind w:left="1069" w:hanging="360"/>
+      </w:pPr>
+      <w:rPr>
+        <w:rFonts w:hint="default"/>
+      </w:rPr>
+    </w:lvl>
+    <w:lvl w:ilvl="1" w:tplc="04190019" w:tentative="1">
+      <w:start w:val="1"/>
+      <w:numFmt w:val="lowerLetter"/>
+      <w:lvlText w:val="%2."/>
+      <w:lvlJc w:val="left"/>
+      <w:pPr>
+        <w:ind w:left="1789" w:hanging="360"/>
+      </w:pPr>
+    </w:lvl>
+    <w:lvl w:ilvl="2" w:tplc="0419001B" w:tentative="1">
+      <w:start w:val="1"/>
+      <w:numFmt w:val="lowerRoman"/>
+      <w:lvlText w:val="%3."/>
+      <w:lvlJc w:val="right"/>
+      <w:pPr>
+        <w:ind w:left="2509" w:hanging="180"/>
+      </w:pPr>
+    </w:lvl>
+    <w:lvl w:ilvl="3" w:tplc="0419000F" w:tentative="1">
+      <w:start w:val="1"/>
+      <w:numFmt w:val="decimal"/>
+      <w:lvlText w:val="%4."/>
+      <w:lvlJc w:val="left"/>
+      <w:pPr>
+        <w:ind w:left="3229" w:hanging="360"/>
+      </w:pPr>
+    </w:lvl>
+    <w:lvl w:ilvl="4" w:tplc="04190019" w:tentative="1">
+      <w:start w:val="1"/>
+      <w:numFmt w:val="lowerLetter"/>
+      <w:lvlText w:val="%5."/>
+      <w:lvlJc w:val="left"/>
+      <w:pPr>
+        <w:ind w:left="3949" w:hanging="360"/>
+      </w:pPr>
+    </w:lvl>
+    <w:lvl w:ilvl="5" w:tplc="0419001B" w:tentative="1">
+      <w:start w:val="1"/>
+      <w:numFmt w:val="lowerRoman"/>
+      <w:lvlText w:val="%6."/>
+      <w:lvlJc w:val="right"/>
+      <w:pPr>
+        <w:ind w:left="4669" w:hanging="180"/>
+      </w:pPr>
+    </w:lvl>
+    <w:lvl w:ilvl="6" w:tplc="0419000F" w:tentative="1">
+      <w:start w:val="1"/>
+      <w:numFmt w:val="decimal"/>
+      <w:lvlText w:val="%7."/>
+      <w:lvlJc w:val="left"/>
+      <w:pPr>
+        <w:ind w:left="5389" w:hanging="360"/>
+      </w:pPr>
+    </w:lvl>
+    <w:lvl w:ilvl="7" w:tplc="04190019" w:tentative="1">
+      <w:start w:val="1"/>
+      <w:numFmt w:val="lowerLetter"/>
+      <w:lvlText w:val="%8."/>
+      <w:lvlJc w:val="left"/>
+      <w:pPr>
+        <w:ind w:left="6109" w:hanging="360"/>
+      </w:pPr>
+    </w:lvl>
+    <w:lvl w:ilvl="8" w:tplc="0419001B" w:tentative="1">
+      <w:start w:val="1"/>
+      <w:numFmt w:val="lowerRoman"/>
+      <w:lvlText w:val="%9."/>
+      <w:lvlJc w:val="right"/>
+      <w:pPr>
+        <w:ind w:left="6829" w:hanging="180"/>
+      </w:pPr>
+    </w:lvl>
+  </w:abstractNum>
+  <w:abstractNum w:abstractNumId="1" w15:restartNumberingAfterBreak="0">
     <w:nsid w:val="136C4798"/>
     <w:multiLevelType w:val="hybridMultilevel"/>
     <w:tmpl w:val="7DDCC152"/>
@@ -2801,7 +5051,7 @@
       </w:rPr>
     </w:lvl>
   </w:abstractNum>
-  <w:abstractNum w:abstractNumId="1" w15:restartNumberingAfterBreak="0">
+  <w:abstractNum w:abstractNumId="2" w15:restartNumberingAfterBreak="0">
     <w:nsid w:val="174C6C3F"/>
     <w:multiLevelType w:val="hybridMultilevel"/>
     <w:tmpl w:val="E2E65012"/>
@@ -2890,7 +5140,7 @@
       </w:pPr>
     </w:lvl>
   </w:abstractNum>
-  <w:abstractNum w:abstractNumId="2" w15:restartNumberingAfterBreak="0">
+  <w:abstractNum w:abstractNumId="3" w15:restartNumberingAfterBreak="0">
     <w:nsid w:val="207C68CD"/>
     <w:multiLevelType w:val="hybridMultilevel"/>
     <w:tmpl w:val="AE269026"/>
@@ -3003,7 +5253,7 @@
       </w:rPr>
     </w:lvl>
   </w:abstractNum>
-  <w:abstractNum w:abstractNumId="3" w15:restartNumberingAfterBreak="0">
+  <w:abstractNum w:abstractNumId="4" w15:restartNumberingAfterBreak="0">
     <w:nsid w:val="21DB0646"/>
     <w:multiLevelType w:val="hybridMultilevel"/>
     <w:tmpl w:val="9F761896"/>
@@ -3116,7 +5366,7 @@
       </w:rPr>
     </w:lvl>
   </w:abstractNum>
-  <w:abstractNum w:abstractNumId="4" w15:restartNumberingAfterBreak="0">
+  <w:abstractNum w:abstractNumId="5" w15:restartNumberingAfterBreak="0">
     <w:nsid w:val="2C7959EE"/>
     <w:multiLevelType w:val="hybridMultilevel"/>
     <w:tmpl w:val="1D6E7FE0"/>
@@ -3205,7 +5455,120 @@
       </w:pPr>
     </w:lvl>
   </w:abstractNum>
-  <w:abstractNum w:abstractNumId="5" w15:restartNumberingAfterBreak="0">
+  <w:abstractNum w:abstractNumId="6" w15:restartNumberingAfterBreak="0">
+    <w:nsid w:val="3AA044DB"/>
+    <w:multiLevelType w:val="hybridMultilevel"/>
+    <w:tmpl w:val="9EF8016C"/>
+    <w:lvl w:ilvl="0" w:tplc="04190001">
+      <w:start w:val="1"/>
+      <w:numFmt w:val="bullet"/>
+      <w:lvlText w:val=""/>
+      <w:lvlJc w:val="left"/>
+      <w:pPr>
+        <w:ind w:left="1429" w:hanging="360"/>
+      </w:pPr>
+      <w:rPr>
+        <w:rFonts w:ascii="Symbol" w:hAnsi="Symbol" w:hint="default"/>
+      </w:rPr>
+    </w:lvl>
+    <w:lvl w:ilvl="1" w:tplc="04190003" w:tentative="1">
+      <w:start w:val="1"/>
+      <w:numFmt w:val="bullet"/>
+      <w:lvlText w:val="o"/>
+      <w:lvlJc w:val="left"/>
+      <w:pPr>
+        <w:ind w:left="2149" w:hanging="360"/>
+      </w:pPr>
+      <w:rPr>
+        <w:rFonts w:ascii="Courier New" w:hAnsi="Courier New" w:cs="Courier New" w:hint="default"/>
+      </w:rPr>
+    </w:lvl>
+    <w:lvl w:ilvl="2" w:tplc="04190005" w:tentative="1">
+      <w:start w:val="1"/>
+      <w:numFmt w:val="bullet"/>
+      <w:lvlText w:val=""/>
+      <w:lvlJc w:val="left"/>
+      <w:pPr>
+        <w:ind w:left="2869" w:hanging="360"/>
+      </w:pPr>
+      <w:rPr>
+        <w:rFonts w:ascii="Wingdings" w:hAnsi="Wingdings" w:hint="default"/>
+      </w:rPr>
+    </w:lvl>
+    <w:lvl w:ilvl="3" w:tplc="04190001" w:tentative="1">
+      <w:start w:val="1"/>
+      <w:numFmt w:val="bullet"/>
+      <w:lvlText w:val=""/>
+      <w:lvlJc w:val="left"/>
+      <w:pPr>
+        <w:ind w:left="3589" w:hanging="360"/>
+      </w:pPr>
+      <w:rPr>
+        <w:rFonts w:ascii="Symbol" w:hAnsi="Symbol" w:hint="default"/>
+      </w:rPr>
+    </w:lvl>
+    <w:lvl w:ilvl="4" w:tplc="04190003" w:tentative="1">
+      <w:start w:val="1"/>
+      <w:numFmt w:val="bullet"/>
+      <w:lvlText w:val="o"/>
+      <w:lvlJc w:val="left"/>
+      <w:pPr>
+        <w:ind w:left="4309" w:hanging="360"/>
+      </w:pPr>
+      <w:rPr>
+        <w:rFonts w:ascii="Courier New" w:hAnsi="Courier New" w:cs="Courier New" w:hint="default"/>
+      </w:rPr>
+    </w:lvl>
+    <w:lvl w:ilvl="5" w:tplc="04190005" w:tentative="1">
+      <w:start w:val="1"/>
+      <w:numFmt w:val="bullet"/>
+      <w:lvlText w:val=""/>
+      <w:lvlJc w:val="left"/>
+      <w:pPr>
+        <w:ind w:left="5029" w:hanging="360"/>
+      </w:pPr>
+      <w:rPr>
+        <w:rFonts w:ascii="Wingdings" w:hAnsi="Wingdings" w:hint="default"/>
+      </w:rPr>
+    </w:lvl>
+    <w:lvl w:ilvl="6" w:tplc="04190001" w:tentative="1">
+      <w:start w:val="1"/>
+      <w:numFmt w:val="bullet"/>
+      <w:lvlText w:val=""/>
+      <w:lvlJc w:val="left"/>
+      <w:pPr>
+        <w:ind w:left="5749" w:hanging="360"/>
+      </w:pPr>
+      <w:rPr>
+        <w:rFonts w:ascii="Symbol" w:hAnsi="Symbol" w:hint="default"/>
+      </w:rPr>
+    </w:lvl>
+    <w:lvl w:ilvl="7" w:tplc="04190003" w:tentative="1">
+      <w:start w:val="1"/>
+      <w:numFmt w:val="bullet"/>
+      <w:lvlText w:val="o"/>
+      <w:lvlJc w:val="left"/>
+      <w:pPr>
+        <w:ind w:left="6469" w:hanging="360"/>
+      </w:pPr>
+      <w:rPr>
+        <w:rFonts w:ascii="Courier New" w:hAnsi="Courier New" w:cs="Courier New" w:hint="default"/>
+      </w:rPr>
+    </w:lvl>
+    <w:lvl w:ilvl="8" w:tplc="04190005" w:tentative="1">
+      <w:start w:val="1"/>
+      <w:numFmt w:val="bullet"/>
+      <w:lvlText w:val=""/>
+      <w:lvlJc w:val="left"/>
+      <w:pPr>
+        <w:ind w:left="7189" w:hanging="360"/>
+      </w:pPr>
+      <w:rPr>
+        <w:rFonts w:ascii="Wingdings" w:hAnsi="Wingdings" w:hint="default"/>
+      </w:rPr>
+    </w:lvl>
+  </w:abstractNum>
+  <w:abstractNum w:abstractNumId="7" w15:restartNumberingAfterBreak="0">
     <w:nsid w:val="467821B2"/>
     <w:multiLevelType w:val="hybridMultilevel"/>
     <w:tmpl w:val="CC183860"/>
@@ -3318,7 +5681,7 @@
       </w:rPr>
     </w:lvl>
   </w:abstractNum>
-  <w:abstractNum w:abstractNumId="6" w15:restartNumberingAfterBreak="0">
+  <w:abstractNum w:abstractNumId="8" w15:restartNumberingAfterBreak="0">
     <w:nsid w:val="5EE95F11"/>
     <w:multiLevelType w:val="hybridMultilevel"/>
     <w:tmpl w:val="8EF25E2C"/>
@@ -3407,7 +5770,7 @@
       </w:pPr>
     </w:lvl>
   </w:abstractNum>
-  <w:abstractNum w:abstractNumId="7" w15:restartNumberingAfterBreak="0">
+  <w:abstractNum w:abstractNumId="9" w15:restartNumberingAfterBreak="0">
     <w:nsid w:val="6CE8480C"/>
     <w:multiLevelType w:val="hybridMultilevel"/>
     <w:tmpl w:val="7A8A8C32"/>
@@ -3497,28 +5860,34 @@
     </w:lvl>
   </w:abstractNum>
   <w:num w:numId="1" w16cid:durableId="344527566">
+    <w:abstractNumId w:val="1"/>
+  </w:num>
+  <w:num w:numId="2" w16cid:durableId="1817649899">
+    <w:abstractNumId w:val="7"/>
+  </w:num>
+  <w:num w:numId="3" w16cid:durableId="1173373436">
+    <w:abstractNumId w:val="3"/>
+  </w:num>
+  <w:num w:numId="4" w16cid:durableId="266350250">
+    <w:abstractNumId w:val="2"/>
+  </w:num>
+  <w:num w:numId="5" w16cid:durableId="1895386371">
+    <w:abstractNumId w:val="4"/>
+  </w:num>
+  <w:num w:numId="6" w16cid:durableId="1867982396">
+    <w:abstractNumId w:val="8"/>
+  </w:num>
+  <w:num w:numId="7" w16cid:durableId="863178132">
+    <w:abstractNumId w:val="5"/>
+  </w:num>
+  <w:num w:numId="8" w16cid:durableId="290209504">
+    <w:abstractNumId w:val="9"/>
+  </w:num>
+  <w:num w:numId="9" w16cid:durableId="993487525">
     <w:abstractNumId w:val="0"/>
   </w:num>
-  <w:num w:numId="2" w16cid:durableId="1817649899">
-    <w:abstractNumId w:val="5"/>
-  </w:num>
-  <w:num w:numId="3" w16cid:durableId="1173373436">
-    <w:abstractNumId w:val="2"/>
-  </w:num>
-  <w:num w:numId="4" w16cid:durableId="266350250">
-    <w:abstractNumId w:val="1"/>
-  </w:num>
-  <w:num w:numId="5" w16cid:durableId="1895386371">
-    <w:abstractNumId w:val="3"/>
-  </w:num>
-  <w:num w:numId="6" w16cid:durableId="1867982396">
+  <w:num w:numId="10" w16cid:durableId="414396103">
     <w:abstractNumId w:val="6"/>
-  </w:num>
-  <w:num w:numId="7" w16cid:durableId="863178132">
-    <w:abstractNumId w:val="4"/>
-  </w:num>
-  <w:num w:numId="8" w16cid:durableId="290209504">
-    <w:abstractNumId w:val="7"/>
   </w:num>
 </w:numbering>
 </file>

--- a/Docs/Дис Борзенков/1. Глава 1/Глава_1.docx
+++ b/Docs/Дис Борзенков/1. Глава 1/Глава_1.docx
@@ -499,10 +499,10 @@
             <v:path o:extrusionok="f" gradientshapeok="t" o:connecttype="rect"/>
             <o:lock v:ext="edit" aspectratio="t"/>
           </v:shapetype>
-          <v:shape id="_x0000_i1025" type="#_x0000_t75" style="width:95.05pt;height:17.85pt" o:ole="">
+          <v:shape id="_x0000_i1025" type="#_x0000_t75" style="width:95.15pt;height:18.15pt" o:ole="">
             <v:imagedata r:id="rId8" o:title=""/>
           </v:shape>
-          <o:OLEObject Type="Embed" ProgID="Equation.DSMT4" ShapeID="_x0000_i1025" DrawAspect="Content" ObjectID="_1834585488" r:id="rId9"/>
+          <o:OLEObject Type="Embed" ProgID="Equation.DSMT4" ShapeID="_x0000_i1025" DrawAspect="Content" ObjectID="_1834590919" r:id="rId9"/>
         </w:object>
       </w:r>
     </w:p>
@@ -535,6 +535,7 @@
           <w:szCs w:val="28"/>
         </w:rPr>
       </w:pPr>
+      <w:proofErr w:type="spellStart"/>
       <w:r>
         <w:rPr>
           <w:rFonts w:ascii="Times New Roman" w:hAnsi="Times New Roman" w:cs="Times New Roman"/>
@@ -558,6 +559,7 @@
         </w:rPr>
         <w:t>tr</w:t>
       </w:r>
+      <w:proofErr w:type="spellEnd"/>
       <w:r>
         <w:rPr>
           <w:rFonts w:ascii="Times New Roman" w:hAnsi="Times New Roman" w:cs="Times New Roman"/>
@@ -616,6 +618,7 @@
           <w:szCs w:val="28"/>
         </w:rPr>
       </w:pPr>
+      <w:proofErr w:type="spellStart"/>
       <w:r>
         <w:rPr>
           <w:rFonts w:ascii="Times New Roman" w:hAnsi="Times New Roman" w:cs="Times New Roman"/>
@@ -639,6 +642,7 @@
         </w:rPr>
         <w:t>rec</w:t>
       </w:r>
+      <w:proofErr w:type="spellEnd"/>
       <w:r>
         <w:rPr>
           <w:rFonts w:ascii="Times New Roman" w:hAnsi="Times New Roman" w:cs="Times New Roman"/>
@@ -829,7 +833,25 @@
           <w:sz w:val="28"/>
           <w:szCs w:val="28"/>
         </w:rPr>
-        <w:t>уравнение Батлера–Фольмера (кинетика электрохимических реакций)</w:t>
+        <w:t>уравнение Батлера–</w:t>
+      </w:r>
+      <w:proofErr w:type="spellStart"/>
+      <w:r>
+        <w:rPr>
+          <w:rFonts w:ascii="Times New Roman" w:hAnsi="Times New Roman" w:cs="Times New Roman"/>
+          <w:sz w:val="28"/>
+          <w:szCs w:val="28"/>
+        </w:rPr>
+        <w:t>Фольмера</w:t>
+      </w:r>
+      <w:proofErr w:type="spellEnd"/>
+      <w:r>
+        <w:rPr>
+          <w:rFonts w:ascii="Times New Roman" w:hAnsi="Times New Roman" w:cs="Times New Roman"/>
+          <w:sz w:val="28"/>
+          <w:szCs w:val="28"/>
+        </w:rPr>
+        <w:t xml:space="preserve"> (кинетика электрохимических реакций)</w:t>
       </w:r>
       <w:r>
         <w:rPr>
@@ -860,7 +882,25 @@
           <w:sz w:val="28"/>
           <w:szCs w:val="28"/>
         </w:rPr>
-        <w:t>законы диффузии Фика (массообмен)</w:t>
+        <w:t xml:space="preserve">законы диффузии </w:t>
+      </w:r>
+      <w:proofErr w:type="spellStart"/>
+      <w:r>
+        <w:rPr>
+          <w:rFonts w:ascii="Times New Roman" w:hAnsi="Times New Roman" w:cs="Times New Roman"/>
+          <w:sz w:val="28"/>
+          <w:szCs w:val="28"/>
+        </w:rPr>
+        <w:t>Фика</w:t>
+      </w:r>
+      <w:proofErr w:type="spellEnd"/>
+      <w:r>
+        <w:rPr>
+          <w:rFonts w:ascii="Times New Roman" w:hAnsi="Times New Roman" w:cs="Times New Roman"/>
+          <w:sz w:val="28"/>
+          <w:szCs w:val="28"/>
+        </w:rPr>
+        <w:t xml:space="preserve"> (массообмен)</w:t>
       </w:r>
       <w:r>
         <w:rPr>
@@ -942,10 +982,10 @@
           <w:szCs w:val="28"/>
         </w:rPr>
         <w:object w:dxaOrig="2200" w:dyaOrig="760" w14:anchorId="3E4FB221">
-          <v:shape id="_x0000_i1026" type="#_x0000_t75" style="width:110pt;height:38pt" o:ole="">
+          <v:shape id="_x0000_i1026" type="#_x0000_t75" style="width:110.2pt;height:38.2pt" o:ole="">
             <v:imagedata r:id="rId10" o:title=""/>
           </v:shape>
-          <o:OLEObject Type="Embed" ProgID="Equation.DSMT4" ShapeID="_x0000_i1026" DrawAspect="Content" ObjectID="_1834585489" r:id="rId11"/>
+          <o:OLEObject Type="Embed" ProgID="Equation.DSMT4" ShapeID="_x0000_i1026" DrawAspect="Content" ObjectID="_1834590920" r:id="rId11"/>
         </w:object>
       </w:r>
     </w:p>
@@ -1188,10 +1228,10 @@
           <w:szCs w:val="28"/>
         </w:rPr>
         <w:object w:dxaOrig="1780" w:dyaOrig="360" w14:anchorId="263288DF">
-          <v:shape id="_x0000_i1027" type="#_x0000_t75" style="width:88.7pt;height:17.85pt" o:ole="">
+          <v:shape id="_x0000_i1027" type="#_x0000_t75" style="width:88.9pt;height:18.15pt" o:ole="">
             <v:imagedata r:id="rId12" o:title=""/>
           </v:shape>
-          <o:OLEObject Type="Embed" ProgID="Equation.DSMT4" ShapeID="_x0000_i1027" DrawAspect="Content" ObjectID="_1834585490" r:id="rId13"/>
+          <o:OLEObject Type="Embed" ProgID="Equation.DSMT4" ShapeID="_x0000_i1027" DrawAspect="Content" ObjectID="_1834590921" r:id="rId13"/>
         </w:object>
       </w:r>
     </w:p>
@@ -1348,7 +1388,25 @@
           <w:sz w:val="28"/>
           <w:szCs w:val="28"/>
         </w:rPr>
-        <w:t>Скорость электрохимических реакций на поверхности электродов описывается уравнением Батлера–Фольмера:</w:t>
+        <w:t>Скорость электрохимических реакций на поверхности электродов описывается уравнением Батлера–</w:t>
+      </w:r>
+      <w:proofErr w:type="spellStart"/>
+      <w:r>
+        <w:rPr>
+          <w:rFonts w:ascii="Times New Roman" w:hAnsi="Times New Roman" w:cs="Times New Roman"/>
+          <w:sz w:val="28"/>
+          <w:szCs w:val="28"/>
+        </w:rPr>
+        <w:t>Фольмера</w:t>
+      </w:r>
+      <w:proofErr w:type="spellEnd"/>
+      <w:r>
+        <w:rPr>
+          <w:rFonts w:ascii="Times New Roman" w:hAnsi="Times New Roman" w:cs="Times New Roman"/>
+          <w:sz w:val="28"/>
+          <w:szCs w:val="28"/>
+        </w:rPr>
+        <w:t>:</w:t>
       </w:r>
     </w:p>
     <w:p>
@@ -1371,10 +1429,10 @@
           <w:szCs w:val="28"/>
         </w:rPr>
         <w:object w:dxaOrig="3519" w:dyaOrig="720" w14:anchorId="3A660784">
-          <v:shape id="_x0000_i1028" type="#_x0000_t75" style="width:175.7pt;height:36.3pt" o:ole="">
+          <v:shape id="_x0000_i1028" type="#_x0000_t75" style="width:175.95pt;height:36.3pt" o:ole="">
             <v:imagedata r:id="rId14" o:title=""/>
           </v:shape>
-          <o:OLEObject Type="Embed" ProgID="Equation.DSMT4" ShapeID="_x0000_i1028" DrawAspect="Content" ObjectID="_1834585491" r:id="rId15"/>
+          <o:OLEObject Type="Embed" ProgID="Equation.DSMT4" ShapeID="_x0000_i1028" DrawAspect="Content" ObjectID="_1834590922" r:id="rId15"/>
         </w:object>
       </w:r>
     </w:p>
@@ -1409,6 +1467,7 @@
           <w:szCs w:val="28"/>
         </w:rPr>
       </w:pPr>
+      <w:proofErr w:type="spellStart"/>
       <w:r>
         <w:rPr>
           <w:rFonts w:ascii="Times New Roman" w:hAnsi="Times New Roman" w:cs="Times New Roman"/>
@@ -1420,6 +1479,7 @@
         </w:rPr>
         <w:t>i</w:t>
       </w:r>
+      <w:proofErr w:type="spellEnd"/>
       <w:r>
         <w:rPr>
           <w:rFonts w:ascii="Times New Roman" w:hAnsi="Times New Roman" w:cs="Times New Roman"/>
@@ -1448,6 +1508,7 @@
           <w:szCs w:val="28"/>
         </w:rPr>
       </w:pPr>
+      <w:proofErr w:type="spellStart"/>
       <w:r>
         <w:rPr>
           <w:rFonts w:ascii="Times New Roman" w:hAnsi="Times New Roman" w:cs="Times New Roman"/>
@@ -1459,6 +1520,7 @@
         </w:rPr>
         <w:t>i</w:t>
       </w:r>
+      <w:proofErr w:type="spellEnd"/>
       <w:r>
         <w:rPr>
           <w:rFonts w:ascii="Times New Roman" w:hAnsi="Times New Roman" w:cs="Times New Roman"/>
@@ -1585,10 +1647,10 @@
           <w:szCs w:val="28"/>
         </w:rPr>
         <w:object w:dxaOrig="900" w:dyaOrig="620" w14:anchorId="45FABDC7">
-          <v:shape id="_x0000_i1029" type="#_x0000_t75" style="width:44.95pt;height:31.1pt" o:ole="">
+          <v:shape id="_x0000_i1029" type="#_x0000_t75" style="width:45.1pt;height:31.3pt" o:ole="">
             <v:imagedata r:id="rId16" o:title=""/>
           </v:shape>
-          <o:OLEObject Type="Embed" ProgID="Equation.DSMT4" ShapeID="_x0000_i1029" DrawAspect="Content" ObjectID="_1834585492" r:id="rId17"/>
+          <o:OLEObject Type="Embed" ProgID="Equation.DSMT4" ShapeID="_x0000_i1029" DrawAspect="Content" ObjectID="_1834590923" r:id="rId17"/>
         </w:object>
       </w:r>
     </w:p>
@@ -1633,10 +1695,10 @@
           <w:lang w:val="en-US"/>
         </w:rPr>
         <w:object w:dxaOrig="760" w:dyaOrig="620" w14:anchorId="61592C57">
-          <v:shape id="_x0000_i1030" type="#_x0000_t75" style="width:38pt;height:31.1pt" o:ole="">
+          <v:shape id="_x0000_i1030" type="#_x0000_t75" style="width:38.2pt;height:31.3pt" o:ole="">
             <v:imagedata r:id="rId18" o:title=""/>
           </v:shape>
-          <o:OLEObject Type="Embed" ProgID="Equation.DSMT4" ShapeID="_x0000_i1030" DrawAspect="Content" ObjectID="_1834585493" r:id="rId19"/>
+          <o:OLEObject Type="Embed" ProgID="Equation.DSMT4" ShapeID="_x0000_i1030" DrawAspect="Content" ObjectID="_1834590924" r:id="rId19"/>
         </w:object>
       </w:r>
     </w:p>
@@ -1682,10 +1744,10 @@
           <w:lang w:val="en-US"/>
         </w:rPr>
         <w:object w:dxaOrig="960" w:dyaOrig="680" w14:anchorId="4400FF05">
-          <v:shape id="_x0000_i1031" type="#_x0000_t75" style="width:48.4pt;height:34pt" o:ole="">
+          <v:shape id="_x0000_i1031" type="#_x0000_t75" style="width:48.2pt;height:33.8pt" o:ole="">
             <v:imagedata r:id="rId20" o:title=""/>
           </v:shape>
-          <o:OLEObject Type="Embed" ProgID="Equation.DSMT4" ShapeID="_x0000_i1031" DrawAspect="Content" ObjectID="_1834585494" r:id="rId21"/>
+          <o:OLEObject Type="Embed" ProgID="Equation.DSMT4" ShapeID="_x0000_i1031" DrawAspect="Content" ObjectID="_1834590925" r:id="rId21"/>
         </w:object>
       </w:r>
     </w:p>
@@ -1784,7 +1846,25 @@
           <w:sz w:val="28"/>
           <w:szCs w:val="28"/>
         </w:rPr>
-        <w:t>Перенос ионов лития внутри электродных материалов определяется законами диффузии Фика.</w:t>
+        <w:t xml:space="preserve">Перенос ионов лития внутри электродных материалов определяется законами диффузии </w:t>
+      </w:r>
+      <w:proofErr w:type="spellStart"/>
+      <w:r>
+        <w:rPr>
+          <w:rFonts w:ascii="Times New Roman" w:hAnsi="Times New Roman" w:cs="Times New Roman"/>
+          <w:sz w:val="28"/>
+          <w:szCs w:val="28"/>
+        </w:rPr>
+        <w:t>Фика</w:t>
+      </w:r>
+      <w:proofErr w:type="spellEnd"/>
+      <w:r>
+        <w:rPr>
+          <w:rFonts w:ascii="Times New Roman" w:hAnsi="Times New Roman" w:cs="Times New Roman"/>
+          <w:sz w:val="28"/>
+          <w:szCs w:val="28"/>
+        </w:rPr>
+        <w:t>.</w:t>
       </w:r>
       <w:r>
         <w:rPr>
@@ -1800,7 +1880,25 @@
           <w:sz w:val="28"/>
           <w:szCs w:val="28"/>
         </w:rPr>
-        <w:t>Второй закон Фика имеет вид:</w:t>
+        <w:t xml:space="preserve">Второй закон </w:t>
+      </w:r>
+      <w:proofErr w:type="spellStart"/>
+      <w:r>
+        <w:rPr>
+          <w:rFonts w:ascii="Times New Roman" w:hAnsi="Times New Roman" w:cs="Times New Roman"/>
+          <w:sz w:val="28"/>
+          <w:szCs w:val="28"/>
+        </w:rPr>
+        <w:t>Фика</w:t>
+      </w:r>
+      <w:proofErr w:type="spellEnd"/>
+      <w:r>
+        <w:rPr>
+          <w:rFonts w:ascii="Times New Roman" w:hAnsi="Times New Roman" w:cs="Times New Roman"/>
+          <w:sz w:val="28"/>
+          <w:szCs w:val="28"/>
+        </w:rPr>
+        <w:t xml:space="preserve"> имеет вид:</w:t>
       </w:r>
     </w:p>
     <w:p>
@@ -1823,10 +1921,10 @@
           <w:szCs w:val="28"/>
         </w:rPr>
         <w:object w:dxaOrig="1280" w:dyaOrig="660" w14:anchorId="6E050575">
-          <v:shape id="_x0000_i1032" type="#_x0000_t75" style="width:63.95pt;height:33.4pt" o:ole="">
+          <v:shape id="_x0000_i1032" type="#_x0000_t75" style="width:63.85pt;height:33.2pt" o:ole="">
             <v:imagedata r:id="rId22" o:title=""/>
           </v:shape>
-          <o:OLEObject Type="Embed" ProgID="Equation.DSMT4" ShapeID="_x0000_i1032" DrawAspect="Content" ObjectID="_1834585495" r:id="rId23"/>
+          <o:OLEObject Type="Embed" ProgID="Equation.DSMT4" ShapeID="_x0000_i1032" DrawAspect="Content" ObjectID="_1834590926" r:id="rId23"/>
         </w:object>
       </w:r>
     </w:p>
@@ -1980,10 +2078,10 @@
           <w:szCs w:val="28"/>
         </w:rPr>
         <w:object w:dxaOrig="1420" w:dyaOrig="700" w14:anchorId="4A8A63AB">
-          <v:shape id="_x0000_i1033" type="#_x0000_t75" style="width:70.85pt;height:35.15pt" o:ole="">
+          <v:shape id="_x0000_i1033" type="#_x0000_t75" style="width:70.75pt;height:35.05pt" o:ole="">
             <v:imagedata r:id="rId24" o:title=""/>
           </v:shape>
-          <o:OLEObject Type="Embed" ProgID="Equation.DSMT4" ShapeID="_x0000_i1033" DrawAspect="Content" ObjectID="_1834585496" r:id="rId25"/>
+          <o:OLEObject Type="Embed" ProgID="Equation.DSMT4" ShapeID="_x0000_i1033" DrawAspect="Content" ObjectID="_1834590927" r:id="rId25"/>
         </w:object>
       </w:r>
     </w:p>
@@ -2167,10 +2265,10 @@
           <w:szCs w:val="28"/>
         </w:rPr>
         <w:object w:dxaOrig="2079" w:dyaOrig="680" w14:anchorId="2E290427">
-          <v:shape id="_x0000_i1034" type="#_x0000_t75" style="width:103.7pt;height:34pt" o:ole="">
+          <v:shape id="_x0000_i1034" type="#_x0000_t75" style="width:103.95pt;height:33.8pt" o:ole="">
             <v:imagedata r:id="rId26" o:title=""/>
           </v:shape>
-          <o:OLEObject Type="Embed" ProgID="Equation.DSMT4" ShapeID="_x0000_i1034" DrawAspect="Content" ObjectID="_1834585497" r:id="rId27"/>
+          <o:OLEObject Type="Embed" ProgID="Equation.DSMT4" ShapeID="_x0000_i1034" DrawAspect="Content" ObjectID="_1834590928" r:id="rId27"/>
         </w:object>
       </w:r>
     </w:p>
@@ -2244,6 +2342,7 @@
           <w:szCs w:val="28"/>
         </w:rPr>
       </w:pPr>
+      <w:proofErr w:type="spellStart"/>
       <w:r>
         <w:rPr>
           <w:rFonts w:ascii="Times New Roman" w:hAnsi="Times New Roman" w:cs="Times New Roman"/>
@@ -2267,6 +2366,7 @@
         </w:rPr>
         <w:t>a</w:t>
       </w:r>
+      <w:proofErr w:type="spellEnd"/>
       <w:r>
         <w:rPr>
           <w:rFonts w:ascii="Times New Roman" w:hAnsi="Times New Roman" w:cs="Times New Roman"/>
@@ -2329,7 +2429,25 @@
           <w:sz w:val="28"/>
           <w:szCs w:val="28"/>
         </w:rPr>
-        <w:t>С ростом температуры скорость деградационных процессов резко увеличивается.</w:t>
+        <w:t xml:space="preserve">С ростом температуры скорость </w:t>
+      </w:r>
+      <w:proofErr w:type="spellStart"/>
+      <w:r>
+        <w:rPr>
+          <w:rFonts w:ascii="Times New Roman" w:hAnsi="Times New Roman" w:cs="Times New Roman"/>
+          <w:sz w:val="28"/>
+          <w:szCs w:val="28"/>
+        </w:rPr>
+        <w:t>деградационных</w:t>
+      </w:r>
+      <w:proofErr w:type="spellEnd"/>
+      <w:r>
+        <w:rPr>
+          <w:rFonts w:ascii="Times New Roman" w:hAnsi="Times New Roman" w:cs="Times New Roman"/>
+          <w:sz w:val="28"/>
+          <w:szCs w:val="28"/>
+        </w:rPr>
+        <w:t xml:space="preserve"> процессов резко увеличивается.</w:t>
       </w:r>
       <w:r>
         <w:rPr>
@@ -2376,10 +2494,10 @@
           <w:szCs w:val="28"/>
         </w:rPr>
         <w:object w:dxaOrig="980" w:dyaOrig="380" w14:anchorId="1A18B4E8">
-          <v:shape id="_x0000_i1035" type="#_x0000_t75" style="width:48.95pt;height:19pt" o:ole="">
+          <v:shape id="_x0000_i1035" type="#_x0000_t75" style="width:48.85pt;height:18.8pt" o:ole="">
             <v:imagedata r:id="rId28" o:title=""/>
           </v:shape>
-          <o:OLEObject Type="Embed" ProgID="Equation.DSMT4" ShapeID="_x0000_i1035" DrawAspect="Content" ObjectID="_1834585498" r:id="rId29"/>
+          <o:OLEObject Type="Embed" ProgID="Equation.DSMT4" ShapeID="_x0000_i1035" DrawAspect="Content" ObjectID="_1834590929" r:id="rId29"/>
         </w:object>
       </w:r>
     </w:p>
@@ -2414,6 +2532,7 @@
           <w:szCs w:val="28"/>
         </w:rPr>
       </w:pPr>
+      <w:proofErr w:type="spellStart"/>
       <w:r>
         <w:rPr>
           <w:rFonts w:ascii="Times New Roman" w:hAnsi="Times New Roman" w:cs="Times New Roman"/>
@@ -2437,6 +2556,7 @@
         </w:rPr>
         <w:t>int</w:t>
       </w:r>
+      <w:proofErr w:type="spellEnd"/>
       <w:r>
         <w:rPr>
           <w:rFonts w:ascii="Times New Roman" w:hAnsi="Times New Roman" w:cs="Times New Roman"/>
@@ -2503,6 +2623,7 @@
           <w:szCs w:val="28"/>
         </w:rPr>
       </w:pPr>
+      <w:proofErr w:type="gramStart"/>
       <w:r>
         <w:rPr>
           <w:rFonts w:ascii="Times New Roman" w:hAnsi="Times New Roman" w:cs="Times New Roman"/>
@@ -2511,66 +2632,10 @@
           <w:sz w:val="28"/>
           <w:szCs w:val="28"/>
         </w:rPr>
-        <w:t>Вывод  по разделу 1.1</w:t>
-      </w:r>
-    </w:p>
-    <w:p>
-      <w:pPr>
-        <w:pStyle w:val="a7"/>
-        <w:ind w:left="0" w:firstLine="709"/>
-        <w:jc w:val="both"/>
-        <w:rPr>
-          <w:rFonts w:ascii="Times New Roman" w:hAnsi="Times New Roman" w:cs="Times New Roman"/>
-          <w:sz w:val="28"/>
-          <w:szCs w:val="28"/>
-        </w:rPr>
-      </w:pPr>
-    </w:p>
-    <w:p>
-      <w:pPr>
-        <w:pStyle w:val="a7"/>
-        <w:ind w:left="0" w:firstLine="709"/>
-        <w:jc w:val="both"/>
-        <w:rPr>
-          <w:rFonts w:ascii="Times New Roman" w:hAnsi="Times New Roman" w:cs="Times New Roman"/>
-          <w:sz w:val="28"/>
-          <w:szCs w:val="28"/>
-        </w:rPr>
-      </w:pPr>
-      <w:r>
-        <w:rPr>
-          <w:rFonts w:ascii="Times New Roman" w:hAnsi="Times New Roman" w:cs="Times New Roman"/>
-          <w:sz w:val="28"/>
-          <w:szCs w:val="28"/>
-        </w:rPr>
-        <w:t>Таким образом, тяговая аккумуляторная батарея представляет собой сложную электрохимическую систему, поведение которой определяется взаимодействием электрических, химических и тепловых процессов. Нестационарный характер эксплуатации электротранспортных систем существенно усложняет анализ деградации аккумуляторных батарей и требует разработки новых методов диагностики и прогнозирования их ресурса</w:t>
-      </w:r>
-      <w:r>
-        <w:rPr>
-          <w:rFonts w:ascii="Times New Roman" w:hAnsi="Times New Roman" w:cs="Times New Roman"/>
-          <w:sz w:val="28"/>
-          <w:szCs w:val="28"/>
-        </w:rPr>
-        <w:t>.</w:t>
-      </w:r>
-    </w:p>
-    <w:p>
-      <w:pPr>
-        <w:pStyle w:val="a7"/>
-        <w:ind w:left="0" w:firstLine="709"/>
-        <w:jc w:val="both"/>
-        <w:rPr>
-          <w:rFonts w:ascii="Times New Roman" w:hAnsi="Times New Roman" w:cs="Times New Roman"/>
-          <w:sz w:val="28"/>
-          <w:szCs w:val="28"/>
-        </w:rPr>
-      </w:pPr>
-    </w:p>
-    <w:p>
-      <w:pPr>
-        <w:pStyle w:val="a7"/>
-        <w:ind w:left="0" w:firstLine="709"/>
-        <w:jc w:val="both"/>
+        <w:t>Вывод  по</w:t>
+      </w:r>
+      <w:proofErr w:type="gramEnd"/>
+      <w:r>
         <w:rPr>
           <w:rFonts w:ascii="Times New Roman" w:hAnsi="Times New Roman" w:cs="Times New Roman"/>
           <w:b/>
@@ -2578,8 +2643,66 @@
           <w:sz w:val="28"/>
           <w:szCs w:val="28"/>
         </w:rPr>
-      </w:pPr>
-      <w:r>
+        <w:t xml:space="preserve"> разделу 1.1</w:t>
+      </w:r>
+    </w:p>
+    <w:p>
+      <w:pPr>
+        <w:pStyle w:val="a7"/>
+        <w:ind w:left="0" w:firstLine="709"/>
+        <w:jc w:val="both"/>
+        <w:rPr>
+          <w:rFonts w:ascii="Times New Roman" w:hAnsi="Times New Roman" w:cs="Times New Roman"/>
+          <w:sz w:val="28"/>
+          <w:szCs w:val="28"/>
+        </w:rPr>
+      </w:pPr>
+    </w:p>
+    <w:p>
+      <w:pPr>
+        <w:pStyle w:val="a7"/>
+        <w:ind w:left="0" w:firstLine="709"/>
+        <w:jc w:val="both"/>
+        <w:rPr>
+          <w:rFonts w:ascii="Times New Roman" w:hAnsi="Times New Roman" w:cs="Times New Roman"/>
+          <w:sz w:val="28"/>
+          <w:szCs w:val="28"/>
+        </w:rPr>
+      </w:pPr>
+      <w:r>
+        <w:rPr>
+          <w:rFonts w:ascii="Times New Roman" w:hAnsi="Times New Roman" w:cs="Times New Roman"/>
+          <w:sz w:val="28"/>
+          <w:szCs w:val="28"/>
+        </w:rPr>
+        <w:t>Таким образом, тяговая аккумуляторная батарея представляет собой сложную электрохимическую систему, поведение которой определяется взаимодействием электрических, химических и тепловых процессов. Нестационарный характер эксплуатации электротранспортных систем существенно усложняет анализ деградации аккумуляторных батарей и требует разработки новых методов диагностики и прогнозирования их ресурса</w:t>
+      </w:r>
+      <w:r>
+        <w:rPr>
+          <w:rFonts w:ascii="Times New Roman" w:hAnsi="Times New Roman" w:cs="Times New Roman"/>
+          <w:sz w:val="28"/>
+          <w:szCs w:val="28"/>
+        </w:rPr>
+        <w:t>.</w:t>
+      </w:r>
+    </w:p>
+    <w:p>
+      <w:pPr>
+        <w:pStyle w:val="a7"/>
+        <w:ind w:left="0" w:firstLine="709"/>
+        <w:jc w:val="both"/>
+        <w:rPr>
+          <w:rFonts w:ascii="Times New Roman" w:hAnsi="Times New Roman" w:cs="Times New Roman"/>
+          <w:sz w:val="28"/>
+          <w:szCs w:val="28"/>
+        </w:rPr>
+      </w:pPr>
+    </w:p>
+    <w:p>
+      <w:pPr>
+        <w:pStyle w:val="a7"/>
+        <w:ind w:left="0" w:firstLine="709"/>
+        <w:jc w:val="both"/>
         <w:rPr>
           <w:rFonts w:ascii="Times New Roman" w:hAnsi="Times New Roman" w:cs="Times New Roman"/>
           <w:b/>
@@ -2587,8 +2710,7 @@
           <w:sz w:val="28"/>
           <w:szCs w:val="28"/>
         </w:rPr>
-        <w:t>1.2 Механизмы деградации</w:t>
-      </w:r>
+      </w:pPr>
       <w:r>
         <w:rPr>
           <w:rFonts w:ascii="Times New Roman" w:hAnsi="Times New Roman" w:cs="Times New Roman"/>
@@ -2597,7 +2719,7 @@
           <w:sz w:val="28"/>
           <w:szCs w:val="28"/>
         </w:rPr>
-        <w:t xml:space="preserve"> </w:t>
+        <w:t>1.2 Механизмы деградации</w:t>
       </w:r>
       <w:r>
         <w:rPr>
@@ -2606,9 +2728,8 @@
           <w:bCs/>
           <w:sz w:val="28"/>
           <w:szCs w:val="28"/>
-          <w:lang w:val="en-US"/>
-        </w:rPr>
-        <w:t>Li</w:t>
+        </w:rPr>
+        <w:t xml:space="preserve"> </w:t>
       </w:r>
       <w:r>
         <w:rPr>
@@ -2617,8 +2738,9 @@
           <w:bCs/>
           <w:sz w:val="28"/>
           <w:szCs w:val="28"/>
-        </w:rPr>
-        <w:t>-</w:t>
+          <w:lang w:val="en-US"/>
+        </w:rPr>
+        <w:t>Li</w:t>
       </w:r>
       <w:r>
         <w:rPr>
@@ -2627,9 +2749,8 @@
           <w:bCs/>
           <w:sz w:val="28"/>
           <w:szCs w:val="28"/>
-          <w:lang w:val="en-US"/>
-        </w:rPr>
-        <w:t>ion</w:t>
+        </w:rPr>
+        <w:t>-</w:t>
       </w:r>
       <w:r>
         <w:rPr>
@@ -2638,8 +2759,9 @@
           <w:bCs/>
           <w:sz w:val="28"/>
           <w:szCs w:val="28"/>
-        </w:rPr>
-        <w:t xml:space="preserve">, </w:t>
+          <w:lang w:val="en-US"/>
+        </w:rPr>
+        <w:t>ion</w:t>
       </w:r>
       <w:r>
         <w:rPr>
@@ -2648,9 +2770,8 @@
           <w:bCs/>
           <w:sz w:val="28"/>
           <w:szCs w:val="28"/>
-          <w:lang w:val="en-US"/>
-        </w:rPr>
-        <w:t>LFP</w:t>
+        </w:rPr>
+        <w:t xml:space="preserve">, </w:t>
       </w:r>
       <w:r>
         <w:rPr>
@@ -2659,8 +2780,9 @@
           <w:bCs/>
           <w:sz w:val="28"/>
           <w:szCs w:val="28"/>
-        </w:rPr>
-        <w:t xml:space="preserve"> и </w:t>
+          <w:lang w:val="en-US"/>
+        </w:rPr>
+        <w:t>LFP</w:t>
       </w:r>
       <w:r>
         <w:rPr>
@@ -2669,9 +2791,8 @@
           <w:bCs/>
           <w:sz w:val="28"/>
           <w:szCs w:val="28"/>
-          <w:lang w:val="en-US"/>
-        </w:rPr>
-        <w:t>Na</w:t>
+        </w:rPr>
+        <w:t xml:space="preserve"> и </w:t>
       </w:r>
       <w:r>
         <w:rPr>
@@ -2680,8 +2801,9 @@
           <w:bCs/>
           <w:sz w:val="28"/>
           <w:szCs w:val="28"/>
-        </w:rPr>
-        <w:t>-</w:t>
+          <w:lang w:val="en-US"/>
+        </w:rPr>
+        <w:t>Na</w:t>
       </w:r>
       <w:r>
         <w:rPr>
@@ -2690,9 +2812,8 @@
           <w:bCs/>
           <w:sz w:val="28"/>
           <w:szCs w:val="28"/>
-          <w:lang w:val="en-US"/>
-        </w:rPr>
-        <w:t>ion</w:t>
+        </w:rPr>
+        <w:t>-</w:t>
       </w:r>
       <w:r>
         <w:rPr>
@@ -2701,27 +2822,11 @@
           <w:bCs/>
           <w:sz w:val="28"/>
           <w:szCs w:val="28"/>
-        </w:rPr>
-        <w:t xml:space="preserve"> аккумуляторных систем</w:t>
-      </w:r>
-    </w:p>
-    <w:p>
-      <w:pPr>
-        <w:pStyle w:val="a7"/>
-        <w:ind w:left="0" w:firstLine="709"/>
-        <w:jc w:val="both"/>
-        <w:rPr>
-          <w:rFonts w:ascii="Times New Roman" w:hAnsi="Times New Roman" w:cs="Times New Roman"/>
-          <w:sz w:val="28"/>
-          <w:szCs w:val="28"/>
-        </w:rPr>
-      </w:pPr>
-    </w:p>
-    <w:p>
-      <w:pPr>
-        <w:pStyle w:val="a7"/>
-        <w:ind w:left="0" w:firstLine="709"/>
-        <w:jc w:val="both"/>
+          <w:lang w:val="en-US"/>
+        </w:rPr>
+        <w:t>ion</w:t>
+      </w:r>
+      <w:r>
         <w:rPr>
           <w:rFonts w:ascii="Times New Roman" w:hAnsi="Times New Roman" w:cs="Times New Roman"/>
           <w:b/>
@@ -2729,8 +2834,26 @@
           <w:sz w:val="28"/>
           <w:szCs w:val="28"/>
         </w:rPr>
-      </w:pPr>
-      <w:r>
+        <w:t xml:space="preserve"> аккумуляторных систем</w:t>
+      </w:r>
+    </w:p>
+    <w:p>
+      <w:pPr>
+        <w:pStyle w:val="a7"/>
+        <w:ind w:left="0" w:firstLine="709"/>
+        <w:jc w:val="both"/>
+        <w:rPr>
+          <w:rFonts w:ascii="Times New Roman" w:hAnsi="Times New Roman" w:cs="Times New Roman"/>
+          <w:sz w:val="28"/>
+          <w:szCs w:val="28"/>
+        </w:rPr>
+      </w:pPr>
+    </w:p>
+    <w:p>
+      <w:pPr>
+        <w:pStyle w:val="a7"/>
+        <w:ind w:left="0" w:firstLine="709"/>
+        <w:jc w:val="both"/>
         <w:rPr>
           <w:rFonts w:ascii="Times New Roman" w:hAnsi="Times New Roman" w:cs="Times New Roman"/>
           <w:b/>
@@ -2738,6 +2861,15 @@
           <w:sz w:val="28"/>
           <w:szCs w:val="28"/>
         </w:rPr>
+      </w:pPr>
+      <w:r>
+        <w:rPr>
+          <w:rFonts w:ascii="Times New Roman" w:hAnsi="Times New Roman" w:cs="Times New Roman"/>
+          <w:b/>
+          <w:bCs/>
+          <w:sz w:val="28"/>
+          <w:szCs w:val="28"/>
+        </w:rPr>
         <w:t>1.2.1 Общая природа деградации электрохимических накопителей энергии</w:t>
       </w:r>
     </w:p>
@@ -2836,8 +2968,18 @@
           <w:sz w:val="28"/>
           <w:szCs w:val="28"/>
         </w:rPr>
-        <w:t>Согласно классической электрохимической теории, скорость электрохимической реакции определяется уравнением Батлера–Фольмера</w:t>
-      </w:r>
+        <w:t>Согласно классической электрохимической теории, скорость электрохимической реакции определяется уравнением Батлера–</w:t>
+      </w:r>
+      <w:proofErr w:type="spellStart"/>
+      <w:r>
+        <w:rPr>
+          <w:rFonts w:ascii="Times New Roman" w:hAnsi="Times New Roman" w:cs="Times New Roman"/>
+          <w:sz w:val="28"/>
+          <w:szCs w:val="28"/>
+        </w:rPr>
+        <w:t>Фольмера</w:t>
+      </w:r>
+      <w:proofErr w:type="spellEnd"/>
       <w:r>
         <w:rPr>
           <w:rFonts w:ascii="Times New Roman" w:hAnsi="Times New Roman" w:cs="Times New Roman"/>
@@ -2867,10 +3009,10 @@
           <w:szCs w:val="28"/>
         </w:rPr>
         <w:object w:dxaOrig="3519" w:dyaOrig="720" w14:anchorId="635F3D41">
-          <v:shape id="_x0000_i1038" type="#_x0000_t75" style="width:175.7pt;height:36.3pt" o:ole="">
+          <v:shape id="_x0000_i1038" type="#_x0000_t75" style="width:175.95pt;height:36.3pt" o:ole="">
             <v:imagedata r:id="rId30" o:title=""/>
           </v:shape>
-          <o:OLEObject Type="Embed" ProgID="Equation.DSMT4" ShapeID="_x0000_i1038" DrawAspect="Content" ObjectID="_1834585499" r:id="rId31"/>
+          <o:OLEObject Type="Embed" ProgID="Equation.DSMT4" ShapeID="_x0000_i1038" DrawAspect="Content" ObjectID="_1834590930" r:id="rId31"/>
         </w:object>
       </w:r>
     </w:p>
@@ -3094,6 +3236,7 @@
         </w:rPr>
         <w:t xml:space="preserve"> </w:t>
       </w:r>
+      <w:proofErr w:type="spellStart"/>
       <w:r>
         <w:rPr>
           <w:rFonts w:ascii="Times New Roman" w:hAnsi="Times New Roman" w:cs="Times New Roman"/>
@@ -3113,6 +3256,7 @@
         </w:rPr>
         <w:t>eff</w:t>
       </w:r>
+      <w:proofErr w:type="spellEnd"/>
       <w:r>
         <w:rPr>
           <w:rFonts w:ascii="Times New Roman" w:hAnsi="Times New Roman" w:cs="Times New Roman"/>
@@ -3150,10 +3294,10 @@
           <w:szCs w:val="28"/>
         </w:rPr>
         <w:object w:dxaOrig="820" w:dyaOrig="380" w14:anchorId="4C509BBF">
-          <v:shape id="_x0000_i1041" type="#_x0000_t75" style="width:40.9pt;height:19pt" o:ole="">
+          <v:shape id="_x0000_i1041" type="#_x0000_t75" style="width:40.7pt;height:18.8pt" o:ole="">
             <v:imagedata r:id="rId32" o:title=""/>
           </v:shape>
-          <o:OLEObject Type="Embed" ProgID="Equation.DSMT4" ShapeID="_x0000_i1041" DrawAspect="Content" ObjectID="_1834585500" r:id="rId33"/>
+          <o:OLEObject Type="Embed" ProgID="Equation.DSMT4" ShapeID="_x0000_i1041" DrawAspect="Content" ObjectID="_1834590931" r:id="rId33"/>
         </w:object>
       </w:r>
     </w:p>
@@ -3205,10 +3349,10 @@
           <w:szCs w:val="28"/>
         </w:rPr>
         <w:object w:dxaOrig="960" w:dyaOrig="680" w14:anchorId="49E6B722">
-          <v:shape id="_x0000_i1044" type="#_x0000_t75" style="width:47.8pt;height:34pt" o:ole="">
+          <v:shape id="_x0000_i1044" type="#_x0000_t75" style="width:48.2pt;height:33.8pt" o:ole="">
             <v:imagedata r:id="rId34" o:title=""/>
           </v:shape>
-          <o:OLEObject Type="Embed" ProgID="Equation.DSMT4" ShapeID="_x0000_i1044" DrawAspect="Content" ObjectID="_1834585501" r:id="rId35"/>
+          <o:OLEObject Type="Embed" ProgID="Equation.DSMT4" ShapeID="_x0000_i1044" DrawAspect="Content" ObjectID="_1834590932" r:id="rId35"/>
         </w:object>
       </w:r>
     </w:p>
@@ -3383,7 +3527,25 @@
           <w:sz w:val="28"/>
           <w:szCs w:val="28"/>
         </w:rPr>
-        <w:t>образование пассивирующего слоя SEI;</w:t>
+        <w:t xml:space="preserve">образование </w:t>
+      </w:r>
+      <w:proofErr w:type="spellStart"/>
+      <w:r>
+        <w:rPr>
+          <w:rFonts w:ascii="Times New Roman" w:hAnsi="Times New Roman" w:cs="Times New Roman"/>
+          <w:sz w:val="28"/>
+          <w:szCs w:val="28"/>
+        </w:rPr>
+        <w:t>пассивирующего</w:t>
+      </w:r>
+      <w:proofErr w:type="spellEnd"/>
+      <w:r>
+        <w:rPr>
+          <w:rFonts w:ascii="Times New Roman" w:hAnsi="Times New Roman" w:cs="Times New Roman"/>
+          <w:sz w:val="28"/>
+          <w:szCs w:val="28"/>
+        </w:rPr>
+        <w:t xml:space="preserve"> слоя SEI;</w:t>
       </w:r>
     </w:p>
     <w:p>
@@ -3575,7 +3737,25 @@
           <w:sz w:val="28"/>
           <w:szCs w:val="28"/>
         </w:rPr>
-        <w:t>Рисунок 1.3 — Сравнение типичных зависимостей снижения ёмкости аккумуляторов различных химических систем (NMC, LFP и Na-ion) от числа циклов заряд-разряд.</w:t>
+        <w:t>Рисунок 1.3 — Сравнение типичных зависимостей снижения ёмкости аккумуляторов различных химических систем (NMC, LFP и Na-</w:t>
+      </w:r>
+      <w:proofErr w:type="spellStart"/>
+      <w:r>
+        <w:rPr>
+          <w:rFonts w:ascii="Times New Roman" w:hAnsi="Times New Roman" w:cs="Times New Roman"/>
+          <w:sz w:val="28"/>
+          <w:szCs w:val="28"/>
+        </w:rPr>
+        <w:t>ion</w:t>
+      </w:r>
+      <w:proofErr w:type="spellEnd"/>
+      <w:r>
+        <w:rPr>
+          <w:rFonts w:ascii="Times New Roman" w:hAnsi="Times New Roman" w:cs="Times New Roman"/>
+          <w:sz w:val="28"/>
+          <w:szCs w:val="28"/>
+        </w:rPr>
+        <w:t>) от числа циклов заряд-разряд.</w:t>
       </w:r>
     </w:p>
     <w:p>
@@ -3641,8 +3821,9 @@
           <w:sz w:val="28"/>
           <w:szCs w:val="28"/>
         </w:rPr>
-        <w:t xml:space="preserve">1.2.3 Формирование пассивирующего слоя </w:t>
-      </w:r>
+        <w:t xml:space="preserve">1.2.3 Формирование </w:t>
+      </w:r>
+      <w:proofErr w:type="spellStart"/>
       <w:r>
         <w:rPr>
           <w:rFonts w:ascii="Times New Roman" w:hAnsi="Times New Roman" w:cs="Times New Roman"/>
@@ -3650,6 +3831,27 @@
           <w:bCs/>
           <w:sz w:val="28"/>
           <w:szCs w:val="28"/>
+        </w:rPr>
+        <w:t>пассивирующего</w:t>
+      </w:r>
+      <w:proofErr w:type="spellEnd"/>
+      <w:r>
+        <w:rPr>
+          <w:rFonts w:ascii="Times New Roman" w:hAnsi="Times New Roman" w:cs="Times New Roman"/>
+          <w:b/>
+          <w:bCs/>
+          <w:sz w:val="28"/>
+          <w:szCs w:val="28"/>
+        </w:rPr>
+        <w:t xml:space="preserve"> слоя </w:t>
+      </w:r>
+      <w:r>
+        <w:rPr>
+          <w:rFonts w:ascii="Times New Roman" w:hAnsi="Times New Roman" w:cs="Times New Roman"/>
+          <w:b/>
+          <w:bCs/>
+          <w:sz w:val="28"/>
+          <w:szCs w:val="28"/>
           <w:lang w:val="en-US"/>
         </w:rPr>
         <w:t>SEI</w:t>
@@ -3684,7 +3886,79 @@
           <w:sz w:val="28"/>
           <w:szCs w:val="28"/>
         </w:rPr>
-        <w:t>Одним из ключевых механизмов деградации литий-ионных аккумуляторов является образование пассивирующего слоя SEI (Solid Electrolyte Interphase) на поверхности анода.</w:t>
+        <w:t xml:space="preserve">Одним из ключевых механизмов деградации литий-ионных аккумуляторов является образование </w:t>
+      </w:r>
+      <w:proofErr w:type="spellStart"/>
+      <w:r>
+        <w:rPr>
+          <w:rFonts w:ascii="Times New Roman" w:hAnsi="Times New Roman" w:cs="Times New Roman"/>
+          <w:sz w:val="28"/>
+          <w:szCs w:val="28"/>
+        </w:rPr>
+        <w:t>пассивирующего</w:t>
+      </w:r>
+      <w:proofErr w:type="spellEnd"/>
+      <w:r>
+        <w:rPr>
+          <w:rFonts w:ascii="Times New Roman" w:hAnsi="Times New Roman" w:cs="Times New Roman"/>
+          <w:sz w:val="28"/>
+          <w:szCs w:val="28"/>
+        </w:rPr>
+        <w:t xml:space="preserve"> слоя SEI (</w:t>
+      </w:r>
+      <w:proofErr w:type="spellStart"/>
+      <w:r>
+        <w:rPr>
+          <w:rFonts w:ascii="Times New Roman" w:hAnsi="Times New Roman" w:cs="Times New Roman"/>
+          <w:sz w:val="28"/>
+          <w:szCs w:val="28"/>
+        </w:rPr>
+        <w:t>Solid</w:t>
+      </w:r>
+      <w:proofErr w:type="spellEnd"/>
+      <w:r>
+        <w:rPr>
+          <w:rFonts w:ascii="Times New Roman" w:hAnsi="Times New Roman" w:cs="Times New Roman"/>
+          <w:sz w:val="28"/>
+          <w:szCs w:val="28"/>
+        </w:rPr>
+        <w:t xml:space="preserve"> </w:t>
+      </w:r>
+      <w:proofErr w:type="spellStart"/>
+      <w:r>
+        <w:rPr>
+          <w:rFonts w:ascii="Times New Roman" w:hAnsi="Times New Roman" w:cs="Times New Roman"/>
+          <w:sz w:val="28"/>
+          <w:szCs w:val="28"/>
+        </w:rPr>
+        <w:t>Electrolyte</w:t>
+      </w:r>
+      <w:proofErr w:type="spellEnd"/>
+      <w:r>
+        <w:rPr>
+          <w:rFonts w:ascii="Times New Roman" w:hAnsi="Times New Roman" w:cs="Times New Roman"/>
+          <w:sz w:val="28"/>
+          <w:szCs w:val="28"/>
+        </w:rPr>
+        <w:t xml:space="preserve"> </w:t>
+      </w:r>
+      <w:proofErr w:type="spellStart"/>
+      <w:r>
+        <w:rPr>
+          <w:rFonts w:ascii="Times New Roman" w:hAnsi="Times New Roman" w:cs="Times New Roman"/>
+          <w:sz w:val="28"/>
+          <w:szCs w:val="28"/>
+        </w:rPr>
+        <w:t>Interphase</w:t>
+      </w:r>
+      <w:proofErr w:type="spellEnd"/>
+      <w:r>
+        <w:rPr>
+          <w:rFonts w:ascii="Times New Roman" w:hAnsi="Times New Roman" w:cs="Times New Roman"/>
+          <w:sz w:val="28"/>
+          <w:szCs w:val="28"/>
+        </w:rPr>
+        <w:t>) на поверхности анода.</w:t>
       </w:r>
     </w:p>
     <w:p>
@@ -3705,7 +3979,25 @@
           <w:szCs w:val="28"/>
         </w:rPr>
         <w:lastRenderedPageBreak/>
-        <w:t>SEI-слой формируется в результате восстановления компонентов электролита при потенциалах ниже стабильности электролита. Этот процесс приводит к образованию тонкой пассивирующей плёнки, которая пропускает ионы лития, но препятствует дальнейшему разложению электролита.</w:t>
+        <w:t xml:space="preserve">SEI-слой формируется в результате восстановления компонентов электролита при потенциалах ниже стабильности электролита. Этот процесс приводит к образованию тонкой </w:t>
+      </w:r>
+      <w:proofErr w:type="spellStart"/>
+      <w:r>
+        <w:rPr>
+          <w:rFonts w:ascii="Times New Roman" w:hAnsi="Times New Roman" w:cs="Times New Roman"/>
+          <w:sz w:val="28"/>
+          <w:szCs w:val="28"/>
+        </w:rPr>
+        <w:t>пассивирующей</w:t>
+      </w:r>
+      <w:proofErr w:type="spellEnd"/>
+      <w:r>
+        <w:rPr>
+          <w:rFonts w:ascii="Times New Roman" w:hAnsi="Times New Roman" w:cs="Times New Roman"/>
+          <w:sz w:val="28"/>
+          <w:szCs w:val="28"/>
+        </w:rPr>
+        <w:t xml:space="preserve"> плёнки, которая пропускает ионы лития, но препятствует дальнейшему разложению электролита.</w:t>
       </w:r>
     </w:p>
     <w:p>
@@ -3725,7 +4017,25 @@
           <w:sz w:val="28"/>
           <w:szCs w:val="28"/>
         </w:rPr>
-        <w:t>Рост SEI-слоя можно описать диффузионной моделью. Согласно второму закону Фика:</w:t>
+        <w:t xml:space="preserve">Рост SEI-слоя можно описать диффузионной моделью. Согласно второму закону </w:t>
+      </w:r>
+      <w:proofErr w:type="spellStart"/>
+      <w:r>
+        <w:rPr>
+          <w:rFonts w:ascii="Times New Roman" w:hAnsi="Times New Roman" w:cs="Times New Roman"/>
+          <w:sz w:val="28"/>
+          <w:szCs w:val="28"/>
+        </w:rPr>
+        <w:t>Фика</w:t>
+      </w:r>
+      <w:proofErr w:type="spellEnd"/>
+      <w:r>
+        <w:rPr>
+          <w:rFonts w:ascii="Times New Roman" w:hAnsi="Times New Roman" w:cs="Times New Roman"/>
+          <w:sz w:val="28"/>
+          <w:szCs w:val="28"/>
+        </w:rPr>
+        <w:t>:</w:t>
       </w:r>
     </w:p>
     <w:p>
@@ -3748,10 +4058,10 @@
           <w:lang w:val="en-US"/>
         </w:rPr>
         <w:object w:dxaOrig="1280" w:dyaOrig="660" w14:anchorId="494929C6">
-          <v:shape id="_x0000_i1049" type="#_x0000_t75" style="width:63.95pt;height:32.85pt" o:ole="">
+          <v:shape id="_x0000_i1049" type="#_x0000_t75" style="width:63.85pt;height:33.2pt" o:ole="">
             <v:imagedata r:id="rId37" o:title=""/>
           </v:shape>
-          <o:OLEObject Type="Embed" ProgID="Equation.DSMT4" ShapeID="_x0000_i1049" DrawAspect="Content" ObjectID="_1834585502" r:id="rId38"/>
+          <o:OLEObject Type="Embed" ProgID="Equation.DSMT4" ShapeID="_x0000_i1049" DrawAspect="Content" ObjectID="_1834590933" r:id="rId38"/>
         </w:object>
       </w:r>
     </w:p>
@@ -3801,10 +4111,10 @@
           <w:szCs w:val="28"/>
         </w:rPr>
         <w:object w:dxaOrig="960" w:dyaOrig="400" w14:anchorId="6DC388F9">
-          <v:shape id="_x0000_i1052" type="#_x0000_t75" style="width:47.8pt;height:20.15pt" o:ole="">
+          <v:shape id="_x0000_i1052" type="#_x0000_t75" style="width:48.2pt;height:20.05pt" o:ole="">
             <v:imagedata r:id="rId39" o:title=""/>
           </v:shape>
-          <o:OLEObject Type="Embed" ProgID="Equation.DSMT4" ShapeID="_x0000_i1052" DrawAspect="Content" ObjectID="_1834585503" r:id="rId40"/>
+          <o:OLEObject Type="Embed" ProgID="Equation.DSMT4" ShapeID="_x0000_i1052" DrawAspect="Content" ObjectID="_1834590934" r:id="rId40"/>
         </w:object>
       </w:r>
     </w:p>
@@ -3837,6 +4147,7 @@
           <w:szCs w:val="28"/>
         </w:rPr>
       </w:pPr>
+      <w:proofErr w:type="spellStart"/>
       <w:r>
         <w:rPr>
           <w:rFonts w:ascii="Times New Roman" w:hAnsi="Times New Roman" w:cs="Times New Roman"/>
@@ -3856,13 +4167,32 @@
         </w:rPr>
         <w:t>SEI</w:t>
       </w:r>
-      <w:r>
-        <w:rPr>
-          <w:rFonts w:ascii="Times New Roman" w:hAnsi="Times New Roman" w:cs="Times New Roman"/>
-          <w:sz w:val="28"/>
-          <w:szCs w:val="28"/>
-        </w:rPr>
-        <w:t xml:space="preserve"> – толщина пассивирующего слоя.</w:t>
+      <w:proofErr w:type="spellEnd"/>
+      <w:r>
+        <w:rPr>
+          <w:rFonts w:ascii="Times New Roman" w:hAnsi="Times New Roman" w:cs="Times New Roman"/>
+          <w:sz w:val="28"/>
+          <w:szCs w:val="28"/>
+        </w:rPr>
+        <w:t xml:space="preserve"> – толщина </w:t>
+      </w:r>
+      <w:proofErr w:type="spellStart"/>
+      <w:r>
+        <w:rPr>
+          <w:rFonts w:ascii="Times New Roman" w:hAnsi="Times New Roman" w:cs="Times New Roman"/>
+          <w:sz w:val="28"/>
+          <w:szCs w:val="28"/>
+        </w:rPr>
+        <w:t>пассивирующего</w:t>
+      </w:r>
+      <w:proofErr w:type="spellEnd"/>
+      <w:r>
+        <w:rPr>
+          <w:rFonts w:ascii="Times New Roman" w:hAnsi="Times New Roman" w:cs="Times New Roman"/>
+          <w:sz w:val="28"/>
+          <w:szCs w:val="28"/>
+        </w:rPr>
+        <w:t xml:space="preserve"> слоя.</w:t>
       </w:r>
     </w:p>
     <w:p>
@@ -3964,7 +4294,25 @@
           <w:sz w:val="28"/>
           <w:szCs w:val="28"/>
         </w:rPr>
-        <w:t>Рисунок 1.4 — Диффузионно-контролируемый рост пассивирующего слоя SEI на поверхности анода</w:t>
+        <w:t xml:space="preserve">Рисунок 1.4 — Диффузионно-контролируемый рост </w:t>
+      </w:r>
+      <w:proofErr w:type="spellStart"/>
+      <w:r>
+        <w:rPr>
+          <w:rFonts w:ascii="Times New Roman" w:hAnsi="Times New Roman" w:cs="Times New Roman"/>
+          <w:sz w:val="28"/>
+          <w:szCs w:val="28"/>
+        </w:rPr>
+        <w:t>пассивирующего</w:t>
+      </w:r>
+      <w:proofErr w:type="spellEnd"/>
+      <w:r>
+        <w:rPr>
+          <w:rFonts w:ascii="Times New Roman" w:hAnsi="Times New Roman" w:cs="Times New Roman"/>
+          <w:sz w:val="28"/>
+          <w:szCs w:val="28"/>
+        </w:rPr>
+        <w:t xml:space="preserve"> слоя SEI на поверхности анода</w:t>
       </w:r>
     </w:p>
     <w:p>
@@ -4204,10 +4552,10 @@
           <w:szCs w:val="28"/>
         </w:rPr>
         <w:object w:dxaOrig="2620" w:dyaOrig="380" w14:anchorId="3C47ABD6">
-          <v:shape id="_x0000_i1059" type="#_x0000_t75" style="width:130.75pt;height:19pt" o:ole="">
+          <v:shape id="_x0000_i1059" type="#_x0000_t75" style="width:130.85pt;height:18.8pt" o:ole="">
             <v:imagedata r:id="rId42" o:title=""/>
           </v:shape>
-          <o:OLEObject Type="Embed" ProgID="Equation.DSMT4" ShapeID="_x0000_i1059" DrawAspect="Content" ObjectID="_1834585504" r:id="rId43"/>
+          <o:OLEObject Type="Embed" ProgID="Equation.DSMT4" ShapeID="_x0000_i1059" DrawAspect="Content" ObjectID="_1834590935" r:id="rId43"/>
         </w:object>
       </w:r>
     </w:p>
@@ -4431,10 +4779,10 @@
           <w:lang w:val="en-US"/>
         </w:rPr>
         <w:object w:dxaOrig="980" w:dyaOrig="380" w14:anchorId="4EA70160">
-          <v:shape id="_x0000_i1064" type="#_x0000_t75" style="width:48.95pt;height:19pt" o:ole="">
+          <v:shape id="_x0000_i1064" type="#_x0000_t75" style="width:48.85pt;height:18.8pt" o:ole="">
             <v:imagedata r:id="rId45" o:title=""/>
           </v:shape>
-          <o:OLEObject Type="Embed" ProgID="Equation.DSMT4" ShapeID="_x0000_i1064" DrawAspect="Content" ObjectID="_1834585505" r:id="rId46"/>
+          <o:OLEObject Type="Embed" ProgID="Equation.DSMT4" ShapeID="_x0000_i1064" DrawAspect="Content" ObjectID="_1834590936" r:id="rId46"/>
         </w:object>
       </w:r>
     </w:p>
@@ -4607,7 +4955,25 @@
           <w:sz w:val="28"/>
           <w:szCs w:val="28"/>
         </w:rPr>
-        <w:t>на основе LiFePO₄ обладают более стабильной кристаллической структурой по сравнению с системами NMC. Это связано с оливиновой структурой материала, которая обеспечивает высокую термическую стабильность и устойчивость к деградации.</w:t>
+        <w:t xml:space="preserve">на основе </w:t>
+      </w:r>
+      <w:proofErr w:type="spellStart"/>
+      <w:r>
+        <w:rPr>
+          <w:rFonts w:ascii="Times New Roman" w:hAnsi="Times New Roman" w:cs="Times New Roman"/>
+          <w:sz w:val="28"/>
+          <w:szCs w:val="28"/>
+        </w:rPr>
+        <w:t>LiFePO</w:t>
+      </w:r>
+      <w:proofErr w:type="spellEnd"/>
+      <w:r>
+        <w:rPr>
+          <w:rFonts w:ascii="Times New Roman" w:hAnsi="Times New Roman" w:cs="Times New Roman"/>
+          <w:sz w:val="28"/>
+          <w:szCs w:val="28"/>
+        </w:rPr>
+        <w:t>₄ обладают более стабильной кристаллической структурой по сравнению с системами NMC. Это связано с оливиновой структурой материала, которая обеспечивает высокую термическую стабильность и устойчивость к деградации.</w:t>
       </w:r>
     </w:p>
     <w:p>
@@ -4666,6 +5032,7 @@
           <w:lang w:val="en-US"/>
         </w:rPr>
       </w:pPr>
+      <w:proofErr w:type="spellStart"/>
       <w:r>
         <w:rPr>
           <w:rFonts w:ascii="Times New Roman" w:hAnsi="Times New Roman" w:cs="Times New Roman"/>
@@ -4674,7 +5041,37 @@
           <w:lang w:val="en-US"/>
         </w:rPr>
         <w:lastRenderedPageBreak/>
-        <w:t>нестабильность SEI-слоя;</w:t>
+        <w:t>нестабильность</w:t>
+      </w:r>
+      <w:proofErr w:type="spellEnd"/>
+      <w:r>
+        <w:rPr>
+          <w:rFonts w:ascii="Times New Roman" w:hAnsi="Times New Roman" w:cs="Times New Roman"/>
+          <w:sz w:val="28"/>
+          <w:szCs w:val="28"/>
+          <w:lang w:val="en-US"/>
+        </w:rPr>
+        <w:t xml:space="preserve"> SEI-</w:t>
+      </w:r>
+      <w:proofErr w:type="spellStart"/>
+      <w:r>
+        <w:rPr>
+          <w:rFonts w:ascii="Times New Roman" w:hAnsi="Times New Roman" w:cs="Times New Roman"/>
+          <w:sz w:val="28"/>
+          <w:szCs w:val="28"/>
+          <w:lang w:val="en-US"/>
+        </w:rPr>
+        <w:t>слоя</w:t>
+      </w:r>
+      <w:proofErr w:type="spellEnd"/>
+      <w:r>
+        <w:rPr>
+          <w:rFonts w:ascii="Times New Roman" w:hAnsi="Times New Roman" w:cs="Times New Roman"/>
+          <w:sz w:val="28"/>
+          <w:szCs w:val="28"/>
+          <w:lang w:val="en-US"/>
+        </w:rPr>
+        <w:t>;</w:t>
       </w:r>
     </w:p>
     <w:p>
@@ -4756,7 +5153,25 @@
           <w:sz w:val="28"/>
           <w:szCs w:val="28"/>
         </w:rPr>
-        <w:t>Из-за большего радиуса ионов натрия диффузионные процессы в Na-ion аккумуляторах протекают медленнее, что приводит к более высоким значениям импеданса.</w:t>
+        <w:t>Из-за большего радиуса ионов натрия диффузионные процессы в Na-</w:t>
+      </w:r>
+      <w:proofErr w:type="spellStart"/>
+      <w:r>
+        <w:rPr>
+          <w:rFonts w:ascii="Times New Roman" w:hAnsi="Times New Roman" w:cs="Times New Roman"/>
+          <w:sz w:val="28"/>
+          <w:szCs w:val="28"/>
+        </w:rPr>
+        <w:t>ion</w:t>
+      </w:r>
+      <w:proofErr w:type="spellEnd"/>
+      <w:r>
+        <w:rPr>
+          <w:rFonts w:ascii="Times New Roman" w:hAnsi="Times New Roman" w:cs="Times New Roman"/>
+          <w:sz w:val="28"/>
+          <w:szCs w:val="28"/>
+        </w:rPr>
+        <w:t xml:space="preserve"> аккумуляторах протекают медленнее, что приводит к более высоким значениям импеданса.</w:t>
       </w:r>
     </w:p>
     <w:p>
@@ -4827,7 +5242,25 @@
           <w:sz w:val="28"/>
           <w:szCs w:val="28"/>
         </w:rPr>
-        <w:t>Анализ механизмов деградации аккумуляторных систем показывает, что основными факторами, определяющими снижение их ресурса, являются рост пассивирующего слоя SEI, потеря активного лития и увеличение внутреннего сопротивления. Эти процессы непосредственно отражаются в изменении импедансных характеристик аккумуляторной системы, что делает электрохимическую импедансную спектроскопию одним из наиболее перспективных методов диагностики состояния аккумуляторов</w:t>
+        <w:t xml:space="preserve">Анализ механизмов деградации аккумуляторных систем показывает, что основными факторами, определяющими снижение их ресурса, являются рост </w:t>
+      </w:r>
+      <w:proofErr w:type="spellStart"/>
+      <w:r>
+        <w:rPr>
+          <w:rFonts w:ascii="Times New Roman" w:hAnsi="Times New Roman" w:cs="Times New Roman"/>
+          <w:sz w:val="28"/>
+          <w:szCs w:val="28"/>
+        </w:rPr>
+        <w:t>пассивирующего</w:t>
+      </w:r>
+      <w:proofErr w:type="spellEnd"/>
+      <w:r>
+        <w:rPr>
+          <w:rFonts w:ascii="Times New Roman" w:hAnsi="Times New Roman" w:cs="Times New Roman"/>
+          <w:sz w:val="28"/>
+          <w:szCs w:val="28"/>
+        </w:rPr>
+        <w:t xml:space="preserve"> слоя SEI, потеря активного лития и увеличение внутреннего сопротивления. Эти процессы непосредственно отражаются в изменении импедансных характеристик аккумуляторной системы, что делает электрохимическую импедансную спектроскопию одним из наиболее перспективных методов диагностики состояния аккумуляторов</w:t>
       </w:r>
       <w:r>
         <w:rPr>
@@ -4837,6 +5270,3077 @@
         </w:rPr>
         <w:t>.</w:t>
       </w:r>
+    </w:p>
+    <w:p>
+      <w:pPr>
+        <w:pStyle w:val="a7"/>
+        <w:ind w:left="0" w:firstLine="709"/>
+        <w:jc w:val="both"/>
+        <w:rPr>
+          <w:rFonts w:ascii="Times New Roman" w:hAnsi="Times New Roman" w:cs="Times New Roman"/>
+          <w:sz w:val="28"/>
+          <w:szCs w:val="28"/>
+        </w:rPr>
+      </w:pPr>
+    </w:p>
+    <w:p>
+      <w:pPr>
+        <w:pStyle w:val="a7"/>
+        <w:ind w:left="0" w:firstLine="709"/>
+        <w:jc w:val="both"/>
+        <w:rPr>
+          <w:rFonts w:ascii="Times New Roman" w:hAnsi="Times New Roman" w:cs="Times New Roman"/>
+          <w:b/>
+          <w:bCs/>
+          <w:sz w:val="28"/>
+          <w:szCs w:val="28"/>
+        </w:rPr>
+      </w:pPr>
+      <w:r>
+        <w:rPr>
+          <w:rFonts w:ascii="Times New Roman" w:hAnsi="Times New Roman" w:cs="Times New Roman"/>
+          <w:b/>
+          <w:bCs/>
+          <w:sz w:val="28"/>
+          <w:szCs w:val="28"/>
+        </w:rPr>
+        <w:t xml:space="preserve">1.3 Показатели технического состояния аккумуляторных батарей: </w:t>
+      </w:r>
+      <w:r>
+        <w:rPr>
+          <w:rFonts w:ascii="Times New Roman" w:hAnsi="Times New Roman" w:cs="Times New Roman"/>
+          <w:b/>
+          <w:bCs/>
+          <w:sz w:val="28"/>
+          <w:szCs w:val="28"/>
+          <w:lang w:val="en-US"/>
+        </w:rPr>
+        <w:t>SOC</w:t>
+      </w:r>
+      <w:r>
+        <w:rPr>
+          <w:rFonts w:ascii="Times New Roman" w:hAnsi="Times New Roman" w:cs="Times New Roman"/>
+          <w:b/>
+          <w:bCs/>
+          <w:sz w:val="28"/>
+          <w:szCs w:val="28"/>
+        </w:rPr>
+        <w:t xml:space="preserve">, </w:t>
+      </w:r>
+      <w:r>
+        <w:rPr>
+          <w:rFonts w:ascii="Times New Roman" w:hAnsi="Times New Roman" w:cs="Times New Roman"/>
+          <w:b/>
+          <w:bCs/>
+          <w:sz w:val="28"/>
+          <w:szCs w:val="28"/>
+          <w:lang w:val="en-US"/>
+        </w:rPr>
+        <w:t>SOH</w:t>
+      </w:r>
+      <w:r>
+        <w:rPr>
+          <w:rFonts w:ascii="Times New Roman" w:hAnsi="Times New Roman" w:cs="Times New Roman"/>
+          <w:b/>
+          <w:bCs/>
+          <w:sz w:val="28"/>
+          <w:szCs w:val="28"/>
+        </w:rPr>
+        <w:t xml:space="preserve">, </w:t>
+      </w:r>
+      <w:r>
+        <w:rPr>
+          <w:rFonts w:ascii="Times New Roman" w:hAnsi="Times New Roman" w:cs="Times New Roman"/>
+          <w:b/>
+          <w:bCs/>
+          <w:sz w:val="28"/>
+          <w:szCs w:val="28"/>
+          <w:lang w:val="en-US"/>
+        </w:rPr>
+        <w:t>SOF</w:t>
+      </w:r>
+      <w:r>
+        <w:rPr>
+          <w:rFonts w:ascii="Times New Roman" w:hAnsi="Times New Roman" w:cs="Times New Roman"/>
+          <w:b/>
+          <w:bCs/>
+          <w:sz w:val="28"/>
+          <w:szCs w:val="28"/>
+        </w:rPr>
+        <w:t xml:space="preserve"> и </w:t>
+      </w:r>
+      <w:r>
+        <w:rPr>
+          <w:rFonts w:ascii="Times New Roman" w:hAnsi="Times New Roman" w:cs="Times New Roman"/>
+          <w:b/>
+          <w:bCs/>
+          <w:sz w:val="28"/>
+          <w:szCs w:val="28"/>
+          <w:lang w:val="en-US"/>
+        </w:rPr>
+        <w:t>RUL</w:t>
+      </w:r>
+    </w:p>
+    <w:p>
+      <w:pPr>
+        <w:pStyle w:val="a7"/>
+        <w:ind w:left="0" w:firstLine="709"/>
+        <w:jc w:val="both"/>
+        <w:rPr>
+          <w:rFonts w:ascii="Times New Roman" w:hAnsi="Times New Roman" w:cs="Times New Roman"/>
+          <w:sz w:val="28"/>
+          <w:szCs w:val="28"/>
+        </w:rPr>
+      </w:pPr>
+    </w:p>
+    <w:p>
+      <w:pPr>
+        <w:pStyle w:val="a7"/>
+        <w:ind w:left="0" w:firstLine="709"/>
+        <w:jc w:val="both"/>
+        <w:rPr>
+          <w:rFonts w:ascii="Times New Roman" w:hAnsi="Times New Roman" w:cs="Times New Roman"/>
+          <w:b/>
+          <w:bCs/>
+          <w:sz w:val="28"/>
+          <w:szCs w:val="28"/>
+        </w:rPr>
+      </w:pPr>
+      <w:r>
+        <w:rPr>
+          <w:rFonts w:ascii="Times New Roman" w:hAnsi="Times New Roman" w:cs="Times New Roman"/>
+          <w:b/>
+          <w:bCs/>
+          <w:sz w:val="28"/>
+          <w:szCs w:val="28"/>
+        </w:rPr>
+        <w:t>1.3.1 Общая система диагностики показателей аккумуляторов</w:t>
+      </w:r>
+    </w:p>
+    <w:p>
+      <w:pPr>
+        <w:pStyle w:val="a7"/>
+        <w:ind w:left="0" w:firstLine="709"/>
+        <w:jc w:val="both"/>
+        <w:rPr>
+          <w:rFonts w:ascii="Times New Roman" w:hAnsi="Times New Roman" w:cs="Times New Roman"/>
+          <w:sz w:val="28"/>
+          <w:szCs w:val="28"/>
+        </w:rPr>
+      </w:pPr>
+    </w:p>
+    <w:p>
+      <w:pPr>
+        <w:pStyle w:val="a7"/>
+        <w:ind w:left="0" w:firstLine="709"/>
+        <w:jc w:val="both"/>
+        <w:rPr>
+          <w:rFonts w:ascii="Times New Roman" w:hAnsi="Times New Roman" w:cs="Times New Roman"/>
+          <w:sz w:val="28"/>
+          <w:szCs w:val="28"/>
+        </w:rPr>
+      </w:pPr>
+      <w:r>
+        <w:rPr>
+          <w:rFonts w:ascii="Times New Roman" w:hAnsi="Times New Roman" w:cs="Times New Roman"/>
+          <w:sz w:val="28"/>
+          <w:szCs w:val="28"/>
+        </w:rPr>
+        <w:t>Современные системы управления аккумуляторными батареями (</w:t>
+      </w:r>
+      <w:proofErr w:type="spellStart"/>
+      <w:r>
+        <w:rPr>
+          <w:rFonts w:ascii="Times New Roman" w:hAnsi="Times New Roman" w:cs="Times New Roman"/>
+          <w:sz w:val="28"/>
+          <w:szCs w:val="28"/>
+        </w:rPr>
+        <w:t>Battery</w:t>
+      </w:r>
+      <w:proofErr w:type="spellEnd"/>
+      <w:r>
+        <w:rPr>
+          <w:rFonts w:ascii="Times New Roman" w:hAnsi="Times New Roman" w:cs="Times New Roman"/>
+          <w:sz w:val="28"/>
+          <w:szCs w:val="28"/>
+        </w:rPr>
+        <w:t xml:space="preserve"> Management System, BMS) используют совокупность диагностических параметров, позволяющих оценивать текущее состояние батареи и прогнозировать её дальнейшую работоспособность. К основным диагностическим показателям относятся:</w:t>
+      </w:r>
+    </w:p>
+    <w:p>
+      <w:pPr>
+        <w:pStyle w:val="a7"/>
+        <w:numPr>
+          <w:ilvl w:val="0"/>
+          <w:numId w:val="10"/>
+        </w:numPr>
+        <w:ind w:left="0" w:firstLine="709"/>
+        <w:jc w:val="both"/>
+        <w:rPr>
+          <w:rFonts w:ascii="Times New Roman" w:hAnsi="Times New Roman" w:cs="Times New Roman"/>
+          <w:sz w:val="28"/>
+          <w:szCs w:val="28"/>
+          <w:lang w:val="en-US"/>
+        </w:rPr>
+      </w:pPr>
+      <w:r>
+        <w:rPr>
+          <w:rFonts w:ascii="Times New Roman" w:hAnsi="Times New Roman" w:cs="Times New Roman"/>
+          <w:sz w:val="28"/>
+          <w:szCs w:val="28"/>
+          <w:lang w:val="en-US"/>
+        </w:rPr>
+        <w:t xml:space="preserve">SOC (State of Charge) — </w:t>
+      </w:r>
+      <w:r>
+        <w:rPr>
+          <w:rFonts w:ascii="Times New Roman" w:hAnsi="Times New Roman" w:cs="Times New Roman"/>
+          <w:sz w:val="28"/>
+          <w:szCs w:val="28"/>
+        </w:rPr>
+        <w:t>состояние</w:t>
+      </w:r>
+      <w:r>
+        <w:rPr>
+          <w:rFonts w:ascii="Times New Roman" w:hAnsi="Times New Roman" w:cs="Times New Roman"/>
+          <w:sz w:val="28"/>
+          <w:szCs w:val="28"/>
+          <w:lang w:val="en-US"/>
+        </w:rPr>
+        <w:t xml:space="preserve"> </w:t>
+      </w:r>
+      <w:r>
+        <w:rPr>
+          <w:rFonts w:ascii="Times New Roman" w:hAnsi="Times New Roman" w:cs="Times New Roman"/>
+          <w:sz w:val="28"/>
+          <w:szCs w:val="28"/>
+        </w:rPr>
+        <w:t>заряда</w:t>
+      </w:r>
+    </w:p>
+    <w:p>
+      <w:pPr>
+        <w:pStyle w:val="a7"/>
+        <w:numPr>
+          <w:ilvl w:val="0"/>
+          <w:numId w:val="10"/>
+        </w:numPr>
+        <w:ind w:left="0" w:firstLine="709"/>
+        <w:jc w:val="both"/>
+        <w:rPr>
+          <w:rFonts w:ascii="Times New Roman" w:hAnsi="Times New Roman" w:cs="Times New Roman"/>
+          <w:sz w:val="28"/>
+          <w:szCs w:val="28"/>
+        </w:rPr>
+      </w:pPr>
+      <w:r>
+        <w:rPr>
+          <w:rFonts w:ascii="Times New Roman" w:hAnsi="Times New Roman" w:cs="Times New Roman"/>
+          <w:sz w:val="28"/>
+          <w:szCs w:val="28"/>
+        </w:rPr>
+        <w:t xml:space="preserve">SOH (State </w:t>
+      </w:r>
+      <w:proofErr w:type="spellStart"/>
+      <w:r>
+        <w:rPr>
+          <w:rFonts w:ascii="Times New Roman" w:hAnsi="Times New Roman" w:cs="Times New Roman"/>
+          <w:sz w:val="28"/>
+          <w:szCs w:val="28"/>
+        </w:rPr>
+        <w:t>of</w:t>
+      </w:r>
+      <w:proofErr w:type="spellEnd"/>
+      <w:r>
+        <w:rPr>
+          <w:rFonts w:ascii="Times New Roman" w:hAnsi="Times New Roman" w:cs="Times New Roman"/>
+          <w:sz w:val="28"/>
+          <w:szCs w:val="28"/>
+        </w:rPr>
+        <w:t xml:space="preserve"> Health) — состояние здоровья батареи</w:t>
+      </w:r>
+    </w:p>
+    <w:p>
+      <w:pPr>
+        <w:pStyle w:val="a7"/>
+        <w:numPr>
+          <w:ilvl w:val="0"/>
+          <w:numId w:val="10"/>
+        </w:numPr>
+        <w:ind w:left="0" w:firstLine="709"/>
+        <w:jc w:val="both"/>
+        <w:rPr>
+          <w:rFonts w:ascii="Times New Roman" w:hAnsi="Times New Roman" w:cs="Times New Roman"/>
+          <w:sz w:val="28"/>
+          <w:szCs w:val="28"/>
+          <w:lang w:val="en-US"/>
+        </w:rPr>
+      </w:pPr>
+      <w:r>
+        <w:rPr>
+          <w:rFonts w:ascii="Times New Roman" w:hAnsi="Times New Roman" w:cs="Times New Roman"/>
+          <w:sz w:val="28"/>
+          <w:szCs w:val="28"/>
+          <w:lang w:val="en-US"/>
+        </w:rPr>
+        <w:t xml:space="preserve">SOF (State of Function / State of Power) — </w:t>
+      </w:r>
+      <w:r>
+        <w:rPr>
+          <w:rFonts w:ascii="Times New Roman" w:hAnsi="Times New Roman" w:cs="Times New Roman"/>
+          <w:sz w:val="28"/>
+          <w:szCs w:val="28"/>
+        </w:rPr>
+        <w:t>состояние</w:t>
+      </w:r>
+      <w:r>
+        <w:rPr>
+          <w:rFonts w:ascii="Times New Roman" w:hAnsi="Times New Roman" w:cs="Times New Roman"/>
+          <w:sz w:val="28"/>
+          <w:szCs w:val="28"/>
+          <w:lang w:val="en-US"/>
+        </w:rPr>
+        <w:t xml:space="preserve"> </w:t>
+      </w:r>
+      <w:r>
+        <w:rPr>
+          <w:rFonts w:ascii="Times New Roman" w:hAnsi="Times New Roman" w:cs="Times New Roman"/>
+          <w:sz w:val="28"/>
+          <w:szCs w:val="28"/>
+        </w:rPr>
+        <w:t>мощности</w:t>
+      </w:r>
+    </w:p>
+    <w:p>
+      <w:pPr>
+        <w:pStyle w:val="a7"/>
+        <w:numPr>
+          <w:ilvl w:val="0"/>
+          <w:numId w:val="10"/>
+        </w:numPr>
+        <w:ind w:left="0" w:firstLine="709"/>
+        <w:jc w:val="both"/>
+        <w:rPr>
+          <w:rFonts w:ascii="Times New Roman" w:hAnsi="Times New Roman" w:cs="Times New Roman"/>
+          <w:sz w:val="28"/>
+          <w:szCs w:val="28"/>
+          <w:lang w:val="en-US"/>
+        </w:rPr>
+      </w:pPr>
+      <w:r>
+        <w:rPr>
+          <w:rFonts w:ascii="Times New Roman" w:hAnsi="Times New Roman" w:cs="Times New Roman"/>
+          <w:sz w:val="28"/>
+          <w:szCs w:val="28"/>
+          <w:lang w:val="en-US"/>
+        </w:rPr>
+        <w:t xml:space="preserve">RUL (Remaining Useful Life) — </w:t>
+      </w:r>
+      <w:r>
+        <w:rPr>
+          <w:rFonts w:ascii="Times New Roman" w:hAnsi="Times New Roman" w:cs="Times New Roman"/>
+          <w:sz w:val="28"/>
+          <w:szCs w:val="28"/>
+        </w:rPr>
+        <w:t>остаточный</w:t>
+      </w:r>
+      <w:r>
+        <w:rPr>
+          <w:rFonts w:ascii="Times New Roman" w:hAnsi="Times New Roman" w:cs="Times New Roman"/>
+          <w:sz w:val="28"/>
+          <w:szCs w:val="28"/>
+          <w:lang w:val="en-US"/>
+        </w:rPr>
+        <w:t xml:space="preserve"> </w:t>
+      </w:r>
+      <w:r>
+        <w:rPr>
+          <w:rFonts w:ascii="Times New Roman" w:hAnsi="Times New Roman" w:cs="Times New Roman"/>
+          <w:sz w:val="28"/>
+          <w:szCs w:val="28"/>
+        </w:rPr>
+        <w:t>ресурс</w:t>
+      </w:r>
+    </w:p>
+    <w:p>
+      <w:pPr>
+        <w:pStyle w:val="a7"/>
+        <w:ind w:left="0" w:firstLine="709"/>
+        <w:jc w:val="both"/>
+        <w:rPr>
+          <w:rFonts w:ascii="Times New Roman" w:hAnsi="Times New Roman" w:cs="Times New Roman"/>
+          <w:sz w:val="28"/>
+          <w:szCs w:val="28"/>
+        </w:rPr>
+      </w:pPr>
+      <w:r>
+        <w:rPr>
+          <w:rFonts w:ascii="Times New Roman" w:hAnsi="Times New Roman" w:cs="Times New Roman"/>
+          <w:sz w:val="28"/>
+          <w:szCs w:val="28"/>
+        </w:rPr>
+        <w:t>Эти показатели отражают различные аспекты состояния аккумуляторной системы и используются в алгоритмах управления батареями.</w:t>
+      </w:r>
+    </w:p>
+    <w:p>
+      <w:pPr>
+        <w:pStyle w:val="a7"/>
+        <w:ind w:left="0" w:firstLine="709"/>
+        <w:jc w:val="both"/>
+        <w:rPr>
+          <w:rFonts w:ascii="Times New Roman" w:hAnsi="Times New Roman" w:cs="Times New Roman"/>
+          <w:sz w:val="28"/>
+          <w:szCs w:val="28"/>
+        </w:rPr>
+      </w:pPr>
+      <w:r>
+        <w:rPr>
+          <w:rFonts w:ascii="Times New Roman" w:hAnsi="Times New Roman" w:cs="Times New Roman"/>
+          <w:sz w:val="28"/>
+          <w:szCs w:val="28"/>
+        </w:rPr>
+        <w:t>Системная взаимосвязь между данными параметрами может быть представлена следующим образом:</w:t>
+      </w:r>
+    </w:p>
+    <w:p>
+      <w:pPr>
+        <w:pStyle w:val="a7"/>
+        <w:ind w:left="0" w:firstLine="709"/>
+        <w:jc w:val="both"/>
+        <w:rPr>
+          <w:rFonts w:ascii="Times New Roman" w:hAnsi="Times New Roman" w:cs="Times New Roman"/>
+          <w:sz w:val="28"/>
+          <w:szCs w:val="28"/>
+          <w:lang w:val="en-US"/>
+        </w:rPr>
+      </w:pPr>
+      <w:r>
+        <w:rPr>
+          <w:rFonts w:ascii="Times New Roman" w:hAnsi="Times New Roman" w:cs="Times New Roman"/>
+          <w:position w:val="-6"/>
+          <w:sz w:val="28"/>
+          <w:szCs w:val="28"/>
+        </w:rPr>
+        <w:object w:dxaOrig="3000" w:dyaOrig="279" w14:anchorId="5CC1820B">
+          <v:shape id="_x0000_i1067" type="#_x0000_t75" style="width:150.25pt;height:13.75pt" o:ole="">
+            <v:imagedata r:id="rId47" o:title=""/>
+          </v:shape>
+          <o:OLEObject Type="Embed" ProgID="Equation.DSMT4" ShapeID="_x0000_i1067" DrawAspect="Content" ObjectID="_1834590937" r:id="rId48"/>
+        </w:object>
+      </w:r>
+    </w:p>
+    <w:p>
+      <w:pPr>
+        <w:pStyle w:val="a7"/>
+        <w:ind w:left="0" w:firstLine="709"/>
+        <w:jc w:val="both"/>
+        <w:rPr>
+          <w:rFonts w:ascii="Times New Roman" w:hAnsi="Times New Roman" w:cs="Times New Roman"/>
+          <w:sz w:val="28"/>
+          <w:szCs w:val="28"/>
+        </w:rPr>
+      </w:pPr>
+      <w:r>
+        <w:rPr>
+          <w:rFonts w:ascii="Times New Roman" w:hAnsi="Times New Roman" w:cs="Times New Roman"/>
+          <w:sz w:val="28"/>
+          <w:szCs w:val="28"/>
+        </w:rPr>
+        <w:t xml:space="preserve">, </w:t>
+      </w:r>
+      <w:r>
+        <w:rPr>
+          <w:rFonts w:ascii="Times New Roman" w:hAnsi="Times New Roman" w:cs="Times New Roman"/>
+          <w:sz w:val="28"/>
+          <w:szCs w:val="28"/>
+        </w:rPr>
+        <w:t>где состояние заряда влияет на оценку состояния здоровья, которое в свою очередь определяет доступную мощность и остаточный ресурс батареи.</w:t>
+      </w:r>
+    </w:p>
+    <w:p>
+      <w:pPr>
+        <w:pStyle w:val="a7"/>
+        <w:ind w:left="0" w:firstLine="709"/>
+        <w:jc w:val="both"/>
+        <w:rPr>
+          <w:rFonts w:ascii="Times New Roman" w:hAnsi="Times New Roman" w:cs="Times New Roman"/>
+          <w:sz w:val="28"/>
+          <w:szCs w:val="28"/>
+        </w:rPr>
+      </w:pPr>
+    </w:p>
+    <w:p>
+      <w:pPr>
+        <w:pStyle w:val="a7"/>
+        <w:ind w:left="0" w:firstLine="709"/>
+        <w:jc w:val="both"/>
+        <w:rPr>
+          <w:rFonts w:ascii="Times New Roman" w:hAnsi="Times New Roman" w:cs="Times New Roman"/>
+          <w:b/>
+          <w:bCs/>
+          <w:sz w:val="28"/>
+          <w:szCs w:val="28"/>
+          <w:lang w:val="en-US"/>
+        </w:rPr>
+      </w:pPr>
+      <w:r>
+        <w:rPr>
+          <w:rFonts w:ascii="Times New Roman" w:hAnsi="Times New Roman" w:cs="Times New Roman"/>
+          <w:b/>
+          <w:bCs/>
+          <w:sz w:val="28"/>
+          <w:szCs w:val="28"/>
+        </w:rPr>
+        <w:t xml:space="preserve">1.3.2 </w:t>
+      </w:r>
+      <w:r>
+        <w:rPr>
+          <w:rFonts w:ascii="Times New Roman" w:hAnsi="Times New Roman" w:cs="Times New Roman"/>
+          <w:b/>
+          <w:bCs/>
+          <w:sz w:val="28"/>
+          <w:szCs w:val="28"/>
+          <w:lang w:val="en-US"/>
+        </w:rPr>
+        <w:t>State of Charge (SOC)</w:t>
+      </w:r>
+    </w:p>
+    <w:p>
+      <w:pPr>
+        <w:pStyle w:val="a7"/>
+        <w:ind w:left="0" w:firstLine="709"/>
+        <w:jc w:val="both"/>
+        <w:rPr>
+          <w:rFonts w:ascii="Times New Roman" w:hAnsi="Times New Roman" w:cs="Times New Roman"/>
+          <w:sz w:val="28"/>
+          <w:szCs w:val="28"/>
+          <w:lang w:val="en-US"/>
+        </w:rPr>
+      </w:pPr>
+    </w:p>
+    <w:p>
+      <w:pPr>
+        <w:pStyle w:val="a7"/>
+        <w:ind w:left="0" w:firstLine="709"/>
+        <w:jc w:val="both"/>
+        <w:rPr>
+          <w:rFonts w:ascii="Times New Roman" w:hAnsi="Times New Roman" w:cs="Times New Roman"/>
+          <w:sz w:val="28"/>
+          <w:szCs w:val="28"/>
+        </w:rPr>
+      </w:pPr>
+      <w:r>
+        <w:rPr>
+          <w:rFonts w:ascii="Times New Roman" w:hAnsi="Times New Roman" w:cs="Times New Roman"/>
+          <w:b/>
+          <w:bCs/>
+          <w:sz w:val="28"/>
+          <w:szCs w:val="28"/>
+        </w:rPr>
+        <w:t xml:space="preserve">Физический смысл </w:t>
+      </w:r>
+      <w:r>
+        <w:rPr>
+          <w:rFonts w:ascii="Times New Roman" w:hAnsi="Times New Roman" w:cs="Times New Roman"/>
+          <w:b/>
+          <w:bCs/>
+          <w:sz w:val="28"/>
+          <w:szCs w:val="28"/>
+          <w:lang w:val="en-US"/>
+        </w:rPr>
+        <w:t>SOC</w:t>
+      </w:r>
+      <w:r>
+        <w:rPr>
+          <w:rFonts w:ascii="Times New Roman" w:hAnsi="Times New Roman" w:cs="Times New Roman"/>
+          <w:b/>
+          <w:bCs/>
+          <w:sz w:val="28"/>
+          <w:szCs w:val="28"/>
+        </w:rPr>
+        <w:t>.</w:t>
+      </w:r>
+      <w:r>
+        <w:rPr>
+          <w:rFonts w:ascii="Times New Roman" w:hAnsi="Times New Roman" w:cs="Times New Roman"/>
+          <w:sz w:val="28"/>
+          <w:szCs w:val="28"/>
+        </w:rPr>
+        <w:t xml:space="preserve"> </w:t>
+      </w:r>
+      <w:r>
+        <w:rPr>
+          <w:rFonts w:ascii="Times New Roman" w:hAnsi="Times New Roman" w:cs="Times New Roman"/>
+          <w:sz w:val="28"/>
+          <w:szCs w:val="28"/>
+        </w:rPr>
+        <w:t>Показатель SOC характеризует относительное количество заряда, содержащегося в аккумуляторной батарее, по отношению к её номинальной ёмкости.</w:t>
+      </w:r>
+    </w:p>
+    <w:p>
+      <w:pPr>
+        <w:pStyle w:val="a7"/>
+        <w:ind w:left="0" w:firstLine="709"/>
+        <w:jc w:val="both"/>
+        <w:rPr>
+          <w:rFonts w:ascii="Times New Roman" w:hAnsi="Times New Roman" w:cs="Times New Roman"/>
+          <w:sz w:val="28"/>
+          <w:szCs w:val="28"/>
+        </w:rPr>
+      </w:pPr>
+      <w:r>
+        <w:rPr>
+          <w:rFonts w:ascii="Times New Roman" w:hAnsi="Times New Roman" w:cs="Times New Roman"/>
+          <w:sz w:val="28"/>
+          <w:szCs w:val="28"/>
+        </w:rPr>
+        <w:t>Математически SOC определяется как</w:t>
+      </w:r>
+      <w:r>
+        <w:rPr>
+          <w:rFonts w:ascii="Times New Roman" w:hAnsi="Times New Roman" w:cs="Times New Roman"/>
+          <w:sz w:val="28"/>
+          <w:szCs w:val="28"/>
+        </w:rPr>
+        <w:t>:</w:t>
+      </w:r>
+    </w:p>
+    <w:p>
+      <w:pPr>
+        <w:pStyle w:val="a7"/>
+        <w:ind w:left="0" w:firstLine="709"/>
+        <w:jc w:val="both"/>
+        <w:rPr>
+          <w:rFonts w:ascii="Times New Roman" w:hAnsi="Times New Roman" w:cs="Times New Roman"/>
+          <w:sz w:val="28"/>
+          <w:szCs w:val="28"/>
+          <w:lang w:val="en-US"/>
+        </w:rPr>
+      </w:pPr>
+      <w:r>
+        <w:rPr>
+          <w:rFonts w:ascii="Times New Roman" w:hAnsi="Times New Roman" w:cs="Times New Roman"/>
+          <w:position w:val="-30"/>
+          <w:sz w:val="28"/>
+          <w:szCs w:val="28"/>
+        </w:rPr>
+        <w:object w:dxaOrig="2220" w:dyaOrig="680" w14:anchorId="0ADCB28C">
+          <v:shape id="_x0000_i1070" type="#_x0000_t75" style="width:110.8pt;height:33.8pt" o:ole="">
+            <v:imagedata r:id="rId49" o:title=""/>
+          </v:shape>
+          <o:OLEObject Type="Embed" ProgID="Equation.DSMT4" ShapeID="_x0000_i1070" DrawAspect="Content" ObjectID="_1834590938" r:id="rId50"/>
+        </w:object>
+      </w:r>
+    </w:p>
+    <w:p>
+      <w:pPr>
+        <w:pStyle w:val="a7"/>
+        <w:ind w:left="0" w:firstLine="709"/>
+        <w:jc w:val="both"/>
+        <w:rPr>
+          <w:rFonts w:ascii="Times New Roman" w:hAnsi="Times New Roman" w:cs="Times New Roman"/>
+          <w:sz w:val="28"/>
+          <w:szCs w:val="28"/>
+        </w:rPr>
+      </w:pPr>
+      <w:r>
+        <w:rPr>
+          <w:rFonts w:ascii="Times New Roman" w:hAnsi="Times New Roman" w:cs="Times New Roman"/>
+          <w:sz w:val="28"/>
+          <w:szCs w:val="28"/>
+        </w:rPr>
+        <w:t>, где</w:t>
+      </w:r>
+    </w:p>
+    <w:p>
+      <w:pPr>
+        <w:pStyle w:val="a7"/>
+        <w:ind w:left="0" w:firstLine="709"/>
+        <w:jc w:val="both"/>
+        <w:rPr>
+          <w:rFonts w:ascii="Times New Roman" w:hAnsi="Times New Roman" w:cs="Times New Roman"/>
+          <w:sz w:val="28"/>
+          <w:szCs w:val="28"/>
+        </w:rPr>
+      </w:pPr>
+      <w:r>
+        <w:rPr>
+          <w:rFonts w:ascii="Times New Roman" w:hAnsi="Times New Roman" w:cs="Times New Roman"/>
+          <w:i/>
+          <w:iCs/>
+          <w:sz w:val="28"/>
+          <w:szCs w:val="28"/>
+          <w:lang w:val="en-US"/>
+        </w:rPr>
+        <w:t>Q</w:t>
+      </w:r>
+      <w:r>
+        <w:rPr>
+          <w:rFonts w:ascii="Times New Roman" w:hAnsi="Times New Roman" w:cs="Times New Roman"/>
+          <w:i/>
+          <w:iCs/>
+          <w:sz w:val="28"/>
+          <w:szCs w:val="28"/>
+        </w:rPr>
+        <w:t>(</w:t>
+      </w:r>
+      <w:r>
+        <w:rPr>
+          <w:rFonts w:ascii="Times New Roman" w:hAnsi="Times New Roman" w:cs="Times New Roman"/>
+          <w:i/>
+          <w:iCs/>
+          <w:sz w:val="28"/>
+          <w:szCs w:val="28"/>
+          <w:lang w:val="en-US"/>
+        </w:rPr>
+        <w:t>t</w:t>
+      </w:r>
+      <w:r>
+        <w:rPr>
+          <w:rFonts w:ascii="Times New Roman" w:hAnsi="Times New Roman" w:cs="Times New Roman"/>
+          <w:i/>
+          <w:iCs/>
+          <w:sz w:val="28"/>
+          <w:szCs w:val="28"/>
+        </w:rPr>
+        <w:t>)</w:t>
+      </w:r>
+      <w:r>
+        <w:rPr>
+          <w:rFonts w:ascii="Times New Roman" w:hAnsi="Times New Roman" w:cs="Times New Roman"/>
+          <w:sz w:val="28"/>
+          <w:szCs w:val="28"/>
+        </w:rPr>
+        <w:t xml:space="preserve"> – </w:t>
+      </w:r>
+      <w:r>
+        <w:rPr>
+          <w:rFonts w:ascii="Times New Roman" w:hAnsi="Times New Roman" w:cs="Times New Roman"/>
+          <w:sz w:val="28"/>
+          <w:szCs w:val="28"/>
+        </w:rPr>
+        <w:t>текущий заряд батареи;</w:t>
+      </w:r>
+    </w:p>
+    <w:p>
+      <w:pPr>
+        <w:pStyle w:val="a7"/>
+        <w:ind w:left="0" w:firstLine="709"/>
+        <w:jc w:val="both"/>
+        <w:rPr>
+          <w:rFonts w:ascii="Times New Roman" w:hAnsi="Times New Roman" w:cs="Times New Roman"/>
+          <w:sz w:val="28"/>
+          <w:szCs w:val="28"/>
+        </w:rPr>
+      </w:pPr>
+      <w:proofErr w:type="spellStart"/>
+      <w:r>
+        <w:rPr>
+          <w:rFonts w:ascii="Times New Roman" w:hAnsi="Times New Roman" w:cs="Times New Roman"/>
+          <w:i/>
+          <w:iCs/>
+          <w:sz w:val="28"/>
+          <w:szCs w:val="28"/>
+          <w:lang w:val="en-US"/>
+        </w:rPr>
+        <w:t>Q</w:t>
+      </w:r>
+      <w:r>
+        <w:rPr>
+          <w:rFonts w:ascii="Times New Roman" w:hAnsi="Times New Roman" w:cs="Times New Roman"/>
+          <w:i/>
+          <w:iCs/>
+          <w:sz w:val="28"/>
+          <w:szCs w:val="28"/>
+          <w:vertAlign w:val="subscript"/>
+          <w:lang w:val="en-US"/>
+        </w:rPr>
+        <w:t>nom</w:t>
+      </w:r>
+      <w:proofErr w:type="spellEnd"/>
+      <w:r>
+        <w:rPr>
+          <w:rFonts w:ascii="Times New Roman" w:hAnsi="Times New Roman" w:cs="Times New Roman"/>
+          <w:sz w:val="28"/>
+          <w:szCs w:val="28"/>
+        </w:rPr>
+        <w:t xml:space="preserve"> – </w:t>
+      </w:r>
+      <w:r>
+        <w:rPr>
+          <w:rFonts w:ascii="Times New Roman" w:hAnsi="Times New Roman" w:cs="Times New Roman"/>
+          <w:sz w:val="28"/>
+          <w:szCs w:val="28"/>
+        </w:rPr>
+        <w:t>номинальная ёмкость.</w:t>
+      </w:r>
+    </w:p>
+    <w:p>
+      <w:pPr>
+        <w:pStyle w:val="a7"/>
+        <w:ind w:left="0" w:firstLine="709"/>
+        <w:jc w:val="both"/>
+        <w:rPr>
+          <w:rFonts w:ascii="Times New Roman" w:hAnsi="Times New Roman" w:cs="Times New Roman"/>
+          <w:sz w:val="28"/>
+          <w:szCs w:val="28"/>
+        </w:rPr>
+      </w:pPr>
+      <w:r>
+        <w:rPr>
+          <w:rFonts w:ascii="Times New Roman" w:hAnsi="Times New Roman" w:cs="Times New Roman"/>
+          <w:sz w:val="28"/>
+          <w:szCs w:val="28"/>
+        </w:rPr>
+        <w:t>На практике SOC вычисляется методом кулоновского счёта, основанным на интегрировании тока:</w:t>
+      </w:r>
+    </w:p>
+    <w:p>
+      <w:pPr>
+        <w:pStyle w:val="a7"/>
+        <w:ind w:left="0" w:firstLine="709"/>
+        <w:jc w:val="both"/>
+        <w:rPr>
+          <w:rFonts w:ascii="Times New Roman" w:hAnsi="Times New Roman" w:cs="Times New Roman"/>
+          <w:sz w:val="28"/>
+          <w:szCs w:val="28"/>
+          <w:lang w:val="en-US"/>
+        </w:rPr>
+      </w:pPr>
+      <w:r>
+        <w:rPr>
+          <w:rFonts w:ascii="Times New Roman" w:hAnsi="Times New Roman" w:cs="Times New Roman"/>
+          <w:position w:val="-30"/>
+          <w:sz w:val="28"/>
+          <w:szCs w:val="28"/>
+        </w:rPr>
+        <w:object w:dxaOrig="3159" w:dyaOrig="680" w14:anchorId="24E79550">
+          <v:shape id="_x0000_i1073" type="#_x0000_t75" style="width:157.75pt;height:33.8pt" o:ole="">
+            <v:imagedata r:id="rId51" o:title=""/>
+          </v:shape>
+          <o:OLEObject Type="Embed" ProgID="Equation.DSMT4" ShapeID="_x0000_i1073" DrawAspect="Content" ObjectID="_1834590939" r:id="rId52"/>
+        </w:object>
+      </w:r>
+    </w:p>
+    <w:p>
+      <w:pPr>
+        <w:pStyle w:val="a7"/>
+        <w:ind w:left="0" w:firstLine="709"/>
+        <w:jc w:val="both"/>
+        <w:rPr>
+          <w:rFonts w:ascii="Times New Roman" w:hAnsi="Times New Roman" w:cs="Times New Roman"/>
+          <w:sz w:val="28"/>
+          <w:szCs w:val="28"/>
+        </w:rPr>
+      </w:pPr>
+      <w:r>
+        <w:rPr>
+          <w:rFonts w:ascii="Times New Roman" w:hAnsi="Times New Roman" w:cs="Times New Roman"/>
+          <w:sz w:val="28"/>
+          <w:szCs w:val="28"/>
+        </w:rPr>
+        <w:t xml:space="preserve">, где </w:t>
+      </w:r>
+      <w:r>
+        <w:rPr>
+          <w:rFonts w:ascii="Times New Roman" w:hAnsi="Times New Roman" w:cs="Times New Roman"/>
+          <w:i/>
+          <w:iCs/>
+          <w:sz w:val="28"/>
+          <w:szCs w:val="28"/>
+          <w:lang w:val="en-US"/>
+        </w:rPr>
+        <w:t>I</w:t>
+      </w:r>
+      <w:r>
+        <w:rPr>
+          <w:rFonts w:ascii="Times New Roman" w:hAnsi="Times New Roman" w:cs="Times New Roman"/>
+          <w:i/>
+          <w:iCs/>
+          <w:sz w:val="28"/>
+          <w:szCs w:val="28"/>
+        </w:rPr>
+        <w:t>(</w:t>
+      </w:r>
+      <w:r>
+        <w:rPr>
+          <w:rFonts w:ascii="Times New Roman" w:hAnsi="Times New Roman" w:cs="Times New Roman"/>
+          <w:i/>
+          <w:iCs/>
+          <w:sz w:val="28"/>
+          <w:szCs w:val="28"/>
+          <w:lang w:val="en-US"/>
+        </w:rPr>
+        <w:t>t</w:t>
+      </w:r>
+      <w:r>
+        <w:rPr>
+          <w:rFonts w:ascii="Times New Roman" w:hAnsi="Times New Roman" w:cs="Times New Roman"/>
+          <w:i/>
+          <w:iCs/>
+          <w:sz w:val="28"/>
+          <w:szCs w:val="28"/>
+        </w:rPr>
+        <w:t>)</w:t>
+      </w:r>
+      <w:r>
+        <w:rPr>
+          <w:rFonts w:ascii="Times New Roman" w:hAnsi="Times New Roman" w:cs="Times New Roman"/>
+          <w:sz w:val="28"/>
+          <w:szCs w:val="28"/>
+        </w:rPr>
+        <w:t xml:space="preserve"> – </w:t>
+      </w:r>
+      <w:r>
+        <w:rPr>
+          <w:rFonts w:ascii="Times New Roman" w:hAnsi="Times New Roman" w:cs="Times New Roman"/>
+          <w:sz w:val="28"/>
+          <w:szCs w:val="28"/>
+        </w:rPr>
+        <w:t>ток батареи.</w:t>
+      </w:r>
+    </w:p>
+    <w:p>
+      <w:pPr>
+        <w:pStyle w:val="a7"/>
+        <w:ind w:left="0" w:firstLine="709"/>
+        <w:jc w:val="both"/>
+        <w:rPr>
+          <w:rFonts w:ascii="Times New Roman" w:hAnsi="Times New Roman" w:cs="Times New Roman"/>
+          <w:sz w:val="28"/>
+          <w:szCs w:val="28"/>
+        </w:rPr>
+      </w:pPr>
+      <w:r>
+        <w:rPr>
+          <w:rFonts w:ascii="Times New Roman" w:hAnsi="Times New Roman" w:cs="Times New Roman"/>
+          <w:sz w:val="28"/>
+          <w:szCs w:val="28"/>
+        </w:rPr>
+        <w:t>Данная формула следует из закона сохранения электрического заряда.</w:t>
+      </w:r>
+    </w:p>
+    <w:p>
+      <w:pPr>
+        <w:pStyle w:val="a7"/>
+        <w:ind w:left="0" w:firstLine="709"/>
+        <w:jc w:val="both"/>
+        <w:rPr>
+          <w:rFonts w:ascii="Times New Roman" w:hAnsi="Times New Roman" w:cs="Times New Roman"/>
+          <w:sz w:val="28"/>
+          <w:szCs w:val="28"/>
+        </w:rPr>
+      </w:pPr>
+    </w:p>
+    <w:p>
+      <w:pPr>
+        <w:pStyle w:val="a7"/>
+        <w:ind w:left="0" w:firstLine="709"/>
+        <w:jc w:val="both"/>
+        <w:rPr>
+          <w:rFonts w:ascii="Times New Roman" w:hAnsi="Times New Roman" w:cs="Times New Roman"/>
+          <w:sz w:val="28"/>
+          <w:szCs w:val="28"/>
+          <w:lang w:val="en-US"/>
+        </w:rPr>
+      </w:pPr>
+      <w:r>
+        <w:rPr>
+          <w:rFonts w:ascii="Times New Roman" w:hAnsi="Times New Roman" w:cs="Times New Roman"/>
+          <w:b/>
+          <w:bCs/>
+          <w:sz w:val="28"/>
+          <w:szCs w:val="28"/>
+        </w:rPr>
+        <w:t>Ошибки оценки SOC</w:t>
+      </w:r>
+      <w:r>
+        <w:rPr>
+          <w:rFonts w:ascii="Times New Roman" w:hAnsi="Times New Roman" w:cs="Times New Roman"/>
+          <w:b/>
+          <w:bCs/>
+          <w:sz w:val="28"/>
+          <w:szCs w:val="28"/>
+        </w:rPr>
+        <w:t>.</w:t>
+      </w:r>
+      <w:r>
+        <w:rPr>
+          <w:rFonts w:ascii="Times New Roman" w:hAnsi="Times New Roman" w:cs="Times New Roman"/>
+          <w:sz w:val="28"/>
+          <w:szCs w:val="28"/>
+        </w:rPr>
+        <w:t xml:space="preserve"> </w:t>
+      </w:r>
+      <w:r>
+        <w:rPr>
+          <w:rFonts w:ascii="Times New Roman" w:hAnsi="Times New Roman" w:cs="Times New Roman"/>
+          <w:sz w:val="28"/>
+          <w:szCs w:val="28"/>
+        </w:rPr>
+        <w:t>Основной проблемой метода кулоновского счёта является накопление ошибки интегрирования. Даже небольшая погрешность измерения тока может привести к значительным отклонениям оценки SOC.</w:t>
+      </w:r>
+    </w:p>
+    <w:p>
+      <w:pPr>
+        <w:pStyle w:val="a7"/>
+        <w:ind w:left="0" w:firstLine="709"/>
+        <w:jc w:val="both"/>
+        <w:rPr>
+          <w:rFonts w:ascii="Times New Roman" w:hAnsi="Times New Roman" w:cs="Times New Roman"/>
+          <w:sz w:val="28"/>
+          <w:szCs w:val="28"/>
+          <w:lang w:val="en-US"/>
+        </w:rPr>
+      </w:pPr>
+      <w:r>
+        <w:rPr>
+          <w:rFonts w:ascii="Times New Roman" w:hAnsi="Times New Roman" w:cs="Times New Roman"/>
+          <w:sz w:val="28"/>
+          <w:szCs w:val="28"/>
+        </w:rPr>
+        <w:t>На рисунке ниже показано сравнение реального и оценочного SOC.</w:t>
+      </w:r>
+    </w:p>
+    <w:p>
+      <w:pPr>
+        <w:pStyle w:val="a7"/>
+        <w:ind w:left="0" w:firstLine="709"/>
+        <w:jc w:val="both"/>
+        <w:rPr>
+          <w:rFonts w:ascii="Times New Roman" w:hAnsi="Times New Roman" w:cs="Times New Roman"/>
+          <w:sz w:val="28"/>
+          <w:szCs w:val="28"/>
+          <w:lang w:val="en-US"/>
+        </w:rPr>
+      </w:pPr>
+      <w:r>
+        <w:rPr>
+          <w:noProof/>
+        </w:rPr>
+        <w:drawing>
+          <wp:inline distT="0" distB="0" distL="0" distR="0" wp14:anchorId="3AF3CD80" wp14:editId="7C79AB4D">
+            <wp:extent cx="5230495" cy="4147820"/>
+            <wp:effectExtent l="0" t="0" r="8255" b="5080"/>
+            <wp:docPr id="1906358989" name="Рисунок 4"/>
+            <wp:cNvGraphicFramePr>
+              <a:graphicFrameLocks xmlns:a="http://schemas.openxmlformats.org/drawingml/2006/main" noChangeAspect="1"/>
+            </wp:cNvGraphicFramePr>
+            <a:graphic xmlns:a="http://schemas.openxmlformats.org/drawingml/2006/main">
+              <a:graphicData uri="http://schemas.openxmlformats.org/drawingml/2006/picture">
+                <pic:pic xmlns:pic="http://schemas.openxmlformats.org/drawingml/2006/picture">
+                  <pic:nvPicPr>
+                    <pic:cNvPr id="0" name="Picture 50"/>
+                    <pic:cNvPicPr>
+                      <a:picLocks noChangeAspect="1" noChangeArrowheads="1"/>
+                    </pic:cNvPicPr>
+                  </pic:nvPicPr>
+                  <pic:blipFill>
+                    <a:blip r:embed="rId53" cstate="print">
+                      <a:extLst>
+                        <a:ext uri="{28A0092B-C50C-407E-A947-70E740481C1C}">
+                          <a14:useLocalDpi xmlns:a14="http://schemas.microsoft.com/office/drawing/2010/main" val="0"/>
+                        </a:ext>
+                      </a:extLst>
+                    </a:blip>
+                    <a:srcRect/>
+                    <a:stretch>
+                      <a:fillRect/>
+                    </a:stretch>
+                  </pic:blipFill>
+                  <pic:spPr bwMode="auto">
+                    <a:xfrm>
+                      <a:off x="0" y="0"/>
+                      <a:ext cx="5230495" cy="4147820"/>
+                    </a:xfrm>
+                    <a:prstGeom prst="rect">
+                      <a:avLst/>
+                    </a:prstGeom>
+                    <a:noFill/>
+                    <a:ln>
+                      <a:noFill/>
+                    </a:ln>
+                  </pic:spPr>
+                </pic:pic>
+              </a:graphicData>
+            </a:graphic>
+          </wp:inline>
+        </w:drawing>
+      </w:r>
+    </w:p>
+    <w:p>
+      <w:pPr>
+        <w:pStyle w:val="a7"/>
+        <w:ind w:left="0" w:firstLine="709"/>
+        <w:jc w:val="both"/>
+        <w:rPr>
+          <w:rFonts w:ascii="Times New Roman" w:hAnsi="Times New Roman" w:cs="Times New Roman"/>
+          <w:sz w:val="28"/>
+          <w:szCs w:val="28"/>
+          <w:lang w:val="en-US"/>
+        </w:rPr>
+      </w:pPr>
+      <w:r>
+        <w:rPr>
+          <w:rFonts w:ascii="Times New Roman" w:hAnsi="Times New Roman" w:cs="Times New Roman"/>
+          <w:sz w:val="28"/>
+          <w:szCs w:val="28"/>
+        </w:rPr>
+        <w:t>Рисунок 1.6 — Сравнение реального состояния заряда аккумуляторной батареи и оценки SOC, полученной методом кулоновского счёта</w:t>
+      </w:r>
+    </w:p>
+    <w:p>
+      <w:pPr>
+        <w:pStyle w:val="a7"/>
+        <w:ind w:left="0" w:firstLine="709"/>
+        <w:jc w:val="both"/>
+        <w:rPr>
+          <w:rFonts w:ascii="Times New Roman" w:hAnsi="Times New Roman" w:cs="Times New Roman"/>
+          <w:sz w:val="28"/>
+          <w:szCs w:val="28"/>
+          <w:lang w:val="en-US"/>
+        </w:rPr>
+      </w:pPr>
+      <w:r>
+        <w:rPr>
+          <w:rFonts w:ascii="Times New Roman" w:hAnsi="Times New Roman" w:cs="Times New Roman"/>
+          <w:sz w:val="28"/>
+          <w:szCs w:val="28"/>
+        </w:rPr>
+        <w:lastRenderedPageBreak/>
+        <w:t>Как видно из рисунка, ошибка оценки SOC может накапливаться со временем.</w:t>
+      </w:r>
+    </w:p>
+    <w:p>
+      <w:pPr>
+        <w:pStyle w:val="a7"/>
+        <w:ind w:left="0" w:firstLine="709"/>
+        <w:jc w:val="both"/>
+        <w:rPr>
+          <w:rFonts w:ascii="Times New Roman" w:hAnsi="Times New Roman" w:cs="Times New Roman"/>
+          <w:sz w:val="28"/>
+          <w:szCs w:val="28"/>
+          <w:lang w:val="en-US"/>
+        </w:rPr>
+      </w:pPr>
+    </w:p>
+    <w:p>
+      <w:pPr>
+        <w:pStyle w:val="a7"/>
+        <w:ind w:left="0" w:firstLine="709"/>
+        <w:jc w:val="both"/>
+        <w:rPr>
+          <w:rFonts w:ascii="Times New Roman" w:hAnsi="Times New Roman" w:cs="Times New Roman"/>
+          <w:b/>
+          <w:bCs/>
+          <w:sz w:val="28"/>
+          <w:szCs w:val="28"/>
+          <w:lang w:val="en-US"/>
+        </w:rPr>
+      </w:pPr>
+      <w:r>
+        <w:rPr>
+          <w:rFonts w:ascii="Times New Roman" w:hAnsi="Times New Roman" w:cs="Times New Roman"/>
+          <w:b/>
+          <w:bCs/>
+          <w:sz w:val="28"/>
+          <w:szCs w:val="28"/>
+        </w:rPr>
+        <w:t xml:space="preserve">1.3.3 </w:t>
+      </w:r>
+      <w:r>
+        <w:rPr>
+          <w:rFonts w:ascii="Times New Roman" w:hAnsi="Times New Roman" w:cs="Times New Roman"/>
+          <w:b/>
+          <w:bCs/>
+          <w:sz w:val="28"/>
+          <w:szCs w:val="28"/>
+          <w:lang w:val="en-US"/>
+        </w:rPr>
+        <w:t>State of Health (SOH)</w:t>
+      </w:r>
+    </w:p>
+    <w:p>
+      <w:pPr>
+        <w:pStyle w:val="a7"/>
+        <w:ind w:left="0" w:firstLine="709"/>
+        <w:jc w:val="both"/>
+        <w:rPr>
+          <w:rFonts w:ascii="Times New Roman" w:hAnsi="Times New Roman" w:cs="Times New Roman"/>
+          <w:sz w:val="28"/>
+          <w:szCs w:val="28"/>
+          <w:lang w:val="en-US"/>
+        </w:rPr>
+      </w:pPr>
+    </w:p>
+    <w:p>
+      <w:pPr>
+        <w:pStyle w:val="a7"/>
+        <w:ind w:left="0" w:firstLine="709"/>
+        <w:jc w:val="both"/>
+        <w:rPr>
+          <w:rFonts w:ascii="Times New Roman" w:hAnsi="Times New Roman" w:cs="Times New Roman"/>
+          <w:sz w:val="28"/>
+          <w:szCs w:val="28"/>
+        </w:rPr>
+      </w:pPr>
+      <w:r>
+        <w:rPr>
+          <w:rFonts w:ascii="Times New Roman" w:hAnsi="Times New Roman" w:cs="Times New Roman"/>
+          <w:b/>
+          <w:bCs/>
+          <w:sz w:val="28"/>
+          <w:szCs w:val="28"/>
+        </w:rPr>
+        <w:t>Физическая интерпретация SOH</w:t>
+      </w:r>
+      <w:r>
+        <w:rPr>
+          <w:rFonts w:ascii="Times New Roman" w:hAnsi="Times New Roman" w:cs="Times New Roman"/>
+          <w:b/>
+          <w:bCs/>
+          <w:sz w:val="28"/>
+          <w:szCs w:val="28"/>
+        </w:rPr>
+        <w:t>.</w:t>
+      </w:r>
+      <w:r>
+        <w:rPr>
+          <w:rFonts w:ascii="Times New Roman" w:hAnsi="Times New Roman" w:cs="Times New Roman"/>
+          <w:sz w:val="28"/>
+          <w:szCs w:val="28"/>
+        </w:rPr>
+        <w:t xml:space="preserve"> </w:t>
+      </w:r>
+      <w:r>
+        <w:rPr>
+          <w:rFonts w:ascii="Times New Roman" w:hAnsi="Times New Roman" w:cs="Times New Roman"/>
+          <w:sz w:val="28"/>
+          <w:szCs w:val="28"/>
+        </w:rPr>
+        <w:t>Показатель SOH характеризует степень деградации аккумуляторной батареи и определяется отношением текущей ёмкости батареи к её номинальной ёмкости:</w:t>
+      </w:r>
+    </w:p>
+    <w:p>
+      <w:pPr>
+        <w:pStyle w:val="a7"/>
+        <w:ind w:left="0" w:firstLine="709"/>
+        <w:jc w:val="both"/>
+        <w:rPr>
+          <w:rFonts w:ascii="Times New Roman" w:hAnsi="Times New Roman" w:cs="Times New Roman"/>
+          <w:sz w:val="28"/>
+          <w:szCs w:val="28"/>
+          <w:lang w:val="en-US"/>
+        </w:rPr>
+      </w:pPr>
+      <w:r>
+        <w:rPr>
+          <w:rFonts w:ascii="Times New Roman" w:hAnsi="Times New Roman" w:cs="Times New Roman"/>
+          <w:position w:val="-30"/>
+          <w:sz w:val="28"/>
+          <w:szCs w:val="28"/>
+        </w:rPr>
+        <w:object w:dxaOrig="2120" w:dyaOrig="680" w14:anchorId="2D71A4DF">
+          <v:shape id="_x0000_i1078" type="#_x0000_t75" style="width:105.8pt;height:33.8pt" o:ole="">
+            <v:imagedata r:id="rId54" o:title=""/>
+          </v:shape>
+          <o:OLEObject Type="Embed" ProgID="Equation.DSMT4" ShapeID="_x0000_i1078" DrawAspect="Content" ObjectID="_1834590940" r:id="rId55"/>
+        </w:object>
+      </w:r>
+    </w:p>
+    <w:p>
+      <w:pPr>
+        <w:pStyle w:val="a7"/>
+        <w:ind w:left="0" w:firstLine="709"/>
+        <w:jc w:val="both"/>
+        <w:rPr>
+          <w:rFonts w:ascii="Times New Roman" w:hAnsi="Times New Roman" w:cs="Times New Roman"/>
+          <w:sz w:val="28"/>
+          <w:szCs w:val="28"/>
+        </w:rPr>
+      </w:pPr>
+      <w:r>
+        <w:rPr>
+          <w:rFonts w:ascii="Times New Roman" w:hAnsi="Times New Roman" w:cs="Times New Roman"/>
+          <w:sz w:val="28"/>
+          <w:szCs w:val="28"/>
+        </w:rPr>
+        <w:t>, где</w:t>
+      </w:r>
+    </w:p>
+    <w:p>
+      <w:pPr>
+        <w:pStyle w:val="a7"/>
+        <w:ind w:left="0" w:firstLine="709"/>
+        <w:jc w:val="both"/>
+        <w:rPr>
+          <w:rFonts w:ascii="Times New Roman" w:hAnsi="Times New Roman" w:cs="Times New Roman"/>
+          <w:sz w:val="28"/>
+          <w:szCs w:val="28"/>
+        </w:rPr>
+      </w:pPr>
+      <w:proofErr w:type="spellStart"/>
+      <w:r>
+        <w:rPr>
+          <w:rFonts w:ascii="Times New Roman" w:hAnsi="Times New Roman" w:cs="Times New Roman"/>
+          <w:sz w:val="28"/>
+          <w:szCs w:val="28"/>
+          <w:lang w:val="en-US"/>
+        </w:rPr>
+        <w:t>C</w:t>
+      </w:r>
+      <w:r>
+        <w:rPr>
+          <w:rFonts w:ascii="Times New Roman" w:hAnsi="Times New Roman" w:cs="Times New Roman"/>
+          <w:sz w:val="28"/>
+          <w:szCs w:val="28"/>
+          <w:vertAlign w:val="subscript"/>
+          <w:lang w:val="en-US"/>
+        </w:rPr>
+        <w:t>actual</w:t>
+      </w:r>
+      <w:proofErr w:type="spellEnd"/>
+      <w:r>
+        <w:rPr>
+          <w:rFonts w:ascii="Times New Roman" w:hAnsi="Times New Roman" w:cs="Times New Roman"/>
+          <w:sz w:val="28"/>
+          <w:szCs w:val="28"/>
+        </w:rPr>
+        <w:t xml:space="preserve"> – </w:t>
+      </w:r>
+      <w:r>
+        <w:rPr>
+          <w:rFonts w:ascii="Times New Roman" w:hAnsi="Times New Roman" w:cs="Times New Roman"/>
+          <w:sz w:val="28"/>
+          <w:szCs w:val="28"/>
+        </w:rPr>
+        <w:t>текущая ёмкость аккумулятора</w:t>
+      </w:r>
+      <w:r>
+        <w:rPr>
+          <w:rFonts w:ascii="Times New Roman" w:hAnsi="Times New Roman" w:cs="Times New Roman"/>
+          <w:sz w:val="28"/>
+          <w:szCs w:val="28"/>
+        </w:rPr>
+        <w:t>;</w:t>
+      </w:r>
+    </w:p>
+    <w:p>
+      <w:pPr>
+        <w:pStyle w:val="a7"/>
+        <w:ind w:left="0" w:firstLine="709"/>
+        <w:jc w:val="both"/>
+        <w:rPr>
+          <w:rFonts w:ascii="Times New Roman" w:hAnsi="Times New Roman" w:cs="Times New Roman"/>
+          <w:sz w:val="28"/>
+          <w:szCs w:val="28"/>
+        </w:rPr>
+      </w:pPr>
+      <w:proofErr w:type="spellStart"/>
+      <w:r>
+        <w:rPr>
+          <w:rFonts w:ascii="Times New Roman" w:hAnsi="Times New Roman" w:cs="Times New Roman"/>
+          <w:sz w:val="28"/>
+          <w:szCs w:val="28"/>
+          <w:lang w:val="en-US"/>
+        </w:rPr>
+        <w:t>C</w:t>
+      </w:r>
+      <w:r>
+        <w:rPr>
+          <w:rFonts w:ascii="Times New Roman" w:hAnsi="Times New Roman" w:cs="Times New Roman"/>
+          <w:sz w:val="28"/>
+          <w:szCs w:val="28"/>
+          <w:vertAlign w:val="subscript"/>
+          <w:lang w:val="en-US"/>
+        </w:rPr>
+        <w:t>nom</w:t>
+      </w:r>
+      <w:proofErr w:type="spellEnd"/>
+      <w:r>
+        <w:rPr>
+          <w:rFonts w:ascii="Times New Roman" w:hAnsi="Times New Roman" w:cs="Times New Roman"/>
+          <w:sz w:val="28"/>
+          <w:szCs w:val="28"/>
+        </w:rPr>
+        <w:t xml:space="preserve"> – </w:t>
+      </w:r>
+      <w:r>
+        <w:rPr>
+          <w:rFonts w:ascii="Times New Roman" w:hAnsi="Times New Roman" w:cs="Times New Roman"/>
+          <w:sz w:val="28"/>
+          <w:szCs w:val="28"/>
+        </w:rPr>
+        <w:t>номинальная</w:t>
+      </w:r>
+      <w:r>
+        <w:rPr>
+          <w:rFonts w:ascii="Times New Roman" w:hAnsi="Times New Roman" w:cs="Times New Roman"/>
+          <w:sz w:val="28"/>
+          <w:szCs w:val="28"/>
+        </w:rPr>
+        <w:t xml:space="preserve"> ёмкость аккумулятора.</w:t>
+      </w:r>
+    </w:p>
+    <w:p>
+      <w:pPr>
+        <w:pStyle w:val="a7"/>
+        <w:ind w:left="0" w:firstLine="709"/>
+        <w:jc w:val="both"/>
+        <w:rPr>
+          <w:rFonts w:ascii="Times New Roman" w:hAnsi="Times New Roman" w:cs="Times New Roman"/>
+          <w:sz w:val="28"/>
+          <w:szCs w:val="28"/>
+        </w:rPr>
+      </w:pPr>
+    </w:p>
+    <w:p>
+      <w:pPr>
+        <w:pStyle w:val="a7"/>
+        <w:ind w:left="0" w:firstLine="709"/>
+        <w:jc w:val="both"/>
+        <w:rPr>
+          <w:rFonts w:ascii="Times New Roman" w:hAnsi="Times New Roman" w:cs="Times New Roman"/>
+          <w:sz w:val="28"/>
+          <w:szCs w:val="28"/>
+        </w:rPr>
+      </w:pPr>
+      <w:r>
+        <w:rPr>
+          <w:rFonts w:ascii="Times New Roman" w:hAnsi="Times New Roman" w:cs="Times New Roman"/>
+          <w:sz w:val="28"/>
+          <w:szCs w:val="28"/>
+        </w:rPr>
+        <w:t>Падение ёмкости связано с деградацией активных материалов электродов, ростом SEI-слоя и потерей активного лития.</w:t>
+      </w:r>
+    </w:p>
+    <w:p>
+      <w:pPr>
+        <w:pStyle w:val="a7"/>
+        <w:ind w:left="0" w:firstLine="709"/>
+        <w:jc w:val="both"/>
+        <w:rPr>
+          <w:rFonts w:ascii="Times New Roman" w:hAnsi="Times New Roman" w:cs="Times New Roman"/>
+          <w:sz w:val="28"/>
+          <w:szCs w:val="28"/>
+        </w:rPr>
+      </w:pPr>
+      <w:r>
+        <w:rPr>
+          <w:rFonts w:ascii="Times New Roman" w:hAnsi="Times New Roman" w:cs="Times New Roman"/>
+          <w:sz w:val="28"/>
+          <w:szCs w:val="28"/>
+        </w:rPr>
+        <w:t>Типичная зависимость SOH от числа циклов эксплуатации представлена на рисунке ниже.</w:t>
+      </w:r>
+    </w:p>
+    <w:p>
+      <w:pPr>
+        <w:pStyle w:val="a7"/>
+        <w:ind w:left="0" w:firstLine="709"/>
+        <w:jc w:val="both"/>
+        <w:rPr>
+          <w:rFonts w:ascii="Times New Roman" w:hAnsi="Times New Roman" w:cs="Times New Roman"/>
+          <w:sz w:val="28"/>
+          <w:szCs w:val="28"/>
+        </w:rPr>
+      </w:pPr>
+      <w:r>
+        <w:rPr>
+          <w:noProof/>
+        </w:rPr>
+        <w:drawing>
+          <wp:inline distT="0" distB="0" distL="0" distR="0" wp14:anchorId="30E0CE6F" wp14:editId="66CA1503">
+            <wp:extent cx="5230495" cy="4147820"/>
+            <wp:effectExtent l="0" t="0" r="8255" b="5080"/>
+            <wp:docPr id="2005962137" name="Рисунок 5"/>
+            <wp:cNvGraphicFramePr>
+              <a:graphicFrameLocks xmlns:a="http://schemas.openxmlformats.org/drawingml/2006/main" noChangeAspect="1"/>
+            </wp:cNvGraphicFramePr>
+            <a:graphic xmlns:a="http://schemas.openxmlformats.org/drawingml/2006/main">
+              <a:graphicData uri="http://schemas.openxmlformats.org/drawingml/2006/picture">
+                <pic:pic xmlns:pic="http://schemas.openxmlformats.org/drawingml/2006/picture">
+                  <pic:nvPicPr>
+                    <pic:cNvPr id="0" name="Picture 55"/>
+                    <pic:cNvPicPr>
+                      <a:picLocks noChangeAspect="1" noChangeArrowheads="1"/>
+                    </pic:cNvPicPr>
+                  </pic:nvPicPr>
+                  <pic:blipFill>
+                    <a:blip r:embed="rId56" cstate="print">
+                      <a:extLst>
+                        <a:ext uri="{28A0092B-C50C-407E-A947-70E740481C1C}">
+                          <a14:useLocalDpi xmlns:a14="http://schemas.microsoft.com/office/drawing/2010/main" val="0"/>
+                        </a:ext>
+                      </a:extLst>
+                    </a:blip>
+                    <a:srcRect/>
+                    <a:stretch>
+                      <a:fillRect/>
+                    </a:stretch>
+                  </pic:blipFill>
+                  <pic:spPr bwMode="auto">
+                    <a:xfrm>
+                      <a:off x="0" y="0"/>
+                      <a:ext cx="5230495" cy="4147820"/>
+                    </a:xfrm>
+                    <a:prstGeom prst="rect">
+                      <a:avLst/>
+                    </a:prstGeom>
+                    <a:noFill/>
+                    <a:ln>
+                      <a:noFill/>
+                    </a:ln>
+                  </pic:spPr>
+                </pic:pic>
+              </a:graphicData>
+            </a:graphic>
+          </wp:inline>
+        </w:drawing>
+      </w:r>
+    </w:p>
+    <w:p>
+      <w:pPr>
+        <w:pStyle w:val="a7"/>
+        <w:ind w:left="0" w:firstLine="709"/>
+        <w:jc w:val="both"/>
+        <w:rPr>
+          <w:rFonts w:ascii="Times New Roman" w:hAnsi="Times New Roman" w:cs="Times New Roman"/>
+          <w:sz w:val="28"/>
+          <w:szCs w:val="28"/>
+        </w:rPr>
+      </w:pPr>
+      <w:r>
+        <w:rPr>
+          <w:rFonts w:ascii="Times New Roman" w:hAnsi="Times New Roman" w:cs="Times New Roman"/>
+          <w:sz w:val="28"/>
+          <w:szCs w:val="28"/>
+        </w:rPr>
+        <w:t>Рисунок 1.7 — Типичная зависимость состояния здоровья аккумуляторной батареи от числа циклов эксплуатации</w:t>
+      </w:r>
+    </w:p>
+    <w:p>
+      <w:pPr>
+        <w:pStyle w:val="a7"/>
+        <w:ind w:left="0" w:firstLine="709"/>
+        <w:jc w:val="both"/>
+        <w:rPr>
+          <w:rFonts w:ascii="Times New Roman" w:hAnsi="Times New Roman" w:cs="Times New Roman"/>
+          <w:sz w:val="28"/>
+          <w:szCs w:val="28"/>
+        </w:rPr>
+      </w:pPr>
+    </w:p>
+    <w:p>
+      <w:pPr>
+        <w:pStyle w:val="a7"/>
+        <w:ind w:left="0" w:firstLine="709"/>
+        <w:jc w:val="both"/>
+        <w:rPr>
+          <w:rFonts w:ascii="Times New Roman" w:hAnsi="Times New Roman" w:cs="Times New Roman"/>
+          <w:sz w:val="28"/>
+          <w:szCs w:val="28"/>
+        </w:rPr>
+      </w:pPr>
+      <w:r>
+        <w:rPr>
+          <w:rFonts w:ascii="Times New Roman" w:hAnsi="Times New Roman" w:cs="Times New Roman"/>
+          <w:b/>
+          <w:bCs/>
+          <w:sz w:val="28"/>
+          <w:szCs w:val="28"/>
+        </w:rPr>
+        <w:lastRenderedPageBreak/>
+        <w:t>Импедансная интерпретация SOH</w:t>
+      </w:r>
+      <w:r>
+        <w:rPr>
+          <w:rFonts w:ascii="Times New Roman" w:hAnsi="Times New Roman" w:cs="Times New Roman"/>
+          <w:b/>
+          <w:bCs/>
+          <w:sz w:val="28"/>
+          <w:szCs w:val="28"/>
+        </w:rPr>
+        <w:t>.</w:t>
+      </w:r>
+      <w:r>
+        <w:rPr>
+          <w:rFonts w:ascii="Times New Roman" w:hAnsi="Times New Roman" w:cs="Times New Roman"/>
+          <w:sz w:val="28"/>
+          <w:szCs w:val="28"/>
+        </w:rPr>
+        <w:t xml:space="preserve"> </w:t>
+      </w:r>
+      <w:r>
+        <w:rPr>
+          <w:rFonts w:ascii="Times New Roman" w:hAnsi="Times New Roman" w:cs="Times New Roman"/>
+          <w:sz w:val="28"/>
+          <w:szCs w:val="28"/>
+        </w:rPr>
+        <w:t>С точки зрения электрохимической теории состояние здоровья батареи можно связать с изменением сопротивления переноса заряда:</w:t>
+      </w:r>
+    </w:p>
+    <w:p>
+      <w:pPr>
+        <w:pStyle w:val="a7"/>
+        <w:ind w:left="0" w:firstLine="709"/>
+        <w:jc w:val="both"/>
+        <w:rPr>
+          <w:rFonts w:ascii="Times New Roman" w:hAnsi="Times New Roman" w:cs="Times New Roman"/>
+          <w:sz w:val="28"/>
+          <w:szCs w:val="28"/>
+          <w:lang w:val="en-US"/>
+        </w:rPr>
+      </w:pPr>
+      <w:r>
+        <w:rPr>
+          <w:rFonts w:ascii="Times New Roman" w:hAnsi="Times New Roman" w:cs="Times New Roman"/>
+          <w:position w:val="-30"/>
+          <w:sz w:val="28"/>
+          <w:szCs w:val="28"/>
+        </w:rPr>
+        <w:object w:dxaOrig="1160" w:dyaOrig="680" w14:anchorId="6084A57C">
+          <v:shape id="_x0000_i1083" type="#_x0000_t75" style="width:58.25pt;height:33.8pt" o:ole="">
+            <v:imagedata r:id="rId57" o:title=""/>
+          </v:shape>
+          <o:OLEObject Type="Embed" ProgID="Equation.DSMT4" ShapeID="_x0000_i1083" DrawAspect="Content" ObjectID="_1834590941" r:id="rId58"/>
+        </w:object>
+      </w:r>
+    </w:p>
+    <w:p>
+      <w:pPr>
+        <w:pStyle w:val="a7"/>
+        <w:ind w:left="0" w:firstLine="709"/>
+        <w:jc w:val="both"/>
+        <w:rPr>
+          <w:rFonts w:ascii="Times New Roman" w:hAnsi="Times New Roman" w:cs="Times New Roman"/>
+          <w:sz w:val="28"/>
+          <w:szCs w:val="28"/>
+        </w:rPr>
+      </w:pPr>
+      <w:r>
+        <w:rPr>
+          <w:rFonts w:ascii="Times New Roman" w:hAnsi="Times New Roman" w:cs="Times New Roman"/>
+          <w:sz w:val="28"/>
+          <w:szCs w:val="28"/>
+        </w:rPr>
+        <w:t xml:space="preserve">, где </w:t>
+      </w:r>
+      <w:proofErr w:type="spellStart"/>
+      <w:r>
+        <w:rPr>
+          <w:rFonts w:ascii="Times New Roman" w:hAnsi="Times New Roman" w:cs="Times New Roman"/>
+          <w:i/>
+          <w:iCs/>
+          <w:sz w:val="28"/>
+          <w:szCs w:val="28"/>
+          <w:lang w:val="en-US"/>
+        </w:rPr>
+        <w:t>R</w:t>
+      </w:r>
+      <w:r>
+        <w:rPr>
+          <w:rFonts w:ascii="Times New Roman" w:hAnsi="Times New Roman" w:cs="Times New Roman"/>
+          <w:i/>
+          <w:iCs/>
+          <w:sz w:val="28"/>
+          <w:szCs w:val="28"/>
+          <w:vertAlign w:val="subscript"/>
+          <w:lang w:val="en-US"/>
+        </w:rPr>
+        <w:t>ct</w:t>
+      </w:r>
+      <w:proofErr w:type="spellEnd"/>
+      <w:r>
+        <w:rPr>
+          <w:rFonts w:ascii="Times New Roman" w:hAnsi="Times New Roman" w:cs="Times New Roman"/>
+          <w:sz w:val="28"/>
+          <w:szCs w:val="28"/>
+        </w:rPr>
+        <w:t xml:space="preserve"> – сопротивление переноса заряда.</w:t>
+      </w:r>
+    </w:p>
+    <w:p>
+      <w:pPr>
+        <w:pStyle w:val="a7"/>
+        <w:ind w:left="0" w:firstLine="709"/>
+        <w:jc w:val="both"/>
+        <w:rPr>
+          <w:rFonts w:ascii="Times New Roman" w:hAnsi="Times New Roman" w:cs="Times New Roman"/>
+          <w:sz w:val="28"/>
+          <w:szCs w:val="28"/>
+        </w:rPr>
+      </w:pPr>
+    </w:p>
+    <w:p>
+      <w:pPr>
+        <w:pStyle w:val="a7"/>
+        <w:ind w:left="0" w:firstLine="709"/>
+        <w:jc w:val="both"/>
+        <w:rPr>
+          <w:rFonts w:ascii="Times New Roman" w:hAnsi="Times New Roman" w:cs="Times New Roman"/>
+          <w:sz w:val="28"/>
+          <w:szCs w:val="28"/>
+        </w:rPr>
+      </w:pPr>
+      <w:r>
+        <w:rPr>
+          <w:rFonts w:ascii="Times New Roman" w:hAnsi="Times New Roman" w:cs="Times New Roman"/>
+          <w:sz w:val="28"/>
+          <w:szCs w:val="28"/>
+        </w:rPr>
+        <w:t xml:space="preserve">Рост </w:t>
+      </w:r>
+      <w:proofErr w:type="spellStart"/>
+      <w:r>
+        <w:rPr>
+          <w:rFonts w:ascii="Times New Roman" w:hAnsi="Times New Roman" w:cs="Times New Roman"/>
+          <w:i/>
+          <w:iCs/>
+          <w:sz w:val="28"/>
+          <w:szCs w:val="28"/>
+          <w:lang w:val="en-US"/>
+        </w:rPr>
+        <w:t>R</w:t>
+      </w:r>
+      <w:r>
+        <w:rPr>
+          <w:rFonts w:ascii="Times New Roman" w:hAnsi="Times New Roman" w:cs="Times New Roman"/>
+          <w:i/>
+          <w:iCs/>
+          <w:sz w:val="28"/>
+          <w:szCs w:val="28"/>
+          <w:vertAlign w:val="subscript"/>
+          <w:lang w:val="en-US"/>
+        </w:rPr>
+        <w:t>ct</w:t>
+      </w:r>
+      <w:proofErr w:type="spellEnd"/>
+      <w:r>
+        <w:rPr>
+          <w:rFonts w:ascii="Times New Roman" w:hAnsi="Times New Roman" w:cs="Times New Roman"/>
+          <w:i/>
+          <w:iCs/>
+          <w:sz w:val="28"/>
+          <w:szCs w:val="28"/>
+        </w:rPr>
+        <w:t xml:space="preserve"> </w:t>
+      </w:r>
+      <w:r>
+        <w:rPr>
+          <w:rFonts w:ascii="Times New Roman" w:hAnsi="Times New Roman" w:cs="Times New Roman"/>
+          <w:sz w:val="28"/>
+          <w:szCs w:val="28"/>
+        </w:rPr>
+        <w:t>свидетельствует о деградации электродных материалов.</w:t>
+      </w:r>
+    </w:p>
+    <w:p>
+      <w:pPr>
+        <w:pStyle w:val="a7"/>
+        <w:ind w:left="0" w:firstLine="709"/>
+        <w:jc w:val="both"/>
+        <w:rPr>
+          <w:rFonts w:ascii="Times New Roman" w:hAnsi="Times New Roman" w:cs="Times New Roman"/>
+          <w:sz w:val="28"/>
+          <w:szCs w:val="28"/>
+        </w:rPr>
+      </w:pPr>
+    </w:p>
+    <w:p>
+      <w:pPr>
+        <w:pStyle w:val="a7"/>
+        <w:ind w:left="0" w:firstLine="709"/>
+        <w:jc w:val="both"/>
+        <w:rPr>
+          <w:rFonts w:ascii="Times New Roman" w:hAnsi="Times New Roman" w:cs="Times New Roman"/>
+          <w:b/>
+          <w:bCs/>
+          <w:sz w:val="28"/>
+          <w:szCs w:val="28"/>
+          <w:lang w:val="en-US"/>
+        </w:rPr>
+      </w:pPr>
+      <w:r>
+        <w:rPr>
+          <w:rFonts w:ascii="Times New Roman" w:hAnsi="Times New Roman" w:cs="Times New Roman"/>
+          <w:b/>
+          <w:bCs/>
+          <w:sz w:val="28"/>
+          <w:szCs w:val="28"/>
+          <w:lang w:val="en-US"/>
+        </w:rPr>
+        <w:t>1.3.4 State of Function / State of Power (SOF)</w:t>
+      </w:r>
+    </w:p>
+    <w:p>
+      <w:pPr>
+        <w:pStyle w:val="a7"/>
+        <w:ind w:left="0" w:firstLine="709"/>
+        <w:jc w:val="both"/>
+        <w:rPr>
+          <w:rFonts w:ascii="Times New Roman" w:hAnsi="Times New Roman" w:cs="Times New Roman"/>
+          <w:sz w:val="28"/>
+          <w:szCs w:val="28"/>
+          <w:lang w:val="en-US"/>
+        </w:rPr>
+      </w:pPr>
+    </w:p>
+    <w:p>
+      <w:pPr>
+        <w:pStyle w:val="a7"/>
+        <w:ind w:left="0" w:firstLine="709"/>
+        <w:jc w:val="both"/>
+        <w:rPr>
+          <w:rFonts w:ascii="Times New Roman" w:hAnsi="Times New Roman" w:cs="Times New Roman"/>
+          <w:sz w:val="28"/>
+          <w:szCs w:val="28"/>
+          <w:lang w:val="en-US"/>
+        </w:rPr>
+      </w:pPr>
+      <w:r>
+        <w:rPr>
+          <w:rFonts w:ascii="Times New Roman" w:hAnsi="Times New Roman" w:cs="Times New Roman"/>
+          <w:sz w:val="28"/>
+          <w:szCs w:val="28"/>
+        </w:rPr>
+        <w:t>Показатель SOF характеризует способность батареи отдавать требуемую мощность в текущих условиях эксплуатации.</w:t>
+      </w:r>
+    </w:p>
+    <w:p>
+      <w:pPr>
+        <w:pStyle w:val="a7"/>
+        <w:ind w:left="0" w:firstLine="709"/>
+        <w:jc w:val="both"/>
+        <w:rPr>
+          <w:rFonts w:ascii="Times New Roman" w:hAnsi="Times New Roman" w:cs="Times New Roman"/>
+          <w:sz w:val="28"/>
+          <w:szCs w:val="28"/>
+        </w:rPr>
+      </w:pPr>
+      <w:r>
+        <w:rPr>
+          <w:rFonts w:ascii="Times New Roman" w:hAnsi="Times New Roman" w:cs="Times New Roman"/>
+          <w:sz w:val="28"/>
+          <w:szCs w:val="28"/>
+        </w:rPr>
+        <w:t>Максимальная мощность батареи определяется выражением</w:t>
+      </w:r>
+      <w:r>
+        <w:rPr>
+          <w:rFonts w:ascii="Times New Roman" w:hAnsi="Times New Roman" w:cs="Times New Roman"/>
+          <w:sz w:val="28"/>
+          <w:szCs w:val="28"/>
+        </w:rPr>
+        <w:t>:</w:t>
+      </w:r>
+    </w:p>
+    <w:p>
+      <w:pPr>
+        <w:pStyle w:val="a7"/>
+        <w:ind w:left="0" w:firstLine="709"/>
+        <w:jc w:val="both"/>
+        <w:rPr>
+          <w:rFonts w:ascii="Times New Roman" w:hAnsi="Times New Roman" w:cs="Times New Roman"/>
+          <w:sz w:val="28"/>
+          <w:szCs w:val="28"/>
+          <w:lang w:val="en-US"/>
+        </w:rPr>
+      </w:pPr>
+      <w:r>
+        <w:rPr>
+          <w:rFonts w:ascii="Times New Roman" w:hAnsi="Times New Roman" w:cs="Times New Roman"/>
+          <w:position w:val="-30"/>
+          <w:sz w:val="28"/>
+          <w:szCs w:val="28"/>
+        </w:rPr>
+        <w:object w:dxaOrig="1180" w:dyaOrig="720" w14:anchorId="64F28F28">
+          <v:shape id="_x0000_i1086" type="#_x0000_t75" style="width:58.85pt;height:36.3pt" o:ole="">
+            <v:imagedata r:id="rId59" o:title=""/>
+          </v:shape>
+          <o:OLEObject Type="Embed" ProgID="Equation.DSMT4" ShapeID="_x0000_i1086" DrawAspect="Content" ObjectID="_1834590942" r:id="rId60"/>
+        </w:object>
+      </w:r>
+    </w:p>
+    <w:p>
+      <w:pPr>
+        <w:pStyle w:val="a7"/>
+        <w:ind w:left="0" w:firstLine="709"/>
+        <w:jc w:val="both"/>
+        <w:rPr>
+          <w:rFonts w:ascii="Times New Roman" w:hAnsi="Times New Roman" w:cs="Times New Roman"/>
+          <w:sz w:val="28"/>
+          <w:szCs w:val="28"/>
+          <w:lang w:val="en-US"/>
+        </w:rPr>
+      </w:pPr>
+      <w:r>
+        <w:rPr>
+          <w:rFonts w:ascii="Times New Roman" w:hAnsi="Times New Roman" w:cs="Times New Roman"/>
+          <w:sz w:val="28"/>
+          <w:szCs w:val="28"/>
+        </w:rPr>
+        <w:t>Это выражение следует из теоремы максимальной передачи мощности в электрических цепях.</w:t>
+      </w:r>
+    </w:p>
+    <w:p>
+      <w:pPr>
+        <w:pStyle w:val="a7"/>
+        <w:ind w:left="0" w:firstLine="709"/>
+        <w:jc w:val="both"/>
+        <w:rPr>
+          <w:rFonts w:ascii="Times New Roman" w:hAnsi="Times New Roman" w:cs="Times New Roman"/>
+          <w:sz w:val="28"/>
+          <w:szCs w:val="28"/>
+          <w:lang w:val="en-US"/>
+        </w:rPr>
+      </w:pPr>
+      <w:r>
+        <w:rPr>
+          <w:rFonts w:ascii="Times New Roman" w:hAnsi="Times New Roman" w:cs="Times New Roman"/>
+          <w:sz w:val="28"/>
+          <w:szCs w:val="28"/>
+        </w:rPr>
+        <w:t>Рост внутреннего сопротивления батареи приводит к снижению максимальной доступной мощности.</w:t>
+      </w:r>
+    </w:p>
+    <w:p>
+      <w:pPr>
+        <w:pStyle w:val="a7"/>
+        <w:ind w:left="0" w:firstLine="709"/>
+        <w:jc w:val="both"/>
+        <w:rPr>
+          <w:rFonts w:ascii="Times New Roman" w:hAnsi="Times New Roman" w:cs="Times New Roman"/>
+          <w:sz w:val="28"/>
+          <w:szCs w:val="28"/>
+          <w:lang w:val="en-US"/>
+        </w:rPr>
+      </w:pPr>
+    </w:p>
+    <w:p>
+      <w:pPr>
+        <w:pStyle w:val="a7"/>
+        <w:ind w:left="0" w:firstLine="709"/>
+        <w:jc w:val="both"/>
+        <w:rPr>
+          <w:rFonts w:ascii="Times New Roman" w:hAnsi="Times New Roman" w:cs="Times New Roman"/>
+          <w:b/>
+          <w:bCs/>
+          <w:sz w:val="28"/>
+          <w:szCs w:val="28"/>
+          <w:lang w:val="en-US"/>
+        </w:rPr>
+      </w:pPr>
+      <w:r>
+        <w:rPr>
+          <w:rFonts w:ascii="Times New Roman" w:hAnsi="Times New Roman" w:cs="Times New Roman"/>
+          <w:b/>
+          <w:bCs/>
+          <w:sz w:val="28"/>
+          <w:szCs w:val="28"/>
+        </w:rPr>
+        <w:t xml:space="preserve">1.3.5 </w:t>
+      </w:r>
+      <w:r>
+        <w:rPr>
+          <w:rFonts w:ascii="Times New Roman" w:hAnsi="Times New Roman" w:cs="Times New Roman"/>
+          <w:b/>
+          <w:bCs/>
+          <w:sz w:val="28"/>
+          <w:szCs w:val="28"/>
+          <w:lang w:val="en-US"/>
+        </w:rPr>
+        <w:t>Remaining Useful Life (RUL)</w:t>
+      </w:r>
+    </w:p>
+    <w:p>
+      <w:pPr>
+        <w:pStyle w:val="a7"/>
+        <w:ind w:left="0" w:firstLine="709"/>
+        <w:jc w:val="both"/>
+        <w:rPr>
+          <w:rFonts w:ascii="Times New Roman" w:hAnsi="Times New Roman" w:cs="Times New Roman"/>
+          <w:sz w:val="28"/>
+          <w:szCs w:val="28"/>
+          <w:lang w:val="en-US"/>
+        </w:rPr>
+      </w:pPr>
+    </w:p>
+    <w:p>
+      <w:pPr>
+        <w:pStyle w:val="a7"/>
+        <w:ind w:left="0" w:firstLine="709"/>
+        <w:jc w:val="both"/>
+        <w:rPr>
+          <w:rFonts w:ascii="Times New Roman" w:hAnsi="Times New Roman" w:cs="Times New Roman"/>
+          <w:sz w:val="28"/>
+          <w:szCs w:val="28"/>
+        </w:rPr>
+      </w:pPr>
+      <w:r>
+        <w:rPr>
+          <w:rFonts w:ascii="Times New Roman" w:hAnsi="Times New Roman" w:cs="Times New Roman"/>
+          <w:b/>
+          <w:bCs/>
+          <w:sz w:val="28"/>
+          <w:szCs w:val="28"/>
+        </w:rPr>
+        <w:t>Определение остаточного ресурса</w:t>
+      </w:r>
+      <w:r>
+        <w:rPr>
+          <w:rFonts w:ascii="Times New Roman" w:hAnsi="Times New Roman" w:cs="Times New Roman"/>
+          <w:b/>
+          <w:bCs/>
+          <w:sz w:val="28"/>
+          <w:szCs w:val="28"/>
+        </w:rPr>
+        <w:t>.</w:t>
+      </w:r>
+      <w:r>
+        <w:rPr>
+          <w:rFonts w:ascii="Times New Roman" w:hAnsi="Times New Roman" w:cs="Times New Roman"/>
+          <w:sz w:val="28"/>
+          <w:szCs w:val="28"/>
+        </w:rPr>
+        <w:t xml:space="preserve"> </w:t>
+      </w:r>
+      <w:r>
+        <w:rPr>
+          <w:rFonts w:ascii="Times New Roman" w:hAnsi="Times New Roman" w:cs="Times New Roman"/>
+          <w:sz w:val="28"/>
+          <w:szCs w:val="28"/>
+        </w:rPr>
+        <w:t>Остаточный ресурс батареи определяется как количество циклов или время эксплуатации до достижения предельного состояния.</w:t>
+      </w:r>
+    </w:p>
+    <w:p>
+      <w:pPr>
+        <w:pStyle w:val="a7"/>
+        <w:ind w:left="0" w:firstLine="709"/>
+        <w:jc w:val="both"/>
+        <w:rPr>
+          <w:rFonts w:ascii="Times New Roman" w:hAnsi="Times New Roman" w:cs="Times New Roman"/>
+          <w:sz w:val="28"/>
+          <w:szCs w:val="28"/>
+        </w:rPr>
+      </w:pPr>
+      <w:r>
+        <w:rPr>
+          <w:rFonts w:ascii="Times New Roman" w:hAnsi="Times New Roman" w:cs="Times New Roman"/>
+          <w:sz w:val="28"/>
+          <w:szCs w:val="28"/>
+        </w:rPr>
+        <w:t>Предельное состояние обычно определяется критическим значением SOH:</w:t>
+      </w:r>
+    </w:p>
+    <w:p>
+      <w:pPr>
+        <w:pStyle w:val="a7"/>
+        <w:ind w:left="0" w:firstLine="709"/>
+        <w:jc w:val="both"/>
+        <w:rPr>
+          <w:rFonts w:ascii="Times New Roman" w:hAnsi="Times New Roman" w:cs="Times New Roman"/>
+          <w:sz w:val="28"/>
+          <w:szCs w:val="28"/>
+          <w:lang w:val="en-US"/>
+        </w:rPr>
+      </w:pPr>
+      <w:r>
+        <w:rPr>
+          <w:rFonts w:ascii="Times New Roman" w:hAnsi="Times New Roman" w:cs="Times New Roman"/>
+          <w:position w:val="-12"/>
+          <w:sz w:val="28"/>
+          <w:szCs w:val="28"/>
+        </w:rPr>
+        <w:object w:dxaOrig="1460" w:dyaOrig="360" w14:anchorId="1451005C">
+          <v:shape id="_x0000_i1089" type="#_x0000_t75" style="width:73.25pt;height:18.15pt" o:ole="">
+            <v:imagedata r:id="rId61" o:title=""/>
+          </v:shape>
+          <o:OLEObject Type="Embed" ProgID="Equation.DSMT4" ShapeID="_x0000_i1089" DrawAspect="Content" ObjectID="_1834590943" r:id="rId62"/>
+        </w:object>
+      </w:r>
+    </w:p>
+    <w:p>
+      <w:pPr>
+        <w:pStyle w:val="a7"/>
+        <w:ind w:left="0" w:firstLine="709"/>
+        <w:jc w:val="both"/>
+        <w:rPr>
+          <w:rFonts w:ascii="Times New Roman" w:hAnsi="Times New Roman" w:cs="Times New Roman"/>
+          <w:sz w:val="28"/>
+          <w:szCs w:val="28"/>
+        </w:rPr>
+      </w:pPr>
+      <w:r>
+        <w:rPr>
+          <w:rFonts w:ascii="Times New Roman" w:hAnsi="Times New Roman" w:cs="Times New Roman"/>
+          <w:sz w:val="28"/>
+          <w:szCs w:val="28"/>
+        </w:rPr>
+        <w:t>Соответственно остаточный ресурс определяется как</w:t>
+      </w:r>
+      <w:r>
+        <w:rPr>
+          <w:rFonts w:ascii="Times New Roman" w:hAnsi="Times New Roman" w:cs="Times New Roman"/>
+          <w:sz w:val="28"/>
+          <w:szCs w:val="28"/>
+        </w:rPr>
+        <w:t>:</w:t>
+      </w:r>
+    </w:p>
+    <w:p>
+      <w:pPr>
+        <w:pStyle w:val="a7"/>
+        <w:ind w:left="0" w:firstLine="709"/>
+        <w:jc w:val="both"/>
+        <w:rPr>
+          <w:rFonts w:ascii="Times New Roman" w:hAnsi="Times New Roman" w:cs="Times New Roman"/>
+          <w:sz w:val="28"/>
+          <w:szCs w:val="28"/>
+          <w:lang w:val="en-US"/>
+        </w:rPr>
+      </w:pPr>
+      <w:r>
+        <w:rPr>
+          <w:rFonts w:ascii="Times New Roman" w:hAnsi="Times New Roman" w:cs="Times New Roman"/>
+          <w:position w:val="-12"/>
+          <w:sz w:val="28"/>
+          <w:szCs w:val="28"/>
+        </w:rPr>
+        <w:object w:dxaOrig="2000" w:dyaOrig="360" w14:anchorId="152FAAC8">
+          <v:shape id="_x0000_i1092" type="#_x0000_t75" style="width:100.15pt;height:18.15pt" o:ole="">
+            <v:imagedata r:id="rId63" o:title=""/>
+          </v:shape>
+          <o:OLEObject Type="Embed" ProgID="Equation.DSMT4" ShapeID="_x0000_i1092" DrawAspect="Content" ObjectID="_1834590944" r:id="rId64"/>
+        </w:object>
+      </w:r>
+    </w:p>
+    <w:p>
+      <w:pPr>
+        <w:pStyle w:val="a7"/>
+        <w:ind w:left="0" w:firstLine="709"/>
+        <w:jc w:val="both"/>
+        <w:rPr>
+          <w:rFonts w:ascii="Times New Roman" w:hAnsi="Times New Roman" w:cs="Times New Roman"/>
+          <w:sz w:val="28"/>
+          <w:szCs w:val="28"/>
+        </w:rPr>
+      </w:pPr>
+      <w:r>
+        <w:rPr>
+          <w:rFonts w:ascii="Times New Roman" w:hAnsi="Times New Roman" w:cs="Times New Roman"/>
+          <w:sz w:val="28"/>
+          <w:szCs w:val="28"/>
+        </w:rPr>
+        <w:t xml:space="preserve">, где </w:t>
+      </w:r>
+      <w:proofErr w:type="spellStart"/>
+      <w:r>
+        <w:rPr>
+          <w:rFonts w:ascii="Times New Roman" w:hAnsi="Times New Roman" w:cs="Times New Roman"/>
+          <w:i/>
+          <w:iCs/>
+          <w:sz w:val="28"/>
+          <w:szCs w:val="28"/>
+          <w:lang w:val="en-US"/>
+        </w:rPr>
+        <w:t>N</w:t>
+      </w:r>
+      <w:r>
+        <w:rPr>
+          <w:rFonts w:ascii="Times New Roman" w:hAnsi="Times New Roman" w:cs="Times New Roman"/>
+          <w:i/>
+          <w:iCs/>
+          <w:sz w:val="28"/>
+          <w:szCs w:val="28"/>
+          <w:vertAlign w:val="subscript"/>
+          <w:lang w:val="en-US"/>
+        </w:rPr>
+        <w:t>crit</w:t>
+      </w:r>
+      <w:proofErr w:type="spellEnd"/>
+      <w:r>
+        <w:rPr>
+          <w:rFonts w:ascii="Times New Roman" w:hAnsi="Times New Roman" w:cs="Times New Roman"/>
+          <w:sz w:val="28"/>
+          <w:szCs w:val="28"/>
+        </w:rPr>
+        <w:t xml:space="preserve"> – </w:t>
+      </w:r>
+      <w:r>
+        <w:rPr>
+          <w:rFonts w:ascii="Times New Roman" w:hAnsi="Times New Roman" w:cs="Times New Roman"/>
+          <w:sz w:val="28"/>
+          <w:szCs w:val="28"/>
+        </w:rPr>
+        <w:t>число циклов до достижения предельного состояния.</w:t>
+      </w:r>
+    </w:p>
+    <w:p>
+      <w:pPr>
+        <w:pStyle w:val="a7"/>
+        <w:ind w:left="0" w:firstLine="709"/>
+        <w:jc w:val="both"/>
+        <w:rPr>
+          <w:rFonts w:ascii="Times New Roman" w:hAnsi="Times New Roman" w:cs="Times New Roman"/>
+          <w:sz w:val="28"/>
+          <w:szCs w:val="28"/>
+        </w:rPr>
+      </w:pPr>
+    </w:p>
+    <w:p>
+      <w:pPr>
+        <w:pStyle w:val="a7"/>
+        <w:ind w:left="0" w:firstLine="709"/>
+        <w:jc w:val="both"/>
+        <w:rPr>
+          <w:rFonts w:ascii="Times New Roman" w:hAnsi="Times New Roman" w:cs="Times New Roman"/>
+          <w:sz w:val="28"/>
+          <w:szCs w:val="28"/>
+        </w:rPr>
+      </w:pPr>
+      <w:r>
+        <w:rPr>
+          <w:rFonts w:ascii="Times New Roman" w:hAnsi="Times New Roman" w:cs="Times New Roman"/>
+          <w:sz w:val="28"/>
+          <w:szCs w:val="28"/>
+        </w:rPr>
+        <w:t>Графическая интерпретация RUL</w:t>
+      </w:r>
+      <w:r>
+        <w:rPr>
+          <w:rFonts w:ascii="Times New Roman" w:hAnsi="Times New Roman" w:cs="Times New Roman"/>
+          <w:sz w:val="28"/>
+          <w:szCs w:val="28"/>
+        </w:rPr>
+        <w:t>.</w:t>
+      </w:r>
+    </w:p>
+    <w:p>
+      <w:pPr>
+        <w:pStyle w:val="a7"/>
+        <w:ind w:left="0" w:firstLine="709"/>
+        <w:jc w:val="both"/>
+        <w:rPr>
+          <w:rFonts w:ascii="Times New Roman" w:hAnsi="Times New Roman" w:cs="Times New Roman"/>
+          <w:sz w:val="28"/>
+          <w:szCs w:val="28"/>
+        </w:rPr>
+      </w:pPr>
+    </w:p>
+    <w:p>
+      <w:pPr>
+        <w:pStyle w:val="a7"/>
+        <w:ind w:left="0" w:firstLine="709"/>
+        <w:jc w:val="both"/>
+        <w:rPr>
+          <w:rFonts w:ascii="Times New Roman" w:hAnsi="Times New Roman" w:cs="Times New Roman"/>
+          <w:sz w:val="28"/>
+          <w:szCs w:val="28"/>
+        </w:rPr>
+      </w:pPr>
+      <w:r>
+        <w:rPr>
+          <w:noProof/>
+        </w:rPr>
+        <w:lastRenderedPageBreak/>
+        <w:drawing>
+          <wp:inline distT="0" distB="0" distL="0" distR="0" wp14:anchorId="31D348E2" wp14:editId="460D65B7">
+            <wp:extent cx="5224145" cy="4150360"/>
+            <wp:effectExtent l="0" t="0" r="0" b="2540"/>
+            <wp:docPr id="429496750" name="Рисунок 6"/>
+            <wp:cNvGraphicFramePr>
+              <a:graphicFrameLocks xmlns:a="http://schemas.openxmlformats.org/drawingml/2006/main" noChangeAspect="1"/>
+            </wp:cNvGraphicFramePr>
+            <a:graphic xmlns:a="http://schemas.openxmlformats.org/drawingml/2006/main">
+              <a:graphicData uri="http://schemas.openxmlformats.org/drawingml/2006/picture">
+                <pic:pic xmlns:pic="http://schemas.openxmlformats.org/drawingml/2006/picture">
+                  <pic:nvPicPr>
+                    <pic:cNvPr id="0" name="Picture 69"/>
+                    <pic:cNvPicPr>
+                      <a:picLocks noChangeAspect="1" noChangeArrowheads="1"/>
+                    </pic:cNvPicPr>
+                  </pic:nvPicPr>
+                  <pic:blipFill>
+                    <a:blip r:embed="rId65" cstate="print">
+                      <a:extLst>
+                        <a:ext uri="{28A0092B-C50C-407E-A947-70E740481C1C}">
+                          <a14:useLocalDpi xmlns:a14="http://schemas.microsoft.com/office/drawing/2010/main" val="0"/>
+                        </a:ext>
+                      </a:extLst>
+                    </a:blip>
+                    <a:srcRect/>
+                    <a:stretch>
+                      <a:fillRect/>
+                    </a:stretch>
+                  </pic:blipFill>
+                  <pic:spPr bwMode="auto">
+                    <a:xfrm>
+                      <a:off x="0" y="0"/>
+                      <a:ext cx="5224145" cy="4150360"/>
+                    </a:xfrm>
+                    <a:prstGeom prst="rect">
+                      <a:avLst/>
+                    </a:prstGeom>
+                    <a:noFill/>
+                    <a:ln>
+                      <a:noFill/>
+                    </a:ln>
+                  </pic:spPr>
+                </pic:pic>
+              </a:graphicData>
+            </a:graphic>
+          </wp:inline>
+        </w:drawing>
+      </w:r>
+    </w:p>
+    <w:p>
+      <w:pPr>
+        <w:pStyle w:val="a7"/>
+        <w:ind w:left="0" w:firstLine="709"/>
+        <w:jc w:val="both"/>
+        <w:rPr>
+          <w:rFonts w:ascii="Times New Roman" w:hAnsi="Times New Roman" w:cs="Times New Roman"/>
+          <w:sz w:val="28"/>
+          <w:szCs w:val="28"/>
+        </w:rPr>
+      </w:pPr>
+      <w:r>
+        <w:rPr>
+          <w:rFonts w:ascii="Times New Roman" w:hAnsi="Times New Roman" w:cs="Times New Roman"/>
+          <w:sz w:val="28"/>
+          <w:szCs w:val="28"/>
+        </w:rPr>
+        <w:t>Рисунок 1.8 — Принцип определения остаточного ресурса аккумуляторной батареи на</w:t>
+      </w:r>
+      <w:r>
+        <w:rPr>
+          <w:rFonts w:ascii="Times New Roman" w:hAnsi="Times New Roman" w:cs="Times New Roman"/>
+          <w:sz w:val="28"/>
+          <w:szCs w:val="28"/>
+        </w:rPr>
+        <w:t xml:space="preserve"> </w:t>
+      </w:r>
+      <w:r>
+        <w:rPr>
+          <w:rFonts w:ascii="Times New Roman" w:hAnsi="Times New Roman" w:cs="Times New Roman"/>
+          <w:sz w:val="28"/>
+          <w:szCs w:val="28"/>
+        </w:rPr>
+        <w:t>основе анализа деградации ёмкости</w:t>
+      </w:r>
+    </w:p>
+    <w:p>
+      <w:pPr>
+        <w:pStyle w:val="a7"/>
+        <w:ind w:left="0" w:firstLine="709"/>
+        <w:jc w:val="both"/>
+        <w:rPr>
+          <w:rFonts w:ascii="Times New Roman" w:hAnsi="Times New Roman" w:cs="Times New Roman"/>
+          <w:sz w:val="28"/>
+          <w:szCs w:val="28"/>
+        </w:rPr>
+      </w:pPr>
+    </w:p>
+    <w:p>
+      <w:pPr>
+        <w:pStyle w:val="a7"/>
+        <w:ind w:left="0" w:firstLine="709"/>
+        <w:jc w:val="both"/>
+        <w:rPr>
+          <w:rFonts w:ascii="Times New Roman" w:hAnsi="Times New Roman" w:cs="Times New Roman"/>
+          <w:sz w:val="28"/>
+          <w:szCs w:val="28"/>
+        </w:rPr>
+      </w:pPr>
+      <w:r>
+        <w:rPr>
+          <w:rFonts w:ascii="Times New Roman" w:hAnsi="Times New Roman" w:cs="Times New Roman"/>
+          <w:sz w:val="28"/>
+          <w:szCs w:val="28"/>
+        </w:rPr>
+        <w:t>Точка пересечения кривой деградации ёмкости с пороговым значением 80% определяет конец срока службы батареи.</w:t>
+      </w:r>
+    </w:p>
+    <w:p>
+      <w:pPr>
+        <w:pStyle w:val="a7"/>
+        <w:ind w:left="0" w:firstLine="709"/>
+        <w:jc w:val="both"/>
+        <w:rPr>
+          <w:rFonts w:ascii="Times New Roman" w:hAnsi="Times New Roman" w:cs="Times New Roman"/>
+          <w:sz w:val="28"/>
+          <w:szCs w:val="28"/>
+        </w:rPr>
+      </w:pPr>
+    </w:p>
+    <w:p>
+      <w:pPr>
+        <w:pStyle w:val="a7"/>
+        <w:ind w:left="0" w:firstLine="709"/>
+        <w:jc w:val="both"/>
+        <w:rPr>
+          <w:rFonts w:ascii="Times New Roman" w:hAnsi="Times New Roman" w:cs="Times New Roman"/>
+          <w:sz w:val="28"/>
+          <w:szCs w:val="28"/>
+        </w:rPr>
+      </w:pPr>
+      <w:r>
+        <w:rPr>
+          <w:rFonts w:ascii="Times New Roman" w:hAnsi="Times New Roman" w:cs="Times New Roman"/>
+          <w:sz w:val="28"/>
+          <w:szCs w:val="28"/>
+        </w:rPr>
+        <w:t>Таблица 1.1 — Основные диагностические показатели аккумуляторов</w:t>
+      </w:r>
+    </w:p>
+    <w:p>
+      <w:pPr>
+        <w:pStyle w:val="a7"/>
+        <w:ind w:left="0" w:firstLine="709"/>
+        <w:jc w:val="both"/>
+        <w:rPr>
+          <w:rFonts w:ascii="Times New Roman" w:hAnsi="Times New Roman" w:cs="Times New Roman"/>
+          <w:sz w:val="28"/>
+          <w:szCs w:val="28"/>
+        </w:rPr>
+      </w:pPr>
+    </w:p>
+    <w:tbl>
+      <w:tblPr>
+        <w:tblStyle w:val="ae"/>
+        <w:tblW w:w="0" w:type="auto"/>
+        <w:tblLook w:val="04A0" w:firstRow="1" w:lastRow="0" w:firstColumn="1" w:lastColumn="0" w:noHBand="0" w:noVBand="1"/>
+      </w:tblPr>
+      <w:tblGrid>
+        <w:gridCol w:w="3209"/>
+        <w:gridCol w:w="3209"/>
+        <w:gridCol w:w="3209"/>
+      </w:tblGrid>
+      <w:tr>
+        <w:tc>
+          <w:tcPr>
+            <w:tcW w:w="3209" w:type="dxa"/>
+          </w:tcPr>
+          <w:p>
+            <w:pPr>
+              <w:pStyle w:val="a7"/>
+              <w:ind w:left="0"/>
+              <w:jc w:val="both"/>
+              <w:rPr>
+                <w:rFonts w:ascii="Times New Roman" w:hAnsi="Times New Roman" w:cs="Times New Roman"/>
+                <w:sz w:val="28"/>
+                <w:szCs w:val="28"/>
+              </w:rPr>
+            </w:pPr>
+            <w:r>
+              <w:rPr>
+                <w:rFonts w:ascii="Times New Roman" w:hAnsi="Times New Roman" w:cs="Times New Roman"/>
+                <w:sz w:val="28"/>
+                <w:szCs w:val="28"/>
+              </w:rPr>
+              <w:t>Показатель</w:t>
+            </w:r>
+          </w:p>
+        </w:tc>
+        <w:tc>
+          <w:tcPr>
+            <w:tcW w:w="3209" w:type="dxa"/>
+          </w:tcPr>
+          <w:p>
+            <w:pPr>
+              <w:pStyle w:val="a7"/>
+              <w:ind w:left="0"/>
+              <w:jc w:val="both"/>
+              <w:rPr>
+                <w:rFonts w:ascii="Times New Roman" w:hAnsi="Times New Roman" w:cs="Times New Roman"/>
+                <w:sz w:val="28"/>
+                <w:szCs w:val="28"/>
+              </w:rPr>
+            </w:pPr>
+            <w:r>
+              <w:rPr>
+                <w:rFonts w:ascii="Times New Roman" w:hAnsi="Times New Roman" w:cs="Times New Roman"/>
+                <w:sz w:val="28"/>
+                <w:szCs w:val="28"/>
+              </w:rPr>
+              <w:t>Физический смысл</w:t>
+            </w:r>
+          </w:p>
+        </w:tc>
+        <w:tc>
+          <w:tcPr>
+            <w:tcW w:w="3209" w:type="dxa"/>
+          </w:tcPr>
+          <w:p>
+            <w:pPr>
+              <w:pStyle w:val="a7"/>
+              <w:ind w:left="0"/>
+              <w:jc w:val="both"/>
+              <w:rPr>
+                <w:rFonts w:ascii="Times New Roman" w:hAnsi="Times New Roman" w:cs="Times New Roman"/>
+                <w:sz w:val="28"/>
+                <w:szCs w:val="28"/>
+              </w:rPr>
+            </w:pPr>
+            <w:r>
+              <w:rPr>
+                <w:rFonts w:ascii="Times New Roman" w:hAnsi="Times New Roman" w:cs="Times New Roman"/>
+                <w:sz w:val="28"/>
+                <w:szCs w:val="28"/>
+              </w:rPr>
+              <w:t>Основная формула</w:t>
+            </w:r>
+          </w:p>
+        </w:tc>
+      </w:tr>
+      <w:tr>
+        <w:tc>
+          <w:tcPr>
+            <w:tcW w:w="3209" w:type="dxa"/>
+          </w:tcPr>
+          <w:p>
+            <w:pPr>
+              <w:pStyle w:val="a7"/>
+              <w:ind w:left="0"/>
+              <w:jc w:val="both"/>
+              <w:rPr>
+                <w:rFonts w:ascii="Times New Roman" w:hAnsi="Times New Roman" w:cs="Times New Roman"/>
+                <w:sz w:val="28"/>
+                <w:szCs w:val="28"/>
+              </w:rPr>
+            </w:pPr>
+            <w:r>
+              <w:rPr>
+                <w:rFonts w:ascii="Times New Roman" w:hAnsi="Times New Roman" w:cs="Times New Roman"/>
+                <w:sz w:val="28"/>
+                <w:szCs w:val="28"/>
+              </w:rPr>
+              <w:t>SOC</w:t>
+            </w:r>
+          </w:p>
+        </w:tc>
+        <w:tc>
+          <w:tcPr>
+            <w:tcW w:w="3209" w:type="dxa"/>
+          </w:tcPr>
+          <w:p>
+            <w:pPr>
+              <w:pStyle w:val="a7"/>
+              <w:ind w:left="0"/>
+              <w:jc w:val="both"/>
+              <w:rPr>
+                <w:rFonts w:ascii="Times New Roman" w:hAnsi="Times New Roman" w:cs="Times New Roman"/>
+                <w:sz w:val="28"/>
+                <w:szCs w:val="28"/>
+              </w:rPr>
+            </w:pPr>
+            <w:r>
+              <w:rPr>
+                <w:rFonts w:ascii="Times New Roman" w:hAnsi="Times New Roman" w:cs="Times New Roman"/>
+                <w:sz w:val="28"/>
+                <w:szCs w:val="28"/>
+              </w:rPr>
+              <w:t>уровень заряда батареи</w:t>
+            </w:r>
+          </w:p>
+        </w:tc>
+        <w:tc>
+          <w:tcPr>
+            <w:tcW w:w="3209" w:type="dxa"/>
+          </w:tcPr>
+          <w:p>
+            <w:pPr>
+              <w:pStyle w:val="a7"/>
+              <w:ind w:left="0"/>
+              <w:jc w:val="both"/>
+              <w:rPr>
+                <w:rFonts w:ascii="Times New Roman" w:hAnsi="Times New Roman" w:cs="Times New Roman"/>
+                <w:sz w:val="28"/>
+                <w:szCs w:val="28"/>
+                <w:lang w:val="en-US"/>
+              </w:rPr>
+            </w:pPr>
+            <w:r>
+              <w:rPr>
+                <w:rFonts w:ascii="Times New Roman" w:hAnsi="Times New Roman" w:cs="Times New Roman"/>
+                <w:position w:val="-30"/>
+                <w:sz w:val="28"/>
+                <w:szCs w:val="28"/>
+              </w:rPr>
+              <w:object w:dxaOrig="1240" w:dyaOrig="680" w14:anchorId="0B7EB70E">
+                <v:shape id="_x0000_i1097" type="#_x0000_t75" style="width:62pt;height:33.8pt" o:ole="">
+                  <v:imagedata r:id="rId66" o:title=""/>
+                </v:shape>
+                <o:OLEObject Type="Embed" ProgID="Equation.DSMT4" ShapeID="_x0000_i1097" DrawAspect="Content" ObjectID="_1834590945" r:id="rId67"/>
+              </w:object>
+            </w:r>
+          </w:p>
+        </w:tc>
+      </w:tr>
+      <w:tr>
+        <w:tc>
+          <w:tcPr>
+            <w:tcW w:w="3209" w:type="dxa"/>
+          </w:tcPr>
+          <w:p>
+            <w:pPr>
+              <w:pStyle w:val="a7"/>
+              <w:ind w:left="0"/>
+              <w:jc w:val="both"/>
+              <w:rPr>
+                <w:rFonts w:ascii="Times New Roman" w:hAnsi="Times New Roman" w:cs="Times New Roman"/>
+                <w:sz w:val="28"/>
+                <w:szCs w:val="28"/>
+              </w:rPr>
+            </w:pPr>
+            <w:r>
+              <w:rPr>
+                <w:rFonts w:ascii="Times New Roman" w:hAnsi="Times New Roman" w:cs="Times New Roman"/>
+                <w:sz w:val="28"/>
+                <w:szCs w:val="28"/>
+              </w:rPr>
+              <w:t>SOH</w:t>
+            </w:r>
+          </w:p>
+        </w:tc>
+        <w:tc>
+          <w:tcPr>
+            <w:tcW w:w="3209" w:type="dxa"/>
+          </w:tcPr>
+          <w:p>
+            <w:pPr>
+              <w:pStyle w:val="a7"/>
+              <w:ind w:left="0"/>
+              <w:jc w:val="both"/>
+              <w:rPr>
+                <w:rFonts w:ascii="Times New Roman" w:hAnsi="Times New Roman" w:cs="Times New Roman"/>
+                <w:sz w:val="28"/>
+                <w:szCs w:val="28"/>
+              </w:rPr>
+            </w:pPr>
+            <w:r>
+              <w:rPr>
+                <w:rFonts w:ascii="Times New Roman" w:hAnsi="Times New Roman" w:cs="Times New Roman"/>
+                <w:sz w:val="28"/>
+                <w:szCs w:val="28"/>
+              </w:rPr>
+              <w:t>степень деградации батареи</w:t>
+            </w:r>
+          </w:p>
+        </w:tc>
+        <w:tc>
+          <w:tcPr>
+            <w:tcW w:w="3209" w:type="dxa"/>
+          </w:tcPr>
+          <w:p>
+            <w:pPr>
+              <w:pStyle w:val="a7"/>
+              <w:ind w:left="0"/>
+              <w:jc w:val="both"/>
+              <w:rPr>
+                <w:rFonts w:ascii="Times New Roman" w:hAnsi="Times New Roman" w:cs="Times New Roman"/>
+                <w:sz w:val="28"/>
+                <w:szCs w:val="28"/>
+              </w:rPr>
+            </w:pPr>
+            <w:r>
+              <w:rPr>
+                <w:rFonts w:ascii="Times New Roman" w:hAnsi="Times New Roman" w:cs="Times New Roman"/>
+                <w:position w:val="-30"/>
+                <w:sz w:val="28"/>
+                <w:szCs w:val="28"/>
+              </w:rPr>
+              <w:object w:dxaOrig="1400" w:dyaOrig="680" w14:anchorId="596D4757">
+                <v:shape id="_x0000_i1100" type="#_x0000_t75" style="width:70.1pt;height:33.8pt" o:ole="">
+                  <v:imagedata r:id="rId68" o:title=""/>
+                </v:shape>
+                <o:OLEObject Type="Embed" ProgID="Equation.DSMT4" ShapeID="_x0000_i1100" DrawAspect="Content" ObjectID="_1834590946" r:id="rId69"/>
+              </w:object>
+            </w:r>
+          </w:p>
+        </w:tc>
+      </w:tr>
+      <w:tr>
+        <w:tc>
+          <w:tcPr>
+            <w:tcW w:w="3209" w:type="dxa"/>
+          </w:tcPr>
+          <w:p>
+            <w:pPr>
+              <w:pStyle w:val="a7"/>
+              <w:ind w:left="0"/>
+              <w:jc w:val="both"/>
+              <w:rPr>
+                <w:rFonts w:ascii="Times New Roman" w:hAnsi="Times New Roman" w:cs="Times New Roman"/>
+                <w:sz w:val="28"/>
+                <w:szCs w:val="28"/>
+              </w:rPr>
+            </w:pPr>
+            <w:r>
+              <w:rPr>
+                <w:rFonts w:ascii="Times New Roman" w:hAnsi="Times New Roman" w:cs="Times New Roman"/>
+                <w:sz w:val="28"/>
+                <w:szCs w:val="28"/>
+              </w:rPr>
+              <w:t>SOF</w:t>
+            </w:r>
+          </w:p>
+        </w:tc>
+        <w:tc>
+          <w:tcPr>
+            <w:tcW w:w="3209" w:type="dxa"/>
+          </w:tcPr>
+          <w:p>
+            <w:pPr>
+              <w:pStyle w:val="a7"/>
+              <w:ind w:left="0"/>
+              <w:jc w:val="both"/>
+              <w:rPr>
+                <w:rFonts w:ascii="Times New Roman" w:hAnsi="Times New Roman" w:cs="Times New Roman"/>
+                <w:sz w:val="28"/>
+                <w:szCs w:val="28"/>
+              </w:rPr>
+            </w:pPr>
+            <w:r>
+              <w:rPr>
+                <w:rFonts w:ascii="Times New Roman" w:hAnsi="Times New Roman" w:cs="Times New Roman"/>
+                <w:sz w:val="28"/>
+                <w:szCs w:val="28"/>
+              </w:rPr>
+              <w:t>доступная мощность</w:t>
+            </w:r>
+          </w:p>
+        </w:tc>
+        <w:tc>
+          <w:tcPr>
+            <w:tcW w:w="3209" w:type="dxa"/>
+          </w:tcPr>
+          <w:p>
+            <w:pPr>
+              <w:pStyle w:val="a7"/>
+              <w:ind w:left="0"/>
+              <w:jc w:val="both"/>
+              <w:rPr>
+                <w:rFonts w:ascii="Times New Roman" w:hAnsi="Times New Roman" w:cs="Times New Roman"/>
+                <w:sz w:val="28"/>
+                <w:szCs w:val="28"/>
+              </w:rPr>
+            </w:pPr>
+            <w:r>
+              <w:rPr>
+                <w:rFonts w:ascii="Times New Roman" w:hAnsi="Times New Roman" w:cs="Times New Roman"/>
+                <w:position w:val="-30"/>
+                <w:sz w:val="28"/>
+                <w:szCs w:val="28"/>
+              </w:rPr>
+              <w:object w:dxaOrig="1180" w:dyaOrig="720" w14:anchorId="4800A756">
+                <v:shape id="_x0000_i1103" type="#_x0000_t75" style="width:58.85pt;height:36.3pt" o:ole="">
+                  <v:imagedata r:id="rId70" o:title=""/>
+                </v:shape>
+                <o:OLEObject Type="Embed" ProgID="Equation.DSMT4" ShapeID="_x0000_i1103" DrawAspect="Content" ObjectID="_1834590947" r:id="rId71"/>
+              </w:object>
+            </w:r>
+          </w:p>
+        </w:tc>
+      </w:tr>
+      <w:tr>
+        <w:tc>
+          <w:tcPr>
+            <w:tcW w:w="3209" w:type="dxa"/>
+          </w:tcPr>
+          <w:p>
+            <w:pPr>
+              <w:pStyle w:val="a7"/>
+              <w:ind w:left="0"/>
+              <w:jc w:val="both"/>
+              <w:rPr>
+                <w:rFonts w:ascii="Times New Roman" w:hAnsi="Times New Roman" w:cs="Times New Roman"/>
+                <w:sz w:val="28"/>
+                <w:szCs w:val="28"/>
+              </w:rPr>
+            </w:pPr>
+            <w:r>
+              <w:rPr>
+                <w:rFonts w:ascii="Times New Roman" w:hAnsi="Times New Roman" w:cs="Times New Roman"/>
+                <w:sz w:val="28"/>
+                <w:szCs w:val="28"/>
+              </w:rPr>
+              <w:t>RUL</w:t>
+            </w:r>
+          </w:p>
+        </w:tc>
+        <w:tc>
+          <w:tcPr>
+            <w:tcW w:w="3209" w:type="dxa"/>
+          </w:tcPr>
+          <w:p>
+            <w:pPr>
+              <w:pStyle w:val="a7"/>
+              <w:ind w:left="0"/>
+              <w:jc w:val="both"/>
+              <w:rPr>
+                <w:rFonts w:ascii="Times New Roman" w:hAnsi="Times New Roman" w:cs="Times New Roman"/>
+                <w:sz w:val="28"/>
+                <w:szCs w:val="28"/>
+              </w:rPr>
+            </w:pPr>
+            <w:r>
+              <w:rPr>
+                <w:rFonts w:ascii="Times New Roman" w:hAnsi="Times New Roman" w:cs="Times New Roman"/>
+                <w:sz w:val="28"/>
+                <w:szCs w:val="28"/>
+              </w:rPr>
+              <w:t>остаточный ресурс</w:t>
+            </w:r>
+          </w:p>
+        </w:tc>
+        <w:tc>
+          <w:tcPr>
+            <w:tcW w:w="3209" w:type="dxa"/>
+          </w:tcPr>
+          <w:p>
+            <w:pPr>
+              <w:pStyle w:val="a7"/>
+              <w:ind w:left="0"/>
+              <w:jc w:val="both"/>
+              <w:rPr>
+                <w:rFonts w:ascii="Times New Roman" w:hAnsi="Times New Roman" w:cs="Times New Roman"/>
+                <w:sz w:val="28"/>
+                <w:szCs w:val="28"/>
+              </w:rPr>
+            </w:pPr>
+            <w:r>
+              <w:rPr>
+                <w:rFonts w:ascii="Times New Roman" w:hAnsi="Times New Roman" w:cs="Times New Roman"/>
+                <w:position w:val="-12"/>
+                <w:sz w:val="28"/>
+                <w:szCs w:val="28"/>
+              </w:rPr>
+              <w:object w:dxaOrig="2000" w:dyaOrig="360" w14:anchorId="46B6CB61">
+                <v:shape id="_x0000_i1106" type="#_x0000_t75" style="width:100.15pt;height:18.15pt" o:ole="">
+                  <v:imagedata r:id="rId72" o:title=""/>
+                </v:shape>
+                <o:OLEObject Type="Embed" ProgID="Equation.DSMT4" ShapeID="_x0000_i1106" DrawAspect="Content" ObjectID="_1834590948" r:id="rId73"/>
+              </w:object>
+            </w:r>
+          </w:p>
+        </w:tc>
+      </w:tr>
+    </w:tbl>
+    <w:p>
+      <w:pPr>
+        <w:pStyle w:val="a7"/>
+        <w:ind w:left="0" w:firstLine="709"/>
+        <w:jc w:val="both"/>
+        <w:rPr>
+          <w:rFonts w:ascii="Times New Roman" w:hAnsi="Times New Roman" w:cs="Times New Roman"/>
+          <w:sz w:val="28"/>
+          <w:szCs w:val="28"/>
+          <w:lang w:val="en-US"/>
+        </w:rPr>
+      </w:pPr>
+    </w:p>
+    <w:p>
+      <w:pPr>
+        <w:pStyle w:val="a7"/>
+        <w:ind w:left="0" w:firstLine="709"/>
+        <w:jc w:val="both"/>
+        <w:rPr>
+          <w:rFonts w:ascii="Times New Roman" w:hAnsi="Times New Roman" w:cs="Times New Roman"/>
+          <w:b/>
+          <w:bCs/>
+          <w:sz w:val="28"/>
+          <w:szCs w:val="28"/>
+          <w:lang w:val="en-US"/>
+        </w:rPr>
+      </w:pPr>
+      <w:r>
+        <w:rPr>
+          <w:rFonts w:ascii="Times New Roman" w:hAnsi="Times New Roman" w:cs="Times New Roman"/>
+          <w:b/>
+          <w:bCs/>
+          <w:sz w:val="28"/>
+          <w:szCs w:val="28"/>
+        </w:rPr>
+        <w:t>Аналитический вывод по разделу 1.3</w:t>
+      </w:r>
+    </w:p>
+    <w:p>
+      <w:pPr>
+        <w:pStyle w:val="a7"/>
+        <w:ind w:left="0" w:firstLine="709"/>
+        <w:jc w:val="both"/>
+        <w:rPr>
+          <w:rFonts w:ascii="Times New Roman" w:hAnsi="Times New Roman" w:cs="Times New Roman"/>
+          <w:sz w:val="28"/>
+          <w:szCs w:val="28"/>
+          <w:lang w:val="en-US"/>
+        </w:rPr>
+      </w:pPr>
+    </w:p>
+    <w:p>
+      <w:pPr>
+        <w:pStyle w:val="a7"/>
+        <w:ind w:left="0" w:firstLine="709"/>
+        <w:jc w:val="both"/>
+        <w:rPr>
+          <w:rFonts w:ascii="Times New Roman" w:hAnsi="Times New Roman" w:cs="Times New Roman"/>
+          <w:sz w:val="28"/>
+          <w:szCs w:val="28"/>
+          <w:lang w:val="en-US"/>
+        </w:rPr>
+      </w:pPr>
+      <w:r>
+        <w:rPr>
+          <w:rFonts w:ascii="Times New Roman" w:hAnsi="Times New Roman" w:cs="Times New Roman"/>
+          <w:sz w:val="28"/>
+          <w:szCs w:val="28"/>
+        </w:rPr>
+        <w:t xml:space="preserve">Анализ диагностических показателей аккумуляторных батарей показывает, что параметры </w:t>
+      </w:r>
+      <w:r>
+        <w:rPr>
+          <w:rFonts w:ascii="Times New Roman" w:hAnsi="Times New Roman" w:cs="Times New Roman"/>
+          <w:i/>
+          <w:iCs/>
+          <w:sz w:val="28"/>
+          <w:szCs w:val="28"/>
+        </w:rPr>
+        <w:t>SOC</w:t>
+      </w:r>
+      <w:r>
+        <w:rPr>
+          <w:rFonts w:ascii="Times New Roman" w:hAnsi="Times New Roman" w:cs="Times New Roman"/>
+          <w:sz w:val="28"/>
+          <w:szCs w:val="28"/>
+        </w:rPr>
+        <w:t xml:space="preserve"> и </w:t>
+      </w:r>
+      <w:r>
+        <w:rPr>
+          <w:rFonts w:ascii="Times New Roman" w:hAnsi="Times New Roman" w:cs="Times New Roman"/>
+          <w:i/>
+          <w:iCs/>
+          <w:sz w:val="28"/>
+          <w:szCs w:val="28"/>
+        </w:rPr>
+        <w:t>SOH</w:t>
+      </w:r>
+      <w:r>
+        <w:rPr>
+          <w:rFonts w:ascii="Times New Roman" w:hAnsi="Times New Roman" w:cs="Times New Roman"/>
+          <w:sz w:val="28"/>
+          <w:szCs w:val="28"/>
+        </w:rPr>
+        <w:t xml:space="preserve"> описывают текущее состояние батареи, тогда как </w:t>
+      </w:r>
+      <w:r>
+        <w:rPr>
+          <w:rFonts w:ascii="Times New Roman" w:hAnsi="Times New Roman" w:cs="Times New Roman"/>
+          <w:i/>
+          <w:iCs/>
+          <w:sz w:val="28"/>
+          <w:szCs w:val="28"/>
+        </w:rPr>
+        <w:t>SOF</w:t>
+      </w:r>
+      <w:r>
+        <w:rPr>
+          <w:rFonts w:ascii="Times New Roman" w:hAnsi="Times New Roman" w:cs="Times New Roman"/>
+          <w:sz w:val="28"/>
+          <w:szCs w:val="28"/>
+        </w:rPr>
+        <w:t xml:space="preserve"> и </w:t>
+      </w:r>
+      <w:r>
+        <w:rPr>
+          <w:rFonts w:ascii="Times New Roman" w:hAnsi="Times New Roman" w:cs="Times New Roman"/>
+          <w:i/>
+          <w:iCs/>
+          <w:sz w:val="28"/>
+          <w:szCs w:val="28"/>
+        </w:rPr>
+        <w:t>RUL</w:t>
+      </w:r>
+      <w:r>
+        <w:rPr>
+          <w:rFonts w:ascii="Times New Roman" w:hAnsi="Times New Roman" w:cs="Times New Roman"/>
+          <w:sz w:val="28"/>
+          <w:szCs w:val="28"/>
+        </w:rPr>
+        <w:t xml:space="preserve"> характеризуют её функциональные возможности и прогнозируемый срок службы.</w:t>
+      </w:r>
+    </w:p>
+    <w:p>
+      <w:pPr>
+        <w:pStyle w:val="a7"/>
+        <w:ind w:left="0" w:firstLine="709"/>
+        <w:jc w:val="both"/>
+        <w:rPr>
+          <w:rFonts w:ascii="Times New Roman" w:hAnsi="Times New Roman" w:cs="Times New Roman"/>
+          <w:sz w:val="28"/>
+          <w:szCs w:val="28"/>
+        </w:rPr>
+      </w:pPr>
+      <w:r>
+        <w:rPr>
+          <w:rFonts w:ascii="Times New Roman" w:hAnsi="Times New Roman" w:cs="Times New Roman"/>
+          <w:sz w:val="28"/>
+          <w:szCs w:val="28"/>
+        </w:rPr>
+        <w:lastRenderedPageBreak/>
+        <w:t>При этом традиционные методы оценки данных параметров основаны на измерениях тока и напряжения батареи. Однако такие методы не позволяют напрямую анализировать внутренние электрохимические процессы деградации</w:t>
+      </w:r>
+      <w:r>
+        <w:rPr>
+          <w:rFonts w:ascii="Times New Roman" w:hAnsi="Times New Roman" w:cs="Times New Roman"/>
+          <w:sz w:val="28"/>
+          <w:szCs w:val="28"/>
+        </w:rPr>
+        <w:t>.</w:t>
+      </w:r>
+    </w:p>
+    <w:p>
+      <w:pPr>
+        <w:pStyle w:val="a7"/>
+        <w:ind w:left="0" w:firstLine="709"/>
+        <w:jc w:val="both"/>
+        <w:rPr>
+          <w:rFonts w:ascii="Times New Roman" w:hAnsi="Times New Roman" w:cs="Times New Roman"/>
+          <w:sz w:val="28"/>
+          <w:szCs w:val="28"/>
+        </w:rPr>
+      </w:pPr>
+      <w:r>
+        <w:rPr>
+          <w:rFonts w:ascii="Times New Roman" w:hAnsi="Times New Roman" w:cs="Times New Roman"/>
+          <w:sz w:val="28"/>
+          <w:szCs w:val="28"/>
+        </w:rPr>
+        <w:t>В связи с этим всё большее внимание уделяется методам диагностики, основанным на анализе импедансных характеристик аккумуляторных систе</w:t>
+      </w:r>
+      <w:r>
+        <w:rPr>
+          <w:rFonts w:ascii="Times New Roman" w:hAnsi="Times New Roman" w:cs="Times New Roman"/>
+          <w:sz w:val="28"/>
+          <w:szCs w:val="28"/>
+        </w:rPr>
+        <w:t>м.</w:t>
+      </w:r>
+    </w:p>
+    <w:p>
+      <w:pPr>
+        <w:pStyle w:val="a7"/>
+        <w:ind w:left="0" w:firstLine="709"/>
+        <w:jc w:val="both"/>
+        <w:rPr>
+          <w:rFonts w:ascii="Times New Roman" w:hAnsi="Times New Roman" w:cs="Times New Roman"/>
+          <w:sz w:val="28"/>
+          <w:szCs w:val="28"/>
+        </w:rPr>
+      </w:pPr>
     </w:p>
     <w:sectPr>
       <w:pgSz w:w="11906" w:h="16838" w:code="9"/>
@@ -5458,7 +8962,7 @@
   <w:abstractNum w:abstractNumId="6" w15:restartNumberingAfterBreak="0">
     <w:nsid w:val="3AA044DB"/>
     <w:multiLevelType w:val="hybridMultilevel"/>
-    <w:tmpl w:val="9EF8016C"/>
+    <w:tmpl w:val="86BAFBEA"/>
     <w:lvl w:ilvl="0" w:tplc="04190001">
       <w:start w:val="1"/>
       <w:numFmt w:val="bullet"/>
@@ -6831,6 +10335,25 @@
       <w:shd w:val="clear" w:color="auto" w:fill="E1DFDD"/>
     </w:rPr>
   </w:style>
+  <w:style w:type="table" w:styleId="ae">
+    <w:name w:val="Table Grid"/>
+    <w:basedOn w:val="a1"/>
+    <w:uiPriority w:val="39"/>
+    <w:rsid w:val="001E00D1"/>
+    <w:pPr>
+      <w:spacing w:after="0" w:line="240" w:lineRule="auto"/>
+    </w:pPr>
+    <w:tblPr>
+      <w:tblBorders>
+        <w:top w:val="single" w:sz="4" w:space="0" w:color="auto"/>
+        <w:left w:val="single" w:sz="4" w:space="0" w:color="auto"/>
+        <w:bottom w:val="single" w:sz="4" w:space="0" w:color="auto"/>
+        <w:right w:val="single" w:sz="4" w:space="0" w:color="auto"/>
+        <w:insideH w:val="single" w:sz="4" w:space="0" w:color="auto"/>
+        <w:insideV w:val="single" w:sz="4" w:space="0" w:color="auto"/>
+      </w:tblBorders>
+    </w:tblPr>
+  </w:style>
 </w:styles>
 </file>
 

--- a/Docs/Дис Борзенков/1. Глава 1/Глава_1.docx
+++ b/Docs/Дис Борзенков/1. Глава 1/Глава_1.docx
@@ -502,7 +502,7 @@
           <v:shape id="_x0000_i1025" type="#_x0000_t75" style="width:95.15pt;height:18.15pt" o:ole="">
             <v:imagedata r:id="rId8" o:title=""/>
           </v:shape>
-          <o:OLEObject Type="Embed" ProgID="Equation.DSMT4" ShapeID="_x0000_i1025" DrawAspect="Content" ObjectID="_1834590919" r:id="rId9"/>
+          <o:OLEObject Type="Embed" ProgID="Equation.DSMT4" ShapeID="_x0000_i1025" DrawAspect="Content" ObjectID="_1834593289" r:id="rId9"/>
         </w:object>
       </w:r>
     </w:p>
@@ -535,7 +535,6 @@
           <w:szCs w:val="28"/>
         </w:rPr>
       </w:pPr>
-      <w:proofErr w:type="spellStart"/>
       <w:r>
         <w:rPr>
           <w:rFonts w:ascii="Times New Roman" w:hAnsi="Times New Roman" w:cs="Times New Roman"/>
@@ -559,7 +558,6 @@
         </w:rPr>
         <w:t>tr</w:t>
       </w:r>
-      <w:proofErr w:type="spellEnd"/>
       <w:r>
         <w:rPr>
           <w:rFonts w:ascii="Times New Roman" w:hAnsi="Times New Roman" w:cs="Times New Roman"/>
@@ -618,7 +616,6 @@
           <w:szCs w:val="28"/>
         </w:rPr>
       </w:pPr>
-      <w:proofErr w:type="spellStart"/>
       <w:r>
         <w:rPr>
           <w:rFonts w:ascii="Times New Roman" w:hAnsi="Times New Roman" w:cs="Times New Roman"/>
@@ -642,7 +639,6 @@
         </w:rPr>
         <w:t>rec</w:t>
       </w:r>
-      <w:proofErr w:type="spellEnd"/>
       <w:r>
         <w:rPr>
           <w:rFonts w:ascii="Times New Roman" w:hAnsi="Times New Roman" w:cs="Times New Roman"/>
@@ -833,25 +829,7 @@
           <w:sz w:val="28"/>
           <w:szCs w:val="28"/>
         </w:rPr>
-        <w:t>уравнение Батлера–</w:t>
-      </w:r>
-      <w:proofErr w:type="spellStart"/>
-      <w:r>
-        <w:rPr>
-          <w:rFonts w:ascii="Times New Roman" w:hAnsi="Times New Roman" w:cs="Times New Roman"/>
-          <w:sz w:val="28"/>
-          <w:szCs w:val="28"/>
-        </w:rPr>
-        <w:t>Фольмера</w:t>
-      </w:r>
-      <w:proofErr w:type="spellEnd"/>
-      <w:r>
-        <w:rPr>
-          <w:rFonts w:ascii="Times New Roman" w:hAnsi="Times New Roman" w:cs="Times New Roman"/>
-          <w:sz w:val="28"/>
-          <w:szCs w:val="28"/>
-        </w:rPr>
-        <w:t xml:space="preserve"> (кинетика электрохимических реакций)</w:t>
+        <w:t>уравнение Батлера–Фольмера (кинетика электрохимических реакций)</w:t>
       </w:r>
       <w:r>
         <w:rPr>
@@ -882,25 +860,7 @@
           <w:sz w:val="28"/>
           <w:szCs w:val="28"/>
         </w:rPr>
-        <w:t xml:space="preserve">законы диффузии </w:t>
-      </w:r>
-      <w:proofErr w:type="spellStart"/>
-      <w:r>
-        <w:rPr>
-          <w:rFonts w:ascii="Times New Roman" w:hAnsi="Times New Roman" w:cs="Times New Roman"/>
-          <w:sz w:val="28"/>
-          <w:szCs w:val="28"/>
-        </w:rPr>
-        <w:t>Фика</w:t>
-      </w:r>
-      <w:proofErr w:type="spellEnd"/>
-      <w:r>
-        <w:rPr>
-          <w:rFonts w:ascii="Times New Roman" w:hAnsi="Times New Roman" w:cs="Times New Roman"/>
-          <w:sz w:val="28"/>
-          <w:szCs w:val="28"/>
-        </w:rPr>
-        <w:t xml:space="preserve"> (массообмен)</w:t>
+        <w:t>законы диффузии Фика (массообмен)</w:t>
       </w:r>
       <w:r>
         <w:rPr>
@@ -985,7 +945,7 @@
           <v:shape id="_x0000_i1026" type="#_x0000_t75" style="width:110.2pt;height:38.2pt" o:ole="">
             <v:imagedata r:id="rId10" o:title=""/>
           </v:shape>
-          <o:OLEObject Type="Embed" ProgID="Equation.DSMT4" ShapeID="_x0000_i1026" DrawAspect="Content" ObjectID="_1834590920" r:id="rId11"/>
+          <o:OLEObject Type="Embed" ProgID="Equation.DSMT4" ShapeID="_x0000_i1026" DrawAspect="Content" ObjectID="_1834593290" r:id="rId11"/>
         </w:object>
       </w:r>
     </w:p>
@@ -1231,7 +1191,7 @@
           <v:shape id="_x0000_i1027" type="#_x0000_t75" style="width:88.9pt;height:18.15pt" o:ole="">
             <v:imagedata r:id="rId12" o:title=""/>
           </v:shape>
-          <o:OLEObject Type="Embed" ProgID="Equation.DSMT4" ShapeID="_x0000_i1027" DrawAspect="Content" ObjectID="_1834590921" r:id="rId13"/>
+          <o:OLEObject Type="Embed" ProgID="Equation.DSMT4" ShapeID="_x0000_i1027" DrawAspect="Content" ObjectID="_1834593291" r:id="rId13"/>
         </w:object>
       </w:r>
     </w:p>
@@ -1388,25 +1348,7 @@
           <w:sz w:val="28"/>
           <w:szCs w:val="28"/>
         </w:rPr>
-        <w:t>Скорость электрохимических реакций на поверхности электродов описывается уравнением Батлера–</w:t>
-      </w:r>
-      <w:proofErr w:type="spellStart"/>
-      <w:r>
-        <w:rPr>
-          <w:rFonts w:ascii="Times New Roman" w:hAnsi="Times New Roman" w:cs="Times New Roman"/>
-          <w:sz w:val="28"/>
-          <w:szCs w:val="28"/>
-        </w:rPr>
-        <w:t>Фольмера</w:t>
-      </w:r>
-      <w:proofErr w:type="spellEnd"/>
-      <w:r>
-        <w:rPr>
-          <w:rFonts w:ascii="Times New Roman" w:hAnsi="Times New Roman" w:cs="Times New Roman"/>
-          <w:sz w:val="28"/>
-          <w:szCs w:val="28"/>
-        </w:rPr>
-        <w:t>:</w:t>
+        <w:t>Скорость электрохимических реакций на поверхности электродов описывается уравнением Батлера–Фольмера:</w:t>
       </w:r>
     </w:p>
     <w:p>
@@ -1432,7 +1374,7 @@
           <v:shape id="_x0000_i1028" type="#_x0000_t75" style="width:175.95pt;height:36.3pt" o:ole="">
             <v:imagedata r:id="rId14" o:title=""/>
           </v:shape>
-          <o:OLEObject Type="Embed" ProgID="Equation.DSMT4" ShapeID="_x0000_i1028" DrawAspect="Content" ObjectID="_1834590922" r:id="rId15"/>
+          <o:OLEObject Type="Embed" ProgID="Equation.DSMT4" ShapeID="_x0000_i1028" DrawAspect="Content" ObjectID="_1834593292" r:id="rId15"/>
         </w:object>
       </w:r>
     </w:p>
@@ -1467,7 +1409,6 @@
           <w:szCs w:val="28"/>
         </w:rPr>
       </w:pPr>
-      <w:proofErr w:type="spellStart"/>
       <w:r>
         <w:rPr>
           <w:rFonts w:ascii="Times New Roman" w:hAnsi="Times New Roman" w:cs="Times New Roman"/>
@@ -1479,7 +1420,6 @@
         </w:rPr>
         <w:t>i</w:t>
       </w:r>
-      <w:proofErr w:type="spellEnd"/>
       <w:r>
         <w:rPr>
           <w:rFonts w:ascii="Times New Roman" w:hAnsi="Times New Roman" w:cs="Times New Roman"/>
@@ -1508,7 +1448,6 @@
           <w:szCs w:val="28"/>
         </w:rPr>
       </w:pPr>
-      <w:proofErr w:type="spellStart"/>
       <w:r>
         <w:rPr>
           <w:rFonts w:ascii="Times New Roman" w:hAnsi="Times New Roman" w:cs="Times New Roman"/>
@@ -1520,7 +1459,6 @@
         </w:rPr>
         <w:t>i</w:t>
       </w:r>
-      <w:proofErr w:type="spellEnd"/>
       <w:r>
         <w:rPr>
           <w:rFonts w:ascii="Times New Roman" w:hAnsi="Times New Roman" w:cs="Times New Roman"/>
@@ -1650,7 +1588,7 @@
           <v:shape id="_x0000_i1029" type="#_x0000_t75" style="width:45.1pt;height:31.3pt" o:ole="">
             <v:imagedata r:id="rId16" o:title=""/>
           </v:shape>
-          <o:OLEObject Type="Embed" ProgID="Equation.DSMT4" ShapeID="_x0000_i1029" DrawAspect="Content" ObjectID="_1834590923" r:id="rId17"/>
+          <o:OLEObject Type="Embed" ProgID="Equation.DSMT4" ShapeID="_x0000_i1029" DrawAspect="Content" ObjectID="_1834593293" r:id="rId17"/>
         </w:object>
       </w:r>
     </w:p>
@@ -1698,7 +1636,7 @@
           <v:shape id="_x0000_i1030" type="#_x0000_t75" style="width:38.2pt;height:31.3pt" o:ole="">
             <v:imagedata r:id="rId18" o:title=""/>
           </v:shape>
-          <o:OLEObject Type="Embed" ProgID="Equation.DSMT4" ShapeID="_x0000_i1030" DrawAspect="Content" ObjectID="_1834590924" r:id="rId19"/>
+          <o:OLEObject Type="Embed" ProgID="Equation.DSMT4" ShapeID="_x0000_i1030" DrawAspect="Content" ObjectID="_1834593294" r:id="rId19"/>
         </w:object>
       </w:r>
     </w:p>
@@ -1747,7 +1685,7 @@
           <v:shape id="_x0000_i1031" type="#_x0000_t75" style="width:48.2pt;height:33.8pt" o:ole="">
             <v:imagedata r:id="rId20" o:title=""/>
           </v:shape>
-          <o:OLEObject Type="Embed" ProgID="Equation.DSMT4" ShapeID="_x0000_i1031" DrawAspect="Content" ObjectID="_1834590925" r:id="rId21"/>
+          <o:OLEObject Type="Embed" ProgID="Equation.DSMT4" ShapeID="_x0000_i1031" DrawAspect="Content" ObjectID="_1834593295" r:id="rId21"/>
         </w:object>
       </w:r>
     </w:p>
@@ -1846,25 +1784,7 @@
           <w:sz w:val="28"/>
           <w:szCs w:val="28"/>
         </w:rPr>
-        <w:t xml:space="preserve">Перенос ионов лития внутри электродных материалов определяется законами диффузии </w:t>
-      </w:r>
-      <w:proofErr w:type="spellStart"/>
-      <w:r>
-        <w:rPr>
-          <w:rFonts w:ascii="Times New Roman" w:hAnsi="Times New Roman" w:cs="Times New Roman"/>
-          <w:sz w:val="28"/>
-          <w:szCs w:val="28"/>
-        </w:rPr>
-        <w:t>Фика</w:t>
-      </w:r>
-      <w:proofErr w:type="spellEnd"/>
-      <w:r>
-        <w:rPr>
-          <w:rFonts w:ascii="Times New Roman" w:hAnsi="Times New Roman" w:cs="Times New Roman"/>
-          <w:sz w:val="28"/>
-          <w:szCs w:val="28"/>
-        </w:rPr>
-        <w:t>.</w:t>
+        <w:t>Перенос ионов лития внутри электродных материалов определяется законами диффузии Фика.</w:t>
       </w:r>
       <w:r>
         <w:rPr>
@@ -1880,25 +1800,7 @@
           <w:sz w:val="28"/>
           <w:szCs w:val="28"/>
         </w:rPr>
-        <w:t xml:space="preserve">Второй закон </w:t>
-      </w:r>
-      <w:proofErr w:type="spellStart"/>
-      <w:r>
-        <w:rPr>
-          <w:rFonts w:ascii="Times New Roman" w:hAnsi="Times New Roman" w:cs="Times New Roman"/>
-          <w:sz w:val="28"/>
-          <w:szCs w:val="28"/>
-        </w:rPr>
-        <w:t>Фика</w:t>
-      </w:r>
-      <w:proofErr w:type="spellEnd"/>
-      <w:r>
-        <w:rPr>
-          <w:rFonts w:ascii="Times New Roman" w:hAnsi="Times New Roman" w:cs="Times New Roman"/>
-          <w:sz w:val="28"/>
-          <w:szCs w:val="28"/>
-        </w:rPr>
-        <w:t xml:space="preserve"> имеет вид:</w:t>
+        <w:t>Второй закон Фика имеет вид:</w:t>
       </w:r>
     </w:p>
     <w:p>
@@ -1924,7 +1826,7 @@
           <v:shape id="_x0000_i1032" type="#_x0000_t75" style="width:63.85pt;height:33.2pt" o:ole="">
             <v:imagedata r:id="rId22" o:title=""/>
           </v:shape>
-          <o:OLEObject Type="Embed" ProgID="Equation.DSMT4" ShapeID="_x0000_i1032" DrawAspect="Content" ObjectID="_1834590926" r:id="rId23"/>
+          <o:OLEObject Type="Embed" ProgID="Equation.DSMT4" ShapeID="_x0000_i1032" DrawAspect="Content" ObjectID="_1834593296" r:id="rId23"/>
         </w:object>
       </w:r>
     </w:p>
@@ -2081,7 +1983,7 @@
           <v:shape id="_x0000_i1033" type="#_x0000_t75" style="width:70.75pt;height:35.05pt" o:ole="">
             <v:imagedata r:id="rId24" o:title=""/>
           </v:shape>
-          <o:OLEObject Type="Embed" ProgID="Equation.DSMT4" ShapeID="_x0000_i1033" DrawAspect="Content" ObjectID="_1834590927" r:id="rId25"/>
+          <o:OLEObject Type="Embed" ProgID="Equation.DSMT4" ShapeID="_x0000_i1033" DrawAspect="Content" ObjectID="_1834593297" r:id="rId25"/>
         </w:object>
       </w:r>
     </w:p>
@@ -2268,7 +2170,7 @@
           <v:shape id="_x0000_i1034" type="#_x0000_t75" style="width:103.95pt;height:33.8pt" o:ole="">
             <v:imagedata r:id="rId26" o:title=""/>
           </v:shape>
-          <o:OLEObject Type="Embed" ProgID="Equation.DSMT4" ShapeID="_x0000_i1034" DrawAspect="Content" ObjectID="_1834590928" r:id="rId27"/>
+          <o:OLEObject Type="Embed" ProgID="Equation.DSMT4" ShapeID="_x0000_i1034" DrawAspect="Content" ObjectID="_1834593298" r:id="rId27"/>
         </w:object>
       </w:r>
     </w:p>
@@ -2342,7 +2244,6 @@
           <w:szCs w:val="28"/>
         </w:rPr>
       </w:pPr>
-      <w:proofErr w:type="spellStart"/>
       <w:r>
         <w:rPr>
           <w:rFonts w:ascii="Times New Roman" w:hAnsi="Times New Roman" w:cs="Times New Roman"/>
@@ -2366,7 +2267,6 @@
         </w:rPr>
         <w:t>a</w:t>
       </w:r>
-      <w:proofErr w:type="spellEnd"/>
       <w:r>
         <w:rPr>
           <w:rFonts w:ascii="Times New Roman" w:hAnsi="Times New Roman" w:cs="Times New Roman"/>
@@ -2429,25 +2329,7 @@
           <w:sz w:val="28"/>
           <w:szCs w:val="28"/>
         </w:rPr>
-        <w:t xml:space="preserve">С ростом температуры скорость </w:t>
-      </w:r>
-      <w:proofErr w:type="spellStart"/>
-      <w:r>
-        <w:rPr>
-          <w:rFonts w:ascii="Times New Roman" w:hAnsi="Times New Roman" w:cs="Times New Roman"/>
-          <w:sz w:val="28"/>
-          <w:szCs w:val="28"/>
-        </w:rPr>
-        <w:t>деградационных</w:t>
-      </w:r>
-      <w:proofErr w:type="spellEnd"/>
-      <w:r>
-        <w:rPr>
-          <w:rFonts w:ascii="Times New Roman" w:hAnsi="Times New Roman" w:cs="Times New Roman"/>
-          <w:sz w:val="28"/>
-          <w:szCs w:val="28"/>
-        </w:rPr>
-        <w:t xml:space="preserve"> процессов резко увеличивается.</w:t>
+        <w:t>С ростом температуры скорость деградационных процессов резко увеличивается.</w:t>
       </w:r>
       <w:r>
         <w:rPr>
@@ -2497,7 +2379,7 @@
           <v:shape id="_x0000_i1035" type="#_x0000_t75" style="width:48.85pt;height:18.8pt" o:ole="">
             <v:imagedata r:id="rId28" o:title=""/>
           </v:shape>
-          <o:OLEObject Type="Embed" ProgID="Equation.DSMT4" ShapeID="_x0000_i1035" DrawAspect="Content" ObjectID="_1834590929" r:id="rId29"/>
+          <o:OLEObject Type="Embed" ProgID="Equation.DSMT4" ShapeID="_x0000_i1035" DrawAspect="Content" ObjectID="_1834593299" r:id="rId29"/>
         </w:object>
       </w:r>
     </w:p>
@@ -2532,7 +2414,6 @@
           <w:szCs w:val="28"/>
         </w:rPr>
       </w:pPr>
-      <w:proofErr w:type="spellStart"/>
       <w:r>
         <w:rPr>
           <w:rFonts w:ascii="Times New Roman" w:hAnsi="Times New Roman" w:cs="Times New Roman"/>
@@ -2556,7 +2437,6 @@
         </w:rPr>
         <w:t>int</w:t>
       </w:r>
-      <w:proofErr w:type="spellEnd"/>
       <w:r>
         <w:rPr>
           <w:rFonts w:ascii="Times New Roman" w:hAnsi="Times New Roman" w:cs="Times New Roman"/>
@@ -2623,7 +2503,6 @@
           <w:szCs w:val="28"/>
         </w:rPr>
       </w:pPr>
-      <w:proofErr w:type="gramStart"/>
       <w:r>
         <w:rPr>
           <w:rFonts w:ascii="Times New Roman" w:hAnsi="Times New Roman" w:cs="Times New Roman"/>
@@ -2632,10 +2511,66 @@
           <w:sz w:val="28"/>
           <w:szCs w:val="28"/>
         </w:rPr>
-        <w:t>Вывод  по</w:t>
-      </w:r>
-      <w:proofErr w:type="gramEnd"/>
-      <w:r>
+        <w:t>Вывод  по разделу 1.1</w:t>
+      </w:r>
+    </w:p>
+    <w:p>
+      <w:pPr>
+        <w:pStyle w:val="a7"/>
+        <w:ind w:left="0" w:firstLine="709"/>
+        <w:jc w:val="both"/>
+        <w:rPr>
+          <w:rFonts w:ascii="Times New Roman" w:hAnsi="Times New Roman" w:cs="Times New Roman"/>
+          <w:sz w:val="28"/>
+          <w:szCs w:val="28"/>
+        </w:rPr>
+      </w:pPr>
+    </w:p>
+    <w:p>
+      <w:pPr>
+        <w:pStyle w:val="a7"/>
+        <w:ind w:left="0" w:firstLine="709"/>
+        <w:jc w:val="both"/>
+        <w:rPr>
+          <w:rFonts w:ascii="Times New Roman" w:hAnsi="Times New Roman" w:cs="Times New Roman"/>
+          <w:sz w:val="28"/>
+          <w:szCs w:val="28"/>
+        </w:rPr>
+      </w:pPr>
+      <w:r>
+        <w:rPr>
+          <w:rFonts w:ascii="Times New Roman" w:hAnsi="Times New Roman" w:cs="Times New Roman"/>
+          <w:sz w:val="28"/>
+          <w:szCs w:val="28"/>
+        </w:rPr>
+        <w:t>Таким образом, тяговая аккумуляторная батарея представляет собой сложную электрохимическую систему, поведение которой определяется взаимодействием электрических, химических и тепловых процессов. Нестационарный характер эксплуатации электротранспортных систем существенно усложняет анализ деградации аккумуляторных батарей и требует разработки новых методов диагностики и прогнозирования их ресурса</w:t>
+      </w:r>
+      <w:r>
+        <w:rPr>
+          <w:rFonts w:ascii="Times New Roman" w:hAnsi="Times New Roman" w:cs="Times New Roman"/>
+          <w:sz w:val="28"/>
+          <w:szCs w:val="28"/>
+        </w:rPr>
+        <w:t>.</w:t>
+      </w:r>
+    </w:p>
+    <w:p>
+      <w:pPr>
+        <w:pStyle w:val="a7"/>
+        <w:ind w:left="0" w:firstLine="709"/>
+        <w:jc w:val="both"/>
+        <w:rPr>
+          <w:rFonts w:ascii="Times New Roman" w:hAnsi="Times New Roman" w:cs="Times New Roman"/>
+          <w:sz w:val="28"/>
+          <w:szCs w:val="28"/>
+        </w:rPr>
+      </w:pPr>
+    </w:p>
+    <w:p>
+      <w:pPr>
+        <w:pStyle w:val="a7"/>
+        <w:ind w:left="0" w:firstLine="709"/>
+        <w:jc w:val="both"/>
         <w:rPr>
           <w:rFonts w:ascii="Times New Roman" w:hAnsi="Times New Roman" w:cs="Times New Roman"/>
           <w:b/>
@@ -2643,66 +2578,8 @@
           <w:sz w:val="28"/>
           <w:szCs w:val="28"/>
         </w:rPr>
-        <w:t xml:space="preserve"> разделу 1.1</w:t>
-      </w:r>
-    </w:p>
-    <w:p>
-      <w:pPr>
-        <w:pStyle w:val="a7"/>
-        <w:ind w:left="0" w:firstLine="709"/>
-        <w:jc w:val="both"/>
-        <w:rPr>
-          <w:rFonts w:ascii="Times New Roman" w:hAnsi="Times New Roman" w:cs="Times New Roman"/>
-          <w:sz w:val="28"/>
-          <w:szCs w:val="28"/>
-        </w:rPr>
-      </w:pPr>
-    </w:p>
-    <w:p>
-      <w:pPr>
-        <w:pStyle w:val="a7"/>
-        <w:ind w:left="0" w:firstLine="709"/>
-        <w:jc w:val="both"/>
-        <w:rPr>
-          <w:rFonts w:ascii="Times New Roman" w:hAnsi="Times New Roman" w:cs="Times New Roman"/>
-          <w:sz w:val="28"/>
-          <w:szCs w:val="28"/>
-        </w:rPr>
-      </w:pPr>
-      <w:r>
-        <w:rPr>
-          <w:rFonts w:ascii="Times New Roman" w:hAnsi="Times New Roman" w:cs="Times New Roman"/>
-          <w:sz w:val="28"/>
-          <w:szCs w:val="28"/>
-        </w:rPr>
-        <w:t>Таким образом, тяговая аккумуляторная батарея представляет собой сложную электрохимическую систему, поведение которой определяется взаимодействием электрических, химических и тепловых процессов. Нестационарный характер эксплуатации электротранспортных систем существенно усложняет анализ деградации аккумуляторных батарей и требует разработки новых методов диагностики и прогнозирования их ресурса</w:t>
-      </w:r>
-      <w:r>
-        <w:rPr>
-          <w:rFonts w:ascii="Times New Roman" w:hAnsi="Times New Roman" w:cs="Times New Roman"/>
-          <w:sz w:val="28"/>
-          <w:szCs w:val="28"/>
-        </w:rPr>
-        <w:t>.</w:t>
-      </w:r>
-    </w:p>
-    <w:p>
-      <w:pPr>
-        <w:pStyle w:val="a7"/>
-        <w:ind w:left="0" w:firstLine="709"/>
-        <w:jc w:val="both"/>
-        <w:rPr>
-          <w:rFonts w:ascii="Times New Roman" w:hAnsi="Times New Roman" w:cs="Times New Roman"/>
-          <w:sz w:val="28"/>
-          <w:szCs w:val="28"/>
-        </w:rPr>
-      </w:pPr>
-    </w:p>
-    <w:p>
-      <w:pPr>
-        <w:pStyle w:val="a7"/>
-        <w:ind w:left="0" w:firstLine="709"/>
-        <w:jc w:val="both"/>
+      </w:pPr>
+      <w:r>
         <w:rPr>
           <w:rFonts w:ascii="Times New Roman" w:hAnsi="Times New Roman" w:cs="Times New Roman"/>
           <w:b/>
@@ -2710,7 +2587,8 @@
           <w:sz w:val="28"/>
           <w:szCs w:val="28"/>
         </w:rPr>
-      </w:pPr>
+        <w:t>1.2 Механизмы деградации</w:t>
+      </w:r>
       <w:r>
         <w:rPr>
           <w:rFonts w:ascii="Times New Roman" w:hAnsi="Times New Roman" w:cs="Times New Roman"/>
@@ -2719,7 +2597,7 @@
           <w:sz w:val="28"/>
           <w:szCs w:val="28"/>
         </w:rPr>
-        <w:t>1.2 Механизмы деградации</w:t>
+        <w:t xml:space="preserve"> </w:t>
       </w:r>
       <w:r>
         <w:rPr>
@@ -2728,8 +2606,9 @@
           <w:bCs/>
           <w:sz w:val="28"/>
           <w:szCs w:val="28"/>
-        </w:rPr>
-        <w:t xml:space="preserve"> </w:t>
+          <w:lang w:val="en-US"/>
+        </w:rPr>
+        <w:t>Li</w:t>
       </w:r>
       <w:r>
         <w:rPr>
@@ -2738,9 +2617,8 @@
           <w:bCs/>
           <w:sz w:val="28"/>
           <w:szCs w:val="28"/>
-          <w:lang w:val="en-US"/>
-        </w:rPr>
-        <w:t>Li</w:t>
+        </w:rPr>
+        <w:t>-</w:t>
       </w:r>
       <w:r>
         <w:rPr>
@@ -2749,8 +2627,9 @@
           <w:bCs/>
           <w:sz w:val="28"/>
           <w:szCs w:val="28"/>
-        </w:rPr>
-        <w:t>-</w:t>
+          <w:lang w:val="en-US"/>
+        </w:rPr>
+        <w:t>ion</w:t>
       </w:r>
       <w:r>
         <w:rPr>
@@ -2759,9 +2638,8 @@
           <w:bCs/>
           <w:sz w:val="28"/>
           <w:szCs w:val="28"/>
-          <w:lang w:val="en-US"/>
-        </w:rPr>
-        <w:t>ion</w:t>
+        </w:rPr>
+        <w:t xml:space="preserve">, </w:t>
       </w:r>
       <w:r>
         <w:rPr>
@@ -2770,8 +2648,9 @@
           <w:bCs/>
           <w:sz w:val="28"/>
           <w:szCs w:val="28"/>
-        </w:rPr>
-        <w:t xml:space="preserve">, </w:t>
+          <w:lang w:val="en-US"/>
+        </w:rPr>
+        <w:t>LFP</w:t>
       </w:r>
       <w:r>
         <w:rPr>
@@ -2780,9 +2659,8 @@
           <w:bCs/>
           <w:sz w:val="28"/>
           <w:szCs w:val="28"/>
-          <w:lang w:val="en-US"/>
-        </w:rPr>
-        <w:t>LFP</w:t>
+        </w:rPr>
+        <w:t xml:space="preserve"> и </w:t>
       </w:r>
       <w:r>
         <w:rPr>
@@ -2791,8 +2669,9 @@
           <w:bCs/>
           <w:sz w:val="28"/>
           <w:szCs w:val="28"/>
-        </w:rPr>
-        <w:t xml:space="preserve"> и </w:t>
+          <w:lang w:val="en-US"/>
+        </w:rPr>
+        <w:t>Na</w:t>
       </w:r>
       <w:r>
         <w:rPr>
@@ -2801,9 +2680,8 @@
           <w:bCs/>
           <w:sz w:val="28"/>
           <w:szCs w:val="28"/>
-          <w:lang w:val="en-US"/>
-        </w:rPr>
-        <w:t>Na</w:t>
+        </w:rPr>
+        <w:t>-</w:t>
       </w:r>
       <w:r>
         <w:rPr>
@@ -2812,8 +2690,9 @@
           <w:bCs/>
           <w:sz w:val="28"/>
           <w:szCs w:val="28"/>
-        </w:rPr>
-        <w:t>-</w:t>
+          <w:lang w:val="en-US"/>
+        </w:rPr>
+        <w:t>ion</w:t>
       </w:r>
       <w:r>
         <w:rPr>
@@ -2822,11 +2701,27 @@
           <w:bCs/>
           <w:sz w:val="28"/>
           <w:szCs w:val="28"/>
-          <w:lang w:val="en-US"/>
-        </w:rPr>
-        <w:t>ion</w:t>
-      </w:r>
-      <w:r>
+        </w:rPr>
+        <w:t xml:space="preserve"> аккумуляторных систем</w:t>
+      </w:r>
+    </w:p>
+    <w:p>
+      <w:pPr>
+        <w:pStyle w:val="a7"/>
+        <w:ind w:left="0" w:firstLine="709"/>
+        <w:jc w:val="both"/>
+        <w:rPr>
+          <w:rFonts w:ascii="Times New Roman" w:hAnsi="Times New Roman" w:cs="Times New Roman"/>
+          <w:sz w:val="28"/>
+          <w:szCs w:val="28"/>
+        </w:rPr>
+      </w:pPr>
+    </w:p>
+    <w:p>
+      <w:pPr>
+        <w:pStyle w:val="a7"/>
+        <w:ind w:left="0" w:firstLine="709"/>
+        <w:jc w:val="both"/>
         <w:rPr>
           <w:rFonts w:ascii="Times New Roman" w:hAnsi="Times New Roman" w:cs="Times New Roman"/>
           <w:b/>
@@ -2834,26 +2729,8 @@
           <w:sz w:val="28"/>
           <w:szCs w:val="28"/>
         </w:rPr>
-        <w:t xml:space="preserve"> аккумуляторных систем</w:t>
-      </w:r>
-    </w:p>
-    <w:p>
-      <w:pPr>
-        <w:pStyle w:val="a7"/>
-        <w:ind w:left="0" w:firstLine="709"/>
-        <w:jc w:val="both"/>
-        <w:rPr>
-          <w:rFonts w:ascii="Times New Roman" w:hAnsi="Times New Roman" w:cs="Times New Roman"/>
-          <w:sz w:val="28"/>
-          <w:szCs w:val="28"/>
-        </w:rPr>
-      </w:pPr>
-    </w:p>
-    <w:p>
-      <w:pPr>
-        <w:pStyle w:val="a7"/>
-        <w:ind w:left="0" w:firstLine="709"/>
-        <w:jc w:val="both"/>
+      </w:pPr>
+      <w:r>
         <w:rPr>
           <w:rFonts w:ascii="Times New Roman" w:hAnsi="Times New Roman" w:cs="Times New Roman"/>
           <w:b/>
@@ -2861,15 +2738,6 @@
           <w:sz w:val="28"/>
           <w:szCs w:val="28"/>
         </w:rPr>
-      </w:pPr>
-      <w:r>
-        <w:rPr>
-          <w:rFonts w:ascii="Times New Roman" w:hAnsi="Times New Roman" w:cs="Times New Roman"/>
-          <w:b/>
-          <w:bCs/>
-          <w:sz w:val="28"/>
-          <w:szCs w:val="28"/>
-        </w:rPr>
         <w:t>1.2.1 Общая природа деградации электрохимических накопителей энергии</w:t>
       </w:r>
     </w:p>
@@ -2939,7 +2807,6 @@
           <w:rFonts w:ascii="Times New Roman" w:hAnsi="Times New Roman" w:cs="Times New Roman"/>
           <w:sz w:val="28"/>
           <w:szCs w:val="28"/>
-          <w:lang w:val="en-US"/>
         </w:rPr>
       </w:pPr>
       <w:r>
@@ -2968,18 +2835,8 @@
           <w:sz w:val="28"/>
           <w:szCs w:val="28"/>
         </w:rPr>
-        <w:t>Согласно классической электрохимической теории, скорость электрохимической реакции определяется уравнением Батлера–</w:t>
-      </w:r>
-      <w:proofErr w:type="spellStart"/>
-      <w:r>
-        <w:rPr>
-          <w:rFonts w:ascii="Times New Roman" w:hAnsi="Times New Roman" w:cs="Times New Roman"/>
-          <w:sz w:val="28"/>
-          <w:szCs w:val="28"/>
-        </w:rPr>
-        <w:t>Фольмера</w:t>
-      </w:r>
-      <w:proofErr w:type="spellEnd"/>
+        <w:t>Согласно классической электрохимической теории, скорость электрохимической реакции определяется уравнением Батлера–Фольмера</w:t>
+      </w:r>
       <w:r>
         <w:rPr>
           <w:rFonts w:ascii="Times New Roman" w:hAnsi="Times New Roman" w:cs="Times New Roman"/>
@@ -3009,10 +2866,10 @@
           <w:szCs w:val="28"/>
         </w:rPr>
         <w:object w:dxaOrig="3519" w:dyaOrig="720" w14:anchorId="635F3D41">
-          <v:shape id="_x0000_i1038" type="#_x0000_t75" style="width:175.95pt;height:36.3pt" o:ole="">
+          <v:shape id="_x0000_i1036" type="#_x0000_t75" style="width:175.95pt;height:36.3pt" o:ole="">
             <v:imagedata r:id="rId30" o:title=""/>
           </v:shape>
-          <o:OLEObject Type="Embed" ProgID="Equation.DSMT4" ShapeID="_x0000_i1038" DrawAspect="Content" ObjectID="_1834590930" r:id="rId31"/>
+          <o:OLEObject Type="Embed" ProgID="Equation.DSMT4" ShapeID="_x0000_i1036" DrawAspect="Content" ObjectID="_1834593300" r:id="rId31"/>
         </w:object>
       </w:r>
     </w:p>
@@ -3025,7 +2882,6 @@
           <w:rFonts w:ascii="Times New Roman" w:hAnsi="Times New Roman" w:cs="Times New Roman"/>
           <w:sz w:val="28"/>
           <w:szCs w:val="28"/>
-          <w:lang w:val="en-US"/>
         </w:rPr>
       </w:pPr>
       <w:r>
@@ -3067,7 +2923,6 @@
           <w:sz w:val="28"/>
           <w:szCs w:val="28"/>
           <w:vertAlign w:val="subscript"/>
-          <w:lang w:val="en-US"/>
         </w:rPr>
         <w:t>0</w:t>
       </w:r>
@@ -3076,7 +2931,6 @@
           <w:rFonts w:ascii="Times New Roman" w:hAnsi="Times New Roman" w:cs="Times New Roman"/>
           <w:sz w:val="28"/>
           <w:szCs w:val="28"/>
-          <w:lang w:val="en-US"/>
         </w:rPr>
         <w:t xml:space="preserve"> – </w:t>
       </w:r>
@@ -3236,7 +3090,6 @@
         </w:rPr>
         <w:t xml:space="preserve"> </w:t>
       </w:r>
-      <w:proofErr w:type="spellStart"/>
       <w:r>
         <w:rPr>
           <w:rFonts w:ascii="Times New Roman" w:hAnsi="Times New Roman" w:cs="Times New Roman"/>
@@ -3256,7 +3109,6 @@
         </w:rPr>
         <w:t>eff</w:t>
       </w:r>
-      <w:proofErr w:type="spellEnd"/>
       <w:r>
         <w:rPr>
           <w:rFonts w:ascii="Times New Roman" w:hAnsi="Times New Roman" w:cs="Times New Roman"/>
@@ -3294,10 +3146,10 @@
           <w:szCs w:val="28"/>
         </w:rPr>
         <w:object w:dxaOrig="820" w:dyaOrig="380" w14:anchorId="4C509BBF">
-          <v:shape id="_x0000_i1041" type="#_x0000_t75" style="width:40.7pt;height:18.8pt" o:ole="">
+          <v:shape id="_x0000_i1037" type="#_x0000_t75" style="width:40.7pt;height:18.8pt" o:ole="">
             <v:imagedata r:id="rId32" o:title=""/>
           </v:shape>
-          <o:OLEObject Type="Embed" ProgID="Equation.DSMT4" ShapeID="_x0000_i1041" DrawAspect="Content" ObjectID="_1834590931" r:id="rId33"/>
+          <o:OLEObject Type="Embed" ProgID="Equation.DSMT4" ShapeID="_x0000_i1037" DrawAspect="Content" ObjectID="_1834593301" r:id="rId33"/>
         </w:object>
       </w:r>
     </w:p>
@@ -3349,10 +3201,10 @@
           <w:szCs w:val="28"/>
         </w:rPr>
         <w:object w:dxaOrig="960" w:dyaOrig="680" w14:anchorId="49E6B722">
-          <v:shape id="_x0000_i1044" type="#_x0000_t75" style="width:48.2pt;height:33.8pt" o:ole="">
+          <v:shape id="_x0000_i1038" type="#_x0000_t75" style="width:48.2pt;height:33.8pt" o:ole="">
             <v:imagedata r:id="rId34" o:title=""/>
           </v:shape>
-          <o:OLEObject Type="Embed" ProgID="Equation.DSMT4" ShapeID="_x0000_i1044" DrawAspect="Content" ObjectID="_1834590932" r:id="rId35"/>
+          <o:OLEObject Type="Embed" ProgID="Equation.DSMT4" ShapeID="_x0000_i1038" DrawAspect="Content" ObjectID="_1834593302" r:id="rId35"/>
         </w:object>
       </w:r>
     </w:p>
@@ -3385,7 +3237,6 @@
           <w:rFonts w:ascii="Times New Roman" w:hAnsi="Times New Roman" w:cs="Times New Roman"/>
           <w:sz w:val="28"/>
           <w:szCs w:val="28"/>
-          <w:lang w:val="en-US"/>
         </w:rPr>
       </w:pPr>
     </w:p>
@@ -3527,25 +3378,7 @@
           <w:sz w:val="28"/>
           <w:szCs w:val="28"/>
         </w:rPr>
-        <w:t xml:space="preserve">образование </w:t>
-      </w:r>
-      <w:proofErr w:type="spellStart"/>
-      <w:r>
-        <w:rPr>
-          <w:rFonts w:ascii="Times New Roman" w:hAnsi="Times New Roman" w:cs="Times New Roman"/>
-          <w:sz w:val="28"/>
-          <w:szCs w:val="28"/>
-        </w:rPr>
-        <w:t>пассивирующего</w:t>
-      </w:r>
-      <w:proofErr w:type="spellEnd"/>
-      <w:r>
-        <w:rPr>
-          <w:rFonts w:ascii="Times New Roman" w:hAnsi="Times New Roman" w:cs="Times New Roman"/>
-          <w:sz w:val="28"/>
-          <w:szCs w:val="28"/>
-        </w:rPr>
-        <w:t xml:space="preserve"> слоя SEI;</w:t>
+        <w:t>образование пассивирующего слоя SEI;</w:t>
       </w:r>
     </w:p>
     <w:p>
@@ -3728,34 +3561,15 @@
           <w:rFonts w:ascii="Times New Roman" w:hAnsi="Times New Roman" w:cs="Times New Roman"/>
           <w:sz w:val="28"/>
           <w:szCs w:val="28"/>
-          <w:lang w:val="en-US"/>
-        </w:rPr>
-      </w:pPr>
-      <w:r>
-        <w:rPr>
-          <w:rFonts w:ascii="Times New Roman" w:hAnsi="Times New Roman" w:cs="Times New Roman"/>
-          <w:sz w:val="28"/>
-          <w:szCs w:val="28"/>
-        </w:rPr>
-        <w:t>Рисунок 1.3 — Сравнение типичных зависимостей снижения ёмкости аккумуляторов различных химических систем (NMC, LFP и Na-</w:t>
-      </w:r>
-      <w:proofErr w:type="spellStart"/>
-      <w:r>
-        <w:rPr>
-          <w:rFonts w:ascii="Times New Roman" w:hAnsi="Times New Roman" w:cs="Times New Roman"/>
-          <w:sz w:val="28"/>
-          <w:szCs w:val="28"/>
-        </w:rPr>
-        <w:t>ion</w:t>
-      </w:r>
-      <w:proofErr w:type="spellEnd"/>
-      <w:r>
-        <w:rPr>
-          <w:rFonts w:ascii="Times New Roman" w:hAnsi="Times New Roman" w:cs="Times New Roman"/>
-          <w:sz w:val="28"/>
-          <w:szCs w:val="28"/>
-        </w:rPr>
-        <w:t>) от числа циклов заряд-разряд.</w:t>
+        </w:rPr>
+      </w:pPr>
+      <w:r>
+        <w:rPr>
+          <w:rFonts w:ascii="Times New Roman" w:hAnsi="Times New Roman" w:cs="Times New Roman"/>
+          <w:sz w:val="28"/>
+          <w:szCs w:val="28"/>
+        </w:rPr>
+        <w:t>Рисунок 1.3 — Сравнение типичных зависимостей снижения ёмкости аккумуляторов различных химических систем (NMC, LFP и Na-ion) от числа циклов заряд-разряд.</w:t>
       </w:r>
     </w:p>
     <w:p>
@@ -3766,7 +3580,6 @@
           <w:rFonts w:ascii="Times New Roman" w:hAnsi="Times New Roman" w:cs="Times New Roman"/>
           <w:sz w:val="28"/>
           <w:szCs w:val="28"/>
-          <w:lang w:val="en-US"/>
         </w:rPr>
       </w:pPr>
     </w:p>
@@ -3810,7 +3623,6 @@
           <w:bCs/>
           <w:sz w:val="28"/>
           <w:szCs w:val="28"/>
-          <w:lang w:val="en-US"/>
         </w:rPr>
       </w:pPr>
       <w:r>
@@ -3821,9 +3633,8 @@
           <w:sz w:val="28"/>
           <w:szCs w:val="28"/>
         </w:rPr>
-        <w:t xml:space="preserve">1.2.3 Формирование </w:t>
-      </w:r>
-      <w:proofErr w:type="spellStart"/>
+        <w:t xml:space="preserve">1.2.3 Формирование пассивирующего слоя </w:t>
+      </w:r>
       <w:r>
         <w:rPr>
           <w:rFonts w:ascii="Times New Roman" w:hAnsi="Times New Roman" w:cs="Times New Roman"/>
@@ -3831,27 +3642,6 @@
           <w:bCs/>
           <w:sz w:val="28"/>
           <w:szCs w:val="28"/>
-        </w:rPr>
-        <w:t>пассивирующего</w:t>
-      </w:r>
-      <w:proofErr w:type="spellEnd"/>
-      <w:r>
-        <w:rPr>
-          <w:rFonts w:ascii="Times New Roman" w:hAnsi="Times New Roman" w:cs="Times New Roman"/>
-          <w:b/>
-          <w:bCs/>
-          <w:sz w:val="28"/>
-          <w:szCs w:val="28"/>
-        </w:rPr>
-        <w:t xml:space="preserve"> слоя </w:t>
-      </w:r>
-      <w:r>
-        <w:rPr>
-          <w:rFonts w:ascii="Times New Roman" w:hAnsi="Times New Roman" w:cs="Times New Roman"/>
-          <w:b/>
-          <w:bCs/>
-          <w:sz w:val="28"/>
-          <w:szCs w:val="28"/>
           <w:lang w:val="en-US"/>
         </w:rPr>
         <w:t>SEI</w:t>
@@ -3865,7 +3655,6 @@
           <w:rFonts w:ascii="Times New Roman" w:hAnsi="Times New Roman" w:cs="Times New Roman"/>
           <w:sz w:val="28"/>
           <w:szCs w:val="28"/>
-          <w:lang w:val="en-US"/>
         </w:rPr>
       </w:pPr>
     </w:p>
@@ -3877,88 +3666,15 @@
           <w:rFonts w:ascii="Times New Roman" w:hAnsi="Times New Roman" w:cs="Times New Roman"/>
           <w:sz w:val="28"/>
           <w:szCs w:val="28"/>
-          <w:lang w:val="en-US"/>
-        </w:rPr>
-      </w:pPr>
-      <w:r>
-        <w:rPr>
-          <w:rFonts w:ascii="Times New Roman" w:hAnsi="Times New Roman" w:cs="Times New Roman"/>
-          <w:sz w:val="28"/>
-          <w:szCs w:val="28"/>
-        </w:rPr>
-        <w:t xml:space="preserve">Одним из ключевых механизмов деградации литий-ионных аккумуляторов является образование </w:t>
-      </w:r>
-      <w:proofErr w:type="spellStart"/>
-      <w:r>
-        <w:rPr>
-          <w:rFonts w:ascii="Times New Roman" w:hAnsi="Times New Roman" w:cs="Times New Roman"/>
-          <w:sz w:val="28"/>
-          <w:szCs w:val="28"/>
-        </w:rPr>
-        <w:t>пассивирующего</w:t>
-      </w:r>
-      <w:proofErr w:type="spellEnd"/>
-      <w:r>
-        <w:rPr>
-          <w:rFonts w:ascii="Times New Roman" w:hAnsi="Times New Roman" w:cs="Times New Roman"/>
-          <w:sz w:val="28"/>
-          <w:szCs w:val="28"/>
-        </w:rPr>
-        <w:t xml:space="preserve"> слоя SEI (</w:t>
-      </w:r>
-      <w:proofErr w:type="spellStart"/>
-      <w:r>
-        <w:rPr>
-          <w:rFonts w:ascii="Times New Roman" w:hAnsi="Times New Roman" w:cs="Times New Roman"/>
-          <w:sz w:val="28"/>
-          <w:szCs w:val="28"/>
-        </w:rPr>
-        <w:t>Solid</w:t>
-      </w:r>
-      <w:proofErr w:type="spellEnd"/>
-      <w:r>
-        <w:rPr>
-          <w:rFonts w:ascii="Times New Roman" w:hAnsi="Times New Roman" w:cs="Times New Roman"/>
-          <w:sz w:val="28"/>
-          <w:szCs w:val="28"/>
-        </w:rPr>
-        <w:t xml:space="preserve"> </w:t>
-      </w:r>
-      <w:proofErr w:type="spellStart"/>
-      <w:r>
-        <w:rPr>
-          <w:rFonts w:ascii="Times New Roman" w:hAnsi="Times New Roman" w:cs="Times New Roman"/>
-          <w:sz w:val="28"/>
-          <w:szCs w:val="28"/>
-        </w:rPr>
-        <w:t>Electrolyte</w:t>
-      </w:r>
-      <w:proofErr w:type="spellEnd"/>
-      <w:r>
-        <w:rPr>
-          <w:rFonts w:ascii="Times New Roman" w:hAnsi="Times New Roman" w:cs="Times New Roman"/>
-          <w:sz w:val="28"/>
-          <w:szCs w:val="28"/>
-        </w:rPr>
-        <w:t xml:space="preserve"> </w:t>
-      </w:r>
-      <w:proofErr w:type="spellStart"/>
-      <w:r>
-        <w:rPr>
-          <w:rFonts w:ascii="Times New Roman" w:hAnsi="Times New Roman" w:cs="Times New Roman"/>
-          <w:sz w:val="28"/>
-          <w:szCs w:val="28"/>
-        </w:rPr>
-        <w:t>Interphase</w:t>
-      </w:r>
-      <w:proofErr w:type="spellEnd"/>
-      <w:r>
-        <w:rPr>
-          <w:rFonts w:ascii="Times New Roman" w:hAnsi="Times New Roman" w:cs="Times New Roman"/>
-          <w:sz w:val="28"/>
-          <w:szCs w:val="28"/>
-        </w:rPr>
-        <w:t>) на поверхности анода.</w:t>
+        </w:rPr>
+      </w:pPr>
+      <w:r>
+        <w:rPr>
+          <w:rFonts w:ascii="Times New Roman" w:hAnsi="Times New Roman" w:cs="Times New Roman"/>
+          <w:sz w:val="28"/>
+          <w:szCs w:val="28"/>
+        </w:rPr>
+        <w:t>Одним из ключевых механизмов деградации литий-ионных аккумуляторов является образование пассивирующего слоя SEI (Solid Electrolyte Interphase) на поверхности анода.</w:t>
       </w:r>
     </w:p>
     <w:p>
@@ -3969,7 +3685,6 @@
           <w:rFonts w:ascii="Times New Roman" w:hAnsi="Times New Roman" w:cs="Times New Roman"/>
           <w:sz w:val="28"/>
           <w:szCs w:val="28"/>
-          <w:lang w:val="en-US"/>
         </w:rPr>
       </w:pPr>
       <w:r>
@@ -3979,25 +3694,7 @@
           <w:szCs w:val="28"/>
         </w:rPr>
         <w:lastRenderedPageBreak/>
-        <w:t xml:space="preserve">SEI-слой формируется в результате восстановления компонентов электролита при потенциалах ниже стабильности электролита. Этот процесс приводит к образованию тонкой </w:t>
-      </w:r>
-      <w:proofErr w:type="spellStart"/>
-      <w:r>
-        <w:rPr>
-          <w:rFonts w:ascii="Times New Roman" w:hAnsi="Times New Roman" w:cs="Times New Roman"/>
-          <w:sz w:val="28"/>
-          <w:szCs w:val="28"/>
-        </w:rPr>
-        <w:t>пассивирующей</w:t>
-      </w:r>
-      <w:proofErr w:type="spellEnd"/>
-      <w:r>
-        <w:rPr>
-          <w:rFonts w:ascii="Times New Roman" w:hAnsi="Times New Roman" w:cs="Times New Roman"/>
-          <w:sz w:val="28"/>
-          <w:szCs w:val="28"/>
-        </w:rPr>
-        <w:t xml:space="preserve"> плёнки, которая пропускает ионы лития, но препятствует дальнейшему разложению электролита.</w:t>
+        <w:t>SEI-слой формируется в результате восстановления компонентов электролита при потенциалах ниже стабильности электролита. Этот процесс приводит к образованию тонкой пассивирующей плёнки, которая пропускает ионы лития, но препятствует дальнейшему разложению электролита.</w:t>
       </w:r>
     </w:p>
     <w:p>
@@ -4017,25 +3714,7 @@
           <w:sz w:val="28"/>
           <w:szCs w:val="28"/>
         </w:rPr>
-        <w:t xml:space="preserve">Рост SEI-слоя можно описать диффузионной моделью. Согласно второму закону </w:t>
-      </w:r>
-      <w:proofErr w:type="spellStart"/>
-      <w:r>
-        <w:rPr>
-          <w:rFonts w:ascii="Times New Roman" w:hAnsi="Times New Roman" w:cs="Times New Roman"/>
-          <w:sz w:val="28"/>
-          <w:szCs w:val="28"/>
-        </w:rPr>
-        <w:t>Фика</w:t>
-      </w:r>
-      <w:proofErr w:type="spellEnd"/>
-      <w:r>
-        <w:rPr>
-          <w:rFonts w:ascii="Times New Roman" w:hAnsi="Times New Roman" w:cs="Times New Roman"/>
-          <w:sz w:val="28"/>
-          <w:szCs w:val="28"/>
-        </w:rPr>
-        <w:t>:</w:t>
+        <w:t>Рост SEI-слоя можно описать диффузионной моделью. Согласно второму закону Фика:</w:t>
       </w:r>
     </w:p>
     <w:p>
@@ -4058,10 +3737,10 @@
           <w:lang w:val="en-US"/>
         </w:rPr>
         <w:object w:dxaOrig="1280" w:dyaOrig="660" w14:anchorId="494929C6">
-          <v:shape id="_x0000_i1049" type="#_x0000_t75" style="width:63.85pt;height:33.2pt" o:ole="">
+          <v:shape id="_x0000_i1039" type="#_x0000_t75" style="width:63.85pt;height:33.2pt" o:ole="">
             <v:imagedata r:id="rId37" o:title=""/>
           </v:shape>
-          <o:OLEObject Type="Embed" ProgID="Equation.DSMT4" ShapeID="_x0000_i1049" DrawAspect="Content" ObjectID="_1834590933" r:id="rId38"/>
+          <o:OLEObject Type="Embed" ProgID="Equation.DSMT4" ShapeID="_x0000_i1039" DrawAspect="Content" ObjectID="_1834593303" r:id="rId38"/>
         </w:object>
       </w:r>
     </w:p>
@@ -4111,10 +3790,10 @@
           <w:szCs w:val="28"/>
         </w:rPr>
         <w:object w:dxaOrig="960" w:dyaOrig="400" w14:anchorId="6DC388F9">
-          <v:shape id="_x0000_i1052" type="#_x0000_t75" style="width:48.2pt;height:20.05pt" o:ole="">
+          <v:shape id="_x0000_i1040" type="#_x0000_t75" style="width:48.2pt;height:20.05pt" o:ole="">
             <v:imagedata r:id="rId39" o:title=""/>
           </v:shape>
-          <o:OLEObject Type="Embed" ProgID="Equation.DSMT4" ShapeID="_x0000_i1052" DrawAspect="Content" ObjectID="_1834590934" r:id="rId40"/>
+          <o:OLEObject Type="Embed" ProgID="Equation.DSMT4" ShapeID="_x0000_i1040" DrawAspect="Content" ObjectID="_1834593304" r:id="rId40"/>
         </w:object>
       </w:r>
     </w:p>
@@ -4147,7 +3826,6 @@
           <w:szCs w:val="28"/>
         </w:rPr>
       </w:pPr>
-      <w:proofErr w:type="spellStart"/>
       <w:r>
         <w:rPr>
           <w:rFonts w:ascii="Times New Roman" w:hAnsi="Times New Roman" w:cs="Times New Roman"/>
@@ -4167,32 +3845,13 @@
         </w:rPr>
         <w:t>SEI</w:t>
       </w:r>
-      <w:proofErr w:type="spellEnd"/>
-      <w:r>
-        <w:rPr>
-          <w:rFonts w:ascii="Times New Roman" w:hAnsi="Times New Roman" w:cs="Times New Roman"/>
-          <w:sz w:val="28"/>
-          <w:szCs w:val="28"/>
-        </w:rPr>
-        <w:t xml:space="preserve"> – толщина </w:t>
-      </w:r>
-      <w:proofErr w:type="spellStart"/>
-      <w:r>
-        <w:rPr>
-          <w:rFonts w:ascii="Times New Roman" w:hAnsi="Times New Roman" w:cs="Times New Roman"/>
-          <w:sz w:val="28"/>
-          <w:szCs w:val="28"/>
-        </w:rPr>
-        <w:t>пассивирующего</w:t>
-      </w:r>
-      <w:proofErr w:type="spellEnd"/>
-      <w:r>
-        <w:rPr>
-          <w:rFonts w:ascii="Times New Roman" w:hAnsi="Times New Roman" w:cs="Times New Roman"/>
-          <w:sz w:val="28"/>
-          <w:szCs w:val="28"/>
-        </w:rPr>
-        <w:t xml:space="preserve"> слоя.</w:t>
+      <w:r>
+        <w:rPr>
+          <w:rFonts w:ascii="Times New Roman" w:hAnsi="Times New Roman" w:cs="Times New Roman"/>
+          <w:sz w:val="28"/>
+          <w:szCs w:val="28"/>
+        </w:rPr>
+        <w:t xml:space="preserve"> – толщина пассивирующего слоя.</w:t>
       </w:r>
     </w:p>
     <w:p>
@@ -4294,25 +3953,7 @@
           <w:sz w:val="28"/>
           <w:szCs w:val="28"/>
         </w:rPr>
-        <w:t xml:space="preserve">Рисунок 1.4 — Диффузионно-контролируемый рост </w:t>
-      </w:r>
-      <w:proofErr w:type="spellStart"/>
-      <w:r>
-        <w:rPr>
-          <w:rFonts w:ascii="Times New Roman" w:hAnsi="Times New Roman" w:cs="Times New Roman"/>
-          <w:sz w:val="28"/>
-          <w:szCs w:val="28"/>
-        </w:rPr>
-        <w:t>пассивирующего</w:t>
-      </w:r>
-      <w:proofErr w:type="spellEnd"/>
-      <w:r>
-        <w:rPr>
-          <w:rFonts w:ascii="Times New Roman" w:hAnsi="Times New Roman" w:cs="Times New Roman"/>
-          <w:sz w:val="28"/>
-          <w:szCs w:val="28"/>
-        </w:rPr>
-        <w:t xml:space="preserve"> слоя SEI на поверхности анода</w:t>
+        <w:t>Рисунок 1.4 — Диффузионно-контролируемый рост пассивирующего слоя SEI на поверхности анода</w:t>
       </w:r>
     </w:p>
     <w:p>
@@ -4552,10 +4193,10 @@
           <w:szCs w:val="28"/>
         </w:rPr>
         <w:object w:dxaOrig="2620" w:dyaOrig="380" w14:anchorId="3C47ABD6">
-          <v:shape id="_x0000_i1059" type="#_x0000_t75" style="width:130.85pt;height:18.8pt" o:ole="">
+          <v:shape id="_x0000_i1041" type="#_x0000_t75" style="width:130.85pt;height:18.8pt" o:ole="">
             <v:imagedata r:id="rId42" o:title=""/>
           </v:shape>
-          <o:OLEObject Type="Embed" ProgID="Equation.DSMT4" ShapeID="_x0000_i1059" DrawAspect="Content" ObjectID="_1834590935" r:id="rId43"/>
+          <o:OLEObject Type="Embed" ProgID="Equation.DSMT4" ShapeID="_x0000_i1041" DrawAspect="Content" ObjectID="_1834593305" r:id="rId43"/>
         </w:object>
       </w:r>
     </w:p>
@@ -4595,7 +4236,15 @@
           <w:szCs w:val="28"/>
           <w:lang w:val="en-US"/>
         </w:rPr>
-        <w:t xml:space="preserve">N – </w:t>
+        <w:t>N</w:t>
+      </w:r>
+      <w:r>
+        <w:rPr>
+          <w:rFonts w:ascii="Times New Roman" w:hAnsi="Times New Roman" w:cs="Times New Roman"/>
+          <w:sz w:val="28"/>
+          <w:szCs w:val="28"/>
+        </w:rPr>
+        <w:t xml:space="preserve"> – </w:t>
       </w:r>
       <w:r>
         <w:rPr>
@@ -4699,32 +4348,15 @@
           <w:rFonts w:ascii="Times New Roman" w:hAnsi="Times New Roman" w:cs="Times New Roman"/>
           <w:sz w:val="28"/>
           <w:szCs w:val="28"/>
-          <w:lang w:val="en-US"/>
-        </w:rPr>
-      </w:pPr>
-      <w:r>
-        <w:rPr>
-          <w:rFonts w:ascii="Times New Roman" w:hAnsi="Times New Roman" w:cs="Times New Roman"/>
-          <w:sz w:val="28"/>
-          <w:szCs w:val="28"/>
-        </w:rPr>
-        <w:t>Рисунок 1.5 — Типичная зависимость внутреннего сопротивления аккумуляторной батареи</w:t>
-      </w:r>
-      <w:r>
-        <w:rPr>
-          <w:rFonts w:ascii="Times New Roman" w:hAnsi="Times New Roman" w:cs="Times New Roman"/>
-          <w:sz w:val="28"/>
-          <w:szCs w:val="28"/>
-        </w:rPr>
-        <w:t xml:space="preserve"> </w:t>
-      </w:r>
-      <w:r>
-        <w:rPr>
-          <w:rFonts w:ascii="Times New Roman" w:hAnsi="Times New Roman" w:cs="Times New Roman"/>
-          <w:sz w:val="28"/>
-          <w:szCs w:val="28"/>
-        </w:rPr>
-        <w:t>от числа циклов эксплуатации</w:t>
+        </w:rPr>
+      </w:pPr>
+      <w:r>
+        <w:rPr>
+          <w:rFonts w:ascii="Times New Roman" w:hAnsi="Times New Roman" w:cs="Times New Roman"/>
+          <w:sz w:val="28"/>
+          <w:szCs w:val="28"/>
+        </w:rPr>
+        <w:t>Рисунок 1.5 — Типичная зависимость внутреннего сопротивления аккумуляторной батареи от числа циклов эксплуатации</w:t>
       </w:r>
     </w:p>
     <w:p>
@@ -4735,7 +4367,6 @@
           <w:rFonts w:ascii="Times New Roman" w:hAnsi="Times New Roman" w:cs="Times New Roman"/>
           <w:sz w:val="28"/>
           <w:szCs w:val="28"/>
-          <w:lang w:val="en-US"/>
         </w:rPr>
       </w:pPr>
     </w:p>
@@ -4747,7 +4378,6 @@
           <w:rFonts w:ascii="Times New Roman" w:hAnsi="Times New Roman" w:cs="Times New Roman"/>
           <w:sz w:val="28"/>
           <w:szCs w:val="28"/>
-          <w:lang w:val="en-US"/>
         </w:rPr>
       </w:pPr>
       <w:r>
@@ -4779,10 +4409,10 @@
           <w:lang w:val="en-US"/>
         </w:rPr>
         <w:object w:dxaOrig="980" w:dyaOrig="380" w14:anchorId="4EA70160">
-          <v:shape id="_x0000_i1064" type="#_x0000_t75" style="width:48.85pt;height:18.8pt" o:ole="">
+          <v:shape id="_x0000_i1042" type="#_x0000_t75" style="width:48.85pt;height:18.8pt" o:ole="">
             <v:imagedata r:id="rId45" o:title=""/>
           </v:shape>
-          <o:OLEObject Type="Embed" ProgID="Equation.DSMT4" ShapeID="_x0000_i1064" DrawAspect="Content" ObjectID="_1834590936" r:id="rId46"/>
+          <o:OLEObject Type="Embed" ProgID="Equation.DSMT4" ShapeID="_x0000_i1042" DrawAspect="Content" ObjectID="_1834593306" r:id="rId46"/>
         </w:object>
       </w:r>
     </w:p>
@@ -4921,7 +4551,6 @@
           <w:rFonts w:ascii="Times New Roman" w:hAnsi="Times New Roman" w:cs="Times New Roman"/>
           <w:sz w:val="28"/>
           <w:szCs w:val="28"/>
-          <w:lang w:val="en-US"/>
         </w:rPr>
       </w:pPr>
       <w:r>
@@ -4947,33 +4576,7 @@
           <w:sz w:val="28"/>
           <w:szCs w:val="28"/>
         </w:rPr>
-        <w:t xml:space="preserve"> </w:t>
-      </w:r>
-      <w:r>
-        <w:rPr>
-          <w:rFonts w:ascii="Times New Roman" w:hAnsi="Times New Roman" w:cs="Times New Roman"/>
-          <w:sz w:val="28"/>
-          <w:szCs w:val="28"/>
-        </w:rPr>
-        <w:t xml:space="preserve">на основе </w:t>
-      </w:r>
-      <w:proofErr w:type="spellStart"/>
-      <w:r>
-        <w:rPr>
-          <w:rFonts w:ascii="Times New Roman" w:hAnsi="Times New Roman" w:cs="Times New Roman"/>
-          <w:sz w:val="28"/>
-          <w:szCs w:val="28"/>
-        </w:rPr>
-        <w:t>LiFePO</w:t>
-      </w:r>
-      <w:proofErr w:type="spellEnd"/>
-      <w:r>
-        <w:rPr>
-          <w:rFonts w:ascii="Times New Roman" w:hAnsi="Times New Roman" w:cs="Times New Roman"/>
-          <w:sz w:val="28"/>
-          <w:szCs w:val="28"/>
-        </w:rPr>
-        <w:t>₄ обладают более стабильной кристаллической структурой по сравнению с системами NMC. Это связано с оливиновой структурой материала, которая обеспечивает высокую термическую стабильность и устойчивость к деградации.</w:t>
+        <w:t xml:space="preserve"> на основе LiFePO₄ обладают более стабильной кристаллической структурой по сравнению с системами NMC. Это связано с оливиновой структурой материала, которая обеспечивает высокую термическую стабильность и устойчивость к деградации.</w:t>
       </w:r>
     </w:p>
     <w:p>
@@ -4984,7 +4587,6 @@
           <w:rFonts w:ascii="Times New Roman" w:hAnsi="Times New Roman" w:cs="Times New Roman"/>
           <w:sz w:val="28"/>
           <w:szCs w:val="28"/>
-          <w:lang w:val="en-US"/>
         </w:rPr>
       </w:pPr>
       <w:r>
@@ -5004,7 +4606,6 @@
           <w:rFonts w:ascii="Times New Roman" w:hAnsi="Times New Roman" w:cs="Times New Roman"/>
           <w:sz w:val="28"/>
           <w:szCs w:val="28"/>
-          <w:lang w:val="en-US"/>
         </w:rPr>
       </w:pPr>
       <w:r>
@@ -5032,7 +4633,6 @@
           <w:lang w:val="en-US"/>
         </w:rPr>
       </w:pPr>
-      <w:proofErr w:type="spellStart"/>
       <w:r>
         <w:rPr>
           <w:rFonts w:ascii="Times New Roman" w:hAnsi="Times New Roman" w:cs="Times New Roman"/>
@@ -5041,37 +4641,7 @@
           <w:lang w:val="en-US"/>
         </w:rPr>
         <w:lastRenderedPageBreak/>
-        <w:t>нестабильность</w:t>
-      </w:r>
-      <w:proofErr w:type="spellEnd"/>
-      <w:r>
-        <w:rPr>
-          <w:rFonts w:ascii="Times New Roman" w:hAnsi="Times New Roman" w:cs="Times New Roman"/>
-          <w:sz w:val="28"/>
-          <w:szCs w:val="28"/>
-          <w:lang w:val="en-US"/>
-        </w:rPr>
-        <w:t xml:space="preserve"> SEI-</w:t>
-      </w:r>
-      <w:proofErr w:type="spellStart"/>
-      <w:r>
-        <w:rPr>
-          <w:rFonts w:ascii="Times New Roman" w:hAnsi="Times New Roman" w:cs="Times New Roman"/>
-          <w:sz w:val="28"/>
-          <w:szCs w:val="28"/>
-          <w:lang w:val="en-US"/>
-        </w:rPr>
-        <w:t>слоя</w:t>
-      </w:r>
-      <w:proofErr w:type="spellEnd"/>
-      <w:r>
-        <w:rPr>
-          <w:rFonts w:ascii="Times New Roman" w:hAnsi="Times New Roman" w:cs="Times New Roman"/>
-          <w:sz w:val="28"/>
-          <w:szCs w:val="28"/>
-          <w:lang w:val="en-US"/>
-        </w:rPr>
-        <w:t>;</w:t>
+        <w:t>нестабильность SEI-слоя;</w:t>
       </w:r>
     </w:p>
     <w:p>
@@ -5144,46 +4714,26 @@
           <w:rFonts w:ascii="Times New Roman" w:hAnsi="Times New Roman" w:cs="Times New Roman"/>
           <w:sz w:val="28"/>
           <w:szCs w:val="28"/>
-          <w:lang w:val="en-US"/>
-        </w:rPr>
-      </w:pPr>
-      <w:r>
-        <w:rPr>
-          <w:rFonts w:ascii="Times New Roman" w:hAnsi="Times New Roman" w:cs="Times New Roman"/>
-          <w:sz w:val="28"/>
-          <w:szCs w:val="28"/>
-        </w:rPr>
-        <w:t>Из-за большего радиуса ионов натрия диффузионные процессы в Na-</w:t>
-      </w:r>
-      <w:proofErr w:type="spellStart"/>
-      <w:r>
-        <w:rPr>
-          <w:rFonts w:ascii="Times New Roman" w:hAnsi="Times New Roman" w:cs="Times New Roman"/>
-          <w:sz w:val="28"/>
-          <w:szCs w:val="28"/>
-        </w:rPr>
-        <w:t>ion</w:t>
-      </w:r>
-      <w:proofErr w:type="spellEnd"/>
-      <w:r>
-        <w:rPr>
-          <w:rFonts w:ascii="Times New Roman" w:hAnsi="Times New Roman" w:cs="Times New Roman"/>
-          <w:sz w:val="28"/>
-          <w:szCs w:val="28"/>
-        </w:rPr>
-        <w:t xml:space="preserve"> аккумуляторах протекают медленнее, что приводит к более высоким значениям импеданса.</w:t>
-      </w:r>
-    </w:p>
-    <w:p>
-      <w:pPr>
-        <w:pStyle w:val="a7"/>
-        <w:ind w:left="0" w:firstLine="709"/>
-        <w:jc w:val="both"/>
-        <w:rPr>
-          <w:rFonts w:ascii="Times New Roman" w:hAnsi="Times New Roman" w:cs="Times New Roman"/>
-          <w:sz w:val="28"/>
-          <w:szCs w:val="28"/>
-          <w:lang w:val="en-US"/>
+        </w:rPr>
+      </w:pPr>
+      <w:r>
+        <w:rPr>
+          <w:rFonts w:ascii="Times New Roman" w:hAnsi="Times New Roman" w:cs="Times New Roman"/>
+          <w:sz w:val="28"/>
+          <w:szCs w:val="28"/>
+        </w:rPr>
+        <w:t>Из-за большего радиуса ионов натрия диффузионные процессы в Na-ion аккумуляторах протекают медленнее, что приводит к более высоким значениям импеданса.</w:t>
+      </w:r>
+    </w:p>
+    <w:p>
+      <w:pPr>
+        <w:pStyle w:val="a7"/>
+        <w:ind w:left="0" w:firstLine="709"/>
+        <w:jc w:val="both"/>
+        <w:rPr>
+          <w:rFonts w:ascii="Times New Roman" w:hAnsi="Times New Roman" w:cs="Times New Roman"/>
+          <w:sz w:val="28"/>
+          <w:szCs w:val="28"/>
         </w:rPr>
       </w:pPr>
     </w:p>
@@ -5198,7 +4748,6 @@
           <w:bCs/>
           <w:sz w:val="28"/>
           <w:szCs w:val="28"/>
-          <w:lang w:val="en-US"/>
         </w:rPr>
       </w:pPr>
       <w:r>
@@ -5221,46 +4770,27 @@
           <w:rFonts w:ascii="Times New Roman" w:hAnsi="Times New Roman" w:cs="Times New Roman"/>
           <w:sz w:val="28"/>
           <w:szCs w:val="28"/>
-          <w:lang w:val="en-US"/>
-        </w:rPr>
-      </w:pPr>
-    </w:p>
-    <w:p>
-      <w:pPr>
-        <w:pStyle w:val="a7"/>
-        <w:ind w:left="0" w:firstLine="709"/>
-        <w:jc w:val="both"/>
-        <w:rPr>
-          <w:rFonts w:ascii="Times New Roman" w:hAnsi="Times New Roman" w:cs="Times New Roman"/>
-          <w:sz w:val="28"/>
-          <w:szCs w:val="28"/>
-        </w:rPr>
-      </w:pPr>
-      <w:r>
-        <w:rPr>
-          <w:rFonts w:ascii="Times New Roman" w:hAnsi="Times New Roman" w:cs="Times New Roman"/>
-          <w:sz w:val="28"/>
-          <w:szCs w:val="28"/>
-        </w:rPr>
-        <w:t xml:space="preserve">Анализ механизмов деградации аккумуляторных систем показывает, что основными факторами, определяющими снижение их ресурса, являются рост </w:t>
-      </w:r>
-      <w:proofErr w:type="spellStart"/>
-      <w:r>
-        <w:rPr>
-          <w:rFonts w:ascii="Times New Roman" w:hAnsi="Times New Roman" w:cs="Times New Roman"/>
-          <w:sz w:val="28"/>
-          <w:szCs w:val="28"/>
-        </w:rPr>
-        <w:t>пассивирующего</w:t>
-      </w:r>
-      <w:proofErr w:type="spellEnd"/>
-      <w:r>
-        <w:rPr>
-          <w:rFonts w:ascii="Times New Roman" w:hAnsi="Times New Roman" w:cs="Times New Roman"/>
-          <w:sz w:val="28"/>
-          <w:szCs w:val="28"/>
-        </w:rPr>
-        <w:t xml:space="preserve"> слоя SEI, потеря активного лития и увеличение внутреннего сопротивления. Эти процессы непосредственно отражаются в изменении импедансных характеристик аккумуляторной системы, что делает электрохимическую импедансную спектроскопию одним из наиболее перспективных методов диагностики состояния аккумуляторов</w:t>
+        </w:rPr>
+      </w:pPr>
+    </w:p>
+    <w:p>
+      <w:pPr>
+        <w:pStyle w:val="a7"/>
+        <w:ind w:left="0" w:firstLine="709"/>
+        <w:jc w:val="both"/>
+        <w:rPr>
+          <w:rFonts w:ascii="Times New Roman" w:hAnsi="Times New Roman" w:cs="Times New Roman"/>
+          <w:sz w:val="28"/>
+          <w:szCs w:val="28"/>
+        </w:rPr>
+      </w:pPr>
+      <w:r>
+        <w:rPr>
+          <w:rFonts w:ascii="Times New Roman" w:hAnsi="Times New Roman" w:cs="Times New Roman"/>
+          <w:sz w:val="28"/>
+          <w:szCs w:val="28"/>
+        </w:rPr>
+        <w:t>Анализ механизмов деградации аккумуляторных систем показывает, что основными факторами, определяющими снижение их ресурса, являются рост пассивирующего слоя SEI, потеря активного лития и увеличение внутреннего сопротивления. Эти процессы непосредственно отражаются в изменении импедансных характеристик аккумуляторной системы, что делает электрохимическую импедансную спектроскопию одним из наиболее перспективных методов диагностики состояния аккумуляторов</w:t>
       </w:r>
       <w:r>
         <w:rPr>
@@ -5446,25 +4976,7 @@
           <w:sz w:val="28"/>
           <w:szCs w:val="28"/>
         </w:rPr>
-        <w:t>Современные системы управления аккумуляторными батареями (</w:t>
-      </w:r>
-      <w:proofErr w:type="spellStart"/>
-      <w:r>
-        <w:rPr>
-          <w:rFonts w:ascii="Times New Roman" w:hAnsi="Times New Roman" w:cs="Times New Roman"/>
-          <w:sz w:val="28"/>
-          <w:szCs w:val="28"/>
-        </w:rPr>
-        <w:t>Battery</w:t>
-      </w:r>
-      <w:proofErr w:type="spellEnd"/>
-      <w:r>
-        <w:rPr>
-          <w:rFonts w:ascii="Times New Roman" w:hAnsi="Times New Roman" w:cs="Times New Roman"/>
-          <w:sz w:val="28"/>
-          <w:szCs w:val="28"/>
-        </w:rPr>
-        <w:t xml:space="preserve"> Management System, BMS) используют совокупность диагностических параметров, позволяющих оценивать текущее состояние батареи и прогнозировать её дальнейшую работоспособность. К основным диагностическим показателям относятся:</w:t>
+        <w:t>Современные системы управления аккумуляторными батареями (Battery Management System, BMS) используют совокупность диагностических параметров, позволяющих оценивать текущее состояние батареи и прогнозировать её дальнейшую работоспособность. К основным диагностическим показателям относятся:</w:t>
       </w:r>
     </w:p>
     <w:p>
@@ -5539,25 +5051,7 @@
           <w:sz w:val="28"/>
           <w:szCs w:val="28"/>
         </w:rPr>
-        <w:t xml:space="preserve">SOH (State </w:t>
-      </w:r>
-      <w:proofErr w:type="spellStart"/>
-      <w:r>
-        <w:rPr>
-          <w:rFonts w:ascii="Times New Roman" w:hAnsi="Times New Roman" w:cs="Times New Roman"/>
-          <w:sz w:val="28"/>
-          <w:szCs w:val="28"/>
-        </w:rPr>
-        <w:t>of</w:t>
-      </w:r>
-      <w:proofErr w:type="spellEnd"/>
-      <w:r>
-        <w:rPr>
-          <w:rFonts w:ascii="Times New Roman" w:hAnsi="Times New Roman" w:cs="Times New Roman"/>
-          <w:sz w:val="28"/>
-          <w:szCs w:val="28"/>
-        </w:rPr>
-        <w:t xml:space="preserve"> Health) — состояние здоровья батареи</w:t>
+        <w:t>SOH (State of Health) — состояние здоровья батареи</w:t>
       </w:r>
     </w:p>
     <w:p>
@@ -5722,10 +5216,10 @@
           <w:szCs w:val="28"/>
         </w:rPr>
         <w:object w:dxaOrig="3000" w:dyaOrig="279" w14:anchorId="5CC1820B">
-          <v:shape id="_x0000_i1067" type="#_x0000_t75" style="width:150.25pt;height:13.75pt" o:ole="">
+          <v:shape id="_x0000_i1043" type="#_x0000_t75" style="width:150.25pt;height:13.75pt" o:ole="">
             <v:imagedata r:id="rId47" o:title=""/>
           </v:shape>
-          <o:OLEObject Type="Embed" ProgID="Equation.DSMT4" ShapeID="_x0000_i1067" DrawAspect="Content" ObjectID="_1834590937" r:id="rId48"/>
+          <o:OLEObject Type="Embed" ProgID="Equation.DSMT4" ShapeID="_x0000_i1043" DrawAspect="Content" ObjectID="_1834593307" r:id="rId48"/>
         </w:object>
       </w:r>
     </w:p>
@@ -5790,6 +5284,7 @@
           <w:bCs/>
           <w:sz w:val="28"/>
           <w:szCs w:val="28"/>
+          <w:lang w:val="en-US"/>
         </w:rPr>
         <w:t xml:space="preserve">1.3.2 </w:t>
       </w:r>
@@ -5837,7 +5332,7 @@
           <w:sz w:val="28"/>
           <w:szCs w:val="28"/>
         </w:rPr>
-        <w:t xml:space="preserve">Физический смысл </w:t>
+        <w:t>Физический</w:t>
       </w:r>
       <w:r>
         <w:rPr>
@@ -5848,7 +5343,7 @@
           <w:szCs w:val="28"/>
           <w:lang w:val="en-US"/>
         </w:rPr>
-        <w:t>SOC</w:t>
+        <w:t xml:space="preserve"> </w:t>
       </w:r>
       <w:r>
         <w:rPr>
@@ -5858,6 +5353,39 @@
           <w:sz w:val="28"/>
           <w:szCs w:val="28"/>
         </w:rPr>
+        <w:t>смысл</w:t>
+      </w:r>
+      <w:r>
+        <w:rPr>
+          <w:rFonts w:ascii="Times New Roman" w:hAnsi="Times New Roman" w:cs="Times New Roman"/>
+          <w:b/>
+          <w:bCs/>
+          <w:sz w:val="28"/>
+          <w:szCs w:val="28"/>
+          <w:lang w:val="en-US"/>
+        </w:rPr>
+        <w:t xml:space="preserve"> </w:t>
+      </w:r>
+      <w:r>
+        <w:rPr>
+          <w:rFonts w:ascii="Times New Roman" w:hAnsi="Times New Roman" w:cs="Times New Roman"/>
+          <w:b/>
+          <w:bCs/>
+          <w:sz w:val="28"/>
+          <w:szCs w:val="28"/>
+          <w:lang w:val="en-US"/>
+        </w:rPr>
+        <w:t>SOC</w:t>
+      </w:r>
+      <w:r>
+        <w:rPr>
+          <w:rFonts w:ascii="Times New Roman" w:hAnsi="Times New Roman" w:cs="Times New Roman"/>
+          <w:b/>
+          <w:bCs/>
+          <w:sz w:val="28"/>
+          <w:szCs w:val="28"/>
+          <w:lang w:val="en-US"/>
+        </w:rPr>
         <w:t>.</w:t>
       </w:r>
       <w:r>
@@ -5865,6 +5393,7 @@
           <w:rFonts w:ascii="Times New Roman" w:hAnsi="Times New Roman" w:cs="Times New Roman"/>
           <w:sz w:val="28"/>
           <w:szCs w:val="28"/>
+          <w:lang w:val="en-US"/>
         </w:rPr>
         <w:t xml:space="preserve"> </w:t>
       </w:r>
@@ -5925,10 +5454,10 @@
           <w:szCs w:val="28"/>
         </w:rPr>
         <w:object w:dxaOrig="2220" w:dyaOrig="680" w14:anchorId="0ADCB28C">
-          <v:shape id="_x0000_i1070" type="#_x0000_t75" style="width:110.8pt;height:33.8pt" o:ole="">
+          <v:shape id="_x0000_i1044" type="#_x0000_t75" style="width:110.8pt;height:33.8pt" o:ole="">
             <v:imagedata r:id="rId49" o:title=""/>
           </v:shape>
-          <o:OLEObject Type="Embed" ProgID="Equation.DSMT4" ShapeID="_x0000_i1070" DrawAspect="Content" ObjectID="_1834590938" r:id="rId50"/>
+          <o:OLEObject Type="Embed" ProgID="Equation.DSMT4" ShapeID="_x0000_i1044" DrawAspect="Content" ObjectID="_1834593308" r:id="rId50"/>
         </w:object>
       </w:r>
     </w:p>
@@ -6033,7 +5562,6 @@
           <w:szCs w:val="28"/>
         </w:rPr>
       </w:pPr>
-      <w:proofErr w:type="spellStart"/>
       <w:r>
         <w:rPr>
           <w:rFonts w:ascii="Times New Roman" w:hAnsi="Times New Roman" w:cs="Times New Roman"/>
@@ -6057,7 +5585,6 @@
         </w:rPr>
         <w:t>nom</w:t>
       </w:r>
-      <w:proofErr w:type="spellEnd"/>
       <w:r>
         <w:rPr>
           <w:rFonts w:ascii="Times New Roman" w:hAnsi="Times New Roman" w:cs="Times New Roman"/>
@@ -6115,10 +5642,10 @@
           <w:szCs w:val="28"/>
         </w:rPr>
         <w:object w:dxaOrig="3159" w:dyaOrig="680" w14:anchorId="24E79550">
-          <v:shape id="_x0000_i1073" type="#_x0000_t75" style="width:157.75pt;height:33.8pt" o:ole="">
+          <v:shape id="_x0000_i1045" type="#_x0000_t75" style="width:157.75pt;height:33.8pt" o:ole="">
             <v:imagedata r:id="rId51" o:title=""/>
           </v:shape>
-          <o:OLEObject Type="Embed" ProgID="Equation.DSMT4" ShapeID="_x0000_i1073" DrawAspect="Content" ObjectID="_1834590939" r:id="rId52"/>
+          <o:OLEObject Type="Embed" ProgID="Equation.DSMT4" ShapeID="_x0000_i1045" DrawAspect="Content" ObjectID="_1834593309" r:id="rId52"/>
         </w:object>
       </w:r>
     </w:p>
@@ -6241,7 +5768,6 @@
           <w:rFonts w:ascii="Times New Roman" w:hAnsi="Times New Roman" w:cs="Times New Roman"/>
           <w:sz w:val="28"/>
           <w:szCs w:val="28"/>
-          <w:lang w:val="en-US"/>
         </w:rPr>
       </w:pPr>
       <w:r>
@@ -6252,17 +5778,7 @@
           <w:sz w:val="28"/>
           <w:szCs w:val="28"/>
         </w:rPr>
-        <w:t>Ошибки оценки SOC</w:t>
-      </w:r>
-      <w:r>
-        <w:rPr>
-          <w:rFonts w:ascii="Times New Roman" w:hAnsi="Times New Roman" w:cs="Times New Roman"/>
-          <w:b/>
-          <w:bCs/>
-          <w:sz w:val="28"/>
-          <w:szCs w:val="28"/>
-        </w:rPr>
-        <w:t>.</w:t>
+        <w:t>Ошибки оценки SOC.</w:t>
       </w:r>
       <w:r>
         <w:rPr>
@@ -6290,7 +5806,6 @@
           <w:rFonts w:ascii="Times New Roman" w:hAnsi="Times New Roman" w:cs="Times New Roman"/>
           <w:sz w:val="28"/>
           <w:szCs w:val="28"/>
-          <w:lang w:val="en-US"/>
         </w:rPr>
       </w:pPr>
       <w:r>
@@ -6377,7 +5892,6 @@
           <w:rFonts w:ascii="Times New Roman" w:hAnsi="Times New Roman" w:cs="Times New Roman"/>
           <w:sz w:val="28"/>
           <w:szCs w:val="28"/>
-          <w:lang w:val="en-US"/>
         </w:rPr>
       </w:pPr>
       <w:r>
@@ -6398,7 +5912,6 @@
           <w:rFonts w:ascii="Times New Roman" w:hAnsi="Times New Roman" w:cs="Times New Roman"/>
           <w:sz w:val="28"/>
           <w:szCs w:val="28"/>
-          <w:lang w:val="en-US"/>
         </w:rPr>
       </w:pPr>
       <w:r>
@@ -6420,7 +5933,6 @@
           <w:rFonts w:ascii="Times New Roman" w:hAnsi="Times New Roman" w:cs="Times New Roman"/>
           <w:sz w:val="28"/>
           <w:szCs w:val="28"/>
-          <w:lang w:val="en-US"/>
         </w:rPr>
       </w:pPr>
     </w:p>
@@ -6435,7 +5947,6 @@
           <w:bCs/>
           <w:sz w:val="28"/>
           <w:szCs w:val="28"/>
-          <w:lang w:val="en-US"/>
         </w:rPr>
       </w:pPr>
       <w:r>
@@ -6457,33 +5968,8 @@
           <w:szCs w:val="28"/>
           <w:lang w:val="en-US"/>
         </w:rPr>
-        <w:t>State of Health (SOH)</w:t>
-      </w:r>
-    </w:p>
-    <w:p>
-      <w:pPr>
-        <w:pStyle w:val="a7"/>
-        <w:ind w:left="0" w:firstLine="709"/>
-        <w:jc w:val="both"/>
-        <w:rPr>
-          <w:rFonts w:ascii="Times New Roman" w:hAnsi="Times New Roman" w:cs="Times New Roman"/>
-          <w:sz w:val="28"/>
-          <w:szCs w:val="28"/>
-          <w:lang w:val="en-US"/>
-        </w:rPr>
-      </w:pPr>
-    </w:p>
-    <w:p>
-      <w:pPr>
-        <w:pStyle w:val="a7"/>
-        <w:ind w:left="0" w:firstLine="709"/>
-        <w:jc w:val="both"/>
-        <w:rPr>
-          <w:rFonts w:ascii="Times New Roman" w:hAnsi="Times New Roman" w:cs="Times New Roman"/>
-          <w:sz w:val="28"/>
-          <w:szCs w:val="28"/>
-        </w:rPr>
-      </w:pPr>
+        <w:t>State</w:t>
+      </w:r>
       <w:r>
         <w:rPr>
           <w:rFonts w:ascii="Times New Roman" w:hAnsi="Times New Roman" w:cs="Times New Roman"/>
@@ -6492,7 +5978,7 @@
           <w:sz w:val="28"/>
           <w:szCs w:val="28"/>
         </w:rPr>
-        <w:t>Физическая интерпретация SOH</w:t>
+        <w:t xml:space="preserve"> </w:t>
       </w:r>
       <w:r>
         <w:rPr>
@@ -6501,12 +5987,15 @@
           <w:bCs/>
           <w:sz w:val="28"/>
           <w:szCs w:val="28"/>
-        </w:rPr>
-        <w:t>.</w:t>
-      </w:r>
-      <w:r>
-        <w:rPr>
-          <w:rFonts w:ascii="Times New Roman" w:hAnsi="Times New Roman" w:cs="Times New Roman"/>
+          <w:lang w:val="en-US"/>
+        </w:rPr>
+        <w:t>of</w:t>
+      </w:r>
+      <w:r>
+        <w:rPr>
+          <w:rFonts w:ascii="Times New Roman" w:hAnsi="Times New Roman" w:cs="Times New Roman"/>
+          <w:b/>
+          <w:bCs/>
           <w:sz w:val="28"/>
           <w:szCs w:val="28"/>
         </w:rPr>
@@ -6515,6 +6004,90 @@
       <w:r>
         <w:rPr>
           <w:rFonts w:ascii="Times New Roman" w:hAnsi="Times New Roman" w:cs="Times New Roman"/>
+          <w:b/>
+          <w:bCs/>
+          <w:sz w:val="28"/>
+          <w:szCs w:val="28"/>
+          <w:lang w:val="en-US"/>
+        </w:rPr>
+        <w:t>Health</w:t>
+      </w:r>
+      <w:r>
+        <w:rPr>
+          <w:rFonts w:ascii="Times New Roman" w:hAnsi="Times New Roman" w:cs="Times New Roman"/>
+          <w:b/>
+          <w:bCs/>
+          <w:sz w:val="28"/>
+          <w:szCs w:val="28"/>
+        </w:rPr>
+        <w:t xml:space="preserve"> (</w:t>
+      </w:r>
+      <w:r>
+        <w:rPr>
+          <w:rFonts w:ascii="Times New Roman" w:hAnsi="Times New Roman" w:cs="Times New Roman"/>
+          <w:b/>
+          <w:bCs/>
+          <w:sz w:val="28"/>
+          <w:szCs w:val="28"/>
+          <w:lang w:val="en-US"/>
+        </w:rPr>
+        <w:t>SOH</w:t>
+      </w:r>
+      <w:r>
+        <w:rPr>
+          <w:rFonts w:ascii="Times New Roman" w:hAnsi="Times New Roman" w:cs="Times New Roman"/>
+          <w:b/>
+          <w:bCs/>
+          <w:sz w:val="28"/>
+          <w:szCs w:val="28"/>
+        </w:rPr>
+        <w:t>)</w:t>
+      </w:r>
+    </w:p>
+    <w:p>
+      <w:pPr>
+        <w:pStyle w:val="a7"/>
+        <w:ind w:left="0" w:firstLine="709"/>
+        <w:jc w:val="both"/>
+        <w:rPr>
+          <w:rFonts w:ascii="Times New Roman" w:hAnsi="Times New Roman" w:cs="Times New Roman"/>
+          <w:sz w:val="28"/>
+          <w:szCs w:val="28"/>
+        </w:rPr>
+      </w:pPr>
+    </w:p>
+    <w:p>
+      <w:pPr>
+        <w:pStyle w:val="a7"/>
+        <w:ind w:left="0" w:firstLine="709"/>
+        <w:jc w:val="both"/>
+        <w:rPr>
+          <w:rFonts w:ascii="Times New Roman" w:hAnsi="Times New Roman" w:cs="Times New Roman"/>
+          <w:sz w:val="28"/>
+          <w:szCs w:val="28"/>
+        </w:rPr>
+      </w:pPr>
+      <w:r>
+        <w:rPr>
+          <w:rFonts w:ascii="Times New Roman" w:hAnsi="Times New Roman" w:cs="Times New Roman"/>
+          <w:b/>
+          <w:bCs/>
+          <w:sz w:val="28"/>
+          <w:szCs w:val="28"/>
+        </w:rPr>
+        <w:t>Физическая интерпретация SOH.</w:t>
+      </w:r>
+      <w:r>
+        <w:rPr>
+          <w:rFonts w:ascii="Times New Roman" w:hAnsi="Times New Roman" w:cs="Times New Roman"/>
+          <w:sz w:val="28"/>
+          <w:szCs w:val="28"/>
+        </w:rPr>
+        <w:t xml:space="preserve"> </w:t>
+      </w:r>
+      <w:r>
+        <w:rPr>
+          <w:rFonts w:ascii="Times New Roman" w:hAnsi="Times New Roman" w:cs="Times New Roman"/>
           <w:sz w:val="28"/>
           <w:szCs w:val="28"/>
         </w:rPr>
@@ -6541,10 +6114,10 @@
           <w:szCs w:val="28"/>
         </w:rPr>
         <w:object w:dxaOrig="2120" w:dyaOrig="680" w14:anchorId="2D71A4DF">
-          <v:shape id="_x0000_i1078" type="#_x0000_t75" style="width:105.8pt;height:33.8pt" o:ole="">
+          <v:shape id="_x0000_i1046" type="#_x0000_t75" style="width:105.8pt;height:33.8pt" o:ole="">
             <v:imagedata r:id="rId54" o:title=""/>
           </v:shape>
-          <o:OLEObject Type="Embed" ProgID="Equation.DSMT4" ShapeID="_x0000_i1078" DrawAspect="Content" ObjectID="_1834590940" r:id="rId55"/>
+          <o:OLEObject Type="Embed" ProgID="Equation.DSMT4" ShapeID="_x0000_i1046" DrawAspect="Content" ObjectID="_1834593310" r:id="rId55"/>
         </w:object>
       </w:r>
     </w:p>
@@ -6579,7 +6152,6 @@
           <w:szCs w:val="28"/>
         </w:rPr>
       </w:pPr>
-      <w:proofErr w:type="spellStart"/>
       <w:r>
         <w:rPr>
           <w:rFonts w:ascii="Times New Roman" w:hAnsi="Times New Roman" w:cs="Times New Roman"/>
@@ -6599,7 +6171,6 @@
         </w:rPr>
         <w:t>actual</w:t>
       </w:r>
-      <w:proofErr w:type="spellEnd"/>
       <w:r>
         <w:rPr>
           <w:rFonts w:ascii="Times New Roman" w:hAnsi="Times New Roman" w:cs="Times New Roman"/>
@@ -6636,7 +6207,6 @@
           <w:szCs w:val="28"/>
         </w:rPr>
       </w:pPr>
-      <w:proofErr w:type="spellStart"/>
       <w:r>
         <w:rPr>
           <w:rFonts w:ascii="Times New Roman" w:hAnsi="Times New Roman" w:cs="Times New Roman"/>
@@ -6656,7 +6226,6 @@
         </w:rPr>
         <w:t>nom</w:t>
       </w:r>
-      <w:proofErr w:type="spellEnd"/>
       <w:r>
         <w:rPr>
           <w:rFonts w:ascii="Times New Roman" w:hAnsi="Times New Roman" w:cs="Times New Roman"/>
@@ -6851,21 +6420,393 @@
           <w:szCs w:val="28"/>
         </w:rPr>
         <w:lastRenderedPageBreak/>
-        <w:t>Импедансная интерпретация SOH</w:t>
-      </w:r>
-      <w:r>
+        <w:t>Импедансная интерпретация SOH.</w:t>
+      </w:r>
+      <w:r>
+        <w:rPr>
+          <w:rFonts w:ascii="Times New Roman" w:hAnsi="Times New Roman" w:cs="Times New Roman"/>
+          <w:sz w:val="28"/>
+          <w:szCs w:val="28"/>
+        </w:rPr>
+        <w:t xml:space="preserve"> </w:t>
+      </w:r>
+      <w:r>
+        <w:rPr>
+          <w:rFonts w:ascii="Times New Roman" w:hAnsi="Times New Roman" w:cs="Times New Roman"/>
+          <w:sz w:val="28"/>
+          <w:szCs w:val="28"/>
+        </w:rPr>
+        <w:t>С точки зрения электрохимической теории состояние здоровья батареи можно связать с изменением сопротивления переноса заряда:</w:t>
+      </w:r>
+    </w:p>
+    <w:p>
+      <w:pPr>
+        <w:pStyle w:val="a7"/>
+        <w:ind w:left="0" w:firstLine="709"/>
+        <w:jc w:val="both"/>
+        <w:rPr>
+          <w:rFonts w:ascii="Times New Roman" w:hAnsi="Times New Roman" w:cs="Times New Roman"/>
+          <w:sz w:val="28"/>
+          <w:szCs w:val="28"/>
+          <w:lang w:val="en-US"/>
+        </w:rPr>
+      </w:pPr>
+      <w:r>
+        <w:rPr>
+          <w:rFonts w:ascii="Times New Roman" w:hAnsi="Times New Roman" w:cs="Times New Roman"/>
+          <w:position w:val="-30"/>
+          <w:sz w:val="28"/>
+          <w:szCs w:val="28"/>
+        </w:rPr>
+        <w:object w:dxaOrig="1160" w:dyaOrig="680" w14:anchorId="6084A57C">
+          <v:shape id="_x0000_i1047" type="#_x0000_t75" style="width:58.25pt;height:33.8pt" o:ole="">
+            <v:imagedata r:id="rId57" o:title=""/>
+          </v:shape>
+          <o:OLEObject Type="Embed" ProgID="Equation.DSMT4" ShapeID="_x0000_i1047" DrawAspect="Content" ObjectID="_1834593311" r:id="rId58"/>
+        </w:object>
+      </w:r>
+    </w:p>
+    <w:p>
+      <w:pPr>
+        <w:pStyle w:val="a7"/>
+        <w:ind w:left="0" w:firstLine="709"/>
+        <w:jc w:val="both"/>
+        <w:rPr>
+          <w:rFonts w:ascii="Times New Roman" w:hAnsi="Times New Roman" w:cs="Times New Roman"/>
+          <w:sz w:val="28"/>
+          <w:szCs w:val="28"/>
+        </w:rPr>
+      </w:pPr>
+      <w:r>
+        <w:rPr>
+          <w:rFonts w:ascii="Times New Roman" w:hAnsi="Times New Roman" w:cs="Times New Roman"/>
+          <w:sz w:val="28"/>
+          <w:szCs w:val="28"/>
+        </w:rPr>
+        <w:t xml:space="preserve">, где </w:t>
+      </w:r>
+      <w:r>
+        <w:rPr>
+          <w:rFonts w:ascii="Times New Roman" w:hAnsi="Times New Roman" w:cs="Times New Roman"/>
+          <w:i/>
+          <w:iCs/>
+          <w:sz w:val="28"/>
+          <w:szCs w:val="28"/>
+          <w:lang w:val="en-US"/>
+        </w:rPr>
+        <w:t>R</w:t>
+      </w:r>
+      <w:r>
+        <w:rPr>
+          <w:rFonts w:ascii="Times New Roman" w:hAnsi="Times New Roman" w:cs="Times New Roman"/>
+          <w:i/>
+          <w:iCs/>
+          <w:sz w:val="28"/>
+          <w:szCs w:val="28"/>
+          <w:vertAlign w:val="subscript"/>
+          <w:lang w:val="en-US"/>
+        </w:rPr>
+        <w:t>ct</w:t>
+      </w:r>
+      <w:r>
+        <w:rPr>
+          <w:rFonts w:ascii="Times New Roman" w:hAnsi="Times New Roman" w:cs="Times New Roman"/>
+          <w:sz w:val="28"/>
+          <w:szCs w:val="28"/>
+        </w:rPr>
+        <w:t xml:space="preserve"> – сопротивление переноса заряда.</w:t>
+      </w:r>
+    </w:p>
+    <w:p>
+      <w:pPr>
+        <w:pStyle w:val="a7"/>
+        <w:ind w:left="0" w:firstLine="709"/>
+        <w:jc w:val="both"/>
+        <w:rPr>
+          <w:rFonts w:ascii="Times New Roman" w:hAnsi="Times New Roman" w:cs="Times New Roman"/>
+          <w:sz w:val="28"/>
+          <w:szCs w:val="28"/>
+        </w:rPr>
+      </w:pPr>
+    </w:p>
+    <w:p>
+      <w:pPr>
+        <w:pStyle w:val="a7"/>
+        <w:ind w:left="0" w:firstLine="709"/>
+        <w:jc w:val="both"/>
+        <w:rPr>
+          <w:rFonts w:ascii="Times New Roman" w:hAnsi="Times New Roman" w:cs="Times New Roman"/>
+          <w:sz w:val="28"/>
+          <w:szCs w:val="28"/>
+        </w:rPr>
+      </w:pPr>
+      <w:r>
+        <w:rPr>
+          <w:rFonts w:ascii="Times New Roman" w:hAnsi="Times New Roman" w:cs="Times New Roman"/>
+          <w:sz w:val="28"/>
+          <w:szCs w:val="28"/>
+        </w:rPr>
+        <w:t xml:space="preserve">Рост </w:t>
+      </w:r>
+      <w:r>
+        <w:rPr>
+          <w:rFonts w:ascii="Times New Roman" w:hAnsi="Times New Roman" w:cs="Times New Roman"/>
+          <w:i/>
+          <w:iCs/>
+          <w:sz w:val="28"/>
+          <w:szCs w:val="28"/>
+          <w:lang w:val="en-US"/>
+        </w:rPr>
+        <w:t>R</w:t>
+      </w:r>
+      <w:r>
+        <w:rPr>
+          <w:rFonts w:ascii="Times New Roman" w:hAnsi="Times New Roman" w:cs="Times New Roman"/>
+          <w:i/>
+          <w:iCs/>
+          <w:sz w:val="28"/>
+          <w:szCs w:val="28"/>
+          <w:vertAlign w:val="subscript"/>
+          <w:lang w:val="en-US"/>
+        </w:rPr>
+        <w:t>ct</w:t>
+      </w:r>
+      <w:r>
+        <w:rPr>
+          <w:rFonts w:ascii="Times New Roman" w:hAnsi="Times New Roman" w:cs="Times New Roman"/>
+          <w:i/>
+          <w:iCs/>
+          <w:sz w:val="28"/>
+          <w:szCs w:val="28"/>
+        </w:rPr>
+        <w:t xml:space="preserve"> </w:t>
+      </w:r>
+      <w:r>
+        <w:rPr>
+          <w:rFonts w:ascii="Times New Roman" w:hAnsi="Times New Roman" w:cs="Times New Roman"/>
+          <w:sz w:val="28"/>
+          <w:szCs w:val="28"/>
+        </w:rPr>
+        <w:t>свидетельствует о деградации электродных материалов.</w:t>
+      </w:r>
+    </w:p>
+    <w:p>
+      <w:pPr>
+        <w:pStyle w:val="a7"/>
+        <w:ind w:left="0" w:firstLine="709"/>
+        <w:jc w:val="both"/>
+        <w:rPr>
+          <w:rFonts w:ascii="Times New Roman" w:hAnsi="Times New Roman" w:cs="Times New Roman"/>
+          <w:sz w:val="28"/>
+          <w:szCs w:val="28"/>
+        </w:rPr>
+      </w:pPr>
+    </w:p>
+    <w:p>
+      <w:pPr>
+        <w:pStyle w:val="a7"/>
+        <w:ind w:left="0" w:firstLine="709"/>
+        <w:jc w:val="both"/>
         <w:rPr>
           <w:rFonts w:ascii="Times New Roman" w:hAnsi="Times New Roman" w:cs="Times New Roman"/>
           <w:b/>
           <w:bCs/>
           <w:sz w:val="28"/>
           <w:szCs w:val="28"/>
-        </w:rPr>
-        <w:t>.</w:t>
-      </w:r>
-      <w:r>
-        <w:rPr>
-          <w:rFonts w:ascii="Times New Roman" w:hAnsi="Times New Roman" w:cs="Times New Roman"/>
+          <w:lang w:val="en-US"/>
+        </w:rPr>
+      </w:pPr>
+      <w:r>
+        <w:rPr>
+          <w:rFonts w:ascii="Times New Roman" w:hAnsi="Times New Roman" w:cs="Times New Roman"/>
+          <w:b/>
+          <w:bCs/>
+          <w:sz w:val="28"/>
+          <w:szCs w:val="28"/>
+          <w:lang w:val="en-US"/>
+        </w:rPr>
+        <w:t>1.3.4 State of Function / State of Power (SOF)</w:t>
+      </w:r>
+    </w:p>
+    <w:p>
+      <w:pPr>
+        <w:pStyle w:val="a7"/>
+        <w:ind w:left="0" w:firstLine="709"/>
+        <w:jc w:val="both"/>
+        <w:rPr>
+          <w:rFonts w:ascii="Times New Roman" w:hAnsi="Times New Roman" w:cs="Times New Roman"/>
+          <w:sz w:val="28"/>
+          <w:szCs w:val="28"/>
+          <w:lang w:val="en-US"/>
+        </w:rPr>
+      </w:pPr>
+    </w:p>
+    <w:p>
+      <w:pPr>
+        <w:pStyle w:val="a7"/>
+        <w:ind w:left="0" w:firstLine="709"/>
+        <w:jc w:val="both"/>
+        <w:rPr>
+          <w:rFonts w:ascii="Times New Roman" w:hAnsi="Times New Roman" w:cs="Times New Roman"/>
+          <w:sz w:val="28"/>
+          <w:szCs w:val="28"/>
+        </w:rPr>
+      </w:pPr>
+      <w:r>
+        <w:rPr>
+          <w:rFonts w:ascii="Times New Roman" w:hAnsi="Times New Roman" w:cs="Times New Roman"/>
+          <w:sz w:val="28"/>
+          <w:szCs w:val="28"/>
+        </w:rPr>
+        <w:t>Показатель SOF характеризует способность батареи отдавать требуемую мощность в текущих условиях эксплуатации.</w:t>
+      </w:r>
+    </w:p>
+    <w:p>
+      <w:pPr>
+        <w:pStyle w:val="a7"/>
+        <w:ind w:left="0" w:firstLine="709"/>
+        <w:jc w:val="both"/>
+        <w:rPr>
+          <w:rFonts w:ascii="Times New Roman" w:hAnsi="Times New Roman" w:cs="Times New Roman"/>
+          <w:sz w:val="28"/>
+          <w:szCs w:val="28"/>
+        </w:rPr>
+      </w:pPr>
+      <w:r>
+        <w:rPr>
+          <w:rFonts w:ascii="Times New Roman" w:hAnsi="Times New Roman" w:cs="Times New Roman"/>
+          <w:sz w:val="28"/>
+          <w:szCs w:val="28"/>
+        </w:rPr>
+        <w:t>Максимальная мощность батареи определяется выражением</w:t>
+      </w:r>
+      <w:r>
+        <w:rPr>
+          <w:rFonts w:ascii="Times New Roman" w:hAnsi="Times New Roman" w:cs="Times New Roman"/>
+          <w:sz w:val="28"/>
+          <w:szCs w:val="28"/>
+        </w:rPr>
+        <w:t>:</w:t>
+      </w:r>
+    </w:p>
+    <w:p>
+      <w:pPr>
+        <w:pStyle w:val="a7"/>
+        <w:ind w:left="0" w:firstLine="709"/>
+        <w:jc w:val="both"/>
+        <w:rPr>
+          <w:rFonts w:ascii="Times New Roman" w:hAnsi="Times New Roman" w:cs="Times New Roman"/>
+          <w:sz w:val="28"/>
+          <w:szCs w:val="28"/>
+          <w:lang w:val="en-US"/>
+        </w:rPr>
+      </w:pPr>
+      <w:r>
+        <w:rPr>
+          <w:rFonts w:ascii="Times New Roman" w:hAnsi="Times New Roman" w:cs="Times New Roman"/>
+          <w:position w:val="-30"/>
+          <w:sz w:val="28"/>
+          <w:szCs w:val="28"/>
+        </w:rPr>
+        <w:object w:dxaOrig="1180" w:dyaOrig="720" w14:anchorId="64F28F28">
+          <v:shape id="_x0000_i1048" type="#_x0000_t75" style="width:58.85pt;height:36.3pt" o:ole="">
+            <v:imagedata r:id="rId59" o:title=""/>
+          </v:shape>
+          <o:OLEObject Type="Embed" ProgID="Equation.DSMT4" ShapeID="_x0000_i1048" DrawAspect="Content" ObjectID="_1834593312" r:id="rId60"/>
+        </w:object>
+      </w:r>
+    </w:p>
+    <w:p>
+      <w:pPr>
+        <w:pStyle w:val="a7"/>
+        <w:ind w:left="0" w:firstLine="709"/>
+        <w:jc w:val="both"/>
+        <w:rPr>
+          <w:rFonts w:ascii="Times New Roman" w:hAnsi="Times New Roman" w:cs="Times New Roman"/>
+          <w:sz w:val="28"/>
+          <w:szCs w:val="28"/>
+        </w:rPr>
+      </w:pPr>
+      <w:r>
+        <w:rPr>
+          <w:rFonts w:ascii="Times New Roman" w:hAnsi="Times New Roman" w:cs="Times New Roman"/>
+          <w:sz w:val="28"/>
+          <w:szCs w:val="28"/>
+        </w:rPr>
+        <w:t>Это выражение следует из теоремы максимальной передачи мощности в электрических цепях.</w:t>
+      </w:r>
+    </w:p>
+    <w:p>
+      <w:pPr>
+        <w:pStyle w:val="a7"/>
+        <w:ind w:left="0" w:firstLine="709"/>
+        <w:jc w:val="both"/>
+        <w:rPr>
+          <w:rFonts w:ascii="Times New Roman" w:hAnsi="Times New Roman" w:cs="Times New Roman"/>
+          <w:sz w:val="28"/>
+          <w:szCs w:val="28"/>
+        </w:rPr>
+      </w:pPr>
+      <w:r>
+        <w:rPr>
+          <w:rFonts w:ascii="Times New Roman" w:hAnsi="Times New Roman" w:cs="Times New Roman"/>
+          <w:sz w:val="28"/>
+          <w:szCs w:val="28"/>
+        </w:rPr>
+        <w:t>Рост внутреннего сопротивления батареи приводит к снижению максимальной доступной мощности.</w:t>
+      </w:r>
+    </w:p>
+    <w:p>
+      <w:pPr>
+        <w:pStyle w:val="a7"/>
+        <w:ind w:left="0" w:firstLine="709"/>
+        <w:jc w:val="both"/>
+        <w:rPr>
+          <w:rFonts w:ascii="Times New Roman" w:hAnsi="Times New Roman" w:cs="Times New Roman"/>
+          <w:sz w:val="28"/>
+          <w:szCs w:val="28"/>
+        </w:rPr>
+      </w:pPr>
+    </w:p>
+    <w:p>
+      <w:pPr>
+        <w:pStyle w:val="a7"/>
+        <w:ind w:left="0" w:firstLine="709"/>
+        <w:jc w:val="both"/>
+        <w:rPr>
+          <w:rFonts w:ascii="Times New Roman" w:hAnsi="Times New Roman" w:cs="Times New Roman"/>
+          <w:b/>
+          <w:bCs/>
+          <w:sz w:val="28"/>
+          <w:szCs w:val="28"/>
+        </w:rPr>
+      </w:pPr>
+      <w:r>
+        <w:rPr>
+          <w:rFonts w:ascii="Times New Roman" w:hAnsi="Times New Roman" w:cs="Times New Roman"/>
+          <w:b/>
+          <w:bCs/>
+          <w:sz w:val="28"/>
+          <w:szCs w:val="28"/>
+        </w:rPr>
+        <w:t xml:space="preserve">1.3.5 </w:t>
+      </w:r>
+      <w:r>
+        <w:rPr>
+          <w:rFonts w:ascii="Times New Roman" w:hAnsi="Times New Roman" w:cs="Times New Roman"/>
+          <w:b/>
+          <w:bCs/>
+          <w:sz w:val="28"/>
+          <w:szCs w:val="28"/>
+          <w:lang w:val="en-US"/>
+        </w:rPr>
+        <w:t>Remaining</w:t>
+      </w:r>
+      <w:r>
+        <w:rPr>
+          <w:rFonts w:ascii="Times New Roman" w:hAnsi="Times New Roman" w:cs="Times New Roman"/>
+          <w:b/>
+          <w:bCs/>
           <w:sz w:val="28"/>
           <w:szCs w:val="28"/>
         </w:rPr>
@@ -6874,36 +6815,161 @@
       <w:r>
         <w:rPr>
           <w:rFonts w:ascii="Times New Roman" w:hAnsi="Times New Roman" w:cs="Times New Roman"/>
-          <w:sz w:val="28"/>
-          <w:szCs w:val="28"/>
-        </w:rPr>
-        <w:t>С точки зрения электрохимической теории состояние здоровья батареи можно связать с изменением сопротивления переноса заряда:</w:t>
-      </w:r>
-    </w:p>
-    <w:p>
-      <w:pPr>
-        <w:pStyle w:val="a7"/>
-        <w:ind w:left="0" w:firstLine="709"/>
-        <w:jc w:val="both"/>
-        <w:rPr>
-          <w:rFonts w:ascii="Times New Roman" w:hAnsi="Times New Roman" w:cs="Times New Roman"/>
-          <w:sz w:val="28"/>
-          <w:szCs w:val="28"/>
-          <w:lang w:val="en-US"/>
-        </w:rPr>
-      </w:pPr>
-      <w:r>
-        <w:rPr>
-          <w:rFonts w:ascii="Times New Roman" w:hAnsi="Times New Roman" w:cs="Times New Roman"/>
-          <w:position w:val="-30"/>
-          <w:sz w:val="28"/>
-          <w:szCs w:val="28"/>
-        </w:rPr>
-        <w:object w:dxaOrig="1160" w:dyaOrig="680" w14:anchorId="6084A57C">
-          <v:shape id="_x0000_i1083" type="#_x0000_t75" style="width:58.25pt;height:33.8pt" o:ole="">
-            <v:imagedata r:id="rId57" o:title=""/>
+          <w:b/>
+          <w:bCs/>
+          <w:sz w:val="28"/>
+          <w:szCs w:val="28"/>
+          <w:lang w:val="en-US"/>
+        </w:rPr>
+        <w:t>Useful</w:t>
+      </w:r>
+      <w:r>
+        <w:rPr>
+          <w:rFonts w:ascii="Times New Roman" w:hAnsi="Times New Roman" w:cs="Times New Roman"/>
+          <w:b/>
+          <w:bCs/>
+          <w:sz w:val="28"/>
+          <w:szCs w:val="28"/>
+        </w:rPr>
+        <w:t xml:space="preserve"> </w:t>
+      </w:r>
+      <w:r>
+        <w:rPr>
+          <w:rFonts w:ascii="Times New Roman" w:hAnsi="Times New Roman" w:cs="Times New Roman"/>
+          <w:b/>
+          <w:bCs/>
+          <w:sz w:val="28"/>
+          <w:szCs w:val="28"/>
+          <w:lang w:val="en-US"/>
+        </w:rPr>
+        <w:t>Life</w:t>
+      </w:r>
+      <w:r>
+        <w:rPr>
+          <w:rFonts w:ascii="Times New Roman" w:hAnsi="Times New Roman" w:cs="Times New Roman"/>
+          <w:b/>
+          <w:bCs/>
+          <w:sz w:val="28"/>
+          <w:szCs w:val="28"/>
+        </w:rPr>
+        <w:t xml:space="preserve"> (</w:t>
+      </w:r>
+      <w:r>
+        <w:rPr>
+          <w:rFonts w:ascii="Times New Roman" w:hAnsi="Times New Roman" w:cs="Times New Roman"/>
+          <w:b/>
+          <w:bCs/>
+          <w:sz w:val="28"/>
+          <w:szCs w:val="28"/>
+          <w:lang w:val="en-US"/>
+        </w:rPr>
+        <w:t>RUL</w:t>
+      </w:r>
+      <w:r>
+        <w:rPr>
+          <w:rFonts w:ascii="Times New Roman" w:hAnsi="Times New Roman" w:cs="Times New Roman"/>
+          <w:b/>
+          <w:bCs/>
+          <w:sz w:val="28"/>
+          <w:szCs w:val="28"/>
+        </w:rPr>
+        <w:t>)</w:t>
+      </w:r>
+    </w:p>
+    <w:p>
+      <w:pPr>
+        <w:pStyle w:val="a7"/>
+        <w:ind w:left="0" w:firstLine="709"/>
+        <w:jc w:val="both"/>
+        <w:rPr>
+          <w:rFonts w:ascii="Times New Roman" w:hAnsi="Times New Roman" w:cs="Times New Roman"/>
+          <w:sz w:val="28"/>
+          <w:szCs w:val="28"/>
+        </w:rPr>
+      </w:pPr>
+    </w:p>
+    <w:p>
+      <w:pPr>
+        <w:pStyle w:val="a7"/>
+        <w:ind w:left="0" w:firstLine="709"/>
+        <w:jc w:val="both"/>
+        <w:rPr>
+          <w:rFonts w:ascii="Times New Roman" w:hAnsi="Times New Roman" w:cs="Times New Roman"/>
+          <w:sz w:val="28"/>
+          <w:szCs w:val="28"/>
+        </w:rPr>
+      </w:pPr>
+      <w:r>
+        <w:rPr>
+          <w:rFonts w:ascii="Times New Roman" w:hAnsi="Times New Roman" w:cs="Times New Roman"/>
+          <w:b/>
+          <w:bCs/>
+          <w:sz w:val="28"/>
+          <w:szCs w:val="28"/>
+        </w:rPr>
+        <w:t>Определение остаточного ресурса.</w:t>
+      </w:r>
+      <w:r>
+        <w:rPr>
+          <w:rFonts w:ascii="Times New Roman" w:hAnsi="Times New Roman" w:cs="Times New Roman"/>
+          <w:sz w:val="28"/>
+          <w:szCs w:val="28"/>
+        </w:rPr>
+        <w:t xml:space="preserve"> </w:t>
+      </w:r>
+      <w:r>
+        <w:rPr>
+          <w:rFonts w:ascii="Times New Roman" w:hAnsi="Times New Roman" w:cs="Times New Roman"/>
+          <w:sz w:val="28"/>
+          <w:szCs w:val="28"/>
+        </w:rPr>
+        <w:t>Остаточный ресурс батареи определяется как количество циклов или время эксплуатации до достижения предельного состояния.</w:t>
+      </w:r>
+    </w:p>
+    <w:p>
+      <w:pPr>
+        <w:pStyle w:val="a7"/>
+        <w:ind w:left="0" w:firstLine="709"/>
+        <w:jc w:val="both"/>
+        <w:rPr>
+          <w:rFonts w:ascii="Times New Roman" w:hAnsi="Times New Roman" w:cs="Times New Roman"/>
+          <w:sz w:val="28"/>
+          <w:szCs w:val="28"/>
+        </w:rPr>
+      </w:pPr>
+      <w:r>
+        <w:rPr>
+          <w:rFonts w:ascii="Times New Roman" w:hAnsi="Times New Roman" w:cs="Times New Roman"/>
+          <w:sz w:val="28"/>
+          <w:szCs w:val="28"/>
+        </w:rPr>
+        <w:t>Предельное состояние обычно определяется критическим значением SOH:</w:t>
+      </w:r>
+    </w:p>
+    <w:p>
+      <w:pPr>
+        <w:pStyle w:val="a7"/>
+        <w:ind w:left="0" w:firstLine="709"/>
+        <w:jc w:val="both"/>
+        <w:rPr>
+          <w:rFonts w:ascii="Times New Roman" w:hAnsi="Times New Roman" w:cs="Times New Roman"/>
+          <w:sz w:val="28"/>
+          <w:szCs w:val="28"/>
+          <w:lang w:val="en-US"/>
+        </w:rPr>
+      </w:pPr>
+      <w:r>
+        <w:rPr>
+          <w:rFonts w:ascii="Times New Roman" w:hAnsi="Times New Roman" w:cs="Times New Roman"/>
+          <w:position w:val="-12"/>
+          <w:sz w:val="28"/>
+          <w:szCs w:val="28"/>
+        </w:rPr>
+        <w:object w:dxaOrig="1460" w:dyaOrig="360" w14:anchorId="1451005C">
+          <v:shape id="_x0000_i1049" type="#_x0000_t75" style="width:73.25pt;height:18.15pt" o:ole="">
+            <v:imagedata r:id="rId61" o:title=""/>
           </v:shape>
-          <o:OLEObject Type="Embed" ProgID="Equation.DSMT4" ShapeID="_x0000_i1083" DrawAspect="Content" ObjectID="_1834590941" r:id="rId58"/>
+          <o:OLEObject Type="Embed" ProgID="Equation.DSMT4" ShapeID="_x0000_i1049" DrawAspect="Content" ObjectID="_1834593313" r:id="rId62"/>
         </w:object>
       </w:r>
     </w:p>
@@ -6924,9 +6990,63 @@
           <w:sz w:val="28"/>
           <w:szCs w:val="28"/>
         </w:rPr>
+        <w:t>Соответственно остаточный ресурс определяется как</w:t>
+      </w:r>
+      <w:r>
+        <w:rPr>
+          <w:rFonts w:ascii="Times New Roman" w:hAnsi="Times New Roman" w:cs="Times New Roman"/>
+          <w:sz w:val="28"/>
+          <w:szCs w:val="28"/>
+        </w:rPr>
+        <w:t>:</w:t>
+      </w:r>
+    </w:p>
+    <w:p>
+      <w:pPr>
+        <w:pStyle w:val="a7"/>
+        <w:ind w:left="0" w:firstLine="709"/>
+        <w:jc w:val="both"/>
+        <w:rPr>
+          <w:rFonts w:ascii="Times New Roman" w:hAnsi="Times New Roman" w:cs="Times New Roman"/>
+          <w:sz w:val="28"/>
+          <w:szCs w:val="28"/>
+          <w:lang w:val="en-US"/>
+        </w:rPr>
+      </w:pPr>
+      <w:r>
+        <w:rPr>
+          <w:rFonts w:ascii="Times New Roman" w:hAnsi="Times New Roman" w:cs="Times New Roman"/>
+          <w:position w:val="-12"/>
+          <w:sz w:val="28"/>
+          <w:szCs w:val="28"/>
+        </w:rPr>
+        <w:object w:dxaOrig="2000" w:dyaOrig="360" w14:anchorId="152FAAC8">
+          <v:shape id="_x0000_i1050" type="#_x0000_t75" style="width:100.15pt;height:18.15pt" o:ole="">
+            <v:imagedata r:id="rId63" o:title=""/>
+          </v:shape>
+          <o:OLEObject Type="Embed" ProgID="Equation.DSMT4" ShapeID="_x0000_i1050" DrawAspect="Content" ObjectID="_1834593314" r:id="rId64"/>
+        </w:object>
+      </w:r>
+    </w:p>
+    <w:p>
+      <w:pPr>
+        <w:pStyle w:val="a7"/>
+        <w:ind w:left="0" w:firstLine="709"/>
+        <w:jc w:val="both"/>
+        <w:rPr>
+          <w:rFonts w:ascii="Times New Roman" w:hAnsi="Times New Roman" w:cs="Times New Roman"/>
+          <w:sz w:val="28"/>
+          <w:szCs w:val="28"/>
+        </w:rPr>
+      </w:pPr>
+      <w:r>
+        <w:rPr>
+          <w:rFonts w:ascii="Times New Roman" w:hAnsi="Times New Roman" w:cs="Times New Roman"/>
+          <w:sz w:val="28"/>
+          <w:szCs w:val="28"/>
+        </w:rPr>
         <w:t xml:space="preserve">, где </w:t>
       </w:r>
-      <w:proofErr w:type="spellStart"/>
       <w:r>
         <w:rPr>
           <w:rFonts w:ascii="Times New Roman" w:hAnsi="Times New Roman" w:cs="Times New Roman"/>
@@ -6936,7 +7056,7 @@
           <w:szCs w:val="28"/>
           <w:lang w:val="en-US"/>
         </w:rPr>
-        <w:t>R</w:t>
+        <w:t>N</w:t>
       </w:r>
       <w:r>
         <w:rPr>
@@ -6948,518 +7068,8 @@
           <w:vertAlign w:val="subscript"/>
           <w:lang w:val="en-US"/>
         </w:rPr>
-        <w:t>ct</w:t>
-      </w:r>
-      <w:proofErr w:type="spellEnd"/>
-      <w:r>
-        <w:rPr>
-          <w:rFonts w:ascii="Times New Roman" w:hAnsi="Times New Roman" w:cs="Times New Roman"/>
-          <w:sz w:val="28"/>
-          <w:szCs w:val="28"/>
-        </w:rPr>
-        <w:t xml:space="preserve"> – сопротивление переноса заряда.</w:t>
-      </w:r>
-    </w:p>
-    <w:p>
-      <w:pPr>
-        <w:pStyle w:val="a7"/>
-        <w:ind w:left="0" w:firstLine="709"/>
-        <w:jc w:val="both"/>
-        <w:rPr>
-          <w:rFonts w:ascii="Times New Roman" w:hAnsi="Times New Roman" w:cs="Times New Roman"/>
-          <w:sz w:val="28"/>
-          <w:szCs w:val="28"/>
-        </w:rPr>
-      </w:pPr>
-    </w:p>
-    <w:p>
-      <w:pPr>
-        <w:pStyle w:val="a7"/>
-        <w:ind w:left="0" w:firstLine="709"/>
-        <w:jc w:val="both"/>
-        <w:rPr>
-          <w:rFonts w:ascii="Times New Roman" w:hAnsi="Times New Roman" w:cs="Times New Roman"/>
-          <w:sz w:val="28"/>
-          <w:szCs w:val="28"/>
-        </w:rPr>
-      </w:pPr>
-      <w:r>
-        <w:rPr>
-          <w:rFonts w:ascii="Times New Roman" w:hAnsi="Times New Roman" w:cs="Times New Roman"/>
-          <w:sz w:val="28"/>
-          <w:szCs w:val="28"/>
-        </w:rPr>
-        <w:t xml:space="preserve">Рост </w:t>
-      </w:r>
-      <w:proofErr w:type="spellStart"/>
-      <w:r>
-        <w:rPr>
-          <w:rFonts w:ascii="Times New Roman" w:hAnsi="Times New Roman" w:cs="Times New Roman"/>
-          <w:i/>
-          <w:iCs/>
-          <w:sz w:val="28"/>
-          <w:szCs w:val="28"/>
-          <w:lang w:val="en-US"/>
-        </w:rPr>
-        <w:t>R</w:t>
-      </w:r>
-      <w:r>
-        <w:rPr>
-          <w:rFonts w:ascii="Times New Roman" w:hAnsi="Times New Roman" w:cs="Times New Roman"/>
-          <w:i/>
-          <w:iCs/>
-          <w:sz w:val="28"/>
-          <w:szCs w:val="28"/>
-          <w:vertAlign w:val="subscript"/>
-          <w:lang w:val="en-US"/>
-        </w:rPr>
-        <w:t>ct</w:t>
-      </w:r>
-      <w:proofErr w:type="spellEnd"/>
-      <w:r>
-        <w:rPr>
-          <w:rFonts w:ascii="Times New Roman" w:hAnsi="Times New Roman" w:cs="Times New Roman"/>
-          <w:i/>
-          <w:iCs/>
-          <w:sz w:val="28"/>
-          <w:szCs w:val="28"/>
-        </w:rPr>
-        <w:t xml:space="preserve"> </w:t>
-      </w:r>
-      <w:r>
-        <w:rPr>
-          <w:rFonts w:ascii="Times New Roman" w:hAnsi="Times New Roman" w:cs="Times New Roman"/>
-          <w:sz w:val="28"/>
-          <w:szCs w:val="28"/>
-        </w:rPr>
-        <w:t>свидетельствует о деградации электродных материалов.</w:t>
-      </w:r>
-    </w:p>
-    <w:p>
-      <w:pPr>
-        <w:pStyle w:val="a7"/>
-        <w:ind w:left="0" w:firstLine="709"/>
-        <w:jc w:val="both"/>
-        <w:rPr>
-          <w:rFonts w:ascii="Times New Roman" w:hAnsi="Times New Roman" w:cs="Times New Roman"/>
-          <w:sz w:val="28"/>
-          <w:szCs w:val="28"/>
-        </w:rPr>
-      </w:pPr>
-    </w:p>
-    <w:p>
-      <w:pPr>
-        <w:pStyle w:val="a7"/>
-        <w:ind w:left="0" w:firstLine="709"/>
-        <w:jc w:val="both"/>
-        <w:rPr>
-          <w:rFonts w:ascii="Times New Roman" w:hAnsi="Times New Roman" w:cs="Times New Roman"/>
-          <w:b/>
-          <w:bCs/>
-          <w:sz w:val="28"/>
-          <w:szCs w:val="28"/>
-          <w:lang w:val="en-US"/>
-        </w:rPr>
-      </w:pPr>
-      <w:r>
-        <w:rPr>
-          <w:rFonts w:ascii="Times New Roman" w:hAnsi="Times New Roman" w:cs="Times New Roman"/>
-          <w:b/>
-          <w:bCs/>
-          <w:sz w:val="28"/>
-          <w:szCs w:val="28"/>
-          <w:lang w:val="en-US"/>
-        </w:rPr>
-        <w:t>1.3.4 State of Function / State of Power (SOF)</w:t>
-      </w:r>
-    </w:p>
-    <w:p>
-      <w:pPr>
-        <w:pStyle w:val="a7"/>
-        <w:ind w:left="0" w:firstLine="709"/>
-        <w:jc w:val="both"/>
-        <w:rPr>
-          <w:rFonts w:ascii="Times New Roman" w:hAnsi="Times New Roman" w:cs="Times New Roman"/>
-          <w:sz w:val="28"/>
-          <w:szCs w:val="28"/>
-          <w:lang w:val="en-US"/>
-        </w:rPr>
-      </w:pPr>
-    </w:p>
-    <w:p>
-      <w:pPr>
-        <w:pStyle w:val="a7"/>
-        <w:ind w:left="0" w:firstLine="709"/>
-        <w:jc w:val="both"/>
-        <w:rPr>
-          <w:rFonts w:ascii="Times New Roman" w:hAnsi="Times New Roman" w:cs="Times New Roman"/>
-          <w:sz w:val="28"/>
-          <w:szCs w:val="28"/>
-          <w:lang w:val="en-US"/>
-        </w:rPr>
-      </w:pPr>
-      <w:r>
-        <w:rPr>
-          <w:rFonts w:ascii="Times New Roman" w:hAnsi="Times New Roman" w:cs="Times New Roman"/>
-          <w:sz w:val="28"/>
-          <w:szCs w:val="28"/>
-        </w:rPr>
-        <w:t>Показатель SOF характеризует способность батареи отдавать требуемую мощность в текущих условиях эксплуатации.</w:t>
-      </w:r>
-    </w:p>
-    <w:p>
-      <w:pPr>
-        <w:pStyle w:val="a7"/>
-        <w:ind w:left="0" w:firstLine="709"/>
-        <w:jc w:val="both"/>
-        <w:rPr>
-          <w:rFonts w:ascii="Times New Roman" w:hAnsi="Times New Roman" w:cs="Times New Roman"/>
-          <w:sz w:val="28"/>
-          <w:szCs w:val="28"/>
-        </w:rPr>
-      </w:pPr>
-      <w:r>
-        <w:rPr>
-          <w:rFonts w:ascii="Times New Roman" w:hAnsi="Times New Roman" w:cs="Times New Roman"/>
-          <w:sz w:val="28"/>
-          <w:szCs w:val="28"/>
-        </w:rPr>
-        <w:t>Максимальная мощность батареи определяется выражением</w:t>
-      </w:r>
-      <w:r>
-        <w:rPr>
-          <w:rFonts w:ascii="Times New Roman" w:hAnsi="Times New Roman" w:cs="Times New Roman"/>
-          <w:sz w:val="28"/>
-          <w:szCs w:val="28"/>
-        </w:rPr>
-        <w:t>:</w:t>
-      </w:r>
-    </w:p>
-    <w:p>
-      <w:pPr>
-        <w:pStyle w:val="a7"/>
-        <w:ind w:left="0" w:firstLine="709"/>
-        <w:jc w:val="both"/>
-        <w:rPr>
-          <w:rFonts w:ascii="Times New Roman" w:hAnsi="Times New Roman" w:cs="Times New Roman"/>
-          <w:sz w:val="28"/>
-          <w:szCs w:val="28"/>
-          <w:lang w:val="en-US"/>
-        </w:rPr>
-      </w:pPr>
-      <w:r>
-        <w:rPr>
-          <w:rFonts w:ascii="Times New Roman" w:hAnsi="Times New Roman" w:cs="Times New Roman"/>
-          <w:position w:val="-30"/>
-          <w:sz w:val="28"/>
-          <w:szCs w:val="28"/>
-        </w:rPr>
-        <w:object w:dxaOrig="1180" w:dyaOrig="720" w14:anchorId="64F28F28">
-          <v:shape id="_x0000_i1086" type="#_x0000_t75" style="width:58.85pt;height:36.3pt" o:ole="">
-            <v:imagedata r:id="rId59" o:title=""/>
-          </v:shape>
-          <o:OLEObject Type="Embed" ProgID="Equation.DSMT4" ShapeID="_x0000_i1086" DrawAspect="Content" ObjectID="_1834590942" r:id="rId60"/>
-        </w:object>
-      </w:r>
-    </w:p>
-    <w:p>
-      <w:pPr>
-        <w:pStyle w:val="a7"/>
-        <w:ind w:left="0" w:firstLine="709"/>
-        <w:jc w:val="both"/>
-        <w:rPr>
-          <w:rFonts w:ascii="Times New Roman" w:hAnsi="Times New Roman" w:cs="Times New Roman"/>
-          <w:sz w:val="28"/>
-          <w:szCs w:val="28"/>
-          <w:lang w:val="en-US"/>
-        </w:rPr>
-      </w:pPr>
-      <w:r>
-        <w:rPr>
-          <w:rFonts w:ascii="Times New Roman" w:hAnsi="Times New Roman" w:cs="Times New Roman"/>
-          <w:sz w:val="28"/>
-          <w:szCs w:val="28"/>
-        </w:rPr>
-        <w:t>Это выражение следует из теоремы максимальной передачи мощности в электрических цепях.</w:t>
-      </w:r>
-    </w:p>
-    <w:p>
-      <w:pPr>
-        <w:pStyle w:val="a7"/>
-        <w:ind w:left="0" w:firstLine="709"/>
-        <w:jc w:val="both"/>
-        <w:rPr>
-          <w:rFonts w:ascii="Times New Roman" w:hAnsi="Times New Roman" w:cs="Times New Roman"/>
-          <w:sz w:val="28"/>
-          <w:szCs w:val="28"/>
-          <w:lang w:val="en-US"/>
-        </w:rPr>
-      </w:pPr>
-      <w:r>
-        <w:rPr>
-          <w:rFonts w:ascii="Times New Roman" w:hAnsi="Times New Roman" w:cs="Times New Roman"/>
-          <w:sz w:val="28"/>
-          <w:szCs w:val="28"/>
-        </w:rPr>
-        <w:t>Рост внутреннего сопротивления батареи приводит к снижению максимальной доступной мощности.</w:t>
-      </w:r>
-    </w:p>
-    <w:p>
-      <w:pPr>
-        <w:pStyle w:val="a7"/>
-        <w:ind w:left="0" w:firstLine="709"/>
-        <w:jc w:val="both"/>
-        <w:rPr>
-          <w:rFonts w:ascii="Times New Roman" w:hAnsi="Times New Roman" w:cs="Times New Roman"/>
-          <w:sz w:val="28"/>
-          <w:szCs w:val="28"/>
-          <w:lang w:val="en-US"/>
-        </w:rPr>
-      </w:pPr>
-    </w:p>
-    <w:p>
-      <w:pPr>
-        <w:pStyle w:val="a7"/>
-        <w:ind w:left="0" w:firstLine="709"/>
-        <w:jc w:val="both"/>
-        <w:rPr>
-          <w:rFonts w:ascii="Times New Roman" w:hAnsi="Times New Roman" w:cs="Times New Roman"/>
-          <w:b/>
-          <w:bCs/>
-          <w:sz w:val="28"/>
-          <w:szCs w:val="28"/>
-          <w:lang w:val="en-US"/>
-        </w:rPr>
-      </w:pPr>
-      <w:r>
-        <w:rPr>
-          <w:rFonts w:ascii="Times New Roman" w:hAnsi="Times New Roman" w:cs="Times New Roman"/>
-          <w:b/>
-          <w:bCs/>
-          <w:sz w:val="28"/>
-          <w:szCs w:val="28"/>
-        </w:rPr>
-        <w:t xml:space="preserve">1.3.5 </w:t>
-      </w:r>
-      <w:r>
-        <w:rPr>
-          <w:rFonts w:ascii="Times New Roman" w:hAnsi="Times New Roman" w:cs="Times New Roman"/>
-          <w:b/>
-          <w:bCs/>
-          <w:sz w:val="28"/>
-          <w:szCs w:val="28"/>
-          <w:lang w:val="en-US"/>
-        </w:rPr>
-        <w:t>Remaining Useful Life (RUL)</w:t>
-      </w:r>
-    </w:p>
-    <w:p>
-      <w:pPr>
-        <w:pStyle w:val="a7"/>
-        <w:ind w:left="0" w:firstLine="709"/>
-        <w:jc w:val="both"/>
-        <w:rPr>
-          <w:rFonts w:ascii="Times New Roman" w:hAnsi="Times New Roman" w:cs="Times New Roman"/>
-          <w:sz w:val="28"/>
-          <w:szCs w:val="28"/>
-          <w:lang w:val="en-US"/>
-        </w:rPr>
-      </w:pPr>
-    </w:p>
-    <w:p>
-      <w:pPr>
-        <w:pStyle w:val="a7"/>
-        <w:ind w:left="0" w:firstLine="709"/>
-        <w:jc w:val="both"/>
-        <w:rPr>
-          <w:rFonts w:ascii="Times New Roman" w:hAnsi="Times New Roman" w:cs="Times New Roman"/>
-          <w:sz w:val="28"/>
-          <w:szCs w:val="28"/>
-        </w:rPr>
-      </w:pPr>
-      <w:r>
-        <w:rPr>
-          <w:rFonts w:ascii="Times New Roman" w:hAnsi="Times New Roman" w:cs="Times New Roman"/>
-          <w:b/>
-          <w:bCs/>
-          <w:sz w:val="28"/>
-          <w:szCs w:val="28"/>
-        </w:rPr>
-        <w:t>Определение остаточного ресурса</w:t>
-      </w:r>
-      <w:r>
-        <w:rPr>
-          <w:rFonts w:ascii="Times New Roman" w:hAnsi="Times New Roman" w:cs="Times New Roman"/>
-          <w:b/>
-          <w:bCs/>
-          <w:sz w:val="28"/>
-          <w:szCs w:val="28"/>
-        </w:rPr>
-        <w:t>.</w:t>
-      </w:r>
-      <w:r>
-        <w:rPr>
-          <w:rFonts w:ascii="Times New Roman" w:hAnsi="Times New Roman" w:cs="Times New Roman"/>
-          <w:sz w:val="28"/>
-          <w:szCs w:val="28"/>
-        </w:rPr>
-        <w:t xml:space="preserve"> </w:t>
-      </w:r>
-      <w:r>
-        <w:rPr>
-          <w:rFonts w:ascii="Times New Roman" w:hAnsi="Times New Roman" w:cs="Times New Roman"/>
-          <w:sz w:val="28"/>
-          <w:szCs w:val="28"/>
-        </w:rPr>
-        <w:t>Остаточный ресурс батареи определяется как количество циклов или время эксплуатации до достижения предельного состояния.</w:t>
-      </w:r>
-    </w:p>
-    <w:p>
-      <w:pPr>
-        <w:pStyle w:val="a7"/>
-        <w:ind w:left="0" w:firstLine="709"/>
-        <w:jc w:val="both"/>
-        <w:rPr>
-          <w:rFonts w:ascii="Times New Roman" w:hAnsi="Times New Roman" w:cs="Times New Roman"/>
-          <w:sz w:val="28"/>
-          <w:szCs w:val="28"/>
-        </w:rPr>
-      </w:pPr>
-      <w:r>
-        <w:rPr>
-          <w:rFonts w:ascii="Times New Roman" w:hAnsi="Times New Roman" w:cs="Times New Roman"/>
-          <w:sz w:val="28"/>
-          <w:szCs w:val="28"/>
-        </w:rPr>
-        <w:t>Предельное состояние обычно определяется критическим значением SOH:</w:t>
-      </w:r>
-    </w:p>
-    <w:p>
-      <w:pPr>
-        <w:pStyle w:val="a7"/>
-        <w:ind w:left="0" w:firstLine="709"/>
-        <w:jc w:val="both"/>
-        <w:rPr>
-          <w:rFonts w:ascii="Times New Roman" w:hAnsi="Times New Roman" w:cs="Times New Roman"/>
-          <w:sz w:val="28"/>
-          <w:szCs w:val="28"/>
-          <w:lang w:val="en-US"/>
-        </w:rPr>
-      </w:pPr>
-      <w:r>
-        <w:rPr>
-          <w:rFonts w:ascii="Times New Roman" w:hAnsi="Times New Roman" w:cs="Times New Roman"/>
-          <w:position w:val="-12"/>
-          <w:sz w:val="28"/>
-          <w:szCs w:val="28"/>
-        </w:rPr>
-        <w:object w:dxaOrig="1460" w:dyaOrig="360" w14:anchorId="1451005C">
-          <v:shape id="_x0000_i1089" type="#_x0000_t75" style="width:73.25pt;height:18.15pt" o:ole="">
-            <v:imagedata r:id="rId61" o:title=""/>
-          </v:shape>
-          <o:OLEObject Type="Embed" ProgID="Equation.DSMT4" ShapeID="_x0000_i1089" DrawAspect="Content" ObjectID="_1834590943" r:id="rId62"/>
-        </w:object>
-      </w:r>
-    </w:p>
-    <w:p>
-      <w:pPr>
-        <w:pStyle w:val="a7"/>
-        <w:ind w:left="0" w:firstLine="709"/>
-        <w:jc w:val="both"/>
-        <w:rPr>
-          <w:rFonts w:ascii="Times New Roman" w:hAnsi="Times New Roman" w:cs="Times New Roman"/>
-          <w:sz w:val="28"/>
-          <w:szCs w:val="28"/>
-        </w:rPr>
-      </w:pPr>
-      <w:r>
-        <w:rPr>
-          <w:rFonts w:ascii="Times New Roman" w:hAnsi="Times New Roman" w:cs="Times New Roman"/>
-          <w:sz w:val="28"/>
-          <w:szCs w:val="28"/>
-        </w:rPr>
-        <w:t>Соответственно остаточный ресурс определяется как</w:t>
-      </w:r>
-      <w:r>
-        <w:rPr>
-          <w:rFonts w:ascii="Times New Roman" w:hAnsi="Times New Roman" w:cs="Times New Roman"/>
-          <w:sz w:val="28"/>
-          <w:szCs w:val="28"/>
-        </w:rPr>
-        <w:t>:</w:t>
-      </w:r>
-    </w:p>
-    <w:p>
-      <w:pPr>
-        <w:pStyle w:val="a7"/>
-        <w:ind w:left="0" w:firstLine="709"/>
-        <w:jc w:val="both"/>
-        <w:rPr>
-          <w:rFonts w:ascii="Times New Roman" w:hAnsi="Times New Roman" w:cs="Times New Roman"/>
-          <w:sz w:val="28"/>
-          <w:szCs w:val="28"/>
-          <w:lang w:val="en-US"/>
-        </w:rPr>
-      </w:pPr>
-      <w:r>
-        <w:rPr>
-          <w:rFonts w:ascii="Times New Roman" w:hAnsi="Times New Roman" w:cs="Times New Roman"/>
-          <w:position w:val="-12"/>
-          <w:sz w:val="28"/>
-          <w:szCs w:val="28"/>
-        </w:rPr>
-        <w:object w:dxaOrig="2000" w:dyaOrig="360" w14:anchorId="152FAAC8">
-          <v:shape id="_x0000_i1092" type="#_x0000_t75" style="width:100.15pt;height:18.15pt" o:ole="">
-            <v:imagedata r:id="rId63" o:title=""/>
-          </v:shape>
-          <o:OLEObject Type="Embed" ProgID="Equation.DSMT4" ShapeID="_x0000_i1092" DrawAspect="Content" ObjectID="_1834590944" r:id="rId64"/>
-        </w:object>
-      </w:r>
-    </w:p>
-    <w:p>
-      <w:pPr>
-        <w:pStyle w:val="a7"/>
-        <w:ind w:left="0" w:firstLine="709"/>
-        <w:jc w:val="both"/>
-        <w:rPr>
-          <w:rFonts w:ascii="Times New Roman" w:hAnsi="Times New Roman" w:cs="Times New Roman"/>
-          <w:sz w:val="28"/>
-          <w:szCs w:val="28"/>
-        </w:rPr>
-      </w:pPr>
-      <w:r>
-        <w:rPr>
-          <w:rFonts w:ascii="Times New Roman" w:hAnsi="Times New Roman" w:cs="Times New Roman"/>
-          <w:sz w:val="28"/>
-          <w:szCs w:val="28"/>
-        </w:rPr>
-        <w:t xml:space="preserve">, где </w:t>
-      </w:r>
-      <w:proofErr w:type="spellStart"/>
-      <w:r>
-        <w:rPr>
-          <w:rFonts w:ascii="Times New Roman" w:hAnsi="Times New Roman" w:cs="Times New Roman"/>
-          <w:i/>
-          <w:iCs/>
-          <w:sz w:val="28"/>
-          <w:szCs w:val="28"/>
-          <w:lang w:val="en-US"/>
-        </w:rPr>
-        <w:t>N</w:t>
-      </w:r>
-      <w:r>
-        <w:rPr>
-          <w:rFonts w:ascii="Times New Roman" w:hAnsi="Times New Roman" w:cs="Times New Roman"/>
-          <w:i/>
-          <w:iCs/>
-          <w:sz w:val="28"/>
-          <w:szCs w:val="28"/>
-          <w:vertAlign w:val="subscript"/>
-          <w:lang w:val="en-US"/>
-        </w:rPr>
         <w:t>crit</w:t>
       </w:r>
-      <w:proofErr w:type="spellEnd"/>
       <w:r>
         <w:rPr>
           <w:rFonts w:ascii="Times New Roman" w:hAnsi="Times New Roman" w:cs="Times New Roman"/>
@@ -7870,10 +7480,10 @@
                 <w:szCs w:val="28"/>
               </w:rPr>
               <w:object w:dxaOrig="1240" w:dyaOrig="680" w14:anchorId="0B7EB70E">
-                <v:shape id="_x0000_i1097" type="#_x0000_t75" style="width:62pt;height:33.8pt" o:ole="">
+                <v:shape id="_x0000_i1051" type="#_x0000_t75" style="width:62pt;height:33.8pt" o:ole="">
                   <v:imagedata r:id="rId66" o:title=""/>
                 </v:shape>
-                <o:OLEObject Type="Embed" ProgID="Equation.DSMT4" ShapeID="_x0000_i1097" DrawAspect="Content" ObjectID="_1834590945" r:id="rId67"/>
+                <o:OLEObject Type="Embed" ProgID="Equation.DSMT4" ShapeID="_x0000_i1051" DrawAspect="Content" ObjectID="_1834593315" r:id="rId67"/>
               </w:object>
             </w:r>
           </w:p>
@@ -7953,10 +7563,10 @@
                 <w:szCs w:val="28"/>
               </w:rPr>
               <w:object w:dxaOrig="1400" w:dyaOrig="680" w14:anchorId="596D4757">
-                <v:shape id="_x0000_i1100" type="#_x0000_t75" style="width:70.1pt;height:33.8pt" o:ole="">
+                <v:shape id="_x0000_i1052" type="#_x0000_t75" style="width:70.1pt;height:33.8pt" o:ole="">
                   <v:imagedata r:id="rId68" o:title=""/>
                 </v:shape>
-                <o:OLEObject Type="Embed" ProgID="Equation.DSMT4" ShapeID="_x0000_i1100" DrawAspect="Content" ObjectID="_1834590946" r:id="rId69"/>
+                <o:OLEObject Type="Embed" ProgID="Equation.DSMT4" ShapeID="_x0000_i1052" DrawAspect="Content" ObjectID="_1834593316" r:id="rId69"/>
               </w:object>
             </w:r>
           </w:p>
@@ -8036,10 +7646,10 @@
                 <w:szCs w:val="28"/>
               </w:rPr>
               <w:object w:dxaOrig="1180" w:dyaOrig="720" w14:anchorId="4800A756">
-                <v:shape id="_x0000_i1103" type="#_x0000_t75" style="width:58.85pt;height:36.3pt" o:ole="">
+                <v:shape id="_x0000_i1053" type="#_x0000_t75" style="width:58.85pt;height:36.3pt" o:ole="">
                   <v:imagedata r:id="rId70" o:title=""/>
                 </v:shape>
-                <o:OLEObject Type="Embed" ProgID="Equation.DSMT4" ShapeID="_x0000_i1103" DrawAspect="Content" ObjectID="_1834590947" r:id="rId71"/>
+                <o:OLEObject Type="Embed" ProgID="Equation.DSMT4" ShapeID="_x0000_i1053" DrawAspect="Content" ObjectID="_1834593317" r:id="rId71"/>
               </w:object>
             </w:r>
           </w:p>
@@ -8119,10 +7729,10 @@
                 <w:szCs w:val="28"/>
               </w:rPr>
               <w:object w:dxaOrig="2000" w:dyaOrig="360" w14:anchorId="46B6CB61">
-                <v:shape id="_x0000_i1106" type="#_x0000_t75" style="width:100.15pt;height:18.15pt" o:ole="">
+                <v:shape id="_x0000_i1054" type="#_x0000_t75" style="width:100.15pt;height:18.15pt" o:ole="">
                   <v:imagedata r:id="rId72" o:title=""/>
                 </v:shape>
-                <o:OLEObject Type="Embed" ProgID="Equation.DSMT4" ShapeID="_x0000_i1106" DrawAspect="Content" ObjectID="_1834590948" r:id="rId73"/>
+                <o:OLEObject Type="Embed" ProgID="Equation.DSMT4" ShapeID="_x0000_i1054" DrawAspect="Content" ObjectID="_1834593318" r:id="rId73"/>
               </w:object>
             </w:r>
           </w:p>
@@ -8153,7 +7763,6 @@
           <w:bCs/>
           <w:sz w:val="28"/>
           <w:szCs w:val="28"/>
-          <w:lang w:val="en-US"/>
         </w:rPr>
       </w:pPr>
       <w:r>
@@ -8176,20 +7785,18 @@
           <w:rFonts w:ascii="Times New Roman" w:hAnsi="Times New Roman" w:cs="Times New Roman"/>
           <w:sz w:val="28"/>
           <w:szCs w:val="28"/>
-          <w:lang w:val="en-US"/>
-        </w:rPr>
-      </w:pPr>
-    </w:p>
-    <w:p>
-      <w:pPr>
-        <w:pStyle w:val="a7"/>
-        <w:ind w:left="0" w:firstLine="709"/>
-        <w:jc w:val="both"/>
-        <w:rPr>
-          <w:rFonts w:ascii="Times New Roman" w:hAnsi="Times New Roman" w:cs="Times New Roman"/>
-          <w:sz w:val="28"/>
-          <w:szCs w:val="28"/>
-          <w:lang w:val="en-US"/>
+        </w:rPr>
+      </w:pPr>
+    </w:p>
+    <w:p>
+      <w:pPr>
+        <w:pStyle w:val="a7"/>
+        <w:ind w:left="0" w:firstLine="709"/>
+        <w:jc w:val="both"/>
+        <w:rPr>
+          <w:rFonts w:ascii="Times New Roman" w:hAnsi="Times New Roman" w:cs="Times New Roman"/>
+          <w:sz w:val="28"/>
+          <w:szCs w:val="28"/>
         </w:rPr>
       </w:pPr>
       <w:r>
@@ -8252,7 +7859,16 @@
           <w:sz w:val="28"/>
           <w:szCs w:val="28"/>
         </w:rPr>
-        <w:t xml:space="preserve"> и </w:t>
+        <w:t xml:space="preserve"> </w:t>
+      </w:r>
+      <w:r>
+        <w:rPr>
+          <w:rFonts w:ascii="Times New Roman" w:hAnsi="Times New Roman" w:cs="Times New Roman"/>
+          <w:sz w:val="28"/>
+          <w:szCs w:val="28"/>
+        </w:rPr>
+        <w:lastRenderedPageBreak/>
+        <w:t xml:space="preserve">и </w:t>
       </w:r>
       <w:r>
         <w:rPr>
@@ -8290,57 +7906,2582 @@
           <w:sz w:val="28"/>
           <w:szCs w:val="28"/>
         </w:rPr>
+        <w:t>При этом традиционные методы оценки данных параметров основаны на измерениях тока и напряжения батареи. Однако такие методы не позволяют напрямую анализировать внутренние электрохимические процессы деградации</w:t>
+      </w:r>
+      <w:r>
+        <w:rPr>
+          <w:rFonts w:ascii="Times New Roman" w:hAnsi="Times New Roman" w:cs="Times New Roman"/>
+          <w:sz w:val="28"/>
+          <w:szCs w:val="28"/>
+        </w:rPr>
+        <w:t>.</w:t>
+      </w:r>
+    </w:p>
+    <w:p>
+      <w:pPr>
+        <w:pStyle w:val="a7"/>
+        <w:ind w:left="0" w:firstLine="709"/>
+        <w:jc w:val="both"/>
+        <w:rPr>
+          <w:rFonts w:ascii="Times New Roman" w:hAnsi="Times New Roman" w:cs="Times New Roman"/>
+          <w:sz w:val="28"/>
+          <w:szCs w:val="28"/>
+        </w:rPr>
+      </w:pPr>
+      <w:r>
+        <w:rPr>
+          <w:rFonts w:ascii="Times New Roman" w:hAnsi="Times New Roman" w:cs="Times New Roman"/>
+          <w:sz w:val="28"/>
+          <w:szCs w:val="28"/>
+        </w:rPr>
+        <w:t>В связи с этим всё большее внимание уделяется методам диагностики, основанным на анализе импедансных характеристик аккумуляторных систе</w:t>
+      </w:r>
+      <w:r>
+        <w:rPr>
+          <w:rFonts w:ascii="Times New Roman" w:hAnsi="Times New Roman" w:cs="Times New Roman"/>
+          <w:sz w:val="28"/>
+          <w:szCs w:val="28"/>
+        </w:rPr>
+        <w:t>м.</w:t>
+      </w:r>
+    </w:p>
+    <w:p>
+      <w:pPr>
+        <w:pStyle w:val="a7"/>
+        <w:ind w:left="0" w:firstLine="709"/>
+        <w:jc w:val="both"/>
+        <w:rPr>
+          <w:rFonts w:ascii="Times New Roman" w:hAnsi="Times New Roman" w:cs="Times New Roman"/>
+          <w:sz w:val="28"/>
+          <w:szCs w:val="28"/>
+        </w:rPr>
+      </w:pPr>
+    </w:p>
+    <w:p>
+      <w:pPr>
+        <w:pStyle w:val="a7"/>
+        <w:ind w:left="0" w:firstLine="709"/>
+        <w:jc w:val="both"/>
+        <w:rPr>
+          <w:rFonts w:ascii="Times New Roman" w:hAnsi="Times New Roman" w:cs="Times New Roman"/>
+          <w:b/>
+          <w:bCs/>
+          <w:sz w:val="28"/>
+          <w:szCs w:val="28"/>
+        </w:rPr>
+      </w:pPr>
+      <w:r>
+        <w:rPr>
+          <w:rFonts w:ascii="Times New Roman" w:hAnsi="Times New Roman" w:cs="Times New Roman"/>
+          <w:b/>
+          <w:bCs/>
+          <w:sz w:val="28"/>
+          <w:szCs w:val="28"/>
+        </w:rPr>
+        <w:t>1.4 Электрохимическая импедансная спектроскопия как диагностический инструмент</w:t>
+      </w:r>
+    </w:p>
+    <w:p>
+      <w:pPr>
+        <w:pStyle w:val="a7"/>
+        <w:ind w:left="0" w:firstLine="709"/>
+        <w:jc w:val="both"/>
+        <w:rPr>
+          <w:rFonts w:ascii="Times New Roman" w:hAnsi="Times New Roman" w:cs="Times New Roman"/>
+          <w:sz w:val="28"/>
+          <w:szCs w:val="28"/>
+        </w:rPr>
+      </w:pPr>
+    </w:p>
+    <w:p>
+      <w:pPr>
+        <w:pStyle w:val="a7"/>
+        <w:ind w:left="0" w:firstLine="709"/>
+        <w:jc w:val="both"/>
+        <w:rPr>
+          <w:rFonts w:ascii="Times New Roman" w:hAnsi="Times New Roman" w:cs="Times New Roman"/>
+          <w:b/>
+          <w:bCs/>
+          <w:sz w:val="28"/>
+          <w:szCs w:val="28"/>
+        </w:rPr>
+      </w:pPr>
+      <w:r>
+        <w:rPr>
+          <w:rFonts w:ascii="Times New Roman" w:hAnsi="Times New Roman" w:cs="Times New Roman"/>
+          <w:b/>
+          <w:bCs/>
+          <w:sz w:val="28"/>
+          <w:szCs w:val="28"/>
+        </w:rPr>
+        <w:t>1.4.1 Физические основы импедансного анализа электрохимических систем</w:t>
+      </w:r>
+    </w:p>
+    <w:p>
+      <w:pPr>
+        <w:pStyle w:val="a7"/>
+        <w:ind w:left="0" w:firstLine="709"/>
+        <w:jc w:val="both"/>
+        <w:rPr>
+          <w:rFonts w:ascii="Times New Roman" w:hAnsi="Times New Roman" w:cs="Times New Roman"/>
+          <w:sz w:val="28"/>
+          <w:szCs w:val="28"/>
+        </w:rPr>
+      </w:pPr>
+    </w:p>
+    <w:p>
+      <w:pPr>
+        <w:pStyle w:val="a7"/>
+        <w:ind w:left="0" w:firstLine="709"/>
+        <w:jc w:val="both"/>
+        <w:rPr>
+          <w:rFonts w:ascii="Times New Roman" w:hAnsi="Times New Roman" w:cs="Times New Roman"/>
+          <w:sz w:val="28"/>
+          <w:szCs w:val="28"/>
+        </w:rPr>
+      </w:pPr>
+      <w:r>
+        <w:rPr>
+          <w:rFonts w:ascii="Times New Roman" w:hAnsi="Times New Roman" w:cs="Times New Roman"/>
+          <w:sz w:val="28"/>
+          <w:szCs w:val="28"/>
+        </w:rPr>
+        <w:t>Электрохимическая импедансная спектроскопия (Electrochemical Impedance Spectroscopy, EIS) является одним из наиболее информативных методов диагностики состояния электрохимических систем. Метод основан на анализе отклика системы на малое гармоническое возмущение тока или напряжения в широком диапазоне частот.</w:t>
+      </w:r>
+    </w:p>
+    <w:p>
+      <w:pPr>
+        <w:pStyle w:val="a7"/>
+        <w:ind w:left="0" w:firstLine="709"/>
+        <w:jc w:val="both"/>
+        <w:rPr>
+          <w:rFonts w:ascii="Times New Roman" w:hAnsi="Times New Roman" w:cs="Times New Roman"/>
+          <w:sz w:val="28"/>
+          <w:szCs w:val="28"/>
+        </w:rPr>
+      </w:pPr>
+      <w:r>
+        <w:rPr>
+          <w:rFonts w:ascii="Times New Roman" w:hAnsi="Times New Roman" w:cs="Times New Roman"/>
+          <w:sz w:val="28"/>
+          <w:szCs w:val="28"/>
+        </w:rPr>
+        <w:t>В основе метода лежит представление электрического сигнала в виде гармонической функции:</w:t>
+      </w:r>
+    </w:p>
+    <w:p>
+      <w:pPr>
+        <w:pStyle w:val="a7"/>
+        <w:ind w:left="0" w:firstLine="709"/>
+        <w:jc w:val="both"/>
+        <w:rPr>
+          <w:rFonts w:ascii="Times New Roman" w:hAnsi="Times New Roman" w:cs="Times New Roman"/>
+          <w:sz w:val="28"/>
+          <w:szCs w:val="28"/>
+          <w:lang w:val="en-US"/>
+        </w:rPr>
+      </w:pPr>
+      <w:r>
+        <w:rPr>
+          <w:rFonts w:ascii="Times New Roman" w:hAnsi="Times New Roman" w:cs="Times New Roman"/>
+          <w:position w:val="-12"/>
+          <w:sz w:val="28"/>
+          <w:szCs w:val="28"/>
+        </w:rPr>
+        <w:object w:dxaOrig="1719" w:dyaOrig="360" w14:anchorId="32F91A34">
+          <v:shape id="_x0000_i1066" type="#_x0000_t75" style="width:85.75pt;height:18.15pt" o:ole="">
+            <v:imagedata r:id="rId74" o:title=""/>
+          </v:shape>
+          <o:OLEObject Type="Embed" ProgID="Equation.DSMT4" ShapeID="_x0000_i1066" DrawAspect="Content" ObjectID="_1834593319" r:id="rId75"/>
+        </w:object>
+      </w:r>
+    </w:p>
+    <w:p>
+      <w:pPr>
+        <w:pStyle w:val="a7"/>
+        <w:ind w:left="0" w:firstLine="709"/>
+        <w:jc w:val="both"/>
+        <w:rPr>
+          <w:rFonts w:ascii="Times New Roman" w:hAnsi="Times New Roman" w:cs="Times New Roman"/>
+          <w:sz w:val="28"/>
+          <w:szCs w:val="28"/>
+        </w:rPr>
+      </w:pPr>
+      <w:r>
+        <w:rPr>
+          <w:rFonts w:ascii="Times New Roman" w:hAnsi="Times New Roman" w:cs="Times New Roman"/>
+          <w:sz w:val="28"/>
+          <w:szCs w:val="28"/>
+        </w:rPr>
+        <w:t>, где</w:t>
+      </w:r>
+    </w:p>
+    <w:p>
+      <w:pPr>
+        <w:pStyle w:val="a7"/>
+        <w:ind w:left="0" w:firstLine="709"/>
+        <w:jc w:val="both"/>
+        <w:rPr>
+          <w:rFonts w:ascii="Times New Roman" w:hAnsi="Times New Roman" w:cs="Times New Roman"/>
+          <w:sz w:val="28"/>
+          <w:szCs w:val="28"/>
+        </w:rPr>
+      </w:pPr>
+      <w:r>
+        <w:rPr>
+          <w:rFonts w:ascii="Times New Roman" w:hAnsi="Times New Roman" w:cs="Times New Roman"/>
+          <w:i/>
+          <w:iCs/>
+          <w:sz w:val="28"/>
+          <w:szCs w:val="28"/>
+          <w:lang w:val="en-US"/>
+        </w:rPr>
+        <w:t>U</w:t>
+      </w:r>
+      <w:r>
+        <w:rPr>
+          <w:rFonts w:ascii="Times New Roman" w:hAnsi="Times New Roman" w:cs="Times New Roman"/>
+          <w:i/>
+          <w:iCs/>
+          <w:sz w:val="28"/>
+          <w:szCs w:val="28"/>
+          <w:vertAlign w:val="subscript"/>
+        </w:rPr>
+        <w:t>0</w:t>
+      </w:r>
+      <w:r>
+        <w:rPr>
+          <w:rFonts w:ascii="Times New Roman" w:hAnsi="Times New Roman" w:cs="Times New Roman"/>
+          <w:sz w:val="28"/>
+          <w:szCs w:val="28"/>
+        </w:rPr>
+        <w:t xml:space="preserve"> – </w:t>
+      </w:r>
+      <w:r>
+        <w:rPr>
+          <w:rFonts w:ascii="Times New Roman" w:hAnsi="Times New Roman" w:cs="Times New Roman"/>
+          <w:sz w:val="28"/>
+          <w:szCs w:val="28"/>
+        </w:rPr>
+        <w:t xml:space="preserve">амплитуда </w:t>
+      </w:r>
+      <w:r>
+        <w:rPr>
+          <w:rFonts w:ascii="Times New Roman" w:hAnsi="Times New Roman" w:cs="Times New Roman"/>
+          <w:sz w:val="28"/>
+          <w:szCs w:val="28"/>
+        </w:rPr>
+        <w:t>напряжения</w:t>
+      </w:r>
+      <w:r>
+        <w:rPr>
+          <w:rFonts w:ascii="Times New Roman" w:hAnsi="Times New Roman" w:cs="Times New Roman"/>
+          <w:sz w:val="28"/>
+          <w:szCs w:val="28"/>
+        </w:rPr>
+        <w:t>;</w:t>
+      </w:r>
+    </w:p>
+    <w:p>
+      <w:pPr>
+        <w:pStyle w:val="a7"/>
+        <w:ind w:left="0" w:firstLine="709"/>
+        <w:jc w:val="both"/>
+        <w:rPr>
+          <w:rFonts w:ascii="Times New Roman" w:hAnsi="Times New Roman" w:cs="Times New Roman"/>
+          <w:sz w:val="28"/>
+          <w:szCs w:val="28"/>
+        </w:rPr>
+      </w:pPr>
+      <w:r>
+        <w:rPr>
+          <w:rFonts w:ascii="Times New Roman" w:hAnsi="Times New Roman" w:cs="Times New Roman"/>
+          <w:i/>
+          <w:iCs/>
+          <w:sz w:val="28"/>
+          <w:szCs w:val="28"/>
+        </w:rPr>
+        <w:t>ω</w:t>
+      </w:r>
+      <w:r>
+        <w:rPr>
+          <w:rFonts w:ascii="Times New Roman" w:hAnsi="Times New Roman" w:cs="Times New Roman"/>
+          <w:sz w:val="28"/>
+          <w:szCs w:val="28"/>
+        </w:rPr>
+        <w:t xml:space="preserve"> – круговая частота.</w:t>
+      </w:r>
+    </w:p>
+    <w:p>
+      <w:pPr>
+        <w:pStyle w:val="a7"/>
+        <w:ind w:left="0" w:firstLine="709"/>
+        <w:jc w:val="both"/>
+        <w:rPr>
+          <w:rFonts w:ascii="Times New Roman" w:hAnsi="Times New Roman" w:cs="Times New Roman"/>
+          <w:sz w:val="28"/>
+          <w:szCs w:val="28"/>
+        </w:rPr>
+      </w:pPr>
+    </w:p>
+    <w:p>
+      <w:pPr>
+        <w:pStyle w:val="a7"/>
+        <w:ind w:left="0" w:firstLine="709"/>
+        <w:jc w:val="both"/>
+        <w:rPr>
+          <w:rFonts w:ascii="Times New Roman" w:hAnsi="Times New Roman" w:cs="Times New Roman"/>
+          <w:sz w:val="28"/>
+          <w:szCs w:val="28"/>
+        </w:rPr>
+      </w:pPr>
+      <w:r>
+        <w:rPr>
+          <w:rFonts w:ascii="Times New Roman" w:hAnsi="Times New Roman" w:cs="Times New Roman"/>
+          <w:sz w:val="28"/>
+          <w:szCs w:val="28"/>
+        </w:rPr>
+        <w:t xml:space="preserve">Отклик системы на такое воздействие может быть представлен в виде </w:t>
+      </w:r>
+      <w:r>
+        <w:rPr>
+          <w:rFonts w:ascii="Times New Roman" w:hAnsi="Times New Roman" w:cs="Times New Roman"/>
+          <w:sz w:val="28"/>
+          <w:szCs w:val="28"/>
+        </w:rPr>
+        <w:t>тока</w:t>
+      </w:r>
+      <w:r>
+        <w:rPr>
+          <w:rFonts w:ascii="Times New Roman" w:hAnsi="Times New Roman" w:cs="Times New Roman"/>
+          <w:sz w:val="28"/>
+          <w:szCs w:val="28"/>
+        </w:rPr>
+        <w:t>:</w:t>
+      </w:r>
+    </w:p>
+    <w:p>
+      <w:pPr>
+        <w:pStyle w:val="a7"/>
+        <w:ind w:left="0" w:firstLine="709"/>
+        <w:jc w:val="both"/>
+        <w:rPr>
+          <w:rFonts w:ascii="Times New Roman" w:hAnsi="Times New Roman" w:cs="Times New Roman"/>
+          <w:sz w:val="28"/>
+          <w:szCs w:val="28"/>
+          <w:lang w:val="en-US"/>
+        </w:rPr>
+      </w:pPr>
+      <w:r>
+        <w:rPr>
+          <w:rFonts w:ascii="Times New Roman" w:hAnsi="Times New Roman" w:cs="Times New Roman"/>
+          <w:position w:val="-12"/>
+          <w:sz w:val="28"/>
+          <w:szCs w:val="28"/>
+        </w:rPr>
+        <w:object w:dxaOrig="1939" w:dyaOrig="360" w14:anchorId="21BFFD95">
+          <v:shape id="_x0000_i1068" type="#_x0000_t75" style="width:97.05pt;height:18.15pt" o:ole="">
+            <v:imagedata r:id="rId76" o:title=""/>
+          </v:shape>
+          <o:OLEObject Type="Embed" ProgID="Equation.DSMT4" ShapeID="_x0000_i1068" DrawAspect="Content" ObjectID="_1834593320" r:id="rId77"/>
+        </w:object>
+      </w:r>
+    </w:p>
+    <w:p>
+      <w:pPr>
+        <w:pStyle w:val="a7"/>
+        <w:ind w:left="0" w:firstLine="709"/>
+        <w:jc w:val="both"/>
+        <w:rPr>
+          <w:rFonts w:ascii="Times New Roman" w:hAnsi="Times New Roman" w:cs="Times New Roman"/>
+          <w:sz w:val="28"/>
+          <w:szCs w:val="28"/>
+        </w:rPr>
+      </w:pPr>
+      <w:r>
+        <w:rPr>
+          <w:rFonts w:ascii="Times New Roman" w:hAnsi="Times New Roman" w:cs="Times New Roman"/>
+          <w:sz w:val="28"/>
+          <w:szCs w:val="28"/>
+        </w:rPr>
+        <w:t xml:space="preserve">, где </w:t>
+      </w:r>
+      <w:r>
+        <w:rPr>
+          <w:rFonts w:ascii="Times New Roman" w:hAnsi="Times New Roman" w:cs="Times New Roman"/>
+          <w:i/>
+          <w:iCs/>
+          <w:sz w:val="28"/>
+          <w:szCs w:val="28"/>
+        </w:rPr>
+        <w:t>φ</w:t>
+      </w:r>
+      <w:r>
+        <w:rPr>
+          <w:rFonts w:ascii="Times New Roman" w:hAnsi="Times New Roman" w:cs="Times New Roman"/>
+          <w:sz w:val="28"/>
+          <w:szCs w:val="28"/>
+        </w:rPr>
+        <w:t xml:space="preserve"> – фазовый сдвиг между током и напряжением.</w:t>
+      </w:r>
+    </w:p>
+    <w:p>
+      <w:pPr>
+        <w:pStyle w:val="a7"/>
+        <w:ind w:left="0" w:firstLine="709"/>
+        <w:jc w:val="both"/>
+        <w:rPr>
+          <w:rFonts w:ascii="Times New Roman" w:hAnsi="Times New Roman" w:cs="Times New Roman"/>
+          <w:sz w:val="28"/>
+          <w:szCs w:val="28"/>
+        </w:rPr>
+      </w:pPr>
+    </w:p>
+    <w:p>
+      <w:pPr>
+        <w:pStyle w:val="a7"/>
+        <w:ind w:left="0" w:firstLine="709"/>
+        <w:jc w:val="both"/>
+        <w:rPr>
+          <w:rFonts w:ascii="Times New Roman" w:hAnsi="Times New Roman" w:cs="Times New Roman"/>
+          <w:sz w:val="28"/>
+          <w:szCs w:val="28"/>
+        </w:rPr>
+      </w:pPr>
+      <w:r>
+        <w:rPr>
+          <w:rFonts w:ascii="Times New Roman" w:hAnsi="Times New Roman" w:cs="Times New Roman"/>
+          <w:sz w:val="28"/>
+          <w:szCs w:val="28"/>
+        </w:rPr>
+        <w:t>Комплексный импеданс системы определяется как отношение комплексных амплитуд напряжения и тока:</w:t>
+      </w:r>
+    </w:p>
+    <w:p>
+      <w:pPr>
+        <w:pStyle w:val="a7"/>
+        <w:ind w:left="0" w:firstLine="709"/>
+        <w:jc w:val="both"/>
+        <w:rPr>
+          <w:rFonts w:ascii="Times New Roman" w:hAnsi="Times New Roman" w:cs="Times New Roman"/>
+          <w:sz w:val="28"/>
+          <w:szCs w:val="28"/>
+          <w:lang w:val="en-US"/>
+        </w:rPr>
+      </w:pPr>
+      <w:r>
+        <w:rPr>
+          <w:rFonts w:ascii="Times New Roman" w:hAnsi="Times New Roman" w:cs="Times New Roman"/>
+          <w:position w:val="-28"/>
+          <w:sz w:val="28"/>
+          <w:szCs w:val="28"/>
+        </w:rPr>
+        <w:object w:dxaOrig="1359" w:dyaOrig="660" w14:anchorId="71148E8B">
+          <v:shape id="_x0000_i1071" type="#_x0000_t75" style="width:68.25pt;height:33.2pt" o:ole="">
+            <v:imagedata r:id="rId78" o:title=""/>
+          </v:shape>
+          <o:OLEObject Type="Embed" ProgID="Equation.DSMT4" ShapeID="_x0000_i1071" DrawAspect="Content" ObjectID="_1834593321" r:id="rId79"/>
+        </w:object>
+      </w:r>
+    </w:p>
+    <w:p>
+      <w:pPr>
+        <w:pStyle w:val="a7"/>
+        <w:ind w:left="0" w:firstLine="709"/>
+        <w:jc w:val="both"/>
+        <w:rPr>
+          <w:rFonts w:ascii="Times New Roman" w:hAnsi="Times New Roman" w:cs="Times New Roman"/>
+          <w:sz w:val="28"/>
+          <w:szCs w:val="28"/>
+          <w:lang w:val="en-US"/>
+        </w:rPr>
+      </w:pPr>
+      <w:r>
+        <w:rPr>
+          <w:rFonts w:ascii="Times New Roman" w:hAnsi="Times New Roman" w:cs="Times New Roman"/>
+          <w:sz w:val="28"/>
+          <w:szCs w:val="28"/>
+        </w:rPr>
+        <w:t>Это определение является обобщением закона Ома для переменных сигналов.</w:t>
+      </w:r>
+    </w:p>
+    <w:p>
+      <w:pPr>
+        <w:pStyle w:val="a7"/>
+        <w:ind w:left="0" w:firstLine="709"/>
+        <w:jc w:val="both"/>
+        <w:rPr>
+          <w:rFonts w:ascii="Times New Roman" w:hAnsi="Times New Roman" w:cs="Times New Roman"/>
+          <w:sz w:val="28"/>
+          <w:szCs w:val="28"/>
+          <w:lang w:val="en-US"/>
+        </w:rPr>
+      </w:pPr>
+    </w:p>
+    <w:p>
+      <w:pPr>
+        <w:pStyle w:val="a7"/>
+        <w:ind w:left="0" w:firstLine="709"/>
+        <w:jc w:val="both"/>
+        <w:rPr>
+          <w:rFonts w:ascii="Times New Roman" w:hAnsi="Times New Roman" w:cs="Times New Roman"/>
+          <w:b/>
+          <w:bCs/>
+          <w:sz w:val="28"/>
+          <w:szCs w:val="28"/>
+          <w:lang w:val="en-US"/>
+        </w:rPr>
+      </w:pPr>
+      <w:r>
+        <w:rPr>
+          <w:rFonts w:ascii="Times New Roman" w:hAnsi="Times New Roman" w:cs="Times New Roman"/>
+          <w:b/>
+          <w:bCs/>
+          <w:sz w:val="28"/>
+          <w:szCs w:val="28"/>
+        </w:rPr>
+        <w:t>1.4.2 Комплексная форма импеданса</w:t>
+      </w:r>
+    </w:p>
+    <w:p>
+      <w:pPr>
+        <w:pStyle w:val="a7"/>
+        <w:ind w:left="0" w:firstLine="709"/>
+        <w:jc w:val="both"/>
+        <w:rPr>
+          <w:rFonts w:ascii="Times New Roman" w:hAnsi="Times New Roman" w:cs="Times New Roman"/>
+          <w:sz w:val="28"/>
+          <w:szCs w:val="28"/>
+          <w:lang w:val="en-US"/>
+        </w:rPr>
+      </w:pPr>
+    </w:p>
+    <w:p>
+      <w:pPr>
+        <w:pStyle w:val="a7"/>
+        <w:ind w:left="0" w:firstLine="709"/>
+        <w:jc w:val="both"/>
+        <w:rPr>
+          <w:rFonts w:ascii="Times New Roman" w:hAnsi="Times New Roman" w:cs="Times New Roman"/>
+          <w:sz w:val="28"/>
+          <w:szCs w:val="28"/>
+          <w:lang w:val="en-US"/>
+        </w:rPr>
+      </w:pPr>
+      <w:r>
+        <w:rPr>
+          <w:rFonts w:ascii="Times New Roman" w:hAnsi="Times New Roman" w:cs="Times New Roman"/>
+          <w:sz w:val="28"/>
+          <w:szCs w:val="28"/>
+        </w:rPr>
+        <w:t>В комплексной форме импеданс можно представить ка</w:t>
+      </w:r>
+      <w:r>
+        <w:rPr>
+          <w:rFonts w:ascii="Times New Roman" w:hAnsi="Times New Roman" w:cs="Times New Roman"/>
+          <w:sz w:val="28"/>
+          <w:szCs w:val="28"/>
+        </w:rPr>
+        <w:t>к</w:t>
+      </w:r>
+    </w:p>
+    <w:p>
+      <w:pPr>
+        <w:pStyle w:val="a7"/>
+        <w:ind w:left="0" w:firstLine="709"/>
+        <w:jc w:val="both"/>
+        <w:rPr>
+          <w:rFonts w:ascii="Times New Roman" w:hAnsi="Times New Roman" w:cs="Times New Roman"/>
+          <w:sz w:val="28"/>
+          <w:szCs w:val="28"/>
+          <w:lang w:val="en-US"/>
+        </w:rPr>
+      </w:pPr>
+      <w:r>
+        <w:rPr>
+          <w:rFonts w:ascii="Times New Roman" w:hAnsi="Times New Roman" w:cs="Times New Roman"/>
+          <w:position w:val="-10"/>
+          <w:sz w:val="28"/>
+          <w:szCs w:val="28"/>
+          <w:lang w:val="en-US"/>
+        </w:rPr>
+        <w:object w:dxaOrig="2260" w:dyaOrig="360" w14:anchorId="0CC47A89">
+          <v:shape id="_x0000_i1074" type="#_x0000_t75" style="width:112.7pt;height:18.15pt" o:ole="">
+            <v:imagedata r:id="rId80" o:title=""/>
+          </v:shape>
+          <o:OLEObject Type="Embed" ProgID="Equation.DSMT4" ShapeID="_x0000_i1074" DrawAspect="Content" ObjectID="_1834593322" r:id="rId81"/>
+        </w:object>
+      </w:r>
+    </w:p>
+    <w:p>
+      <w:pPr>
+        <w:pStyle w:val="a7"/>
+        <w:ind w:left="0" w:firstLine="709"/>
+        <w:jc w:val="both"/>
+        <w:rPr>
+          <w:rFonts w:ascii="Times New Roman" w:hAnsi="Times New Roman" w:cs="Times New Roman"/>
+          <w:sz w:val="28"/>
+          <w:szCs w:val="28"/>
+        </w:rPr>
+      </w:pPr>
+      <w:r>
+        <w:rPr>
+          <w:rFonts w:ascii="Times New Roman" w:hAnsi="Times New Roman" w:cs="Times New Roman"/>
+          <w:sz w:val="28"/>
+          <w:szCs w:val="28"/>
+        </w:rPr>
         <w:lastRenderedPageBreak/>
-        <w:t>При этом традиционные методы оценки данных параметров основаны на измерениях тока и напряжения батареи. Однако такие методы не позволяют напрямую анализировать внутренние электрохимические процессы деградации</w:t>
-      </w:r>
-      <w:r>
-        <w:rPr>
-          <w:rFonts w:ascii="Times New Roman" w:hAnsi="Times New Roman" w:cs="Times New Roman"/>
-          <w:sz w:val="28"/>
-          <w:szCs w:val="28"/>
+        <w:t>, где</w:t>
+      </w:r>
+    </w:p>
+    <w:p>
+      <w:pPr>
+        <w:pStyle w:val="a7"/>
+        <w:ind w:left="0" w:firstLine="709"/>
+        <w:jc w:val="both"/>
+        <w:rPr>
+          <w:rFonts w:ascii="Times New Roman" w:hAnsi="Times New Roman" w:cs="Times New Roman"/>
+          <w:sz w:val="28"/>
+          <w:szCs w:val="28"/>
+        </w:rPr>
+      </w:pPr>
+      <w:r>
+        <w:rPr>
+          <w:rFonts w:ascii="Times New Roman" w:hAnsi="Times New Roman" w:cs="Times New Roman"/>
+          <w:sz w:val="28"/>
+          <w:szCs w:val="28"/>
+          <w:lang w:val="en-US"/>
+        </w:rPr>
+        <w:t>Z</w:t>
+      </w:r>
+      <w:r>
+        <w:rPr>
+          <w:rFonts w:ascii="Times New Roman" w:hAnsi="Times New Roman" w:cs="Times New Roman"/>
+          <w:sz w:val="28"/>
+          <w:szCs w:val="28"/>
+          <w:vertAlign w:val="superscript"/>
+          <w:lang w:val="en-US"/>
+        </w:rPr>
+        <w:t>’</w:t>
+      </w:r>
+      <w:r>
+        <w:rPr>
+          <w:rFonts w:ascii="Times New Roman" w:hAnsi="Times New Roman" w:cs="Times New Roman"/>
+          <w:sz w:val="28"/>
+          <w:szCs w:val="28"/>
+          <w:lang w:val="en-US"/>
+        </w:rPr>
+        <w:t xml:space="preserve"> – </w:t>
+      </w:r>
+      <w:r>
+        <w:rPr>
+          <w:rFonts w:ascii="Times New Roman" w:hAnsi="Times New Roman" w:cs="Times New Roman"/>
+          <w:sz w:val="28"/>
+          <w:szCs w:val="28"/>
+        </w:rPr>
+        <w:t>действительная часть импеданса;</w:t>
+      </w:r>
+    </w:p>
+    <w:p>
+      <w:pPr>
+        <w:pStyle w:val="a7"/>
+        <w:ind w:left="0" w:firstLine="709"/>
+        <w:jc w:val="both"/>
+        <w:rPr>
+          <w:rFonts w:ascii="Times New Roman" w:hAnsi="Times New Roman" w:cs="Times New Roman"/>
+          <w:sz w:val="28"/>
+          <w:szCs w:val="28"/>
+        </w:rPr>
+      </w:pPr>
+      <w:r>
+        <w:rPr>
+          <w:rFonts w:ascii="Times New Roman" w:hAnsi="Times New Roman" w:cs="Times New Roman"/>
+          <w:sz w:val="28"/>
+          <w:szCs w:val="28"/>
+          <w:lang w:val="en-US"/>
+        </w:rPr>
+        <w:t>Z</w:t>
+      </w:r>
+      <w:r>
+        <w:rPr>
+          <w:rFonts w:ascii="Times New Roman" w:hAnsi="Times New Roman" w:cs="Times New Roman"/>
+          <w:sz w:val="28"/>
+          <w:szCs w:val="28"/>
+          <w:vertAlign w:val="superscript"/>
+        </w:rPr>
+        <w:t>’’</w:t>
+      </w:r>
+      <w:r>
+        <w:rPr>
+          <w:rFonts w:ascii="Times New Roman" w:hAnsi="Times New Roman" w:cs="Times New Roman"/>
+          <w:sz w:val="28"/>
+          <w:szCs w:val="28"/>
+        </w:rPr>
+        <w:t xml:space="preserve"> – </w:t>
+      </w:r>
+      <w:r>
+        <w:rPr>
+          <w:rFonts w:ascii="Times New Roman" w:hAnsi="Times New Roman" w:cs="Times New Roman"/>
+          <w:sz w:val="28"/>
+          <w:szCs w:val="28"/>
+        </w:rPr>
+        <w:t>мнимая часть импеданса.</w:t>
+      </w:r>
+    </w:p>
+    <w:p>
+      <w:pPr>
+        <w:pStyle w:val="a7"/>
+        <w:ind w:left="0" w:firstLine="709"/>
+        <w:jc w:val="both"/>
+        <w:rPr>
+          <w:rFonts w:ascii="Times New Roman" w:hAnsi="Times New Roman" w:cs="Times New Roman"/>
+          <w:sz w:val="28"/>
+          <w:szCs w:val="28"/>
+        </w:rPr>
+      </w:pPr>
+    </w:p>
+    <w:p>
+      <w:pPr>
+        <w:pStyle w:val="a7"/>
+        <w:ind w:left="0" w:firstLine="709"/>
+        <w:jc w:val="both"/>
+        <w:rPr>
+          <w:rFonts w:ascii="Times New Roman" w:hAnsi="Times New Roman" w:cs="Times New Roman"/>
+          <w:sz w:val="28"/>
+          <w:szCs w:val="28"/>
+        </w:rPr>
+      </w:pPr>
+      <w:r>
+        <w:rPr>
+          <w:rFonts w:ascii="Times New Roman" w:hAnsi="Times New Roman" w:cs="Times New Roman"/>
+          <w:sz w:val="28"/>
+          <w:szCs w:val="28"/>
+        </w:rPr>
+        <w:t>Действительная часть импеданса характеризует потери энергии в системе, тогда как мнимая часть связана с накоплением энергии в ёмкостных или индуктивных элементах.</w:t>
+      </w:r>
+    </w:p>
+    <w:p>
+      <w:pPr>
+        <w:pStyle w:val="a7"/>
+        <w:ind w:left="0" w:firstLine="709"/>
+        <w:jc w:val="both"/>
+        <w:rPr>
+          <w:rFonts w:ascii="Times New Roman" w:hAnsi="Times New Roman" w:cs="Times New Roman"/>
+          <w:sz w:val="28"/>
+          <w:szCs w:val="28"/>
+        </w:rPr>
+      </w:pPr>
+    </w:p>
+    <w:p>
+      <w:pPr>
+        <w:pStyle w:val="a7"/>
+        <w:ind w:left="0" w:firstLine="709"/>
+        <w:jc w:val="both"/>
+        <w:rPr>
+          <w:rFonts w:ascii="Times New Roman" w:hAnsi="Times New Roman" w:cs="Times New Roman"/>
+          <w:b/>
+          <w:bCs/>
+          <w:sz w:val="28"/>
+          <w:szCs w:val="28"/>
+        </w:rPr>
+      </w:pPr>
+      <w:r>
+        <w:rPr>
+          <w:rFonts w:ascii="Times New Roman" w:hAnsi="Times New Roman" w:cs="Times New Roman"/>
+          <w:b/>
+          <w:bCs/>
+          <w:sz w:val="28"/>
+          <w:szCs w:val="28"/>
+        </w:rPr>
+        <w:t>1.4.3 Эквивалентная схема аккумуляторной батареи</w:t>
+      </w:r>
+    </w:p>
+    <w:p>
+      <w:pPr>
+        <w:pStyle w:val="a7"/>
+        <w:ind w:left="0" w:firstLine="709"/>
+        <w:jc w:val="both"/>
+        <w:rPr>
+          <w:rFonts w:ascii="Times New Roman" w:hAnsi="Times New Roman" w:cs="Times New Roman"/>
+          <w:sz w:val="28"/>
+          <w:szCs w:val="28"/>
+        </w:rPr>
+      </w:pPr>
+    </w:p>
+    <w:p>
+      <w:pPr>
+        <w:pStyle w:val="a7"/>
+        <w:ind w:left="0" w:firstLine="709"/>
+        <w:jc w:val="both"/>
+        <w:rPr>
+          <w:rFonts w:ascii="Times New Roman" w:hAnsi="Times New Roman" w:cs="Times New Roman"/>
+          <w:sz w:val="28"/>
+          <w:szCs w:val="28"/>
+        </w:rPr>
+      </w:pPr>
+      <w:r>
+        <w:rPr>
+          <w:rFonts w:ascii="Times New Roman" w:hAnsi="Times New Roman" w:cs="Times New Roman"/>
+          <w:sz w:val="28"/>
+          <w:szCs w:val="28"/>
+        </w:rPr>
+        <w:t>Для описания импедансных характеристик аккумуляторных систем широко используется эквивалентная схема Рэндлса, включающая следующие элементы:</w:t>
+      </w:r>
+    </w:p>
+    <w:p>
+      <w:pPr>
+        <w:pStyle w:val="a7"/>
+        <w:numPr>
+          <w:ilvl w:val="0"/>
+          <w:numId w:val="10"/>
+        </w:numPr>
+        <w:ind w:left="0" w:firstLine="709"/>
+        <w:jc w:val="both"/>
+        <w:rPr>
+          <w:rFonts w:ascii="Times New Roman" w:hAnsi="Times New Roman" w:cs="Times New Roman"/>
+          <w:sz w:val="28"/>
+          <w:szCs w:val="28"/>
+        </w:rPr>
+      </w:pPr>
+      <w:r>
+        <w:rPr>
+          <w:rFonts w:ascii="Times New Roman" w:hAnsi="Times New Roman" w:cs="Times New Roman"/>
+          <w:sz w:val="28"/>
+          <w:szCs w:val="28"/>
+        </w:rPr>
+        <w:t>омическое сопротивление</w:t>
+      </w:r>
+      <w:r>
+        <w:rPr>
+          <w:rFonts w:ascii="Times New Roman" w:hAnsi="Times New Roman" w:cs="Times New Roman"/>
+          <w:sz w:val="28"/>
+          <w:szCs w:val="28"/>
+        </w:rPr>
+        <w:t xml:space="preserve"> </w:t>
+      </w:r>
+      <w:r>
+        <w:rPr>
+          <w:rFonts w:ascii="Times New Roman" w:hAnsi="Times New Roman" w:cs="Times New Roman"/>
+          <w:sz w:val="28"/>
+          <w:szCs w:val="28"/>
+          <w:lang w:val="en-US"/>
+        </w:rPr>
+        <w:t>R</w:t>
+      </w:r>
+      <w:r>
+        <w:rPr>
+          <w:rFonts w:ascii="Times New Roman" w:hAnsi="Times New Roman" w:cs="Times New Roman"/>
+          <w:sz w:val="28"/>
+          <w:szCs w:val="28"/>
+          <w:vertAlign w:val="subscript"/>
+          <w:lang w:val="en-US"/>
+        </w:rPr>
+        <w:t>Ω</w:t>
+      </w:r>
+      <w:r>
+        <w:rPr>
+          <w:rFonts w:ascii="Times New Roman" w:hAnsi="Times New Roman" w:cs="Times New Roman"/>
+          <w:sz w:val="28"/>
+          <w:szCs w:val="28"/>
+        </w:rPr>
+        <w:t>;</w:t>
+      </w:r>
+    </w:p>
+    <w:p>
+      <w:pPr>
+        <w:pStyle w:val="a7"/>
+        <w:numPr>
+          <w:ilvl w:val="0"/>
+          <w:numId w:val="10"/>
+        </w:numPr>
+        <w:ind w:left="0" w:firstLine="709"/>
+        <w:jc w:val="both"/>
+        <w:rPr>
+          <w:rFonts w:ascii="Times New Roman" w:hAnsi="Times New Roman" w:cs="Times New Roman"/>
+          <w:sz w:val="28"/>
+          <w:szCs w:val="28"/>
+        </w:rPr>
+      </w:pPr>
+      <w:r>
+        <w:rPr>
+          <w:rFonts w:ascii="Times New Roman" w:hAnsi="Times New Roman" w:cs="Times New Roman"/>
+          <w:sz w:val="28"/>
+          <w:szCs w:val="28"/>
+        </w:rPr>
+        <w:t>сопротивление переноса заряда</w:t>
+      </w:r>
+      <w:r>
+        <w:rPr>
+          <w:rFonts w:ascii="Times New Roman" w:hAnsi="Times New Roman" w:cs="Times New Roman"/>
+          <w:sz w:val="28"/>
+          <w:szCs w:val="28"/>
+          <w:lang w:val="en-US"/>
+        </w:rPr>
+        <w:t xml:space="preserve"> </w:t>
+      </w:r>
+      <w:r>
+        <w:rPr>
+          <w:rFonts w:ascii="Times New Roman" w:hAnsi="Times New Roman" w:cs="Times New Roman"/>
+          <w:sz w:val="28"/>
+          <w:szCs w:val="28"/>
+          <w:lang w:val="en-US"/>
+        </w:rPr>
+        <w:t>R</w:t>
+      </w:r>
+      <w:r>
+        <w:rPr>
+          <w:rFonts w:ascii="Times New Roman" w:hAnsi="Times New Roman" w:cs="Times New Roman"/>
+          <w:sz w:val="28"/>
+          <w:szCs w:val="28"/>
+          <w:vertAlign w:val="subscript"/>
+          <w:lang w:val="en-US"/>
+        </w:rPr>
+        <w:t>ct</w:t>
+      </w:r>
+      <w:r>
+        <w:rPr>
+          <w:rFonts w:ascii="Times New Roman" w:hAnsi="Times New Roman" w:cs="Times New Roman"/>
+          <w:sz w:val="28"/>
+          <w:szCs w:val="28"/>
+        </w:rPr>
+        <w:t>;</w:t>
+      </w:r>
+    </w:p>
+    <w:p>
+      <w:pPr>
+        <w:pStyle w:val="a7"/>
+        <w:numPr>
+          <w:ilvl w:val="0"/>
+          <w:numId w:val="10"/>
+        </w:numPr>
+        <w:ind w:left="0" w:firstLine="709"/>
+        <w:jc w:val="both"/>
+        <w:rPr>
+          <w:rFonts w:ascii="Times New Roman" w:hAnsi="Times New Roman" w:cs="Times New Roman"/>
+          <w:sz w:val="28"/>
+          <w:szCs w:val="28"/>
+        </w:rPr>
+      </w:pPr>
+      <w:r>
+        <w:rPr>
+          <w:rFonts w:ascii="Times New Roman" w:hAnsi="Times New Roman" w:cs="Times New Roman"/>
+          <w:sz w:val="28"/>
+          <w:szCs w:val="28"/>
+        </w:rPr>
+        <w:t>ёмкость двойного электрического слоя</w:t>
+      </w:r>
+      <w:r>
+        <w:rPr>
+          <w:rFonts w:ascii="Times New Roman" w:hAnsi="Times New Roman" w:cs="Times New Roman"/>
+          <w:sz w:val="28"/>
+          <w:szCs w:val="28"/>
+        </w:rPr>
+        <w:t xml:space="preserve"> </w:t>
+      </w:r>
+      <w:r>
+        <w:rPr>
+          <w:rFonts w:ascii="Times New Roman" w:hAnsi="Times New Roman" w:cs="Times New Roman"/>
+          <w:sz w:val="28"/>
+          <w:szCs w:val="28"/>
+          <w:lang w:val="en-US"/>
+        </w:rPr>
+        <w:t>C</w:t>
+      </w:r>
+      <w:r>
+        <w:rPr>
+          <w:rFonts w:ascii="Times New Roman" w:hAnsi="Times New Roman" w:cs="Times New Roman"/>
+          <w:sz w:val="28"/>
+          <w:szCs w:val="28"/>
+          <w:vertAlign w:val="subscript"/>
+          <w:lang w:val="en-US"/>
+        </w:rPr>
+        <w:t>dl</w:t>
+      </w:r>
+      <w:r>
+        <w:rPr>
+          <w:rFonts w:ascii="Times New Roman" w:hAnsi="Times New Roman" w:cs="Times New Roman"/>
+          <w:sz w:val="28"/>
+          <w:szCs w:val="28"/>
+        </w:rPr>
+        <w:t>;</w:t>
+      </w:r>
+    </w:p>
+    <w:p>
+      <w:pPr>
+        <w:pStyle w:val="a7"/>
+        <w:numPr>
+          <w:ilvl w:val="0"/>
+          <w:numId w:val="10"/>
+        </w:numPr>
+        <w:ind w:left="0" w:firstLine="709"/>
+        <w:jc w:val="both"/>
+        <w:rPr>
+          <w:rFonts w:ascii="Times New Roman" w:hAnsi="Times New Roman" w:cs="Times New Roman"/>
+          <w:sz w:val="28"/>
+          <w:szCs w:val="28"/>
+        </w:rPr>
+      </w:pPr>
+      <w:r>
+        <w:rPr>
+          <w:rFonts w:ascii="Times New Roman" w:hAnsi="Times New Roman" w:cs="Times New Roman"/>
+          <w:sz w:val="28"/>
+          <w:szCs w:val="28"/>
+        </w:rPr>
+        <w:t>диффузионный импеданс Варбурга</w:t>
+      </w:r>
+      <w:r>
+        <w:rPr>
+          <w:rFonts w:ascii="Times New Roman" w:hAnsi="Times New Roman" w:cs="Times New Roman"/>
+          <w:sz w:val="28"/>
+          <w:szCs w:val="28"/>
+        </w:rPr>
+        <w:t xml:space="preserve"> </w:t>
+      </w:r>
+      <w:r>
+        <w:rPr>
+          <w:rFonts w:ascii="Times New Roman" w:hAnsi="Times New Roman" w:cs="Times New Roman"/>
+          <w:sz w:val="28"/>
+          <w:szCs w:val="28"/>
+          <w:lang w:val="en-US"/>
+        </w:rPr>
+        <w:t>Z</w:t>
+      </w:r>
+      <w:r>
+        <w:rPr>
+          <w:rFonts w:ascii="Times New Roman" w:hAnsi="Times New Roman" w:cs="Times New Roman"/>
+          <w:sz w:val="28"/>
+          <w:szCs w:val="28"/>
+          <w:vertAlign w:val="subscript"/>
+          <w:lang w:val="en-US"/>
+        </w:rPr>
+        <w:t>w</w:t>
+      </w:r>
+      <w:r>
+        <w:rPr>
+          <w:rFonts w:ascii="Times New Roman" w:hAnsi="Times New Roman" w:cs="Times New Roman"/>
+          <w:sz w:val="28"/>
+          <w:szCs w:val="28"/>
+          <w:vertAlign w:val="subscript"/>
         </w:rPr>
         <w:t>.</w:t>
       </w:r>
     </w:p>
     <w:p>
       <w:pPr>
-        <w:pStyle w:val="a7"/>
-        <w:ind w:left="0" w:firstLine="709"/>
-        <w:jc w:val="both"/>
-        <w:rPr>
-          <w:rFonts w:ascii="Times New Roman" w:hAnsi="Times New Roman" w:cs="Times New Roman"/>
-          <w:sz w:val="28"/>
-          <w:szCs w:val="28"/>
-        </w:rPr>
-      </w:pPr>
-      <w:r>
-        <w:rPr>
-          <w:rFonts w:ascii="Times New Roman" w:hAnsi="Times New Roman" w:cs="Times New Roman"/>
-          <w:sz w:val="28"/>
-          <w:szCs w:val="28"/>
-        </w:rPr>
-        <w:t>В связи с этим всё большее внимание уделяется методам диагностики, основанным на анализе импедансных характеристик аккумуляторных систе</w:t>
-      </w:r>
-      <w:r>
-        <w:rPr>
-          <w:rFonts w:ascii="Times New Roman" w:hAnsi="Times New Roman" w:cs="Times New Roman"/>
-          <w:sz w:val="28"/>
-          <w:szCs w:val="28"/>
-        </w:rPr>
-        <w:t>м.</w:t>
-      </w:r>
-    </w:p>
-    <w:p>
-      <w:pPr>
-        <w:pStyle w:val="a7"/>
-        <w:ind w:left="0" w:firstLine="709"/>
-        <w:jc w:val="both"/>
-        <w:rPr>
-          <w:rFonts w:ascii="Times New Roman" w:hAnsi="Times New Roman" w:cs="Times New Roman"/>
-          <w:sz w:val="28"/>
-          <w:szCs w:val="28"/>
-        </w:rPr>
-      </w:pPr>
+        <w:ind w:firstLine="709"/>
+        <w:jc w:val="both"/>
+        <w:rPr>
+          <w:rFonts w:ascii="Times New Roman" w:hAnsi="Times New Roman" w:cs="Times New Roman"/>
+          <w:sz w:val="28"/>
+          <w:szCs w:val="28"/>
+        </w:rPr>
+      </w:pPr>
+      <w:r>
+        <w:rPr>
+          <w:rFonts w:ascii="Times New Roman" w:hAnsi="Times New Roman" w:cs="Times New Roman"/>
+          <w:sz w:val="28"/>
+          <w:szCs w:val="28"/>
+        </w:rPr>
+        <w:t>Комплексный импеданс такой схемы определяется выражением</w:t>
+      </w:r>
+    </w:p>
+    <w:p>
+      <w:pPr>
+        <w:ind w:firstLine="709"/>
+        <w:jc w:val="both"/>
+        <w:rPr>
+          <w:rFonts w:ascii="Times New Roman" w:hAnsi="Times New Roman" w:cs="Times New Roman"/>
+          <w:sz w:val="28"/>
+          <w:szCs w:val="28"/>
+          <w:lang w:val="en-US"/>
+        </w:rPr>
+      </w:pPr>
+      <w:r>
+        <w:rPr>
+          <w:rFonts w:ascii="Times New Roman" w:hAnsi="Times New Roman" w:cs="Times New Roman"/>
+          <w:position w:val="-32"/>
+          <w:sz w:val="28"/>
+          <w:szCs w:val="28"/>
+        </w:rPr>
+        <w:object w:dxaOrig="3200" w:dyaOrig="700" w14:anchorId="1F574A4B">
+          <v:shape id="_x0000_i1077" type="#_x0000_t75" style="width:160.3pt;height:35.05pt" o:ole="">
+            <v:imagedata r:id="rId82" o:title=""/>
+          </v:shape>
+          <o:OLEObject Type="Embed" ProgID="Equation.DSMT4" ShapeID="_x0000_i1077" DrawAspect="Content" ObjectID="_1834593323" r:id="rId83"/>
+        </w:object>
+      </w:r>
+    </w:p>
+    <w:p>
+      <w:pPr>
+        <w:ind w:firstLine="709"/>
+        <w:jc w:val="both"/>
+        <w:rPr>
+          <w:rFonts w:ascii="Times New Roman" w:hAnsi="Times New Roman" w:cs="Times New Roman"/>
+          <w:sz w:val="28"/>
+          <w:szCs w:val="28"/>
+        </w:rPr>
+      </w:pPr>
+      <w:r>
+        <w:rPr>
+          <w:rFonts w:ascii="Times New Roman" w:hAnsi="Times New Roman" w:cs="Times New Roman"/>
+          <w:sz w:val="28"/>
+          <w:szCs w:val="28"/>
+        </w:rPr>
+        <w:t xml:space="preserve">, где </w:t>
+      </w:r>
+      <w:r>
+        <w:rPr>
+          <w:rFonts w:ascii="Times New Roman" w:hAnsi="Times New Roman" w:cs="Times New Roman"/>
+          <w:i/>
+          <w:iCs/>
+          <w:sz w:val="28"/>
+          <w:szCs w:val="28"/>
+          <w:lang w:val="en-US"/>
+        </w:rPr>
+        <w:t>w</w:t>
+      </w:r>
+      <w:r>
+        <w:rPr>
+          <w:rFonts w:ascii="Times New Roman" w:hAnsi="Times New Roman" w:cs="Times New Roman"/>
+          <w:sz w:val="28"/>
+          <w:szCs w:val="28"/>
+          <w:lang w:val="en-US"/>
+        </w:rPr>
+        <w:t xml:space="preserve"> – </w:t>
+      </w:r>
+      <w:r>
+        <w:rPr>
+          <w:rFonts w:ascii="Times New Roman" w:hAnsi="Times New Roman" w:cs="Times New Roman"/>
+          <w:sz w:val="28"/>
+          <w:szCs w:val="28"/>
+        </w:rPr>
+        <w:t>коэффициент Варбурга.</w:t>
+      </w:r>
+    </w:p>
+    <w:p>
+      <w:pPr>
+        <w:ind w:firstLine="709"/>
+        <w:jc w:val="both"/>
+        <w:rPr>
+          <w:rFonts w:ascii="Times New Roman" w:hAnsi="Times New Roman" w:cs="Times New Roman"/>
+          <w:sz w:val="28"/>
+          <w:szCs w:val="28"/>
+        </w:rPr>
+      </w:pPr>
+      <w:r>
+        <w:rPr>
+          <w:rFonts w:ascii="Times New Roman" w:hAnsi="Times New Roman" w:cs="Times New Roman"/>
+          <w:sz w:val="28"/>
+          <w:szCs w:val="28"/>
+        </w:rPr>
+        <w:t>Последний член выражения следует из решения уравнения Фика для гармонического возмущения концентрации и описывает диффузионные процессы в электродных материалах.</w:t>
+      </w:r>
+    </w:p>
+    <w:p>
+      <w:pPr>
+        <w:ind w:firstLine="709"/>
+        <w:jc w:val="both"/>
+        <w:rPr>
+          <w:rFonts w:ascii="Times New Roman" w:hAnsi="Times New Roman" w:cs="Times New Roman"/>
+          <w:sz w:val="28"/>
+          <w:szCs w:val="28"/>
+        </w:rPr>
+      </w:pPr>
+    </w:p>
+    <w:p>
+      <w:pPr>
+        <w:ind w:firstLine="709"/>
+        <w:jc w:val="both"/>
+        <w:rPr>
+          <w:rFonts w:ascii="Times New Roman" w:hAnsi="Times New Roman" w:cs="Times New Roman"/>
+          <w:b/>
+          <w:bCs/>
+          <w:sz w:val="28"/>
+          <w:szCs w:val="28"/>
+        </w:rPr>
+      </w:pPr>
+      <w:r>
+        <w:rPr>
+          <w:rFonts w:ascii="Times New Roman" w:hAnsi="Times New Roman" w:cs="Times New Roman"/>
+          <w:b/>
+          <w:bCs/>
+          <w:sz w:val="28"/>
+          <w:szCs w:val="28"/>
+        </w:rPr>
+        <w:t>1.4.4 Диаграмма Найквиста</w:t>
+      </w:r>
+    </w:p>
+    <w:p>
+      <w:pPr>
+        <w:ind w:firstLine="709"/>
+        <w:jc w:val="both"/>
+        <w:rPr>
+          <w:rFonts w:ascii="Times New Roman" w:hAnsi="Times New Roman" w:cs="Times New Roman"/>
+          <w:sz w:val="28"/>
+          <w:szCs w:val="28"/>
+        </w:rPr>
+      </w:pPr>
+    </w:p>
+    <w:p>
+      <w:pPr>
+        <w:ind w:firstLine="709"/>
+        <w:jc w:val="both"/>
+        <w:rPr>
+          <w:rFonts w:ascii="Times New Roman" w:hAnsi="Times New Roman" w:cs="Times New Roman"/>
+          <w:sz w:val="28"/>
+          <w:szCs w:val="28"/>
+          <w:lang w:val="en-US"/>
+        </w:rPr>
+      </w:pPr>
+      <w:r>
+        <w:rPr>
+          <w:rFonts w:ascii="Times New Roman" w:hAnsi="Times New Roman" w:cs="Times New Roman"/>
+          <w:sz w:val="28"/>
+          <w:szCs w:val="28"/>
+        </w:rPr>
+        <w:t>Одним из наиболее распространённых способов представления импедансных данных является диаграмма Найквиста.</w:t>
+      </w:r>
+    </w:p>
+    <w:p>
+      <w:pPr>
+        <w:ind w:firstLine="709"/>
+        <w:jc w:val="both"/>
+        <w:rPr>
+          <w:rFonts w:ascii="Times New Roman" w:hAnsi="Times New Roman" w:cs="Times New Roman"/>
+          <w:sz w:val="28"/>
+          <w:szCs w:val="28"/>
+          <w:lang w:val="en-US"/>
+        </w:rPr>
+      </w:pPr>
+    </w:p>
+    <w:p>
+      <w:pPr>
+        <w:ind w:firstLine="709"/>
+        <w:jc w:val="both"/>
+        <w:rPr>
+          <w:rFonts w:ascii="Times New Roman" w:hAnsi="Times New Roman" w:cs="Times New Roman"/>
+          <w:sz w:val="28"/>
+          <w:szCs w:val="28"/>
+          <w:lang w:val="en-US"/>
+        </w:rPr>
+      </w:pPr>
+      <w:r>
+        <w:rPr>
+          <w:noProof/>
+        </w:rPr>
+        <w:lastRenderedPageBreak/>
+        <w:drawing>
+          <wp:inline distT="0" distB="0" distL="0" distR="0" wp14:anchorId="4C1DE850" wp14:editId="6C2550C6">
+            <wp:extent cx="5192395" cy="4150360"/>
+            <wp:effectExtent l="0" t="0" r="8255" b="2540"/>
+            <wp:docPr id="2013543346" name="Рисунок 1"/>
+            <wp:cNvGraphicFramePr>
+              <a:graphicFrameLocks xmlns:a="http://schemas.openxmlformats.org/drawingml/2006/main" noChangeAspect="1"/>
+            </wp:cNvGraphicFramePr>
+            <a:graphic xmlns:a="http://schemas.openxmlformats.org/drawingml/2006/main">
+              <a:graphicData uri="http://schemas.openxmlformats.org/drawingml/2006/picture">
+                <pic:pic xmlns:pic="http://schemas.openxmlformats.org/drawingml/2006/picture">
+                  <pic:nvPicPr>
+                    <pic:cNvPr id="0" name="Picture 54"/>
+                    <pic:cNvPicPr>
+                      <a:picLocks noChangeAspect="1" noChangeArrowheads="1"/>
+                    </pic:cNvPicPr>
+                  </pic:nvPicPr>
+                  <pic:blipFill>
+                    <a:blip r:embed="rId84" cstate="print">
+                      <a:extLst>
+                        <a:ext uri="{28A0092B-C50C-407E-A947-70E740481C1C}">
+                          <a14:useLocalDpi xmlns:a14="http://schemas.microsoft.com/office/drawing/2010/main" val="0"/>
+                        </a:ext>
+                      </a:extLst>
+                    </a:blip>
+                    <a:srcRect/>
+                    <a:stretch>
+                      <a:fillRect/>
+                    </a:stretch>
+                  </pic:blipFill>
+                  <pic:spPr bwMode="auto">
+                    <a:xfrm>
+                      <a:off x="0" y="0"/>
+                      <a:ext cx="5192395" cy="4150360"/>
+                    </a:xfrm>
+                    <a:prstGeom prst="rect">
+                      <a:avLst/>
+                    </a:prstGeom>
+                    <a:noFill/>
+                    <a:ln>
+                      <a:noFill/>
+                    </a:ln>
+                  </pic:spPr>
+                </pic:pic>
+              </a:graphicData>
+            </a:graphic>
+          </wp:inline>
+        </w:drawing>
+      </w:r>
+    </w:p>
+    <w:p>
+      <w:pPr>
+        <w:ind w:firstLine="709"/>
+        <w:jc w:val="both"/>
+        <w:rPr>
+          <w:rFonts w:ascii="Times New Roman" w:hAnsi="Times New Roman" w:cs="Times New Roman"/>
+          <w:sz w:val="28"/>
+          <w:szCs w:val="28"/>
+          <w:lang w:val="en-US"/>
+        </w:rPr>
+      </w:pPr>
+      <w:r>
+        <w:rPr>
+          <w:rFonts w:ascii="Times New Roman" w:hAnsi="Times New Roman" w:cs="Times New Roman"/>
+          <w:sz w:val="28"/>
+          <w:szCs w:val="28"/>
+        </w:rPr>
+        <w:t>Рисунок 1.9 — Типичная диаграмма Найквиста для тяговой аккумуляторной батареи. Полукруг соответствует сопротивлению переноса заряда, а наклонный участок характеризует диффузионный импеданс Варбурга.</w:t>
+      </w:r>
+    </w:p>
+    <w:p>
+      <w:pPr>
+        <w:ind w:firstLine="709"/>
+        <w:jc w:val="both"/>
+        <w:rPr>
+          <w:rFonts w:ascii="Times New Roman" w:hAnsi="Times New Roman" w:cs="Times New Roman"/>
+          <w:sz w:val="28"/>
+          <w:szCs w:val="28"/>
+          <w:lang w:val="en-US"/>
+        </w:rPr>
+      </w:pPr>
+    </w:p>
+    <w:p>
+      <w:pPr>
+        <w:ind w:firstLine="709"/>
+        <w:jc w:val="both"/>
+        <w:rPr>
+          <w:rFonts w:ascii="Times New Roman" w:hAnsi="Times New Roman" w:cs="Times New Roman"/>
+          <w:sz w:val="28"/>
+          <w:szCs w:val="28"/>
+          <w:lang w:val="en-US"/>
+        </w:rPr>
+      </w:pPr>
+      <w:r>
+        <w:rPr>
+          <w:rFonts w:ascii="Times New Roman" w:hAnsi="Times New Roman" w:cs="Times New Roman"/>
+          <w:sz w:val="28"/>
+          <w:szCs w:val="28"/>
+        </w:rPr>
+        <w:t>На высоких частотах наблюдается пересечение кривой с осью действительных значений импеданса, соответствующее омическому сопротивлению системы:</w:t>
+      </w:r>
+    </w:p>
+    <w:p>
+      <w:pPr>
+        <w:ind w:firstLine="709"/>
+        <w:jc w:val="both"/>
+        <w:rPr>
+          <w:rFonts w:ascii="Times New Roman" w:hAnsi="Times New Roman" w:cs="Times New Roman"/>
+          <w:sz w:val="28"/>
+          <w:szCs w:val="28"/>
+          <w:lang w:val="en-US"/>
+        </w:rPr>
+      </w:pPr>
+      <w:r>
+        <w:rPr>
+          <w:rFonts w:ascii="Times New Roman" w:hAnsi="Times New Roman" w:cs="Times New Roman"/>
+          <w:position w:val="-12"/>
+          <w:sz w:val="28"/>
+          <w:szCs w:val="28"/>
+          <w:lang w:val="en-US"/>
+        </w:rPr>
+        <w:object w:dxaOrig="1640" w:dyaOrig="380" w14:anchorId="26150A93">
+          <v:shape id="_x0000_i1082" type="#_x0000_t75" style="width:82pt;height:18.8pt" o:ole="">
+            <v:imagedata r:id="rId85" o:title=""/>
+          </v:shape>
+          <o:OLEObject Type="Embed" ProgID="Equation.DSMT4" ShapeID="_x0000_i1082" DrawAspect="Content" ObjectID="_1834593324" r:id="rId86"/>
+        </w:object>
+      </w:r>
+    </w:p>
+    <w:p>
+      <w:pPr>
+        <w:ind w:firstLine="709"/>
+        <w:jc w:val="both"/>
+        <w:rPr>
+          <w:rFonts w:ascii="Times New Roman" w:hAnsi="Times New Roman" w:cs="Times New Roman"/>
+          <w:sz w:val="28"/>
+          <w:szCs w:val="28"/>
+          <w:lang w:val="en-US"/>
+        </w:rPr>
+      </w:pPr>
+      <w:r>
+        <w:rPr>
+          <w:rFonts w:ascii="Times New Roman" w:hAnsi="Times New Roman" w:cs="Times New Roman"/>
+          <w:sz w:val="28"/>
+          <w:szCs w:val="28"/>
+        </w:rPr>
+        <w:t>Диаметр полукруга определяется сопротивлением переноса заряда:</w:t>
+      </w:r>
+    </w:p>
+    <w:p>
+      <w:pPr>
+        <w:ind w:firstLine="709"/>
+        <w:jc w:val="both"/>
+        <w:rPr>
+          <w:rFonts w:ascii="Times New Roman" w:hAnsi="Times New Roman" w:cs="Times New Roman"/>
+          <w:sz w:val="28"/>
+          <w:szCs w:val="28"/>
+          <w:lang w:val="en-US"/>
+        </w:rPr>
+      </w:pPr>
+      <w:r>
+        <w:rPr>
+          <w:rFonts w:ascii="Times New Roman" w:hAnsi="Times New Roman" w:cs="Times New Roman"/>
+          <w:position w:val="-12"/>
+          <w:sz w:val="28"/>
+          <w:szCs w:val="28"/>
+          <w:lang w:val="en-US"/>
+        </w:rPr>
+        <w:object w:dxaOrig="1020" w:dyaOrig="360" w14:anchorId="0364FF5B">
+          <v:shape id="_x0000_i1085" type="#_x0000_t75" style="width:50.7pt;height:18.15pt" o:ole="">
+            <v:imagedata r:id="rId87" o:title=""/>
+          </v:shape>
+          <o:OLEObject Type="Embed" ProgID="Equation.DSMT4" ShapeID="_x0000_i1085" DrawAspect="Content" ObjectID="_1834593325" r:id="rId88"/>
+        </w:object>
+      </w:r>
+    </w:p>
+    <w:p>
+      <w:pPr>
+        <w:ind w:firstLine="709"/>
+        <w:jc w:val="both"/>
+        <w:rPr>
+          <w:rFonts w:ascii="Times New Roman" w:hAnsi="Times New Roman" w:cs="Times New Roman"/>
+          <w:sz w:val="28"/>
+          <w:szCs w:val="28"/>
+        </w:rPr>
+      </w:pPr>
+      <w:r>
+        <w:rPr>
+          <w:rFonts w:ascii="Times New Roman" w:hAnsi="Times New Roman" w:cs="Times New Roman"/>
+          <w:sz w:val="28"/>
+          <w:szCs w:val="28"/>
+        </w:rPr>
+        <w:t>Низкочастотная область характеризуется наклонной линией, связанной с диффузией ионов в электродных материалах</w:t>
+      </w:r>
+      <w:r>
+        <w:rPr>
+          <w:rFonts w:ascii="Times New Roman" w:hAnsi="Times New Roman" w:cs="Times New Roman"/>
+          <w:sz w:val="28"/>
+          <w:szCs w:val="28"/>
+        </w:rPr>
+        <w:t>.</w:t>
+      </w:r>
+    </w:p>
+    <w:p>
+      <w:pPr>
+        <w:ind w:firstLine="709"/>
+        <w:jc w:val="both"/>
+        <w:rPr>
+          <w:rFonts w:ascii="Times New Roman" w:hAnsi="Times New Roman" w:cs="Times New Roman"/>
+          <w:sz w:val="28"/>
+          <w:szCs w:val="28"/>
+        </w:rPr>
+      </w:pPr>
+    </w:p>
+    <w:p>
+      <w:pPr>
+        <w:ind w:firstLine="709"/>
+        <w:jc w:val="both"/>
+        <w:rPr>
+          <w:rFonts w:ascii="Times New Roman" w:hAnsi="Times New Roman" w:cs="Times New Roman"/>
+          <w:b/>
+          <w:bCs/>
+          <w:sz w:val="28"/>
+          <w:szCs w:val="28"/>
+        </w:rPr>
+      </w:pPr>
+      <w:r>
+        <w:rPr>
+          <w:rFonts w:ascii="Times New Roman" w:hAnsi="Times New Roman" w:cs="Times New Roman"/>
+          <w:b/>
+          <w:bCs/>
+          <w:sz w:val="28"/>
+          <w:szCs w:val="28"/>
+        </w:rPr>
+        <w:t>1.4.5 Диаграммы Боде</w:t>
+      </w:r>
+    </w:p>
+    <w:p>
+      <w:pPr>
+        <w:ind w:firstLine="709"/>
+        <w:jc w:val="both"/>
+        <w:rPr>
+          <w:rFonts w:ascii="Times New Roman" w:hAnsi="Times New Roman" w:cs="Times New Roman"/>
+          <w:sz w:val="28"/>
+          <w:szCs w:val="28"/>
+        </w:rPr>
+      </w:pPr>
+    </w:p>
+    <w:p>
+      <w:pPr>
+        <w:ind w:firstLine="709"/>
+        <w:jc w:val="both"/>
+        <w:rPr>
+          <w:rFonts w:ascii="Times New Roman" w:hAnsi="Times New Roman" w:cs="Times New Roman"/>
+          <w:sz w:val="28"/>
+          <w:szCs w:val="28"/>
+        </w:rPr>
+      </w:pPr>
+      <w:r>
+        <w:rPr>
+          <w:rFonts w:ascii="Times New Roman" w:hAnsi="Times New Roman" w:cs="Times New Roman"/>
+          <w:sz w:val="28"/>
+          <w:szCs w:val="28"/>
+        </w:rPr>
+        <w:lastRenderedPageBreak/>
+        <w:t>Другим распространённым способом представления импедансных данных являются</w:t>
+      </w:r>
+      <w:r>
+        <w:rPr>
+          <w:rFonts w:ascii="Times New Roman" w:hAnsi="Times New Roman" w:cs="Times New Roman"/>
+          <w:sz w:val="28"/>
+          <w:szCs w:val="28"/>
+        </w:rPr>
+        <w:t xml:space="preserve"> </w:t>
+      </w:r>
+      <w:r>
+        <w:rPr>
+          <w:rFonts w:ascii="Times New Roman" w:hAnsi="Times New Roman" w:cs="Times New Roman"/>
+          <w:sz w:val="28"/>
+          <w:szCs w:val="28"/>
+        </w:rPr>
+        <w:t>диаграммы Боде, которые отображают зависимость модуля и фазы импеданса от частоты.</w:t>
+      </w:r>
+    </w:p>
+    <w:p>
+      <w:pPr>
+        <w:ind w:firstLine="709"/>
+        <w:jc w:val="both"/>
+        <w:rPr>
+          <w:rFonts w:ascii="Times New Roman" w:hAnsi="Times New Roman" w:cs="Times New Roman"/>
+          <w:sz w:val="28"/>
+          <w:szCs w:val="28"/>
+        </w:rPr>
+      </w:pPr>
+    </w:p>
+    <w:p>
+      <w:pPr>
+        <w:ind w:firstLine="709"/>
+        <w:jc w:val="both"/>
+        <w:rPr>
+          <w:rFonts w:ascii="Times New Roman" w:hAnsi="Times New Roman" w:cs="Times New Roman"/>
+          <w:sz w:val="28"/>
+          <w:szCs w:val="28"/>
+        </w:rPr>
+      </w:pPr>
+      <w:r>
+        <w:rPr>
+          <w:noProof/>
+        </w:rPr>
+        <w:drawing>
+          <wp:inline distT="0" distB="0" distL="0" distR="0" wp14:anchorId="7825E2CD" wp14:editId="27EA4ABB">
+            <wp:extent cx="5351145" cy="4150360"/>
+            <wp:effectExtent l="0" t="0" r="1905" b="2540"/>
+            <wp:docPr id="1960565635" name="Рисунок 2"/>
+            <wp:cNvGraphicFramePr>
+              <a:graphicFrameLocks xmlns:a="http://schemas.openxmlformats.org/drawingml/2006/main" noChangeAspect="1"/>
+            </wp:cNvGraphicFramePr>
+            <a:graphic xmlns:a="http://schemas.openxmlformats.org/drawingml/2006/main">
+              <a:graphicData uri="http://schemas.openxmlformats.org/drawingml/2006/picture">
+                <pic:pic xmlns:pic="http://schemas.openxmlformats.org/drawingml/2006/picture">
+                  <pic:nvPicPr>
+                    <pic:cNvPr id="0" name="Picture 62"/>
+                    <pic:cNvPicPr>
+                      <a:picLocks noChangeAspect="1" noChangeArrowheads="1"/>
+                    </pic:cNvPicPr>
+                  </pic:nvPicPr>
+                  <pic:blipFill>
+                    <a:blip r:embed="rId89" cstate="print">
+                      <a:extLst>
+                        <a:ext uri="{28A0092B-C50C-407E-A947-70E740481C1C}">
+                          <a14:useLocalDpi xmlns:a14="http://schemas.microsoft.com/office/drawing/2010/main" val="0"/>
+                        </a:ext>
+                      </a:extLst>
+                    </a:blip>
+                    <a:srcRect/>
+                    <a:stretch>
+                      <a:fillRect/>
+                    </a:stretch>
+                  </pic:blipFill>
+                  <pic:spPr bwMode="auto">
+                    <a:xfrm>
+                      <a:off x="0" y="0"/>
+                      <a:ext cx="5351145" cy="4150360"/>
+                    </a:xfrm>
+                    <a:prstGeom prst="rect">
+                      <a:avLst/>
+                    </a:prstGeom>
+                    <a:noFill/>
+                    <a:ln>
+                      <a:noFill/>
+                    </a:ln>
+                  </pic:spPr>
+                </pic:pic>
+              </a:graphicData>
+            </a:graphic>
+          </wp:inline>
+        </w:drawing>
+      </w:r>
+    </w:p>
+    <w:p>
+      <w:pPr>
+        <w:ind w:firstLine="709"/>
+        <w:jc w:val="both"/>
+        <w:rPr>
+          <w:rFonts w:ascii="Times New Roman" w:hAnsi="Times New Roman" w:cs="Times New Roman"/>
+          <w:sz w:val="28"/>
+          <w:szCs w:val="28"/>
+        </w:rPr>
+      </w:pPr>
+      <w:r>
+        <w:rPr>
+          <w:rFonts w:ascii="Times New Roman" w:hAnsi="Times New Roman" w:cs="Times New Roman"/>
+          <w:sz w:val="28"/>
+          <w:szCs w:val="28"/>
+        </w:rPr>
+        <w:t>Рисунок 1.10 — Зависимость модуля импеданса аккумуляторной системы от частоты возбуждающего сигнала</w:t>
+      </w:r>
+    </w:p>
+    <w:p>
+      <w:pPr>
+        <w:ind w:firstLine="709"/>
+        <w:jc w:val="both"/>
+        <w:rPr>
+          <w:rFonts w:ascii="Times New Roman" w:hAnsi="Times New Roman" w:cs="Times New Roman"/>
+          <w:sz w:val="28"/>
+          <w:szCs w:val="28"/>
+        </w:rPr>
+      </w:pPr>
+    </w:p>
+    <w:p>
+      <w:pPr>
+        <w:ind w:firstLine="709"/>
+        <w:jc w:val="both"/>
+        <w:rPr>
+          <w:rFonts w:ascii="Times New Roman" w:hAnsi="Times New Roman" w:cs="Times New Roman"/>
+          <w:sz w:val="28"/>
+          <w:szCs w:val="28"/>
+        </w:rPr>
+      </w:pPr>
+      <w:r>
+        <w:rPr>
+          <w:rFonts w:ascii="Times New Roman" w:hAnsi="Times New Roman" w:cs="Times New Roman"/>
+          <w:sz w:val="28"/>
+          <w:szCs w:val="28"/>
+        </w:rPr>
+        <w:t>На высоких частотах модуль импеданса стремится к омическому сопротивлению системы.</w:t>
+      </w:r>
+      <w:r>
+        <w:rPr>
+          <w:rFonts w:ascii="Times New Roman" w:hAnsi="Times New Roman" w:cs="Times New Roman"/>
+          <w:sz w:val="28"/>
+          <w:szCs w:val="28"/>
+        </w:rPr>
+        <w:t xml:space="preserve"> </w:t>
+      </w:r>
+      <w:r>
+        <w:rPr>
+          <w:rFonts w:ascii="Times New Roman" w:hAnsi="Times New Roman" w:cs="Times New Roman"/>
+          <w:sz w:val="28"/>
+          <w:szCs w:val="28"/>
+        </w:rPr>
+        <w:t>На низких частотах наблюдается рост импеданса, связанный с диффузионными процессами.</w:t>
+      </w:r>
+    </w:p>
+    <w:p>
+      <w:pPr>
+        <w:ind w:firstLine="709"/>
+        <w:jc w:val="both"/>
+        <w:rPr>
+          <w:rFonts w:ascii="Times New Roman" w:hAnsi="Times New Roman" w:cs="Times New Roman"/>
+          <w:sz w:val="28"/>
+          <w:szCs w:val="28"/>
+        </w:rPr>
+      </w:pPr>
+    </w:p>
+    <w:p>
+      <w:pPr>
+        <w:ind w:firstLine="709"/>
+        <w:jc w:val="both"/>
+        <w:rPr>
+          <w:rFonts w:ascii="Times New Roman" w:hAnsi="Times New Roman" w:cs="Times New Roman"/>
+          <w:sz w:val="28"/>
+          <w:szCs w:val="28"/>
+        </w:rPr>
+      </w:pPr>
+      <w:r>
+        <w:rPr>
+          <w:noProof/>
+        </w:rPr>
+        <w:lastRenderedPageBreak/>
+        <w:drawing>
+          <wp:inline distT="0" distB="0" distL="0" distR="0" wp14:anchorId="72769A31" wp14:editId="521557E8">
+            <wp:extent cx="5247640" cy="4150360"/>
+            <wp:effectExtent l="0" t="0" r="0" b="2540"/>
+            <wp:docPr id="1433137235" name="Рисунок 3"/>
+            <wp:cNvGraphicFramePr>
+              <a:graphicFrameLocks xmlns:a="http://schemas.openxmlformats.org/drawingml/2006/main" noChangeAspect="1"/>
+            </wp:cNvGraphicFramePr>
+            <a:graphic xmlns:a="http://schemas.openxmlformats.org/drawingml/2006/main">
+              <a:graphicData uri="http://schemas.openxmlformats.org/drawingml/2006/picture">
+                <pic:pic xmlns:pic="http://schemas.openxmlformats.org/drawingml/2006/picture">
+                  <pic:nvPicPr>
+                    <pic:cNvPr id="0" name="Picture 64"/>
+                    <pic:cNvPicPr>
+                      <a:picLocks noChangeAspect="1" noChangeArrowheads="1"/>
+                    </pic:cNvPicPr>
+                  </pic:nvPicPr>
+                  <pic:blipFill>
+                    <a:blip r:embed="rId90" cstate="print">
+                      <a:extLst>
+                        <a:ext uri="{28A0092B-C50C-407E-A947-70E740481C1C}">
+                          <a14:useLocalDpi xmlns:a14="http://schemas.microsoft.com/office/drawing/2010/main" val="0"/>
+                        </a:ext>
+                      </a:extLst>
+                    </a:blip>
+                    <a:srcRect/>
+                    <a:stretch>
+                      <a:fillRect/>
+                    </a:stretch>
+                  </pic:blipFill>
+                  <pic:spPr bwMode="auto">
+                    <a:xfrm>
+                      <a:off x="0" y="0"/>
+                      <a:ext cx="5247640" cy="4150360"/>
+                    </a:xfrm>
+                    <a:prstGeom prst="rect">
+                      <a:avLst/>
+                    </a:prstGeom>
+                    <a:noFill/>
+                    <a:ln>
+                      <a:noFill/>
+                    </a:ln>
+                  </pic:spPr>
+                </pic:pic>
+              </a:graphicData>
+            </a:graphic>
+          </wp:inline>
+        </w:drawing>
+      </w:r>
+    </w:p>
+    <w:p>
+      <w:pPr>
+        <w:ind w:firstLine="709"/>
+        <w:jc w:val="both"/>
+        <w:rPr>
+          <w:rFonts w:ascii="Times New Roman" w:hAnsi="Times New Roman" w:cs="Times New Roman"/>
+          <w:sz w:val="28"/>
+          <w:szCs w:val="28"/>
+        </w:rPr>
+      </w:pPr>
+      <w:r>
+        <w:rPr>
+          <w:rFonts w:ascii="Times New Roman" w:hAnsi="Times New Roman" w:cs="Times New Roman"/>
+          <w:sz w:val="28"/>
+          <w:szCs w:val="28"/>
+        </w:rPr>
+        <w:t>Рисунок 1.11 — Фазовая характеристика импеданса аккумуляторной системы.</w:t>
+      </w:r>
+    </w:p>
+    <w:p>
+      <w:pPr>
+        <w:ind w:firstLine="709"/>
+        <w:jc w:val="both"/>
+        <w:rPr>
+          <w:rFonts w:ascii="Times New Roman" w:hAnsi="Times New Roman" w:cs="Times New Roman"/>
+          <w:sz w:val="28"/>
+          <w:szCs w:val="28"/>
+        </w:rPr>
+      </w:pPr>
+    </w:p>
+    <w:p>
+      <w:pPr>
+        <w:ind w:firstLine="709"/>
+        <w:jc w:val="both"/>
+        <w:rPr>
+          <w:rFonts w:ascii="Times New Roman" w:hAnsi="Times New Roman" w:cs="Times New Roman"/>
+          <w:sz w:val="28"/>
+          <w:szCs w:val="28"/>
+        </w:rPr>
+      </w:pPr>
+      <w:r>
+        <w:rPr>
+          <w:rFonts w:ascii="Times New Roman" w:hAnsi="Times New Roman" w:cs="Times New Roman"/>
+          <w:sz w:val="28"/>
+          <w:szCs w:val="28"/>
+        </w:rPr>
+        <w:t>Фазовый угол отражает доминирующий физический процесс в системе:</w:t>
+      </w:r>
+    </w:p>
+    <w:p>
+      <w:pPr>
+        <w:pStyle w:val="a7"/>
+        <w:numPr>
+          <w:ilvl w:val="0"/>
+          <w:numId w:val="10"/>
+        </w:numPr>
+        <w:ind w:left="0" w:firstLine="709"/>
+        <w:jc w:val="both"/>
+        <w:rPr>
+          <w:rFonts w:ascii="Times New Roman" w:hAnsi="Times New Roman" w:cs="Times New Roman"/>
+          <w:sz w:val="28"/>
+          <w:szCs w:val="28"/>
+        </w:rPr>
+      </w:pPr>
+      <w:r>
+        <w:rPr>
+          <w:rFonts w:ascii="Times New Roman" w:hAnsi="Times New Roman" w:cs="Times New Roman"/>
+          <w:sz w:val="28"/>
+          <w:szCs w:val="28"/>
+        </w:rPr>
+        <w:t>0⁰</w:t>
+      </w:r>
+      <w:r>
+        <w:rPr>
+          <w:rFonts w:ascii="Times New Roman" w:hAnsi="Times New Roman" w:cs="Times New Roman"/>
+          <w:sz w:val="28"/>
+          <w:szCs w:val="28"/>
+        </w:rPr>
+        <w:t xml:space="preserve"> - резистивное поведение;</w:t>
+      </w:r>
+    </w:p>
+    <w:p>
+      <w:pPr>
+        <w:pStyle w:val="a7"/>
+        <w:numPr>
+          <w:ilvl w:val="0"/>
+          <w:numId w:val="10"/>
+        </w:numPr>
+        <w:ind w:left="0" w:firstLine="709"/>
+        <w:jc w:val="both"/>
+        <w:rPr>
+          <w:rFonts w:ascii="Times New Roman" w:hAnsi="Times New Roman" w:cs="Times New Roman"/>
+          <w:sz w:val="28"/>
+          <w:szCs w:val="28"/>
+        </w:rPr>
+      </w:pPr>
+      <w:r>
+        <w:rPr>
+          <w:rFonts w:ascii="Times New Roman" w:hAnsi="Times New Roman" w:cs="Times New Roman"/>
+          <w:sz w:val="28"/>
+          <w:szCs w:val="28"/>
+        </w:rPr>
+        <w:t>-9</w:t>
+      </w:r>
+      <w:r>
+        <w:rPr>
+          <w:rFonts w:ascii="Times New Roman" w:hAnsi="Times New Roman" w:cs="Times New Roman"/>
+          <w:sz w:val="28"/>
+          <w:szCs w:val="28"/>
+        </w:rPr>
+        <w:t>0⁰</w:t>
+      </w:r>
+      <w:r>
+        <w:rPr>
+          <w:rFonts w:ascii="Times New Roman" w:hAnsi="Times New Roman" w:cs="Times New Roman"/>
+          <w:sz w:val="28"/>
+          <w:szCs w:val="28"/>
+        </w:rPr>
+        <w:t xml:space="preserve"> - ёмкостное поведение;</w:t>
+      </w:r>
+    </w:p>
+    <w:p>
+      <w:pPr>
+        <w:pStyle w:val="a7"/>
+        <w:numPr>
+          <w:ilvl w:val="0"/>
+          <w:numId w:val="10"/>
+        </w:numPr>
+        <w:ind w:left="0" w:firstLine="709"/>
+        <w:jc w:val="both"/>
+        <w:rPr>
+          <w:rFonts w:ascii="Times New Roman" w:hAnsi="Times New Roman" w:cs="Times New Roman"/>
+          <w:sz w:val="28"/>
+          <w:szCs w:val="28"/>
+        </w:rPr>
+      </w:pPr>
+      <w:r>
+        <w:rPr>
+          <w:rFonts w:ascii="Times New Roman" w:hAnsi="Times New Roman" w:cs="Times New Roman"/>
+          <w:sz w:val="28"/>
+          <w:szCs w:val="28"/>
+        </w:rPr>
+        <w:t>Промежуточное значение – смешанные процессы.</w:t>
+      </w:r>
+    </w:p>
+    <w:p>
+      <w:pPr>
+        <w:ind w:firstLine="709"/>
+        <w:jc w:val="both"/>
+        <w:rPr>
+          <w:rFonts w:ascii="Times New Roman" w:hAnsi="Times New Roman" w:cs="Times New Roman"/>
+          <w:sz w:val="28"/>
+          <w:szCs w:val="28"/>
+        </w:rPr>
+      </w:pPr>
+    </w:p>
+    <w:p>
+      <w:pPr>
+        <w:ind w:firstLine="709"/>
+        <w:jc w:val="both"/>
+        <w:rPr>
+          <w:rFonts w:ascii="Times New Roman" w:hAnsi="Times New Roman" w:cs="Times New Roman"/>
+          <w:b/>
+          <w:bCs/>
+          <w:sz w:val="28"/>
+          <w:szCs w:val="28"/>
+        </w:rPr>
+      </w:pPr>
+      <w:r>
+        <w:rPr>
+          <w:rFonts w:ascii="Times New Roman" w:hAnsi="Times New Roman" w:cs="Times New Roman"/>
+          <w:b/>
+          <w:bCs/>
+          <w:sz w:val="28"/>
+          <w:szCs w:val="28"/>
+        </w:rPr>
+        <w:t>1.4.6 Информативность импедансной диагностики</w:t>
+      </w:r>
+    </w:p>
+    <w:p>
+      <w:pPr>
+        <w:ind w:firstLine="709"/>
+        <w:jc w:val="both"/>
+        <w:rPr>
+          <w:rFonts w:ascii="Times New Roman" w:hAnsi="Times New Roman" w:cs="Times New Roman"/>
+          <w:sz w:val="28"/>
+          <w:szCs w:val="28"/>
+        </w:rPr>
+      </w:pPr>
+    </w:p>
+    <w:p>
+      <w:pPr>
+        <w:ind w:firstLine="709"/>
+        <w:jc w:val="both"/>
+        <w:rPr>
+          <w:rFonts w:ascii="Times New Roman" w:hAnsi="Times New Roman" w:cs="Times New Roman"/>
+          <w:sz w:val="28"/>
+          <w:szCs w:val="28"/>
+        </w:rPr>
+      </w:pPr>
+      <w:r>
+        <w:rPr>
+          <w:rFonts w:ascii="Times New Roman" w:hAnsi="Times New Roman" w:cs="Times New Roman"/>
+          <w:sz w:val="28"/>
+          <w:szCs w:val="28"/>
+        </w:rPr>
+        <w:t>Одним из ключевых преимуществ импедансной спектроскопии является возможность разделения различных механизмов деградации аккумуляторных систем.</w:t>
+      </w:r>
+    </w:p>
+    <w:p>
+      <w:pPr>
+        <w:ind w:firstLine="709"/>
+        <w:jc w:val="both"/>
+        <w:rPr>
+          <w:rFonts w:ascii="Times New Roman" w:hAnsi="Times New Roman" w:cs="Times New Roman"/>
+          <w:sz w:val="28"/>
+          <w:szCs w:val="28"/>
+        </w:rPr>
+      </w:pPr>
+      <w:r>
+        <w:rPr>
+          <w:rFonts w:ascii="Times New Roman" w:hAnsi="Times New Roman" w:cs="Times New Roman"/>
+          <w:sz w:val="28"/>
+          <w:szCs w:val="28"/>
+        </w:rPr>
+        <w:t>Анализ частотных характеристик позволяет выделить:</w:t>
+      </w:r>
+    </w:p>
+    <w:p>
+      <w:pPr>
+        <w:pStyle w:val="a7"/>
+        <w:numPr>
+          <w:ilvl w:val="0"/>
+          <w:numId w:val="10"/>
+        </w:numPr>
+        <w:ind w:left="0" w:firstLine="709"/>
+        <w:jc w:val="both"/>
+        <w:rPr>
+          <w:rFonts w:ascii="Times New Roman" w:hAnsi="Times New Roman" w:cs="Times New Roman"/>
+          <w:sz w:val="28"/>
+          <w:szCs w:val="28"/>
+        </w:rPr>
+      </w:pPr>
+      <w:r>
+        <w:rPr>
+          <w:rFonts w:ascii="Times New Roman" w:hAnsi="Times New Roman" w:cs="Times New Roman"/>
+          <w:sz w:val="28"/>
+          <w:szCs w:val="28"/>
+        </w:rPr>
+        <w:t>омическое сопротивление электролита;</w:t>
+      </w:r>
+    </w:p>
+    <w:p>
+      <w:pPr>
+        <w:pStyle w:val="a7"/>
+        <w:numPr>
+          <w:ilvl w:val="0"/>
+          <w:numId w:val="10"/>
+        </w:numPr>
+        <w:ind w:left="0" w:firstLine="709"/>
+        <w:jc w:val="both"/>
+        <w:rPr>
+          <w:rFonts w:ascii="Times New Roman" w:hAnsi="Times New Roman" w:cs="Times New Roman"/>
+          <w:sz w:val="28"/>
+          <w:szCs w:val="28"/>
+        </w:rPr>
+      </w:pPr>
+      <w:r>
+        <w:rPr>
+          <w:rFonts w:ascii="Times New Roman" w:hAnsi="Times New Roman" w:cs="Times New Roman"/>
+          <w:sz w:val="28"/>
+          <w:szCs w:val="28"/>
+        </w:rPr>
+        <w:t>сопротивление переноса заряда;</w:t>
+      </w:r>
+    </w:p>
+    <w:p>
+      <w:pPr>
+        <w:pStyle w:val="a7"/>
+        <w:numPr>
+          <w:ilvl w:val="0"/>
+          <w:numId w:val="10"/>
+        </w:numPr>
+        <w:ind w:left="0" w:firstLine="709"/>
+        <w:jc w:val="both"/>
+        <w:rPr>
+          <w:rFonts w:ascii="Times New Roman" w:hAnsi="Times New Roman" w:cs="Times New Roman"/>
+          <w:sz w:val="28"/>
+          <w:szCs w:val="28"/>
+        </w:rPr>
+      </w:pPr>
+      <w:r>
+        <w:rPr>
+          <w:rFonts w:ascii="Times New Roman" w:hAnsi="Times New Roman" w:cs="Times New Roman"/>
+          <w:sz w:val="28"/>
+          <w:szCs w:val="28"/>
+        </w:rPr>
+        <w:t>диффузионные процессы.</w:t>
+      </w:r>
+    </w:p>
+    <w:p>
+      <w:pPr>
+        <w:pStyle w:val="a7"/>
+        <w:ind w:left="0" w:firstLine="709"/>
+        <w:jc w:val="both"/>
+        <w:rPr>
+          <w:rFonts w:ascii="Times New Roman" w:hAnsi="Times New Roman" w:cs="Times New Roman"/>
+          <w:sz w:val="28"/>
+          <w:szCs w:val="28"/>
+        </w:rPr>
+      </w:pPr>
+      <w:r>
+        <w:rPr>
+          <w:rFonts w:ascii="Times New Roman" w:hAnsi="Times New Roman" w:cs="Times New Roman"/>
+          <w:sz w:val="28"/>
+          <w:szCs w:val="28"/>
+        </w:rPr>
+        <w:lastRenderedPageBreak/>
+        <w:t>Изменение этих параметров напрямую связано с деградацией аккумуляторной системы.</w:t>
+      </w:r>
+    </w:p>
+    <w:p>
+      <w:pPr>
+        <w:pStyle w:val="a7"/>
+        <w:ind w:left="0" w:firstLine="709"/>
+        <w:jc w:val="both"/>
+        <w:rPr>
+          <w:rFonts w:ascii="Times New Roman" w:hAnsi="Times New Roman" w:cs="Times New Roman"/>
+          <w:sz w:val="28"/>
+          <w:szCs w:val="28"/>
+        </w:rPr>
+      </w:pPr>
+    </w:p>
+    <w:p>
+      <w:pPr>
+        <w:pStyle w:val="a7"/>
+        <w:ind w:left="0" w:firstLine="709"/>
+        <w:jc w:val="both"/>
+        <w:rPr>
+          <w:rFonts w:ascii="Times New Roman" w:hAnsi="Times New Roman" w:cs="Times New Roman"/>
+          <w:sz w:val="28"/>
+          <w:szCs w:val="28"/>
+        </w:rPr>
+      </w:pPr>
+      <w:r>
+        <w:rPr>
+          <w:rFonts w:ascii="Times New Roman" w:hAnsi="Times New Roman" w:cs="Times New Roman"/>
+          <w:sz w:val="28"/>
+          <w:szCs w:val="28"/>
+        </w:rPr>
+        <w:t>Таблица 1.2 — Интерпретация элементов импедансной спектроскопии</w:t>
+      </w:r>
+    </w:p>
+    <w:p>
+      <w:pPr>
+        <w:pStyle w:val="a7"/>
+        <w:ind w:left="0" w:firstLine="709"/>
+        <w:jc w:val="both"/>
+        <w:rPr>
+          <w:rFonts w:ascii="Times New Roman" w:hAnsi="Times New Roman" w:cs="Times New Roman"/>
+          <w:sz w:val="28"/>
+          <w:szCs w:val="28"/>
+        </w:rPr>
+      </w:pPr>
+    </w:p>
+    <w:tbl>
+      <w:tblPr>
+        <w:tblStyle w:val="ae"/>
+        <w:tblW w:w="0" w:type="auto"/>
+        <w:tblLook w:val="04A0" w:firstRow="1" w:lastRow="0" w:firstColumn="1" w:lastColumn="0" w:noHBand="0" w:noVBand="1"/>
+      </w:tblPr>
+      <w:tblGrid>
+        <w:gridCol w:w="3209"/>
+        <w:gridCol w:w="3209"/>
+        <w:gridCol w:w="3209"/>
+      </w:tblGrid>
+      <w:tr>
+        <w:tc>
+          <w:tcPr>
+            <w:tcW w:w="3209" w:type="dxa"/>
+          </w:tcPr>
+          <w:p>
+            <w:pPr>
+              <w:pStyle w:val="a7"/>
+              <w:ind w:left="0"/>
+              <w:jc w:val="both"/>
+              <w:rPr>
+                <w:rFonts w:ascii="Times New Roman" w:hAnsi="Times New Roman" w:cs="Times New Roman"/>
+                <w:sz w:val="28"/>
+                <w:szCs w:val="28"/>
+              </w:rPr>
+            </w:pPr>
+            <w:r>
+              <w:rPr>
+                <w:rFonts w:ascii="Times New Roman" w:hAnsi="Times New Roman" w:cs="Times New Roman"/>
+                <w:sz w:val="28"/>
+                <w:szCs w:val="28"/>
+              </w:rPr>
+              <w:t>Частотная область</w:t>
+            </w:r>
+          </w:p>
+        </w:tc>
+        <w:tc>
+          <w:tcPr>
+            <w:tcW w:w="3209" w:type="dxa"/>
+          </w:tcPr>
+          <w:p>
+            <w:pPr>
+              <w:pStyle w:val="a7"/>
+              <w:ind w:left="0"/>
+              <w:jc w:val="both"/>
+              <w:rPr>
+                <w:rFonts w:ascii="Times New Roman" w:hAnsi="Times New Roman" w:cs="Times New Roman"/>
+                <w:sz w:val="28"/>
+                <w:szCs w:val="28"/>
+              </w:rPr>
+            </w:pPr>
+            <w:r>
+              <w:rPr>
+                <w:rFonts w:ascii="Times New Roman" w:hAnsi="Times New Roman" w:cs="Times New Roman"/>
+                <w:sz w:val="28"/>
+                <w:szCs w:val="28"/>
+              </w:rPr>
+              <w:t>Физический процесс</w:t>
+            </w:r>
+          </w:p>
+        </w:tc>
+        <w:tc>
+          <w:tcPr>
+            <w:tcW w:w="3209" w:type="dxa"/>
+          </w:tcPr>
+          <w:p>
+            <w:pPr>
+              <w:pStyle w:val="a7"/>
+              <w:ind w:left="0"/>
+              <w:jc w:val="both"/>
+              <w:rPr>
+                <w:rFonts w:ascii="Times New Roman" w:hAnsi="Times New Roman" w:cs="Times New Roman"/>
+                <w:sz w:val="28"/>
+                <w:szCs w:val="28"/>
+              </w:rPr>
+            </w:pPr>
+            <w:r>
+              <w:rPr>
+                <w:rFonts w:ascii="Times New Roman" w:hAnsi="Times New Roman" w:cs="Times New Roman"/>
+                <w:sz w:val="28"/>
+                <w:szCs w:val="28"/>
+              </w:rPr>
+              <w:t>Эквивалентный элемент</w:t>
+            </w:r>
+          </w:p>
+        </w:tc>
+      </w:tr>
+      <w:tr>
+        <w:tc>
+          <w:tcPr>
+            <w:tcW w:w="3209" w:type="dxa"/>
+          </w:tcPr>
+          <w:p>
+            <w:pPr>
+              <w:pStyle w:val="a7"/>
+              <w:ind w:left="0"/>
+              <w:jc w:val="both"/>
+              <w:rPr>
+                <w:rFonts w:ascii="Times New Roman" w:hAnsi="Times New Roman" w:cs="Times New Roman"/>
+                <w:sz w:val="28"/>
+                <w:szCs w:val="28"/>
+              </w:rPr>
+            </w:pPr>
+            <w:r>
+              <w:rPr>
+                <w:rFonts w:ascii="Times New Roman" w:hAnsi="Times New Roman" w:cs="Times New Roman"/>
+                <w:sz w:val="28"/>
+                <w:szCs w:val="28"/>
+              </w:rPr>
+              <w:t>Высокие частоты</w:t>
+            </w:r>
+          </w:p>
+        </w:tc>
+        <w:tc>
+          <w:tcPr>
+            <w:tcW w:w="3209" w:type="dxa"/>
+          </w:tcPr>
+          <w:p>
+            <w:pPr>
+              <w:pStyle w:val="a7"/>
+              <w:ind w:left="0"/>
+              <w:jc w:val="both"/>
+              <w:rPr>
+                <w:rFonts w:ascii="Times New Roman" w:hAnsi="Times New Roman" w:cs="Times New Roman"/>
+                <w:sz w:val="28"/>
+                <w:szCs w:val="28"/>
+              </w:rPr>
+            </w:pPr>
+            <w:r>
+              <w:rPr>
+                <w:rFonts w:ascii="Times New Roman" w:hAnsi="Times New Roman" w:cs="Times New Roman"/>
+                <w:sz w:val="28"/>
+                <w:szCs w:val="28"/>
+              </w:rPr>
+              <w:t>проводимость электролита</w:t>
+            </w:r>
+          </w:p>
+        </w:tc>
+        <w:tc>
+          <w:tcPr>
+            <w:tcW w:w="3209" w:type="dxa"/>
+          </w:tcPr>
+          <w:p>
+            <w:pPr>
+              <w:pStyle w:val="a7"/>
+              <w:ind w:left="0"/>
+              <w:jc w:val="both"/>
+              <w:rPr>
+                <w:rFonts w:ascii="Times New Roman" w:hAnsi="Times New Roman" w:cs="Times New Roman"/>
+                <w:sz w:val="28"/>
+                <w:szCs w:val="28"/>
+              </w:rPr>
+            </w:pPr>
+            <w:r>
+              <w:rPr>
+                <w:rFonts w:ascii="Times New Roman" w:hAnsi="Times New Roman" w:cs="Times New Roman"/>
+                <w:sz w:val="28"/>
+                <w:szCs w:val="28"/>
+              </w:rPr>
+              <w:t>R</w:t>
+            </w:r>
+            <w:r>
+              <w:rPr>
+                <w:rFonts w:ascii="Times New Roman" w:hAnsi="Times New Roman" w:cs="Times New Roman"/>
+                <w:sz w:val="28"/>
+                <w:szCs w:val="28"/>
+                <w:vertAlign w:val="subscript"/>
+              </w:rPr>
+              <w:t>Ω</w:t>
+            </w:r>
+          </w:p>
+        </w:tc>
+      </w:tr>
+      <w:tr>
+        <w:tc>
+          <w:tcPr>
+            <w:tcW w:w="3209" w:type="dxa"/>
+          </w:tcPr>
+          <w:p>
+            <w:pPr>
+              <w:pStyle w:val="a7"/>
+              <w:ind w:left="0"/>
+              <w:jc w:val="both"/>
+              <w:rPr>
+                <w:rFonts w:ascii="Times New Roman" w:hAnsi="Times New Roman" w:cs="Times New Roman"/>
+                <w:sz w:val="28"/>
+                <w:szCs w:val="28"/>
+              </w:rPr>
+            </w:pPr>
+            <w:r>
+              <w:rPr>
+                <w:rFonts w:ascii="Times New Roman" w:hAnsi="Times New Roman" w:cs="Times New Roman"/>
+                <w:sz w:val="28"/>
+                <w:szCs w:val="28"/>
+              </w:rPr>
+              <w:t>Средние частоты</w:t>
+            </w:r>
+          </w:p>
+        </w:tc>
+        <w:tc>
+          <w:tcPr>
+            <w:tcW w:w="3209" w:type="dxa"/>
+          </w:tcPr>
+          <w:p>
+            <w:pPr>
+              <w:pStyle w:val="a7"/>
+              <w:ind w:left="0"/>
+              <w:jc w:val="both"/>
+              <w:rPr>
+                <w:rFonts w:ascii="Times New Roman" w:hAnsi="Times New Roman" w:cs="Times New Roman"/>
+                <w:sz w:val="28"/>
+                <w:szCs w:val="28"/>
+              </w:rPr>
+            </w:pPr>
+            <w:r>
+              <w:rPr>
+                <w:rFonts w:ascii="Times New Roman" w:hAnsi="Times New Roman" w:cs="Times New Roman"/>
+                <w:sz w:val="28"/>
+                <w:szCs w:val="28"/>
+              </w:rPr>
+              <w:t>перенос заряда</w:t>
+            </w:r>
+          </w:p>
+        </w:tc>
+        <w:tc>
+          <w:tcPr>
+            <w:tcW w:w="3209" w:type="dxa"/>
+          </w:tcPr>
+          <w:p>
+            <w:pPr>
+              <w:pStyle w:val="a7"/>
+              <w:ind w:left="0"/>
+              <w:jc w:val="both"/>
+              <w:rPr>
+                <w:rFonts w:ascii="Times New Roman" w:hAnsi="Times New Roman" w:cs="Times New Roman"/>
+                <w:sz w:val="28"/>
+                <w:szCs w:val="28"/>
+              </w:rPr>
+            </w:pPr>
+            <w:r>
+              <w:rPr>
+                <w:rFonts w:ascii="Times New Roman" w:hAnsi="Times New Roman" w:cs="Times New Roman"/>
+                <w:sz w:val="28"/>
+                <w:szCs w:val="28"/>
+              </w:rPr>
+              <w:t>R</w:t>
+            </w:r>
+            <w:r>
+              <w:rPr>
+                <w:rFonts w:ascii="Times New Roman" w:hAnsi="Times New Roman" w:cs="Times New Roman"/>
+                <w:sz w:val="28"/>
+                <w:szCs w:val="28"/>
+                <w:vertAlign w:val="subscript"/>
+              </w:rPr>
+              <w:t>ct</w:t>
+            </w:r>
+            <w:r>
+              <w:rPr>
+                <w:rFonts w:ascii="Times New Roman" w:hAnsi="Times New Roman" w:cs="Times New Roman"/>
+                <w:sz w:val="28"/>
+                <w:szCs w:val="28"/>
+              </w:rPr>
+              <w:t>,</w:t>
+            </w:r>
+            <w:r>
+              <w:rPr>
+                <w:rFonts w:ascii="Times New Roman" w:hAnsi="Times New Roman" w:cs="Times New Roman"/>
+                <w:sz w:val="28"/>
+                <w:szCs w:val="28"/>
+              </w:rPr>
+              <w:t xml:space="preserve"> C</w:t>
+            </w:r>
+            <w:r>
+              <w:rPr>
+                <w:rFonts w:ascii="Times New Roman" w:hAnsi="Times New Roman" w:cs="Times New Roman"/>
+                <w:sz w:val="28"/>
+                <w:szCs w:val="28"/>
+                <w:vertAlign w:val="subscript"/>
+              </w:rPr>
+              <w:t>dl</w:t>
+            </w:r>
+          </w:p>
+        </w:tc>
+      </w:tr>
+      <w:tr>
+        <w:tc>
+          <w:tcPr>
+            <w:tcW w:w="3209" w:type="dxa"/>
+          </w:tcPr>
+          <w:p>
+            <w:pPr>
+              <w:pStyle w:val="a7"/>
+              <w:ind w:left="0"/>
+              <w:jc w:val="both"/>
+              <w:rPr>
+                <w:rFonts w:ascii="Times New Roman" w:hAnsi="Times New Roman" w:cs="Times New Roman"/>
+                <w:sz w:val="28"/>
+                <w:szCs w:val="28"/>
+              </w:rPr>
+            </w:pPr>
+            <w:r>
+              <w:rPr>
+                <w:rFonts w:ascii="Times New Roman" w:hAnsi="Times New Roman" w:cs="Times New Roman"/>
+                <w:sz w:val="28"/>
+                <w:szCs w:val="28"/>
+              </w:rPr>
+              <w:t>Низкие частоты</w:t>
+            </w:r>
+          </w:p>
+        </w:tc>
+        <w:tc>
+          <w:tcPr>
+            <w:tcW w:w="3209" w:type="dxa"/>
+          </w:tcPr>
+          <w:p>
+            <w:pPr>
+              <w:pStyle w:val="a7"/>
+              <w:ind w:left="0"/>
+              <w:jc w:val="both"/>
+              <w:rPr>
+                <w:rFonts w:ascii="Times New Roman" w:hAnsi="Times New Roman" w:cs="Times New Roman"/>
+                <w:sz w:val="28"/>
+                <w:szCs w:val="28"/>
+              </w:rPr>
+            </w:pPr>
+            <w:r>
+              <w:rPr>
+                <w:rFonts w:ascii="Times New Roman" w:hAnsi="Times New Roman" w:cs="Times New Roman"/>
+                <w:sz w:val="28"/>
+                <w:szCs w:val="28"/>
+              </w:rPr>
+              <w:t>диффузия ионов</w:t>
+            </w:r>
+          </w:p>
+        </w:tc>
+        <w:tc>
+          <w:tcPr>
+            <w:tcW w:w="3209" w:type="dxa"/>
+          </w:tcPr>
+          <w:p>
+            <w:pPr>
+              <w:pStyle w:val="a7"/>
+              <w:ind w:left="0"/>
+              <w:jc w:val="both"/>
+              <w:rPr>
+                <w:rFonts w:ascii="Times New Roman" w:hAnsi="Times New Roman" w:cs="Times New Roman"/>
+                <w:sz w:val="28"/>
+                <w:szCs w:val="28"/>
+              </w:rPr>
+            </w:pPr>
+            <w:r>
+              <w:rPr>
+                <w:rFonts w:ascii="Times New Roman" w:hAnsi="Times New Roman" w:cs="Times New Roman"/>
+                <w:sz w:val="28"/>
+                <w:szCs w:val="28"/>
+              </w:rPr>
+              <w:t>Z</w:t>
+            </w:r>
+            <w:r>
+              <w:rPr>
+                <w:rFonts w:ascii="Times New Roman" w:hAnsi="Times New Roman" w:cs="Times New Roman"/>
+                <w:sz w:val="28"/>
+                <w:szCs w:val="28"/>
+                <w:vertAlign w:val="subscript"/>
+              </w:rPr>
+              <w:t>W</w:t>
+            </w:r>
+          </w:p>
+        </w:tc>
+      </w:tr>
+    </w:tbl>
+    <w:p>
+      <w:pPr>
+        <w:pStyle w:val="a7"/>
+        <w:ind w:left="0" w:firstLine="709"/>
+        <w:jc w:val="both"/>
+        <w:rPr>
+          <w:rFonts w:ascii="Times New Roman" w:hAnsi="Times New Roman" w:cs="Times New Roman"/>
+          <w:sz w:val="28"/>
+          <w:szCs w:val="28"/>
+        </w:rPr>
+      </w:pPr>
+    </w:p>
+    <w:p>
+      <w:pPr>
+        <w:pStyle w:val="a7"/>
+        <w:ind w:left="0" w:firstLine="709"/>
+        <w:jc w:val="both"/>
+        <w:rPr>
+          <w:rFonts w:ascii="Times New Roman" w:hAnsi="Times New Roman" w:cs="Times New Roman"/>
+          <w:b/>
+          <w:bCs/>
+          <w:sz w:val="28"/>
+          <w:szCs w:val="28"/>
+        </w:rPr>
+      </w:pPr>
+      <w:r>
+        <w:rPr>
+          <w:rFonts w:ascii="Times New Roman" w:hAnsi="Times New Roman" w:cs="Times New Roman"/>
+          <w:b/>
+          <w:bCs/>
+          <w:sz w:val="28"/>
+          <w:szCs w:val="28"/>
+        </w:rPr>
+        <w:t>Аналитический вывод по разделу 1.4</w:t>
+      </w:r>
+    </w:p>
+    <w:p>
+      <w:pPr>
+        <w:pStyle w:val="a7"/>
+        <w:ind w:left="0" w:firstLine="709"/>
+        <w:jc w:val="both"/>
+        <w:rPr>
+          <w:rFonts w:ascii="Times New Roman" w:hAnsi="Times New Roman" w:cs="Times New Roman"/>
+          <w:sz w:val="28"/>
+          <w:szCs w:val="28"/>
+        </w:rPr>
+      </w:pPr>
+    </w:p>
+    <w:p>
+      <w:pPr>
+        <w:pStyle w:val="a7"/>
+        <w:ind w:left="0" w:firstLine="709"/>
+        <w:jc w:val="both"/>
+        <w:rPr>
+          <w:rFonts w:ascii="Times New Roman" w:hAnsi="Times New Roman" w:cs="Times New Roman"/>
+          <w:sz w:val="28"/>
+          <w:szCs w:val="28"/>
+        </w:rPr>
+      </w:pPr>
+      <w:r>
+        <w:rPr>
+          <w:rFonts w:ascii="Times New Roman" w:hAnsi="Times New Roman" w:cs="Times New Roman"/>
+          <w:sz w:val="28"/>
+          <w:szCs w:val="28"/>
+        </w:rPr>
+        <w:t>Анализ электрохимической импедансной спектроскопии показывает, что данный метод позволяет получать информацию о внутренних процессах, происходящих в аккумуляторной системе. В отличие от традиционных методов диагностики, основанных на измерениях напряжения и тока, импедансная спектроскопия позволяет разделять различные механизмы деградации аккумуляторов. Это делает данный метод особенно перспективным для разработки систем диагностики и прогнозирования остаточного ресурса аккумуляторных батарей</w:t>
+      </w:r>
+      <w:r>
+        <w:rPr>
+          <w:rFonts w:ascii="Times New Roman" w:hAnsi="Times New Roman" w:cs="Times New Roman"/>
+          <w:sz w:val="28"/>
+          <w:szCs w:val="28"/>
+        </w:rPr>
+        <w:t>.</w:t>
+      </w:r>
     </w:p>
     <w:sectPr>
       <w:pgSz w:w="11906" w:h="16838" w:code="9"/>
@@ -8962,7 +11103,7 @@
   <w:abstractNum w:abstractNumId="6" w15:restartNumberingAfterBreak="0">
     <w:nsid w:val="3AA044DB"/>
     <w:multiLevelType w:val="hybridMultilevel"/>
-    <w:tmpl w:val="86BAFBEA"/>
+    <w:tmpl w:val="4F34F746"/>
     <w:lvl w:ilvl="0" w:tplc="04190001">
       <w:start w:val="1"/>
       <w:numFmt w:val="bullet"/>

--- a/Docs/Дис Борзенков/1. Глава 1/Глава_1.docx
+++ b/Docs/Дис Борзенков/1. Глава 1/Глава_1.docx
@@ -499,10 +499,10 @@
             <v:path o:extrusionok="f" gradientshapeok="t" o:connecttype="rect"/>
             <o:lock v:ext="edit" aspectratio="t"/>
           </v:shapetype>
-          <v:shape id="_x0000_i1025" type="#_x0000_t75" style="width:95.15pt;height:18.15pt" o:ole="">
+          <v:shape id="_x0000_i1025" type="#_x0000_t75" style="width:95pt;height:18pt" o:ole="">
             <v:imagedata r:id="rId8" o:title=""/>
           </v:shape>
-          <o:OLEObject Type="Embed" ProgID="Equation.DSMT4" ShapeID="_x0000_i1025" DrawAspect="Content" ObjectID="_1834593289" r:id="rId9"/>
+          <o:OLEObject Type="Embed" ProgID="Equation.DSMT4" ShapeID="_x0000_i1025" DrawAspect="Content" ObjectID="_1834662993" r:id="rId9"/>
         </w:object>
       </w:r>
     </w:p>
@@ -535,6 +535,7 @@
           <w:szCs w:val="28"/>
         </w:rPr>
       </w:pPr>
+      <w:proofErr w:type="spellStart"/>
       <w:r>
         <w:rPr>
           <w:rFonts w:ascii="Times New Roman" w:hAnsi="Times New Roman" w:cs="Times New Roman"/>
@@ -558,6 +559,7 @@
         </w:rPr>
         <w:t>tr</w:t>
       </w:r>
+      <w:proofErr w:type="spellEnd"/>
       <w:r>
         <w:rPr>
           <w:rFonts w:ascii="Times New Roman" w:hAnsi="Times New Roman" w:cs="Times New Roman"/>
@@ -616,6 +618,7 @@
           <w:szCs w:val="28"/>
         </w:rPr>
       </w:pPr>
+      <w:proofErr w:type="spellStart"/>
       <w:r>
         <w:rPr>
           <w:rFonts w:ascii="Times New Roman" w:hAnsi="Times New Roman" w:cs="Times New Roman"/>
@@ -639,6 +642,7 @@
         </w:rPr>
         <w:t>rec</w:t>
       </w:r>
+      <w:proofErr w:type="spellEnd"/>
       <w:r>
         <w:rPr>
           <w:rFonts w:ascii="Times New Roman" w:hAnsi="Times New Roman" w:cs="Times New Roman"/>
@@ -829,7 +833,25 @@
           <w:sz w:val="28"/>
           <w:szCs w:val="28"/>
         </w:rPr>
-        <w:t>уравнение Батлера–Фольмера (кинетика электрохимических реакций)</w:t>
+        <w:t>уравнение Батлера–</w:t>
+      </w:r>
+      <w:proofErr w:type="spellStart"/>
+      <w:r>
+        <w:rPr>
+          <w:rFonts w:ascii="Times New Roman" w:hAnsi="Times New Roman" w:cs="Times New Roman"/>
+          <w:sz w:val="28"/>
+          <w:szCs w:val="28"/>
+        </w:rPr>
+        <w:t>Фольмера</w:t>
+      </w:r>
+      <w:proofErr w:type="spellEnd"/>
+      <w:r>
+        <w:rPr>
+          <w:rFonts w:ascii="Times New Roman" w:hAnsi="Times New Roman" w:cs="Times New Roman"/>
+          <w:sz w:val="28"/>
+          <w:szCs w:val="28"/>
+        </w:rPr>
+        <w:t xml:space="preserve"> (кинетика электрохимических реакций)</w:t>
       </w:r>
       <w:r>
         <w:rPr>
@@ -860,7 +882,25 @@
           <w:sz w:val="28"/>
           <w:szCs w:val="28"/>
         </w:rPr>
-        <w:t>законы диффузии Фика (массообмен)</w:t>
+        <w:t xml:space="preserve">законы диффузии </w:t>
+      </w:r>
+      <w:proofErr w:type="spellStart"/>
+      <w:r>
+        <w:rPr>
+          <w:rFonts w:ascii="Times New Roman" w:hAnsi="Times New Roman" w:cs="Times New Roman"/>
+          <w:sz w:val="28"/>
+          <w:szCs w:val="28"/>
+        </w:rPr>
+        <w:t>Фика</w:t>
+      </w:r>
+      <w:proofErr w:type="spellEnd"/>
+      <w:r>
+        <w:rPr>
+          <w:rFonts w:ascii="Times New Roman" w:hAnsi="Times New Roman" w:cs="Times New Roman"/>
+          <w:sz w:val="28"/>
+          <w:szCs w:val="28"/>
+        </w:rPr>
+        <w:t xml:space="preserve"> (массообмен)</w:t>
       </w:r>
       <w:r>
         <w:rPr>
@@ -942,10 +982,10 @@
           <w:szCs w:val="28"/>
         </w:rPr>
         <w:object w:dxaOrig="2200" w:dyaOrig="760" w14:anchorId="3E4FB221">
-          <v:shape id="_x0000_i1026" type="#_x0000_t75" style="width:110.2pt;height:38.2pt" o:ole="">
+          <v:shape id="_x0000_i1026" type="#_x0000_t75" style="width:110pt;height:38pt" o:ole="">
             <v:imagedata r:id="rId10" o:title=""/>
           </v:shape>
-          <o:OLEObject Type="Embed" ProgID="Equation.DSMT4" ShapeID="_x0000_i1026" DrawAspect="Content" ObjectID="_1834593290" r:id="rId11"/>
+          <o:OLEObject Type="Embed" ProgID="Equation.DSMT4" ShapeID="_x0000_i1026" DrawAspect="Content" ObjectID="_1834662994" r:id="rId11"/>
         </w:object>
       </w:r>
     </w:p>
@@ -1188,10 +1228,10 @@
           <w:szCs w:val="28"/>
         </w:rPr>
         <w:object w:dxaOrig="1780" w:dyaOrig="360" w14:anchorId="263288DF">
-          <v:shape id="_x0000_i1027" type="#_x0000_t75" style="width:88.9pt;height:18.15pt" o:ole="">
+          <v:shape id="_x0000_i1027" type="#_x0000_t75" style="width:89pt;height:18pt" o:ole="">
             <v:imagedata r:id="rId12" o:title=""/>
           </v:shape>
-          <o:OLEObject Type="Embed" ProgID="Equation.DSMT4" ShapeID="_x0000_i1027" DrawAspect="Content" ObjectID="_1834593291" r:id="rId13"/>
+          <o:OLEObject Type="Embed" ProgID="Equation.DSMT4" ShapeID="_x0000_i1027" DrawAspect="Content" ObjectID="_1834662995" r:id="rId13"/>
         </w:object>
       </w:r>
     </w:p>
@@ -1348,7 +1388,25 @@
           <w:sz w:val="28"/>
           <w:szCs w:val="28"/>
         </w:rPr>
-        <w:t>Скорость электрохимических реакций на поверхности электродов описывается уравнением Батлера–Фольмера:</w:t>
+        <w:t>Скорость электрохимических реакций на поверхности электродов описывается уравнением Батлера–</w:t>
+      </w:r>
+      <w:proofErr w:type="spellStart"/>
+      <w:r>
+        <w:rPr>
+          <w:rFonts w:ascii="Times New Roman" w:hAnsi="Times New Roman" w:cs="Times New Roman"/>
+          <w:sz w:val="28"/>
+          <w:szCs w:val="28"/>
+        </w:rPr>
+        <w:t>Фольмера</w:t>
+      </w:r>
+      <w:proofErr w:type="spellEnd"/>
+      <w:r>
+        <w:rPr>
+          <w:rFonts w:ascii="Times New Roman" w:hAnsi="Times New Roman" w:cs="Times New Roman"/>
+          <w:sz w:val="28"/>
+          <w:szCs w:val="28"/>
+        </w:rPr>
+        <w:t>:</w:t>
       </w:r>
     </w:p>
     <w:p>
@@ -1371,10 +1429,10 @@
           <w:szCs w:val="28"/>
         </w:rPr>
         <w:object w:dxaOrig="3519" w:dyaOrig="720" w14:anchorId="3A660784">
-          <v:shape id="_x0000_i1028" type="#_x0000_t75" style="width:175.95pt;height:36.3pt" o:ole="">
+          <v:shape id="_x0000_i1028" type="#_x0000_t75" style="width:176pt;height:36.5pt" o:ole="">
             <v:imagedata r:id="rId14" o:title=""/>
           </v:shape>
-          <o:OLEObject Type="Embed" ProgID="Equation.DSMT4" ShapeID="_x0000_i1028" DrawAspect="Content" ObjectID="_1834593292" r:id="rId15"/>
+          <o:OLEObject Type="Embed" ProgID="Equation.DSMT4" ShapeID="_x0000_i1028" DrawAspect="Content" ObjectID="_1834662996" r:id="rId15"/>
         </w:object>
       </w:r>
     </w:p>
@@ -1409,6 +1467,7 @@
           <w:szCs w:val="28"/>
         </w:rPr>
       </w:pPr>
+      <w:proofErr w:type="spellStart"/>
       <w:r>
         <w:rPr>
           <w:rFonts w:ascii="Times New Roman" w:hAnsi="Times New Roman" w:cs="Times New Roman"/>
@@ -1420,6 +1479,7 @@
         </w:rPr>
         <w:t>i</w:t>
       </w:r>
+      <w:proofErr w:type="spellEnd"/>
       <w:r>
         <w:rPr>
           <w:rFonts w:ascii="Times New Roman" w:hAnsi="Times New Roman" w:cs="Times New Roman"/>
@@ -1448,6 +1508,7 @@
           <w:szCs w:val="28"/>
         </w:rPr>
       </w:pPr>
+      <w:proofErr w:type="spellStart"/>
       <w:r>
         <w:rPr>
           <w:rFonts w:ascii="Times New Roman" w:hAnsi="Times New Roman" w:cs="Times New Roman"/>
@@ -1459,6 +1520,7 @@
         </w:rPr>
         <w:t>i</w:t>
       </w:r>
+      <w:proofErr w:type="spellEnd"/>
       <w:r>
         <w:rPr>
           <w:rFonts w:ascii="Times New Roman" w:hAnsi="Times New Roman" w:cs="Times New Roman"/>
@@ -1585,10 +1647,10 @@
           <w:szCs w:val="28"/>
         </w:rPr>
         <w:object w:dxaOrig="900" w:dyaOrig="620" w14:anchorId="45FABDC7">
-          <v:shape id="_x0000_i1029" type="#_x0000_t75" style="width:45.1pt;height:31.3pt" o:ole="">
+          <v:shape id="_x0000_i1029" type="#_x0000_t75" style="width:45pt;height:31.5pt" o:ole="">
             <v:imagedata r:id="rId16" o:title=""/>
           </v:shape>
-          <o:OLEObject Type="Embed" ProgID="Equation.DSMT4" ShapeID="_x0000_i1029" DrawAspect="Content" ObjectID="_1834593293" r:id="rId17"/>
+          <o:OLEObject Type="Embed" ProgID="Equation.DSMT4" ShapeID="_x0000_i1029" DrawAspect="Content" ObjectID="_1834662997" r:id="rId17"/>
         </w:object>
       </w:r>
     </w:p>
@@ -1633,10 +1695,10 @@
           <w:lang w:val="en-US"/>
         </w:rPr>
         <w:object w:dxaOrig="760" w:dyaOrig="620" w14:anchorId="61592C57">
-          <v:shape id="_x0000_i1030" type="#_x0000_t75" style="width:38.2pt;height:31.3pt" o:ole="">
+          <v:shape id="_x0000_i1030" type="#_x0000_t75" style="width:38pt;height:31.5pt" o:ole="">
             <v:imagedata r:id="rId18" o:title=""/>
           </v:shape>
-          <o:OLEObject Type="Embed" ProgID="Equation.DSMT4" ShapeID="_x0000_i1030" DrawAspect="Content" ObjectID="_1834593294" r:id="rId19"/>
+          <o:OLEObject Type="Embed" ProgID="Equation.DSMT4" ShapeID="_x0000_i1030" DrawAspect="Content" ObjectID="_1834662998" r:id="rId19"/>
         </w:object>
       </w:r>
     </w:p>
@@ -1682,10 +1744,10 @@
           <w:lang w:val="en-US"/>
         </w:rPr>
         <w:object w:dxaOrig="960" w:dyaOrig="680" w14:anchorId="4400FF05">
-          <v:shape id="_x0000_i1031" type="#_x0000_t75" style="width:48.2pt;height:33.8pt" o:ole="">
+          <v:shape id="_x0000_i1031" type="#_x0000_t75" style="width:48pt;height:34pt" o:ole="">
             <v:imagedata r:id="rId20" o:title=""/>
           </v:shape>
-          <o:OLEObject Type="Embed" ProgID="Equation.DSMT4" ShapeID="_x0000_i1031" DrawAspect="Content" ObjectID="_1834593295" r:id="rId21"/>
+          <o:OLEObject Type="Embed" ProgID="Equation.DSMT4" ShapeID="_x0000_i1031" DrawAspect="Content" ObjectID="_1834662999" r:id="rId21"/>
         </w:object>
       </w:r>
     </w:p>
@@ -1784,7 +1846,25 @@
           <w:sz w:val="28"/>
           <w:szCs w:val="28"/>
         </w:rPr>
-        <w:t>Перенос ионов лития внутри электродных материалов определяется законами диффузии Фика.</w:t>
+        <w:t xml:space="preserve">Перенос ионов лития внутри электродных материалов определяется законами диффузии </w:t>
+      </w:r>
+      <w:proofErr w:type="spellStart"/>
+      <w:r>
+        <w:rPr>
+          <w:rFonts w:ascii="Times New Roman" w:hAnsi="Times New Roman" w:cs="Times New Roman"/>
+          <w:sz w:val="28"/>
+          <w:szCs w:val="28"/>
+        </w:rPr>
+        <w:t>Фика</w:t>
+      </w:r>
+      <w:proofErr w:type="spellEnd"/>
+      <w:r>
+        <w:rPr>
+          <w:rFonts w:ascii="Times New Roman" w:hAnsi="Times New Roman" w:cs="Times New Roman"/>
+          <w:sz w:val="28"/>
+          <w:szCs w:val="28"/>
+        </w:rPr>
+        <w:t>.</w:t>
       </w:r>
       <w:r>
         <w:rPr>
@@ -1800,7 +1880,25 @@
           <w:sz w:val="28"/>
           <w:szCs w:val="28"/>
         </w:rPr>
-        <w:t>Второй закон Фика имеет вид:</w:t>
+        <w:t xml:space="preserve">Второй закон </w:t>
+      </w:r>
+      <w:proofErr w:type="spellStart"/>
+      <w:r>
+        <w:rPr>
+          <w:rFonts w:ascii="Times New Roman" w:hAnsi="Times New Roman" w:cs="Times New Roman"/>
+          <w:sz w:val="28"/>
+          <w:szCs w:val="28"/>
+        </w:rPr>
+        <w:t>Фика</w:t>
+      </w:r>
+      <w:proofErr w:type="spellEnd"/>
+      <w:r>
+        <w:rPr>
+          <w:rFonts w:ascii="Times New Roman" w:hAnsi="Times New Roman" w:cs="Times New Roman"/>
+          <w:sz w:val="28"/>
+          <w:szCs w:val="28"/>
+        </w:rPr>
+        <w:t xml:space="preserve"> имеет вид:</w:t>
       </w:r>
     </w:p>
     <w:p>
@@ -1823,10 +1921,10 @@
           <w:szCs w:val="28"/>
         </w:rPr>
         <w:object w:dxaOrig="1280" w:dyaOrig="660" w14:anchorId="6E050575">
-          <v:shape id="_x0000_i1032" type="#_x0000_t75" style="width:63.85pt;height:33.2pt" o:ole="">
+          <v:shape id="_x0000_i1032" type="#_x0000_t75" style="width:64pt;height:33pt" o:ole="">
             <v:imagedata r:id="rId22" o:title=""/>
           </v:shape>
-          <o:OLEObject Type="Embed" ProgID="Equation.DSMT4" ShapeID="_x0000_i1032" DrawAspect="Content" ObjectID="_1834593296" r:id="rId23"/>
+          <o:OLEObject Type="Embed" ProgID="Equation.DSMT4" ShapeID="_x0000_i1032" DrawAspect="Content" ObjectID="_1834663000" r:id="rId23"/>
         </w:object>
       </w:r>
     </w:p>
@@ -1980,10 +2078,10 @@
           <w:szCs w:val="28"/>
         </w:rPr>
         <w:object w:dxaOrig="1420" w:dyaOrig="700" w14:anchorId="4A8A63AB">
-          <v:shape id="_x0000_i1033" type="#_x0000_t75" style="width:70.75pt;height:35.05pt" o:ole="">
+          <v:shape id="_x0000_i1033" type="#_x0000_t75" style="width:70.5pt;height:35pt" o:ole="">
             <v:imagedata r:id="rId24" o:title=""/>
           </v:shape>
-          <o:OLEObject Type="Embed" ProgID="Equation.DSMT4" ShapeID="_x0000_i1033" DrawAspect="Content" ObjectID="_1834593297" r:id="rId25"/>
+          <o:OLEObject Type="Embed" ProgID="Equation.DSMT4" ShapeID="_x0000_i1033" DrawAspect="Content" ObjectID="_1834663001" r:id="rId25"/>
         </w:object>
       </w:r>
     </w:p>
@@ -2167,10 +2265,10 @@
           <w:szCs w:val="28"/>
         </w:rPr>
         <w:object w:dxaOrig="2079" w:dyaOrig="680" w14:anchorId="2E290427">
-          <v:shape id="_x0000_i1034" type="#_x0000_t75" style="width:103.95pt;height:33.8pt" o:ole="">
+          <v:shape id="_x0000_i1034" type="#_x0000_t75" style="width:104pt;height:34pt" o:ole="">
             <v:imagedata r:id="rId26" o:title=""/>
           </v:shape>
-          <o:OLEObject Type="Embed" ProgID="Equation.DSMT4" ShapeID="_x0000_i1034" DrawAspect="Content" ObjectID="_1834593298" r:id="rId27"/>
+          <o:OLEObject Type="Embed" ProgID="Equation.DSMT4" ShapeID="_x0000_i1034" DrawAspect="Content" ObjectID="_1834663002" r:id="rId27"/>
         </w:object>
       </w:r>
     </w:p>
@@ -2244,6 +2342,7 @@
           <w:szCs w:val="28"/>
         </w:rPr>
       </w:pPr>
+      <w:proofErr w:type="spellStart"/>
       <w:r>
         <w:rPr>
           <w:rFonts w:ascii="Times New Roman" w:hAnsi="Times New Roman" w:cs="Times New Roman"/>
@@ -2267,6 +2366,7 @@
         </w:rPr>
         <w:t>a</w:t>
       </w:r>
+      <w:proofErr w:type="spellEnd"/>
       <w:r>
         <w:rPr>
           <w:rFonts w:ascii="Times New Roman" w:hAnsi="Times New Roman" w:cs="Times New Roman"/>
@@ -2329,7 +2429,25 @@
           <w:sz w:val="28"/>
           <w:szCs w:val="28"/>
         </w:rPr>
-        <w:t>С ростом температуры скорость деградационных процессов резко увеличивается.</w:t>
+        <w:t xml:space="preserve">С ростом температуры скорость </w:t>
+      </w:r>
+      <w:proofErr w:type="spellStart"/>
+      <w:r>
+        <w:rPr>
+          <w:rFonts w:ascii="Times New Roman" w:hAnsi="Times New Roman" w:cs="Times New Roman"/>
+          <w:sz w:val="28"/>
+          <w:szCs w:val="28"/>
+        </w:rPr>
+        <w:t>деградационных</w:t>
+      </w:r>
+      <w:proofErr w:type="spellEnd"/>
+      <w:r>
+        <w:rPr>
+          <w:rFonts w:ascii="Times New Roman" w:hAnsi="Times New Roman" w:cs="Times New Roman"/>
+          <w:sz w:val="28"/>
+          <w:szCs w:val="28"/>
+        </w:rPr>
+        <w:t xml:space="preserve"> процессов резко увеличивается.</w:t>
       </w:r>
       <w:r>
         <w:rPr>
@@ -2376,10 +2494,10 @@
           <w:szCs w:val="28"/>
         </w:rPr>
         <w:object w:dxaOrig="980" w:dyaOrig="380" w14:anchorId="1A18B4E8">
-          <v:shape id="_x0000_i1035" type="#_x0000_t75" style="width:48.85pt;height:18.8pt" o:ole="">
+          <v:shape id="_x0000_i1035" type="#_x0000_t75" style="width:49pt;height:19pt" o:ole="">
             <v:imagedata r:id="rId28" o:title=""/>
           </v:shape>
-          <o:OLEObject Type="Embed" ProgID="Equation.DSMT4" ShapeID="_x0000_i1035" DrawAspect="Content" ObjectID="_1834593299" r:id="rId29"/>
+          <o:OLEObject Type="Embed" ProgID="Equation.DSMT4" ShapeID="_x0000_i1035" DrawAspect="Content" ObjectID="_1834663003" r:id="rId29"/>
         </w:object>
       </w:r>
     </w:p>
@@ -2414,6 +2532,7 @@
           <w:szCs w:val="28"/>
         </w:rPr>
       </w:pPr>
+      <w:proofErr w:type="spellStart"/>
       <w:r>
         <w:rPr>
           <w:rFonts w:ascii="Times New Roman" w:hAnsi="Times New Roman" w:cs="Times New Roman"/>
@@ -2437,6 +2556,7 @@
         </w:rPr>
         <w:t>int</w:t>
       </w:r>
+      <w:proofErr w:type="spellEnd"/>
       <w:r>
         <w:rPr>
           <w:rFonts w:ascii="Times New Roman" w:hAnsi="Times New Roman" w:cs="Times New Roman"/>
@@ -2503,6 +2623,7 @@
           <w:szCs w:val="28"/>
         </w:rPr>
       </w:pPr>
+      <w:proofErr w:type="gramStart"/>
       <w:r>
         <w:rPr>
           <w:rFonts w:ascii="Times New Roman" w:hAnsi="Times New Roman" w:cs="Times New Roman"/>
@@ -2511,66 +2632,10 @@
           <w:sz w:val="28"/>
           <w:szCs w:val="28"/>
         </w:rPr>
-        <w:t>Вывод  по разделу 1.1</w:t>
-      </w:r>
-    </w:p>
-    <w:p>
-      <w:pPr>
-        <w:pStyle w:val="a7"/>
-        <w:ind w:left="0" w:firstLine="709"/>
-        <w:jc w:val="both"/>
-        <w:rPr>
-          <w:rFonts w:ascii="Times New Roman" w:hAnsi="Times New Roman" w:cs="Times New Roman"/>
-          <w:sz w:val="28"/>
-          <w:szCs w:val="28"/>
-        </w:rPr>
-      </w:pPr>
-    </w:p>
-    <w:p>
-      <w:pPr>
-        <w:pStyle w:val="a7"/>
-        <w:ind w:left="0" w:firstLine="709"/>
-        <w:jc w:val="both"/>
-        <w:rPr>
-          <w:rFonts w:ascii="Times New Roman" w:hAnsi="Times New Roman" w:cs="Times New Roman"/>
-          <w:sz w:val="28"/>
-          <w:szCs w:val="28"/>
-        </w:rPr>
-      </w:pPr>
-      <w:r>
-        <w:rPr>
-          <w:rFonts w:ascii="Times New Roman" w:hAnsi="Times New Roman" w:cs="Times New Roman"/>
-          <w:sz w:val="28"/>
-          <w:szCs w:val="28"/>
-        </w:rPr>
-        <w:t>Таким образом, тяговая аккумуляторная батарея представляет собой сложную электрохимическую систему, поведение которой определяется взаимодействием электрических, химических и тепловых процессов. Нестационарный характер эксплуатации электротранспортных систем существенно усложняет анализ деградации аккумуляторных батарей и требует разработки новых методов диагностики и прогнозирования их ресурса</w:t>
-      </w:r>
-      <w:r>
-        <w:rPr>
-          <w:rFonts w:ascii="Times New Roman" w:hAnsi="Times New Roman" w:cs="Times New Roman"/>
-          <w:sz w:val="28"/>
-          <w:szCs w:val="28"/>
-        </w:rPr>
-        <w:t>.</w:t>
-      </w:r>
-    </w:p>
-    <w:p>
-      <w:pPr>
-        <w:pStyle w:val="a7"/>
-        <w:ind w:left="0" w:firstLine="709"/>
-        <w:jc w:val="both"/>
-        <w:rPr>
-          <w:rFonts w:ascii="Times New Roman" w:hAnsi="Times New Roman" w:cs="Times New Roman"/>
-          <w:sz w:val="28"/>
-          <w:szCs w:val="28"/>
-        </w:rPr>
-      </w:pPr>
-    </w:p>
-    <w:p>
-      <w:pPr>
-        <w:pStyle w:val="a7"/>
-        <w:ind w:left="0" w:firstLine="709"/>
-        <w:jc w:val="both"/>
+        <w:t>Вывод  по</w:t>
+      </w:r>
+      <w:proofErr w:type="gramEnd"/>
+      <w:r>
         <w:rPr>
           <w:rFonts w:ascii="Times New Roman" w:hAnsi="Times New Roman" w:cs="Times New Roman"/>
           <w:b/>
@@ -2578,8 +2643,66 @@
           <w:sz w:val="28"/>
           <w:szCs w:val="28"/>
         </w:rPr>
-      </w:pPr>
-      <w:r>
+        <w:t xml:space="preserve"> разделу 1.1</w:t>
+      </w:r>
+    </w:p>
+    <w:p>
+      <w:pPr>
+        <w:pStyle w:val="a7"/>
+        <w:ind w:left="0" w:firstLine="709"/>
+        <w:jc w:val="both"/>
+        <w:rPr>
+          <w:rFonts w:ascii="Times New Roman" w:hAnsi="Times New Roman" w:cs="Times New Roman"/>
+          <w:sz w:val="28"/>
+          <w:szCs w:val="28"/>
+        </w:rPr>
+      </w:pPr>
+    </w:p>
+    <w:p>
+      <w:pPr>
+        <w:pStyle w:val="a7"/>
+        <w:ind w:left="0" w:firstLine="709"/>
+        <w:jc w:val="both"/>
+        <w:rPr>
+          <w:rFonts w:ascii="Times New Roman" w:hAnsi="Times New Roman" w:cs="Times New Roman"/>
+          <w:sz w:val="28"/>
+          <w:szCs w:val="28"/>
+        </w:rPr>
+      </w:pPr>
+      <w:r>
+        <w:rPr>
+          <w:rFonts w:ascii="Times New Roman" w:hAnsi="Times New Roman" w:cs="Times New Roman"/>
+          <w:sz w:val="28"/>
+          <w:szCs w:val="28"/>
+        </w:rPr>
+        <w:t>Таким образом, тяговая аккумуляторная батарея представляет собой сложную электрохимическую систему, поведение которой определяется взаимодействием электрических, химических и тепловых процессов. Нестационарный характер эксплуатации электротранспортных систем существенно усложняет анализ деградации аккумуляторных батарей и требует разработки новых методов диагностики и прогнозирования их ресурса</w:t>
+      </w:r>
+      <w:r>
+        <w:rPr>
+          <w:rFonts w:ascii="Times New Roman" w:hAnsi="Times New Roman" w:cs="Times New Roman"/>
+          <w:sz w:val="28"/>
+          <w:szCs w:val="28"/>
+        </w:rPr>
+        <w:t>.</w:t>
+      </w:r>
+    </w:p>
+    <w:p>
+      <w:pPr>
+        <w:pStyle w:val="a7"/>
+        <w:ind w:left="0" w:firstLine="709"/>
+        <w:jc w:val="both"/>
+        <w:rPr>
+          <w:rFonts w:ascii="Times New Roman" w:hAnsi="Times New Roman" w:cs="Times New Roman"/>
+          <w:sz w:val="28"/>
+          <w:szCs w:val="28"/>
+        </w:rPr>
+      </w:pPr>
+    </w:p>
+    <w:p>
+      <w:pPr>
+        <w:pStyle w:val="a7"/>
+        <w:ind w:left="0" w:firstLine="709"/>
+        <w:jc w:val="both"/>
         <w:rPr>
           <w:rFonts w:ascii="Times New Roman" w:hAnsi="Times New Roman" w:cs="Times New Roman"/>
           <w:b/>
@@ -2587,8 +2710,7 @@
           <w:sz w:val="28"/>
           <w:szCs w:val="28"/>
         </w:rPr>
-        <w:t>1.2 Механизмы деградации</w:t>
-      </w:r>
+      </w:pPr>
       <w:r>
         <w:rPr>
           <w:rFonts w:ascii="Times New Roman" w:hAnsi="Times New Roman" w:cs="Times New Roman"/>
@@ -2597,7 +2719,7 @@
           <w:sz w:val="28"/>
           <w:szCs w:val="28"/>
         </w:rPr>
-        <w:t xml:space="preserve"> </w:t>
+        <w:t>1.2 Механизмы деградации</w:t>
       </w:r>
       <w:r>
         <w:rPr>
@@ -2606,9 +2728,8 @@
           <w:bCs/>
           <w:sz w:val="28"/>
           <w:szCs w:val="28"/>
-          <w:lang w:val="en-US"/>
-        </w:rPr>
-        <w:t>Li</w:t>
+        </w:rPr>
+        <w:t xml:space="preserve"> </w:t>
       </w:r>
       <w:r>
         <w:rPr>
@@ -2617,8 +2738,9 @@
           <w:bCs/>
           <w:sz w:val="28"/>
           <w:szCs w:val="28"/>
-        </w:rPr>
-        <w:t>-</w:t>
+          <w:lang w:val="en-US"/>
+        </w:rPr>
+        <w:t>Li</w:t>
       </w:r>
       <w:r>
         <w:rPr>
@@ -2627,9 +2749,8 @@
           <w:bCs/>
           <w:sz w:val="28"/>
           <w:szCs w:val="28"/>
-          <w:lang w:val="en-US"/>
-        </w:rPr>
-        <w:t>ion</w:t>
+        </w:rPr>
+        <w:t>-</w:t>
       </w:r>
       <w:r>
         <w:rPr>
@@ -2638,8 +2759,9 @@
           <w:bCs/>
           <w:sz w:val="28"/>
           <w:szCs w:val="28"/>
-        </w:rPr>
-        <w:t xml:space="preserve">, </w:t>
+          <w:lang w:val="en-US"/>
+        </w:rPr>
+        <w:t>ion</w:t>
       </w:r>
       <w:r>
         <w:rPr>
@@ -2648,9 +2770,8 @@
           <w:bCs/>
           <w:sz w:val="28"/>
           <w:szCs w:val="28"/>
-          <w:lang w:val="en-US"/>
-        </w:rPr>
-        <w:t>LFP</w:t>
+        </w:rPr>
+        <w:t xml:space="preserve">, </w:t>
       </w:r>
       <w:r>
         <w:rPr>
@@ -2659,8 +2780,9 @@
           <w:bCs/>
           <w:sz w:val="28"/>
           <w:szCs w:val="28"/>
-        </w:rPr>
-        <w:t xml:space="preserve"> и </w:t>
+          <w:lang w:val="en-US"/>
+        </w:rPr>
+        <w:t>LFP</w:t>
       </w:r>
       <w:r>
         <w:rPr>
@@ -2669,9 +2791,8 @@
           <w:bCs/>
           <w:sz w:val="28"/>
           <w:szCs w:val="28"/>
-          <w:lang w:val="en-US"/>
-        </w:rPr>
-        <w:t>Na</w:t>
+        </w:rPr>
+        <w:t xml:space="preserve"> и </w:t>
       </w:r>
       <w:r>
         <w:rPr>
@@ -2680,8 +2801,9 @@
           <w:bCs/>
           <w:sz w:val="28"/>
           <w:szCs w:val="28"/>
-        </w:rPr>
-        <w:t>-</w:t>
+          <w:lang w:val="en-US"/>
+        </w:rPr>
+        <w:t>Na</w:t>
       </w:r>
       <w:r>
         <w:rPr>
@@ -2690,9 +2812,8 @@
           <w:bCs/>
           <w:sz w:val="28"/>
           <w:szCs w:val="28"/>
-          <w:lang w:val="en-US"/>
-        </w:rPr>
-        <w:t>ion</w:t>
+        </w:rPr>
+        <w:t>-</w:t>
       </w:r>
       <w:r>
         <w:rPr>
@@ -2701,27 +2822,11 @@
           <w:bCs/>
           <w:sz w:val="28"/>
           <w:szCs w:val="28"/>
-        </w:rPr>
-        <w:t xml:space="preserve"> аккумуляторных систем</w:t>
-      </w:r>
-    </w:p>
-    <w:p>
-      <w:pPr>
-        <w:pStyle w:val="a7"/>
-        <w:ind w:left="0" w:firstLine="709"/>
-        <w:jc w:val="both"/>
-        <w:rPr>
-          <w:rFonts w:ascii="Times New Roman" w:hAnsi="Times New Roman" w:cs="Times New Roman"/>
-          <w:sz w:val="28"/>
-          <w:szCs w:val="28"/>
-        </w:rPr>
-      </w:pPr>
-    </w:p>
-    <w:p>
-      <w:pPr>
-        <w:pStyle w:val="a7"/>
-        <w:ind w:left="0" w:firstLine="709"/>
-        <w:jc w:val="both"/>
+          <w:lang w:val="en-US"/>
+        </w:rPr>
+        <w:t>ion</w:t>
+      </w:r>
+      <w:r>
         <w:rPr>
           <w:rFonts w:ascii="Times New Roman" w:hAnsi="Times New Roman" w:cs="Times New Roman"/>
           <w:b/>
@@ -2729,8 +2834,26 @@
           <w:sz w:val="28"/>
           <w:szCs w:val="28"/>
         </w:rPr>
-      </w:pPr>
-      <w:r>
+        <w:t xml:space="preserve"> аккумуляторных систем</w:t>
+      </w:r>
+    </w:p>
+    <w:p>
+      <w:pPr>
+        <w:pStyle w:val="a7"/>
+        <w:ind w:left="0" w:firstLine="709"/>
+        <w:jc w:val="both"/>
+        <w:rPr>
+          <w:rFonts w:ascii="Times New Roman" w:hAnsi="Times New Roman" w:cs="Times New Roman"/>
+          <w:sz w:val="28"/>
+          <w:szCs w:val="28"/>
+        </w:rPr>
+      </w:pPr>
+    </w:p>
+    <w:p>
+      <w:pPr>
+        <w:pStyle w:val="a7"/>
+        <w:ind w:left="0" w:firstLine="709"/>
+        <w:jc w:val="both"/>
         <w:rPr>
           <w:rFonts w:ascii="Times New Roman" w:hAnsi="Times New Roman" w:cs="Times New Roman"/>
           <w:b/>
@@ -2738,6 +2861,15 @@
           <w:sz w:val="28"/>
           <w:szCs w:val="28"/>
         </w:rPr>
+      </w:pPr>
+      <w:r>
+        <w:rPr>
+          <w:rFonts w:ascii="Times New Roman" w:hAnsi="Times New Roman" w:cs="Times New Roman"/>
+          <w:b/>
+          <w:bCs/>
+          <w:sz w:val="28"/>
+          <w:szCs w:val="28"/>
+        </w:rPr>
         <w:t>1.2.1 Общая природа деградации электрохимических накопителей энергии</w:t>
       </w:r>
     </w:p>
@@ -2835,8 +2967,18 @@
           <w:sz w:val="28"/>
           <w:szCs w:val="28"/>
         </w:rPr>
-        <w:t>Согласно классической электрохимической теории, скорость электрохимической реакции определяется уравнением Батлера–Фольмера</w:t>
-      </w:r>
+        <w:t>Согласно классической электрохимической теории, скорость электрохимической реакции определяется уравнением Батлера–</w:t>
+      </w:r>
+      <w:proofErr w:type="spellStart"/>
+      <w:r>
+        <w:rPr>
+          <w:rFonts w:ascii="Times New Roman" w:hAnsi="Times New Roman" w:cs="Times New Roman"/>
+          <w:sz w:val="28"/>
+          <w:szCs w:val="28"/>
+        </w:rPr>
+        <w:t>Фольмера</w:t>
+      </w:r>
+      <w:proofErr w:type="spellEnd"/>
       <w:r>
         <w:rPr>
           <w:rFonts w:ascii="Times New Roman" w:hAnsi="Times New Roman" w:cs="Times New Roman"/>
@@ -2866,10 +3008,10 @@
           <w:szCs w:val="28"/>
         </w:rPr>
         <w:object w:dxaOrig="3519" w:dyaOrig="720" w14:anchorId="635F3D41">
-          <v:shape id="_x0000_i1036" type="#_x0000_t75" style="width:175.95pt;height:36.3pt" o:ole="">
+          <v:shape id="_x0000_i1036" type="#_x0000_t75" style="width:176pt;height:36.5pt" o:ole="">
             <v:imagedata r:id="rId30" o:title=""/>
           </v:shape>
-          <o:OLEObject Type="Embed" ProgID="Equation.DSMT4" ShapeID="_x0000_i1036" DrawAspect="Content" ObjectID="_1834593300" r:id="rId31"/>
+          <o:OLEObject Type="Embed" ProgID="Equation.DSMT4" ShapeID="_x0000_i1036" DrawAspect="Content" ObjectID="_1834663004" r:id="rId31"/>
         </w:object>
       </w:r>
     </w:p>
@@ -2904,6 +3046,7 @@
           <w:szCs w:val="28"/>
         </w:rPr>
       </w:pPr>
+      <w:proofErr w:type="spellStart"/>
       <w:r>
         <w:rPr>
           <w:rFonts w:ascii="Times New Roman" w:hAnsi="Times New Roman" w:cs="Times New Roman"/>
@@ -2915,6 +3058,7 @@
         </w:rPr>
         <w:t>i</w:t>
       </w:r>
+      <w:proofErr w:type="spellEnd"/>
       <w:r>
         <w:rPr>
           <w:rFonts w:ascii="Times New Roman" w:hAnsi="Times New Roman" w:cs="Times New Roman"/>
@@ -3090,6 +3234,7 @@
         </w:rPr>
         <w:t xml:space="preserve"> </w:t>
       </w:r>
+      <w:proofErr w:type="spellStart"/>
       <w:r>
         <w:rPr>
           <w:rFonts w:ascii="Times New Roman" w:hAnsi="Times New Roman" w:cs="Times New Roman"/>
@@ -3109,6 +3254,7 @@
         </w:rPr>
         <w:t>eff</w:t>
       </w:r>
+      <w:proofErr w:type="spellEnd"/>
       <w:r>
         <w:rPr>
           <w:rFonts w:ascii="Times New Roman" w:hAnsi="Times New Roman" w:cs="Times New Roman"/>
@@ -3146,10 +3292,10 @@
           <w:szCs w:val="28"/>
         </w:rPr>
         <w:object w:dxaOrig="820" w:dyaOrig="380" w14:anchorId="4C509BBF">
-          <v:shape id="_x0000_i1037" type="#_x0000_t75" style="width:40.7pt;height:18.8pt" o:ole="">
+          <v:shape id="_x0000_i1037" type="#_x0000_t75" style="width:40.5pt;height:19pt" o:ole="">
             <v:imagedata r:id="rId32" o:title=""/>
           </v:shape>
-          <o:OLEObject Type="Embed" ProgID="Equation.DSMT4" ShapeID="_x0000_i1037" DrawAspect="Content" ObjectID="_1834593301" r:id="rId33"/>
+          <o:OLEObject Type="Embed" ProgID="Equation.DSMT4" ShapeID="_x0000_i1037" DrawAspect="Content" ObjectID="_1834663005" r:id="rId33"/>
         </w:object>
       </w:r>
     </w:p>
@@ -3201,10 +3347,10 @@
           <w:szCs w:val="28"/>
         </w:rPr>
         <w:object w:dxaOrig="960" w:dyaOrig="680" w14:anchorId="49E6B722">
-          <v:shape id="_x0000_i1038" type="#_x0000_t75" style="width:48.2pt;height:33.8pt" o:ole="">
+          <v:shape id="_x0000_i1038" type="#_x0000_t75" style="width:48pt;height:34pt" o:ole="">
             <v:imagedata r:id="rId34" o:title=""/>
           </v:shape>
-          <o:OLEObject Type="Embed" ProgID="Equation.DSMT4" ShapeID="_x0000_i1038" DrawAspect="Content" ObjectID="_1834593302" r:id="rId35"/>
+          <o:OLEObject Type="Embed" ProgID="Equation.DSMT4" ShapeID="_x0000_i1038" DrawAspect="Content" ObjectID="_1834663006" r:id="rId35"/>
         </w:object>
       </w:r>
     </w:p>
@@ -3378,7 +3524,25 @@
           <w:sz w:val="28"/>
           <w:szCs w:val="28"/>
         </w:rPr>
-        <w:t>образование пассивирующего слоя SEI;</w:t>
+        <w:t xml:space="preserve">образование </w:t>
+      </w:r>
+      <w:proofErr w:type="spellStart"/>
+      <w:r>
+        <w:rPr>
+          <w:rFonts w:ascii="Times New Roman" w:hAnsi="Times New Roman" w:cs="Times New Roman"/>
+          <w:sz w:val="28"/>
+          <w:szCs w:val="28"/>
+        </w:rPr>
+        <w:t>пассивирующего</w:t>
+      </w:r>
+      <w:proofErr w:type="spellEnd"/>
+      <w:r>
+        <w:rPr>
+          <w:rFonts w:ascii="Times New Roman" w:hAnsi="Times New Roman" w:cs="Times New Roman"/>
+          <w:sz w:val="28"/>
+          <w:szCs w:val="28"/>
+        </w:rPr>
+        <w:t xml:space="preserve"> слоя SEI;</w:t>
       </w:r>
     </w:p>
     <w:p>
@@ -3569,7 +3733,25 @@
           <w:sz w:val="28"/>
           <w:szCs w:val="28"/>
         </w:rPr>
-        <w:t>Рисунок 1.3 — Сравнение типичных зависимостей снижения ёмкости аккумуляторов различных химических систем (NMC, LFP и Na-ion) от числа циклов заряд-разряд.</w:t>
+        <w:t>Рисунок 1.3 — Сравнение типичных зависимостей снижения ёмкости аккумуляторов различных химических систем (NMC, LFP и Na-</w:t>
+      </w:r>
+      <w:proofErr w:type="spellStart"/>
+      <w:r>
+        <w:rPr>
+          <w:rFonts w:ascii="Times New Roman" w:hAnsi="Times New Roman" w:cs="Times New Roman"/>
+          <w:sz w:val="28"/>
+          <w:szCs w:val="28"/>
+        </w:rPr>
+        <w:t>ion</w:t>
+      </w:r>
+      <w:proofErr w:type="spellEnd"/>
+      <w:r>
+        <w:rPr>
+          <w:rFonts w:ascii="Times New Roman" w:hAnsi="Times New Roman" w:cs="Times New Roman"/>
+          <w:sz w:val="28"/>
+          <w:szCs w:val="28"/>
+        </w:rPr>
+        <w:t>) от числа циклов заряд-разряд.</w:t>
       </w:r>
     </w:p>
     <w:p>
@@ -3633,8 +3815,9 @@
           <w:sz w:val="28"/>
           <w:szCs w:val="28"/>
         </w:rPr>
-        <w:t xml:space="preserve">1.2.3 Формирование пассивирующего слоя </w:t>
-      </w:r>
+        <w:t xml:space="preserve">1.2.3 Формирование </w:t>
+      </w:r>
+      <w:proofErr w:type="spellStart"/>
       <w:r>
         <w:rPr>
           <w:rFonts w:ascii="Times New Roman" w:hAnsi="Times New Roman" w:cs="Times New Roman"/>
@@ -3642,6 +3825,27 @@
           <w:bCs/>
           <w:sz w:val="28"/>
           <w:szCs w:val="28"/>
+        </w:rPr>
+        <w:t>пассивирующего</w:t>
+      </w:r>
+      <w:proofErr w:type="spellEnd"/>
+      <w:r>
+        <w:rPr>
+          <w:rFonts w:ascii="Times New Roman" w:hAnsi="Times New Roman" w:cs="Times New Roman"/>
+          <w:b/>
+          <w:bCs/>
+          <w:sz w:val="28"/>
+          <w:szCs w:val="28"/>
+        </w:rPr>
+        <w:t xml:space="preserve"> слоя </w:t>
+      </w:r>
+      <w:r>
+        <w:rPr>
+          <w:rFonts w:ascii="Times New Roman" w:hAnsi="Times New Roman" w:cs="Times New Roman"/>
+          <w:b/>
+          <w:bCs/>
+          <w:sz w:val="28"/>
+          <w:szCs w:val="28"/>
           <w:lang w:val="en-US"/>
         </w:rPr>
         <w:t>SEI</w:t>
@@ -3674,7 +3878,79 @@
           <w:sz w:val="28"/>
           <w:szCs w:val="28"/>
         </w:rPr>
-        <w:t>Одним из ключевых механизмов деградации литий-ионных аккумуляторов является образование пассивирующего слоя SEI (Solid Electrolyte Interphase) на поверхности анода.</w:t>
+        <w:t xml:space="preserve">Одним из ключевых механизмов деградации литий-ионных аккумуляторов является образование </w:t>
+      </w:r>
+      <w:proofErr w:type="spellStart"/>
+      <w:r>
+        <w:rPr>
+          <w:rFonts w:ascii="Times New Roman" w:hAnsi="Times New Roman" w:cs="Times New Roman"/>
+          <w:sz w:val="28"/>
+          <w:szCs w:val="28"/>
+        </w:rPr>
+        <w:t>пассивирующего</w:t>
+      </w:r>
+      <w:proofErr w:type="spellEnd"/>
+      <w:r>
+        <w:rPr>
+          <w:rFonts w:ascii="Times New Roman" w:hAnsi="Times New Roman" w:cs="Times New Roman"/>
+          <w:sz w:val="28"/>
+          <w:szCs w:val="28"/>
+        </w:rPr>
+        <w:t xml:space="preserve"> слоя SEI (</w:t>
+      </w:r>
+      <w:proofErr w:type="spellStart"/>
+      <w:r>
+        <w:rPr>
+          <w:rFonts w:ascii="Times New Roman" w:hAnsi="Times New Roman" w:cs="Times New Roman"/>
+          <w:sz w:val="28"/>
+          <w:szCs w:val="28"/>
+        </w:rPr>
+        <w:t>Solid</w:t>
+      </w:r>
+      <w:proofErr w:type="spellEnd"/>
+      <w:r>
+        <w:rPr>
+          <w:rFonts w:ascii="Times New Roman" w:hAnsi="Times New Roman" w:cs="Times New Roman"/>
+          <w:sz w:val="28"/>
+          <w:szCs w:val="28"/>
+        </w:rPr>
+        <w:t xml:space="preserve"> </w:t>
+      </w:r>
+      <w:proofErr w:type="spellStart"/>
+      <w:r>
+        <w:rPr>
+          <w:rFonts w:ascii="Times New Roman" w:hAnsi="Times New Roman" w:cs="Times New Roman"/>
+          <w:sz w:val="28"/>
+          <w:szCs w:val="28"/>
+        </w:rPr>
+        <w:t>Electrolyte</w:t>
+      </w:r>
+      <w:proofErr w:type="spellEnd"/>
+      <w:r>
+        <w:rPr>
+          <w:rFonts w:ascii="Times New Roman" w:hAnsi="Times New Roman" w:cs="Times New Roman"/>
+          <w:sz w:val="28"/>
+          <w:szCs w:val="28"/>
+        </w:rPr>
+        <w:t xml:space="preserve"> </w:t>
+      </w:r>
+      <w:proofErr w:type="spellStart"/>
+      <w:r>
+        <w:rPr>
+          <w:rFonts w:ascii="Times New Roman" w:hAnsi="Times New Roman" w:cs="Times New Roman"/>
+          <w:sz w:val="28"/>
+          <w:szCs w:val="28"/>
+        </w:rPr>
+        <w:t>Interphase</w:t>
+      </w:r>
+      <w:proofErr w:type="spellEnd"/>
+      <w:r>
+        <w:rPr>
+          <w:rFonts w:ascii="Times New Roman" w:hAnsi="Times New Roman" w:cs="Times New Roman"/>
+          <w:sz w:val="28"/>
+          <w:szCs w:val="28"/>
+        </w:rPr>
+        <w:t>) на поверхности анода.</w:t>
       </w:r>
     </w:p>
     <w:p>
@@ -3694,7 +3970,25 @@
           <w:szCs w:val="28"/>
         </w:rPr>
         <w:lastRenderedPageBreak/>
-        <w:t>SEI-слой формируется в результате восстановления компонентов электролита при потенциалах ниже стабильности электролита. Этот процесс приводит к образованию тонкой пассивирующей плёнки, которая пропускает ионы лития, но препятствует дальнейшему разложению электролита.</w:t>
+        <w:t xml:space="preserve">SEI-слой формируется в результате восстановления компонентов электролита при потенциалах ниже стабильности электролита. Этот процесс приводит к образованию тонкой </w:t>
+      </w:r>
+      <w:proofErr w:type="spellStart"/>
+      <w:r>
+        <w:rPr>
+          <w:rFonts w:ascii="Times New Roman" w:hAnsi="Times New Roman" w:cs="Times New Roman"/>
+          <w:sz w:val="28"/>
+          <w:szCs w:val="28"/>
+        </w:rPr>
+        <w:t>пассивирующей</w:t>
+      </w:r>
+      <w:proofErr w:type="spellEnd"/>
+      <w:r>
+        <w:rPr>
+          <w:rFonts w:ascii="Times New Roman" w:hAnsi="Times New Roman" w:cs="Times New Roman"/>
+          <w:sz w:val="28"/>
+          <w:szCs w:val="28"/>
+        </w:rPr>
+        <w:t xml:space="preserve"> плёнки, которая пропускает ионы лития, но препятствует дальнейшему разложению электролита.</w:t>
       </w:r>
     </w:p>
     <w:p>
@@ -3714,7 +4008,25 @@
           <w:sz w:val="28"/>
           <w:szCs w:val="28"/>
         </w:rPr>
-        <w:t>Рост SEI-слоя можно описать диффузионной моделью. Согласно второму закону Фика:</w:t>
+        <w:t xml:space="preserve">Рост SEI-слоя можно описать диффузионной моделью. Согласно второму закону </w:t>
+      </w:r>
+      <w:proofErr w:type="spellStart"/>
+      <w:r>
+        <w:rPr>
+          <w:rFonts w:ascii="Times New Roman" w:hAnsi="Times New Roman" w:cs="Times New Roman"/>
+          <w:sz w:val="28"/>
+          <w:szCs w:val="28"/>
+        </w:rPr>
+        <w:t>Фика</w:t>
+      </w:r>
+      <w:proofErr w:type="spellEnd"/>
+      <w:r>
+        <w:rPr>
+          <w:rFonts w:ascii="Times New Roman" w:hAnsi="Times New Roman" w:cs="Times New Roman"/>
+          <w:sz w:val="28"/>
+          <w:szCs w:val="28"/>
+        </w:rPr>
+        <w:t>:</w:t>
       </w:r>
     </w:p>
     <w:p>
@@ -3737,10 +4049,10 @@
           <w:lang w:val="en-US"/>
         </w:rPr>
         <w:object w:dxaOrig="1280" w:dyaOrig="660" w14:anchorId="494929C6">
-          <v:shape id="_x0000_i1039" type="#_x0000_t75" style="width:63.85pt;height:33.2pt" o:ole="">
+          <v:shape id="_x0000_i1039" type="#_x0000_t75" style="width:64pt;height:33pt" o:ole="">
             <v:imagedata r:id="rId37" o:title=""/>
           </v:shape>
-          <o:OLEObject Type="Embed" ProgID="Equation.DSMT4" ShapeID="_x0000_i1039" DrawAspect="Content" ObjectID="_1834593303" r:id="rId38"/>
+          <o:OLEObject Type="Embed" ProgID="Equation.DSMT4" ShapeID="_x0000_i1039" DrawAspect="Content" ObjectID="_1834663007" r:id="rId38"/>
         </w:object>
       </w:r>
     </w:p>
@@ -3790,10 +4102,10 @@
           <w:szCs w:val="28"/>
         </w:rPr>
         <w:object w:dxaOrig="960" w:dyaOrig="400" w14:anchorId="6DC388F9">
-          <v:shape id="_x0000_i1040" type="#_x0000_t75" style="width:48.2pt;height:20.05pt" o:ole="">
+          <v:shape id="_x0000_i1040" type="#_x0000_t75" style="width:48pt;height:20pt" o:ole="">
             <v:imagedata r:id="rId39" o:title=""/>
           </v:shape>
-          <o:OLEObject Type="Embed" ProgID="Equation.DSMT4" ShapeID="_x0000_i1040" DrawAspect="Content" ObjectID="_1834593304" r:id="rId40"/>
+          <o:OLEObject Type="Embed" ProgID="Equation.DSMT4" ShapeID="_x0000_i1040" DrawAspect="Content" ObjectID="_1834663008" r:id="rId40"/>
         </w:object>
       </w:r>
     </w:p>
@@ -3826,6 +4138,7 @@
           <w:szCs w:val="28"/>
         </w:rPr>
       </w:pPr>
+      <w:proofErr w:type="spellStart"/>
       <w:r>
         <w:rPr>
           <w:rFonts w:ascii="Times New Roman" w:hAnsi="Times New Roman" w:cs="Times New Roman"/>
@@ -3845,13 +4158,32 @@
         </w:rPr>
         <w:t>SEI</w:t>
       </w:r>
-      <w:r>
-        <w:rPr>
-          <w:rFonts w:ascii="Times New Roman" w:hAnsi="Times New Roman" w:cs="Times New Roman"/>
-          <w:sz w:val="28"/>
-          <w:szCs w:val="28"/>
-        </w:rPr>
-        <w:t xml:space="preserve"> – толщина пассивирующего слоя.</w:t>
+      <w:proofErr w:type="spellEnd"/>
+      <w:r>
+        <w:rPr>
+          <w:rFonts w:ascii="Times New Roman" w:hAnsi="Times New Roman" w:cs="Times New Roman"/>
+          <w:sz w:val="28"/>
+          <w:szCs w:val="28"/>
+        </w:rPr>
+        <w:t xml:space="preserve"> – толщина </w:t>
+      </w:r>
+      <w:proofErr w:type="spellStart"/>
+      <w:r>
+        <w:rPr>
+          <w:rFonts w:ascii="Times New Roman" w:hAnsi="Times New Roman" w:cs="Times New Roman"/>
+          <w:sz w:val="28"/>
+          <w:szCs w:val="28"/>
+        </w:rPr>
+        <w:t>пассивирующего</w:t>
+      </w:r>
+      <w:proofErr w:type="spellEnd"/>
+      <w:r>
+        <w:rPr>
+          <w:rFonts w:ascii="Times New Roman" w:hAnsi="Times New Roman" w:cs="Times New Roman"/>
+          <w:sz w:val="28"/>
+          <w:szCs w:val="28"/>
+        </w:rPr>
+        <w:t xml:space="preserve"> слоя.</w:t>
       </w:r>
     </w:p>
     <w:p>
@@ -3953,7 +4285,25 @@
           <w:sz w:val="28"/>
           <w:szCs w:val="28"/>
         </w:rPr>
-        <w:t>Рисунок 1.4 — Диффузионно-контролируемый рост пассивирующего слоя SEI на поверхности анода</w:t>
+        <w:t xml:space="preserve">Рисунок 1.4 — Диффузионно-контролируемый рост </w:t>
+      </w:r>
+      <w:proofErr w:type="spellStart"/>
+      <w:r>
+        <w:rPr>
+          <w:rFonts w:ascii="Times New Roman" w:hAnsi="Times New Roman" w:cs="Times New Roman"/>
+          <w:sz w:val="28"/>
+          <w:szCs w:val="28"/>
+        </w:rPr>
+        <w:t>пассивирующего</w:t>
+      </w:r>
+      <w:proofErr w:type="spellEnd"/>
+      <w:r>
+        <w:rPr>
+          <w:rFonts w:ascii="Times New Roman" w:hAnsi="Times New Roman" w:cs="Times New Roman"/>
+          <w:sz w:val="28"/>
+          <w:szCs w:val="28"/>
+        </w:rPr>
+        <w:t xml:space="preserve"> слоя SEI на поверхности анода</w:t>
       </w:r>
     </w:p>
     <w:p>
@@ -4193,10 +4543,10 @@
           <w:szCs w:val="28"/>
         </w:rPr>
         <w:object w:dxaOrig="2620" w:dyaOrig="380" w14:anchorId="3C47ABD6">
-          <v:shape id="_x0000_i1041" type="#_x0000_t75" style="width:130.85pt;height:18.8pt" o:ole="">
+          <v:shape id="_x0000_i1041" type="#_x0000_t75" style="width:131pt;height:19pt" o:ole="">
             <v:imagedata r:id="rId42" o:title=""/>
           </v:shape>
-          <o:OLEObject Type="Embed" ProgID="Equation.DSMT4" ShapeID="_x0000_i1041" DrawAspect="Content" ObjectID="_1834593305" r:id="rId43"/>
+          <o:OLEObject Type="Embed" ProgID="Equation.DSMT4" ShapeID="_x0000_i1041" DrawAspect="Content" ObjectID="_1834663009" r:id="rId43"/>
         </w:object>
       </w:r>
     </w:p>
@@ -4409,10 +4759,10 @@
           <w:lang w:val="en-US"/>
         </w:rPr>
         <w:object w:dxaOrig="980" w:dyaOrig="380" w14:anchorId="4EA70160">
-          <v:shape id="_x0000_i1042" type="#_x0000_t75" style="width:48.85pt;height:18.8pt" o:ole="">
+          <v:shape id="_x0000_i1042" type="#_x0000_t75" style="width:49pt;height:19pt" o:ole="">
             <v:imagedata r:id="rId45" o:title=""/>
           </v:shape>
-          <o:OLEObject Type="Embed" ProgID="Equation.DSMT4" ShapeID="_x0000_i1042" DrawAspect="Content" ObjectID="_1834593306" r:id="rId46"/>
+          <o:OLEObject Type="Embed" ProgID="Equation.DSMT4" ShapeID="_x0000_i1042" DrawAspect="Content" ObjectID="_1834663010" r:id="rId46"/>
         </w:object>
       </w:r>
     </w:p>
@@ -4576,7 +4926,25 @@
           <w:sz w:val="28"/>
           <w:szCs w:val="28"/>
         </w:rPr>
-        <w:t xml:space="preserve"> на основе LiFePO₄ обладают более стабильной кристаллической структурой по сравнению с системами NMC. Это связано с оливиновой структурой материала, которая обеспечивает высокую термическую стабильность и устойчивость к деградации.</w:t>
+        <w:t xml:space="preserve"> на основе </w:t>
+      </w:r>
+      <w:proofErr w:type="spellStart"/>
+      <w:r>
+        <w:rPr>
+          <w:rFonts w:ascii="Times New Roman" w:hAnsi="Times New Roman" w:cs="Times New Roman"/>
+          <w:sz w:val="28"/>
+          <w:szCs w:val="28"/>
+        </w:rPr>
+        <w:t>LiFePO</w:t>
+      </w:r>
+      <w:proofErr w:type="spellEnd"/>
+      <w:r>
+        <w:rPr>
+          <w:rFonts w:ascii="Times New Roman" w:hAnsi="Times New Roman" w:cs="Times New Roman"/>
+          <w:sz w:val="28"/>
+          <w:szCs w:val="28"/>
+        </w:rPr>
+        <w:t>₄ обладают более стабильной кристаллической структурой по сравнению с системами NMC. Это связано с оливиновой структурой материала, которая обеспечивает высокую термическую стабильность и устойчивость к деградации.</w:t>
       </w:r>
     </w:p>
     <w:p>
@@ -4633,6 +5001,7 @@
           <w:lang w:val="en-US"/>
         </w:rPr>
       </w:pPr>
+      <w:proofErr w:type="spellStart"/>
       <w:r>
         <w:rPr>
           <w:rFonts w:ascii="Times New Roman" w:hAnsi="Times New Roman" w:cs="Times New Roman"/>
@@ -4641,7 +5010,37 @@
           <w:lang w:val="en-US"/>
         </w:rPr>
         <w:lastRenderedPageBreak/>
-        <w:t>нестабильность SEI-слоя;</w:t>
+        <w:t>нестабильность</w:t>
+      </w:r>
+      <w:proofErr w:type="spellEnd"/>
+      <w:r>
+        <w:rPr>
+          <w:rFonts w:ascii="Times New Roman" w:hAnsi="Times New Roman" w:cs="Times New Roman"/>
+          <w:sz w:val="28"/>
+          <w:szCs w:val="28"/>
+          <w:lang w:val="en-US"/>
+        </w:rPr>
+        <w:t xml:space="preserve"> SEI-</w:t>
+      </w:r>
+      <w:proofErr w:type="spellStart"/>
+      <w:r>
+        <w:rPr>
+          <w:rFonts w:ascii="Times New Roman" w:hAnsi="Times New Roman" w:cs="Times New Roman"/>
+          <w:sz w:val="28"/>
+          <w:szCs w:val="28"/>
+          <w:lang w:val="en-US"/>
+        </w:rPr>
+        <w:t>слоя</w:t>
+      </w:r>
+      <w:proofErr w:type="spellEnd"/>
+      <w:r>
+        <w:rPr>
+          <w:rFonts w:ascii="Times New Roman" w:hAnsi="Times New Roman" w:cs="Times New Roman"/>
+          <w:sz w:val="28"/>
+          <w:szCs w:val="28"/>
+          <w:lang w:val="en-US"/>
+        </w:rPr>
+        <w:t>;</w:t>
       </w:r>
     </w:p>
     <w:p>
@@ -4722,7 +5121,25 @@
           <w:sz w:val="28"/>
           <w:szCs w:val="28"/>
         </w:rPr>
-        <w:t>Из-за большего радиуса ионов натрия диффузионные процессы в Na-ion аккумуляторах протекают медленнее, что приводит к более высоким значениям импеданса.</w:t>
+        <w:t>Из-за большего радиуса ионов натрия диффузионные процессы в Na-</w:t>
+      </w:r>
+      <w:proofErr w:type="spellStart"/>
+      <w:r>
+        <w:rPr>
+          <w:rFonts w:ascii="Times New Roman" w:hAnsi="Times New Roman" w:cs="Times New Roman"/>
+          <w:sz w:val="28"/>
+          <w:szCs w:val="28"/>
+        </w:rPr>
+        <w:t>ion</w:t>
+      </w:r>
+      <w:proofErr w:type="spellEnd"/>
+      <w:r>
+        <w:rPr>
+          <w:rFonts w:ascii="Times New Roman" w:hAnsi="Times New Roman" w:cs="Times New Roman"/>
+          <w:sz w:val="28"/>
+          <w:szCs w:val="28"/>
+        </w:rPr>
+        <w:t xml:space="preserve"> аккумуляторах протекают медленнее, что приводит к более высоким значениям импеданса.</w:t>
       </w:r>
     </w:p>
     <w:p>
@@ -4790,7 +5207,25 @@
           <w:sz w:val="28"/>
           <w:szCs w:val="28"/>
         </w:rPr>
-        <w:t>Анализ механизмов деградации аккумуляторных систем показывает, что основными факторами, определяющими снижение их ресурса, являются рост пассивирующего слоя SEI, потеря активного лития и увеличение внутреннего сопротивления. Эти процессы непосредственно отражаются в изменении импедансных характеристик аккумуляторной системы, что делает электрохимическую импедансную спектроскопию одним из наиболее перспективных методов диагностики состояния аккумуляторов</w:t>
+        <w:t xml:space="preserve">Анализ механизмов деградации аккумуляторных систем показывает, что основными факторами, определяющими снижение их ресурса, являются рост </w:t>
+      </w:r>
+      <w:proofErr w:type="spellStart"/>
+      <w:r>
+        <w:rPr>
+          <w:rFonts w:ascii="Times New Roman" w:hAnsi="Times New Roman" w:cs="Times New Roman"/>
+          <w:sz w:val="28"/>
+          <w:szCs w:val="28"/>
+        </w:rPr>
+        <w:t>пассивирующего</w:t>
+      </w:r>
+      <w:proofErr w:type="spellEnd"/>
+      <w:r>
+        <w:rPr>
+          <w:rFonts w:ascii="Times New Roman" w:hAnsi="Times New Roman" w:cs="Times New Roman"/>
+          <w:sz w:val="28"/>
+          <w:szCs w:val="28"/>
+        </w:rPr>
+        <w:t xml:space="preserve"> слоя SEI, потеря активного лития и увеличение внутреннего сопротивления. Эти процессы непосредственно отражаются в изменении импедансных характеристик аккумуляторной системы, что делает электрохимическую импедансную спектроскопию одним из наиболее перспективных методов диагностики состояния аккумуляторов</w:t>
       </w:r>
       <w:r>
         <w:rPr>
@@ -4976,7 +5411,25 @@
           <w:sz w:val="28"/>
           <w:szCs w:val="28"/>
         </w:rPr>
-        <w:t>Современные системы управления аккумуляторными батареями (Battery Management System, BMS) используют совокупность диагностических параметров, позволяющих оценивать текущее состояние батареи и прогнозировать её дальнейшую работоспособность. К основным диагностическим показателям относятся:</w:t>
+        <w:t>Современные системы управления аккумуляторными батареями (</w:t>
+      </w:r>
+      <w:proofErr w:type="spellStart"/>
+      <w:r>
+        <w:rPr>
+          <w:rFonts w:ascii="Times New Roman" w:hAnsi="Times New Roman" w:cs="Times New Roman"/>
+          <w:sz w:val="28"/>
+          <w:szCs w:val="28"/>
+        </w:rPr>
+        <w:t>Battery</w:t>
+      </w:r>
+      <w:proofErr w:type="spellEnd"/>
+      <w:r>
+        <w:rPr>
+          <w:rFonts w:ascii="Times New Roman" w:hAnsi="Times New Roman" w:cs="Times New Roman"/>
+          <w:sz w:val="28"/>
+          <w:szCs w:val="28"/>
+        </w:rPr>
+        <w:t xml:space="preserve"> Management System, BMS) используют совокупность диагностических параметров, позволяющих оценивать текущее состояние батареи и прогнозировать её дальнейшую работоспособность. К основным диагностическим показателям относятся:</w:t>
       </w:r>
     </w:p>
     <w:p>
@@ -5051,7 +5504,25 @@
           <w:sz w:val="28"/>
           <w:szCs w:val="28"/>
         </w:rPr>
-        <w:t>SOH (State of Health) — состояние здоровья батареи</w:t>
+        <w:t xml:space="preserve">SOH (State </w:t>
+      </w:r>
+      <w:proofErr w:type="spellStart"/>
+      <w:r>
+        <w:rPr>
+          <w:rFonts w:ascii="Times New Roman" w:hAnsi="Times New Roman" w:cs="Times New Roman"/>
+          <w:sz w:val="28"/>
+          <w:szCs w:val="28"/>
+        </w:rPr>
+        <w:t>of</w:t>
+      </w:r>
+      <w:proofErr w:type="spellEnd"/>
+      <w:r>
+        <w:rPr>
+          <w:rFonts w:ascii="Times New Roman" w:hAnsi="Times New Roman" w:cs="Times New Roman"/>
+          <w:sz w:val="28"/>
+          <w:szCs w:val="28"/>
+        </w:rPr>
+        <w:t xml:space="preserve"> Health) — состояние здоровья батареи</w:t>
       </w:r>
     </w:p>
     <w:p>
@@ -5216,10 +5687,10 @@
           <w:szCs w:val="28"/>
         </w:rPr>
         <w:object w:dxaOrig="3000" w:dyaOrig="279" w14:anchorId="5CC1820B">
-          <v:shape id="_x0000_i1043" type="#_x0000_t75" style="width:150.25pt;height:13.75pt" o:ole="">
+          <v:shape id="_x0000_i1043" type="#_x0000_t75" style="width:150.5pt;height:14pt" o:ole="">
             <v:imagedata r:id="rId47" o:title=""/>
           </v:shape>
-          <o:OLEObject Type="Embed" ProgID="Equation.DSMT4" ShapeID="_x0000_i1043" DrawAspect="Content" ObjectID="_1834593307" r:id="rId48"/>
+          <o:OLEObject Type="Embed" ProgID="Equation.DSMT4" ShapeID="_x0000_i1043" DrawAspect="Content" ObjectID="_1834663011" r:id="rId48"/>
         </w:object>
       </w:r>
     </w:p>
@@ -5454,10 +5925,10 @@
           <w:szCs w:val="28"/>
         </w:rPr>
         <w:object w:dxaOrig="2220" w:dyaOrig="680" w14:anchorId="0ADCB28C">
-          <v:shape id="_x0000_i1044" type="#_x0000_t75" style="width:110.8pt;height:33.8pt" o:ole="">
+          <v:shape id="_x0000_i1044" type="#_x0000_t75" style="width:111pt;height:34pt" o:ole="">
             <v:imagedata r:id="rId49" o:title=""/>
           </v:shape>
-          <o:OLEObject Type="Embed" ProgID="Equation.DSMT4" ShapeID="_x0000_i1044" DrawAspect="Content" ObjectID="_1834593308" r:id="rId50"/>
+          <o:OLEObject Type="Embed" ProgID="Equation.DSMT4" ShapeID="_x0000_i1044" DrawAspect="Content" ObjectID="_1834663012" r:id="rId50"/>
         </w:object>
       </w:r>
     </w:p>
@@ -5562,6 +6033,7 @@
           <w:szCs w:val="28"/>
         </w:rPr>
       </w:pPr>
+      <w:proofErr w:type="spellStart"/>
       <w:r>
         <w:rPr>
           <w:rFonts w:ascii="Times New Roman" w:hAnsi="Times New Roman" w:cs="Times New Roman"/>
@@ -5585,6 +6057,7 @@
         </w:rPr>
         <w:t>nom</w:t>
       </w:r>
+      <w:proofErr w:type="spellEnd"/>
       <w:r>
         <w:rPr>
           <w:rFonts w:ascii="Times New Roman" w:hAnsi="Times New Roman" w:cs="Times New Roman"/>
@@ -5642,10 +6115,10 @@
           <w:szCs w:val="28"/>
         </w:rPr>
         <w:object w:dxaOrig="3159" w:dyaOrig="680" w14:anchorId="24E79550">
-          <v:shape id="_x0000_i1045" type="#_x0000_t75" style="width:157.75pt;height:33.8pt" o:ole="">
+          <v:shape id="_x0000_i1045" type="#_x0000_t75" style="width:158pt;height:34pt" o:ole="">
             <v:imagedata r:id="rId51" o:title=""/>
           </v:shape>
-          <o:OLEObject Type="Embed" ProgID="Equation.DSMT4" ShapeID="_x0000_i1045" DrawAspect="Content" ObjectID="_1834593309" r:id="rId52"/>
+          <o:OLEObject Type="Embed" ProgID="Equation.DSMT4" ShapeID="_x0000_i1045" DrawAspect="Content" ObjectID="_1834663013" r:id="rId52"/>
         </w:object>
       </w:r>
     </w:p>
@@ -6114,10 +6587,10 @@
           <w:szCs w:val="28"/>
         </w:rPr>
         <w:object w:dxaOrig="2120" w:dyaOrig="680" w14:anchorId="2D71A4DF">
-          <v:shape id="_x0000_i1046" type="#_x0000_t75" style="width:105.8pt;height:33.8pt" o:ole="">
+          <v:shape id="_x0000_i1046" type="#_x0000_t75" style="width:106pt;height:34pt" o:ole="">
             <v:imagedata r:id="rId54" o:title=""/>
           </v:shape>
-          <o:OLEObject Type="Embed" ProgID="Equation.DSMT4" ShapeID="_x0000_i1046" DrawAspect="Content" ObjectID="_1834593310" r:id="rId55"/>
+          <o:OLEObject Type="Embed" ProgID="Equation.DSMT4" ShapeID="_x0000_i1046" DrawAspect="Content" ObjectID="_1834663014" r:id="rId55"/>
         </w:object>
       </w:r>
     </w:p>
@@ -6152,6 +6625,7 @@
           <w:szCs w:val="28"/>
         </w:rPr>
       </w:pPr>
+      <w:proofErr w:type="spellStart"/>
       <w:r>
         <w:rPr>
           <w:rFonts w:ascii="Times New Roman" w:hAnsi="Times New Roman" w:cs="Times New Roman"/>
@@ -6171,6 +6645,7 @@
         </w:rPr>
         <w:t>actual</w:t>
       </w:r>
+      <w:proofErr w:type="spellEnd"/>
       <w:r>
         <w:rPr>
           <w:rFonts w:ascii="Times New Roman" w:hAnsi="Times New Roman" w:cs="Times New Roman"/>
@@ -6207,6 +6682,7 @@
           <w:szCs w:val="28"/>
         </w:rPr>
       </w:pPr>
+      <w:proofErr w:type="spellStart"/>
       <w:r>
         <w:rPr>
           <w:rFonts w:ascii="Times New Roman" w:hAnsi="Times New Roman" w:cs="Times New Roman"/>
@@ -6226,6 +6702,7 @@
         </w:rPr>
         <w:t>nom</w:t>
       </w:r>
+      <w:proofErr w:type="spellEnd"/>
       <w:r>
         <w:rPr>
           <w:rFonts w:ascii="Times New Roman" w:hAnsi="Times New Roman" w:cs="Times New Roman"/>
@@ -6459,10 +6936,10 @@
           <w:szCs w:val="28"/>
         </w:rPr>
         <w:object w:dxaOrig="1160" w:dyaOrig="680" w14:anchorId="6084A57C">
-          <v:shape id="_x0000_i1047" type="#_x0000_t75" style="width:58.25pt;height:33.8pt" o:ole="">
+          <v:shape id="_x0000_i1047" type="#_x0000_t75" style="width:58pt;height:34pt" o:ole="">
             <v:imagedata r:id="rId57" o:title=""/>
           </v:shape>
-          <o:OLEObject Type="Embed" ProgID="Equation.DSMT4" ShapeID="_x0000_i1047" DrawAspect="Content" ObjectID="_1834593311" r:id="rId58"/>
+          <o:OLEObject Type="Embed" ProgID="Equation.DSMT4" ShapeID="_x0000_i1047" DrawAspect="Content" ObjectID="_1834663015" r:id="rId58"/>
         </w:object>
       </w:r>
     </w:p>
@@ -6485,6 +6962,7 @@
         </w:rPr>
         <w:t xml:space="preserve">, где </w:t>
       </w:r>
+      <w:proofErr w:type="spellStart"/>
       <w:r>
         <w:rPr>
           <w:rFonts w:ascii="Times New Roman" w:hAnsi="Times New Roman" w:cs="Times New Roman"/>
@@ -6508,6 +6986,7 @@
         </w:rPr>
         <w:t>ct</w:t>
       </w:r>
+      <w:proofErr w:type="spellEnd"/>
       <w:r>
         <w:rPr>
           <w:rFonts w:ascii="Times New Roman" w:hAnsi="Times New Roman" w:cs="Times New Roman"/>
@@ -6548,6 +7027,7 @@
         </w:rPr>
         <w:t xml:space="preserve">Рост </w:t>
       </w:r>
+      <w:proofErr w:type="spellStart"/>
       <w:r>
         <w:rPr>
           <w:rFonts w:ascii="Times New Roman" w:hAnsi="Times New Roman" w:cs="Times New Roman"/>
@@ -6571,6 +7051,7 @@
         </w:rPr>
         <w:t>ct</w:t>
       </w:r>
+      <w:proofErr w:type="spellEnd"/>
       <w:r>
         <w:rPr>
           <w:rFonts w:ascii="Times New Roman" w:hAnsi="Times New Roman" w:cs="Times New Roman"/>
@@ -6709,10 +7190,10 @@
           <w:szCs w:val="28"/>
         </w:rPr>
         <w:object w:dxaOrig="1180" w:dyaOrig="720" w14:anchorId="64F28F28">
-          <v:shape id="_x0000_i1048" type="#_x0000_t75" style="width:58.85pt;height:36.3pt" o:ole="">
+          <v:shape id="_x0000_i1048" type="#_x0000_t75" style="width:59pt;height:36.5pt" o:ole="">
             <v:imagedata r:id="rId59" o:title=""/>
           </v:shape>
-          <o:OLEObject Type="Embed" ProgID="Equation.DSMT4" ShapeID="_x0000_i1048" DrawAspect="Content" ObjectID="_1834593312" r:id="rId60"/>
+          <o:OLEObject Type="Embed" ProgID="Equation.DSMT4" ShapeID="_x0000_i1048" DrawAspect="Content" ObjectID="_1834663016" r:id="rId60"/>
         </w:object>
       </w:r>
     </w:p>
@@ -6966,10 +7447,10 @@
           <w:szCs w:val="28"/>
         </w:rPr>
         <w:object w:dxaOrig="1460" w:dyaOrig="360" w14:anchorId="1451005C">
-          <v:shape id="_x0000_i1049" type="#_x0000_t75" style="width:73.25pt;height:18.15pt" o:ole="">
+          <v:shape id="_x0000_i1049" type="#_x0000_t75" style="width:73pt;height:18pt" o:ole="">
             <v:imagedata r:id="rId61" o:title=""/>
           </v:shape>
-          <o:OLEObject Type="Embed" ProgID="Equation.DSMT4" ShapeID="_x0000_i1049" DrawAspect="Content" ObjectID="_1834593313" r:id="rId62"/>
+          <o:OLEObject Type="Embed" ProgID="Equation.DSMT4" ShapeID="_x0000_i1049" DrawAspect="Content" ObjectID="_1834663017" r:id="rId62"/>
         </w:object>
       </w:r>
     </w:p>
@@ -7021,10 +7502,10 @@
           <w:szCs w:val="28"/>
         </w:rPr>
         <w:object w:dxaOrig="2000" w:dyaOrig="360" w14:anchorId="152FAAC8">
-          <v:shape id="_x0000_i1050" type="#_x0000_t75" style="width:100.15pt;height:18.15pt" o:ole="">
+          <v:shape id="_x0000_i1050" type="#_x0000_t75" style="width:100pt;height:18pt" o:ole="">
             <v:imagedata r:id="rId63" o:title=""/>
           </v:shape>
-          <o:OLEObject Type="Embed" ProgID="Equation.DSMT4" ShapeID="_x0000_i1050" DrawAspect="Content" ObjectID="_1834593314" r:id="rId64"/>
+          <o:OLEObject Type="Embed" ProgID="Equation.DSMT4" ShapeID="_x0000_i1050" DrawAspect="Content" ObjectID="_1834663018" r:id="rId64"/>
         </w:object>
       </w:r>
     </w:p>
@@ -7047,6 +7528,7 @@
         </w:rPr>
         <w:t xml:space="preserve">, где </w:t>
       </w:r>
+      <w:proofErr w:type="spellStart"/>
       <w:r>
         <w:rPr>
           <w:rFonts w:ascii="Times New Roman" w:hAnsi="Times New Roman" w:cs="Times New Roman"/>
@@ -7070,6 +7552,7 @@
         </w:rPr>
         <w:t>crit</w:t>
       </w:r>
+      <w:proofErr w:type="spellEnd"/>
       <w:r>
         <w:rPr>
           <w:rFonts w:ascii="Times New Roman" w:hAnsi="Times New Roman" w:cs="Times New Roman"/>
@@ -7480,10 +7963,10 @@
                 <w:szCs w:val="28"/>
               </w:rPr>
               <w:object w:dxaOrig="1240" w:dyaOrig="680" w14:anchorId="0B7EB70E">
-                <v:shape id="_x0000_i1051" type="#_x0000_t75" style="width:62pt;height:33.8pt" o:ole="">
+                <v:shape id="_x0000_i1051" type="#_x0000_t75" style="width:62pt;height:34pt" o:ole="">
                   <v:imagedata r:id="rId66" o:title=""/>
                 </v:shape>
-                <o:OLEObject Type="Embed" ProgID="Equation.DSMT4" ShapeID="_x0000_i1051" DrawAspect="Content" ObjectID="_1834593315" r:id="rId67"/>
+                <o:OLEObject Type="Embed" ProgID="Equation.DSMT4" ShapeID="_x0000_i1051" DrawAspect="Content" ObjectID="_1834663019" r:id="rId67"/>
               </w:object>
             </w:r>
           </w:p>
@@ -7563,10 +8046,10 @@
                 <w:szCs w:val="28"/>
               </w:rPr>
               <w:object w:dxaOrig="1400" w:dyaOrig="680" w14:anchorId="596D4757">
-                <v:shape id="_x0000_i1052" type="#_x0000_t75" style="width:70.1pt;height:33.8pt" o:ole="">
+                <v:shape id="_x0000_i1052" type="#_x0000_t75" style="width:70pt;height:34pt" o:ole="">
                   <v:imagedata r:id="rId68" o:title=""/>
                 </v:shape>
-                <o:OLEObject Type="Embed" ProgID="Equation.DSMT4" ShapeID="_x0000_i1052" DrawAspect="Content" ObjectID="_1834593316" r:id="rId69"/>
+                <o:OLEObject Type="Embed" ProgID="Equation.DSMT4" ShapeID="_x0000_i1052" DrawAspect="Content" ObjectID="_1834663020" r:id="rId69"/>
               </w:object>
             </w:r>
           </w:p>
@@ -7646,10 +8129,10 @@
                 <w:szCs w:val="28"/>
               </w:rPr>
               <w:object w:dxaOrig="1180" w:dyaOrig="720" w14:anchorId="4800A756">
-                <v:shape id="_x0000_i1053" type="#_x0000_t75" style="width:58.85pt;height:36.3pt" o:ole="">
+                <v:shape id="_x0000_i1053" type="#_x0000_t75" style="width:59pt;height:36.5pt" o:ole="">
                   <v:imagedata r:id="rId70" o:title=""/>
                 </v:shape>
-                <o:OLEObject Type="Embed" ProgID="Equation.DSMT4" ShapeID="_x0000_i1053" DrawAspect="Content" ObjectID="_1834593317" r:id="rId71"/>
+                <o:OLEObject Type="Embed" ProgID="Equation.DSMT4" ShapeID="_x0000_i1053" DrawAspect="Content" ObjectID="_1834663021" r:id="rId71"/>
               </w:object>
             </w:r>
           </w:p>
@@ -7729,10 +8212,10 @@
                 <w:szCs w:val="28"/>
               </w:rPr>
               <w:object w:dxaOrig="2000" w:dyaOrig="360" w14:anchorId="46B6CB61">
-                <v:shape id="_x0000_i1054" type="#_x0000_t75" style="width:100.15pt;height:18.15pt" o:ole="">
+                <v:shape id="_x0000_i1054" type="#_x0000_t75" style="width:100pt;height:18pt" o:ole="">
                   <v:imagedata r:id="rId72" o:title=""/>
                 </v:shape>
-                <o:OLEObject Type="Embed" ProgID="Equation.DSMT4" ShapeID="_x0000_i1054" DrawAspect="Content" ObjectID="_1834593318" r:id="rId73"/>
+                <o:OLEObject Type="Embed" ProgID="Equation.DSMT4" ShapeID="_x0000_i1054" DrawAspect="Content" ObjectID="_1834663022" r:id="rId73"/>
               </w:object>
             </w:r>
           </w:p>
@@ -8046,7 +8529,61 @@
           <w:sz w:val="28"/>
           <w:szCs w:val="28"/>
         </w:rPr>
-        <w:t>Электрохимическая импедансная спектроскопия (Electrochemical Impedance Spectroscopy, EIS) является одним из наиболее информативных методов диагностики состояния электрохимических систем. Метод основан на анализе отклика системы на малое гармоническое возмущение тока или напряжения в широком диапазоне частот.</w:t>
+        <w:t>Электрохимическая импедансная спектроскопия (</w:t>
+      </w:r>
+      <w:proofErr w:type="spellStart"/>
+      <w:r>
+        <w:rPr>
+          <w:rFonts w:ascii="Times New Roman" w:hAnsi="Times New Roman" w:cs="Times New Roman"/>
+          <w:sz w:val="28"/>
+          <w:szCs w:val="28"/>
+        </w:rPr>
+        <w:t>Electrochemical</w:t>
+      </w:r>
+      <w:proofErr w:type="spellEnd"/>
+      <w:r>
+        <w:rPr>
+          <w:rFonts w:ascii="Times New Roman" w:hAnsi="Times New Roman" w:cs="Times New Roman"/>
+          <w:sz w:val="28"/>
+          <w:szCs w:val="28"/>
+        </w:rPr>
+        <w:t xml:space="preserve"> </w:t>
+      </w:r>
+      <w:proofErr w:type="spellStart"/>
+      <w:r>
+        <w:rPr>
+          <w:rFonts w:ascii="Times New Roman" w:hAnsi="Times New Roman" w:cs="Times New Roman"/>
+          <w:sz w:val="28"/>
+          <w:szCs w:val="28"/>
+        </w:rPr>
+        <w:t>Impedance</w:t>
+      </w:r>
+      <w:proofErr w:type="spellEnd"/>
+      <w:r>
+        <w:rPr>
+          <w:rFonts w:ascii="Times New Roman" w:hAnsi="Times New Roman" w:cs="Times New Roman"/>
+          <w:sz w:val="28"/>
+          <w:szCs w:val="28"/>
+        </w:rPr>
+        <w:t xml:space="preserve"> </w:t>
+      </w:r>
+      <w:proofErr w:type="spellStart"/>
+      <w:r>
+        <w:rPr>
+          <w:rFonts w:ascii="Times New Roman" w:hAnsi="Times New Roman" w:cs="Times New Roman"/>
+          <w:sz w:val="28"/>
+          <w:szCs w:val="28"/>
+        </w:rPr>
+        <w:t>Spectroscopy</w:t>
+      </w:r>
+      <w:proofErr w:type="spellEnd"/>
+      <w:r>
+        <w:rPr>
+          <w:rFonts w:ascii="Times New Roman" w:hAnsi="Times New Roman" w:cs="Times New Roman"/>
+          <w:sz w:val="28"/>
+          <w:szCs w:val="28"/>
+        </w:rPr>
+        <w:t>, EIS) является одним из наиболее информативных методов диагностики состояния электрохимических систем. Метод основан на анализе отклика системы на малое гармоническое возмущение тока или напряжения в широком диапазоне частот.</w:t>
       </w:r>
     </w:p>
     <w:p>
@@ -8089,10 +8626,10 @@
           <w:szCs w:val="28"/>
         </w:rPr>
         <w:object w:dxaOrig="1719" w:dyaOrig="360" w14:anchorId="32F91A34">
-          <v:shape id="_x0000_i1066" type="#_x0000_t75" style="width:85.75pt;height:18.15pt" o:ole="">
+          <v:shape id="_x0000_i1055" type="#_x0000_t75" style="width:86pt;height:18pt" o:ole="">
             <v:imagedata r:id="rId74" o:title=""/>
           </v:shape>
-          <o:OLEObject Type="Embed" ProgID="Equation.DSMT4" ShapeID="_x0000_i1066" DrawAspect="Content" ObjectID="_1834593319" r:id="rId75"/>
+          <o:OLEObject Type="Embed" ProgID="Equation.DSMT4" ShapeID="_x0000_i1055" DrawAspect="Content" ObjectID="_1834663023" r:id="rId75"/>
         </w:object>
       </w:r>
     </w:p>
@@ -8280,10 +8817,10 @@
           <w:szCs w:val="28"/>
         </w:rPr>
         <w:object w:dxaOrig="1939" w:dyaOrig="360" w14:anchorId="21BFFD95">
-          <v:shape id="_x0000_i1068" type="#_x0000_t75" style="width:97.05pt;height:18.15pt" o:ole="">
+          <v:shape id="_x0000_i1056" type="#_x0000_t75" style="width:97pt;height:18pt" o:ole="">
             <v:imagedata r:id="rId76" o:title=""/>
           </v:shape>
-          <o:OLEObject Type="Embed" ProgID="Equation.DSMT4" ShapeID="_x0000_i1068" DrawAspect="Content" ObjectID="_1834593320" r:id="rId77"/>
+          <o:OLEObject Type="Embed" ProgID="Equation.DSMT4" ShapeID="_x0000_i1056" DrawAspect="Content" ObjectID="_1834663024" r:id="rId77"/>
         </w:object>
       </w:r>
     </w:p>
@@ -8377,10 +8914,10 @@
           <w:szCs w:val="28"/>
         </w:rPr>
         <w:object w:dxaOrig="1359" w:dyaOrig="660" w14:anchorId="71148E8B">
-          <v:shape id="_x0000_i1071" type="#_x0000_t75" style="width:68.25pt;height:33.2pt" o:ole="">
+          <v:shape id="_x0000_i1057" type="#_x0000_t75" style="width:68pt;height:33pt" o:ole="">
             <v:imagedata r:id="rId78" o:title=""/>
           </v:shape>
-          <o:OLEObject Type="Embed" ProgID="Equation.DSMT4" ShapeID="_x0000_i1071" DrawAspect="Content" ObjectID="_1834593321" r:id="rId79"/>
+          <o:OLEObject Type="Embed" ProgID="Equation.DSMT4" ShapeID="_x0000_i1057" DrawAspect="Content" ObjectID="_1834663025" r:id="rId79"/>
         </w:object>
       </w:r>
     </w:p>
@@ -8393,7 +8930,6 @@
           <w:rFonts w:ascii="Times New Roman" w:hAnsi="Times New Roman" w:cs="Times New Roman"/>
           <w:sz w:val="28"/>
           <w:szCs w:val="28"/>
-          <w:lang w:val="en-US"/>
         </w:rPr>
       </w:pPr>
       <w:r>
@@ -8414,7 +8950,6 @@
           <w:rFonts w:ascii="Times New Roman" w:hAnsi="Times New Roman" w:cs="Times New Roman"/>
           <w:sz w:val="28"/>
           <w:szCs w:val="28"/>
-          <w:lang w:val="en-US"/>
         </w:rPr>
       </w:pPr>
     </w:p>
@@ -8429,7 +8964,6 @@
           <w:bCs/>
           <w:sz w:val="28"/>
           <w:szCs w:val="28"/>
-          <w:lang w:val="en-US"/>
         </w:rPr>
       </w:pPr>
       <w:r>
@@ -8452,20 +8986,18 @@
           <w:rFonts w:ascii="Times New Roman" w:hAnsi="Times New Roman" w:cs="Times New Roman"/>
           <w:sz w:val="28"/>
           <w:szCs w:val="28"/>
-          <w:lang w:val="en-US"/>
-        </w:rPr>
-      </w:pPr>
-    </w:p>
-    <w:p>
-      <w:pPr>
-        <w:pStyle w:val="a7"/>
-        <w:ind w:left="0" w:firstLine="709"/>
-        <w:jc w:val="both"/>
-        <w:rPr>
-          <w:rFonts w:ascii="Times New Roman" w:hAnsi="Times New Roman" w:cs="Times New Roman"/>
-          <w:sz w:val="28"/>
-          <w:szCs w:val="28"/>
-          <w:lang w:val="en-US"/>
+        </w:rPr>
+      </w:pPr>
+    </w:p>
+    <w:p>
+      <w:pPr>
+        <w:pStyle w:val="a7"/>
+        <w:ind w:left="0" w:firstLine="709"/>
+        <w:jc w:val="both"/>
+        <w:rPr>
+          <w:rFonts w:ascii="Times New Roman" w:hAnsi="Times New Roman" w:cs="Times New Roman"/>
+          <w:sz w:val="28"/>
+          <w:szCs w:val="28"/>
         </w:rPr>
       </w:pPr>
       <w:r>
@@ -8506,10 +9038,10 @@
           <w:lang w:val="en-US"/>
         </w:rPr>
         <w:object w:dxaOrig="2260" w:dyaOrig="360" w14:anchorId="0CC47A89">
-          <v:shape id="_x0000_i1074" type="#_x0000_t75" style="width:112.7pt;height:18.15pt" o:ole="">
+          <v:shape id="_x0000_i1058" type="#_x0000_t75" style="width:112.5pt;height:18pt" o:ole="">
             <v:imagedata r:id="rId80" o:title=""/>
           </v:shape>
-          <o:OLEObject Type="Embed" ProgID="Equation.DSMT4" ShapeID="_x0000_i1074" DrawAspect="Content" ObjectID="_1834593322" r:id="rId81"/>
+          <o:OLEObject Type="Embed" ProgID="Equation.DSMT4" ShapeID="_x0000_i1058" DrawAspect="Content" ObjectID="_1834663026" r:id="rId81"/>
         </w:object>
       </w:r>
     </w:p>
@@ -8560,7 +9092,6 @@
           <w:sz w:val="28"/>
           <w:szCs w:val="28"/>
           <w:vertAlign w:val="superscript"/>
-          <w:lang w:val="en-US"/>
         </w:rPr>
         <w:t>’</w:t>
       </w:r>
@@ -8569,7 +9100,6 @@
           <w:rFonts w:ascii="Times New Roman" w:hAnsi="Times New Roman" w:cs="Times New Roman"/>
           <w:sz w:val="28"/>
           <w:szCs w:val="28"/>
-          <w:lang w:val="en-US"/>
         </w:rPr>
         <w:t xml:space="preserve"> – </w:t>
       </w:r>
@@ -8725,7 +9255,25 @@
           <w:sz w:val="28"/>
           <w:szCs w:val="28"/>
         </w:rPr>
-        <w:t>Для описания импедансных характеристик аккумуляторных систем широко используется эквивалентная схема Рэндлса, включающая следующие элементы:</w:t>
+        <w:t xml:space="preserve">Для описания импедансных характеристик аккумуляторных систем широко используется эквивалентная схема </w:t>
+      </w:r>
+      <w:proofErr w:type="spellStart"/>
+      <w:r>
+        <w:rPr>
+          <w:rFonts w:ascii="Times New Roman" w:hAnsi="Times New Roman" w:cs="Times New Roman"/>
+          <w:sz w:val="28"/>
+          <w:szCs w:val="28"/>
+        </w:rPr>
+        <w:t>Рэндлса</w:t>
+      </w:r>
+      <w:proofErr w:type="spellEnd"/>
+      <w:r>
+        <w:rPr>
+          <w:rFonts w:ascii="Times New Roman" w:hAnsi="Times New Roman" w:cs="Times New Roman"/>
+          <w:sz w:val="28"/>
+          <w:szCs w:val="28"/>
+        </w:rPr>
+        <w:t>, включающая следующие элементы:</w:t>
       </w:r>
     </w:p>
     <w:p>
@@ -8819,6 +9367,7 @@
         </w:rPr>
         <w:t xml:space="preserve"> </w:t>
       </w:r>
+      <w:proofErr w:type="spellStart"/>
       <w:r>
         <w:rPr>
           <w:rFonts w:ascii="Times New Roman" w:hAnsi="Times New Roman" w:cs="Times New Roman"/>
@@ -8838,6 +9387,7 @@
         </w:rPr>
         <w:t>ct</w:t>
       </w:r>
+      <w:proofErr w:type="spellEnd"/>
       <w:r>
         <w:rPr>
           <w:rFonts w:ascii="Times New Roman" w:hAnsi="Times New Roman" w:cs="Times New Roman"/>
@@ -8878,6 +9428,7 @@
         </w:rPr>
         <w:t xml:space="preserve"> </w:t>
       </w:r>
+      <w:proofErr w:type="spellStart"/>
       <w:r>
         <w:rPr>
           <w:rFonts w:ascii="Times New Roman" w:hAnsi="Times New Roman" w:cs="Times New Roman"/>
@@ -8897,6 +9448,7 @@
         </w:rPr>
         <w:t>dl</w:t>
       </w:r>
+      <w:proofErr w:type="spellEnd"/>
       <w:r>
         <w:rPr>
           <w:rFonts w:ascii="Times New Roman" w:hAnsi="Times New Roman" w:cs="Times New Roman"/>
@@ -8937,6 +9489,7 @@
         </w:rPr>
         <w:t xml:space="preserve"> </w:t>
       </w:r>
+      <w:proofErr w:type="spellStart"/>
       <w:r>
         <w:rPr>
           <w:rFonts w:ascii="Times New Roman" w:hAnsi="Times New Roman" w:cs="Times New Roman"/>
@@ -8956,6 +9509,7 @@
         </w:rPr>
         <w:t>w</w:t>
       </w:r>
+      <w:proofErr w:type="spellEnd"/>
       <w:r>
         <w:rPr>
           <w:rFonts w:ascii="Times New Roman" w:hAnsi="Times New Roman" w:cs="Times New Roman"/>
@@ -9004,10 +9558,10 @@
           <w:szCs w:val="28"/>
         </w:rPr>
         <w:object w:dxaOrig="3200" w:dyaOrig="700" w14:anchorId="1F574A4B">
-          <v:shape id="_x0000_i1077" type="#_x0000_t75" style="width:160.3pt;height:35.05pt" o:ole="">
+          <v:shape id="_x0000_i1059" type="#_x0000_t75" style="width:160.5pt;height:35pt" o:ole="">
             <v:imagedata r:id="rId82" o:title=""/>
           </v:shape>
-          <o:OLEObject Type="Embed" ProgID="Equation.DSMT4" ShapeID="_x0000_i1077" DrawAspect="Content" ObjectID="_1834593323" r:id="rId83"/>
+          <o:OLEObject Type="Embed" ProgID="Equation.DSMT4" ShapeID="_x0000_i1059" DrawAspect="Content" ObjectID="_1834663027" r:id="rId83"/>
         </w:object>
       </w:r>
     </w:p>
@@ -9045,7 +9599,6 @@
           <w:rFonts w:ascii="Times New Roman" w:hAnsi="Times New Roman" w:cs="Times New Roman"/>
           <w:sz w:val="28"/>
           <w:szCs w:val="28"/>
-          <w:lang w:val="en-US"/>
         </w:rPr>
         <w:t xml:space="preserve"> – </w:t>
       </w:r>
@@ -9074,7 +9627,25 @@
           <w:sz w:val="28"/>
           <w:szCs w:val="28"/>
         </w:rPr>
-        <w:t>Последний член выражения следует из решения уравнения Фика для гармонического возмущения концентрации и описывает диффузионные процессы в электродных материалах.</w:t>
+        <w:t xml:space="preserve">Последний член выражения следует из решения уравнения </w:t>
+      </w:r>
+      <w:proofErr w:type="spellStart"/>
+      <w:r>
+        <w:rPr>
+          <w:rFonts w:ascii="Times New Roman" w:hAnsi="Times New Roman" w:cs="Times New Roman"/>
+          <w:sz w:val="28"/>
+          <w:szCs w:val="28"/>
+        </w:rPr>
+        <w:t>Фика</w:t>
+      </w:r>
+      <w:proofErr w:type="spellEnd"/>
+      <w:r>
+        <w:rPr>
+          <w:rFonts w:ascii="Times New Roman" w:hAnsi="Times New Roman" w:cs="Times New Roman"/>
+          <w:sz w:val="28"/>
+          <w:szCs w:val="28"/>
+        </w:rPr>
+        <w:t xml:space="preserve"> для гармонического возмущения концентрации и описывает диффузионные процессы в электродных материалах.</w:t>
       </w:r>
     </w:p>
     <w:p>
@@ -9130,7 +9701,6 @@
           <w:rFonts w:ascii="Times New Roman" w:hAnsi="Times New Roman" w:cs="Times New Roman"/>
           <w:sz w:val="28"/>
           <w:szCs w:val="28"/>
-          <w:lang w:val="en-US"/>
         </w:rPr>
       </w:pPr>
       <w:r>
@@ -9150,7 +9720,6 @@
           <w:rFonts w:ascii="Times New Roman" w:hAnsi="Times New Roman" w:cs="Times New Roman"/>
           <w:sz w:val="28"/>
           <w:szCs w:val="28"/>
-          <w:lang w:val="en-US"/>
         </w:rPr>
       </w:pPr>
     </w:p>
@@ -9228,7 +9797,6 @@
           <w:rFonts w:ascii="Times New Roman" w:hAnsi="Times New Roman" w:cs="Times New Roman"/>
           <w:sz w:val="28"/>
           <w:szCs w:val="28"/>
-          <w:lang w:val="en-US"/>
         </w:rPr>
       </w:pPr>
       <w:r>
@@ -9248,7 +9816,6 @@
           <w:rFonts w:ascii="Times New Roman" w:hAnsi="Times New Roman" w:cs="Times New Roman"/>
           <w:sz w:val="28"/>
           <w:szCs w:val="28"/>
-          <w:lang w:val="en-US"/>
         </w:rPr>
       </w:pPr>
     </w:p>
@@ -9260,7 +9827,6 @@
           <w:rFonts w:ascii="Times New Roman" w:hAnsi="Times New Roman" w:cs="Times New Roman"/>
           <w:sz w:val="28"/>
           <w:szCs w:val="28"/>
-          <w:lang w:val="en-US"/>
         </w:rPr>
       </w:pPr>
       <w:r>
@@ -9292,10 +9858,10 @@
           <w:lang w:val="en-US"/>
         </w:rPr>
         <w:object w:dxaOrig="1640" w:dyaOrig="380" w14:anchorId="26150A93">
-          <v:shape id="_x0000_i1082" type="#_x0000_t75" style="width:82pt;height:18.8pt" o:ole="">
+          <v:shape id="_x0000_i1060" type="#_x0000_t75" style="width:82pt;height:19pt" o:ole="">
             <v:imagedata r:id="rId85" o:title=""/>
           </v:shape>
-          <o:OLEObject Type="Embed" ProgID="Equation.DSMT4" ShapeID="_x0000_i1082" DrawAspect="Content" ObjectID="_1834593324" r:id="rId86"/>
+          <o:OLEObject Type="Embed" ProgID="Equation.DSMT4" ShapeID="_x0000_i1060" DrawAspect="Content" ObjectID="_1834663028" r:id="rId86"/>
         </w:object>
       </w:r>
     </w:p>
@@ -9307,7 +9873,6 @@
           <w:rFonts w:ascii="Times New Roman" w:hAnsi="Times New Roman" w:cs="Times New Roman"/>
           <w:sz w:val="28"/>
           <w:szCs w:val="28"/>
-          <w:lang w:val="en-US"/>
         </w:rPr>
       </w:pPr>
       <w:r>
@@ -9339,10 +9904,10 @@
           <w:lang w:val="en-US"/>
         </w:rPr>
         <w:object w:dxaOrig="1020" w:dyaOrig="360" w14:anchorId="0364FF5B">
-          <v:shape id="_x0000_i1085" type="#_x0000_t75" style="width:50.7pt;height:18.15pt" o:ole="">
+          <v:shape id="_x0000_i1061" type="#_x0000_t75" style="width:50.5pt;height:18pt" o:ole="">
             <v:imagedata r:id="rId87" o:title=""/>
           </v:shape>
-          <o:OLEObject Type="Embed" ProgID="Equation.DSMT4" ShapeID="_x0000_i1085" DrawAspect="Content" ObjectID="_1834593325" r:id="rId88"/>
+          <o:OLEObject Type="Embed" ProgID="Equation.DSMT4" ShapeID="_x0000_i1061" DrawAspect="Content" ObjectID="_1834663029" r:id="rId88"/>
         </w:object>
       </w:r>
     </w:p>
@@ -9772,23 +10337,7 @@
           <w:sz w:val="28"/>
           <w:szCs w:val="28"/>
         </w:rPr>
-        <w:t>-9</w:t>
-      </w:r>
-      <w:r>
-        <w:rPr>
-          <w:rFonts w:ascii="Times New Roman" w:hAnsi="Times New Roman" w:cs="Times New Roman"/>
-          <w:sz w:val="28"/>
-          <w:szCs w:val="28"/>
-        </w:rPr>
-        <w:t>0⁰</w:t>
-      </w:r>
-      <w:r>
-        <w:rPr>
-          <w:rFonts w:ascii="Times New Roman" w:hAnsi="Times New Roman" w:cs="Times New Roman"/>
-          <w:sz w:val="28"/>
-          <w:szCs w:val="28"/>
-        </w:rPr>
-        <w:t xml:space="preserve"> - ёмкостное поведение;</w:t>
+        <w:t>-90⁰ - ёмкостное поведение;</w:t>
       </w:r>
     </w:p>
     <w:p>
@@ -10275,6 +10824,7 @@
                 <w:szCs w:val="28"/>
               </w:rPr>
             </w:pPr>
+            <w:proofErr w:type="spellStart"/>
             <w:r>
               <w:rPr>
                 <w:rFonts w:ascii="Times New Roman" w:hAnsi="Times New Roman" w:cs="Times New Roman"/>
@@ -10292,6 +10842,7 @@
               </w:rPr>
               <w:t>ct</w:t>
             </w:r>
+            <w:proofErr w:type="spellEnd"/>
             <w:r>
               <w:rPr>
                 <w:rFonts w:ascii="Times New Roman" w:hAnsi="Times New Roman" w:cs="Times New Roman"/>
@@ -10306,7 +10857,16 @@
                 <w:sz w:val="28"/>
                 <w:szCs w:val="28"/>
               </w:rPr>
-              <w:t xml:space="preserve"> C</w:t>
+              <w:t xml:space="preserve"> </w:t>
+            </w:r>
+            <w:proofErr w:type="spellStart"/>
+            <w:r>
+              <w:rPr>
+                <w:rFonts w:ascii="Times New Roman" w:hAnsi="Times New Roman" w:cs="Times New Roman"/>
+                <w:sz w:val="28"/>
+                <w:szCs w:val="28"/>
+              </w:rPr>
+              <w:t>C</w:t>
             </w:r>
             <w:r>
               <w:rPr>
@@ -10317,6 +10877,7 @@
               </w:rPr>
               <w:t>dl</w:t>
             </w:r>
+            <w:proofErr w:type="spellEnd"/>
           </w:p>
         </w:tc>
       </w:tr>
@@ -10464,6 +11025,7 @@
           <w:rFonts w:ascii="Times New Roman" w:hAnsi="Times New Roman" w:cs="Times New Roman"/>
           <w:sz w:val="28"/>
           <w:szCs w:val="28"/>
+          <w:lang w:val="en-US"/>
         </w:rPr>
       </w:pPr>
       <w:r>
@@ -10482,6 +11044,3334 @@
         </w:rPr>
         <w:t>.</w:t>
       </w:r>
+    </w:p>
+    <w:p>
+      <w:pPr>
+        <w:pStyle w:val="a7"/>
+        <w:ind w:left="0" w:firstLine="709"/>
+        <w:jc w:val="both"/>
+        <w:rPr>
+          <w:rFonts w:ascii="Times New Roman" w:hAnsi="Times New Roman" w:cs="Times New Roman"/>
+          <w:sz w:val="28"/>
+          <w:szCs w:val="28"/>
+          <w:lang w:val="en-US"/>
+        </w:rPr>
+      </w:pPr>
+    </w:p>
+    <w:p>
+      <w:pPr>
+        <w:pStyle w:val="a7"/>
+        <w:ind w:left="0" w:firstLine="709"/>
+        <w:jc w:val="both"/>
+        <w:rPr>
+          <w:rFonts w:ascii="Times New Roman" w:hAnsi="Times New Roman" w:cs="Times New Roman"/>
+          <w:sz w:val="28"/>
+          <w:szCs w:val="28"/>
+          <w:lang w:val="en-US"/>
+        </w:rPr>
+      </w:pPr>
+    </w:p>
+    <w:p>
+      <w:pPr>
+        <w:pStyle w:val="a7"/>
+        <w:ind w:left="0" w:firstLine="709"/>
+        <w:jc w:val="both"/>
+        <w:rPr>
+          <w:rFonts w:ascii="Times New Roman" w:hAnsi="Times New Roman" w:cs="Times New Roman"/>
+          <w:b/>
+          <w:bCs/>
+          <w:sz w:val="28"/>
+          <w:szCs w:val="28"/>
+        </w:rPr>
+      </w:pPr>
+      <w:r>
+        <w:rPr>
+          <w:rFonts w:ascii="Times New Roman" w:hAnsi="Times New Roman" w:cs="Times New Roman"/>
+          <w:b/>
+          <w:bCs/>
+          <w:sz w:val="28"/>
+          <w:szCs w:val="28"/>
+        </w:rPr>
+        <w:t>1.5 Анализ существующих моделей прогнозирования остаточного ресурса аккумуляторных батарей</w:t>
+      </w:r>
+    </w:p>
+    <w:p>
+      <w:pPr>
+        <w:pStyle w:val="a7"/>
+        <w:ind w:left="0" w:firstLine="709"/>
+        <w:jc w:val="both"/>
+        <w:rPr>
+          <w:rFonts w:ascii="Times New Roman" w:hAnsi="Times New Roman" w:cs="Times New Roman"/>
+          <w:sz w:val="28"/>
+          <w:szCs w:val="28"/>
+        </w:rPr>
+      </w:pPr>
+    </w:p>
+    <w:p>
+      <w:pPr>
+        <w:pStyle w:val="a7"/>
+        <w:ind w:left="0" w:firstLine="709"/>
+        <w:jc w:val="both"/>
+        <w:rPr>
+          <w:rFonts w:ascii="Times New Roman" w:hAnsi="Times New Roman" w:cs="Times New Roman"/>
+          <w:b/>
+          <w:bCs/>
+          <w:sz w:val="28"/>
+          <w:szCs w:val="28"/>
+        </w:rPr>
+      </w:pPr>
+      <w:r>
+        <w:rPr>
+          <w:rFonts w:ascii="Times New Roman" w:hAnsi="Times New Roman" w:cs="Times New Roman"/>
+          <w:b/>
+          <w:bCs/>
+          <w:sz w:val="28"/>
+          <w:szCs w:val="28"/>
+        </w:rPr>
+        <w:t>1.5.1 Общая постановка задачи прогнозирования ресурса</w:t>
+      </w:r>
+    </w:p>
+    <w:p>
+      <w:pPr>
+        <w:pStyle w:val="a7"/>
+        <w:ind w:left="0" w:firstLine="709"/>
+        <w:jc w:val="both"/>
+        <w:rPr>
+          <w:rFonts w:ascii="Times New Roman" w:hAnsi="Times New Roman" w:cs="Times New Roman"/>
+          <w:sz w:val="28"/>
+          <w:szCs w:val="28"/>
+        </w:rPr>
+      </w:pPr>
+    </w:p>
+    <w:p>
+      <w:pPr>
+        <w:pStyle w:val="a7"/>
+        <w:ind w:left="0" w:firstLine="709"/>
+        <w:jc w:val="both"/>
+        <w:rPr>
+          <w:rFonts w:ascii="Times New Roman" w:hAnsi="Times New Roman" w:cs="Times New Roman"/>
+          <w:sz w:val="28"/>
+          <w:szCs w:val="28"/>
+          <w:lang w:val="en-US"/>
+        </w:rPr>
+      </w:pPr>
+      <w:r>
+        <w:rPr>
+          <w:rFonts w:ascii="Times New Roman" w:hAnsi="Times New Roman" w:cs="Times New Roman"/>
+          <w:sz w:val="28"/>
+          <w:szCs w:val="28"/>
+        </w:rPr>
+        <w:t>Прогнозирование остаточного ресурса аккумуляторных батарей является одной из ключевых</w:t>
+      </w:r>
+      <w:r>
+        <w:rPr>
+          <w:rFonts w:ascii="Times New Roman" w:hAnsi="Times New Roman" w:cs="Times New Roman"/>
+          <w:sz w:val="28"/>
+          <w:szCs w:val="28"/>
+        </w:rPr>
+        <w:t xml:space="preserve"> </w:t>
+      </w:r>
+      <w:r>
+        <w:rPr>
+          <w:rFonts w:ascii="Times New Roman" w:hAnsi="Times New Roman" w:cs="Times New Roman"/>
+          <w:sz w:val="28"/>
+          <w:szCs w:val="28"/>
+        </w:rPr>
+        <w:t>задач диагностики электрохимических систем. В инженерной литературе остаточный ресурс</w:t>
+      </w:r>
+      <w:r>
+        <w:rPr>
+          <w:rFonts w:ascii="Times New Roman" w:hAnsi="Times New Roman" w:cs="Times New Roman"/>
+          <w:sz w:val="28"/>
+          <w:szCs w:val="28"/>
+        </w:rPr>
+        <w:t xml:space="preserve"> </w:t>
+      </w:r>
+      <w:r>
+        <w:rPr>
+          <w:rFonts w:ascii="Times New Roman" w:hAnsi="Times New Roman" w:cs="Times New Roman"/>
+          <w:sz w:val="28"/>
+          <w:szCs w:val="28"/>
+        </w:rPr>
+        <w:t>(</w:t>
+      </w:r>
+      <w:proofErr w:type="spellStart"/>
+      <w:r>
+        <w:rPr>
+          <w:rFonts w:ascii="Times New Roman" w:hAnsi="Times New Roman" w:cs="Times New Roman"/>
+          <w:sz w:val="28"/>
+          <w:szCs w:val="28"/>
+        </w:rPr>
+        <w:t>Remaining</w:t>
+      </w:r>
+      <w:proofErr w:type="spellEnd"/>
+      <w:r>
+        <w:rPr>
+          <w:rFonts w:ascii="Times New Roman" w:hAnsi="Times New Roman" w:cs="Times New Roman"/>
+          <w:sz w:val="28"/>
+          <w:szCs w:val="28"/>
+        </w:rPr>
+        <w:t xml:space="preserve"> </w:t>
+      </w:r>
+      <w:proofErr w:type="spellStart"/>
+      <w:r>
+        <w:rPr>
+          <w:rFonts w:ascii="Times New Roman" w:hAnsi="Times New Roman" w:cs="Times New Roman"/>
+          <w:sz w:val="28"/>
+          <w:szCs w:val="28"/>
+        </w:rPr>
+        <w:t>Useful</w:t>
+      </w:r>
+      <w:proofErr w:type="spellEnd"/>
+      <w:r>
+        <w:rPr>
+          <w:rFonts w:ascii="Times New Roman" w:hAnsi="Times New Roman" w:cs="Times New Roman"/>
+          <w:sz w:val="28"/>
+          <w:szCs w:val="28"/>
+        </w:rPr>
+        <w:t xml:space="preserve"> Life, RUL) определяется как время или количество циклов эксплуатации до</w:t>
+      </w:r>
+      <w:r>
+        <w:rPr>
+          <w:rFonts w:ascii="Times New Roman" w:hAnsi="Times New Roman" w:cs="Times New Roman"/>
+          <w:sz w:val="28"/>
+          <w:szCs w:val="28"/>
+        </w:rPr>
+        <w:t xml:space="preserve"> </w:t>
+      </w:r>
+      <w:r>
+        <w:rPr>
+          <w:rFonts w:ascii="Times New Roman" w:hAnsi="Times New Roman" w:cs="Times New Roman"/>
+          <w:sz w:val="28"/>
+          <w:szCs w:val="28"/>
+        </w:rPr>
+        <w:t>достижения предельного состояния аккумулятора.</w:t>
+      </w:r>
+    </w:p>
+    <w:p>
+      <w:pPr>
+        <w:pStyle w:val="a7"/>
+        <w:ind w:left="0" w:firstLine="709"/>
+        <w:jc w:val="both"/>
+        <w:rPr>
+          <w:rFonts w:ascii="Times New Roman" w:hAnsi="Times New Roman" w:cs="Times New Roman"/>
+          <w:sz w:val="28"/>
+          <w:szCs w:val="28"/>
+          <w:lang w:val="en-US"/>
+        </w:rPr>
+      </w:pPr>
+      <w:r>
+        <w:rPr>
+          <w:rFonts w:ascii="Times New Roman" w:hAnsi="Times New Roman" w:cs="Times New Roman"/>
+          <w:sz w:val="28"/>
+          <w:szCs w:val="28"/>
+        </w:rPr>
+        <w:t>Формально остаточный ресурс можно определить как</w:t>
+      </w:r>
+    </w:p>
+    <w:p>
+      <w:pPr>
+        <w:pStyle w:val="a7"/>
+        <w:ind w:left="0" w:firstLine="709"/>
+        <w:jc w:val="both"/>
+        <w:rPr>
+          <w:rFonts w:ascii="Times New Roman" w:hAnsi="Times New Roman" w:cs="Times New Roman"/>
+          <w:sz w:val="28"/>
+          <w:szCs w:val="28"/>
+          <w:lang w:val="en-US"/>
+        </w:rPr>
+      </w:pPr>
+      <w:r>
+        <w:rPr>
+          <w:rFonts w:ascii="Times New Roman" w:hAnsi="Times New Roman" w:cs="Times New Roman"/>
+          <w:position w:val="-12"/>
+          <w:sz w:val="28"/>
+          <w:szCs w:val="28"/>
+          <w:lang w:val="en-US"/>
+        </w:rPr>
+        <w:object w:dxaOrig="1820" w:dyaOrig="360" w14:anchorId="5146530A">
+          <v:shape id="_x0000_i1064" type="#_x0000_t75" style="width:91pt;height:18pt" o:ole="">
+            <v:imagedata r:id="rId91" o:title=""/>
+          </v:shape>
+          <o:OLEObject Type="Embed" ProgID="Equation.DSMT4" ShapeID="_x0000_i1064" DrawAspect="Content" ObjectID="_1834663030" r:id="rId92"/>
+        </w:object>
+      </w:r>
+    </w:p>
+    <w:p>
+      <w:pPr>
+        <w:pStyle w:val="a7"/>
+        <w:ind w:left="0" w:firstLine="709"/>
+        <w:jc w:val="both"/>
+        <w:rPr>
+          <w:rFonts w:ascii="Times New Roman" w:hAnsi="Times New Roman" w:cs="Times New Roman"/>
+          <w:sz w:val="28"/>
+          <w:szCs w:val="28"/>
+        </w:rPr>
+      </w:pPr>
+      <w:r>
+        <w:rPr>
+          <w:rFonts w:ascii="Times New Roman" w:hAnsi="Times New Roman" w:cs="Times New Roman"/>
+          <w:sz w:val="28"/>
+          <w:szCs w:val="28"/>
+        </w:rPr>
+        <w:t>, где</w:t>
+      </w:r>
+    </w:p>
+    <w:p>
+      <w:pPr>
+        <w:pStyle w:val="a7"/>
+        <w:ind w:left="0" w:firstLine="709"/>
+        <w:jc w:val="both"/>
+        <w:rPr>
+          <w:rFonts w:ascii="Times New Roman" w:hAnsi="Times New Roman" w:cs="Times New Roman"/>
+          <w:sz w:val="28"/>
+          <w:szCs w:val="28"/>
+        </w:rPr>
+      </w:pPr>
+      <w:proofErr w:type="spellStart"/>
+      <w:r>
+        <w:rPr>
+          <w:rFonts w:ascii="Times New Roman" w:hAnsi="Times New Roman" w:cs="Times New Roman"/>
+          <w:i/>
+          <w:iCs/>
+          <w:sz w:val="28"/>
+          <w:szCs w:val="28"/>
+          <w:lang w:val="en-US"/>
+        </w:rPr>
+        <w:t>t</w:t>
+      </w:r>
+      <w:r>
+        <w:rPr>
+          <w:rFonts w:ascii="Times New Roman" w:hAnsi="Times New Roman" w:cs="Times New Roman"/>
+          <w:i/>
+          <w:iCs/>
+          <w:sz w:val="28"/>
+          <w:szCs w:val="28"/>
+          <w:vertAlign w:val="subscript"/>
+          <w:lang w:val="en-US"/>
+        </w:rPr>
+        <w:t>EOL</w:t>
+      </w:r>
+      <w:proofErr w:type="spellEnd"/>
+      <w:r>
+        <w:rPr>
+          <w:rFonts w:ascii="Times New Roman" w:hAnsi="Times New Roman" w:cs="Times New Roman"/>
+          <w:sz w:val="28"/>
+          <w:szCs w:val="28"/>
+        </w:rPr>
+        <w:t xml:space="preserve"> - </w:t>
+      </w:r>
+      <w:r>
+        <w:rPr>
+          <w:rFonts w:ascii="Times New Roman" w:hAnsi="Times New Roman" w:cs="Times New Roman"/>
+          <w:sz w:val="28"/>
+          <w:szCs w:val="28"/>
+        </w:rPr>
+        <w:t>момент достижения предельного состояния батареи (</w:t>
+      </w:r>
+      <w:r>
+        <w:rPr>
+          <w:rFonts w:ascii="Times New Roman" w:hAnsi="Times New Roman" w:cs="Times New Roman"/>
+          <w:sz w:val="28"/>
+          <w:szCs w:val="28"/>
+          <w:lang w:val="en-US"/>
+        </w:rPr>
+        <w:t>End</w:t>
+      </w:r>
+      <w:r>
+        <w:rPr>
+          <w:rFonts w:ascii="Times New Roman" w:hAnsi="Times New Roman" w:cs="Times New Roman"/>
+          <w:sz w:val="28"/>
+          <w:szCs w:val="28"/>
+        </w:rPr>
+        <w:t xml:space="preserve"> </w:t>
+      </w:r>
+      <w:r>
+        <w:rPr>
+          <w:rFonts w:ascii="Times New Roman" w:hAnsi="Times New Roman" w:cs="Times New Roman"/>
+          <w:sz w:val="28"/>
+          <w:szCs w:val="28"/>
+          <w:lang w:val="en-US"/>
+        </w:rPr>
+        <w:t>of</w:t>
+      </w:r>
+      <w:r>
+        <w:rPr>
+          <w:rFonts w:ascii="Times New Roman" w:hAnsi="Times New Roman" w:cs="Times New Roman"/>
+          <w:sz w:val="28"/>
+          <w:szCs w:val="28"/>
+        </w:rPr>
+        <w:t xml:space="preserve"> </w:t>
+      </w:r>
+      <w:r>
+        <w:rPr>
+          <w:rFonts w:ascii="Times New Roman" w:hAnsi="Times New Roman" w:cs="Times New Roman"/>
+          <w:sz w:val="28"/>
+          <w:szCs w:val="28"/>
+          <w:lang w:val="en-US"/>
+        </w:rPr>
+        <w:t>Life</w:t>
+      </w:r>
+      <w:r>
+        <w:rPr>
+          <w:rFonts w:ascii="Times New Roman" w:hAnsi="Times New Roman" w:cs="Times New Roman"/>
+          <w:sz w:val="28"/>
+          <w:szCs w:val="28"/>
+        </w:rPr>
+        <w:t>)</w:t>
+      </w:r>
+      <w:r>
+        <w:rPr>
+          <w:rFonts w:ascii="Times New Roman" w:hAnsi="Times New Roman" w:cs="Times New Roman"/>
+          <w:sz w:val="28"/>
+          <w:szCs w:val="28"/>
+        </w:rPr>
+        <w:t>;</w:t>
+      </w:r>
+    </w:p>
+    <w:p>
+      <w:pPr>
+        <w:pStyle w:val="a7"/>
+        <w:ind w:left="0" w:firstLine="709"/>
+        <w:jc w:val="both"/>
+        <w:rPr>
+          <w:rFonts w:ascii="Times New Roman" w:hAnsi="Times New Roman" w:cs="Times New Roman"/>
+          <w:sz w:val="28"/>
+          <w:szCs w:val="28"/>
+          <w:lang w:val="en-US"/>
+        </w:rPr>
+      </w:pPr>
+      <w:proofErr w:type="spellStart"/>
+      <w:r>
+        <w:rPr>
+          <w:rFonts w:ascii="Times New Roman" w:hAnsi="Times New Roman" w:cs="Times New Roman"/>
+          <w:i/>
+          <w:iCs/>
+          <w:sz w:val="28"/>
+          <w:szCs w:val="28"/>
+          <w:lang w:val="en-US"/>
+        </w:rPr>
+        <w:t>t</w:t>
+      </w:r>
+      <w:r>
+        <w:rPr>
+          <w:rFonts w:ascii="Times New Roman" w:hAnsi="Times New Roman" w:cs="Times New Roman"/>
+          <w:i/>
+          <w:iCs/>
+          <w:sz w:val="28"/>
+          <w:szCs w:val="28"/>
+          <w:vertAlign w:val="subscript"/>
+          <w:lang w:val="en-US"/>
+        </w:rPr>
+        <w:t>current</w:t>
+      </w:r>
+      <w:proofErr w:type="spellEnd"/>
+      <w:r>
+        <w:rPr>
+          <w:rFonts w:ascii="Times New Roman" w:hAnsi="Times New Roman" w:cs="Times New Roman"/>
+          <w:sz w:val="28"/>
+          <w:szCs w:val="28"/>
+          <w:lang w:val="en-US"/>
+        </w:rPr>
+        <w:t xml:space="preserve"> - </w:t>
+      </w:r>
+      <w:proofErr w:type="spellStart"/>
+      <w:r>
+        <w:rPr>
+          <w:rFonts w:ascii="Times New Roman" w:hAnsi="Times New Roman" w:cs="Times New Roman"/>
+          <w:sz w:val="28"/>
+          <w:szCs w:val="28"/>
+          <w:lang w:val="en-US"/>
+        </w:rPr>
+        <w:t>текущий</w:t>
+      </w:r>
+      <w:proofErr w:type="spellEnd"/>
+      <w:r>
+        <w:rPr>
+          <w:rFonts w:ascii="Times New Roman" w:hAnsi="Times New Roman" w:cs="Times New Roman"/>
+          <w:sz w:val="28"/>
+          <w:szCs w:val="28"/>
+          <w:lang w:val="en-US"/>
+        </w:rPr>
+        <w:t xml:space="preserve"> </w:t>
+      </w:r>
+      <w:proofErr w:type="spellStart"/>
+      <w:r>
+        <w:rPr>
+          <w:rFonts w:ascii="Times New Roman" w:hAnsi="Times New Roman" w:cs="Times New Roman"/>
+          <w:sz w:val="28"/>
+          <w:szCs w:val="28"/>
+          <w:lang w:val="en-US"/>
+        </w:rPr>
+        <w:t>момент</w:t>
+      </w:r>
+      <w:proofErr w:type="spellEnd"/>
+      <w:r>
+        <w:rPr>
+          <w:rFonts w:ascii="Times New Roman" w:hAnsi="Times New Roman" w:cs="Times New Roman"/>
+          <w:sz w:val="28"/>
+          <w:szCs w:val="28"/>
+          <w:lang w:val="en-US"/>
+        </w:rPr>
+        <w:t xml:space="preserve"> </w:t>
+      </w:r>
+      <w:proofErr w:type="spellStart"/>
+      <w:r>
+        <w:rPr>
+          <w:rFonts w:ascii="Times New Roman" w:hAnsi="Times New Roman" w:cs="Times New Roman"/>
+          <w:sz w:val="28"/>
+          <w:szCs w:val="28"/>
+          <w:lang w:val="en-US"/>
+        </w:rPr>
+        <w:t>времени</w:t>
+      </w:r>
+      <w:proofErr w:type="spellEnd"/>
+      <w:r>
+        <w:rPr>
+          <w:rFonts w:ascii="Times New Roman" w:hAnsi="Times New Roman" w:cs="Times New Roman"/>
+          <w:sz w:val="28"/>
+          <w:szCs w:val="28"/>
+          <w:lang w:val="en-US"/>
+        </w:rPr>
+        <w:t>.</w:t>
+      </w:r>
+    </w:p>
+    <w:p>
+      <w:pPr>
+        <w:pStyle w:val="a7"/>
+        <w:ind w:left="0" w:firstLine="709"/>
+        <w:jc w:val="both"/>
+        <w:rPr>
+          <w:rFonts w:ascii="Times New Roman" w:hAnsi="Times New Roman" w:cs="Times New Roman"/>
+          <w:sz w:val="28"/>
+          <w:szCs w:val="28"/>
+          <w:lang w:val="en-US"/>
+        </w:rPr>
+      </w:pPr>
+    </w:p>
+    <w:p>
+      <w:pPr>
+        <w:pStyle w:val="a7"/>
+        <w:ind w:left="0" w:firstLine="709"/>
+        <w:jc w:val="both"/>
+        <w:rPr>
+          <w:rFonts w:ascii="Times New Roman" w:hAnsi="Times New Roman" w:cs="Times New Roman"/>
+          <w:sz w:val="28"/>
+          <w:szCs w:val="28"/>
+          <w:lang w:val="en-US"/>
+        </w:rPr>
+      </w:pPr>
+      <w:r>
+        <w:rPr>
+          <w:rFonts w:ascii="Times New Roman" w:hAnsi="Times New Roman" w:cs="Times New Roman"/>
+          <w:sz w:val="28"/>
+          <w:szCs w:val="28"/>
+        </w:rPr>
+        <w:t>Предельное состояние батареи обычно определяется достижением критического значения</w:t>
+      </w:r>
+      <w:r>
+        <w:rPr>
+          <w:rFonts w:ascii="Times New Roman" w:hAnsi="Times New Roman" w:cs="Times New Roman"/>
+          <w:sz w:val="28"/>
+          <w:szCs w:val="28"/>
+        </w:rPr>
+        <w:t xml:space="preserve"> </w:t>
+      </w:r>
+      <w:r>
+        <w:rPr>
+          <w:rFonts w:ascii="Times New Roman" w:hAnsi="Times New Roman" w:cs="Times New Roman"/>
+          <w:sz w:val="28"/>
+          <w:szCs w:val="28"/>
+        </w:rPr>
+        <w:t>состояния здоровья</w:t>
+      </w:r>
+    </w:p>
+    <w:p>
+      <w:pPr>
+        <w:pStyle w:val="a7"/>
+        <w:ind w:left="0" w:firstLine="709"/>
+        <w:jc w:val="both"/>
+        <w:rPr>
+          <w:rFonts w:ascii="Times New Roman" w:hAnsi="Times New Roman" w:cs="Times New Roman"/>
+          <w:sz w:val="28"/>
+          <w:szCs w:val="28"/>
+          <w:lang w:val="en-US"/>
+        </w:rPr>
+      </w:pPr>
+      <w:r>
+        <w:rPr>
+          <w:rFonts w:ascii="Times New Roman" w:hAnsi="Times New Roman" w:cs="Times New Roman"/>
+          <w:position w:val="-12"/>
+          <w:sz w:val="28"/>
+          <w:szCs w:val="28"/>
+          <w:lang w:val="en-US"/>
+        </w:rPr>
+        <w:object w:dxaOrig="1320" w:dyaOrig="360" w14:anchorId="5BDAB65F">
+          <v:shape id="_x0000_i1068" type="#_x0000_t75" style="width:66pt;height:18pt" o:ole="">
+            <v:imagedata r:id="rId93" o:title=""/>
+          </v:shape>
+          <o:OLEObject Type="Embed" ProgID="Equation.DSMT4" ShapeID="_x0000_i1068" DrawAspect="Content" ObjectID="_1834663031" r:id="rId94"/>
+        </w:object>
+      </w:r>
+    </w:p>
+    <w:p>
+      <w:pPr>
+        <w:pStyle w:val="a7"/>
+        <w:ind w:left="0" w:firstLine="709"/>
+        <w:jc w:val="both"/>
+        <w:rPr>
+          <w:rFonts w:ascii="Times New Roman" w:hAnsi="Times New Roman" w:cs="Times New Roman"/>
+          <w:sz w:val="28"/>
+          <w:szCs w:val="28"/>
+          <w:lang w:val="en-US"/>
+        </w:rPr>
+      </w:pPr>
+      <w:r>
+        <w:rPr>
+          <w:rFonts w:ascii="Times New Roman" w:hAnsi="Times New Roman" w:cs="Times New Roman"/>
+          <w:sz w:val="28"/>
+          <w:szCs w:val="28"/>
+        </w:rPr>
+        <w:lastRenderedPageBreak/>
+        <w:t>что соответствует снижению ёмкости до 80% номинального значения.</w:t>
+      </w:r>
+    </w:p>
+    <w:p>
+      <w:pPr>
+        <w:pStyle w:val="a7"/>
+        <w:ind w:left="0" w:firstLine="709"/>
+        <w:jc w:val="both"/>
+        <w:rPr>
+          <w:rFonts w:ascii="Times New Roman" w:hAnsi="Times New Roman" w:cs="Times New Roman"/>
+          <w:sz w:val="28"/>
+          <w:szCs w:val="28"/>
+          <w:lang w:val="en-US"/>
+        </w:rPr>
+      </w:pPr>
+    </w:p>
+    <w:p>
+      <w:pPr>
+        <w:pStyle w:val="a7"/>
+        <w:ind w:left="0" w:firstLine="709"/>
+        <w:jc w:val="both"/>
+        <w:rPr>
+          <w:rFonts w:ascii="Times New Roman" w:hAnsi="Times New Roman" w:cs="Times New Roman"/>
+          <w:b/>
+          <w:bCs/>
+          <w:sz w:val="28"/>
+          <w:szCs w:val="28"/>
+        </w:rPr>
+      </w:pPr>
+      <w:r>
+        <w:rPr>
+          <w:rFonts w:ascii="Times New Roman" w:hAnsi="Times New Roman" w:cs="Times New Roman"/>
+          <w:b/>
+          <w:bCs/>
+          <w:sz w:val="28"/>
+          <w:szCs w:val="28"/>
+        </w:rPr>
+        <w:t>1.5.2 Классификация моделей прогнозирования ресурсов</w:t>
+      </w:r>
+    </w:p>
+    <w:p>
+      <w:pPr>
+        <w:pStyle w:val="a7"/>
+        <w:ind w:left="0" w:firstLine="709"/>
+        <w:jc w:val="both"/>
+        <w:rPr>
+          <w:rFonts w:ascii="Times New Roman" w:hAnsi="Times New Roman" w:cs="Times New Roman"/>
+          <w:sz w:val="28"/>
+          <w:szCs w:val="28"/>
+        </w:rPr>
+      </w:pPr>
+    </w:p>
+    <w:p>
+      <w:pPr>
+        <w:pStyle w:val="a7"/>
+        <w:ind w:left="0" w:firstLine="709"/>
+        <w:jc w:val="both"/>
+        <w:rPr>
+          <w:rFonts w:ascii="Times New Roman" w:hAnsi="Times New Roman" w:cs="Times New Roman"/>
+          <w:sz w:val="28"/>
+          <w:szCs w:val="28"/>
+        </w:rPr>
+      </w:pPr>
+      <w:r>
+        <w:rPr>
+          <w:rFonts w:ascii="Times New Roman" w:hAnsi="Times New Roman" w:cs="Times New Roman"/>
+          <w:sz w:val="28"/>
+          <w:szCs w:val="28"/>
+        </w:rPr>
+        <w:t>Современные методы прогнозирования ресурса аккумуляторных батарей можно разделить</w:t>
+      </w:r>
+      <w:r>
+        <w:rPr>
+          <w:rFonts w:ascii="Times New Roman" w:hAnsi="Times New Roman" w:cs="Times New Roman"/>
+          <w:sz w:val="28"/>
+          <w:szCs w:val="28"/>
+        </w:rPr>
+        <w:t xml:space="preserve"> </w:t>
+      </w:r>
+      <w:r>
+        <w:rPr>
+          <w:rFonts w:ascii="Times New Roman" w:hAnsi="Times New Roman" w:cs="Times New Roman"/>
+          <w:sz w:val="28"/>
+          <w:szCs w:val="28"/>
+        </w:rPr>
+        <w:t>на три основные группы:</w:t>
+      </w:r>
+    </w:p>
+    <w:p>
+      <w:pPr>
+        <w:pStyle w:val="a7"/>
+        <w:numPr>
+          <w:ilvl w:val="0"/>
+          <w:numId w:val="11"/>
+        </w:numPr>
+        <w:ind w:left="0" w:firstLine="709"/>
+        <w:jc w:val="both"/>
+        <w:rPr>
+          <w:rFonts w:ascii="Times New Roman" w:hAnsi="Times New Roman" w:cs="Times New Roman"/>
+          <w:sz w:val="28"/>
+          <w:szCs w:val="28"/>
+        </w:rPr>
+      </w:pPr>
+      <w:r>
+        <w:rPr>
+          <w:rFonts w:ascii="Times New Roman" w:hAnsi="Times New Roman" w:cs="Times New Roman"/>
+          <w:sz w:val="28"/>
+          <w:szCs w:val="28"/>
+        </w:rPr>
+        <w:t>эмпирические модели деградации</w:t>
+      </w:r>
+      <w:r>
+        <w:rPr>
+          <w:rFonts w:ascii="Times New Roman" w:hAnsi="Times New Roman" w:cs="Times New Roman"/>
+          <w:sz w:val="28"/>
+          <w:szCs w:val="28"/>
+        </w:rPr>
+        <w:t>;</w:t>
+      </w:r>
+    </w:p>
+    <w:p>
+      <w:pPr>
+        <w:pStyle w:val="a7"/>
+        <w:numPr>
+          <w:ilvl w:val="0"/>
+          <w:numId w:val="11"/>
+        </w:numPr>
+        <w:ind w:left="0" w:firstLine="709"/>
+        <w:jc w:val="both"/>
+        <w:rPr>
+          <w:rFonts w:ascii="Times New Roman" w:hAnsi="Times New Roman" w:cs="Times New Roman"/>
+          <w:sz w:val="28"/>
+          <w:szCs w:val="28"/>
+        </w:rPr>
+      </w:pPr>
+      <w:r>
+        <w:rPr>
+          <w:rFonts w:ascii="Times New Roman" w:hAnsi="Times New Roman" w:cs="Times New Roman"/>
+          <w:sz w:val="28"/>
+          <w:szCs w:val="28"/>
+        </w:rPr>
+        <w:t>физико-химические модели (</w:t>
+      </w:r>
+      <w:proofErr w:type="spellStart"/>
+      <w:r>
+        <w:rPr>
+          <w:rFonts w:ascii="Times New Roman" w:hAnsi="Times New Roman" w:cs="Times New Roman"/>
+          <w:sz w:val="28"/>
+          <w:szCs w:val="28"/>
+        </w:rPr>
+        <w:t>physics-based</w:t>
+      </w:r>
+      <w:proofErr w:type="spellEnd"/>
+      <w:r>
+        <w:rPr>
+          <w:rFonts w:ascii="Times New Roman" w:hAnsi="Times New Roman" w:cs="Times New Roman"/>
+          <w:sz w:val="28"/>
+          <w:szCs w:val="28"/>
+        </w:rPr>
+        <w:t xml:space="preserve"> </w:t>
+      </w:r>
+      <w:proofErr w:type="spellStart"/>
+      <w:r>
+        <w:rPr>
+          <w:rFonts w:ascii="Times New Roman" w:hAnsi="Times New Roman" w:cs="Times New Roman"/>
+          <w:sz w:val="28"/>
+          <w:szCs w:val="28"/>
+        </w:rPr>
+        <w:t>models</w:t>
+      </w:r>
+      <w:proofErr w:type="spellEnd"/>
+      <w:r>
+        <w:rPr>
+          <w:rFonts w:ascii="Times New Roman" w:hAnsi="Times New Roman" w:cs="Times New Roman"/>
+          <w:sz w:val="28"/>
+          <w:szCs w:val="28"/>
+        </w:rPr>
+        <w:t>)</w:t>
+      </w:r>
+      <w:r>
+        <w:rPr>
+          <w:rFonts w:ascii="Times New Roman" w:hAnsi="Times New Roman" w:cs="Times New Roman"/>
+          <w:sz w:val="28"/>
+          <w:szCs w:val="28"/>
+        </w:rPr>
+        <w:t>;</w:t>
+      </w:r>
+    </w:p>
+    <w:p>
+      <w:pPr>
+        <w:pStyle w:val="a7"/>
+        <w:numPr>
+          <w:ilvl w:val="0"/>
+          <w:numId w:val="11"/>
+        </w:numPr>
+        <w:ind w:left="0" w:firstLine="709"/>
+        <w:jc w:val="both"/>
+        <w:rPr>
+          <w:rFonts w:ascii="Times New Roman" w:hAnsi="Times New Roman" w:cs="Times New Roman"/>
+          <w:sz w:val="28"/>
+          <w:szCs w:val="28"/>
+        </w:rPr>
+      </w:pPr>
+      <w:r>
+        <w:rPr>
+          <w:rFonts w:ascii="Times New Roman" w:hAnsi="Times New Roman" w:cs="Times New Roman"/>
+          <w:sz w:val="28"/>
+          <w:szCs w:val="28"/>
+        </w:rPr>
+        <w:t>методы машинного обучения</w:t>
+      </w:r>
+      <w:r>
+        <w:rPr>
+          <w:rFonts w:ascii="Times New Roman" w:hAnsi="Times New Roman" w:cs="Times New Roman"/>
+          <w:sz w:val="28"/>
+          <w:szCs w:val="28"/>
+        </w:rPr>
+        <w:t>.</w:t>
+      </w:r>
+    </w:p>
+    <w:p>
+      <w:pPr>
+        <w:pStyle w:val="a7"/>
+        <w:ind w:left="0" w:firstLine="709"/>
+        <w:jc w:val="both"/>
+        <w:rPr>
+          <w:rFonts w:ascii="Times New Roman" w:hAnsi="Times New Roman" w:cs="Times New Roman"/>
+          <w:sz w:val="28"/>
+          <w:szCs w:val="28"/>
+        </w:rPr>
+      </w:pPr>
+      <w:r>
+        <w:rPr>
+          <w:rFonts w:ascii="Times New Roman" w:hAnsi="Times New Roman" w:cs="Times New Roman"/>
+          <w:sz w:val="28"/>
+          <w:szCs w:val="28"/>
+        </w:rPr>
+        <w:t>Каждая из этих групп имеет свои преимущества и ограничения.</w:t>
+      </w:r>
+    </w:p>
+    <w:p>
+      <w:pPr>
+        <w:pStyle w:val="a7"/>
+        <w:ind w:left="0" w:firstLine="709"/>
+        <w:jc w:val="both"/>
+        <w:rPr>
+          <w:rFonts w:ascii="Times New Roman" w:hAnsi="Times New Roman" w:cs="Times New Roman"/>
+          <w:sz w:val="28"/>
+          <w:szCs w:val="28"/>
+        </w:rPr>
+      </w:pPr>
+    </w:p>
+    <w:p>
+      <w:pPr>
+        <w:pStyle w:val="a7"/>
+        <w:ind w:left="0" w:firstLine="709"/>
+        <w:jc w:val="both"/>
+        <w:rPr>
+          <w:rFonts w:ascii="Times New Roman" w:hAnsi="Times New Roman" w:cs="Times New Roman"/>
+          <w:b/>
+          <w:bCs/>
+          <w:sz w:val="28"/>
+          <w:szCs w:val="28"/>
+        </w:rPr>
+      </w:pPr>
+      <w:r>
+        <w:rPr>
+          <w:rFonts w:ascii="Times New Roman" w:hAnsi="Times New Roman" w:cs="Times New Roman"/>
+          <w:b/>
+          <w:bCs/>
+          <w:sz w:val="28"/>
+          <w:szCs w:val="28"/>
+        </w:rPr>
+        <w:t>1.5.3 Эмпирические модели деградации</w:t>
+      </w:r>
+    </w:p>
+    <w:p>
+      <w:pPr>
+        <w:pStyle w:val="a7"/>
+        <w:ind w:left="0" w:firstLine="709"/>
+        <w:jc w:val="both"/>
+        <w:rPr>
+          <w:rFonts w:ascii="Times New Roman" w:hAnsi="Times New Roman" w:cs="Times New Roman"/>
+          <w:sz w:val="28"/>
+          <w:szCs w:val="28"/>
+        </w:rPr>
+      </w:pPr>
+    </w:p>
+    <w:p>
+      <w:pPr>
+        <w:pStyle w:val="a7"/>
+        <w:ind w:left="0" w:firstLine="709"/>
+        <w:jc w:val="both"/>
+        <w:rPr>
+          <w:rFonts w:ascii="Times New Roman" w:hAnsi="Times New Roman" w:cs="Times New Roman"/>
+          <w:sz w:val="28"/>
+          <w:szCs w:val="28"/>
+        </w:rPr>
+      </w:pPr>
+      <w:r>
+        <w:rPr>
+          <w:rFonts w:ascii="Times New Roman" w:hAnsi="Times New Roman" w:cs="Times New Roman"/>
+          <w:sz w:val="28"/>
+          <w:szCs w:val="28"/>
+        </w:rPr>
+        <w:t>Эмпирические модели основаны на аппроксимации экспериментальных данных деградации</w:t>
+      </w:r>
+      <w:r>
+        <w:rPr>
+          <w:rFonts w:ascii="Times New Roman" w:hAnsi="Times New Roman" w:cs="Times New Roman"/>
+          <w:sz w:val="28"/>
+          <w:szCs w:val="28"/>
+        </w:rPr>
+        <w:t xml:space="preserve"> </w:t>
+      </w:r>
+      <w:r>
+        <w:rPr>
+          <w:rFonts w:ascii="Times New Roman" w:hAnsi="Times New Roman" w:cs="Times New Roman"/>
+          <w:sz w:val="28"/>
+          <w:szCs w:val="28"/>
+        </w:rPr>
+        <w:t>аккумуляторов.</w:t>
+      </w:r>
+    </w:p>
+    <w:p>
+      <w:pPr>
+        <w:pStyle w:val="a7"/>
+        <w:ind w:left="0" w:firstLine="709"/>
+        <w:jc w:val="both"/>
+        <w:rPr>
+          <w:rFonts w:ascii="Times New Roman" w:hAnsi="Times New Roman" w:cs="Times New Roman"/>
+          <w:sz w:val="28"/>
+          <w:szCs w:val="28"/>
+        </w:rPr>
+      </w:pPr>
+      <w:r>
+        <w:rPr>
+          <w:rFonts w:ascii="Times New Roman" w:hAnsi="Times New Roman" w:cs="Times New Roman"/>
+          <w:sz w:val="28"/>
+          <w:szCs w:val="28"/>
+        </w:rPr>
+        <w:t>Наиболее распространённая форма эмпирической модели имеет вид</w:t>
+      </w:r>
+      <w:r>
+        <w:rPr>
+          <w:rFonts w:ascii="Times New Roman" w:hAnsi="Times New Roman" w:cs="Times New Roman"/>
+          <w:sz w:val="28"/>
+          <w:szCs w:val="28"/>
+        </w:rPr>
+        <w:t>:</w:t>
+      </w:r>
+    </w:p>
+    <w:p>
+      <w:pPr>
+        <w:pStyle w:val="a7"/>
+        <w:ind w:left="0" w:firstLine="709"/>
+        <w:jc w:val="both"/>
+        <w:rPr>
+          <w:rFonts w:ascii="Times New Roman" w:hAnsi="Times New Roman" w:cs="Times New Roman"/>
+          <w:sz w:val="28"/>
+          <w:szCs w:val="28"/>
+          <w:lang w:val="en-US"/>
+        </w:rPr>
+      </w:pPr>
+      <w:r>
+        <w:rPr>
+          <w:rFonts w:ascii="Times New Roman" w:hAnsi="Times New Roman" w:cs="Times New Roman"/>
+          <w:position w:val="-12"/>
+          <w:sz w:val="28"/>
+          <w:szCs w:val="28"/>
+        </w:rPr>
+        <w:object w:dxaOrig="2320" w:dyaOrig="380" w14:anchorId="5303ECDD">
+          <v:shape id="_x0000_i1071" type="#_x0000_t75" style="width:116pt;height:19pt" o:ole="">
+            <v:imagedata r:id="rId95" o:title=""/>
+          </v:shape>
+          <o:OLEObject Type="Embed" ProgID="Equation.DSMT4" ShapeID="_x0000_i1071" DrawAspect="Content" ObjectID="_1834663032" r:id="rId96"/>
+        </w:object>
+      </w:r>
+    </w:p>
+    <w:p>
+      <w:pPr>
+        <w:pStyle w:val="a7"/>
+        <w:ind w:left="0" w:firstLine="709"/>
+        <w:jc w:val="both"/>
+        <w:rPr>
+          <w:rFonts w:ascii="Times New Roman" w:hAnsi="Times New Roman" w:cs="Times New Roman"/>
+          <w:sz w:val="28"/>
+          <w:szCs w:val="28"/>
+        </w:rPr>
+      </w:pPr>
+      <w:r>
+        <w:rPr>
+          <w:rFonts w:ascii="Times New Roman" w:hAnsi="Times New Roman" w:cs="Times New Roman"/>
+          <w:sz w:val="28"/>
+          <w:szCs w:val="28"/>
+        </w:rPr>
+        <w:t>, где</w:t>
+      </w:r>
+    </w:p>
+    <w:p>
+      <w:pPr>
+        <w:pStyle w:val="a7"/>
+        <w:ind w:left="0" w:firstLine="709"/>
+        <w:jc w:val="both"/>
+        <w:rPr>
+          <w:rFonts w:ascii="Times New Roman" w:hAnsi="Times New Roman" w:cs="Times New Roman"/>
+          <w:sz w:val="28"/>
+          <w:szCs w:val="28"/>
+        </w:rPr>
+      </w:pPr>
+      <w:r>
+        <w:rPr>
+          <w:rFonts w:ascii="Times New Roman" w:hAnsi="Times New Roman" w:cs="Times New Roman"/>
+          <w:i/>
+          <w:iCs/>
+          <w:sz w:val="28"/>
+          <w:szCs w:val="28"/>
+          <w:lang w:val="en-US"/>
+        </w:rPr>
+        <w:t>C</w:t>
+      </w:r>
+      <w:r>
+        <w:rPr>
+          <w:rFonts w:ascii="Times New Roman" w:hAnsi="Times New Roman" w:cs="Times New Roman"/>
+          <w:i/>
+          <w:iCs/>
+          <w:sz w:val="28"/>
+          <w:szCs w:val="28"/>
+        </w:rPr>
+        <w:t>(</w:t>
+      </w:r>
+      <w:r>
+        <w:rPr>
+          <w:rFonts w:ascii="Times New Roman" w:hAnsi="Times New Roman" w:cs="Times New Roman"/>
+          <w:i/>
+          <w:iCs/>
+          <w:sz w:val="28"/>
+          <w:szCs w:val="28"/>
+          <w:lang w:val="en-US"/>
+        </w:rPr>
+        <w:t>N</w:t>
+      </w:r>
+      <w:r>
+        <w:rPr>
+          <w:rFonts w:ascii="Times New Roman" w:hAnsi="Times New Roman" w:cs="Times New Roman"/>
+          <w:i/>
+          <w:iCs/>
+          <w:sz w:val="28"/>
+          <w:szCs w:val="28"/>
+        </w:rPr>
+        <w:t>)</w:t>
+      </w:r>
+      <w:r>
+        <w:rPr>
+          <w:rFonts w:ascii="Times New Roman" w:hAnsi="Times New Roman" w:cs="Times New Roman"/>
+          <w:sz w:val="28"/>
+          <w:szCs w:val="28"/>
+        </w:rPr>
+        <w:t xml:space="preserve"> – </w:t>
+      </w:r>
+      <w:r>
+        <w:rPr>
+          <w:rFonts w:ascii="Times New Roman" w:hAnsi="Times New Roman" w:cs="Times New Roman"/>
+          <w:sz w:val="28"/>
+          <w:szCs w:val="28"/>
+        </w:rPr>
+        <w:t xml:space="preserve">ёмкость батареи после </w:t>
+      </w:r>
+      <w:r>
+        <w:rPr>
+          <w:rFonts w:ascii="Times New Roman" w:hAnsi="Times New Roman" w:cs="Times New Roman"/>
+          <w:sz w:val="28"/>
+          <w:szCs w:val="28"/>
+          <w:lang w:val="en-US"/>
+        </w:rPr>
+        <w:t>N</w:t>
+      </w:r>
+      <w:r>
+        <w:rPr>
+          <w:rFonts w:ascii="Times New Roman" w:hAnsi="Times New Roman" w:cs="Times New Roman"/>
+          <w:sz w:val="28"/>
+          <w:szCs w:val="28"/>
+        </w:rPr>
+        <w:t xml:space="preserve"> циклов;</w:t>
+      </w:r>
+    </w:p>
+    <w:p>
+      <w:pPr>
+        <w:pStyle w:val="a7"/>
+        <w:ind w:left="0" w:firstLine="709"/>
+        <w:jc w:val="both"/>
+        <w:rPr>
+          <w:rFonts w:ascii="Times New Roman" w:hAnsi="Times New Roman" w:cs="Times New Roman"/>
+          <w:sz w:val="28"/>
+          <w:szCs w:val="28"/>
+        </w:rPr>
+      </w:pPr>
+      <w:r>
+        <w:rPr>
+          <w:rFonts w:ascii="Times New Roman" w:hAnsi="Times New Roman" w:cs="Times New Roman"/>
+          <w:i/>
+          <w:iCs/>
+          <w:sz w:val="28"/>
+          <w:szCs w:val="28"/>
+          <w:lang w:val="en-US"/>
+        </w:rPr>
+        <w:t>C</w:t>
+      </w:r>
+      <w:r>
+        <w:rPr>
+          <w:rFonts w:ascii="Times New Roman" w:hAnsi="Times New Roman" w:cs="Times New Roman"/>
+          <w:i/>
+          <w:iCs/>
+          <w:sz w:val="28"/>
+          <w:szCs w:val="28"/>
+          <w:vertAlign w:val="subscript"/>
+          <w:lang w:val="en-US"/>
+        </w:rPr>
+        <w:t>0</w:t>
+      </w:r>
+      <w:r>
+        <w:rPr>
+          <w:rFonts w:ascii="Times New Roman" w:hAnsi="Times New Roman" w:cs="Times New Roman"/>
+          <w:sz w:val="28"/>
+          <w:szCs w:val="28"/>
+          <w:lang w:val="en-US"/>
+        </w:rPr>
+        <w:t xml:space="preserve"> – </w:t>
+      </w:r>
+      <w:r>
+        <w:rPr>
+          <w:rFonts w:ascii="Times New Roman" w:hAnsi="Times New Roman" w:cs="Times New Roman"/>
+          <w:sz w:val="28"/>
+          <w:szCs w:val="28"/>
+        </w:rPr>
+        <w:t>начальная ёмкость батареи.</w:t>
+      </w:r>
+    </w:p>
+    <w:p>
+      <w:pPr>
+        <w:pStyle w:val="a7"/>
+        <w:ind w:left="0" w:firstLine="709"/>
+        <w:jc w:val="both"/>
+        <w:rPr>
+          <w:rFonts w:ascii="Times New Roman" w:hAnsi="Times New Roman" w:cs="Times New Roman"/>
+          <w:sz w:val="28"/>
+          <w:szCs w:val="28"/>
+        </w:rPr>
+      </w:pPr>
+    </w:p>
+    <w:p>
+      <w:pPr>
+        <w:pStyle w:val="a7"/>
+        <w:ind w:left="0" w:firstLine="709"/>
+        <w:jc w:val="both"/>
+        <w:rPr>
+          <w:rFonts w:ascii="Times New Roman" w:hAnsi="Times New Roman" w:cs="Times New Roman"/>
+          <w:sz w:val="28"/>
+          <w:szCs w:val="28"/>
+        </w:rPr>
+      </w:pPr>
+      <w:r>
+        <w:rPr>
+          <w:rFonts w:ascii="Times New Roman" w:hAnsi="Times New Roman" w:cs="Times New Roman"/>
+          <w:sz w:val="28"/>
+          <w:szCs w:val="28"/>
+        </w:rPr>
+        <w:t>Такая модель отражает нелинейный характер деградации аккумуляторов.</w:t>
+      </w:r>
+    </w:p>
+    <w:p>
+      <w:pPr>
+        <w:pStyle w:val="a7"/>
+        <w:ind w:left="0" w:firstLine="709"/>
+        <w:jc w:val="both"/>
+        <w:rPr>
+          <w:rFonts w:ascii="Times New Roman" w:hAnsi="Times New Roman" w:cs="Times New Roman"/>
+          <w:sz w:val="28"/>
+          <w:szCs w:val="28"/>
+        </w:rPr>
+      </w:pPr>
+      <w:r>
+        <w:rPr>
+          <w:rFonts w:ascii="Times New Roman" w:hAnsi="Times New Roman" w:cs="Times New Roman"/>
+          <w:sz w:val="28"/>
+          <w:szCs w:val="28"/>
+        </w:rPr>
+        <w:t>Сравнение эмпирических и физически обоснованных моделей показано на рисунке ниже.</w:t>
+      </w:r>
+    </w:p>
+    <w:p>
+      <w:pPr>
+        <w:pStyle w:val="a7"/>
+        <w:ind w:left="0" w:firstLine="709"/>
+        <w:jc w:val="both"/>
+        <w:rPr>
+          <w:rFonts w:ascii="Times New Roman" w:hAnsi="Times New Roman" w:cs="Times New Roman"/>
+          <w:sz w:val="28"/>
+          <w:szCs w:val="28"/>
+        </w:rPr>
+      </w:pPr>
+    </w:p>
+    <w:p>
+      <w:pPr>
+        <w:pStyle w:val="a7"/>
+        <w:ind w:left="0" w:firstLine="709"/>
+        <w:jc w:val="both"/>
+        <w:rPr>
+          <w:rFonts w:ascii="Times New Roman" w:hAnsi="Times New Roman" w:cs="Times New Roman"/>
+          <w:sz w:val="28"/>
+          <w:szCs w:val="28"/>
+        </w:rPr>
+      </w:pPr>
+      <w:r>
+        <w:rPr>
+          <w:noProof/>
+        </w:rPr>
+        <w:lastRenderedPageBreak/>
+        <w:drawing>
+          <wp:inline distT="0" distB="0" distL="0" distR="0" wp14:anchorId="30B00CB6" wp14:editId="30E7B561">
+            <wp:extent cx="5226050" cy="4146550"/>
+            <wp:effectExtent l="0" t="0" r="0" b="6350"/>
+            <wp:docPr id="131047968" name="Рисунок 1"/>
+            <wp:cNvGraphicFramePr>
+              <a:graphicFrameLocks xmlns:a="http://schemas.openxmlformats.org/drawingml/2006/main" noChangeAspect="1"/>
+            </wp:cNvGraphicFramePr>
+            <a:graphic xmlns:a="http://schemas.openxmlformats.org/drawingml/2006/main">
+              <a:graphicData uri="http://schemas.openxmlformats.org/drawingml/2006/picture">
+                <pic:pic xmlns:pic="http://schemas.openxmlformats.org/drawingml/2006/picture">
+                  <pic:nvPicPr>
+                    <pic:cNvPr id="0" name="Picture 48"/>
+                    <pic:cNvPicPr>
+                      <a:picLocks noChangeAspect="1" noChangeArrowheads="1"/>
+                    </pic:cNvPicPr>
+                  </pic:nvPicPr>
+                  <pic:blipFill>
+                    <a:blip r:embed="rId97" cstate="print">
+                      <a:extLst>
+                        <a:ext uri="{28A0092B-C50C-407E-A947-70E740481C1C}">
+                          <a14:useLocalDpi xmlns:a14="http://schemas.microsoft.com/office/drawing/2010/main" val="0"/>
+                        </a:ext>
+                      </a:extLst>
+                    </a:blip>
+                    <a:srcRect/>
+                    <a:stretch>
+                      <a:fillRect/>
+                    </a:stretch>
+                  </pic:blipFill>
+                  <pic:spPr bwMode="auto">
+                    <a:xfrm>
+                      <a:off x="0" y="0"/>
+                      <a:ext cx="5226050" cy="4146550"/>
+                    </a:xfrm>
+                    <a:prstGeom prst="rect">
+                      <a:avLst/>
+                    </a:prstGeom>
+                    <a:noFill/>
+                    <a:ln>
+                      <a:noFill/>
+                    </a:ln>
+                  </pic:spPr>
+                </pic:pic>
+              </a:graphicData>
+            </a:graphic>
+          </wp:inline>
+        </w:drawing>
+      </w:r>
+    </w:p>
+    <w:p>
+      <w:pPr>
+        <w:pStyle w:val="a7"/>
+        <w:ind w:left="0" w:firstLine="709"/>
+        <w:jc w:val="both"/>
+        <w:rPr>
+          <w:rFonts w:ascii="Times New Roman" w:hAnsi="Times New Roman" w:cs="Times New Roman"/>
+          <w:sz w:val="28"/>
+          <w:szCs w:val="28"/>
+        </w:rPr>
+      </w:pPr>
+      <w:r>
+        <w:rPr>
+          <w:rFonts w:ascii="Times New Roman" w:hAnsi="Times New Roman" w:cs="Times New Roman"/>
+          <w:sz w:val="28"/>
+          <w:szCs w:val="28"/>
+        </w:rPr>
+        <w:t>Рисунок 1.12 — Сравнение эмпирической линейной модели деградации аккумулятора и</w:t>
+      </w:r>
+      <w:r>
+        <w:rPr>
+          <w:rFonts w:ascii="Times New Roman" w:hAnsi="Times New Roman" w:cs="Times New Roman"/>
+          <w:sz w:val="28"/>
+          <w:szCs w:val="28"/>
+        </w:rPr>
+        <w:t xml:space="preserve"> </w:t>
+      </w:r>
+      <w:r>
+        <w:rPr>
+          <w:rFonts w:ascii="Times New Roman" w:hAnsi="Times New Roman" w:cs="Times New Roman"/>
+          <w:sz w:val="28"/>
+          <w:szCs w:val="28"/>
+        </w:rPr>
+        <w:t>физически обоснованной нелинейной модели</w:t>
+      </w:r>
+    </w:p>
+    <w:p>
+      <w:pPr>
+        <w:pStyle w:val="a7"/>
+        <w:ind w:left="0" w:firstLine="709"/>
+        <w:jc w:val="both"/>
+        <w:rPr>
+          <w:rFonts w:ascii="Times New Roman" w:hAnsi="Times New Roman" w:cs="Times New Roman"/>
+          <w:sz w:val="28"/>
+          <w:szCs w:val="28"/>
+        </w:rPr>
+      </w:pPr>
+    </w:p>
+    <w:p>
+      <w:pPr>
+        <w:pStyle w:val="a7"/>
+        <w:ind w:left="0" w:firstLine="709"/>
+        <w:jc w:val="both"/>
+        <w:rPr>
+          <w:rFonts w:ascii="Times New Roman" w:hAnsi="Times New Roman" w:cs="Times New Roman"/>
+          <w:sz w:val="28"/>
+          <w:szCs w:val="28"/>
+        </w:rPr>
+      </w:pPr>
+      <w:r>
+        <w:rPr>
+          <w:rFonts w:ascii="Times New Roman" w:hAnsi="Times New Roman" w:cs="Times New Roman"/>
+          <w:sz w:val="28"/>
+          <w:szCs w:val="28"/>
+        </w:rPr>
+        <w:t>Недостатком эмпирических моделей является их слабая универсальность. Такие модели</w:t>
+      </w:r>
+      <w:r>
+        <w:rPr>
+          <w:rFonts w:ascii="Times New Roman" w:hAnsi="Times New Roman" w:cs="Times New Roman"/>
+          <w:sz w:val="28"/>
+          <w:szCs w:val="28"/>
+        </w:rPr>
+        <w:t xml:space="preserve"> </w:t>
+      </w:r>
+      <w:r>
+        <w:rPr>
+          <w:rFonts w:ascii="Times New Roman" w:hAnsi="Times New Roman" w:cs="Times New Roman"/>
+          <w:sz w:val="28"/>
+          <w:szCs w:val="28"/>
+        </w:rPr>
+        <w:t>корректно работают только в условиях, близких к условиям проведения эксперимента.</w:t>
+      </w:r>
+    </w:p>
+    <w:p>
+      <w:pPr>
+        <w:pStyle w:val="a7"/>
+        <w:ind w:left="0" w:firstLine="709"/>
+        <w:jc w:val="both"/>
+        <w:rPr>
+          <w:rFonts w:ascii="Times New Roman" w:hAnsi="Times New Roman" w:cs="Times New Roman"/>
+          <w:sz w:val="28"/>
+          <w:szCs w:val="28"/>
+        </w:rPr>
+      </w:pPr>
+    </w:p>
+    <w:p>
+      <w:pPr>
+        <w:pStyle w:val="a7"/>
+        <w:ind w:left="0" w:firstLine="709"/>
+        <w:jc w:val="both"/>
+        <w:rPr>
+          <w:rFonts w:ascii="Times New Roman" w:hAnsi="Times New Roman" w:cs="Times New Roman"/>
+          <w:b/>
+          <w:bCs/>
+          <w:sz w:val="28"/>
+          <w:szCs w:val="28"/>
+        </w:rPr>
+      </w:pPr>
+      <w:r>
+        <w:rPr>
+          <w:rFonts w:ascii="Times New Roman" w:hAnsi="Times New Roman" w:cs="Times New Roman"/>
+          <w:b/>
+          <w:bCs/>
+          <w:sz w:val="28"/>
+          <w:szCs w:val="28"/>
+        </w:rPr>
+        <w:t>1.5.4 Физико-химические модели деградации</w:t>
+      </w:r>
+    </w:p>
+    <w:p>
+      <w:pPr>
+        <w:pStyle w:val="a7"/>
+        <w:ind w:left="0" w:firstLine="709"/>
+        <w:jc w:val="both"/>
+        <w:rPr>
+          <w:rFonts w:ascii="Times New Roman" w:hAnsi="Times New Roman" w:cs="Times New Roman"/>
+          <w:sz w:val="28"/>
+          <w:szCs w:val="28"/>
+        </w:rPr>
+      </w:pPr>
+    </w:p>
+    <w:p>
+      <w:pPr>
+        <w:pStyle w:val="a7"/>
+        <w:ind w:left="0" w:firstLine="709"/>
+        <w:jc w:val="both"/>
+        <w:rPr>
+          <w:rFonts w:ascii="Times New Roman" w:hAnsi="Times New Roman" w:cs="Times New Roman"/>
+          <w:sz w:val="28"/>
+          <w:szCs w:val="28"/>
+        </w:rPr>
+      </w:pPr>
+      <w:r>
+        <w:rPr>
+          <w:rFonts w:ascii="Times New Roman" w:hAnsi="Times New Roman" w:cs="Times New Roman"/>
+          <w:sz w:val="28"/>
+          <w:szCs w:val="28"/>
+        </w:rPr>
+        <w:t>Физико-химические модели основаны на описании внутренних процессов аккумулятора.</w:t>
+      </w:r>
+      <w:r>
+        <w:rPr>
+          <w:rFonts w:ascii="Times New Roman" w:hAnsi="Times New Roman" w:cs="Times New Roman"/>
+          <w:sz w:val="28"/>
+          <w:szCs w:val="28"/>
+        </w:rPr>
+        <w:t xml:space="preserve"> </w:t>
+      </w:r>
+      <w:r>
+        <w:rPr>
+          <w:rFonts w:ascii="Times New Roman" w:hAnsi="Times New Roman" w:cs="Times New Roman"/>
+          <w:sz w:val="28"/>
+          <w:szCs w:val="28"/>
+        </w:rPr>
+        <w:t>Одной из наиболее распространённых моделей является модель деградации SEI-слоя:</w:t>
+      </w:r>
+    </w:p>
+    <w:p>
+      <w:pPr>
+        <w:pStyle w:val="a7"/>
+        <w:ind w:left="0" w:firstLine="709"/>
+        <w:jc w:val="both"/>
+        <w:rPr>
+          <w:rFonts w:ascii="Times New Roman" w:hAnsi="Times New Roman" w:cs="Times New Roman"/>
+          <w:sz w:val="28"/>
+          <w:szCs w:val="28"/>
+          <w:lang w:val="en-US"/>
+        </w:rPr>
+      </w:pPr>
+      <w:r>
+        <w:rPr>
+          <w:rFonts w:ascii="Times New Roman" w:hAnsi="Times New Roman" w:cs="Times New Roman"/>
+          <w:position w:val="-24"/>
+          <w:sz w:val="28"/>
+          <w:szCs w:val="28"/>
+        </w:rPr>
+        <w:object w:dxaOrig="1040" w:dyaOrig="620" w14:anchorId="0CE127D7">
+          <v:shape id="_x0000_i1076" type="#_x0000_t75" style="width:52pt;height:31pt" o:ole="">
+            <v:imagedata r:id="rId98" o:title=""/>
+          </v:shape>
+          <o:OLEObject Type="Embed" ProgID="Equation.DSMT4" ShapeID="_x0000_i1076" DrawAspect="Content" ObjectID="_1834663033" r:id="rId99"/>
+        </w:object>
+      </w:r>
+    </w:p>
+    <w:p>
+      <w:pPr>
+        <w:pStyle w:val="a7"/>
+        <w:ind w:left="0" w:firstLine="709"/>
+        <w:jc w:val="both"/>
+        <w:rPr>
+          <w:rFonts w:ascii="Times New Roman" w:hAnsi="Times New Roman" w:cs="Times New Roman"/>
+          <w:sz w:val="28"/>
+          <w:szCs w:val="28"/>
+        </w:rPr>
+      </w:pPr>
+      <w:r>
+        <w:rPr>
+          <w:rFonts w:ascii="Times New Roman" w:hAnsi="Times New Roman" w:cs="Times New Roman"/>
+          <w:sz w:val="28"/>
+          <w:szCs w:val="28"/>
+        </w:rPr>
+        <w:t>, где</w:t>
+      </w:r>
+    </w:p>
+    <w:p>
+      <w:pPr>
+        <w:pStyle w:val="a7"/>
+        <w:ind w:left="0" w:firstLine="709"/>
+        <w:jc w:val="both"/>
+        <w:rPr>
+          <w:rFonts w:ascii="Times New Roman" w:hAnsi="Times New Roman" w:cs="Times New Roman"/>
+          <w:sz w:val="28"/>
+          <w:szCs w:val="28"/>
+        </w:rPr>
+      </w:pPr>
+      <w:r>
+        <w:rPr>
+          <w:rFonts w:ascii="Times New Roman" w:hAnsi="Times New Roman" w:cs="Times New Roman"/>
+          <w:i/>
+          <w:iCs/>
+          <w:sz w:val="28"/>
+          <w:szCs w:val="28"/>
+          <w:lang w:val="en-US"/>
+        </w:rPr>
+        <w:t>Q</w:t>
+      </w:r>
+      <w:r>
+        <w:rPr>
+          <w:rFonts w:ascii="Times New Roman" w:hAnsi="Times New Roman" w:cs="Times New Roman"/>
+          <w:sz w:val="28"/>
+          <w:szCs w:val="28"/>
+          <w:lang w:val="en-US"/>
+        </w:rPr>
+        <w:t xml:space="preserve"> – </w:t>
+      </w:r>
+      <w:r>
+        <w:rPr>
+          <w:rFonts w:ascii="Times New Roman" w:hAnsi="Times New Roman" w:cs="Times New Roman"/>
+          <w:sz w:val="28"/>
+          <w:szCs w:val="28"/>
+        </w:rPr>
+        <w:t>потеря ёмкости;</w:t>
+      </w:r>
+    </w:p>
+    <w:p>
+      <w:pPr>
+        <w:pStyle w:val="a7"/>
+        <w:ind w:left="0" w:firstLine="709"/>
+        <w:jc w:val="both"/>
+        <w:rPr>
+          <w:rFonts w:ascii="Times New Roman" w:hAnsi="Times New Roman" w:cs="Times New Roman"/>
+          <w:sz w:val="28"/>
+          <w:szCs w:val="28"/>
+        </w:rPr>
+      </w:pPr>
+      <w:r>
+        <w:rPr>
+          <w:rFonts w:ascii="Times New Roman" w:hAnsi="Times New Roman" w:cs="Times New Roman"/>
+          <w:i/>
+          <w:iCs/>
+          <w:sz w:val="28"/>
+          <w:szCs w:val="28"/>
+          <w:lang w:val="en-US"/>
+        </w:rPr>
+        <w:t>k</w:t>
+      </w:r>
+      <w:r>
+        <w:rPr>
+          <w:rFonts w:ascii="Times New Roman" w:hAnsi="Times New Roman" w:cs="Times New Roman"/>
+          <w:sz w:val="28"/>
+          <w:szCs w:val="28"/>
+        </w:rPr>
+        <w:t xml:space="preserve"> – коэффициент деградации.</w:t>
+      </w:r>
+    </w:p>
+    <w:p>
+      <w:pPr>
+        <w:pStyle w:val="a7"/>
+        <w:ind w:left="0" w:firstLine="709"/>
+        <w:jc w:val="both"/>
+        <w:rPr>
+          <w:rFonts w:ascii="Times New Roman" w:hAnsi="Times New Roman" w:cs="Times New Roman"/>
+          <w:sz w:val="28"/>
+          <w:szCs w:val="28"/>
+        </w:rPr>
+      </w:pPr>
+    </w:p>
+    <w:p>
+      <w:pPr>
+        <w:pStyle w:val="a7"/>
+        <w:ind w:left="0" w:firstLine="709"/>
+        <w:jc w:val="both"/>
+        <w:rPr>
+          <w:rFonts w:ascii="Times New Roman" w:hAnsi="Times New Roman" w:cs="Times New Roman"/>
+          <w:sz w:val="28"/>
+          <w:szCs w:val="28"/>
+        </w:rPr>
+      </w:pPr>
+      <w:r>
+        <w:rPr>
+          <w:rFonts w:ascii="Times New Roman" w:hAnsi="Times New Roman" w:cs="Times New Roman"/>
+          <w:sz w:val="28"/>
+          <w:szCs w:val="28"/>
+        </w:rPr>
+        <w:t xml:space="preserve">Данная зависимость следует из решения второго закона </w:t>
+      </w:r>
+      <w:proofErr w:type="spellStart"/>
+      <w:r>
+        <w:rPr>
+          <w:rFonts w:ascii="Times New Roman" w:hAnsi="Times New Roman" w:cs="Times New Roman"/>
+          <w:sz w:val="28"/>
+          <w:szCs w:val="28"/>
+        </w:rPr>
+        <w:t>Фика</w:t>
+      </w:r>
+      <w:proofErr w:type="spellEnd"/>
+      <w:r>
+        <w:rPr>
+          <w:rFonts w:ascii="Times New Roman" w:hAnsi="Times New Roman" w:cs="Times New Roman"/>
+          <w:sz w:val="28"/>
+          <w:szCs w:val="28"/>
+        </w:rPr>
+        <w:t xml:space="preserve"> для диффузионно-ограниченного процесса.</w:t>
+      </w:r>
+      <w:r>
+        <w:rPr>
+          <w:rFonts w:ascii="Times New Roman" w:hAnsi="Times New Roman" w:cs="Times New Roman"/>
+          <w:sz w:val="28"/>
+          <w:szCs w:val="28"/>
+        </w:rPr>
+        <w:t xml:space="preserve"> </w:t>
+      </w:r>
+      <w:r>
+        <w:rPr>
+          <w:rFonts w:ascii="Times New Roman" w:hAnsi="Times New Roman" w:cs="Times New Roman"/>
+          <w:sz w:val="28"/>
+          <w:szCs w:val="28"/>
+        </w:rPr>
+        <w:t>Физические модели обладают более высокой точностью, однако требуют большого</w:t>
+      </w:r>
+      <w:r>
+        <w:rPr>
+          <w:rFonts w:ascii="Times New Roman" w:hAnsi="Times New Roman" w:cs="Times New Roman"/>
+          <w:sz w:val="28"/>
+          <w:szCs w:val="28"/>
+        </w:rPr>
+        <w:t xml:space="preserve"> </w:t>
+      </w:r>
+      <w:r>
+        <w:rPr>
+          <w:rFonts w:ascii="Times New Roman" w:hAnsi="Times New Roman" w:cs="Times New Roman"/>
+          <w:sz w:val="28"/>
+          <w:szCs w:val="28"/>
+        </w:rPr>
+        <w:t>количества параметров, которые трудно определить экспериментально.</w:t>
+      </w:r>
+    </w:p>
+    <w:p>
+      <w:pPr>
+        <w:pStyle w:val="a7"/>
+        <w:ind w:left="0" w:firstLine="709"/>
+        <w:jc w:val="both"/>
+        <w:rPr>
+          <w:rFonts w:ascii="Times New Roman" w:hAnsi="Times New Roman" w:cs="Times New Roman"/>
+          <w:sz w:val="28"/>
+          <w:szCs w:val="28"/>
+        </w:rPr>
+      </w:pPr>
+    </w:p>
+    <w:p>
+      <w:pPr>
+        <w:pStyle w:val="a7"/>
+        <w:ind w:left="0" w:firstLine="709"/>
+        <w:jc w:val="both"/>
+        <w:rPr>
+          <w:rFonts w:ascii="Times New Roman" w:hAnsi="Times New Roman" w:cs="Times New Roman"/>
+          <w:b/>
+          <w:bCs/>
+          <w:sz w:val="28"/>
+          <w:szCs w:val="28"/>
+        </w:rPr>
+      </w:pPr>
+      <w:r>
+        <w:rPr>
+          <w:rFonts w:ascii="Times New Roman" w:hAnsi="Times New Roman" w:cs="Times New Roman"/>
+          <w:b/>
+          <w:bCs/>
+          <w:sz w:val="28"/>
+          <w:szCs w:val="28"/>
+        </w:rPr>
+        <w:lastRenderedPageBreak/>
+        <w:t>1.5.5 Методы машинного обучения</w:t>
+      </w:r>
+    </w:p>
+    <w:p>
+      <w:pPr>
+        <w:pStyle w:val="a7"/>
+        <w:ind w:left="0" w:firstLine="709"/>
+        <w:jc w:val="both"/>
+        <w:rPr>
+          <w:rFonts w:ascii="Times New Roman" w:hAnsi="Times New Roman" w:cs="Times New Roman"/>
+          <w:sz w:val="28"/>
+          <w:szCs w:val="28"/>
+        </w:rPr>
+      </w:pPr>
+    </w:p>
+    <w:p>
+      <w:pPr>
+        <w:pStyle w:val="a7"/>
+        <w:ind w:left="0" w:firstLine="709"/>
+        <w:jc w:val="both"/>
+        <w:rPr>
+          <w:rFonts w:ascii="Times New Roman" w:hAnsi="Times New Roman" w:cs="Times New Roman"/>
+          <w:sz w:val="28"/>
+          <w:szCs w:val="28"/>
+        </w:rPr>
+      </w:pPr>
+      <w:r>
+        <w:rPr>
+          <w:rFonts w:ascii="Times New Roman" w:hAnsi="Times New Roman" w:cs="Times New Roman"/>
+          <w:sz w:val="28"/>
+          <w:szCs w:val="28"/>
+        </w:rPr>
+        <w:t>В последние годы широкое распространение получили методы машинного обучения,</w:t>
+      </w:r>
+      <w:r>
+        <w:rPr>
+          <w:rFonts w:ascii="Times New Roman" w:hAnsi="Times New Roman" w:cs="Times New Roman"/>
+          <w:sz w:val="28"/>
+          <w:szCs w:val="28"/>
+        </w:rPr>
+        <w:t xml:space="preserve"> </w:t>
+      </w:r>
+      <w:r>
+        <w:rPr>
+          <w:rFonts w:ascii="Times New Roman" w:hAnsi="Times New Roman" w:cs="Times New Roman"/>
+          <w:sz w:val="28"/>
+          <w:szCs w:val="28"/>
+        </w:rPr>
+        <w:t>применяемые для прогнозирования остаточного ресурса аккумуляторных батарей.</w:t>
+      </w:r>
+    </w:p>
+    <w:p>
+      <w:pPr>
+        <w:pStyle w:val="a7"/>
+        <w:ind w:left="0" w:firstLine="709"/>
+        <w:jc w:val="both"/>
+        <w:rPr>
+          <w:rFonts w:ascii="Times New Roman" w:hAnsi="Times New Roman" w:cs="Times New Roman"/>
+          <w:sz w:val="28"/>
+          <w:szCs w:val="28"/>
+        </w:rPr>
+      </w:pPr>
+      <w:r>
+        <w:rPr>
+          <w:rFonts w:ascii="Times New Roman" w:hAnsi="Times New Roman" w:cs="Times New Roman"/>
+          <w:sz w:val="28"/>
+          <w:szCs w:val="28"/>
+        </w:rPr>
+        <w:t>К наиболее распространённым алгоритмам относятся:</w:t>
+      </w:r>
+    </w:p>
+    <w:p>
+      <w:pPr>
+        <w:pStyle w:val="a7"/>
+        <w:numPr>
+          <w:ilvl w:val="0"/>
+          <w:numId w:val="12"/>
+        </w:numPr>
+        <w:ind w:left="0" w:firstLine="709"/>
+        <w:jc w:val="both"/>
+        <w:rPr>
+          <w:rFonts w:ascii="Times New Roman" w:hAnsi="Times New Roman" w:cs="Times New Roman"/>
+          <w:sz w:val="28"/>
+          <w:szCs w:val="28"/>
+        </w:rPr>
+      </w:pPr>
+      <w:r>
+        <w:rPr>
+          <w:rFonts w:ascii="Times New Roman" w:hAnsi="Times New Roman" w:cs="Times New Roman"/>
+          <w:sz w:val="28"/>
+          <w:szCs w:val="28"/>
+        </w:rPr>
+        <w:t>нейронные сети;</w:t>
+      </w:r>
+    </w:p>
+    <w:p>
+      <w:pPr>
+        <w:pStyle w:val="a7"/>
+        <w:numPr>
+          <w:ilvl w:val="0"/>
+          <w:numId w:val="12"/>
+        </w:numPr>
+        <w:ind w:left="0" w:firstLine="709"/>
+        <w:jc w:val="both"/>
+        <w:rPr>
+          <w:rFonts w:ascii="Times New Roman" w:hAnsi="Times New Roman" w:cs="Times New Roman"/>
+          <w:sz w:val="28"/>
+          <w:szCs w:val="28"/>
+        </w:rPr>
+      </w:pPr>
+      <w:r>
+        <w:rPr>
+          <w:rFonts w:ascii="Times New Roman" w:hAnsi="Times New Roman" w:cs="Times New Roman"/>
+          <w:sz w:val="28"/>
+          <w:szCs w:val="28"/>
+        </w:rPr>
+        <w:t>методы опорных векторов;</w:t>
+      </w:r>
+    </w:p>
+    <w:p>
+      <w:pPr>
+        <w:pStyle w:val="a7"/>
+        <w:numPr>
+          <w:ilvl w:val="0"/>
+          <w:numId w:val="12"/>
+        </w:numPr>
+        <w:ind w:left="0" w:firstLine="709"/>
+        <w:jc w:val="both"/>
+        <w:rPr>
+          <w:rFonts w:ascii="Times New Roman" w:hAnsi="Times New Roman" w:cs="Times New Roman"/>
+          <w:sz w:val="28"/>
+          <w:szCs w:val="28"/>
+        </w:rPr>
+      </w:pPr>
+      <w:r>
+        <w:rPr>
+          <w:rFonts w:ascii="Times New Roman" w:hAnsi="Times New Roman" w:cs="Times New Roman"/>
+          <w:sz w:val="28"/>
+          <w:szCs w:val="28"/>
+        </w:rPr>
+        <w:t xml:space="preserve">случайный лес </w:t>
+      </w:r>
+      <w:r>
+        <w:rPr>
+          <w:rFonts w:ascii="Times New Roman" w:hAnsi="Times New Roman" w:cs="Times New Roman"/>
+          <w:sz w:val="28"/>
+          <w:szCs w:val="28"/>
+        </w:rPr>
+        <w:t>(</w:t>
+      </w:r>
+      <w:proofErr w:type="spellStart"/>
+      <w:r>
+        <w:rPr>
+          <w:rFonts w:ascii="Times New Roman" w:hAnsi="Times New Roman" w:cs="Times New Roman"/>
+          <w:sz w:val="28"/>
+          <w:szCs w:val="28"/>
+        </w:rPr>
+        <w:t>Random</w:t>
+      </w:r>
+      <w:proofErr w:type="spellEnd"/>
+      <w:r>
+        <w:rPr>
+          <w:rFonts w:ascii="Times New Roman" w:hAnsi="Times New Roman" w:cs="Times New Roman"/>
+          <w:sz w:val="28"/>
+          <w:szCs w:val="28"/>
+        </w:rPr>
+        <w:t xml:space="preserve"> </w:t>
+      </w:r>
+      <w:proofErr w:type="spellStart"/>
+      <w:r>
+        <w:rPr>
+          <w:rFonts w:ascii="Times New Roman" w:hAnsi="Times New Roman" w:cs="Times New Roman"/>
+          <w:sz w:val="28"/>
+          <w:szCs w:val="28"/>
+        </w:rPr>
+        <w:t>Forest</w:t>
+      </w:r>
+      <w:proofErr w:type="spellEnd"/>
+      <w:r>
+        <w:rPr>
+          <w:rFonts w:ascii="Times New Roman" w:hAnsi="Times New Roman" w:cs="Times New Roman"/>
+          <w:sz w:val="28"/>
+          <w:szCs w:val="28"/>
+        </w:rPr>
+        <w:t>)</w:t>
+      </w:r>
+      <w:r>
+        <w:rPr>
+          <w:rFonts w:ascii="Times New Roman" w:hAnsi="Times New Roman" w:cs="Times New Roman"/>
+          <w:sz w:val="28"/>
+          <w:szCs w:val="28"/>
+        </w:rPr>
+        <w:t>;</w:t>
+      </w:r>
+    </w:p>
+    <w:p>
+      <w:pPr>
+        <w:pStyle w:val="a7"/>
+        <w:numPr>
+          <w:ilvl w:val="0"/>
+          <w:numId w:val="12"/>
+        </w:numPr>
+        <w:ind w:left="0" w:firstLine="709"/>
+        <w:jc w:val="both"/>
+        <w:rPr>
+          <w:rFonts w:ascii="Times New Roman" w:hAnsi="Times New Roman" w:cs="Times New Roman"/>
+          <w:sz w:val="28"/>
+          <w:szCs w:val="28"/>
+        </w:rPr>
+      </w:pPr>
+      <w:r>
+        <w:rPr>
+          <w:rFonts w:ascii="Times New Roman" w:hAnsi="Times New Roman" w:cs="Times New Roman"/>
+          <w:sz w:val="28"/>
+          <w:szCs w:val="28"/>
+        </w:rPr>
+        <w:t xml:space="preserve">градиентный </w:t>
+      </w:r>
+      <w:proofErr w:type="spellStart"/>
+      <w:r>
+        <w:rPr>
+          <w:rFonts w:ascii="Times New Roman" w:hAnsi="Times New Roman" w:cs="Times New Roman"/>
+          <w:sz w:val="28"/>
+          <w:szCs w:val="28"/>
+        </w:rPr>
+        <w:t>бустинг</w:t>
+      </w:r>
+      <w:proofErr w:type="spellEnd"/>
+      <w:r>
+        <w:rPr>
+          <w:rFonts w:ascii="Times New Roman" w:hAnsi="Times New Roman" w:cs="Times New Roman"/>
+          <w:sz w:val="28"/>
+          <w:szCs w:val="28"/>
+        </w:rPr>
+        <w:t>.</w:t>
+      </w:r>
+    </w:p>
+    <w:p>
+      <w:pPr>
+        <w:ind w:firstLine="709"/>
+        <w:jc w:val="both"/>
+        <w:rPr>
+          <w:rFonts w:ascii="Times New Roman" w:hAnsi="Times New Roman" w:cs="Times New Roman"/>
+          <w:sz w:val="28"/>
+          <w:szCs w:val="28"/>
+        </w:rPr>
+      </w:pPr>
+      <w:r>
+        <w:rPr>
+          <w:rFonts w:ascii="Times New Roman" w:hAnsi="Times New Roman" w:cs="Times New Roman"/>
+          <w:sz w:val="28"/>
+          <w:szCs w:val="28"/>
+        </w:rPr>
+        <w:t>Эти методы позволяют выявлять сложные нелинейные зависимости между</w:t>
+      </w:r>
+      <w:r>
+        <w:rPr>
+          <w:rFonts w:ascii="Times New Roman" w:hAnsi="Times New Roman" w:cs="Times New Roman"/>
+          <w:sz w:val="28"/>
+          <w:szCs w:val="28"/>
+        </w:rPr>
+        <w:t xml:space="preserve"> </w:t>
+      </w:r>
+      <w:r>
+        <w:rPr>
+          <w:rFonts w:ascii="Times New Roman" w:hAnsi="Times New Roman" w:cs="Times New Roman"/>
+          <w:sz w:val="28"/>
+          <w:szCs w:val="28"/>
+        </w:rPr>
+        <w:t>эксплуатационными параметрами батареи и её деградацией.</w:t>
+      </w:r>
+      <w:r>
+        <w:rPr>
+          <w:rFonts w:ascii="Times New Roman" w:hAnsi="Times New Roman" w:cs="Times New Roman"/>
+          <w:sz w:val="28"/>
+          <w:szCs w:val="28"/>
+        </w:rPr>
+        <w:t xml:space="preserve"> </w:t>
+      </w:r>
+      <w:r>
+        <w:rPr>
+          <w:rFonts w:ascii="Times New Roman" w:hAnsi="Times New Roman" w:cs="Times New Roman"/>
+          <w:sz w:val="28"/>
+          <w:szCs w:val="28"/>
+        </w:rPr>
+        <w:t>Однако точность таких моделей существенно зависит от объёма обучающей выборки.</w:t>
+      </w:r>
+    </w:p>
+    <w:p>
+      <w:pPr>
+        <w:ind w:firstLine="709"/>
+        <w:jc w:val="both"/>
+        <w:rPr>
+          <w:rFonts w:ascii="Times New Roman" w:hAnsi="Times New Roman" w:cs="Times New Roman"/>
+          <w:sz w:val="28"/>
+          <w:szCs w:val="28"/>
+        </w:rPr>
+      </w:pPr>
+    </w:p>
+    <w:p>
+      <w:pPr>
+        <w:ind w:firstLine="709"/>
+        <w:jc w:val="both"/>
+        <w:rPr>
+          <w:rFonts w:ascii="Times New Roman" w:hAnsi="Times New Roman" w:cs="Times New Roman"/>
+          <w:sz w:val="28"/>
+          <w:szCs w:val="28"/>
+        </w:rPr>
+      </w:pPr>
+      <w:r>
+        <w:rPr>
+          <w:noProof/>
+        </w:rPr>
+        <w:drawing>
+          <wp:inline distT="0" distB="0" distL="0" distR="0" wp14:anchorId="7045F41B" wp14:editId="3FADA4DE">
+            <wp:extent cx="5067300" cy="4146550"/>
+            <wp:effectExtent l="0" t="0" r="0" b="6350"/>
+            <wp:docPr id="1276755241" name="Рисунок 2"/>
+            <wp:cNvGraphicFramePr>
+              <a:graphicFrameLocks xmlns:a="http://schemas.openxmlformats.org/drawingml/2006/main" noChangeAspect="1"/>
+            </wp:cNvGraphicFramePr>
+            <a:graphic xmlns:a="http://schemas.openxmlformats.org/drawingml/2006/main">
+              <a:graphicData uri="http://schemas.openxmlformats.org/drawingml/2006/picture">
+                <pic:pic xmlns:pic="http://schemas.openxmlformats.org/drawingml/2006/picture">
+                  <pic:nvPicPr>
+                    <pic:cNvPr id="0" name="Picture 53"/>
+                    <pic:cNvPicPr>
+                      <a:picLocks noChangeAspect="1" noChangeArrowheads="1"/>
+                    </pic:cNvPicPr>
+                  </pic:nvPicPr>
+                  <pic:blipFill>
+                    <a:blip r:embed="rId100" cstate="print">
+                      <a:extLst>
+                        <a:ext uri="{28A0092B-C50C-407E-A947-70E740481C1C}">
+                          <a14:useLocalDpi xmlns:a14="http://schemas.microsoft.com/office/drawing/2010/main" val="0"/>
+                        </a:ext>
+                      </a:extLst>
+                    </a:blip>
+                    <a:srcRect/>
+                    <a:stretch>
+                      <a:fillRect/>
+                    </a:stretch>
+                  </pic:blipFill>
+                  <pic:spPr bwMode="auto">
+                    <a:xfrm>
+                      <a:off x="0" y="0"/>
+                      <a:ext cx="5067300" cy="4146550"/>
+                    </a:xfrm>
+                    <a:prstGeom prst="rect">
+                      <a:avLst/>
+                    </a:prstGeom>
+                    <a:noFill/>
+                    <a:ln>
+                      <a:noFill/>
+                    </a:ln>
+                  </pic:spPr>
+                </pic:pic>
+              </a:graphicData>
+            </a:graphic>
+          </wp:inline>
+        </w:drawing>
+      </w:r>
+    </w:p>
+    <w:p>
+      <w:pPr>
+        <w:ind w:firstLine="709"/>
+        <w:jc w:val="both"/>
+        <w:rPr>
+          <w:rFonts w:ascii="Times New Roman" w:hAnsi="Times New Roman" w:cs="Times New Roman"/>
+          <w:sz w:val="28"/>
+          <w:szCs w:val="28"/>
+        </w:rPr>
+      </w:pPr>
+      <w:r>
+        <w:rPr>
+          <w:rFonts w:ascii="Times New Roman" w:hAnsi="Times New Roman" w:cs="Times New Roman"/>
+          <w:sz w:val="28"/>
+          <w:szCs w:val="28"/>
+        </w:rPr>
+        <w:t>Рисунок 1.13 — Влияние объёма обучающей выборки на точность прогнозирования</w:t>
+      </w:r>
+      <w:r>
+        <w:rPr>
+          <w:rFonts w:ascii="Times New Roman" w:hAnsi="Times New Roman" w:cs="Times New Roman"/>
+          <w:sz w:val="28"/>
+          <w:szCs w:val="28"/>
+        </w:rPr>
+        <w:t xml:space="preserve"> </w:t>
+      </w:r>
+      <w:r>
+        <w:rPr>
+          <w:rFonts w:ascii="Times New Roman" w:hAnsi="Times New Roman" w:cs="Times New Roman"/>
+          <w:sz w:val="28"/>
+          <w:szCs w:val="28"/>
+        </w:rPr>
+        <w:t>остаточного ресурса аккумуляторных батарей</w:t>
+      </w:r>
+    </w:p>
+    <w:p>
+      <w:pPr>
+        <w:ind w:firstLine="709"/>
+        <w:jc w:val="both"/>
+        <w:rPr>
+          <w:rFonts w:ascii="Times New Roman" w:hAnsi="Times New Roman" w:cs="Times New Roman"/>
+          <w:sz w:val="28"/>
+          <w:szCs w:val="28"/>
+        </w:rPr>
+      </w:pPr>
+    </w:p>
+    <w:p>
+      <w:pPr>
+        <w:ind w:firstLine="709"/>
+        <w:jc w:val="both"/>
+        <w:rPr>
+          <w:rFonts w:ascii="Times New Roman" w:hAnsi="Times New Roman" w:cs="Times New Roman"/>
+          <w:sz w:val="28"/>
+          <w:szCs w:val="28"/>
+        </w:rPr>
+      </w:pPr>
+      <w:r>
+        <w:rPr>
+          <w:rFonts w:ascii="Times New Roman" w:hAnsi="Times New Roman" w:cs="Times New Roman"/>
+          <w:sz w:val="28"/>
+          <w:szCs w:val="28"/>
+        </w:rPr>
+        <w:t>Основным недостатком методов машинного обучения является их слабая</w:t>
+      </w:r>
+      <w:r>
+        <w:rPr>
+          <w:rFonts w:ascii="Times New Roman" w:hAnsi="Times New Roman" w:cs="Times New Roman"/>
+          <w:sz w:val="28"/>
+          <w:szCs w:val="28"/>
+        </w:rPr>
+        <w:t xml:space="preserve"> </w:t>
+      </w:r>
+      <w:r>
+        <w:rPr>
+          <w:rFonts w:ascii="Times New Roman" w:hAnsi="Times New Roman" w:cs="Times New Roman"/>
+          <w:sz w:val="28"/>
+          <w:szCs w:val="28"/>
+        </w:rPr>
+        <w:t>интерпретируемость и необходимость больших массивов данных.</w:t>
+      </w:r>
+    </w:p>
+    <w:p>
+      <w:pPr>
+        <w:ind w:firstLine="709"/>
+        <w:jc w:val="both"/>
+        <w:rPr>
+          <w:rFonts w:ascii="Times New Roman" w:hAnsi="Times New Roman" w:cs="Times New Roman"/>
+          <w:sz w:val="28"/>
+          <w:szCs w:val="28"/>
+        </w:rPr>
+      </w:pPr>
+    </w:p>
+    <w:p>
+      <w:pPr>
+        <w:ind w:firstLine="709"/>
+        <w:jc w:val="both"/>
+        <w:rPr>
+          <w:rFonts w:ascii="Times New Roman" w:hAnsi="Times New Roman" w:cs="Times New Roman"/>
+          <w:b/>
+          <w:bCs/>
+          <w:sz w:val="28"/>
+          <w:szCs w:val="28"/>
+        </w:rPr>
+      </w:pPr>
+      <w:r>
+        <w:rPr>
+          <w:rFonts w:ascii="Times New Roman" w:hAnsi="Times New Roman" w:cs="Times New Roman"/>
+          <w:b/>
+          <w:bCs/>
+          <w:sz w:val="28"/>
+          <w:szCs w:val="28"/>
+        </w:rPr>
+        <w:t>1.5.6 Методы прогнозирования на основе импедансных характеристик</w:t>
+      </w:r>
+    </w:p>
+    <w:p>
+      <w:pPr>
+        <w:ind w:firstLine="709"/>
+        <w:jc w:val="both"/>
+        <w:rPr>
+          <w:rFonts w:ascii="Times New Roman" w:hAnsi="Times New Roman" w:cs="Times New Roman"/>
+          <w:sz w:val="28"/>
+          <w:szCs w:val="28"/>
+        </w:rPr>
+      </w:pPr>
+    </w:p>
+    <w:p>
+      <w:pPr>
+        <w:ind w:firstLine="709"/>
+        <w:jc w:val="both"/>
+        <w:rPr>
+          <w:rFonts w:ascii="Times New Roman" w:hAnsi="Times New Roman" w:cs="Times New Roman"/>
+          <w:sz w:val="28"/>
+          <w:szCs w:val="28"/>
+        </w:rPr>
+      </w:pPr>
+      <w:r>
+        <w:rPr>
+          <w:rFonts w:ascii="Times New Roman" w:hAnsi="Times New Roman" w:cs="Times New Roman"/>
+          <w:sz w:val="28"/>
+          <w:szCs w:val="28"/>
+        </w:rPr>
+        <w:t>Одним из перспективных направлений является прогнозирование ресурса аккумуляторов на</w:t>
+      </w:r>
+      <w:r>
+        <w:rPr>
+          <w:rFonts w:ascii="Times New Roman" w:hAnsi="Times New Roman" w:cs="Times New Roman"/>
+          <w:sz w:val="28"/>
+          <w:szCs w:val="28"/>
+        </w:rPr>
+        <w:t xml:space="preserve"> </w:t>
+      </w:r>
+      <w:r>
+        <w:rPr>
+          <w:rFonts w:ascii="Times New Roman" w:hAnsi="Times New Roman" w:cs="Times New Roman"/>
+          <w:sz w:val="28"/>
+          <w:szCs w:val="28"/>
+        </w:rPr>
+        <w:t>основе анализа их импедансных характеристик.</w:t>
+      </w:r>
+    </w:p>
+    <w:p>
+      <w:pPr>
+        <w:ind w:firstLine="709"/>
+        <w:jc w:val="both"/>
+        <w:rPr>
+          <w:rFonts w:ascii="Times New Roman" w:hAnsi="Times New Roman" w:cs="Times New Roman"/>
+          <w:sz w:val="28"/>
+          <w:szCs w:val="28"/>
+        </w:rPr>
+      </w:pPr>
+      <w:r>
+        <w:rPr>
+          <w:rFonts w:ascii="Times New Roman" w:hAnsi="Times New Roman" w:cs="Times New Roman"/>
+          <w:sz w:val="28"/>
+          <w:szCs w:val="28"/>
+        </w:rPr>
+        <w:t>Как было показано ранее, сопротивление переноса заряда определяется выражением</w:t>
+      </w:r>
+      <w:r>
+        <w:rPr>
+          <w:rFonts w:ascii="Times New Roman" w:hAnsi="Times New Roman" w:cs="Times New Roman"/>
+          <w:sz w:val="28"/>
+          <w:szCs w:val="28"/>
+        </w:rPr>
+        <w:t>:</w:t>
+      </w:r>
+    </w:p>
+    <w:p>
+      <w:pPr>
+        <w:ind w:firstLine="709"/>
+        <w:jc w:val="both"/>
+        <w:rPr>
+          <w:rFonts w:ascii="Times New Roman" w:hAnsi="Times New Roman" w:cs="Times New Roman"/>
+          <w:sz w:val="28"/>
+          <w:szCs w:val="28"/>
+          <w:lang w:val="en-US"/>
+        </w:rPr>
+      </w:pPr>
+      <w:r>
+        <w:rPr>
+          <w:rFonts w:ascii="Times New Roman" w:hAnsi="Times New Roman" w:cs="Times New Roman"/>
+          <w:position w:val="-30"/>
+          <w:sz w:val="28"/>
+          <w:szCs w:val="28"/>
+        </w:rPr>
+        <w:object w:dxaOrig="960" w:dyaOrig="680" w14:anchorId="101496D1">
+          <v:shape id="_x0000_i1081" type="#_x0000_t75" style="width:48pt;height:34pt" o:ole="">
+            <v:imagedata r:id="rId101" o:title=""/>
+          </v:shape>
+          <o:OLEObject Type="Embed" ProgID="Equation.DSMT4" ShapeID="_x0000_i1081" DrawAspect="Content" ObjectID="_1834663034" r:id="rId102"/>
+        </w:object>
+      </w:r>
+    </w:p>
+    <w:p>
+      <w:pPr>
+        <w:ind w:firstLine="709"/>
+        <w:jc w:val="both"/>
+        <w:rPr>
+          <w:rFonts w:ascii="Times New Roman" w:hAnsi="Times New Roman" w:cs="Times New Roman"/>
+          <w:sz w:val="28"/>
+          <w:szCs w:val="28"/>
+        </w:rPr>
+      </w:pPr>
+      <w:r>
+        <w:rPr>
+          <w:rFonts w:ascii="Times New Roman" w:hAnsi="Times New Roman" w:cs="Times New Roman"/>
+          <w:sz w:val="28"/>
+          <w:szCs w:val="28"/>
+        </w:rPr>
+        <w:t>, где</w:t>
+      </w:r>
+    </w:p>
+    <w:p>
+      <w:pPr>
+        <w:ind w:firstLine="709"/>
+        <w:jc w:val="both"/>
+        <w:rPr>
+          <w:rFonts w:ascii="Times New Roman" w:hAnsi="Times New Roman" w:cs="Times New Roman"/>
+          <w:sz w:val="28"/>
+          <w:szCs w:val="28"/>
+        </w:rPr>
+      </w:pPr>
+      <w:proofErr w:type="spellStart"/>
+      <w:r>
+        <w:rPr>
+          <w:rFonts w:ascii="Times New Roman" w:hAnsi="Times New Roman" w:cs="Times New Roman"/>
+          <w:i/>
+          <w:iCs/>
+          <w:sz w:val="28"/>
+          <w:szCs w:val="28"/>
+          <w:lang w:val="en-US"/>
+        </w:rPr>
+        <w:t>i</w:t>
+      </w:r>
+      <w:proofErr w:type="spellEnd"/>
+      <w:r>
+        <w:rPr>
+          <w:rFonts w:ascii="Times New Roman" w:hAnsi="Times New Roman" w:cs="Times New Roman"/>
+          <w:i/>
+          <w:iCs/>
+          <w:sz w:val="28"/>
+          <w:szCs w:val="28"/>
+          <w:vertAlign w:val="subscript"/>
+        </w:rPr>
+        <w:t>0</w:t>
+      </w:r>
+      <w:r>
+        <w:rPr>
+          <w:rFonts w:ascii="Times New Roman" w:hAnsi="Times New Roman" w:cs="Times New Roman"/>
+          <w:sz w:val="28"/>
+          <w:szCs w:val="28"/>
+        </w:rPr>
+        <w:t xml:space="preserve"> – </w:t>
+      </w:r>
+      <w:r>
+        <w:rPr>
+          <w:rFonts w:ascii="Times New Roman" w:hAnsi="Times New Roman" w:cs="Times New Roman"/>
+          <w:sz w:val="28"/>
+          <w:szCs w:val="28"/>
+        </w:rPr>
+        <w:t>обменный ток электрохимической реакции.</w:t>
+      </w:r>
+    </w:p>
+    <w:p>
+      <w:pPr>
+        <w:ind w:firstLine="709"/>
+        <w:jc w:val="both"/>
+        <w:rPr>
+          <w:rFonts w:ascii="Times New Roman" w:hAnsi="Times New Roman" w:cs="Times New Roman"/>
+          <w:sz w:val="28"/>
+          <w:szCs w:val="28"/>
+        </w:rPr>
+      </w:pPr>
+      <w:r>
+        <w:rPr>
+          <w:rFonts w:ascii="Times New Roman" w:hAnsi="Times New Roman" w:cs="Times New Roman"/>
+          <w:sz w:val="28"/>
+          <w:szCs w:val="28"/>
+        </w:rPr>
+        <w:t>Поскольку обменный ток пропорционален активной поверхности электродного материала</w:t>
+      </w:r>
+    </w:p>
+    <w:p>
+      <w:pPr>
+        <w:ind w:firstLine="709"/>
+        <w:jc w:val="both"/>
+        <w:rPr>
+          <w:rFonts w:ascii="Times New Roman" w:hAnsi="Times New Roman" w:cs="Times New Roman"/>
+          <w:sz w:val="28"/>
+          <w:szCs w:val="28"/>
+          <w:lang w:val="en-US"/>
+        </w:rPr>
+      </w:pPr>
+      <w:r>
+        <w:rPr>
+          <w:rFonts w:ascii="Times New Roman" w:hAnsi="Times New Roman" w:cs="Times New Roman"/>
+          <w:position w:val="-14"/>
+          <w:sz w:val="28"/>
+          <w:szCs w:val="28"/>
+        </w:rPr>
+        <w:object w:dxaOrig="780" w:dyaOrig="380" w14:anchorId="71F11A19">
+          <v:shape id="_x0000_i1084" type="#_x0000_t75" style="width:39pt;height:19pt" o:ole="">
+            <v:imagedata r:id="rId103" o:title=""/>
+          </v:shape>
+          <o:OLEObject Type="Embed" ProgID="Equation.DSMT4" ShapeID="_x0000_i1084" DrawAspect="Content" ObjectID="_1834663035" r:id="rId104"/>
+        </w:object>
+      </w:r>
+    </w:p>
+    <w:p>
+      <w:pPr>
+        <w:ind w:firstLine="709"/>
+        <w:jc w:val="both"/>
+        <w:rPr>
+          <w:rFonts w:ascii="Times New Roman" w:hAnsi="Times New Roman" w:cs="Times New Roman"/>
+          <w:sz w:val="28"/>
+          <w:szCs w:val="28"/>
+          <w:lang w:val="en-US"/>
+        </w:rPr>
+      </w:pPr>
+      <w:r>
+        <w:rPr>
+          <w:rFonts w:ascii="Times New Roman" w:hAnsi="Times New Roman" w:cs="Times New Roman"/>
+          <w:sz w:val="28"/>
+          <w:szCs w:val="28"/>
+        </w:rPr>
+        <w:t>рост сопротивления переноса заряда отражает деградацию электродов.</w:t>
+      </w:r>
+    </w:p>
+    <w:p>
+      <w:pPr>
+        <w:ind w:firstLine="709"/>
+        <w:jc w:val="both"/>
+        <w:rPr>
+          <w:rFonts w:ascii="Times New Roman" w:hAnsi="Times New Roman" w:cs="Times New Roman"/>
+          <w:sz w:val="28"/>
+          <w:szCs w:val="28"/>
+          <w:lang w:val="en-US"/>
+        </w:rPr>
+      </w:pPr>
+      <w:r>
+        <w:rPr>
+          <w:rFonts w:ascii="Times New Roman" w:hAnsi="Times New Roman" w:cs="Times New Roman"/>
+          <w:sz w:val="28"/>
+          <w:szCs w:val="28"/>
+        </w:rPr>
+        <w:t>Следовательно, динамика изменения параметров импеданса может использоваться для</w:t>
+      </w:r>
+      <w:r>
+        <w:rPr>
+          <w:rFonts w:ascii="Times New Roman" w:hAnsi="Times New Roman" w:cs="Times New Roman"/>
+          <w:sz w:val="28"/>
+          <w:szCs w:val="28"/>
+        </w:rPr>
+        <w:t xml:space="preserve"> </w:t>
+      </w:r>
+      <w:r>
+        <w:rPr>
+          <w:rFonts w:ascii="Times New Roman" w:hAnsi="Times New Roman" w:cs="Times New Roman"/>
+          <w:sz w:val="28"/>
+          <w:szCs w:val="28"/>
+        </w:rPr>
+        <w:t>прогнозирования остаточного ресурса батареи.</w:t>
+      </w:r>
+    </w:p>
+    <w:p>
+      <w:pPr>
+        <w:ind w:firstLine="709"/>
+        <w:jc w:val="both"/>
+        <w:rPr>
+          <w:rFonts w:ascii="Times New Roman" w:hAnsi="Times New Roman" w:cs="Times New Roman"/>
+          <w:sz w:val="28"/>
+          <w:szCs w:val="28"/>
+          <w:lang w:val="en-US"/>
+        </w:rPr>
+      </w:pPr>
+    </w:p>
+    <w:p>
+      <w:pPr>
+        <w:ind w:firstLine="709"/>
+        <w:jc w:val="both"/>
+        <w:rPr>
+          <w:rFonts w:ascii="Times New Roman" w:hAnsi="Times New Roman" w:cs="Times New Roman"/>
+          <w:b/>
+          <w:bCs/>
+          <w:sz w:val="28"/>
+          <w:szCs w:val="28"/>
+        </w:rPr>
+      </w:pPr>
+      <w:r>
+        <w:rPr>
+          <w:rFonts w:ascii="Times New Roman" w:hAnsi="Times New Roman" w:cs="Times New Roman"/>
+          <w:b/>
+          <w:bCs/>
+          <w:sz w:val="28"/>
+          <w:szCs w:val="28"/>
+        </w:rPr>
+        <w:t>1.5.7 Графическая интерпретация определения остаточного ресурса</w:t>
+      </w:r>
+    </w:p>
+    <w:p>
+      <w:pPr>
+        <w:ind w:firstLine="709"/>
+        <w:jc w:val="both"/>
+        <w:rPr>
+          <w:rFonts w:ascii="Times New Roman" w:hAnsi="Times New Roman" w:cs="Times New Roman"/>
+          <w:sz w:val="28"/>
+          <w:szCs w:val="28"/>
+        </w:rPr>
+      </w:pPr>
+    </w:p>
+    <w:p>
+      <w:pPr>
+        <w:ind w:firstLine="709"/>
+        <w:jc w:val="both"/>
+        <w:rPr>
+          <w:rFonts w:ascii="Times New Roman" w:hAnsi="Times New Roman" w:cs="Times New Roman"/>
+          <w:sz w:val="28"/>
+          <w:szCs w:val="28"/>
+        </w:rPr>
+      </w:pPr>
+      <w:r>
+        <w:rPr>
+          <w:noProof/>
+        </w:rPr>
+        <w:lastRenderedPageBreak/>
+        <w:drawing>
+          <wp:inline distT="0" distB="0" distL="0" distR="0" wp14:anchorId="477B6FBC" wp14:editId="06A1F17B">
+            <wp:extent cx="5226050" cy="4146550"/>
+            <wp:effectExtent l="0" t="0" r="0" b="6350"/>
+            <wp:docPr id="813749952" name="Рисунок 3"/>
+            <wp:cNvGraphicFramePr>
+              <a:graphicFrameLocks xmlns:a="http://schemas.openxmlformats.org/drawingml/2006/main" noChangeAspect="1"/>
+            </wp:cNvGraphicFramePr>
+            <a:graphic xmlns:a="http://schemas.openxmlformats.org/drawingml/2006/main">
+              <a:graphicData uri="http://schemas.openxmlformats.org/drawingml/2006/picture">
+                <pic:pic xmlns:pic="http://schemas.openxmlformats.org/drawingml/2006/picture">
+                  <pic:nvPicPr>
+                    <pic:cNvPr id="0" name="Picture 61"/>
+                    <pic:cNvPicPr>
+                      <a:picLocks noChangeAspect="1" noChangeArrowheads="1"/>
+                    </pic:cNvPicPr>
+                  </pic:nvPicPr>
+                  <pic:blipFill>
+                    <a:blip r:embed="rId105" cstate="print">
+                      <a:extLst>
+                        <a:ext uri="{28A0092B-C50C-407E-A947-70E740481C1C}">
+                          <a14:useLocalDpi xmlns:a14="http://schemas.microsoft.com/office/drawing/2010/main" val="0"/>
+                        </a:ext>
+                      </a:extLst>
+                    </a:blip>
+                    <a:srcRect/>
+                    <a:stretch>
+                      <a:fillRect/>
+                    </a:stretch>
+                  </pic:blipFill>
+                  <pic:spPr bwMode="auto">
+                    <a:xfrm>
+                      <a:off x="0" y="0"/>
+                      <a:ext cx="5226050" cy="4146550"/>
+                    </a:xfrm>
+                    <a:prstGeom prst="rect">
+                      <a:avLst/>
+                    </a:prstGeom>
+                    <a:noFill/>
+                    <a:ln>
+                      <a:noFill/>
+                    </a:ln>
+                  </pic:spPr>
+                </pic:pic>
+              </a:graphicData>
+            </a:graphic>
+          </wp:inline>
+        </w:drawing>
+      </w:r>
+    </w:p>
+    <w:p>
+      <w:pPr>
+        <w:ind w:firstLine="709"/>
+        <w:jc w:val="both"/>
+        <w:rPr>
+          <w:rFonts w:ascii="Times New Roman" w:hAnsi="Times New Roman" w:cs="Times New Roman"/>
+          <w:sz w:val="28"/>
+          <w:szCs w:val="28"/>
+        </w:rPr>
+      </w:pPr>
+      <w:r>
+        <w:rPr>
+          <w:rFonts w:ascii="Times New Roman" w:hAnsi="Times New Roman" w:cs="Times New Roman"/>
+          <w:sz w:val="28"/>
+          <w:szCs w:val="28"/>
+        </w:rPr>
+        <w:t>Рисунок 1.14 — Определение остаточного ресурса аккумуляторной батареи на основе</w:t>
+      </w:r>
+      <w:r>
+        <w:rPr>
+          <w:rFonts w:ascii="Times New Roman" w:hAnsi="Times New Roman" w:cs="Times New Roman"/>
+          <w:sz w:val="28"/>
+          <w:szCs w:val="28"/>
+        </w:rPr>
+        <w:t xml:space="preserve"> </w:t>
+      </w:r>
+      <w:r>
+        <w:rPr>
+          <w:rFonts w:ascii="Times New Roman" w:hAnsi="Times New Roman" w:cs="Times New Roman"/>
+          <w:sz w:val="28"/>
+          <w:szCs w:val="28"/>
+        </w:rPr>
+        <w:t>анализа деградации ёмкости</w:t>
+      </w:r>
+    </w:p>
+    <w:p>
+      <w:pPr>
+        <w:ind w:firstLine="709"/>
+        <w:jc w:val="both"/>
+        <w:rPr>
+          <w:rFonts w:ascii="Times New Roman" w:hAnsi="Times New Roman" w:cs="Times New Roman"/>
+          <w:sz w:val="28"/>
+          <w:szCs w:val="28"/>
+        </w:rPr>
+      </w:pPr>
+    </w:p>
+    <w:p>
+      <w:pPr>
+        <w:ind w:firstLine="709"/>
+        <w:jc w:val="both"/>
+        <w:rPr>
+          <w:rFonts w:ascii="Times New Roman" w:hAnsi="Times New Roman" w:cs="Times New Roman"/>
+          <w:sz w:val="28"/>
+          <w:szCs w:val="28"/>
+        </w:rPr>
+      </w:pPr>
+      <w:r>
+        <w:rPr>
+          <w:rFonts w:ascii="Times New Roman" w:hAnsi="Times New Roman" w:cs="Times New Roman"/>
+          <w:sz w:val="28"/>
+          <w:szCs w:val="28"/>
+        </w:rPr>
+        <w:t>Точка пересечения кривой деградации с пороговым значением SOH определяет момент</w:t>
+      </w:r>
+      <w:r>
+        <w:rPr>
+          <w:rFonts w:ascii="Times New Roman" w:hAnsi="Times New Roman" w:cs="Times New Roman"/>
+          <w:sz w:val="28"/>
+          <w:szCs w:val="28"/>
+        </w:rPr>
+        <w:t xml:space="preserve"> </w:t>
+      </w:r>
+      <w:r>
+        <w:rPr>
+          <w:rFonts w:ascii="Times New Roman" w:hAnsi="Times New Roman" w:cs="Times New Roman"/>
+          <w:sz w:val="28"/>
+          <w:szCs w:val="28"/>
+        </w:rPr>
+        <w:t>окончания срока службы батареи.</w:t>
+      </w:r>
+    </w:p>
+    <w:p>
+      <w:pPr>
+        <w:ind w:firstLine="709"/>
+        <w:jc w:val="both"/>
+        <w:rPr>
+          <w:rFonts w:ascii="Times New Roman" w:hAnsi="Times New Roman" w:cs="Times New Roman"/>
+          <w:sz w:val="28"/>
+          <w:szCs w:val="28"/>
+        </w:rPr>
+      </w:pPr>
+      <w:r>
+        <w:rPr>
+          <w:rFonts w:ascii="Times New Roman" w:hAnsi="Times New Roman" w:cs="Times New Roman"/>
+          <w:sz w:val="28"/>
+          <w:szCs w:val="28"/>
+        </w:rPr>
+        <w:t>Таблица 1.3 — Сравнение методов прогнозирования ресурса</w:t>
+      </w:r>
+      <w:r>
+        <w:rPr>
+          <w:rFonts w:ascii="Times New Roman" w:hAnsi="Times New Roman" w:cs="Times New Roman"/>
+          <w:sz w:val="28"/>
+          <w:szCs w:val="28"/>
+        </w:rPr>
+        <w:t xml:space="preserve"> </w:t>
+      </w:r>
+      <w:r>
+        <w:rPr>
+          <w:rFonts w:ascii="Times New Roman" w:hAnsi="Times New Roman" w:cs="Times New Roman"/>
+          <w:sz w:val="28"/>
+          <w:szCs w:val="28"/>
+        </w:rPr>
+        <w:t>аккумуляторов</w:t>
+      </w:r>
+    </w:p>
+    <w:tbl>
+      <w:tblPr>
+        <w:tblStyle w:val="ae"/>
+        <w:tblW w:w="0" w:type="auto"/>
+        <w:tblLook w:val="04A0" w:firstRow="1" w:lastRow="0" w:firstColumn="1" w:lastColumn="0" w:noHBand="0" w:noVBand="1"/>
+      </w:tblPr>
+      <w:tblGrid>
+        <w:gridCol w:w="3209"/>
+        <w:gridCol w:w="3209"/>
+        <w:gridCol w:w="3209"/>
+      </w:tblGrid>
+      <w:tr>
+        <w:tc>
+          <w:tcPr>
+            <w:tcW w:w="3209" w:type="dxa"/>
+          </w:tcPr>
+          <w:p>
+            <w:pPr>
+              <w:jc w:val="both"/>
+              <w:rPr>
+                <w:rFonts w:ascii="Times New Roman" w:hAnsi="Times New Roman" w:cs="Times New Roman"/>
+                <w:sz w:val="28"/>
+                <w:szCs w:val="28"/>
+              </w:rPr>
+            </w:pPr>
+            <w:r>
+              <w:rPr>
+                <w:rFonts w:ascii="Times New Roman" w:hAnsi="Times New Roman" w:cs="Times New Roman"/>
+                <w:sz w:val="28"/>
+                <w:szCs w:val="28"/>
+              </w:rPr>
+              <w:t>Метод</w:t>
+            </w:r>
+          </w:p>
+        </w:tc>
+        <w:tc>
+          <w:tcPr>
+            <w:tcW w:w="3209" w:type="dxa"/>
+          </w:tcPr>
+          <w:p>
+            <w:pPr>
+              <w:jc w:val="both"/>
+              <w:rPr>
+                <w:rFonts w:ascii="Times New Roman" w:hAnsi="Times New Roman" w:cs="Times New Roman"/>
+                <w:sz w:val="28"/>
+                <w:szCs w:val="28"/>
+              </w:rPr>
+            </w:pPr>
+            <w:r>
+              <w:rPr>
+                <w:rFonts w:ascii="Times New Roman" w:hAnsi="Times New Roman" w:cs="Times New Roman"/>
+                <w:sz w:val="28"/>
+                <w:szCs w:val="28"/>
+              </w:rPr>
+              <w:t>Преимущества</w:t>
+            </w:r>
+          </w:p>
+        </w:tc>
+        <w:tc>
+          <w:tcPr>
+            <w:tcW w:w="3209" w:type="dxa"/>
+          </w:tcPr>
+          <w:p>
+            <w:pPr>
+              <w:jc w:val="both"/>
+              <w:rPr>
+                <w:rFonts w:ascii="Times New Roman" w:hAnsi="Times New Roman" w:cs="Times New Roman"/>
+                <w:sz w:val="28"/>
+                <w:szCs w:val="28"/>
+              </w:rPr>
+            </w:pPr>
+            <w:r>
+              <w:rPr>
+                <w:rFonts w:ascii="Times New Roman" w:hAnsi="Times New Roman" w:cs="Times New Roman"/>
+                <w:sz w:val="28"/>
+                <w:szCs w:val="28"/>
+              </w:rPr>
+              <w:t>Ограничения</w:t>
+            </w:r>
+          </w:p>
+        </w:tc>
+      </w:tr>
+      <w:tr>
+        <w:tc>
+          <w:tcPr>
+            <w:tcW w:w="3209" w:type="dxa"/>
+          </w:tcPr>
+          <w:p>
+            <w:pPr>
+              <w:jc w:val="both"/>
+              <w:rPr>
+                <w:rFonts w:ascii="Times New Roman" w:hAnsi="Times New Roman" w:cs="Times New Roman"/>
+                <w:sz w:val="28"/>
+                <w:szCs w:val="28"/>
+              </w:rPr>
+            </w:pPr>
+            <w:r>
+              <w:rPr>
+                <w:rFonts w:ascii="Times New Roman" w:hAnsi="Times New Roman" w:cs="Times New Roman"/>
+                <w:sz w:val="28"/>
+                <w:szCs w:val="28"/>
+              </w:rPr>
+              <w:t>Эмпирические модели</w:t>
+            </w:r>
+          </w:p>
+        </w:tc>
+        <w:tc>
+          <w:tcPr>
+            <w:tcW w:w="3209" w:type="dxa"/>
+          </w:tcPr>
+          <w:p>
+            <w:pPr>
+              <w:jc w:val="both"/>
+              <w:rPr>
+                <w:rFonts w:ascii="Times New Roman" w:hAnsi="Times New Roman" w:cs="Times New Roman"/>
+                <w:sz w:val="28"/>
+                <w:szCs w:val="28"/>
+              </w:rPr>
+            </w:pPr>
+            <w:r>
+              <w:rPr>
+                <w:rFonts w:ascii="Times New Roman" w:hAnsi="Times New Roman" w:cs="Times New Roman"/>
+                <w:sz w:val="28"/>
+                <w:szCs w:val="28"/>
+              </w:rPr>
+              <w:t>простота реализации</w:t>
+            </w:r>
+          </w:p>
+        </w:tc>
+        <w:tc>
+          <w:tcPr>
+            <w:tcW w:w="3209" w:type="dxa"/>
+          </w:tcPr>
+          <w:p>
+            <w:pPr>
+              <w:jc w:val="both"/>
+              <w:rPr>
+                <w:rFonts w:ascii="Times New Roman" w:hAnsi="Times New Roman" w:cs="Times New Roman"/>
+                <w:sz w:val="28"/>
+                <w:szCs w:val="28"/>
+              </w:rPr>
+            </w:pPr>
+            <w:r>
+              <w:rPr>
+                <w:rFonts w:ascii="Times New Roman" w:hAnsi="Times New Roman" w:cs="Times New Roman"/>
+                <w:sz w:val="28"/>
+                <w:szCs w:val="28"/>
+              </w:rPr>
+              <w:t>низкая универсальность</w:t>
+            </w:r>
+          </w:p>
+        </w:tc>
+      </w:tr>
+      <w:tr>
+        <w:tc>
+          <w:tcPr>
+            <w:tcW w:w="3209" w:type="dxa"/>
+          </w:tcPr>
+          <w:p>
+            <w:pPr>
+              <w:jc w:val="both"/>
+              <w:rPr>
+                <w:rFonts w:ascii="Times New Roman" w:hAnsi="Times New Roman" w:cs="Times New Roman"/>
+                <w:sz w:val="28"/>
+                <w:szCs w:val="28"/>
+              </w:rPr>
+            </w:pPr>
+            <w:r>
+              <w:rPr>
+                <w:rFonts w:ascii="Times New Roman" w:hAnsi="Times New Roman" w:cs="Times New Roman"/>
+                <w:sz w:val="28"/>
+                <w:szCs w:val="28"/>
+              </w:rPr>
+              <w:t>Физические модели</w:t>
+            </w:r>
+          </w:p>
+        </w:tc>
+        <w:tc>
+          <w:tcPr>
+            <w:tcW w:w="3209" w:type="dxa"/>
+          </w:tcPr>
+          <w:p>
+            <w:pPr>
+              <w:jc w:val="both"/>
+              <w:rPr>
+                <w:rFonts w:ascii="Times New Roman" w:hAnsi="Times New Roman" w:cs="Times New Roman"/>
+                <w:sz w:val="28"/>
+                <w:szCs w:val="28"/>
+              </w:rPr>
+            </w:pPr>
+            <w:r>
+              <w:rPr>
+                <w:rFonts w:ascii="Times New Roman" w:hAnsi="Times New Roman" w:cs="Times New Roman"/>
+                <w:sz w:val="28"/>
+                <w:szCs w:val="28"/>
+              </w:rPr>
+              <w:t>высокая точность</w:t>
+            </w:r>
+          </w:p>
+        </w:tc>
+        <w:tc>
+          <w:tcPr>
+            <w:tcW w:w="3209" w:type="dxa"/>
+          </w:tcPr>
+          <w:p>
+            <w:pPr>
+              <w:jc w:val="both"/>
+              <w:rPr>
+                <w:rFonts w:ascii="Times New Roman" w:hAnsi="Times New Roman" w:cs="Times New Roman"/>
+                <w:sz w:val="28"/>
+                <w:szCs w:val="28"/>
+              </w:rPr>
+            </w:pPr>
+            <w:r>
+              <w:rPr>
+                <w:rFonts w:ascii="Times New Roman" w:hAnsi="Times New Roman" w:cs="Times New Roman"/>
+                <w:sz w:val="28"/>
+                <w:szCs w:val="28"/>
+              </w:rPr>
+              <w:t>сложность параметризации</w:t>
+            </w:r>
+          </w:p>
+        </w:tc>
+      </w:tr>
+      <w:tr>
+        <w:tc>
+          <w:tcPr>
+            <w:tcW w:w="3209" w:type="dxa"/>
+          </w:tcPr>
+          <w:p>
+            <w:pPr>
+              <w:jc w:val="both"/>
+              <w:rPr>
+                <w:rFonts w:ascii="Times New Roman" w:hAnsi="Times New Roman" w:cs="Times New Roman"/>
+                <w:sz w:val="28"/>
+                <w:szCs w:val="28"/>
+              </w:rPr>
+            </w:pPr>
+            <w:r>
+              <w:rPr>
+                <w:rFonts w:ascii="Times New Roman" w:hAnsi="Times New Roman" w:cs="Times New Roman"/>
+                <w:sz w:val="28"/>
+                <w:szCs w:val="28"/>
+              </w:rPr>
+              <w:t>Машинное обучение</w:t>
+            </w:r>
+          </w:p>
+        </w:tc>
+        <w:tc>
+          <w:tcPr>
+            <w:tcW w:w="3209" w:type="dxa"/>
+          </w:tcPr>
+          <w:p>
+            <w:pPr>
+              <w:jc w:val="both"/>
+              <w:rPr>
+                <w:rFonts w:ascii="Times New Roman" w:hAnsi="Times New Roman" w:cs="Times New Roman"/>
+                <w:sz w:val="28"/>
+                <w:szCs w:val="28"/>
+              </w:rPr>
+            </w:pPr>
+            <w:r>
+              <w:rPr>
+                <w:rFonts w:ascii="Times New Roman" w:hAnsi="Times New Roman" w:cs="Times New Roman"/>
+                <w:sz w:val="28"/>
+                <w:szCs w:val="28"/>
+              </w:rPr>
+              <w:t>высокая гибкость</w:t>
+            </w:r>
+          </w:p>
+        </w:tc>
+        <w:tc>
+          <w:tcPr>
+            <w:tcW w:w="3209" w:type="dxa"/>
+          </w:tcPr>
+          <w:p>
+            <w:pPr>
+              <w:jc w:val="both"/>
+              <w:rPr>
+                <w:rFonts w:ascii="Times New Roman" w:hAnsi="Times New Roman" w:cs="Times New Roman"/>
+                <w:sz w:val="28"/>
+                <w:szCs w:val="28"/>
+              </w:rPr>
+            </w:pPr>
+            <w:r>
+              <w:rPr>
+                <w:rFonts w:ascii="Times New Roman" w:hAnsi="Times New Roman" w:cs="Times New Roman"/>
+                <w:sz w:val="28"/>
+                <w:szCs w:val="28"/>
+              </w:rPr>
+              <w:t>необходимость больших</w:t>
+            </w:r>
+          </w:p>
+          <w:p>
+            <w:pPr>
+              <w:jc w:val="both"/>
+              <w:rPr>
+                <w:rFonts w:ascii="Times New Roman" w:hAnsi="Times New Roman" w:cs="Times New Roman"/>
+                <w:sz w:val="28"/>
+                <w:szCs w:val="28"/>
+              </w:rPr>
+            </w:pPr>
+            <w:r>
+              <w:rPr>
+                <w:rFonts w:ascii="Times New Roman" w:hAnsi="Times New Roman" w:cs="Times New Roman"/>
+                <w:sz w:val="28"/>
+                <w:szCs w:val="28"/>
+              </w:rPr>
+              <w:t>данных</w:t>
+            </w:r>
+          </w:p>
+        </w:tc>
+      </w:tr>
+      <w:tr>
+        <w:tc>
+          <w:tcPr>
+            <w:tcW w:w="3209" w:type="dxa"/>
+          </w:tcPr>
+          <w:p>
+            <w:pPr>
+              <w:jc w:val="both"/>
+              <w:rPr>
+                <w:rFonts w:ascii="Times New Roman" w:hAnsi="Times New Roman" w:cs="Times New Roman"/>
+                <w:sz w:val="28"/>
+                <w:szCs w:val="28"/>
+              </w:rPr>
+            </w:pPr>
+            <w:r>
+              <w:rPr>
+                <w:rFonts w:ascii="Times New Roman" w:hAnsi="Times New Roman" w:cs="Times New Roman"/>
+                <w:sz w:val="28"/>
+                <w:szCs w:val="28"/>
+              </w:rPr>
+              <w:t>Импедансная диагностика</w:t>
+            </w:r>
+          </w:p>
+        </w:tc>
+        <w:tc>
+          <w:tcPr>
+            <w:tcW w:w="3209" w:type="dxa"/>
+          </w:tcPr>
+          <w:p>
+            <w:pPr>
+              <w:jc w:val="both"/>
+              <w:rPr>
+                <w:rFonts w:ascii="Times New Roman" w:hAnsi="Times New Roman" w:cs="Times New Roman"/>
+                <w:sz w:val="28"/>
+                <w:szCs w:val="28"/>
+              </w:rPr>
+            </w:pPr>
+            <w:r>
+              <w:rPr>
+                <w:rFonts w:ascii="Times New Roman" w:hAnsi="Times New Roman" w:cs="Times New Roman"/>
+                <w:sz w:val="28"/>
+                <w:szCs w:val="28"/>
+              </w:rPr>
+              <w:t>связь с физическими</w:t>
+            </w:r>
+          </w:p>
+          <w:p>
+            <w:pPr>
+              <w:jc w:val="both"/>
+              <w:rPr>
+                <w:rFonts w:ascii="Times New Roman" w:hAnsi="Times New Roman" w:cs="Times New Roman"/>
+                <w:sz w:val="28"/>
+                <w:szCs w:val="28"/>
+              </w:rPr>
+            </w:pPr>
+            <w:r>
+              <w:rPr>
+                <w:rFonts w:ascii="Times New Roman" w:hAnsi="Times New Roman" w:cs="Times New Roman"/>
+                <w:sz w:val="28"/>
+                <w:szCs w:val="28"/>
+              </w:rPr>
+              <w:t>процессами</w:t>
+            </w:r>
+          </w:p>
+        </w:tc>
+        <w:tc>
+          <w:tcPr>
+            <w:tcW w:w="3209" w:type="dxa"/>
+          </w:tcPr>
+          <w:p>
+            <w:pPr>
+              <w:jc w:val="both"/>
+              <w:rPr>
+                <w:rFonts w:ascii="Times New Roman" w:hAnsi="Times New Roman" w:cs="Times New Roman"/>
+                <w:sz w:val="28"/>
+                <w:szCs w:val="28"/>
+                <w:lang w:val="en-US"/>
+              </w:rPr>
+            </w:pPr>
+            <w:r>
+              <w:rPr>
+                <w:rFonts w:ascii="Times New Roman" w:hAnsi="Times New Roman" w:cs="Times New Roman"/>
+                <w:sz w:val="28"/>
+                <w:szCs w:val="28"/>
+              </w:rPr>
+              <w:t>сложность измерений</w:t>
+            </w:r>
+          </w:p>
+        </w:tc>
+      </w:tr>
+    </w:tbl>
+    <w:p>
+      <w:pPr>
+        <w:ind w:firstLine="709"/>
+        <w:jc w:val="both"/>
+        <w:rPr>
+          <w:rFonts w:ascii="Times New Roman" w:hAnsi="Times New Roman" w:cs="Times New Roman"/>
+          <w:sz w:val="28"/>
+          <w:szCs w:val="28"/>
+          <w:lang w:val="en-US"/>
+        </w:rPr>
+      </w:pPr>
+    </w:p>
+    <w:p>
+      <w:pPr>
+        <w:ind w:firstLine="709"/>
+        <w:jc w:val="both"/>
+        <w:rPr>
+          <w:rFonts w:ascii="Times New Roman" w:hAnsi="Times New Roman" w:cs="Times New Roman"/>
+          <w:sz w:val="28"/>
+          <w:szCs w:val="28"/>
+          <w:lang w:val="en-US"/>
+        </w:rPr>
+      </w:pPr>
+      <w:proofErr w:type="spellStart"/>
+      <w:r>
+        <w:rPr>
+          <w:rFonts w:ascii="Times New Roman" w:hAnsi="Times New Roman" w:cs="Times New Roman"/>
+          <w:sz w:val="28"/>
+          <w:szCs w:val="28"/>
+          <w:lang w:val="en-US"/>
+        </w:rPr>
+        <w:t>Аналитический</w:t>
+      </w:r>
+      <w:proofErr w:type="spellEnd"/>
+      <w:r>
+        <w:rPr>
+          <w:rFonts w:ascii="Times New Roman" w:hAnsi="Times New Roman" w:cs="Times New Roman"/>
+          <w:sz w:val="28"/>
+          <w:szCs w:val="28"/>
+          <w:lang w:val="en-US"/>
+        </w:rPr>
+        <w:t xml:space="preserve"> </w:t>
+      </w:r>
+      <w:proofErr w:type="spellStart"/>
+      <w:r>
+        <w:rPr>
+          <w:rFonts w:ascii="Times New Roman" w:hAnsi="Times New Roman" w:cs="Times New Roman"/>
+          <w:sz w:val="28"/>
+          <w:szCs w:val="28"/>
+          <w:lang w:val="en-US"/>
+        </w:rPr>
+        <w:t>вывод</w:t>
+      </w:r>
+      <w:proofErr w:type="spellEnd"/>
+      <w:r>
+        <w:rPr>
+          <w:rFonts w:ascii="Times New Roman" w:hAnsi="Times New Roman" w:cs="Times New Roman"/>
+          <w:sz w:val="28"/>
+          <w:szCs w:val="28"/>
+          <w:lang w:val="en-US"/>
+        </w:rPr>
+        <w:t xml:space="preserve"> </w:t>
+      </w:r>
+      <w:proofErr w:type="spellStart"/>
+      <w:r>
+        <w:rPr>
+          <w:rFonts w:ascii="Times New Roman" w:hAnsi="Times New Roman" w:cs="Times New Roman"/>
+          <w:sz w:val="28"/>
+          <w:szCs w:val="28"/>
+          <w:lang w:val="en-US"/>
+        </w:rPr>
+        <w:t>по</w:t>
+      </w:r>
+      <w:proofErr w:type="spellEnd"/>
+      <w:r>
+        <w:rPr>
+          <w:rFonts w:ascii="Times New Roman" w:hAnsi="Times New Roman" w:cs="Times New Roman"/>
+          <w:sz w:val="28"/>
+          <w:szCs w:val="28"/>
+          <w:lang w:val="en-US"/>
+        </w:rPr>
+        <w:t xml:space="preserve"> </w:t>
+      </w:r>
+      <w:proofErr w:type="spellStart"/>
+      <w:r>
+        <w:rPr>
+          <w:rFonts w:ascii="Times New Roman" w:hAnsi="Times New Roman" w:cs="Times New Roman"/>
+          <w:sz w:val="28"/>
+          <w:szCs w:val="28"/>
+          <w:lang w:val="en-US"/>
+        </w:rPr>
+        <w:t>разделу</w:t>
+      </w:r>
+      <w:proofErr w:type="spellEnd"/>
+      <w:r>
+        <w:rPr>
+          <w:rFonts w:ascii="Times New Roman" w:hAnsi="Times New Roman" w:cs="Times New Roman"/>
+          <w:sz w:val="28"/>
+          <w:szCs w:val="28"/>
+          <w:lang w:val="en-US"/>
+        </w:rPr>
+        <w:t xml:space="preserve"> 1.5</w:t>
+      </w:r>
+    </w:p>
+    <w:p>
+      <w:pPr>
+        <w:ind w:firstLine="709"/>
+        <w:jc w:val="both"/>
+        <w:rPr>
+          <w:rFonts w:ascii="Times New Roman" w:hAnsi="Times New Roman" w:cs="Times New Roman"/>
+          <w:sz w:val="28"/>
+          <w:szCs w:val="28"/>
+          <w:lang w:val="en-US"/>
+        </w:rPr>
+      </w:pPr>
+    </w:p>
+    <w:p>
+      <w:pPr>
+        <w:ind w:firstLine="709"/>
+        <w:jc w:val="both"/>
+        <w:rPr>
+          <w:rFonts w:ascii="Times New Roman" w:hAnsi="Times New Roman" w:cs="Times New Roman"/>
+          <w:sz w:val="28"/>
+          <w:szCs w:val="28"/>
+          <w:lang w:val="en-US"/>
+        </w:rPr>
+      </w:pPr>
+      <w:r>
+        <w:rPr>
+          <w:rFonts w:ascii="Times New Roman" w:hAnsi="Times New Roman" w:cs="Times New Roman"/>
+          <w:sz w:val="28"/>
+          <w:szCs w:val="28"/>
+        </w:rPr>
+        <w:lastRenderedPageBreak/>
+        <w:t>Анализ существующих методов прогнозирования ресурса аккумуляторных батарей</w:t>
+      </w:r>
+      <w:r>
+        <w:rPr>
+          <w:rFonts w:ascii="Times New Roman" w:hAnsi="Times New Roman" w:cs="Times New Roman"/>
+          <w:sz w:val="28"/>
+          <w:szCs w:val="28"/>
+        </w:rPr>
+        <w:t xml:space="preserve"> </w:t>
+      </w:r>
+      <w:r>
+        <w:rPr>
+          <w:rFonts w:ascii="Times New Roman" w:hAnsi="Times New Roman" w:cs="Times New Roman"/>
+          <w:sz w:val="28"/>
+          <w:szCs w:val="28"/>
+        </w:rPr>
+        <w:t>показывает, что ни один из существующих подходов не обеспечивает одновременно высокой</w:t>
+      </w:r>
+      <w:r>
+        <w:rPr>
+          <w:rFonts w:ascii="Times New Roman" w:hAnsi="Times New Roman" w:cs="Times New Roman"/>
+          <w:sz w:val="28"/>
+          <w:szCs w:val="28"/>
+        </w:rPr>
+        <w:t xml:space="preserve"> </w:t>
+      </w:r>
+      <w:r>
+        <w:rPr>
+          <w:rFonts w:ascii="Times New Roman" w:hAnsi="Times New Roman" w:cs="Times New Roman"/>
+          <w:sz w:val="28"/>
+          <w:szCs w:val="28"/>
+        </w:rPr>
+        <w:t>точности, физической интерпретируемости и возможности применения в реальных условиях</w:t>
+      </w:r>
+      <w:r>
+        <w:rPr>
+          <w:rFonts w:ascii="Times New Roman" w:hAnsi="Times New Roman" w:cs="Times New Roman"/>
+          <w:sz w:val="28"/>
+          <w:szCs w:val="28"/>
+        </w:rPr>
+        <w:t xml:space="preserve"> </w:t>
+      </w:r>
+      <w:r>
+        <w:rPr>
+          <w:rFonts w:ascii="Times New Roman" w:hAnsi="Times New Roman" w:cs="Times New Roman"/>
+          <w:sz w:val="28"/>
+          <w:szCs w:val="28"/>
+        </w:rPr>
+        <w:t>эксплуатации.</w:t>
+      </w:r>
+    </w:p>
+    <w:p>
+      <w:pPr>
+        <w:ind w:firstLine="709"/>
+        <w:jc w:val="both"/>
+        <w:rPr>
+          <w:rFonts w:ascii="Times New Roman" w:hAnsi="Times New Roman" w:cs="Times New Roman"/>
+          <w:sz w:val="28"/>
+          <w:szCs w:val="28"/>
+          <w:lang w:val="en-US"/>
+        </w:rPr>
+      </w:pPr>
+      <w:r>
+        <w:rPr>
+          <w:rFonts w:ascii="Times New Roman" w:hAnsi="Times New Roman" w:cs="Times New Roman"/>
+          <w:sz w:val="28"/>
+          <w:szCs w:val="28"/>
+        </w:rPr>
+        <w:t>Эмпирические модели обладают низкой универсальностью, физические модели требуют</w:t>
+      </w:r>
+      <w:r>
+        <w:rPr>
+          <w:rFonts w:ascii="Times New Roman" w:hAnsi="Times New Roman" w:cs="Times New Roman"/>
+          <w:sz w:val="28"/>
+          <w:szCs w:val="28"/>
+        </w:rPr>
+        <w:t xml:space="preserve"> </w:t>
+      </w:r>
+      <w:r>
+        <w:rPr>
+          <w:rFonts w:ascii="Times New Roman" w:hAnsi="Times New Roman" w:cs="Times New Roman"/>
+          <w:sz w:val="28"/>
+          <w:szCs w:val="28"/>
+        </w:rPr>
+        <w:t>сложной параметризации, а методы машинного обучения требуют больших массивов</w:t>
+      </w:r>
+      <w:r>
+        <w:rPr>
+          <w:rFonts w:ascii="Times New Roman" w:hAnsi="Times New Roman" w:cs="Times New Roman"/>
+          <w:sz w:val="28"/>
+          <w:szCs w:val="28"/>
+        </w:rPr>
+        <w:t xml:space="preserve"> </w:t>
+      </w:r>
+      <w:r>
+        <w:rPr>
+          <w:rFonts w:ascii="Times New Roman" w:hAnsi="Times New Roman" w:cs="Times New Roman"/>
+          <w:sz w:val="28"/>
+          <w:szCs w:val="28"/>
+        </w:rPr>
+        <w:t>экспериментальных данных.</w:t>
+      </w:r>
+    </w:p>
+    <w:p>
+      <w:pPr>
+        <w:ind w:firstLine="709"/>
+        <w:jc w:val="both"/>
+        <w:rPr>
+          <w:rFonts w:ascii="Times New Roman" w:hAnsi="Times New Roman" w:cs="Times New Roman"/>
+          <w:sz w:val="28"/>
+          <w:szCs w:val="28"/>
+        </w:rPr>
+      </w:pPr>
+      <w:r>
+        <w:rPr>
+          <w:rFonts w:ascii="Times New Roman" w:hAnsi="Times New Roman" w:cs="Times New Roman"/>
+          <w:sz w:val="28"/>
+          <w:szCs w:val="28"/>
+        </w:rPr>
+        <w:t>В этой связи перспективным направлением является разработка методов прогнозирования</w:t>
+      </w:r>
+      <w:r>
+        <w:rPr>
+          <w:rFonts w:ascii="Times New Roman" w:hAnsi="Times New Roman" w:cs="Times New Roman"/>
+          <w:sz w:val="28"/>
+          <w:szCs w:val="28"/>
+        </w:rPr>
+        <w:t xml:space="preserve"> </w:t>
+      </w:r>
+      <w:r>
+        <w:rPr>
+          <w:rFonts w:ascii="Times New Roman" w:hAnsi="Times New Roman" w:cs="Times New Roman"/>
+          <w:sz w:val="28"/>
+          <w:szCs w:val="28"/>
+        </w:rPr>
+        <w:t>остаточного ресурса аккумуляторов на основе анализа импедансных характеристик</w:t>
+      </w:r>
+      <w:r>
+        <w:rPr>
+          <w:rFonts w:ascii="Times New Roman" w:hAnsi="Times New Roman" w:cs="Times New Roman"/>
+          <w:sz w:val="28"/>
+          <w:szCs w:val="28"/>
+        </w:rPr>
+        <w:t>.</w:t>
+      </w:r>
+    </w:p>
+    <w:p>
+      <w:pPr>
+        <w:ind w:firstLine="709"/>
+        <w:jc w:val="both"/>
+        <w:rPr>
+          <w:rFonts w:ascii="Times New Roman" w:hAnsi="Times New Roman" w:cs="Times New Roman"/>
+          <w:sz w:val="28"/>
+          <w:szCs w:val="28"/>
+        </w:rPr>
+      </w:pPr>
     </w:p>
     <w:sectPr>
       <w:pgSz w:w="11906" w:h="16838" w:code="9"/>
@@ -10496,6 +14386,119 @@
 <file path=word/numbering.xml><?xml version="1.0" encoding="utf-8"?>
 <w:numbering xmlns:wpc="http://schemas.microsoft.com/office/word/2010/wordprocessingCanvas" xmlns:cx="http://schemas.microsoft.com/office/drawing/2014/chartex" xmlns:cx1="http://schemas.microsoft.com/office/drawing/2015/9/8/chartex" xmlns:cx2="http://schemas.microsoft.com/office/drawing/2015/10/21/chartex" xmlns:cx3="http://schemas.microsoft.com/office/drawing/2016/5/9/chartex" xmlns:cx4="http://schemas.microsoft.com/office/drawing/2016/5/10/chartex" xmlns:cx5="http://schemas.microsoft.com/office/drawing/2016/5/11/chartex" xmlns:cx6="http://schemas.microsoft.com/office/drawing/2016/5/12/chartex" xmlns:cx7="http://schemas.microsoft.com/office/drawing/2016/5/13/chartex" xmlns:cx8="http://schemas.microsoft.com/office/drawing/2016/5/14/chartex" xmlns:mc="http://schemas.openxmlformats.org/markup-compatibility/2006" xmlns:aink="http://schemas.microsoft.com/office/drawing/2016/ink" xmlns:am3d="http://schemas.microsoft.com/office/drawing/2017/model3d" xmlns:o="urn:schemas-microsoft-com:office:office" xmlns:oel="http://schemas.microsoft.com/office/2019/extlst" xmlns:r="http://schemas.openxmlformats.org/officeDocument/2006/relationships" xmlns:m="http://schemas.openxmlformats.org/officeDocument/2006/math" xmlns:v="urn:schemas-microsoft-com:vml" xmlns:wp14="http://schemas.microsoft.com/office/word/2010/wordprocessingDrawing" xmlns:wp="http://schemas.openxmlformats.org/drawingml/2006/wordprocessingDrawing" xmlns:w10="urn:schemas-microsoft-com:office:word" xmlns:w="http://schemas.openxmlformats.org/wordprocessingml/2006/main" xmlns:w14="http://schemas.microsoft.com/office/word/2010/wordml" xmlns:w15="http://schemas.microsoft.com/office/word/2012/wordml" xmlns:w16cex="http://schemas.microsoft.com/office/word/2018/wordml/cex" xmlns:w16cid="http://schemas.microsoft.com/office/word/2016/wordml/cid" xmlns:w16="http://schemas.microsoft.com/office/word/2018/wordml" xmlns:w16du="http://schemas.microsoft.com/office/word/2023/wordml/word16du" xmlns:w16sdtdh="http://schemas.microsoft.com/office/word/2020/wordml/sdtdatahash" xmlns:w16sdtfl="http://schemas.microsoft.com/office/word/2024/wordml/sdtformatlock" xmlns:w16se="http://schemas.microsoft.com/office/word/2015/wordml/symex" xmlns:wpg="http://schemas.microsoft.com/office/word/2010/wordprocessingGroup" xmlns:wpi="http://schemas.microsoft.com/office/word/2010/wordprocessingInk" xmlns:wne="http://schemas.microsoft.com/office/word/2006/wordml" xmlns:wps="http://schemas.microsoft.com/office/word/2010/wordprocessingShape" mc:Ignorable="w14 w15 w16se w16cid w16 w16cex w16sdtdh w16sdtfl w16du wp14">
   <w:abstractNum w:abstractNumId="0" w15:restartNumberingAfterBreak="0">
+    <w:nsid w:val="04EB4F38"/>
+    <w:multiLevelType w:val="hybridMultilevel"/>
+    <w:tmpl w:val="B7E8E2D2"/>
+    <w:lvl w:ilvl="0" w:tplc="04190001">
+      <w:start w:val="1"/>
+      <w:numFmt w:val="bullet"/>
+      <w:lvlText w:val=""/>
+      <w:lvlJc w:val="left"/>
+      <w:pPr>
+        <w:ind w:left="1429" w:hanging="360"/>
+      </w:pPr>
+      <w:rPr>
+        <w:rFonts w:ascii="Symbol" w:hAnsi="Symbol" w:hint="default"/>
+      </w:rPr>
+    </w:lvl>
+    <w:lvl w:ilvl="1" w:tplc="04190003" w:tentative="1">
+      <w:start w:val="1"/>
+      <w:numFmt w:val="bullet"/>
+      <w:lvlText w:val="o"/>
+      <w:lvlJc w:val="left"/>
+      <w:pPr>
+        <w:ind w:left="2149" w:hanging="360"/>
+      </w:pPr>
+      <w:rPr>
+        <w:rFonts w:ascii="Courier New" w:hAnsi="Courier New" w:cs="Courier New" w:hint="default"/>
+      </w:rPr>
+    </w:lvl>
+    <w:lvl w:ilvl="2" w:tplc="04190005" w:tentative="1">
+      <w:start w:val="1"/>
+      <w:numFmt w:val="bullet"/>
+      <w:lvlText w:val=""/>
+      <w:lvlJc w:val="left"/>
+      <w:pPr>
+        <w:ind w:left="2869" w:hanging="360"/>
+      </w:pPr>
+      <w:rPr>
+        <w:rFonts w:ascii="Wingdings" w:hAnsi="Wingdings" w:hint="default"/>
+      </w:rPr>
+    </w:lvl>
+    <w:lvl w:ilvl="3" w:tplc="04190001" w:tentative="1">
+      <w:start w:val="1"/>
+      <w:numFmt w:val="bullet"/>
+      <w:lvlText w:val=""/>
+      <w:lvlJc w:val="left"/>
+      <w:pPr>
+        <w:ind w:left="3589" w:hanging="360"/>
+      </w:pPr>
+      <w:rPr>
+        <w:rFonts w:ascii="Symbol" w:hAnsi="Symbol" w:hint="default"/>
+      </w:rPr>
+    </w:lvl>
+    <w:lvl w:ilvl="4" w:tplc="04190003" w:tentative="1">
+      <w:start w:val="1"/>
+      <w:numFmt w:val="bullet"/>
+      <w:lvlText w:val="o"/>
+      <w:lvlJc w:val="left"/>
+      <w:pPr>
+        <w:ind w:left="4309" w:hanging="360"/>
+      </w:pPr>
+      <w:rPr>
+        <w:rFonts w:ascii="Courier New" w:hAnsi="Courier New" w:cs="Courier New" w:hint="default"/>
+      </w:rPr>
+    </w:lvl>
+    <w:lvl w:ilvl="5" w:tplc="04190005" w:tentative="1">
+      <w:start w:val="1"/>
+      <w:numFmt w:val="bullet"/>
+      <w:lvlText w:val=""/>
+      <w:lvlJc w:val="left"/>
+      <w:pPr>
+        <w:ind w:left="5029" w:hanging="360"/>
+      </w:pPr>
+      <w:rPr>
+        <w:rFonts w:ascii="Wingdings" w:hAnsi="Wingdings" w:hint="default"/>
+      </w:rPr>
+    </w:lvl>
+    <w:lvl w:ilvl="6" w:tplc="04190001" w:tentative="1">
+      <w:start w:val="1"/>
+      <w:numFmt w:val="bullet"/>
+      <w:lvlText w:val=""/>
+      <w:lvlJc w:val="left"/>
+      <w:pPr>
+        <w:ind w:left="5749" w:hanging="360"/>
+      </w:pPr>
+      <w:rPr>
+        <w:rFonts w:ascii="Symbol" w:hAnsi="Symbol" w:hint="default"/>
+      </w:rPr>
+    </w:lvl>
+    <w:lvl w:ilvl="7" w:tplc="04190003" w:tentative="1">
+      <w:start w:val="1"/>
+      <w:numFmt w:val="bullet"/>
+      <w:lvlText w:val="o"/>
+      <w:lvlJc w:val="left"/>
+      <w:pPr>
+        <w:ind w:left="6469" w:hanging="360"/>
+      </w:pPr>
+      <w:rPr>
+        <w:rFonts w:ascii="Courier New" w:hAnsi="Courier New" w:cs="Courier New" w:hint="default"/>
+      </w:rPr>
+    </w:lvl>
+    <w:lvl w:ilvl="8" w:tplc="04190005" w:tentative="1">
+      <w:start w:val="1"/>
+      <w:numFmt w:val="bullet"/>
+      <w:lvlText w:val=""/>
+      <w:lvlJc w:val="left"/>
+      <w:pPr>
+        <w:ind w:left="7189" w:hanging="360"/>
+      </w:pPr>
+      <w:rPr>
+        <w:rFonts w:ascii="Wingdings" w:hAnsi="Wingdings" w:hint="default"/>
+      </w:rPr>
+    </w:lvl>
+  </w:abstractNum>
+  <w:abstractNum w:abstractNumId="1" w15:restartNumberingAfterBreak="0">
     <w:nsid w:val="0C5D6C4B"/>
     <w:multiLevelType w:val="hybridMultilevel"/>
     <w:tmpl w:val="9400670E"/>
@@ -10584,7 +14587,7 @@
       </w:pPr>
     </w:lvl>
   </w:abstractNum>
-  <w:abstractNum w:abstractNumId="1" w15:restartNumberingAfterBreak="0">
+  <w:abstractNum w:abstractNumId="2" w15:restartNumberingAfterBreak="0">
     <w:nsid w:val="136C4798"/>
     <w:multiLevelType w:val="hybridMultilevel"/>
     <w:tmpl w:val="7DDCC152"/>
@@ -10696,7 +14699,7 @@
       </w:rPr>
     </w:lvl>
   </w:abstractNum>
-  <w:abstractNum w:abstractNumId="2" w15:restartNumberingAfterBreak="0">
+  <w:abstractNum w:abstractNumId="3" w15:restartNumberingAfterBreak="0">
     <w:nsid w:val="174C6C3F"/>
     <w:multiLevelType w:val="hybridMultilevel"/>
     <w:tmpl w:val="E2E65012"/>
@@ -10785,7 +14788,7 @@
       </w:pPr>
     </w:lvl>
   </w:abstractNum>
-  <w:abstractNum w:abstractNumId="3" w15:restartNumberingAfterBreak="0">
+  <w:abstractNum w:abstractNumId="4" w15:restartNumberingAfterBreak="0">
     <w:nsid w:val="207C68CD"/>
     <w:multiLevelType w:val="hybridMultilevel"/>
     <w:tmpl w:val="AE269026"/>
@@ -10898,7 +14901,7 @@
       </w:rPr>
     </w:lvl>
   </w:abstractNum>
-  <w:abstractNum w:abstractNumId="4" w15:restartNumberingAfterBreak="0">
+  <w:abstractNum w:abstractNumId="5" w15:restartNumberingAfterBreak="0">
     <w:nsid w:val="21DB0646"/>
     <w:multiLevelType w:val="hybridMultilevel"/>
     <w:tmpl w:val="9F761896"/>
@@ -11011,7 +15014,7 @@
       </w:rPr>
     </w:lvl>
   </w:abstractNum>
-  <w:abstractNum w:abstractNumId="5" w15:restartNumberingAfterBreak="0">
+  <w:abstractNum w:abstractNumId="6" w15:restartNumberingAfterBreak="0">
     <w:nsid w:val="2C7959EE"/>
     <w:multiLevelType w:val="hybridMultilevel"/>
     <w:tmpl w:val="1D6E7FE0"/>
@@ -11100,7 +15103,7 @@
       </w:pPr>
     </w:lvl>
   </w:abstractNum>
-  <w:abstractNum w:abstractNumId="6" w15:restartNumberingAfterBreak="0">
+  <w:abstractNum w:abstractNumId="7" w15:restartNumberingAfterBreak="0">
     <w:nsid w:val="3AA044DB"/>
     <w:multiLevelType w:val="hybridMultilevel"/>
     <w:tmpl w:val="4F34F746"/>
@@ -11213,7 +15216,7 @@
       </w:rPr>
     </w:lvl>
   </w:abstractNum>
-  <w:abstractNum w:abstractNumId="7" w15:restartNumberingAfterBreak="0">
+  <w:abstractNum w:abstractNumId="8" w15:restartNumberingAfterBreak="0">
     <w:nsid w:val="467821B2"/>
     <w:multiLevelType w:val="hybridMultilevel"/>
     <w:tmpl w:val="CC183860"/>
@@ -11326,11 +15329,11 @@
       </w:rPr>
     </w:lvl>
   </w:abstractNum>
-  <w:abstractNum w:abstractNumId="8" w15:restartNumberingAfterBreak="0">
-    <w:nsid w:val="5EE95F11"/>
+  <w:abstractNum w:abstractNumId="9" w15:restartNumberingAfterBreak="0">
+    <w:nsid w:val="555308E7"/>
     <w:multiLevelType w:val="hybridMultilevel"/>
-    <w:tmpl w:val="8EF25E2C"/>
-    <w:lvl w:ilvl="0" w:tplc="18524E42">
+    <w:tmpl w:val="ED9045A2"/>
+    <w:lvl w:ilvl="0" w:tplc="DBDAE392">
       <w:start w:val="1"/>
       <w:numFmt w:val="decimal"/>
       <w:lvlText w:val="%1."/>
@@ -11415,11 +15418,11 @@
       </w:pPr>
     </w:lvl>
   </w:abstractNum>
-  <w:abstractNum w:abstractNumId="9" w15:restartNumberingAfterBreak="0">
-    <w:nsid w:val="6CE8480C"/>
+  <w:abstractNum w:abstractNumId="10" w15:restartNumberingAfterBreak="0">
+    <w:nsid w:val="5EE95F11"/>
     <w:multiLevelType w:val="hybridMultilevel"/>
-    <w:tmpl w:val="7A8A8C32"/>
-    <w:lvl w:ilvl="0" w:tplc="CBDE7CD6">
+    <w:tmpl w:val="8EF25E2C"/>
+    <w:lvl w:ilvl="0" w:tplc="18524E42">
       <w:start w:val="1"/>
       <w:numFmt w:val="decimal"/>
       <w:lvlText w:val="%1."/>
@@ -11504,35 +15507,130 @@
       </w:pPr>
     </w:lvl>
   </w:abstractNum>
+  <w:abstractNum w:abstractNumId="11" w15:restartNumberingAfterBreak="0">
+    <w:nsid w:val="6CE8480C"/>
+    <w:multiLevelType w:val="hybridMultilevel"/>
+    <w:tmpl w:val="7A8A8C32"/>
+    <w:lvl w:ilvl="0" w:tplc="CBDE7CD6">
+      <w:start w:val="1"/>
+      <w:numFmt w:val="decimal"/>
+      <w:lvlText w:val="%1."/>
+      <w:lvlJc w:val="left"/>
+      <w:pPr>
+        <w:ind w:left="1069" w:hanging="360"/>
+      </w:pPr>
+      <w:rPr>
+        <w:rFonts w:hint="default"/>
+      </w:rPr>
+    </w:lvl>
+    <w:lvl w:ilvl="1" w:tplc="04190019" w:tentative="1">
+      <w:start w:val="1"/>
+      <w:numFmt w:val="lowerLetter"/>
+      <w:lvlText w:val="%2."/>
+      <w:lvlJc w:val="left"/>
+      <w:pPr>
+        <w:ind w:left="1789" w:hanging="360"/>
+      </w:pPr>
+    </w:lvl>
+    <w:lvl w:ilvl="2" w:tplc="0419001B" w:tentative="1">
+      <w:start w:val="1"/>
+      <w:numFmt w:val="lowerRoman"/>
+      <w:lvlText w:val="%3."/>
+      <w:lvlJc w:val="right"/>
+      <w:pPr>
+        <w:ind w:left="2509" w:hanging="180"/>
+      </w:pPr>
+    </w:lvl>
+    <w:lvl w:ilvl="3" w:tplc="0419000F" w:tentative="1">
+      <w:start w:val="1"/>
+      <w:numFmt w:val="decimal"/>
+      <w:lvlText w:val="%4."/>
+      <w:lvlJc w:val="left"/>
+      <w:pPr>
+        <w:ind w:left="3229" w:hanging="360"/>
+      </w:pPr>
+    </w:lvl>
+    <w:lvl w:ilvl="4" w:tplc="04190019" w:tentative="1">
+      <w:start w:val="1"/>
+      <w:numFmt w:val="lowerLetter"/>
+      <w:lvlText w:val="%5."/>
+      <w:lvlJc w:val="left"/>
+      <w:pPr>
+        <w:ind w:left="3949" w:hanging="360"/>
+      </w:pPr>
+    </w:lvl>
+    <w:lvl w:ilvl="5" w:tplc="0419001B" w:tentative="1">
+      <w:start w:val="1"/>
+      <w:numFmt w:val="lowerRoman"/>
+      <w:lvlText w:val="%6."/>
+      <w:lvlJc w:val="right"/>
+      <w:pPr>
+        <w:ind w:left="4669" w:hanging="180"/>
+      </w:pPr>
+    </w:lvl>
+    <w:lvl w:ilvl="6" w:tplc="0419000F" w:tentative="1">
+      <w:start w:val="1"/>
+      <w:numFmt w:val="decimal"/>
+      <w:lvlText w:val="%7."/>
+      <w:lvlJc w:val="left"/>
+      <w:pPr>
+        <w:ind w:left="5389" w:hanging="360"/>
+      </w:pPr>
+    </w:lvl>
+    <w:lvl w:ilvl="7" w:tplc="04190019" w:tentative="1">
+      <w:start w:val="1"/>
+      <w:numFmt w:val="lowerLetter"/>
+      <w:lvlText w:val="%8."/>
+      <w:lvlJc w:val="left"/>
+      <w:pPr>
+        <w:ind w:left="6109" w:hanging="360"/>
+      </w:pPr>
+    </w:lvl>
+    <w:lvl w:ilvl="8" w:tplc="0419001B" w:tentative="1">
+      <w:start w:val="1"/>
+      <w:numFmt w:val="lowerRoman"/>
+      <w:lvlText w:val="%9."/>
+      <w:lvlJc w:val="right"/>
+      <w:pPr>
+        <w:ind w:left="6829" w:hanging="180"/>
+      </w:pPr>
+    </w:lvl>
+  </w:abstractNum>
   <w:num w:numId="1" w16cid:durableId="344527566">
+    <w:abstractNumId w:val="2"/>
+  </w:num>
+  <w:num w:numId="2" w16cid:durableId="1817649899">
+    <w:abstractNumId w:val="8"/>
+  </w:num>
+  <w:num w:numId="3" w16cid:durableId="1173373436">
+    <w:abstractNumId w:val="4"/>
+  </w:num>
+  <w:num w:numId="4" w16cid:durableId="266350250">
+    <w:abstractNumId w:val="3"/>
+  </w:num>
+  <w:num w:numId="5" w16cid:durableId="1895386371">
+    <w:abstractNumId w:val="5"/>
+  </w:num>
+  <w:num w:numId="6" w16cid:durableId="1867982396">
+    <w:abstractNumId w:val="10"/>
+  </w:num>
+  <w:num w:numId="7" w16cid:durableId="863178132">
+    <w:abstractNumId w:val="6"/>
+  </w:num>
+  <w:num w:numId="8" w16cid:durableId="290209504">
+    <w:abstractNumId w:val="11"/>
+  </w:num>
+  <w:num w:numId="9" w16cid:durableId="993487525">
     <w:abstractNumId w:val="1"/>
   </w:num>
-  <w:num w:numId="2" w16cid:durableId="1817649899">
+  <w:num w:numId="10" w16cid:durableId="414396103">
     <w:abstractNumId w:val="7"/>
   </w:num>
-  <w:num w:numId="3" w16cid:durableId="1173373436">
-    <w:abstractNumId w:val="3"/>
-  </w:num>
-  <w:num w:numId="4" w16cid:durableId="266350250">
-    <w:abstractNumId w:val="2"/>
-  </w:num>
-  <w:num w:numId="5" w16cid:durableId="1895386371">
-    <w:abstractNumId w:val="4"/>
-  </w:num>
-  <w:num w:numId="6" w16cid:durableId="1867982396">
-    <w:abstractNumId w:val="8"/>
-  </w:num>
-  <w:num w:numId="7" w16cid:durableId="863178132">
-    <w:abstractNumId w:val="5"/>
-  </w:num>
-  <w:num w:numId="8" w16cid:durableId="290209504">
+  <w:num w:numId="11" w16cid:durableId="797648150">
     <w:abstractNumId w:val="9"/>
   </w:num>
-  <w:num w:numId="9" w16cid:durableId="993487525">
+  <w:num w:numId="12" w16cid:durableId="1896814473">
     <w:abstractNumId w:val="0"/>
-  </w:num>
-  <w:num w:numId="10" w16cid:durableId="414396103">
-    <w:abstractNumId w:val="6"/>
   </w:num>
 </w:numbering>
 </file>

--- a/Docs/Дис Борзенков/1. Глава 1/Глава_1.docx
+++ b/Docs/Дис Борзенков/1. Глава 1/Глава_1.docx
@@ -502,7 +502,7 @@
           <v:shape id="_x0000_i1025" type="#_x0000_t75" style="width:95pt;height:18pt" o:ole="">
             <v:imagedata r:id="rId8" o:title=""/>
           </v:shape>
-          <o:OLEObject Type="Embed" ProgID="Equation.DSMT4" ShapeID="_x0000_i1025" DrawAspect="Content" ObjectID="_1834662993" r:id="rId9"/>
+          <o:OLEObject Type="Embed" ProgID="Equation.DSMT4" ShapeID="_x0000_i1025" DrawAspect="Content" ObjectID="_1834732381" r:id="rId9"/>
         </w:object>
       </w:r>
     </w:p>
@@ -985,7 +985,7 @@
           <v:shape id="_x0000_i1026" type="#_x0000_t75" style="width:110pt;height:38pt" o:ole="">
             <v:imagedata r:id="rId10" o:title=""/>
           </v:shape>
-          <o:OLEObject Type="Embed" ProgID="Equation.DSMT4" ShapeID="_x0000_i1026" DrawAspect="Content" ObjectID="_1834662994" r:id="rId11"/>
+          <o:OLEObject Type="Embed" ProgID="Equation.DSMT4" ShapeID="_x0000_i1026" DrawAspect="Content" ObjectID="_1834732382" r:id="rId11"/>
         </w:object>
       </w:r>
     </w:p>
@@ -1231,7 +1231,7 @@
           <v:shape id="_x0000_i1027" type="#_x0000_t75" style="width:89pt;height:18pt" o:ole="">
             <v:imagedata r:id="rId12" o:title=""/>
           </v:shape>
-          <o:OLEObject Type="Embed" ProgID="Equation.DSMT4" ShapeID="_x0000_i1027" DrawAspect="Content" ObjectID="_1834662995" r:id="rId13"/>
+          <o:OLEObject Type="Embed" ProgID="Equation.DSMT4" ShapeID="_x0000_i1027" DrawAspect="Content" ObjectID="_1834732383" r:id="rId13"/>
         </w:object>
       </w:r>
     </w:p>
@@ -1432,7 +1432,7 @@
           <v:shape id="_x0000_i1028" type="#_x0000_t75" style="width:176pt;height:36.5pt" o:ole="">
             <v:imagedata r:id="rId14" o:title=""/>
           </v:shape>
-          <o:OLEObject Type="Embed" ProgID="Equation.DSMT4" ShapeID="_x0000_i1028" DrawAspect="Content" ObjectID="_1834662996" r:id="rId15"/>
+          <o:OLEObject Type="Embed" ProgID="Equation.DSMT4" ShapeID="_x0000_i1028" DrawAspect="Content" ObjectID="_1834732384" r:id="rId15"/>
         </w:object>
       </w:r>
     </w:p>
@@ -1650,7 +1650,7 @@
           <v:shape id="_x0000_i1029" type="#_x0000_t75" style="width:45pt;height:31.5pt" o:ole="">
             <v:imagedata r:id="rId16" o:title=""/>
           </v:shape>
-          <o:OLEObject Type="Embed" ProgID="Equation.DSMT4" ShapeID="_x0000_i1029" DrawAspect="Content" ObjectID="_1834662997" r:id="rId17"/>
+          <o:OLEObject Type="Embed" ProgID="Equation.DSMT4" ShapeID="_x0000_i1029" DrawAspect="Content" ObjectID="_1834732385" r:id="rId17"/>
         </w:object>
       </w:r>
     </w:p>
@@ -1698,7 +1698,7 @@
           <v:shape id="_x0000_i1030" type="#_x0000_t75" style="width:38pt;height:31.5pt" o:ole="">
             <v:imagedata r:id="rId18" o:title=""/>
           </v:shape>
-          <o:OLEObject Type="Embed" ProgID="Equation.DSMT4" ShapeID="_x0000_i1030" DrawAspect="Content" ObjectID="_1834662998" r:id="rId19"/>
+          <o:OLEObject Type="Embed" ProgID="Equation.DSMT4" ShapeID="_x0000_i1030" DrawAspect="Content" ObjectID="_1834732386" r:id="rId19"/>
         </w:object>
       </w:r>
     </w:p>
@@ -1747,7 +1747,7 @@
           <v:shape id="_x0000_i1031" type="#_x0000_t75" style="width:48pt;height:34pt" o:ole="">
             <v:imagedata r:id="rId20" o:title=""/>
           </v:shape>
-          <o:OLEObject Type="Embed" ProgID="Equation.DSMT4" ShapeID="_x0000_i1031" DrawAspect="Content" ObjectID="_1834662999" r:id="rId21"/>
+          <o:OLEObject Type="Embed" ProgID="Equation.DSMT4" ShapeID="_x0000_i1031" DrawAspect="Content" ObjectID="_1834732387" r:id="rId21"/>
         </w:object>
       </w:r>
     </w:p>
@@ -1924,7 +1924,7 @@
           <v:shape id="_x0000_i1032" type="#_x0000_t75" style="width:64pt;height:33pt" o:ole="">
             <v:imagedata r:id="rId22" o:title=""/>
           </v:shape>
-          <o:OLEObject Type="Embed" ProgID="Equation.DSMT4" ShapeID="_x0000_i1032" DrawAspect="Content" ObjectID="_1834663000" r:id="rId23"/>
+          <o:OLEObject Type="Embed" ProgID="Equation.DSMT4" ShapeID="_x0000_i1032" DrawAspect="Content" ObjectID="_1834732388" r:id="rId23"/>
         </w:object>
       </w:r>
     </w:p>
@@ -2081,7 +2081,7 @@
           <v:shape id="_x0000_i1033" type="#_x0000_t75" style="width:70.5pt;height:35pt" o:ole="">
             <v:imagedata r:id="rId24" o:title=""/>
           </v:shape>
-          <o:OLEObject Type="Embed" ProgID="Equation.DSMT4" ShapeID="_x0000_i1033" DrawAspect="Content" ObjectID="_1834663001" r:id="rId25"/>
+          <o:OLEObject Type="Embed" ProgID="Equation.DSMT4" ShapeID="_x0000_i1033" DrawAspect="Content" ObjectID="_1834732389" r:id="rId25"/>
         </w:object>
       </w:r>
     </w:p>
@@ -2268,7 +2268,7 @@
           <v:shape id="_x0000_i1034" type="#_x0000_t75" style="width:104pt;height:34pt" o:ole="">
             <v:imagedata r:id="rId26" o:title=""/>
           </v:shape>
-          <o:OLEObject Type="Embed" ProgID="Equation.DSMT4" ShapeID="_x0000_i1034" DrawAspect="Content" ObjectID="_1834663002" r:id="rId27"/>
+          <o:OLEObject Type="Embed" ProgID="Equation.DSMT4" ShapeID="_x0000_i1034" DrawAspect="Content" ObjectID="_1834732390" r:id="rId27"/>
         </w:object>
       </w:r>
     </w:p>
@@ -2497,7 +2497,7 @@
           <v:shape id="_x0000_i1035" type="#_x0000_t75" style="width:49pt;height:19pt" o:ole="">
             <v:imagedata r:id="rId28" o:title=""/>
           </v:shape>
-          <o:OLEObject Type="Embed" ProgID="Equation.DSMT4" ShapeID="_x0000_i1035" DrawAspect="Content" ObjectID="_1834663003" r:id="rId29"/>
+          <o:OLEObject Type="Embed" ProgID="Equation.DSMT4" ShapeID="_x0000_i1035" DrawAspect="Content" ObjectID="_1834732391" r:id="rId29"/>
         </w:object>
       </w:r>
     </w:p>
@@ -3011,7 +3011,7 @@
           <v:shape id="_x0000_i1036" type="#_x0000_t75" style="width:176pt;height:36.5pt" o:ole="">
             <v:imagedata r:id="rId30" o:title=""/>
           </v:shape>
-          <o:OLEObject Type="Embed" ProgID="Equation.DSMT4" ShapeID="_x0000_i1036" DrawAspect="Content" ObjectID="_1834663004" r:id="rId31"/>
+          <o:OLEObject Type="Embed" ProgID="Equation.DSMT4" ShapeID="_x0000_i1036" DrawAspect="Content" ObjectID="_1834732392" r:id="rId31"/>
         </w:object>
       </w:r>
     </w:p>
@@ -3295,7 +3295,7 @@
           <v:shape id="_x0000_i1037" type="#_x0000_t75" style="width:40.5pt;height:19pt" o:ole="">
             <v:imagedata r:id="rId32" o:title=""/>
           </v:shape>
-          <o:OLEObject Type="Embed" ProgID="Equation.DSMT4" ShapeID="_x0000_i1037" DrawAspect="Content" ObjectID="_1834663005" r:id="rId33"/>
+          <o:OLEObject Type="Embed" ProgID="Equation.DSMT4" ShapeID="_x0000_i1037" DrawAspect="Content" ObjectID="_1834732393" r:id="rId33"/>
         </w:object>
       </w:r>
     </w:p>
@@ -3350,7 +3350,7 @@
           <v:shape id="_x0000_i1038" type="#_x0000_t75" style="width:48pt;height:34pt" o:ole="">
             <v:imagedata r:id="rId34" o:title=""/>
           </v:shape>
-          <o:OLEObject Type="Embed" ProgID="Equation.DSMT4" ShapeID="_x0000_i1038" DrawAspect="Content" ObjectID="_1834663006" r:id="rId35"/>
+          <o:OLEObject Type="Embed" ProgID="Equation.DSMT4" ShapeID="_x0000_i1038" DrawAspect="Content" ObjectID="_1834732394" r:id="rId35"/>
         </w:object>
       </w:r>
     </w:p>
@@ -4052,7 +4052,7 @@
           <v:shape id="_x0000_i1039" type="#_x0000_t75" style="width:64pt;height:33pt" o:ole="">
             <v:imagedata r:id="rId37" o:title=""/>
           </v:shape>
-          <o:OLEObject Type="Embed" ProgID="Equation.DSMT4" ShapeID="_x0000_i1039" DrawAspect="Content" ObjectID="_1834663007" r:id="rId38"/>
+          <o:OLEObject Type="Embed" ProgID="Equation.DSMT4" ShapeID="_x0000_i1039" DrawAspect="Content" ObjectID="_1834732395" r:id="rId38"/>
         </w:object>
       </w:r>
     </w:p>
@@ -4105,7 +4105,7 @@
           <v:shape id="_x0000_i1040" type="#_x0000_t75" style="width:48pt;height:20pt" o:ole="">
             <v:imagedata r:id="rId39" o:title=""/>
           </v:shape>
-          <o:OLEObject Type="Embed" ProgID="Equation.DSMT4" ShapeID="_x0000_i1040" DrawAspect="Content" ObjectID="_1834663008" r:id="rId40"/>
+          <o:OLEObject Type="Embed" ProgID="Equation.DSMT4" ShapeID="_x0000_i1040" DrawAspect="Content" ObjectID="_1834732396" r:id="rId40"/>
         </w:object>
       </w:r>
     </w:p>
@@ -4546,7 +4546,7 @@
           <v:shape id="_x0000_i1041" type="#_x0000_t75" style="width:131pt;height:19pt" o:ole="">
             <v:imagedata r:id="rId42" o:title=""/>
           </v:shape>
-          <o:OLEObject Type="Embed" ProgID="Equation.DSMT4" ShapeID="_x0000_i1041" DrawAspect="Content" ObjectID="_1834663009" r:id="rId43"/>
+          <o:OLEObject Type="Embed" ProgID="Equation.DSMT4" ShapeID="_x0000_i1041" DrawAspect="Content" ObjectID="_1834732397" r:id="rId43"/>
         </w:object>
       </w:r>
     </w:p>
@@ -4762,7 +4762,7 @@
           <v:shape id="_x0000_i1042" type="#_x0000_t75" style="width:49pt;height:19pt" o:ole="">
             <v:imagedata r:id="rId45" o:title=""/>
           </v:shape>
-          <o:OLEObject Type="Embed" ProgID="Equation.DSMT4" ShapeID="_x0000_i1042" DrawAspect="Content" ObjectID="_1834663010" r:id="rId46"/>
+          <o:OLEObject Type="Embed" ProgID="Equation.DSMT4" ShapeID="_x0000_i1042" DrawAspect="Content" ObjectID="_1834732398" r:id="rId46"/>
         </w:object>
       </w:r>
     </w:p>
@@ -5690,7 +5690,7 @@
           <v:shape id="_x0000_i1043" type="#_x0000_t75" style="width:150.5pt;height:14pt" o:ole="">
             <v:imagedata r:id="rId47" o:title=""/>
           </v:shape>
-          <o:OLEObject Type="Embed" ProgID="Equation.DSMT4" ShapeID="_x0000_i1043" DrawAspect="Content" ObjectID="_1834663011" r:id="rId48"/>
+          <o:OLEObject Type="Embed" ProgID="Equation.DSMT4" ShapeID="_x0000_i1043" DrawAspect="Content" ObjectID="_1834732399" r:id="rId48"/>
         </w:object>
       </w:r>
     </w:p>
@@ -5928,7 +5928,7 @@
           <v:shape id="_x0000_i1044" type="#_x0000_t75" style="width:111pt;height:34pt" o:ole="">
             <v:imagedata r:id="rId49" o:title=""/>
           </v:shape>
-          <o:OLEObject Type="Embed" ProgID="Equation.DSMT4" ShapeID="_x0000_i1044" DrawAspect="Content" ObjectID="_1834663012" r:id="rId50"/>
+          <o:OLEObject Type="Embed" ProgID="Equation.DSMT4" ShapeID="_x0000_i1044" DrawAspect="Content" ObjectID="_1834732400" r:id="rId50"/>
         </w:object>
       </w:r>
     </w:p>
@@ -6118,7 +6118,7 @@
           <v:shape id="_x0000_i1045" type="#_x0000_t75" style="width:158pt;height:34pt" o:ole="">
             <v:imagedata r:id="rId51" o:title=""/>
           </v:shape>
-          <o:OLEObject Type="Embed" ProgID="Equation.DSMT4" ShapeID="_x0000_i1045" DrawAspect="Content" ObjectID="_1834663013" r:id="rId52"/>
+          <o:OLEObject Type="Embed" ProgID="Equation.DSMT4" ShapeID="_x0000_i1045" DrawAspect="Content" ObjectID="_1834732401" r:id="rId52"/>
         </w:object>
       </w:r>
     </w:p>
@@ -6590,7 +6590,7 @@
           <v:shape id="_x0000_i1046" type="#_x0000_t75" style="width:106pt;height:34pt" o:ole="">
             <v:imagedata r:id="rId54" o:title=""/>
           </v:shape>
-          <o:OLEObject Type="Embed" ProgID="Equation.DSMT4" ShapeID="_x0000_i1046" DrawAspect="Content" ObjectID="_1834663014" r:id="rId55"/>
+          <o:OLEObject Type="Embed" ProgID="Equation.DSMT4" ShapeID="_x0000_i1046" DrawAspect="Content" ObjectID="_1834732402" r:id="rId55"/>
         </w:object>
       </w:r>
     </w:p>
@@ -6939,7 +6939,7 @@
           <v:shape id="_x0000_i1047" type="#_x0000_t75" style="width:58pt;height:34pt" o:ole="">
             <v:imagedata r:id="rId57" o:title=""/>
           </v:shape>
-          <o:OLEObject Type="Embed" ProgID="Equation.DSMT4" ShapeID="_x0000_i1047" DrawAspect="Content" ObjectID="_1834663015" r:id="rId58"/>
+          <o:OLEObject Type="Embed" ProgID="Equation.DSMT4" ShapeID="_x0000_i1047" DrawAspect="Content" ObjectID="_1834732403" r:id="rId58"/>
         </w:object>
       </w:r>
     </w:p>
@@ -7193,7 +7193,7 @@
           <v:shape id="_x0000_i1048" type="#_x0000_t75" style="width:59pt;height:36.5pt" o:ole="">
             <v:imagedata r:id="rId59" o:title=""/>
           </v:shape>
-          <o:OLEObject Type="Embed" ProgID="Equation.DSMT4" ShapeID="_x0000_i1048" DrawAspect="Content" ObjectID="_1834663016" r:id="rId60"/>
+          <o:OLEObject Type="Embed" ProgID="Equation.DSMT4" ShapeID="_x0000_i1048" DrawAspect="Content" ObjectID="_1834732404" r:id="rId60"/>
         </w:object>
       </w:r>
     </w:p>
@@ -7450,7 +7450,7 @@
           <v:shape id="_x0000_i1049" type="#_x0000_t75" style="width:73pt;height:18pt" o:ole="">
             <v:imagedata r:id="rId61" o:title=""/>
           </v:shape>
-          <o:OLEObject Type="Embed" ProgID="Equation.DSMT4" ShapeID="_x0000_i1049" DrawAspect="Content" ObjectID="_1834663017" r:id="rId62"/>
+          <o:OLEObject Type="Embed" ProgID="Equation.DSMT4" ShapeID="_x0000_i1049" DrawAspect="Content" ObjectID="_1834732405" r:id="rId62"/>
         </w:object>
       </w:r>
     </w:p>
@@ -7505,7 +7505,7 @@
           <v:shape id="_x0000_i1050" type="#_x0000_t75" style="width:100pt;height:18pt" o:ole="">
             <v:imagedata r:id="rId63" o:title=""/>
           </v:shape>
-          <o:OLEObject Type="Embed" ProgID="Equation.DSMT4" ShapeID="_x0000_i1050" DrawAspect="Content" ObjectID="_1834663018" r:id="rId64"/>
+          <o:OLEObject Type="Embed" ProgID="Equation.DSMT4" ShapeID="_x0000_i1050" DrawAspect="Content" ObjectID="_1834732406" r:id="rId64"/>
         </w:object>
       </w:r>
     </w:p>
@@ -7966,7 +7966,7 @@
                 <v:shape id="_x0000_i1051" type="#_x0000_t75" style="width:62pt;height:34pt" o:ole="">
                   <v:imagedata r:id="rId66" o:title=""/>
                 </v:shape>
-                <o:OLEObject Type="Embed" ProgID="Equation.DSMT4" ShapeID="_x0000_i1051" DrawAspect="Content" ObjectID="_1834663019" r:id="rId67"/>
+                <o:OLEObject Type="Embed" ProgID="Equation.DSMT4" ShapeID="_x0000_i1051" DrawAspect="Content" ObjectID="_1834732407" r:id="rId67"/>
               </w:object>
             </w:r>
           </w:p>
@@ -8049,7 +8049,7 @@
                 <v:shape id="_x0000_i1052" type="#_x0000_t75" style="width:70pt;height:34pt" o:ole="">
                   <v:imagedata r:id="rId68" o:title=""/>
                 </v:shape>
-                <o:OLEObject Type="Embed" ProgID="Equation.DSMT4" ShapeID="_x0000_i1052" DrawAspect="Content" ObjectID="_1834663020" r:id="rId69"/>
+                <o:OLEObject Type="Embed" ProgID="Equation.DSMT4" ShapeID="_x0000_i1052" DrawAspect="Content" ObjectID="_1834732408" r:id="rId69"/>
               </w:object>
             </w:r>
           </w:p>
@@ -8132,7 +8132,7 @@
                 <v:shape id="_x0000_i1053" type="#_x0000_t75" style="width:59pt;height:36.5pt" o:ole="">
                   <v:imagedata r:id="rId70" o:title=""/>
                 </v:shape>
-                <o:OLEObject Type="Embed" ProgID="Equation.DSMT4" ShapeID="_x0000_i1053" DrawAspect="Content" ObjectID="_1834663021" r:id="rId71"/>
+                <o:OLEObject Type="Embed" ProgID="Equation.DSMT4" ShapeID="_x0000_i1053" DrawAspect="Content" ObjectID="_1834732409" r:id="rId71"/>
               </w:object>
             </w:r>
           </w:p>
@@ -8215,7 +8215,7 @@
                 <v:shape id="_x0000_i1054" type="#_x0000_t75" style="width:100pt;height:18pt" o:ole="">
                   <v:imagedata r:id="rId72" o:title=""/>
                 </v:shape>
-                <o:OLEObject Type="Embed" ProgID="Equation.DSMT4" ShapeID="_x0000_i1054" DrawAspect="Content" ObjectID="_1834663022" r:id="rId73"/>
+                <o:OLEObject Type="Embed" ProgID="Equation.DSMT4" ShapeID="_x0000_i1054" DrawAspect="Content" ObjectID="_1834732410" r:id="rId73"/>
               </w:object>
             </w:r>
           </w:p>
@@ -8629,7 +8629,7 @@
           <v:shape id="_x0000_i1055" type="#_x0000_t75" style="width:86pt;height:18pt" o:ole="">
             <v:imagedata r:id="rId74" o:title=""/>
           </v:shape>
-          <o:OLEObject Type="Embed" ProgID="Equation.DSMT4" ShapeID="_x0000_i1055" DrawAspect="Content" ObjectID="_1834663023" r:id="rId75"/>
+          <o:OLEObject Type="Embed" ProgID="Equation.DSMT4" ShapeID="_x0000_i1055" DrawAspect="Content" ObjectID="_1834732411" r:id="rId75"/>
         </w:object>
       </w:r>
     </w:p>
@@ -8820,7 +8820,7 @@
           <v:shape id="_x0000_i1056" type="#_x0000_t75" style="width:97pt;height:18pt" o:ole="">
             <v:imagedata r:id="rId76" o:title=""/>
           </v:shape>
-          <o:OLEObject Type="Embed" ProgID="Equation.DSMT4" ShapeID="_x0000_i1056" DrawAspect="Content" ObjectID="_1834663024" r:id="rId77"/>
+          <o:OLEObject Type="Embed" ProgID="Equation.DSMT4" ShapeID="_x0000_i1056" DrawAspect="Content" ObjectID="_1834732412" r:id="rId77"/>
         </w:object>
       </w:r>
     </w:p>
@@ -8917,7 +8917,7 @@
           <v:shape id="_x0000_i1057" type="#_x0000_t75" style="width:68pt;height:33pt" o:ole="">
             <v:imagedata r:id="rId78" o:title=""/>
           </v:shape>
-          <o:OLEObject Type="Embed" ProgID="Equation.DSMT4" ShapeID="_x0000_i1057" DrawAspect="Content" ObjectID="_1834663025" r:id="rId79"/>
+          <o:OLEObject Type="Embed" ProgID="Equation.DSMT4" ShapeID="_x0000_i1057" DrawAspect="Content" ObjectID="_1834732413" r:id="rId79"/>
         </w:object>
       </w:r>
     </w:p>
@@ -9041,7 +9041,7 @@
           <v:shape id="_x0000_i1058" type="#_x0000_t75" style="width:112.5pt;height:18pt" o:ole="">
             <v:imagedata r:id="rId80" o:title=""/>
           </v:shape>
-          <o:OLEObject Type="Embed" ProgID="Equation.DSMT4" ShapeID="_x0000_i1058" DrawAspect="Content" ObjectID="_1834663026" r:id="rId81"/>
+          <o:OLEObject Type="Embed" ProgID="Equation.DSMT4" ShapeID="_x0000_i1058" DrawAspect="Content" ObjectID="_1834732414" r:id="rId81"/>
         </w:object>
       </w:r>
     </w:p>
@@ -9561,7 +9561,7 @@
           <v:shape id="_x0000_i1059" type="#_x0000_t75" style="width:160.5pt;height:35pt" o:ole="">
             <v:imagedata r:id="rId82" o:title=""/>
           </v:shape>
-          <o:OLEObject Type="Embed" ProgID="Equation.DSMT4" ShapeID="_x0000_i1059" DrawAspect="Content" ObjectID="_1834663027" r:id="rId83"/>
+          <o:OLEObject Type="Embed" ProgID="Equation.DSMT4" ShapeID="_x0000_i1059" DrawAspect="Content" ObjectID="_1834732415" r:id="rId83"/>
         </w:object>
       </w:r>
     </w:p>
@@ -9861,7 +9861,7 @@
           <v:shape id="_x0000_i1060" type="#_x0000_t75" style="width:82pt;height:19pt" o:ole="">
             <v:imagedata r:id="rId85" o:title=""/>
           </v:shape>
-          <o:OLEObject Type="Embed" ProgID="Equation.DSMT4" ShapeID="_x0000_i1060" DrawAspect="Content" ObjectID="_1834663028" r:id="rId86"/>
+          <o:OLEObject Type="Embed" ProgID="Equation.DSMT4" ShapeID="_x0000_i1060" DrawAspect="Content" ObjectID="_1834732416" r:id="rId86"/>
         </w:object>
       </w:r>
     </w:p>
@@ -9907,7 +9907,7 @@
           <v:shape id="_x0000_i1061" type="#_x0000_t75" style="width:50.5pt;height:18pt" o:ole="">
             <v:imagedata r:id="rId87" o:title=""/>
           </v:shape>
-          <o:OLEObject Type="Embed" ProgID="Equation.DSMT4" ShapeID="_x0000_i1061" DrawAspect="Content" ObjectID="_1834663029" r:id="rId88"/>
+          <o:OLEObject Type="Embed" ProgID="Equation.DSMT4" ShapeID="_x0000_i1061" DrawAspect="Content" ObjectID="_1834732417" r:id="rId88"/>
         </w:object>
       </w:r>
     </w:p>
@@ -11025,7 +11025,6 @@
           <w:rFonts w:ascii="Times New Roman" w:hAnsi="Times New Roman" w:cs="Times New Roman"/>
           <w:sz w:val="28"/>
           <w:szCs w:val="28"/>
-          <w:lang w:val="en-US"/>
         </w:rPr>
       </w:pPr>
       <w:r>
@@ -11054,20 +11053,18 @@
           <w:rFonts w:ascii="Times New Roman" w:hAnsi="Times New Roman" w:cs="Times New Roman"/>
           <w:sz w:val="28"/>
           <w:szCs w:val="28"/>
-          <w:lang w:val="en-US"/>
-        </w:rPr>
-      </w:pPr>
-    </w:p>
-    <w:p>
-      <w:pPr>
-        <w:pStyle w:val="a7"/>
-        <w:ind w:left="0" w:firstLine="709"/>
-        <w:jc w:val="both"/>
-        <w:rPr>
-          <w:rFonts w:ascii="Times New Roman" w:hAnsi="Times New Roman" w:cs="Times New Roman"/>
-          <w:sz w:val="28"/>
-          <w:szCs w:val="28"/>
-          <w:lang w:val="en-US"/>
+        </w:rPr>
+      </w:pPr>
+    </w:p>
+    <w:p>
+      <w:pPr>
+        <w:pStyle w:val="a7"/>
+        <w:ind w:left="0" w:firstLine="709"/>
+        <w:jc w:val="both"/>
+        <w:rPr>
+          <w:rFonts w:ascii="Times New Roman" w:hAnsi="Times New Roman" w:cs="Times New Roman"/>
+          <w:sz w:val="28"/>
+          <w:szCs w:val="28"/>
         </w:rPr>
       </w:pPr>
     </w:p>
@@ -11152,7 +11149,6 @@
           <w:rFonts w:ascii="Times New Roman" w:hAnsi="Times New Roman" w:cs="Times New Roman"/>
           <w:sz w:val="28"/>
           <w:szCs w:val="28"/>
-          <w:lang w:val="en-US"/>
         </w:rPr>
       </w:pPr>
       <w:r>
@@ -11257,7 +11253,6 @@
           <w:rFonts w:ascii="Times New Roman" w:hAnsi="Times New Roman" w:cs="Times New Roman"/>
           <w:sz w:val="28"/>
           <w:szCs w:val="28"/>
-          <w:lang w:val="en-US"/>
         </w:rPr>
       </w:pPr>
       <w:r>
@@ -11290,10 +11285,10 @@
           <w:lang w:val="en-US"/>
         </w:rPr>
         <w:object w:dxaOrig="1820" w:dyaOrig="360" w14:anchorId="5146530A">
-          <v:shape id="_x0000_i1064" type="#_x0000_t75" style="width:91pt;height:18pt" o:ole="">
+          <v:shape id="_x0000_i1062" type="#_x0000_t75" style="width:91pt;height:18pt" o:ole="">
             <v:imagedata r:id="rId91" o:title=""/>
           </v:shape>
-          <o:OLEObject Type="Embed" ProgID="Equation.DSMT4" ShapeID="_x0000_i1064" DrawAspect="Content" ObjectID="_1834663030" r:id="rId92"/>
+          <o:OLEObject Type="Embed" ProgID="Equation.DSMT4" ShapeID="_x0000_i1062" DrawAspect="Content" ObjectID="_1834732418" r:id="rId92"/>
         </w:object>
       </w:r>
     </w:p>
@@ -11359,15 +11354,7 @@
           <w:sz w:val="28"/>
           <w:szCs w:val="28"/>
         </w:rPr>
-        <w:t xml:space="preserve"> - </w:t>
-      </w:r>
-      <w:r>
-        <w:rPr>
-          <w:rFonts w:ascii="Times New Roman" w:hAnsi="Times New Roman" w:cs="Times New Roman"/>
-          <w:sz w:val="28"/>
-          <w:szCs w:val="28"/>
-        </w:rPr>
-        <w:t>момент достижения предельного состояния батареи (</w:t>
+        <w:t xml:space="preserve"> - момент достижения предельного состояния батареи (</w:t>
       </w:r>
       <w:r>
         <w:rPr>
@@ -11438,7 +11425,6 @@
           <w:rFonts w:ascii="Times New Roman" w:hAnsi="Times New Roman" w:cs="Times New Roman"/>
           <w:sz w:val="28"/>
           <w:szCs w:val="28"/>
-          <w:lang w:val="en-US"/>
         </w:rPr>
       </w:pPr>
       <w:proofErr w:type="spellStart"/>
@@ -11471,119 +11457,40 @@
           <w:rFonts w:ascii="Times New Roman" w:hAnsi="Times New Roman" w:cs="Times New Roman"/>
           <w:sz w:val="28"/>
           <w:szCs w:val="28"/>
-          <w:lang w:val="en-US"/>
-        </w:rPr>
-        <w:t xml:space="preserve"> - </w:t>
-      </w:r>
-      <w:proofErr w:type="spellStart"/>
-      <w:r>
-        <w:rPr>
-          <w:rFonts w:ascii="Times New Roman" w:hAnsi="Times New Roman" w:cs="Times New Roman"/>
-          <w:sz w:val="28"/>
-          <w:szCs w:val="28"/>
-          <w:lang w:val="en-US"/>
-        </w:rPr>
-        <w:t>текущий</w:t>
-      </w:r>
-      <w:proofErr w:type="spellEnd"/>
-      <w:r>
-        <w:rPr>
-          <w:rFonts w:ascii="Times New Roman" w:hAnsi="Times New Roman" w:cs="Times New Roman"/>
-          <w:sz w:val="28"/>
-          <w:szCs w:val="28"/>
-          <w:lang w:val="en-US"/>
-        </w:rPr>
-        <w:t xml:space="preserve"> </w:t>
-      </w:r>
-      <w:proofErr w:type="spellStart"/>
-      <w:r>
-        <w:rPr>
-          <w:rFonts w:ascii="Times New Roman" w:hAnsi="Times New Roman" w:cs="Times New Roman"/>
-          <w:sz w:val="28"/>
-          <w:szCs w:val="28"/>
-          <w:lang w:val="en-US"/>
-        </w:rPr>
-        <w:t>момент</w:t>
-      </w:r>
-      <w:proofErr w:type="spellEnd"/>
-      <w:r>
-        <w:rPr>
-          <w:rFonts w:ascii="Times New Roman" w:hAnsi="Times New Roman" w:cs="Times New Roman"/>
-          <w:sz w:val="28"/>
-          <w:szCs w:val="28"/>
-          <w:lang w:val="en-US"/>
-        </w:rPr>
-        <w:t xml:space="preserve"> </w:t>
-      </w:r>
-      <w:proofErr w:type="spellStart"/>
-      <w:r>
-        <w:rPr>
-          <w:rFonts w:ascii="Times New Roman" w:hAnsi="Times New Roman" w:cs="Times New Roman"/>
-          <w:sz w:val="28"/>
-          <w:szCs w:val="28"/>
-          <w:lang w:val="en-US"/>
-        </w:rPr>
-        <w:t>времени</w:t>
-      </w:r>
-      <w:proofErr w:type="spellEnd"/>
-      <w:r>
-        <w:rPr>
-          <w:rFonts w:ascii="Times New Roman" w:hAnsi="Times New Roman" w:cs="Times New Roman"/>
-          <w:sz w:val="28"/>
-          <w:szCs w:val="28"/>
-          <w:lang w:val="en-US"/>
-        </w:rPr>
-        <w:t>.</w:t>
-      </w:r>
-    </w:p>
-    <w:p>
-      <w:pPr>
-        <w:pStyle w:val="a7"/>
-        <w:ind w:left="0" w:firstLine="709"/>
-        <w:jc w:val="both"/>
-        <w:rPr>
-          <w:rFonts w:ascii="Times New Roman" w:hAnsi="Times New Roman" w:cs="Times New Roman"/>
-          <w:sz w:val="28"/>
-          <w:szCs w:val="28"/>
-          <w:lang w:val="en-US"/>
-        </w:rPr>
-      </w:pPr>
-    </w:p>
-    <w:p>
-      <w:pPr>
-        <w:pStyle w:val="a7"/>
-        <w:ind w:left="0" w:firstLine="709"/>
-        <w:jc w:val="both"/>
-        <w:rPr>
-          <w:rFonts w:ascii="Times New Roman" w:hAnsi="Times New Roman" w:cs="Times New Roman"/>
-          <w:sz w:val="28"/>
-          <w:szCs w:val="28"/>
-          <w:lang w:val="en-US"/>
-        </w:rPr>
-      </w:pPr>
-      <w:r>
-        <w:rPr>
-          <w:rFonts w:ascii="Times New Roman" w:hAnsi="Times New Roman" w:cs="Times New Roman"/>
-          <w:sz w:val="28"/>
-          <w:szCs w:val="28"/>
-        </w:rPr>
-        <w:t>Предельное состояние батареи обычно определяется достижением критического значения</w:t>
-      </w:r>
-      <w:r>
-        <w:rPr>
-          <w:rFonts w:ascii="Times New Roman" w:hAnsi="Times New Roman" w:cs="Times New Roman"/>
-          <w:sz w:val="28"/>
-          <w:szCs w:val="28"/>
-        </w:rPr>
-        <w:t xml:space="preserve"> </w:t>
-      </w:r>
-      <w:r>
-        <w:rPr>
-          <w:rFonts w:ascii="Times New Roman" w:hAnsi="Times New Roman" w:cs="Times New Roman"/>
-          <w:sz w:val="28"/>
-          <w:szCs w:val="28"/>
-        </w:rPr>
-        <w:t>состояния здоровья</w:t>
+        </w:rPr>
+        <w:t xml:space="preserve"> - текущий момент времени.</w:t>
+      </w:r>
+    </w:p>
+    <w:p>
+      <w:pPr>
+        <w:pStyle w:val="a7"/>
+        <w:ind w:left="0" w:firstLine="709"/>
+        <w:jc w:val="both"/>
+        <w:rPr>
+          <w:rFonts w:ascii="Times New Roman" w:hAnsi="Times New Roman" w:cs="Times New Roman"/>
+          <w:sz w:val="28"/>
+          <w:szCs w:val="28"/>
+        </w:rPr>
+      </w:pPr>
+    </w:p>
+    <w:p>
+      <w:pPr>
+        <w:pStyle w:val="a7"/>
+        <w:ind w:left="0" w:firstLine="709"/>
+        <w:jc w:val="both"/>
+        <w:rPr>
+          <w:rFonts w:ascii="Times New Roman" w:hAnsi="Times New Roman" w:cs="Times New Roman"/>
+          <w:sz w:val="28"/>
+          <w:szCs w:val="28"/>
+        </w:rPr>
+      </w:pPr>
+      <w:r>
+        <w:rPr>
+          <w:rFonts w:ascii="Times New Roman" w:hAnsi="Times New Roman" w:cs="Times New Roman"/>
+          <w:sz w:val="28"/>
+          <w:szCs w:val="28"/>
+        </w:rPr>
+        <w:t>Предельное состояние батареи обычно определяется достижением критического значения состояния здоровья</w:t>
       </w:r>
     </w:p>
     <w:p>
@@ -11607,10 +11514,10 @@
           <w:lang w:val="en-US"/>
         </w:rPr>
         <w:object w:dxaOrig="1320" w:dyaOrig="360" w14:anchorId="5BDAB65F">
-          <v:shape id="_x0000_i1068" type="#_x0000_t75" style="width:66pt;height:18pt" o:ole="">
+          <v:shape id="_x0000_i1063" type="#_x0000_t75" style="width:66pt;height:18pt" o:ole="">
             <v:imagedata r:id="rId93" o:title=""/>
           </v:shape>
-          <o:OLEObject Type="Embed" ProgID="Equation.DSMT4" ShapeID="_x0000_i1068" DrawAspect="Content" ObjectID="_1834663031" r:id="rId94"/>
+          <o:OLEObject Type="Embed" ProgID="Equation.DSMT4" ShapeID="_x0000_i1063" DrawAspect="Content" ObjectID="_1834732419" r:id="rId94"/>
         </w:object>
       </w:r>
     </w:p>
@@ -11623,7 +11530,6 @@
           <w:rFonts w:ascii="Times New Roman" w:hAnsi="Times New Roman" w:cs="Times New Roman"/>
           <w:sz w:val="28"/>
           <w:szCs w:val="28"/>
-          <w:lang w:val="en-US"/>
         </w:rPr>
       </w:pPr>
       <w:r>
@@ -11645,7 +11551,6 @@
           <w:rFonts w:ascii="Times New Roman" w:hAnsi="Times New Roman" w:cs="Times New Roman"/>
           <w:sz w:val="28"/>
           <w:szCs w:val="28"/>
-          <w:lang w:val="en-US"/>
         </w:rPr>
       </w:pPr>
     </w:p>
@@ -12005,10 +11910,10 @@
           <w:szCs w:val="28"/>
         </w:rPr>
         <w:object w:dxaOrig="2320" w:dyaOrig="380" w14:anchorId="5303ECDD">
-          <v:shape id="_x0000_i1071" type="#_x0000_t75" style="width:116pt;height:19pt" o:ole="">
+          <v:shape id="_x0000_i1064" type="#_x0000_t75" style="width:116pt;height:19pt" o:ole="">
             <v:imagedata r:id="rId95" o:title=""/>
           </v:shape>
-          <o:OLEObject Type="Embed" ProgID="Equation.DSMT4" ShapeID="_x0000_i1071" DrawAspect="Content" ObjectID="_1834663032" r:id="rId96"/>
+          <o:OLEObject Type="Embed" ProgID="Equation.DSMT4" ShapeID="_x0000_i1064" DrawAspect="Content" ObjectID="_1834732420" r:id="rId96"/>
         </w:object>
       </w:r>
     </w:p>
@@ -12149,7 +12054,6 @@
           <w:sz w:val="28"/>
           <w:szCs w:val="28"/>
           <w:vertAlign w:val="subscript"/>
-          <w:lang w:val="en-US"/>
         </w:rPr>
         <w:t>0</w:t>
       </w:r>
@@ -12158,7 +12062,6 @@
           <w:rFonts w:ascii="Times New Roman" w:hAnsi="Times New Roman" w:cs="Times New Roman"/>
           <w:sz w:val="28"/>
           <w:szCs w:val="28"/>
-          <w:lang w:val="en-US"/>
         </w:rPr>
         <w:t xml:space="preserve"> – </w:t>
       </w:r>
@@ -12489,10 +12392,10 @@
           <w:szCs w:val="28"/>
         </w:rPr>
         <w:object w:dxaOrig="1040" w:dyaOrig="620" w14:anchorId="0CE127D7">
-          <v:shape id="_x0000_i1076" type="#_x0000_t75" style="width:52pt;height:31pt" o:ole="">
+          <v:shape id="_x0000_i1065" type="#_x0000_t75" style="width:52pt;height:31pt" o:ole="">
             <v:imagedata r:id="rId98" o:title=""/>
           </v:shape>
-          <o:OLEObject Type="Embed" ProgID="Equation.DSMT4" ShapeID="_x0000_i1076" DrawAspect="Content" ObjectID="_1834663033" r:id="rId99"/>
+          <o:OLEObject Type="Embed" ProgID="Equation.DSMT4" ShapeID="_x0000_i1065" DrawAspect="Content" ObjectID="_1834732421" r:id="rId99"/>
         </w:object>
       </w:r>
     </w:p>
@@ -12543,7 +12446,6 @@
           <w:rFonts w:ascii="Times New Roman" w:hAnsi="Times New Roman" w:cs="Times New Roman"/>
           <w:sz w:val="28"/>
           <w:szCs w:val="28"/>
-          <w:lang w:val="en-US"/>
         </w:rPr>
         <w:t xml:space="preserve"> – </w:t>
       </w:r>
@@ -13273,10 +13175,10 @@
           <w:szCs w:val="28"/>
         </w:rPr>
         <w:object w:dxaOrig="960" w:dyaOrig="680" w14:anchorId="101496D1">
-          <v:shape id="_x0000_i1081" type="#_x0000_t75" style="width:48pt;height:34pt" o:ole="">
+          <v:shape id="_x0000_i1066" type="#_x0000_t75" style="width:48pt;height:34pt" o:ole="">
             <v:imagedata r:id="rId101" o:title=""/>
           </v:shape>
-          <o:OLEObject Type="Embed" ProgID="Equation.DSMT4" ShapeID="_x0000_i1081" DrawAspect="Content" ObjectID="_1834663034" r:id="rId102"/>
+          <o:OLEObject Type="Embed" ProgID="Equation.DSMT4" ShapeID="_x0000_i1066" DrawAspect="Content" ObjectID="_1834732422" r:id="rId102"/>
         </w:object>
       </w:r>
     </w:p>
@@ -13388,10 +13290,10 @@
           <w:szCs w:val="28"/>
         </w:rPr>
         <w:object w:dxaOrig="780" w:dyaOrig="380" w14:anchorId="71F11A19">
-          <v:shape id="_x0000_i1084" type="#_x0000_t75" style="width:39pt;height:19pt" o:ole="">
+          <v:shape id="_x0000_i1067" type="#_x0000_t75" style="width:39pt;height:19pt" o:ole="">
             <v:imagedata r:id="rId103" o:title=""/>
           </v:shape>
-          <o:OLEObject Type="Embed" ProgID="Equation.DSMT4" ShapeID="_x0000_i1084" DrawAspect="Content" ObjectID="_1834663035" r:id="rId104"/>
+          <o:OLEObject Type="Embed" ProgID="Equation.DSMT4" ShapeID="_x0000_i1067" DrawAspect="Content" ObjectID="_1834732423" r:id="rId104"/>
         </w:object>
       </w:r>
     </w:p>
@@ -13403,7 +13305,6 @@
           <w:rFonts w:ascii="Times New Roman" w:hAnsi="Times New Roman" w:cs="Times New Roman"/>
           <w:sz w:val="28"/>
           <w:szCs w:val="28"/>
-          <w:lang w:val="en-US"/>
         </w:rPr>
       </w:pPr>
       <w:r>
@@ -13423,43 +13324,25 @@
           <w:rFonts w:ascii="Times New Roman" w:hAnsi="Times New Roman" w:cs="Times New Roman"/>
           <w:sz w:val="28"/>
           <w:szCs w:val="28"/>
-          <w:lang w:val="en-US"/>
-        </w:rPr>
-      </w:pPr>
-      <w:r>
-        <w:rPr>
-          <w:rFonts w:ascii="Times New Roman" w:hAnsi="Times New Roman" w:cs="Times New Roman"/>
-          <w:sz w:val="28"/>
-          <w:szCs w:val="28"/>
-        </w:rPr>
-        <w:t>Следовательно, динамика изменения параметров импеданса может использоваться для</w:t>
-      </w:r>
-      <w:r>
-        <w:rPr>
-          <w:rFonts w:ascii="Times New Roman" w:hAnsi="Times New Roman" w:cs="Times New Roman"/>
-          <w:sz w:val="28"/>
-          <w:szCs w:val="28"/>
-        </w:rPr>
-        <w:t xml:space="preserve"> </w:t>
-      </w:r>
-      <w:r>
-        <w:rPr>
-          <w:rFonts w:ascii="Times New Roman" w:hAnsi="Times New Roman" w:cs="Times New Roman"/>
-          <w:sz w:val="28"/>
-          <w:szCs w:val="28"/>
-        </w:rPr>
-        <w:t>прогнозирования остаточного ресурса батареи.</w:t>
-      </w:r>
-    </w:p>
-    <w:p>
-      <w:pPr>
-        <w:ind w:firstLine="709"/>
-        <w:jc w:val="both"/>
-        <w:rPr>
-          <w:rFonts w:ascii="Times New Roman" w:hAnsi="Times New Roman" w:cs="Times New Roman"/>
-          <w:sz w:val="28"/>
-          <w:szCs w:val="28"/>
-          <w:lang w:val="en-US"/>
+        </w:rPr>
+      </w:pPr>
+      <w:r>
+        <w:rPr>
+          <w:rFonts w:ascii="Times New Roman" w:hAnsi="Times New Roman" w:cs="Times New Roman"/>
+          <w:sz w:val="28"/>
+          <w:szCs w:val="28"/>
+        </w:rPr>
+        <w:t>Следовательно, динамика изменения параметров импеданса может использоваться для прогнозирования остаточного ресурса батареи.</w:t>
+      </w:r>
+    </w:p>
+    <w:p>
+      <w:pPr>
+        <w:ind w:firstLine="709"/>
+        <w:jc w:val="both"/>
+        <w:rPr>
+          <w:rFonts w:ascii="Times New Roman" w:hAnsi="Times New Roman" w:cs="Times New Roman"/>
+          <w:sz w:val="28"/>
+          <w:szCs w:val="28"/>
         </w:rPr>
       </w:pPr>
     </w:p>
@@ -14206,7 +14089,6 @@
           <w:rFonts w:ascii="Times New Roman" w:hAnsi="Times New Roman" w:cs="Times New Roman"/>
           <w:sz w:val="28"/>
           <w:szCs w:val="28"/>
-          <w:lang w:val="en-US"/>
         </w:rPr>
       </w:pPr>
       <w:r>
@@ -14216,7 +14098,151 @@
           <w:szCs w:val="28"/>
         </w:rPr>
         <w:lastRenderedPageBreak/>
-        <w:t>Анализ существующих методов прогнозирования ресурса аккумуляторных батарей</w:t>
+        <w:t>Анализ существующих методов прогнозирования ресурса аккумуляторных батарей показывает, что ни один из существующих подходов не обеспечивает одновременно высокой точности, физической интерпретируемости и возможности применения в реальных условиях эксплуатации.</w:t>
+      </w:r>
+    </w:p>
+    <w:p>
+      <w:pPr>
+        <w:ind w:firstLine="709"/>
+        <w:jc w:val="both"/>
+        <w:rPr>
+          <w:rFonts w:ascii="Times New Roman" w:hAnsi="Times New Roman" w:cs="Times New Roman"/>
+          <w:sz w:val="28"/>
+          <w:szCs w:val="28"/>
+        </w:rPr>
+      </w:pPr>
+      <w:r>
+        <w:rPr>
+          <w:rFonts w:ascii="Times New Roman" w:hAnsi="Times New Roman" w:cs="Times New Roman"/>
+          <w:sz w:val="28"/>
+          <w:szCs w:val="28"/>
+        </w:rPr>
+        <w:t>Эмпирические модели обладают низкой универсальностью, физические модели требуют сложной параметризации, а методы машинного обучения требуют больших массивов экспериментальных данных.</w:t>
+      </w:r>
+    </w:p>
+    <w:p>
+      <w:pPr>
+        <w:ind w:firstLine="709"/>
+        <w:jc w:val="both"/>
+        <w:rPr>
+          <w:rFonts w:ascii="Times New Roman" w:hAnsi="Times New Roman" w:cs="Times New Roman"/>
+          <w:sz w:val="28"/>
+          <w:szCs w:val="28"/>
+        </w:rPr>
+      </w:pPr>
+      <w:r>
+        <w:rPr>
+          <w:rFonts w:ascii="Times New Roman" w:hAnsi="Times New Roman" w:cs="Times New Roman"/>
+          <w:sz w:val="28"/>
+          <w:szCs w:val="28"/>
+        </w:rPr>
+        <w:t>В этой связи перспективным направлением является разработка методов прогнозирования остаточного ресурса аккумуляторов на основе анализа импедансных характеристик</w:t>
+      </w:r>
+      <w:r>
+        <w:rPr>
+          <w:rFonts w:ascii="Times New Roman" w:hAnsi="Times New Roman" w:cs="Times New Roman"/>
+          <w:sz w:val="28"/>
+          <w:szCs w:val="28"/>
+        </w:rPr>
+        <w:t>.</w:t>
+      </w:r>
+    </w:p>
+    <w:p>
+      <w:pPr>
+        <w:ind w:firstLine="709"/>
+        <w:jc w:val="both"/>
+        <w:rPr>
+          <w:rFonts w:ascii="Times New Roman" w:hAnsi="Times New Roman" w:cs="Times New Roman"/>
+          <w:sz w:val="28"/>
+          <w:szCs w:val="28"/>
+        </w:rPr>
+      </w:pPr>
+    </w:p>
+    <w:p>
+      <w:pPr>
+        <w:ind w:firstLine="709"/>
+        <w:jc w:val="both"/>
+        <w:rPr>
+          <w:rFonts w:ascii="Times New Roman" w:hAnsi="Times New Roman" w:cs="Times New Roman"/>
+          <w:b/>
+          <w:bCs/>
+          <w:sz w:val="28"/>
+          <w:szCs w:val="28"/>
+        </w:rPr>
+      </w:pPr>
+      <w:r>
+        <w:rPr>
+          <w:rFonts w:ascii="Times New Roman" w:hAnsi="Times New Roman" w:cs="Times New Roman"/>
+          <w:b/>
+          <w:bCs/>
+          <w:sz w:val="28"/>
+          <w:szCs w:val="28"/>
+        </w:rPr>
+        <w:t>1.6 Выявленные научные проблемы и постановка задач исследования</w:t>
+      </w:r>
+    </w:p>
+    <w:p>
+      <w:pPr>
+        <w:ind w:firstLine="709"/>
+        <w:jc w:val="both"/>
+        <w:rPr>
+          <w:rFonts w:ascii="Times New Roman" w:hAnsi="Times New Roman" w:cs="Times New Roman"/>
+          <w:sz w:val="28"/>
+          <w:szCs w:val="28"/>
+        </w:rPr>
+      </w:pPr>
+    </w:p>
+    <w:p>
+      <w:pPr>
+        <w:ind w:firstLine="709"/>
+        <w:jc w:val="both"/>
+        <w:rPr>
+          <w:rFonts w:ascii="Times New Roman" w:hAnsi="Times New Roman" w:cs="Times New Roman"/>
+          <w:b/>
+          <w:bCs/>
+          <w:sz w:val="28"/>
+          <w:szCs w:val="28"/>
+        </w:rPr>
+      </w:pPr>
+      <w:r>
+        <w:rPr>
+          <w:rFonts w:ascii="Times New Roman" w:hAnsi="Times New Roman" w:cs="Times New Roman"/>
+          <w:b/>
+          <w:bCs/>
+          <w:sz w:val="28"/>
+          <w:szCs w:val="28"/>
+        </w:rPr>
+        <w:t>1.6.1 Обобщение результатов анализа современных исследований</w:t>
+      </w:r>
+    </w:p>
+    <w:p>
+      <w:pPr>
+        <w:ind w:firstLine="709"/>
+        <w:jc w:val="both"/>
+        <w:rPr>
+          <w:rFonts w:ascii="Times New Roman" w:hAnsi="Times New Roman" w:cs="Times New Roman"/>
+          <w:sz w:val="28"/>
+          <w:szCs w:val="28"/>
+        </w:rPr>
+      </w:pPr>
+    </w:p>
+    <w:p>
+      <w:pPr>
+        <w:ind w:firstLine="709"/>
+        <w:jc w:val="both"/>
+        <w:rPr>
+          <w:rFonts w:ascii="Times New Roman" w:hAnsi="Times New Roman" w:cs="Times New Roman"/>
+          <w:sz w:val="28"/>
+          <w:szCs w:val="28"/>
+        </w:rPr>
+      </w:pPr>
+      <w:r>
+        <w:rPr>
+          <w:rFonts w:ascii="Times New Roman" w:hAnsi="Times New Roman" w:cs="Times New Roman"/>
+          <w:sz w:val="28"/>
+          <w:szCs w:val="28"/>
+        </w:rPr>
+        <w:t>Проведённый анализ научной литературы и современных методов диагностики</w:t>
       </w:r>
       <w:r>
         <w:rPr>
@@ -14232,7 +14258,7 @@
           <w:sz w:val="28"/>
           <w:szCs w:val="28"/>
         </w:rPr>
-        <w:t>показывает, что ни один из существующих подходов не обеспечивает одновременно высокой</w:t>
+        <w:t>аккумуляторных систем показывает, что проблема оценки технического состояния и</w:t>
       </w:r>
       <w:r>
         <w:rPr>
@@ -14248,7 +14274,7 @@
           <w:sz w:val="28"/>
           <w:szCs w:val="28"/>
         </w:rPr>
-        <w:t>точности, физической интерпретируемости и возможности применения в реальных условиях</w:t>
+        <w:t>прогнозирования остаточного ресурса тяговых аккумуляторных батарей является одной из</w:t>
       </w:r>
       <w:r>
         <w:rPr>
@@ -14264,27 +14290,26 @@
           <w:sz w:val="28"/>
           <w:szCs w:val="28"/>
         </w:rPr>
-        <w:t>эксплуатации.</w:t>
-      </w:r>
-    </w:p>
-    <w:p>
-      <w:pPr>
-        <w:ind w:firstLine="709"/>
-        <w:jc w:val="both"/>
-        <w:rPr>
-          <w:rFonts w:ascii="Times New Roman" w:hAnsi="Times New Roman" w:cs="Times New Roman"/>
-          <w:sz w:val="28"/>
-          <w:szCs w:val="28"/>
-          <w:lang w:val="en-US"/>
-        </w:rPr>
-      </w:pPr>
-      <w:r>
-        <w:rPr>
-          <w:rFonts w:ascii="Times New Roman" w:hAnsi="Times New Roman" w:cs="Times New Roman"/>
-          <w:sz w:val="28"/>
-          <w:szCs w:val="28"/>
-        </w:rPr>
-        <w:t>Эмпирические модели обладают низкой универсальностью, физические модели требуют</w:t>
+        <w:t>ключевых задач в области электрического транспорта и энергетических систем.</w:t>
+      </w:r>
+    </w:p>
+    <w:p>
+      <w:pPr>
+        <w:ind w:firstLine="709"/>
+        <w:jc w:val="both"/>
+        <w:rPr>
+          <w:rFonts w:ascii="Times New Roman" w:hAnsi="Times New Roman" w:cs="Times New Roman"/>
+          <w:sz w:val="28"/>
+          <w:szCs w:val="28"/>
+        </w:rPr>
+      </w:pPr>
+      <w:r>
+        <w:rPr>
+          <w:rFonts w:ascii="Times New Roman" w:hAnsi="Times New Roman" w:cs="Times New Roman"/>
+          <w:sz w:val="28"/>
+          <w:szCs w:val="28"/>
+        </w:rPr>
+        <w:t>Современные исследования аккумуляторных систем охватывают широкий спектр</w:t>
       </w:r>
       <w:r>
         <w:rPr>
@@ -14300,7 +14325,122 @@
           <w:sz w:val="28"/>
           <w:szCs w:val="28"/>
         </w:rPr>
-        <w:t>сложной параметризации, а методы машинного обучения требуют больших массивов</w:t>
+        <w:t>направлений, включая:</w:t>
+      </w:r>
+    </w:p>
+    <w:p>
+      <w:pPr>
+        <w:pStyle w:val="a7"/>
+        <w:numPr>
+          <w:ilvl w:val="0"/>
+          <w:numId w:val="12"/>
+        </w:numPr>
+        <w:ind w:left="0" w:firstLine="709"/>
+        <w:jc w:val="both"/>
+        <w:rPr>
+          <w:rFonts w:ascii="Times New Roman" w:hAnsi="Times New Roman" w:cs="Times New Roman"/>
+          <w:sz w:val="28"/>
+          <w:szCs w:val="28"/>
+        </w:rPr>
+      </w:pPr>
+      <w:r>
+        <w:rPr>
+          <w:rFonts w:ascii="Times New Roman" w:hAnsi="Times New Roman" w:cs="Times New Roman"/>
+          <w:sz w:val="28"/>
+          <w:szCs w:val="28"/>
+        </w:rPr>
+        <w:t>физико-химическое моделирование деградации аккумуляторов;</w:t>
+      </w:r>
+    </w:p>
+    <w:p>
+      <w:pPr>
+        <w:pStyle w:val="a7"/>
+        <w:numPr>
+          <w:ilvl w:val="0"/>
+          <w:numId w:val="12"/>
+        </w:numPr>
+        <w:ind w:left="0" w:firstLine="709"/>
+        <w:jc w:val="both"/>
+        <w:rPr>
+          <w:rFonts w:ascii="Times New Roman" w:hAnsi="Times New Roman" w:cs="Times New Roman"/>
+          <w:sz w:val="28"/>
+          <w:szCs w:val="28"/>
+        </w:rPr>
+      </w:pPr>
+      <w:r>
+        <w:rPr>
+          <w:rFonts w:ascii="Times New Roman" w:hAnsi="Times New Roman" w:cs="Times New Roman"/>
+          <w:sz w:val="28"/>
+          <w:szCs w:val="28"/>
+        </w:rPr>
+        <w:t>разработку алгоритмов диагностики состояния батарей;</w:t>
+      </w:r>
+    </w:p>
+    <w:p>
+      <w:pPr>
+        <w:pStyle w:val="a7"/>
+        <w:numPr>
+          <w:ilvl w:val="0"/>
+          <w:numId w:val="12"/>
+        </w:numPr>
+        <w:ind w:left="0" w:firstLine="709"/>
+        <w:jc w:val="both"/>
+        <w:rPr>
+          <w:rFonts w:ascii="Times New Roman" w:hAnsi="Times New Roman" w:cs="Times New Roman"/>
+          <w:sz w:val="28"/>
+          <w:szCs w:val="28"/>
+        </w:rPr>
+      </w:pPr>
+      <w:r>
+        <w:rPr>
+          <w:rFonts w:ascii="Times New Roman" w:hAnsi="Times New Roman" w:cs="Times New Roman"/>
+          <w:sz w:val="28"/>
+          <w:szCs w:val="28"/>
+        </w:rPr>
+        <w:t>методы прогнозирования остаточного ресурса;</w:t>
+      </w:r>
+    </w:p>
+    <w:p>
+      <w:pPr>
+        <w:pStyle w:val="a7"/>
+        <w:numPr>
+          <w:ilvl w:val="0"/>
+          <w:numId w:val="12"/>
+        </w:numPr>
+        <w:ind w:left="0" w:firstLine="709"/>
+        <w:jc w:val="both"/>
+        <w:rPr>
+          <w:rFonts w:ascii="Times New Roman" w:hAnsi="Times New Roman" w:cs="Times New Roman"/>
+          <w:sz w:val="28"/>
+          <w:szCs w:val="28"/>
+        </w:rPr>
+      </w:pPr>
+      <w:r>
+        <w:rPr>
+          <w:rFonts w:ascii="Times New Roman" w:hAnsi="Times New Roman" w:cs="Times New Roman"/>
+          <w:sz w:val="28"/>
+          <w:szCs w:val="28"/>
+        </w:rPr>
+        <w:t>алгоритмы управления батареями в составе систем BMS.</w:t>
+      </w:r>
+    </w:p>
+    <w:p>
+      <w:pPr>
+        <w:ind w:firstLine="709"/>
+        <w:jc w:val="both"/>
+        <w:rPr>
+          <w:rFonts w:ascii="Times New Roman" w:hAnsi="Times New Roman" w:cs="Times New Roman"/>
+          <w:sz w:val="28"/>
+          <w:szCs w:val="28"/>
+        </w:rPr>
+      </w:pPr>
+      <w:r>
+        <w:rPr>
+          <w:rFonts w:ascii="Times New Roman" w:hAnsi="Times New Roman" w:cs="Times New Roman"/>
+          <w:sz w:val="28"/>
+          <w:szCs w:val="28"/>
+        </w:rPr>
+        <w:t>Фундаментальные основы электрохимического моделирования аккумуляторных систем были</w:t>
       </w:r>
       <w:r>
         <w:rPr>
@@ -14316,26 +14456,79 @@
           <w:sz w:val="28"/>
           <w:szCs w:val="28"/>
         </w:rPr>
-        <w:t>экспериментальных данных.</w:t>
-      </w:r>
-    </w:p>
-    <w:p>
-      <w:pPr>
-        <w:ind w:firstLine="709"/>
-        <w:jc w:val="both"/>
-        <w:rPr>
-          <w:rFonts w:ascii="Times New Roman" w:hAnsi="Times New Roman" w:cs="Times New Roman"/>
-          <w:sz w:val="28"/>
-          <w:szCs w:val="28"/>
-        </w:rPr>
-      </w:pPr>
-      <w:r>
-        <w:rPr>
-          <w:rFonts w:ascii="Times New Roman" w:hAnsi="Times New Roman" w:cs="Times New Roman"/>
-          <w:sz w:val="28"/>
-          <w:szCs w:val="28"/>
-        </w:rPr>
-        <w:t>В этой связи перспективным направлением является разработка методов прогнозирования</w:t>
+        <w:t xml:space="preserve">заложены в работах </w:t>
+      </w:r>
+      <w:proofErr w:type="spellStart"/>
+      <w:r>
+        <w:rPr>
+          <w:rFonts w:ascii="Times New Roman" w:hAnsi="Times New Roman" w:cs="Times New Roman"/>
+          <w:sz w:val="28"/>
+          <w:szCs w:val="28"/>
+        </w:rPr>
+        <w:t>Newman</w:t>
+      </w:r>
+      <w:proofErr w:type="spellEnd"/>
+      <w:r>
+        <w:rPr>
+          <w:rFonts w:ascii="Times New Roman" w:hAnsi="Times New Roman" w:cs="Times New Roman"/>
+          <w:sz w:val="28"/>
+          <w:szCs w:val="28"/>
+        </w:rPr>
+        <w:t xml:space="preserve">, </w:t>
+      </w:r>
+      <w:proofErr w:type="spellStart"/>
+      <w:r>
+        <w:rPr>
+          <w:rFonts w:ascii="Times New Roman" w:hAnsi="Times New Roman" w:cs="Times New Roman"/>
+          <w:sz w:val="28"/>
+          <w:szCs w:val="28"/>
+        </w:rPr>
+        <w:t>Doyle</w:t>
+      </w:r>
+      <w:proofErr w:type="spellEnd"/>
+      <w:r>
+        <w:rPr>
+          <w:rFonts w:ascii="Times New Roman" w:hAnsi="Times New Roman" w:cs="Times New Roman"/>
+          <w:sz w:val="28"/>
+          <w:szCs w:val="28"/>
+        </w:rPr>
+        <w:t xml:space="preserve"> и </w:t>
+      </w:r>
+      <w:proofErr w:type="spellStart"/>
+      <w:r>
+        <w:rPr>
+          <w:rFonts w:ascii="Times New Roman" w:hAnsi="Times New Roman" w:cs="Times New Roman"/>
+          <w:sz w:val="28"/>
+          <w:szCs w:val="28"/>
+        </w:rPr>
+        <w:t>Fuller</w:t>
+      </w:r>
+      <w:proofErr w:type="spellEnd"/>
+      <w:r>
+        <w:rPr>
+          <w:rFonts w:ascii="Times New Roman" w:hAnsi="Times New Roman" w:cs="Times New Roman"/>
+          <w:sz w:val="28"/>
+          <w:szCs w:val="28"/>
+        </w:rPr>
+        <w:t xml:space="preserve">, которые разработали </w:t>
+      </w:r>
+      <w:proofErr w:type="spellStart"/>
+      <w:r>
+        <w:rPr>
+          <w:rFonts w:ascii="Times New Roman" w:hAnsi="Times New Roman" w:cs="Times New Roman"/>
+          <w:sz w:val="28"/>
+          <w:szCs w:val="28"/>
+        </w:rPr>
+        <w:t>псевдодвумерную</w:t>
+      </w:r>
+      <w:proofErr w:type="spellEnd"/>
+      <w:r>
+        <w:rPr>
+          <w:rFonts w:ascii="Times New Roman" w:hAnsi="Times New Roman" w:cs="Times New Roman"/>
+          <w:sz w:val="28"/>
+          <w:szCs w:val="28"/>
+        </w:rPr>
+        <w:t xml:space="preserve"> модель</w:t>
       </w:r>
       <w:r>
         <w:rPr>
@@ -14351,7 +14544,762 @@
           <w:sz w:val="28"/>
           <w:szCs w:val="28"/>
         </w:rPr>
-        <w:t>остаточного ресурса аккумуляторов на основе анализа импедансных характеристик</w:t>
+        <w:t xml:space="preserve">(P2D </w:t>
+      </w:r>
+      <w:proofErr w:type="spellStart"/>
+      <w:r>
+        <w:rPr>
+          <w:rFonts w:ascii="Times New Roman" w:hAnsi="Times New Roman" w:cs="Times New Roman"/>
+          <w:sz w:val="28"/>
+          <w:szCs w:val="28"/>
+        </w:rPr>
+        <w:t>model</w:t>
+      </w:r>
+      <w:proofErr w:type="spellEnd"/>
+      <w:r>
+        <w:rPr>
+          <w:rFonts w:ascii="Times New Roman" w:hAnsi="Times New Roman" w:cs="Times New Roman"/>
+          <w:sz w:val="28"/>
+          <w:szCs w:val="28"/>
+        </w:rPr>
+        <w:t>) литий-ионного аккумулятора. Эта модель описывает процессы переноса заряда,</w:t>
+      </w:r>
+      <w:r>
+        <w:rPr>
+          <w:rFonts w:ascii="Times New Roman" w:hAnsi="Times New Roman" w:cs="Times New Roman"/>
+          <w:sz w:val="28"/>
+          <w:szCs w:val="28"/>
+        </w:rPr>
+        <w:t xml:space="preserve"> </w:t>
+      </w:r>
+      <w:r>
+        <w:rPr>
+          <w:rFonts w:ascii="Times New Roman" w:hAnsi="Times New Roman" w:cs="Times New Roman"/>
+          <w:sz w:val="28"/>
+          <w:szCs w:val="28"/>
+        </w:rPr>
+        <w:t>диффузии ионов и электрохимических реакций в электродных материалах.</w:t>
+      </w:r>
+    </w:p>
+    <w:p>
+      <w:pPr>
+        <w:ind w:firstLine="709"/>
+        <w:jc w:val="both"/>
+        <w:rPr>
+          <w:rFonts w:ascii="Times New Roman" w:hAnsi="Times New Roman" w:cs="Times New Roman"/>
+          <w:sz w:val="28"/>
+          <w:szCs w:val="28"/>
+        </w:rPr>
+      </w:pPr>
+      <w:r>
+        <w:rPr>
+          <w:rFonts w:ascii="Times New Roman" w:hAnsi="Times New Roman" w:cs="Times New Roman"/>
+          <w:sz w:val="28"/>
+          <w:szCs w:val="28"/>
+        </w:rPr>
+        <w:t>Однако применение подобных моделей в инженерных системах управления батареями</w:t>
+      </w:r>
+      <w:r>
+        <w:rPr>
+          <w:rFonts w:ascii="Times New Roman" w:hAnsi="Times New Roman" w:cs="Times New Roman"/>
+          <w:sz w:val="28"/>
+          <w:szCs w:val="28"/>
+        </w:rPr>
+        <w:t xml:space="preserve"> </w:t>
+      </w:r>
+      <w:r>
+        <w:rPr>
+          <w:rFonts w:ascii="Times New Roman" w:hAnsi="Times New Roman" w:cs="Times New Roman"/>
+          <w:sz w:val="28"/>
+          <w:szCs w:val="28"/>
+        </w:rPr>
+        <w:t>затруднено вследствие высокой вычислительной сложности и большого числа параметров.</w:t>
+      </w:r>
+    </w:p>
+    <w:p>
+      <w:pPr>
+        <w:ind w:firstLine="709"/>
+        <w:jc w:val="both"/>
+        <w:rPr>
+          <w:rFonts w:ascii="Times New Roman" w:hAnsi="Times New Roman" w:cs="Times New Roman"/>
+          <w:sz w:val="28"/>
+          <w:szCs w:val="28"/>
+        </w:rPr>
+      </w:pPr>
+      <w:r>
+        <w:rPr>
+          <w:rFonts w:ascii="Times New Roman" w:hAnsi="Times New Roman" w:cs="Times New Roman"/>
+          <w:sz w:val="28"/>
+          <w:szCs w:val="28"/>
+        </w:rPr>
+        <w:lastRenderedPageBreak/>
+        <w:t>С другой стороны, эмпирические методы прогнозирования ресурса аккумуляторов обладают</w:t>
+      </w:r>
+      <w:r>
+        <w:rPr>
+          <w:rFonts w:ascii="Times New Roman" w:hAnsi="Times New Roman" w:cs="Times New Roman"/>
+          <w:sz w:val="28"/>
+          <w:szCs w:val="28"/>
+        </w:rPr>
+        <w:t xml:space="preserve"> </w:t>
+      </w:r>
+      <w:r>
+        <w:rPr>
+          <w:rFonts w:ascii="Times New Roman" w:hAnsi="Times New Roman" w:cs="Times New Roman"/>
+          <w:sz w:val="28"/>
+          <w:szCs w:val="28"/>
+        </w:rPr>
+        <w:t>низкой универсальностью и требуют большого количества экспериментальных данных.</w:t>
+      </w:r>
+    </w:p>
+    <w:p>
+      <w:pPr>
+        <w:ind w:firstLine="709"/>
+        <w:jc w:val="both"/>
+        <w:rPr>
+          <w:rFonts w:ascii="Times New Roman" w:hAnsi="Times New Roman" w:cs="Times New Roman"/>
+          <w:sz w:val="28"/>
+          <w:szCs w:val="28"/>
+        </w:rPr>
+      </w:pPr>
+      <w:r>
+        <w:rPr>
+          <w:rFonts w:ascii="Times New Roman" w:hAnsi="Times New Roman" w:cs="Times New Roman"/>
+          <w:sz w:val="28"/>
+          <w:szCs w:val="28"/>
+        </w:rPr>
+        <w:t>Таким образом, возникает противоречие между:</w:t>
+      </w:r>
+    </w:p>
+    <w:p>
+      <w:pPr>
+        <w:pStyle w:val="a7"/>
+        <w:numPr>
+          <w:ilvl w:val="0"/>
+          <w:numId w:val="13"/>
+        </w:numPr>
+        <w:ind w:left="0" w:firstLine="709"/>
+        <w:jc w:val="both"/>
+        <w:rPr>
+          <w:rFonts w:ascii="Times New Roman" w:hAnsi="Times New Roman" w:cs="Times New Roman"/>
+          <w:sz w:val="28"/>
+          <w:szCs w:val="28"/>
+        </w:rPr>
+      </w:pPr>
+      <w:r>
+        <w:rPr>
+          <w:rFonts w:ascii="Times New Roman" w:hAnsi="Times New Roman" w:cs="Times New Roman"/>
+          <w:sz w:val="28"/>
+          <w:szCs w:val="28"/>
+        </w:rPr>
+        <w:t>высокой точностью физико-химических моделей</w:t>
+      </w:r>
+      <w:r>
+        <w:rPr>
+          <w:rFonts w:ascii="Times New Roman" w:hAnsi="Times New Roman" w:cs="Times New Roman"/>
+          <w:sz w:val="28"/>
+          <w:szCs w:val="28"/>
+        </w:rPr>
+        <w:t>;</w:t>
+      </w:r>
+    </w:p>
+    <w:p>
+      <w:pPr>
+        <w:pStyle w:val="a7"/>
+        <w:numPr>
+          <w:ilvl w:val="0"/>
+          <w:numId w:val="13"/>
+        </w:numPr>
+        <w:ind w:left="0" w:firstLine="709"/>
+        <w:jc w:val="both"/>
+        <w:rPr>
+          <w:rFonts w:ascii="Times New Roman" w:hAnsi="Times New Roman" w:cs="Times New Roman"/>
+          <w:sz w:val="28"/>
+          <w:szCs w:val="28"/>
+        </w:rPr>
+      </w:pPr>
+      <w:r>
+        <w:rPr>
+          <w:rFonts w:ascii="Times New Roman" w:hAnsi="Times New Roman" w:cs="Times New Roman"/>
+          <w:sz w:val="28"/>
+          <w:szCs w:val="28"/>
+        </w:rPr>
+        <w:t>и их низкой применимостью в реальных системах диагностики.</w:t>
+      </w:r>
+    </w:p>
+    <w:p>
+      <w:pPr>
+        <w:ind w:firstLine="709"/>
+        <w:jc w:val="both"/>
+        <w:rPr>
+          <w:rFonts w:ascii="Times New Roman" w:hAnsi="Times New Roman" w:cs="Times New Roman"/>
+          <w:sz w:val="28"/>
+          <w:szCs w:val="28"/>
+        </w:rPr>
+      </w:pPr>
+    </w:p>
+    <w:p>
+      <w:pPr>
+        <w:ind w:firstLine="709"/>
+        <w:jc w:val="both"/>
+        <w:rPr>
+          <w:rFonts w:ascii="Times New Roman" w:hAnsi="Times New Roman" w:cs="Times New Roman"/>
+          <w:b/>
+          <w:bCs/>
+          <w:sz w:val="28"/>
+          <w:szCs w:val="28"/>
+        </w:rPr>
+      </w:pPr>
+      <w:r>
+        <w:rPr>
+          <w:rFonts w:ascii="Times New Roman" w:hAnsi="Times New Roman" w:cs="Times New Roman"/>
+          <w:b/>
+          <w:bCs/>
+          <w:sz w:val="28"/>
+          <w:szCs w:val="28"/>
+        </w:rPr>
+        <w:t>1.6.2 Ограничения существующих методов диагностики</w:t>
+      </w:r>
+    </w:p>
+    <w:p>
+      <w:pPr>
+        <w:ind w:firstLine="709"/>
+        <w:jc w:val="both"/>
+        <w:rPr>
+          <w:rFonts w:ascii="Times New Roman" w:hAnsi="Times New Roman" w:cs="Times New Roman"/>
+          <w:sz w:val="28"/>
+          <w:szCs w:val="28"/>
+        </w:rPr>
+      </w:pPr>
+    </w:p>
+    <w:p>
+      <w:pPr>
+        <w:ind w:firstLine="709"/>
+        <w:jc w:val="both"/>
+        <w:rPr>
+          <w:rFonts w:ascii="Times New Roman" w:hAnsi="Times New Roman" w:cs="Times New Roman"/>
+          <w:sz w:val="28"/>
+          <w:szCs w:val="28"/>
+        </w:rPr>
+      </w:pPr>
+      <w:r>
+        <w:rPr>
+          <w:rFonts w:ascii="Times New Roman" w:hAnsi="Times New Roman" w:cs="Times New Roman"/>
+          <w:sz w:val="28"/>
+          <w:szCs w:val="28"/>
+        </w:rPr>
+        <w:t>Анализ существующих методов диагностики аккумуляторных батарей позволяет выделить</w:t>
+      </w:r>
+      <w:r>
+        <w:rPr>
+          <w:rFonts w:ascii="Times New Roman" w:hAnsi="Times New Roman" w:cs="Times New Roman"/>
+          <w:sz w:val="28"/>
+          <w:szCs w:val="28"/>
+        </w:rPr>
+        <w:t xml:space="preserve"> </w:t>
+      </w:r>
+      <w:r>
+        <w:rPr>
+          <w:rFonts w:ascii="Times New Roman" w:hAnsi="Times New Roman" w:cs="Times New Roman"/>
+          <w:sz w:val="28"/>
+          <w:szCs w:val="28"/>
+        </w:rPr>
+        <w:t>несколько ключевых ограничений.</w:t>
+      </w:r>
+    </w:p>
+    <w:p>
+      <w:pPr>
+        <w:ind w:firstLine="709"/>
+        <w:jc w:val="both"/>
+        <w:rPr>
+          <w:rFonts w:ascii="Times New Roman" w:hAnsi="Times New Roman" w:cs="Times New Roman"/>
+          <w:sz w:val="28"/>
+          <w:szCs w:val="28"/>
+        </w:rPr>
+      </w:pPr>
+    </w:p>
+    <w:p>
+      <w:pPr>
+        <w:ind w:firstLine="709"/>
+        <w:jc w:val="both"/>
+        <w:rPr>
+          <w:rFonts w:ascii="Times New Roman" w:hAnsi="Times New Roman" w:cs="Times New Roman"/>
+          <w:b/>
+          <w:bCs/>
+          <w:sz w:val="28"/>
+          <w:szCs w:val="28"/>
+        </w:rPr>
+      </w:pPr>
+      <w:r>
+        <w:rPr>
+          <w:rFonts w:ascii="Times New Roman" w:hAnsi="Times New Roman" w:cs="Times New Roman"/>
+          <w:b/>
+          <w:bCs/>
+          <w:sz w:val="28"/>
+          <w:szCs w:val="28"/>
+        </w:rPr>
+        <w:t xml:space="preserve">1 </w:t>
+      </w:r>
+      <w:r>
+        <w:rPr>
+          <w:rFonts w:ascii="Times New Roman" w:hAnsi="Times New Roman" w:cs="Times New Roman"/>
+          <w:b/>
+          <w:bCs/>
+          <w:sz w:val="28"/>
+          <w:szCs w:val="28"/>
+          <w:highlight w:val="yellow"/>
+        </w:rPr>
+        <w:t>Ограниченность методов напряжения и тока</w:t>
+      </w:r>
+    </w:p>
+    <w:p>
+      <w:pPr>
+        <w:ind w:firstLine="709"/>
+        <w:jc w:val="both"/>
+        <w:rPr>
+          <w:rFonts w:ascii="Times New Roman" w:hAnsi="Times New Roman" w:cs="Times New Roman"/>
+          <w:sz w:val="28"/>
+          <w:szCs w:val="28"/>
+        </w:rPr>
+      </w:pPr>
+    </w:p>
+    <w:p>
+      <w:pPr>
+        <w:ind w:firstLine="709"/>
+        <w:jc w:val="both"/>
+        <w:rPr>
+          <w:rFonts w:ascii="Times New Roman" w:hAnsi="Times New Roman" w:cs="Times New Roman"/>
+          <w:sz w:val="28"/>
+          <w:szCs w:val="28"/>
+        </w:rPr>
+      </w:pPr>
+      <w:r>
+        <w:rPr>
+          <w:rFonts w:ascii="Times New Roman" w:hAnsi="Times New Roman" w:cs="Times New Roman"/>
+          <w:sz w:val="28"/>
+          <w:szCs w:val="28"/>
+        </w:rPr>
+        <w:t>Большинство систем диагностики аккумуляторов основано на анализе параметров</w:t>
+      </w:r>
+      <w:r>
+        <w:rPr>
+          <w:rFonts w:ascii="Times New Roman" w:hAnsi="Times New Roman" w:cs="Times New Roman"/>
+          <w:sz w:val="28"/>
+          <w:szCs w:val="28"/>
+        </w:rPr>
+        <w:t xml:space="preserve"> </w:t>
+      </w:r>
+      <w:r>
+        <w:rPr>
+          <w:rFonts w:ascii="Times New Roman" w:hAnsi="Times New Roman" w:cs="Times New Roman"/>
+          <w:sz w:val="28"/>
+          <w:szCs w:val="28"/>
+        </w:rPr>
+        <w:t>напряжения и тока. Однако такие методы позволяют оценивать только интегральные</w:t>
+      </w:r>
+      <w:r>
+        <w:rPr>
+          <w:rFonts w:ascii="Times New Roman" w:hAnsi="Times New Roman" w:cs="Times New Roman"/>
+          <w:sz w:val="28"/>
+          <w:szCs w:val="28"/>
+        </w:rPr>
+        <w:t xml:space="preserve"> </w:t>
+      </w:r>
+      <w:r>
+        <w:rPr>
+          <w:rFonts w:ascii="Times New Roman" w:hAnsi="Times New Roman" w:cs="Times New Roman"/>
+          <w:sz w:val="28"/>
+          <w:szCs w:val="28"/>
+        </w:rPr>
+        <w:t>характеристики системы и не отражают внутренних электрохимических процессов.</w:t>
+      </w:r>
+    </w:p>
+    <w:p>
+      <w:pPr>
+        <w:ind w:firstLine="709"/>
+        <w:jc w:val="both"/>
+        <w:rPr>
+          <w:rFonts w:ascii="Times New Roman" w:hAnsi="Times New Roman" w:cs="Times New Roman"/>
+          <w:sz w:val="28"/>
+          <w:szCs w:val="28"/>
+        </w:rPr>
+      </w:pPr>
+      <w:r>
+        <w:rPr>
+          <w:rFonts w:ascii="Times New Roman" w:hAnsi="Times New Roman" w:cs="Times New Roman"/>
+          <w:sz w:val="28"/>
+          <w:szCs w:val="28"/>
+        </w:rPr>
+        <w:t>Например, состояние заряда аккумулятора определяется выражением</w:t>
+      </w:r>
+      <w:r>
+        <w:rPr>
+          <w:rFonts w:ascii="Times New Roman" w:hAnsi="Times New Roman" w:cs="Times New Roman"/>
+          <w:sz w:val="28"/>
+          <w:szCs w:val="28"/>
+        </w:rPr>
+        <w:t>:</w:t>
+      </w:r>
+    </w:p>
+    <w:p>
+      <w:pPr>
+        <w:ind w:firstLine="709"/>
+        <w:jc w:val="both"/>
+        <w:rPr>
+          <w:rFonts w:ascii="Times New Roman" w:hAnsi="Times New Roman" w:cs="Times New Roman"/>
+          <w:sz w:val="28"/>
+          <w:szCs w:val="28"/>
+          <w:lang w:val="en-US"/>
+        </w:rPr>
+      </w:pPr>
+      <w:r>
+        <w:rPr>
+          <w:rFonts w:ascii="Times New Roman" w:hAnsi="Times New Roman" w:cs="Times New Roman"/>
+          <w:position w:val="-30"/>
+          <w:sz w:val="28"/>
+          <w:szCs w:val="28"/>
+        </w:rPr>
+        <w:object w:dxaOrig="3240" w:dyaOrig="680" w14:anchorId="726CAF3D">
+          <v:shape id="_x0000_i1070" type="#_x0000_t75" style="width:162pt;height:34pt" o:ole="">
+            <v:imagedata r:id="rId106" o:title=""/>
+          </v:shape>
+          <o:OLEObject Type="Embed" ProgID="Equation.DSMT4" ShapeID="_x0000_i1070" DrawAspect="Content" ObjectID="_1834732424" r:id="rId107"/>
+        </w:object>
+      </w:r>
+    </w:p>
+    <w:p>
+      <w:pPr>
+        <w:ind w:firstLine="709"/>
+        <w:jc w:val="both"/>
+        <w:rPr>
+          <w:rFonts w:ascii="Times New Roman" w:hAnsi="Times New Roman" w:cs="Times New Roman"/>
+          <w:sz w:val="28"/>
+          <w:szCs w:val="28"/>
+        </w:rPr>
+      </w:pPr>
+      <w:r>
+        <w:rPr>
+          <w:rFonts w:ascii="Times New Roman" w:hAnsi="Times New Roman" w:cs="Times New Roman"/>
+          <w:sz w:val="28"/>
+          <w:szCs w:val="28"/>
+        </w:rPr>
+        <w:t>, где</w:t>
+      </w:r>
+    </w:p>
+    <w:p>
+      <w:pPr>
+        <w:ind w:firstLine="709"/>
+        <w:jc w:val="both"/>
+        <w:rPr>
+          <w:rFonts w:ascii="Times New Roman" w:hAnsi="Times New Roman" w:cs="Times New Roman"/>
+          <w:sz w:val="28"/>
+          <w:szCs w:val="28"/>
+        </w:rPr>
+      </w:pPr>
+      <w:r>
+        <w:rPr>
+          <w:rFonts w:ascii="Times New Roman" w:hAnsi="Times New Roman" w:cs="Times New Roman"/>
+          <w:i/>
+          <w:iCs/>
+          <w:sz w:val="28"/>
+          <w:szCs w:val="28"/>
+          <w:lang w:val="en-US"/>
+        </w:rPr>
+        <w:t>I</w:t>
+      </w:r>
+      <w:r>
+        <w:rPr>
+          <w:rFonts w:ascii="Times New Roman" w:hAnsi="Times New Roman" w:cs="Times New Roman"/>
+          <w:i/>
+          <w:iCs/>
+          <w:sz w:val="28"/>
+          <w:szCs w:val="28"/>
+        </w:rPr>
+        <w:t>(</w:t>
+      </w:r>
+      <w:r>
+        <w:rPr>
+          <w:rFonts w:ascii="Times New Roman" w:hAnsi="Times New Roman" w:cs="Times New Roman"/>
+          <w:i/>
+          <w:iCs/>
+          <w:sz w:val="28"/>
+          <w:szCs w:val="28"/>
+          <w:lang w:val="en-US"/>
+        </w:rPr>
+        <w:t>t</w:t>
+      </w:r>
+      <w:r>
+        <w:rPr>
+          <w:rFonts w:ascii="Times New Roman" w:hAnsi="Times New Roman" w:cs="Times New Roman"/>
+          <w:i/>
+          <w:iCs/>
+          <w:sz w:val="28"/>
+          <w:szCs w:val="28"/>
+        </w:rPr>
+        <w:t>)</w:t>
+      </w:r>
+      <w:r>
+        <w:rPr>
+          <w:rFonts w:ascii="Times New Roman" w:hAnsi="Times New Roman" w:cs="Times New Roman"/>
+          <w:sz w:val="28"/>
+          <w:szCs w:val="28"/>
+        </w:rPr>
+        <w:t xml:space="preserve"> – </w:t>
+      </w:r>
+      <w:r>
+        <w:rPr>
+          <w:rFonts w:ascii="Times New Roman" w:hAnsi="Times New Roman" w:cs="Times New Roman"/>
+          <w:sz w:val="28"/>
+          <w:szCs w:val="28"/>
+          <w:highlight w:val="yellow"/>
+        </w:rPr>
+        <w:t>зарядный/разрядный</w:t>
+      </w:r>
+      <w:r>
+        <w:rPr>
+          <w:rFonts w:ascii="Times New Roman" w:hAnsi="Times New Roman" w:cs="Times New Roman"/>
+          <w:sz w:val="28"/>
+          <w:szCs w:val="28"/>
+        </w:rPr>
+        <w:t xml:space="preserve"> ток батареи.</w:t>
+      </w:r>
+    </w:p>
+    <w:p>
+      <w:pPr>
+        <w:ind w:firstLine="709"/>
+        <w:jc w:val="both"/>
+        <w:rPr>
+          <w:rFonts w:ascii="Times New Roman" w:hAnsi="Times New Roman" w:cs="Times New Roman"/>
+          <w:sz w:val="28"/>
+          <w:szCs w:val="28"/>
+        </w:rPr>
+      </w:pPr>
+      <w:r>
+        <w:rPr>
+          <w:rFonts w:ascii="Times New Roman" w:hAnsi="Times New Roman" w:cs="Times New Roman"/>
+          <w:sz w:val="28"/>
+          <w:szCs w:val="28"/>
+        </w:rPr>
+        <w:t>Этот метод не учитывает процессы деградации аккумулятора и не позволяет оценивать его</w:t>
+      </w:r>
+      <w:r>
+        <w:rPr>
+          <w:rFonts w:ascii="Times New Roman" w:hAnsi="Times New Roman" w:cs="Times New Roman"/>
+          <w:sz w:val="28"/>
+          <w:szCs w:val="28"/>
+        </w:rPr>
+        <w:t xml:space="preserve"> </w:t>
+      </w:r>
+      <w:r>
+        <w:rPr>
+          <w:rFonts w:ascii="Times New Roman" w:hAnsi="Times New Roman" w:cs="Times New Roman"/>
+          <w:sz w:val="28"/>
+          <w:szCs w:val="28"/>
+        </w:rPr>
+        <w:t>остаточный ресурс.</w:t>
+      </w:r>
+    </w:p>
+    <w:p>
+      <w:pPr>
+        <w:ind w:firstLine="709"/>
+        <w:jc w:val="both"/>
+        <w:rPr>
+          <w:rFonts w:ascii="Times New Roman" w:hAnsi="Times New Roman" w:cs="Times New Roman"/>
+          <w:sz w:val="28"/>
+          <w:szCs w:val="28"/>
+        </w:rPr>
+      </w:pPr>
+    </w:p>
+    <w:p>
+      <w:pPr>
+        <w:ind w:firstLine="709"/>
+        <w:jc w:val="both"/>
+        <w:rPr>
+          <w:rFonts w:ascii="Times New Roman" w:hAnsi="Times New Roman" w:cs="Times New Roman"/>
+          <w:b/>
+          <w:bCs/>
+          <w:sz w:val="28"/>
+          <w:szCs w:val="28"/>
+        </w:rPr>
+      </w:pPr>
+      <w:r>
+        <w:rPr>
+          <w:rFonts w:ascii="Times New Roman" w:hAnsi="Times New Roman" w:cs="Times New Roman"/>
+          <w:b/>
+          <w:bCs/>
+          <w:sz w:val="28"/>
+          <w:szCs w:val="28"/>
+        </w:rPr>
+        <w:t>2 Ограничение эмпирических моделей деградации</w:t>
+      </w:r>
+    </w:p>
+    <w:p>
+      <w:pPr>
+        <w:ind w:firstLine="709"/>
+        <w:jc w:val="both"/>
+        <w:rPr>
+          <w:rFonts w:ascii="Times New Roman" w:hAnsi="Times New Roman" w:cs="Times New Roman"/>
+          <w:sz w:val="28"/>
+          <w:szCs w:val="28"/>
+        </w:rPr>
+      </w:pPr>
+    </w:p>
+    <w:p>
+      <w:pPr>
+        <w:ind w:firstLine="709"/>
+        <w:jc w:val="both"/>
+        <w:rPr>
+          <w:rFonts w:ascii="Times New Roman" w:hAnsi="Times New Roman" w:cs="Times New Roman"/>
+          <w:sz w:val="28"/>
+          <w:szCs w:val="28"/>
+        </w:rPr>
+      </w:pPr>
+      <w:r>
+        <w:rPr>
+          <w:rFonts w:ascii="Times New Roman" w:hAnsi="Times New Roman" w:cs="Times New Roman"/>
+          <w:sz w:val="28"/>
+          <w:szCs w:val="28"/>
+        </w:rPr>
+        <w:t>Эмпирические модели деградации аккумуляторов обычно представляются в виде</w:t>
+      </w:r>
+    </w:p>
+    <w:p>
+      <w:pPr>
+        <w:ind w:firstLine="709"/>
+        <w:jc w:val="both"/>
+        <w:rPr>
+          <w:rFonts w:ascii="Times New Roman" w:hAnsi="Times New Roman" w:cs="Times New Roman"/>
+          <w:sz w:val="28"/>
+          <w:szCs w:val="28"/>
+        </w:rPr>
+      </w:pPr>
+      <w:r>
+        <w:rPr>
+          <w:rFonts w:ascii="Times New Roman" w:hAnsi="Times New Roman" w:cs="Times New Roman"/>
+          <w:sz w:val="28"/>
+          <w:szCs w:val="28"/>
+        </w:rPr>
+        <w:t>аппроксимации экспериментальных данных.</w:t>
+      </w:r>
+    </w:p>
+    <w:p>
+      <w:pPr>
+        <w:ind w:firstLine="709"/>
+        <w:jc w:val="both"/>
+        <w:rPr>
+          <w:rFonts w:ascii="Times New Roman" w:hAnsi="Times New Roman" w:cs="Times New Roman"/>
+          <w:sz w:val="28"/>
+          <w:szCs w:val="28"/>
+        </w:rPr>
+      </w:pPr>
+      <w:r>
+        <w:rPr>
+          <w:rFonts w:ascii="Times New Roman" w:hAnsi="Times New Roman" w:cs="Times New Roman"/>
+          <w:sz w:val="28"/>
+          <w:szCs w:val="28"/>
+        </w:rPr>
+        <w:t>Типичная форма такой модели имеет вид</w:t>
+      </w:r>
+      <w:r>
+        <w:rPr>
+          <w:rFonts w:ascii="Times New Roman" w:hAnsi="Times New Roman" w:cs="Times New Roman"/>
+          <w:sz w:val="28"/>
+          <w:szCs w:val="28"/>
+        </w:rPr>
+        <w:t>:</w:t>
+      </w:r>
+    </w:p>
+    <w:p>
+      <w:pPr>
+        <w:ind w:firstLine="709"/>
+        <w:jc w:val="both"/>
+        <w:rPr>
+          <w:rFonts w:ascii="Times New Roman" w:hAnsi="Times New Roman" w:cs="Times New Roman"/>
+          <w:sz w:val="28"/>
+          <w:szCs w:val="28"/>
+          <w:lang w:val="en-US"/>
+        </w:rPr>
+      </w:pPr>
+      <w:r>
+        <w:rPr>
+          <w:rFonts w:ascii="Times New Roman" w:hAnsi="Times New Roman" w:cs="Times New Roman"/>
+          <w:position w:val="-12"/>
+          <w:sz w:val="28"/>
+          <w:szCs w:val="28"/>
+        </w:rPr>
+        <w:object w:dxaOrig="2360" w:dyaOrig="380" w14:anchorId="7AC6B53A">
+          <v:shape id="_x0000_i1073" type="#_x0000_t75" style="width:118pt;height:19pt" o:ole="">
+            <v:imagedata r:id="rId108" o:title=""/>
+          </v:shape>
+          <o:OLEObject Type="Embed" ProgID="Equation.DSMT4" ShapeID="_x0000_i1073" DrawAspect="Content" ObjectID="_1834732425" r:id="rId109"/>
+        </w:object>
+      </w:r>
+    </w:p>
+    <w:p>
+      <w:pPr>
+        <w:ind w:firstLine="709"/>
+        <w:jc w:val="both"/>
+        <w:rPr>
+          <w:rFonts w:ascii="Times New Roman" w:hAnsi="Times New Roman" w:cs="Times New Roman"/>
+          <w:sz w:val="28"/>
+          <w:szCs w:val="28"/>
+        </w:rPr>
+      </w:pPr>
+      <w:r>
+        <w:rPr>
+          <w:rFonts w:ascii="Times New Roman" w:hAnsi="Times New Roman" w:cs="Times New Roman"/>
+          <w:sz w:val="28"/>
+          <w:szCs w:val="28"/>
+        </w:rPr>
+        <w:t>, где</w:t>
+      </w:r>
+    </w:p>
+    <w:p>
+      <w:pPr>
+        <w:ind w:firstLine="709"/>
+        <w:jc w:val="both"/>
+        <w:rPr>
+          <w:rFonts w:ascii="Times New Roman" w:hAnsi="Times New Roman" w:cs="Times New Roman"/>
+          <w:sz w:val="28"/>
+          <w:szCs w:val="28"/>
+        </w:rPr>
+      </w:pPr>
+      <w:r>
+        <w:rPr>
+          <w:rFonts w:ascii="Times New Roman" w:hAnsi="Times New Roman" w:cs="Times New Roman"/>
+          <w:i/>
+          <w:iCs/>
+          <w:sz w:val="28"/>
+          <w:szCs w:val="28"/>
+          <w:lang w:val="en-US"/>
+        </w:rPr>
+        <w:t>N</w:t>
+      </w:r>
+      <w:r>
+        <w:rPr>
+          <w:rFonts w:ascii="Times New Roman" w:hAnsi="Times New Roman" w:cs="Times New Roman"/>
+          <w:sz w:val="28"/>
+          <w:szCs w:val="28"/>
+          <w:lang w:val="en-US"/>
+        </w:rPr>
+        <w:t xml:space="preserve"> – </w:t>
+      </w:r>
+      <w:r>
+        <w:rPr>
+          <w:rFonts w:ascii="Times New Roman" w:hAnsi="Times New Roman" w:cs="Times New Roman"/>
+          <w:sz w:val="28"/>
+          <w:szCs w:val="28"/>
+        </w:rPr>
+        <w:t xml:space="preserve">количество циклов </w:t>
+      </w:r>
+      <w:r>
+        <w:rPr>
+          <w:rFonts w:ascii="Times New Roman" w:hAnsi="Times New Roman" w:cs="Times New Roman"/>
+          <w:sz w:val="28"/>
+          <w:szCs w:val="28"/>
+          <w:highlight w:val="yellow"/>
+        </w:rPr>
+        <w:t>эксплуатации</w:t>
       </w:r>
       <w:r>
         <w:rPr>
@@ -14365,6 +15313,2066 @@
     <w:p>
       <w:pPr>
         <w:ind w:firstLine="709"/>
+        <w:jc w:val="both"/>
+        <w:rPr>
+          <w:rFonts w:ascii="Times New Roman" w:hAnsi="Times New Roman" w:cs="Times New Roman"/>
+          <w:sz w:val="28"/>
+          <w:szCs w:val="28"/>
+        </w:rPr>
+      </w:pPr>
+      <w:r>
+        <w:rPr>
+          <w:rFonts w:ascii="Times New Roman" w:hAnsi="Times New Roman" w:cs="Times New Roman"/>
+          <w:sz w:val="28"/>
+          <w:szCs w:val="28"/>
+        </w:rPr>
+        <w:t>Однако коэффициенты данной модели зависят от режима эксплуатации аккумулятора,</w:t>
+      </w:r>
+      <w:r>
+        <w:rPr>
+          <w:rFonts w:ascii="Times New Roman" w:hAnsi="Times New Roman" w:cs="Times New Roman"/>
+          <w:sz w:val="28"/>
+          <w:szCs w:val="28"/>
+        </w:rPr>
+        <w:t xml:space="preserve"> </w:t>
+      </w:r>
+      <w:r>
+        <w:rPr>
+          <w:rFonts w:ascii="Times New Roman" w:hAnsi="Times New Roman" w:cs="Times New Roman"/>
+          <w:sz w:val="28"/>
+          <w:szCs w:val="28"/>
+        </w:rPr>
+        <w:t>температуры и глубины разряда, что существенно ограничивает её применимость.</w:t>
+      </w:r>
+    </w:p>
+    <w:p>
+      <w:pPr>
+        <w:ind w:firstLine="709"/>
+        <w:jc w:val="both"/>
+        <w:rPr>
+          <w:rFonts w:ascii="Times New Roman" w:hAnsi="Times New Roman" w:cs="Times New Roman"/>
+          <w:sz w:val="28"/>
+          <w:szCs w:val="28"/>
+        </w:rPr>
+      </w:pPr>
+    </w:p>
+    <w:p>
+      <w:pPr>
+        <w:ind w:firstLine="709"/>
+        <w:jc w:val="both"/>
+        <w:rPr>
+          <w:rFonts w:ascii="Times New Roman" w:hAnsi="Times New Roman" w:cs="Times New Roman"/>
+          <w:b/>
+          <w:bCs/>
+          <w:sz w:val="28"/>
+          <w:szCs w:val="28"/>
+        </w:rPr>
+      </w:pPr>
+      <w:r>
+        <w:rPr>
+          <w:rFonts w:ascii="Times New Roman" w:hAnsi="Times New Roman" w:cs="Times New Roman"/>
+          <w:b/>
+          <w:bCs/>
+          <w:sz w:val="28"/>
+          <w:szCs w:val="28"/>
+        </w:rPr>
+        <w:t>3 Ограничения методов машинного обучения</w:t>
+      </w:r>
+    </w:p>
+    <w:p>
+      <w:pPr>
+        <w:ind w:firstLine="709"/>
+        <w:jc w:val="both"/>
+        <w:rPr>
+          <w:rFonts w:ascii="Times New Roman" w:hAnsi="Times New Roman" w:cs="Times New Roman"/>
+          <w:sz w:val="28"/>
+          <w:szCs w:val="28"/>
+        </w:rPr>
+      </w:pPr>
+    </w:p>
+    <w:p>
+      <w:pPr>
+        <w:ind w:firstLine="709"/>
+        <w:jc w:val="both"/>
+        <w:rPr>
+          <w:rFonts w:ascii="Times New Roman" w:hAnsi="Times New Roman" w:cs="Times New Roman"/>
+          <w:sz w:val="28"/>
+          <w:szCs w:val="28"/>
+        </w:rPr>
+      </w:pPr>
+      <w:r>
+        <w:rPr>
+          <w:rFonts w:ascii="Times New Roman" w:hAnsi="Times New Roman" w:cs="Times New Roman"/>
+          <w:sz w:val="28"/>
+          <w:szCs w:val="28"/>
+        </w:rPr>
+        <w:t>Методы машинного обучения демонстрируют высокую точность прогнозирования при</w:t>
+      </w:r>
+      <w:r>
+        <w:rPr>
+          <w:rFonts w:ascii="Times New Roman" w:hAnsi="Times New Roman" w:cs="Times New Roman"/>
+          <w:sz w:val="28"/>
+          <w:szCs w:val="28"/>
+        </w:rPr>
+        <w:t xml:space="preserve"> </w:t>
+      </w:r>
+      <w:r>
+        <w:rPr>
+          <w:rFonts w:ascii="Times New Roman" w:hAnsi="Times New Roman" w:cs="Times New Roman"/>
+          <w:sz w:val="28"/>
+          <w:szCs w:val="28"/>
+        </w:rPr>
+        <w:t>наличии больших массивов экспериментальных данных. Однако такие методы обладают</w:t>
+      </w:r>
+      <w:r>
+        <w:rPr>
+          <w:rFonts w:ascii="Times New Roman" w:hAnsi="Times New Roman" w:cs="Times New Roman"/>
+          <w:sz w:val="28"/>
+          <w:szCs w:val="28"/>
+        </w:rPr>
+        <w:t xml:space="preserve"> </w:t>
+      </w:r>
+      <w:r>
+        <w:rPr>
+          <w:rFonts w:ascii="Times New Roman" w:hAnsi="Times New Roman" w:cs="Times New Roman"/>
+          <w:sz w:val="28"/>
+          <w:szCs w:val="28"/>
+        </w:rPr>
+        <w:t>рядом существенных недостатков:</w:t>
+      </w:r>
+    </w:p>
+    <w:p>
+      <w:pPr>
+        <w:pStyle w:val="a7"/>
+        <w:numPr>
+          <w:ilvl w:val="0"/>
+          <w:numId w:val="13"/>
+        </w:numPr>
+        <w:ind w:left="0" w:firstLine="709"/>
+        <w:jc w:val="both"/>
+        <w:rPr>
+          <w:rFonts w:ascii="Times New Roman" w:hAnsi="Times New Roman" w:cs="Times New Roman"/>
+          <w:sz w:val="28"/>
+          <w:szCs w:val="28"/>
+        </w:rPr>
+      </w:pPr>
+      <w:r>
+        <w:rPr>
+          <w:rFonts w:ascii="Times New Roman" w:hAnsi="Times New Roman" w:cs="Times New Roman"/>
+          <w:sz w:val="28"/>
+          <w:szCs w:val="28"/>
+        </w:rPr>
+        <w:t>необходимость больших обучающих выборок;</w:t>
+      </w:r>
+    </w:p>
+    <w:p>
+      <w:pPr>
+        <w:pStyle w:val="a7"/>
+        <w:numPr>
+          <w:ilvl w:val="0"/>
+          <w:numId w:val="13"/>
+        </w:numPr>
+        <w:ind w:left="0" w:firstLine="709"/>
+        <w:jc w:val="both"/>
+        <w:rPr>
+          <w:rFonts w:ascii="Times New Roman" w:hAnsi="Times New Roman" w:cs="Times New Roman"/>
+          <w:sz w:val="28"/>
+          <w:szCs w:val="28"/>
+        </w:rPr>
+      </w:pPr>
+      <w:r>
+        <w:rPr>
+          <w:rFonts w:ascii="Times New Roman" w:hAnsi="Times New Roman" w:cs="Times New Roman"/>
+          <w:sz w:val="28"/>
+          <w:szCs w:val="28"/>
+        </w:rPr>
+        <w:t>низкая интерпретируемость моделей;</w:t>
+      </w:r>
+    </w:p>
+    <w:p>
+      <w:pPr>
+        <w:pStyle w:val="a7"/>
+        <w:numPr>
+          <w:ilvl w:val="0"/>
+          <w:numId w:val="13"/>
+        </w:numPr>
+        <w:ind w:left="0" w:firstLine="709"/>
+        <w:jc w:val="both"/>
+        <w:rPr>
+          <w:rFonts w:ascii="Times New Roman" w:hAnsi="Times New Roman" w:cs="Times New Roman"/>
+          <w:sz w:val="28"/>
+          <w:szCs w:val="28"/>
+        </w:rPr>
+      </w:pPr>
+      <w:r>
+        <w:rPr>
+          <w:rFonts w:ascii="Times New Roman" w:hAnsi="Times New Roman" w:cs="Times New Roman"/>
+          <w:sz w:val="28"/>
+          <w:szCs w:val="28"/>
+        </w:rPr>
+        <w:t>зависимость результатов от условий эксплуатации.</w:t>
+      </w:r>
+    </w:p>
+    <w:p>
+      <w:pPr>
+        <w:ind w:firstLine="709"/>
+        <w:jc w:val="both"/>
+        <w:rPr>
+          <w:rFonts w:ascii="Times New Roman" w:hAnsi="Times New Roman" w:cs="Times New Roman"/>
+          <w:sz w:val="28"/>
+          <w:szCs w:val="28"/>
+        </w:rPr>
+      </w:pPr>
+      <w:r>
+        <w:rPr>
+          <w:rFonts w:ascii="Times New Roman" w:hAnsi="Times New Roman" w:cs="Times New Roman"/>
+          <w:sz w:val="28"/>
+          <w:szCs w:val="28"/>
+        </w:rPr>
+        <w:t>Это ограничивает применение методов машинного обучения в системах диагностики</w:t>
+      </w:r>
+      <w:r>
+        <w:rPr>
+          <w:rFonts w:ascii="Times New Roman" w:hAnsi="Times New Roman" w:cs="Times New Roman"/>
+          <w:sz w:val="28"/>
+          <w:szCs w:val="28"/>
+        </w:rPr>
+        <w:t xml:space="preserve"> </w:t>
+      </w:r>
+      <w:r>
+        <w:rPr>
+          <w:rFonts w:ascii="Times New Roman" w:hAnsi="Times New Roman" w:cs="Times New Roman"/>
+          <w:sz w:val="28"/>
+          <w:szCs w:val="28"/>
+        </w:rPr>
+        <w:t>аккумуляторных батарей электротранспорта.</w:t>
+      </w:r>
+    </w:p>
+    <w:p>
+      <w:pPr>
+        <w:ind w:firstLine="709"/>
+        <w:jc w:val="both"/>
+        <w:rPr>
+          <w:rFonts w:ascii="Times New Roman" w:hAnsi="Times New Roman" w:cs="Times New Roman"/>
+          <w:sz w:val="28"/>
+          <w:szCs w:val="28"/>
+        </w:rPr>
+      </w:pPr>
+    </w:p>
+    <w:p>
+      <w:pPr>
+        <w:ind w:firstLine="709"/>
+        <w:jc w:val="both"/>
+        <w:rPr>
+          <w:rFonts w:ascii="Times New Roman" w:hAnsi="Times New Roman" w:cs="Times New Roman"/>
+          <w:b/>
+          <w:bCs/>
+          <w:sz w:val="28"/>
+          <w:szCs w:val="28"/>
+        </w:rPr>
+      </w:pPr>
+      <w:r>
+        <w:rPr>
+          <w:rFonts w:ascii="Times New Roman" w:hAnsi="Times New Roman" w:cs="Times New Roman"/>
+          <w:b/>
+          <w:bCs/>
+          <w:sz w:val="28"/>
+          <w:szCs w:val="28"/>
+        </w:rPr>
+        <w:t>1.6.3 Перспективность импедансной диагностики</w:t>
+      </w:r>
+    </w:p>
+    <w:p>
+      <w:pPr>
+        <w:ind w:firstLine="709"/>
+        <w:jc w:val="both"/>
+        <w:rPr>
+          <w:rFonts w:ascii="Times New Roman" w:hAnsi="Times New Roman" w:cs="Times New Roman"/>
+          <w:sz w:val="28"/>
+          <w:szCs w:val="28"/>
+        </w:rPr>
+      </w:pPr>
+    </w:p>
+    <w:p>
+      <w:pPr>
+        <w:ind w:firstLine="709"/>
+        <w:jc w:val="both"/>
+        <w:rPr>
+          <w:rFonts w:ascii="Times New Roman" w:hAnsi="Times New Roman" w:cs="Times New Roman"/>
+          <w:sz w:val="28"/>
+          <w:szCs w:val="28"/>
+        </w:rPr>
+      </w:pPr>
+      <w:r>
+        <w:rPr>
+          <w:rFonts w:ascii="Times New Roman" w:hAnsi="Times New Roman" w:cs="Times New Roman"/>
+          <w:sz w:val="28"/>
+          <w:szCs w:val="28"/>
+        </w:rPr>
+        <w:t>В отличие от традиционных методов диагностики, электрохимическая импедансная</w:t>
+      </w:r>
+      <w:r>
+        <w:rPr>
+          <w:rFonts w:ascii="Times New Roman" w:hAnsi="Times New Roman" w:cs="Times New Roman"/>
+          <w:sz w:val="28"/>
+          <w:szCs w:val="28"/>
+        </w:rPr>
+        <w:t xml:space="preserve"> </w:t>
+      </w:r>
+      <w:r>
+        <w:rPr>
+          <w:rFonts w:ascii="Times New Roman" w:hAnsi="Times New Roman" w:cs="Times New Roman"/>
+          <w:sz w:val="28"/>
+          <w:szCs w:val="28"/>
+        </w:rPr>
+        <w:t>спектроскопия позволяет получать информацию о внутренних процессах аккумуляторной</w:t>
+      </w:r>
+      <w:r>
+        <w:rPr>
+          <w:rFonts w:ascii="Times New Roman" w:hAnsi="Times New Roman" w:cs="Times New Roman"/>
+          <w:sz w:val="28"/>
+          <w:szCs w:val="28"/>
+        </w:rPr>
+        <w:t xml:space="preserve"> </w:t>
+      </w:r>
+      <w:r>
+        <w:rPr>
+          <w:rFonts w:ascii="Times New Roman" w:hAnsi="Times New Roman" w:cs="Times New Roman"/>
+          <w:sz w:val="28"/>
+          <w:szCs w:val="28"/>
+        </w:rPr>
+        <w:t>системы.</w:t>
+      </w:r>
+    </w:p>
+    <w:p>
+      <w:pPr>
+        <w:ind w:firstLine="709"/>
+        <w:jc w:val="both"/>
+        <w:rPr>
+          <w:rFonts w:ascii="Times New Roman" w:hAnsi="Times New Roman" w:cs="Times New Roman"/>
+          <w:sz w:val="28"/>
+          <w:szCs w:val="28"/>
+        </w:rPr>
+      </w:pPr>
+      <w:r>
+        <w:rPr>
+          <w:rFonts w:ascii="Times New Roman" w:hAnsi="Times New Roman" w:cs="Times New Roman"/>
+          <w:sz w:val="28"/>
+          <w:szCs w:val="28"/>
+        </w:rPr>
+        <w:t>Как было показано в предыдущих разделах, комплексный импеданс электрохимической</w:t>
+      </w:r>
+      <w:r>
+        <w:rPr>
+          <w:rFonts w:ascii="Times New Roman" w:hAnsi="Times New Roman" w:cs="Times New Roman"/>
+          <w:sz w:val="28"/>
+          <w:szCs w:val="28"/>
+        </w:rPr>
+        <w:t xml:space="preserve"> </w:t>
+      </w:r>
+      <w:r>
+        <w:rPr>
+          <w:rFonts w:ascii="Times New Roman" w:hAnsi="Times New Roman" w:cs="Times New Roman"/>
+          <w:sz w:val="28"/>
+          <w:szCs w:val="28"/>
+        </w:rPr>
+        <w:t>системы можно представить в виде</w:t>
+      </w:r>
+      <w:r>
+        <w:rPr>
+          <w:rFonts w:ascii="Times New Roman" w:hAnsi="Times New Roman" w:cs="Times New Roman"/>
+          <w:sz w:val="28"/>
+          <w:szCs w:val="28"/>
+        </w:rPr>
+        <w:t>:</w:t>
+      </w:r>
+    </w:p>
+    <w:p>
+      <w:pPr>
+        <w:ind w:firstLine="709"/>
+        <w:jc w:val="both"/>
+        <w:rPr>
+          <w:rFonts w:ascii="Times New Roman" w:hAnsi="Times New Roman" w:cs="Times New Roman"/>
+          <w:sz w:val="28"/>
+          <w:szCs w:val="28"/>
+          <w:lang w:val="en-US"/>
+        </w:rPr>
+      </w:pPr>
+      <w:r>
+        <w:rPr>
+          <w:rFonts w:ascii="Times New Roman" w:hAnsi="Times New Roman" w:cs="Times New Roman"/>
+          <w:position w:val="-32"/>
+          <w:sz w:val="28"/>
+          <w:szCs w:val="28"/>
+        </w:rPr>
+        <w:object w:dxaOrig="3200" w:dyaOrig="700" w14:anchorId="4F23C7C8">
+          <v:shape id="_x0000_i1076" type="#_x0000_t75" style="width:160pt;height:35pt" o:ole="">
+            <v:imagedata r:id="rId110" o:title=""/>
+          </v:shape>
+          <o:OLEObject Type="Embed" ProgID="Equation.DSMT4" ShapeID="_x0000_i1076" DrawAspect="Content" ObjectID="_1834732426" r:id="rId111"/>
+        </w:object>
+      </w:r>
+    </w:p>
+    <w:p>
+      <w:pPr>
+        <w:ind w:firstLine="709"/>
+        <w:jc w:val="both"/>
+        <w:rPr>
+          <w:rFonts w:ascii="Times New Roman" w:hAnsi="Times New Roman" w:cs="Times New Roman"/>
+          <w:sz w:val="28"/>
+          <w:szCs w:val="28"/>
+        </w:rPr>
+      </w:pPr>
+      <w:r>
+        <w:rPr>
+          <w:rFonts w:ascii="Times New Roman" w:hAnsi="Times New Roman" w:cs="Times New Roman"/>
+          <w:sz w:val="28"/>
+          <w:szCs w:val="28"/>
+        </w:rPr>
+        <w:t>, где</w:t>
+      </w:r>
+    </w:p>
+    <w:p>
+      <w:pPr>
+        <w:ind w:firstLine="709"/>
+        <w:jc w:val="both"/>
+        <w:rPr>
+          <w:rFonts w:ascii="Times New Roman" w:hAnsi="Times New Roman" w:cs="Times New Roman"/>
+          <w:sz w:val="28"/>
+          <w:szCs w:val="28"/>
+        </w:rPr>
+      </w:pPr>
+      <w:r>
+        <w:rPr>
+          <w:rFonts w:ascii="Times New Roman" w:hAnsi="Times New Roman" w:cs="Times New Roman"/>
+          <w:i/>
+          <w:iCs/>
+          <w:sz w:val="28"/>
+          <w:szCs w:val="28"/>
+          <w:lang w:val="en-US"/>
+        </w:rPr>
+        <w:t>R</w:t>
+      </w:r>
+      <w:r>
+        <w:rPr>
+          <w:rFonts w:ascii="Times New Roman" w:hAnsi="Times New Roman" w:cs="Times New Roman"/>
+          <w:i/>
+          <w:iCs/>
+          <w:sz w:val="28"/>
+          <w:szCs w:val="28"/>
+          <w:vertAlign w:val="subscript"/>
+        </w:rPr>
+        <w:t>Ω</w:t>
+      </w:r>
+      <w:r>
+        <w:rPr>
+          <w:rFonts w:ascii="Times New Roman" w:hAnsi="Times New Roman" w:cs="Times New Roman"/>
+          <w:sz w:val="28"/>
+          <w:szCs w:val="28"/>
+        </w:rPr>
+        <w:t xml:space="preserve"> </w:t>
+      </w:r>
+      <w:r>
+        <w:rPr>
+          <w:rFonts w:ascii="Times New Roman" w:hAnsi="Times New Roman" w:cs="Times New Roman"/>
+          <w:sz w:val="28"/>
+          <w:szCs w:val="28"/>
+        </w:rPr>
+        <w:t>–</w:t>
+      </w:r>
+      <w:r>
+        <w:rPr>
+          <w:rFonts w:ascii="Times New Roman" w:hAnsi="Times New Roman" w:cs="Times New Roman"/>
+          <w:sz w:val="28"/>
+          <w:szCs w:val="28"/>
+        </w:rPr>
+        <w:t xml:space="preserve"> </w:t>
+      </w:r>
+      <w:r>
+        <w:rPr>
+          <w:rFonts w:ascii="Times New Roman" w:hAnsi="Times New Roman" w:cs="Times New Roman"/>
+          <w:sz w:val="28"/>
+          <w:szCs w:val="28"/>
+        </w:rPr>
+        <w:t>омическое сопротивление электрохимической системы;</w:t>
+      </w:r>
+    </w:p>
+    <w:p>
+      <w:pPr>
+        <w:ind w:firstLine="709"/>
+        <w:jc w:val="both"/>
+        <w:rPr>
+          <w:rFonts w:ascii="Times New Roman" w:hAnsi="Times New Roman" w:cs="Times New Roman"/>
+          <w:sz w:val="28"/>
+          <w:szCs w:val="28"/>
+        </w:rPr>
+      </w:pPr>
+      <w:proofErr w:type="spellStart"/>
+      <w:r>
+        <w:rPr>
+          <w:rFonts w:ascii="Times New Roman" w:hAnsi="Times New Roman" w:cs="Times New Roman"/>
+          <w:i/>
+          <w:iCs/>
+          <w:sz w:val="28"/>
+          <w:szCs w:val="28"/>
+          <w:lang w:val="en-US"/>
+        </w:rPr>
+        <w:t>R</w:t>
+      </w:r>
+      <w:r>
+        <w:rPr>
+          <w:rFonts w:ascii="Times New Roman" w:hAnsi="Times New Roman" w:cs="Times New Roman"/>
+          <w:i/>
+          <w:iCs/>
+          <w:sz w:val="28"/>
+          <w:szCs w:val="28"/>
+          <w:vertAlign w:val="subscript"/>
+          <w:lang w:val="en-US"/>
+        </w:rPr>
+        <w:t>ct</w:t>
+      </w:r>
+      <w:proofErr w:type="spellEnd"/>
+      <w:r>
+        <w:rPr>
+          <w:rFonts w:ascii="Times New Roman" w:hAnsi="Times New Roman" w:cs="Times New Roman"/>
+          <w:sz w:val="28"/>
+          <w:szCs w:val="28"/>
+          <w:lang w:val="en-US"/>
+        </w:rPr>
+        <w:t xml:space="preserve"> – </w:t>
+      </w:r>
+      <w:r>
+        <w:rPr>
+          <w:rFonts w:ascii="Times New Roman" w:hAnsi="Times New Roman" w:cs="Times New Roman"/>
+          <w:sz w:val="28"/>
+          <w:szCs w:val="28"/>
+        </w:rPr>
+        <w:t>сопротивление переноса заряда;</w:t>
+      </w:r>
+    </w:p>
+    <w:p>
+      <w:pPr>
+        <w:ind w:firstLine="709"/>
+        <w:jc w:val="both"/>
+        <w:rPr>
+          <w:rFonts w:ascii="Times New Roman" w:hAnsi="Times New Roman" w:cs="Times New Roman"/>
+          <w:sz w:val="28"/>
+          <w:szCs w:val="28"/>
+        </w:rPr>
+      </w:pPr>
+      <w:proofErr w:type="spellStart"/>
+      <w:r>
+        <w:rPr>
+          <w:rFonts w:ascii="Times New Roman" w:hAnsi="Times New Roman" w:cs="Times New Roman"/>
+          <w:i/>
+          <w:iCs/>
+          <w:sz w:val="28"/>
+          <w:szCs w:val="28"/>
+          <w:lang w:val="en-US"/>
+        </w:rPr>
+        <w:t>C</w:t>
+      </w:r>
+      <w:r>
+        <w:rPr>
+          <w:rFonts w:ascii="Times New Roman" w:hAnsi="Times New Roman" w:cs="Times New Roman"/>
+          <w:i/>
+          <w:iCs/>
+          <w:sz w:val="28"/>
+          <w:szCs w:val="28"/>
+          <w:vertAlign w:val="subscript"/>
+          <w:lang w:val="en-US"/>
+        </w:rPr>
+        <w:t>dl</w:t>
+      </w:r>
+      <w:proofErr w:type="spellEnd"/>
+      <w:r>
+        <w:rPr>
+          <w:rFonts w:ascii="Times New Roman" w:hAnsi="Times New Roman" w:cs="Times New Roman"/>
+          <w:sz w:val="28"/>
+          <w:szCs w:val="28"/>
+        </w:rPr>
+        <w:t xml:space="preserve"> – </w:t>
+      </w:r>
+      <w:r>
+        <w:rPr>
+          <w:rFonts w:ascii="Times New Roman" w:hAnsi="Times New Roman" w:cs="Times New Roman"/>
+          <w:sz w:val="28"/>
+          <w:szCs w:val="28"/>
+        </w:rPr>
+        <w:t>ёмкость двойного электрического слоя.</w:t>
+      </w:r>
+    </w:p>
+    <w:p>
+      <w:pPr>
+        <w:ind w:firstLine="709"/>
+        <w:jc w:val="both"/>
+        <w:rPr>
+          <w:rFonts w:ascii="Times New Roman" w:hAnsi="Times New Roman" w:cs="Times New Roman"/>
+          <w:sz w:val="28"/>
+          <w:szCs w:val="28"/>
+        </w:rPr>
+      </w:pPr>
+      <w:r>
+        <w:rPr>
+          <w:rFonts w:ascii="Times New Roman" w:hAnsi="Times New Roman" w:cs="Times New Roman"/>
+          <w:sz w:val="28"/>
+          <w:szCs w:val="28"/>
+        </w:rPr>
+        <w:lastRenderedPageBreak/>
+        <w:t>Каждый из этих параметров отражает определённый физический процесс в аккумуляторной</w:t>
+      </w:r>
+      <w:r>
+        <w:rPr>
+          <w:rFonts w:ascii="Times New Roman" w:hAnsi="Times New Roman" w:cs="Times New Roman"/>
+          <w:sz w:val="28"/>
+          <w:szCs w:val="28"/>
+        </w:rPr>
+        <w:t xml:space="preserve"> </w:t>
+      </w:r>
+      <w:r>
+        <w:rPr>
+          <w:rFonts w:ascii="Times New Roman" w:hAnsi="Times New Roman" w:cs="Times New Roman"/>
+          <w:sz w:val="28"/>
+          <w:szCs w:val="28"/>
+        </w:rPr>
+        <w:t>системе</w:t>
+      </w:r>
+      <w:r>
+        <w:rPr>
+          <w:rFonts w:ascii="Times New Roman" w:hAnsi="Times New Roman" w:cs="Times New Roman"/>
+          <w:sz w:val="28"/>
+          <w:szCs w:val="28"/>
+        </w:rPr>
+        <w:t>, например:</w:t>
+      </w:r>
+    </w:p>
+    <w:p>
+      <w:pPr>
+        <w:ind w:firstLine="709"/>
+        <w:jc w:val="both"/>
+        <w:rPr>
+          <w:rFonts w:ascii="Times New Roman" w:hAnsi="Times New Roman" w:cs="Times New Roman"/>
+          <w:sz w:val="28"/>
+          <w:szCs w:val="28"/>
+        </w:rPr>
+      </w:pPr>
+      <w:r>
+        <w:rPr>
+          <w:rFonts w:ascii="Times New Roman" w:hAnsi="Times New Roman" w:cs="Times New Roman"/>
+          <w:i/>
+          <w:iCs/>
+          <w:sz w:val="28"/>
+          <w:szCs w:val="28"/>
+          <w:lang w:val="en-US"/>
+        </w:rPr>
+        <w:t>R</w:t>
+      </w:r>
+      <w:r>
+        <w:rPr>
+          <w:rFonts w:ascii="Times New Roman" w:hAnsi="Times New Roman" w:cs="Times New Roman"/>
+          <w:i/>
+          <w:iCs/>
+          <w:sz w:val="28"/>
+          <w:szCs w:val="28"/>
+          <w:vertAlign w:val="subscript"/>
+        </w:rPr>
+        <w:t>Ω</w:t>
+      </w:r>
+      <w:r>
+        <w:rPr>
+          <w:rFonts w:ascii="Times New Roman" w:hAnsi="Times New Roman" w:cs="Times New Roman"/>
+          <w:sz w:val="28"/>
+          <w:szCs w:val="28"/>
+        </w:rPr>
+        <w:t xml:space="preserve"> – </w:t>
+      </w:r>
+      <w:r>
+        <w:rPr>
+          <w:rFonts w:ascii="Times New Roman" w:hAnsi="Times New Roman" w:cs="Times New Roman"/>
+          <w:sz w:val="28"/>
+          <w:szCs w:val="28"/>
+        </w:rPr>
+        <w:t xml:space="preserve">характеризует </w:t>
+      </w:r>
+      <w:proofErr w:type="spellStart"/>
+      <w:r>
+        <w:rPr>
+          <w:rFonts w:ascii="Times New Roman" w:hAnsi="Times New Roman" w:cs="Times New Roman"/>
+          <w:sz w:val="28"/>
+          <w:szCs w:val="28"/>
+        </w:rPr>
+        <w:t>проводисоть</w:t>
+      </w:r>
+      <w:proofErr w:type="spellEnd"/>
+      <w:r>
+        <w:rPr>
+          <w:rFonts w:ascii="Times New Roman" w:hAnsi="Times New Roman" w:cs="Times New Roman"/>
+          <w:sz w:val="28"/>
+          <w:szCs w:val="28"/>
+        </w:rPr>
+        <w:t xml:space="preserve"> электролита</w:t>
+      </w:r>
+      <w:r>
+        <w:rPr>
+          <w:rFonts w:ascii="Times New Roman" w:hAnsi="Times New Roman" w:cs="Times New Roman"/>
+          <w:sz w:val="28"/>
+          <w:szCs w:val="28"/>
+        </w:rPr>
+        <w:t>;</w:t>
+      </w:r>
+    </w:p>
+    <w:p>
+      <w:pPr>
+        <w:ind w:firstLine="709"/>
+        <w:jc w:val="both"/>
+        <w:rPr>
+          <w:rFonts w:ascii="Times New Roman" w:hAnsi="Times New Roman" w:cs="Times New Roman"/>
+          <w:sz w:val="28"/>
+          <w:szCs w:val="28"/>
+        </w:rPr>
+      </w:pPr>
+      <w:proofErr w:type="spellStart"/>
+      <w:r>
+        <w:rPr>
+          <w:rFonts w:ascii="Times New Roman" w:hAnsi="Times New Roman" w:cs="Times New Roman"/>
+          <w:i/>
+          <w:iCs/>
+          <w:sz w:val="28"/>
+          <w:szCs w:val="28"/>
+          <w:lang w:val="en-US"/>
+        </w:rPr>
+        <w:t>R</w:t>
+      </w:r>
+      <w:r>
+        <w:rPr>
+          <w:rFonts w:ascii="Times New Roman" w:hAnsi="Times New Roman" w:cs="Times New Roman"/>
+          <w:i/>
+          <w:iCs/>
+          <w:sz w:val="28"/>
+          <w:szCs w:val="28"/>
+          <w:vertAlign w:val="subscript"/>
+          <w:lang w:val="en-US"/>
+        </w:rPr>
+        <w:t>ct</w:t>
+      </w:r>
+      <w:proofErr w:type="spellEnd"/>
+      <w:r>
+        <w:rPr>
+          <w:rFonts w:ascii="Times New Roman" w:hAnsi="Times New Roman" w:cs="Times New Roman"/>
+          <w:sz w:val="28"/>
+          <w:szCs w:val="28"/>
+        </w:rPr>
+        <w:t xml:space="preserve"> – </w:t>
+      </w:r>
+      <w:r>
+        <w:rPr>
+          <w:rFonts w:ascii="Times New Roman" w:hAnsi="Times New Roman" w:cs="Times New Roman"/>
+          <w:sz w:val="28"/>
+          <w:szCs w:val="28"/>
+        </w:rPr>
+        <w:t>отражает скорость электрохимической реакции</w:t>
+      </w:r>
+      <w:r>
+        <w:rPr>
+          <w:rFonts w:ascii="Times New Roman" w:hAnsi="Times New Roman" w:cs="Times New Roman"/>
+          <w:sz w:val="28"/>
+          <w:szCs w:val="28"/>
+        </w:rPr>
+        <w:t>;</w:t>
+      </w:r>
+    </w:p>
+    <w:p>
+      <w:pPr>
+        <w:ind w:firstLine="709"/>
+        <w:jc w:val="both"/>
+        <w:rPr>
+          <w:rFonts w:ascii="Times New Roman" w:hAnsi="Times New Roman" w:cs="Times New Roman"/>
+          <w:sz w:val="28"/>
+          <w:szCs w:val="28"/>
+        </w:rPr>
+      </w:pPr>
+      <w:proofErr w:type="spellStart"/>
+      <w:r>
+        <w:rPr>
+          <w:rFonts w:ascii="Times New Roman" w:hAnsi="Times New Roman" w:cs="Times New Roman"/>
+          <w:i/>
+          <w:iCs/>
+          <w:sz w:val="28"/>
+          <w:szCs w:val="28"/>
+          <w:lang w:val="en-US"/>
+        </w:rPr>
+        <w:t>Z</w:t>
+      </w:r>
+      <w:r>
+        <w:rPr>
+          <w:rFonts w:ascii="Times New Roman" w:hAnsi="Times New Roman" w:cs="Times New Roman"/>
+          <w:i/>
+          <w:iCs/>
+          <w:sz w:val="28"/>
+          <w:szCs w:val="28"/>
+          <w:vertAlign w:val="subscript"/>
+          <w:lang w:val="en-US"/>
+        </w:rPr>
+        <w:t>w</w:t>
+      </w:r>
+      <w:proofErr w:type="spellEnd"/>
+      <w:r>
+        <w:rPr>
+          <w:rFonts w:ascii="Times New Roman" w:hAnsi="Times New Roman" w:cs="Times New Roman"/>
+          <w:sz w:val="28"/>
+          <w:szCs w:val="28"/>
+        </w:rPr>
+        <w:t xml:space="preserve"> –</w:t>
+      </w:r>
+      <w:r>
+        <w:rPr>
+          <w:rFonts w:ascii="Times New Roman" w:hAnsi="Times New Roman" w:cs="Times New Roman"/>
+          <w:sz w:val="28"/>
+          <w:szCs w:val="28"/>
+        </w:rPr>
+        <w:t xml:space="preserve"> связано с диффузией ионов</w:t>
+      </w:r>
+      <w:r>
+        <w:rPr>
+          <w:rFonts w:ascii="Times New Roman" w:hAnsi="Times New Roman" w:cs="Times New Roman"/>
+          <w:sz w:val="28"/>
+          <w:szCs w:val="28"/>
+        </w:rPr>
+        <w:t>.</w:t>
+      </w:r>
+    </w:p>
+    <w:p>
+      <w:pPr>
+        <w:ind w:firstLine="709"/>
+        <w:jc w:val="both"/>
+        <w:rPr>
+          <w:rFonts w:ascii="Times New Roman" w:hAnsi="Times New Roman" w:cs="Times New Roman"/>
+          <w:sz w:val="28"/>
+          <w:szCs w:val="28"/>
+        </w:rPr>
+      </w:pPr>
+      <w:r>
+        <w:rPr>
+          <w:rFonts w:ascii="Times New Roman" w:hAnsi="Times New Roman" w:cs="Times New Roman"/>
+          <w:sz w:val="28"/>
+          <w:szCs w:val="28"/>
+        </w:rPr>
+        <w:t>Следовательно, изменение параметров импеданса может служить индикатором деградации</w:t>
+      </w:r>
+      <w:r>
+        <w:rPr>
+          <w:rFonts w:ascii="Times New Roman" w:hAnsi="Times New Roman" w:cs="Times New Roman"/>
+          <w:sz w:val="28"/>
+          <w:szCs w:val="28"/>
+        </w:rPr>
+        <w:t xml:space="preserve"> </w:t>
+      </w:r>
+      <w:r>
+        <w:rPr>
+          <w:rFonts w:ascii="Times New Roman" w:hAnsi="Times New Roman" w:cs="Times New Roman"/>
+          <w:sz w:val="28"/>
+          <w:szCs w:val="28"/>
+        </w:rPr>
+        <w:t>аккумуляторной системы.</w:t>
+      </w:r>
+    </w:p>
+    <w:p>
+      <w:pPr>
+        <w:ind w:firstLine="709"/>
+        <w:jc w:val="both"/>
+        <w:rPr>
+          <w:rFonts w:ascii="Times New Roman" w:hAnsi="Times New Roman" w:cs="Times New Roman"/>
+          <w:sz w:val="28"/>
+          <w:szCs w:val="28"/>
+        </w:rPr>
+      </w:pPr>
+    </w:p>
+    <w:p>
+      <w:pPr>
+        <w:ind w:firstLine="709"/>
+        <w:jc w:val="both"/>
+        <w:rPr>
+          <w:rFonts w:ascii="Times New Roman" w:hAnsi="Times New Roman" w:cs="Times New Roman"/>
+          <w:b/>
+          <w:bCs/>
+          <w:sz w:val="28"/>
+          <w:szCs w:val="28"/>
+        </w:rPr>
+      </w:pPr>
+      <w:r>
+        <w:rPr>
+          <w:rFonts w:ascii="Times New Roman" w:hAnsi="Times New Roman" w:cs="Times New Roman"/>
+          <w:b/>
+          <w:bCs/>
+          <w:sz w:val="28"/>
+          <w:szCs w:val="28"/>
+        </w:rPr>
+        <w:t>1.6.4 Основные научные проблемы</w:t>
+      </w:r>
+    </w:p>
+    <w:p>
+      <w:pPr>
+        <w:ind w:firstLine="709"/>
+        <w:jc w:val="both"/>
+        <w:rPr>
+          <w:rFonts w:ascii="Times New Roman" w:hAnsi="Times New Roman" w:cs="Times New Roman"/>
+          <w:sz w:val="28"/>
+          <w:szCs w:val="28"/>
+        </w:rPr>
+      </w:pPr>
+    </w:p>
+    <w:p>
+      <w:pPr>
+        <w:ind w:firstLine="709"/>
+        <w:jc w:val="both"/>
+        <w:rPr>
+          <w:rFonts w:ascii="Times New Roman" w:hAnsi="Times New Roman" w:cs="Times New Roman"/>
+          <w:sz w:val="28"/>
+          <w:szCs w:val="28"/>
+        </w:rPr>
+      </w:pPr>
+      <w:r>
+        <w:rPr>
+          <w:rFonts w:ascii="Times New Roman" w:hAnsi="Times New Roman" w:cs="Times New Roman"/>
+          <w:sz w:val="28"/>
+          <w:szCs w:val="28"/>
+        </w:rPr>
+        <w:t>На основании проведённого анализа можно выделить несколько ключевых научных</w:t>
+      </w:r>
+      <w:r>
+        <w:rPr>
+          <w:rFonts w:ascii="Times New Roman" w:hAnsi="Times New Roman" w:cs="Times New Roman"/>
+          <w:sz w:val="28"/>
+          <w:szCs w:val="28"/>
+        </w:rPr>
+        <w:t xml:space="preserve"> </w:t>
+      </w:r>
+      <w:r>
+        <w:rPr>
+          <w:rFonts w:ascii="Times New Roman" w:hAnsi="Times New Roman" w:cs="Times New Roman"/>
+          <w:sz w:val="28"/>
+          <w:szCs w:val="28"/>
+        </w:rPr>
+        <w:t>проблем.</w:t>
+      </w:r>
+    </w:p>
+    <w:p>
+      <w:pPr>
+        <w:ind w:firstLine="709"/>
+        <w:jc w:val="both"/>
+        <w:rPr>
+          <w:rFonts w:ascii="Times New Roman" w:hAnsi="Times New Roman" w:cs="Times New Roman"/>
+          <w:b/>
+          <w:bCs/>
+          <w:sz w:val="28"/>
+          <w:szCs w:val="28"/>
+        </w:rPr>
+      </w:pPr>
+      <w:r>
+        <w:rPr>
+          <w:rFonts w:ascii="Times New Roman" w:hAnsi="Times New Roman" w:cs="Times New Roman"/>
+          <w:b/>
+          <w:bCs/>
+          <w:sz w:val="28"/>
+          <w:szCs w:val="28"/>
+        </w:rPr>
+        <w:t>1 Отсутствие универсальной модели деградации</w:t>
+      </w:r>
+    </w:p>
+    <w:p>
+      <w:pPr>
+        <w:ind w:firstLine="709"/>
+        <w:jc w:val="both"/>
+        <w:rPr>
+          <w:rFonts w:ascii="Times New Roman" w:hAnsi="Times New Roman" w:cs="Times New Roman"/>
+          <w:sz w:val="28"/>
+          <w:szCs w:val="28"/>
+        </w:rPr>
+      </w:pPr>
+    </w:p>
+    <w:p>
+      <w:pPr>
+        <w:ind w:firstLine="709"/>
+        <w:jc w:val="both"/>
+        <w:rPr>
+          <w:rFonts w:ascii="Times New Roman" w:hAnsi="Times New Roman" w:cs="Times New Roman"/>
+          <w:sz w:val="28"/>
+          <w:szCs w:val="28"/>
+        </w:rPr>
+      </w:pPr>
+      <w:r>
+        <w:rPr>
+          <w:rFonts w:ascii="Times New Roman" w:hAnsi="Times New Roman" w:cs="Times New Roman"/>
+          <w:sz w:val="28"/>
+          <w:szCs w:val="28"/>
+        </w:rPr>
+        <w:t>Существующие модели деградации аккумуляторов либо являются эмпирическими, либо</w:t>
+      </w:r>
+      <w:r>
+        <w:rPr>
+          <w:rFonts w:ascii="Times New Roman" w:hAnsi="Times New Roman" w:cs="Times New Roman"/>
+          <w:sz w:val="28"/>
+          <w:szCs w:val="28"/>
+        </w:rPr>
+        <w:t xml:space="preserve"> </w:t>
+      </w:r>
+      <w:r>
+        <w:rPr>
+          <w:rFonts w:ascii="Times New Roman" w:hAnsi="Times New Roman" w:cs="Times New Roman"/>
+          <w:sz w:val="28"/>
+          <w:szCs w:val="28"/>
+        </w:rPr>
+        <w:t>требуют сложной параметризации.</w:t>
+      </w:r>
+      <w:r>
+        <w:rPr>
+          <w:rFonts w:ascii="Times New Roman" w:hAnsi="Times New Roman" w:cs="Times New Roman"/>
+          <w:sz w:val="28"/>
+          <w:szCs w:val="28"/>
+        </w:rPr>
+        <w:t xml:space="preserve"> </w:t>
+      </w:r>
+      <w:r>
+        <w:rPr>
+          <w:rFonts w:ascii="Times New Roman" w:hAnsi="Times New Roman" w:cs="Times New Roman"/>
+          <w:sz w:val="28"/>
+          <w:szCs w:val="28"/>
+        </w:rPr>
+        <w:t>В настоящее время отсутствует универсальная модель, связывающая параметры импеданса</w:t>
+      </w:r>
+      <w:r>
+        <w:rPr>
+          <w:rFonts w:ascii="Times New Roman" w:hAnsi="Times New Roman" w:cs="Times New Roman"/>
+          <w:sz w:val="28"/>
+          <w:szCs w:val="28"/>
+        </w:rPr>
+        <w:t xml:space="preserve"> </w:t>
+      </w:r>
+      <w:r>
+        <w:rPr>
+          <w:rFonts w:ascii="Times New Roman" w:hAnsi="Times New Roman" w:cs="Times New Roman"/>
+          <w:sz w:val="28"/>
+          <w:szCs w:val="28"/>
+        </w:rPr>
+        <w:t>аккумуляторной системы с её деградацией.</w:t>
+      </w:r>
+    </w:p>
+    <w:p>
+      <w:pPr>
+        <w:ind w:firstLine="709"/>
+        <w:jc w:val="both"/>
+        <w:rPr>
+          <w:rFonts w:ascii="Times New Roman" w:hAnsi="Times New Roman" w:cs="Times New Roman"/>
+          <w:sz w:val="28"/>
+          <w:szCs w:val="28"/>
+        </w:rPr>
+      </w:pPr>
+    </w:p>
+    <w:p>
+      <w:pPr>
+        <w:ind w:firstLine="709"/>
+        <w:jc w:val="both"/>
+        <w:rPr>
+          <w:rFonts w:ascii="Times New Roman" w:hAnsi="Times New Roman" w:cs="Times New Roman"/>
+          <w:b/>
+          <w:bCs/>
+          <w:sz w:val="28"/>
+          <w:szCs w:val="28"/>
+        </w:rPr>
+      </w:pPr>
+      <w:r>
+        <w:rPr>
+          <w:rFonts w:ascii="Times New Roman" w:hAnsi="Times New Roman" w:cs="Times New Roman"/>
+          <w:b/>
+          <w:bCs/>
+          <w:sz w:val="28"/>
+          <w:szCs w:val="28"/>
+        </w:rPr>
+        <w:t>2 Недостаточная разработанность методов прогнозирования ресурса</w:t>
+      </w:r>
+    </w:p>
+    <w:p>
+      <w:pPr>
+        <w:ind w:firstLine="709"/>
+        <w:jc w:val="both"/>
+        <w:rPr>
+          <w:rFonts w:ascii="Times New Roman" w:hAnsi="Times New Roman" w:cs="Times New Roman"/>
+          <w:sz w:val="28"/>
+          <w:szCs w:val="28"/>
+        </w:rPr>
+      </w:pPr>
+    </w:p>
+    <w:p>
+      <w:pPr>
+        <w:ind w:firstLine="709"/>
+        <w:jc w:val="both"/>
+        <w:rPr>
+          <w:rFonts w:ascii="Times New Roman" w:hAnsi="Times New Roman" w:cs="Times New Roman"/>
+          <w:sz w:val="28"/>
+          <w:szCs w:val="28"/>
+        </w:rPr>
+      </w:pPr>
+      <w:r>
+        <w:rPr>
+          <w:rFonts w:ascii="Times New Roman" w:hAnsi="Times New Roman" w:cs="Times New Roman"/>
+          <w:sz w:val="28"/>
+          <w:szCs w:val="28"/>
+        </w:rPr>
+        <w:t>Существующие методы прогнозирования ресурса аккумуляторов не учитывают влияние</w:t>
+      </w:r>
+      <w:r>
+        <w:rPr>
+          <w:rFonts w:ascii="Times New Roman" w:hAnsi="Times New Roman" w:cs="Times New Roman"/>
+          <w:sz w:val="28"/>
+          <w:szCs w:val="28"/>
+        </w:rPr>
+        <w:t xml:space="preserve"> </w:t>
+      </w:r>
+      <w:r>
+        <w:rPr>
+          <w:rFonts w:ascii="Times New Roman" w:hAnsi="Times New Roman" w:cs="Times New Roman"/>
+          <w:sz w:val="28"/>
+          <w:szCs w:val="28"/>
+        </w:rPr>
+        <w:t>внутренних электрохимических процессов, происходящих в аккумуляторной системе.</w:t>
+      </w:r>
+    </w:p>
+    <w:p>
+      <w:pPr>
+        <w:ind w:firstLine="709"/>
+        <w:jc w:val="both"/>
+        <w:rPr>
+          <w:rFonts w:ascii="Times New Roman" w:hAnsi="Times New Roman" w:cs="Times New Roman"/>
+          <w:b/>
+          <w:bCs/>
+          <w:sz w:val="28"/>
+          <w:szCs w:val="28"/>
+        </w:rPr>
+      </w:pPr>
+      <w:r>
+        <w:rPr>
+          <w:rFonts w:ascii="Times New Roman" w:hAnsi="Times New Roman" w:cs="Times New Roman"/>
+          <w:b/>
+          <w:bCs/>
+          <w:sz w:val="28"/>
+          <w:szCs w:val="28"/>
+        </w:rPr>
+        <w:t>3 Ограничение применимости лабораторных методов</w:t>
+      </w:r>
+    </w:p>
+    <w:p>
+      <w:pPr>
+        <w:ind w:firstLine="709"/>
+        <w:jc w:val="both"/>
+        <w:rPr>
+          <w:rFonts w:ascii="Times New Roman" w:hAnsi="Times New Roman" w:cs="Times New Roman"/>
+          <w:sz w:val="28"/>
+          <w:szCs w:val="28"/>
+        </w:rPr>
+      </w:pPr>
+    </w:p>
+    <w:p>
+      <w:pPr>
+        <w:ind w:firstLine="709"/>
+        <w:jc w:val="both"/>
+        <w:rPr>
+          <w:rFonts w:ascii="Times New Roman" w:hAnsi="Times New Roman" w:cs="Times New Roman"/>
+          <w:sz w:val="28"/>
+          <w:szCs w:val="28"/>
+        </w:rPr>
+      </w:pPr>
+      <w:r>
+        <w:rPr>
+          <w:rFonts w:ascii="Times New Roman" w:hAnsi="Times New Roman" w:cs="Times New Roman"/>
+          <w:sz w:val="28"/>
+          <w:szCs w:val="28"/>
+        </w:rPr>
+        <w:t>Большинство методов импедансной диагностики разработано для лабораторных условий и</w:t>
+      </w:r>
+      <w:r>
+        <w:rPr>
+          <w:rFonts w:ascii="Times New Roman" w:hAnsi="Times New Roman" w:cs="Times New Roman"/>
+          <w:sz w:val="28"/>
+          <w:szCs w:val="28"/>
+        </w:rPr>
+        <w:t xml:space="preserve"> </w:t>
+      </w:r>
+      <w:r>
+        <w:rPr>
+          <w:rFonts w:ascii="Times New Roman" w:hAnsi="Times New Roman" w:cs="Times New Roman"/>
+          <w:sz w:val="28"/>
+          <w:szCs w:val="28"/>
+        </w:rPr>
+        <w:t>требует длительных измерений.</w:t>
+      </w:r>
+      <w:r>
+        <w:rPr>
+          <w:rFonts w:ascii="Times New Roman" w:hAnsi="Times New Roman" w:cs="Times New Roman"/>
+          <w:sz w:val="28"/>
+          <w:szCs w:val="28"/>
+        </w:rPr>
+        <w:t xml:space="preserve"> </w:t>
+      </w:r>
+      <w:r>
+        <w:rPr>
+          <w:rFonts w:ascii="Times New Roman" w:hAnsi="Times New Roman" w:cs="Times New Roman"/>
+          <w:sz w:val="28"/>
+          <w:szCs w:val="28"/>
+        </w:rPr>
+        <w:t>Для применения в системах электротранспорта необходимы методы экспресс-диагностики</w:t>
+      </w:r>
+      <w:r>
+        <w:rPr>
+          <w:rFonts w:ascii="Times New Roman" w:hAnsi="Times New Roman" w:cs="Times New Roman"/>
+          <w:sz w:val="28"/>
+          <w:szCs w:val="28"/>
+        </w:rPr>
+        <w:t xml:space="preserve"> </w:t>
+      </w:r>
+      <w:r>
+        <w:rPr>
+          <w:rFonts w:ascii="Times New Roman" w:hAnsi="Times New Roman" w:cs="Times New Roman"/>
+          <w:sz w:val="28"/>
+          <w:szCs w:val="28"/>
+        </w:rPr>
+        <w:t>аккумуляторов.</w:t>
+      </w:r>
+    </w:p>
+    <w:p>
+      <w:pPr>
+        <w:ind w:firstLine="709"/>
+        <w:jc w:val="both"/>
+        <w:rPr>
+          <w:rFonts w:ascii="Times New Roman" w:hAnsi="Times New Roman" w:cs="Times New Roman"/>
+          <w:sz w:val="28"/>
+          <w:szCs w:val="28"/>
+        </w:rPr>
+      </w:pPr>
+    </w:p>
+    <w:p>
+      <w:pPr>
+        <w:ind w:firstLine="709"/>
+        <w:jc w:val="both"/>
+        <w:rPr>
+          <w:rFonts w:ascii="Times New Roman" w:hAnsi="Times New Roman" w:cs="Times New Roman"/>
+          <w:b/>
+          <w:bCs/>
+          <w:sz w:val="28"/>
+          <w:szCs w:val="28"/>
+        </w:rPr>
+      </w:pPr>
+      <w:r>
+        <w:rPr>
+          <w:rFonts w:ascii="Times New Roman" w:hAnsi="Times New Roman" w:cs="Times New Roman"/>
+          <w:b/>
+          <w:bCs/>
+          <w:sz w:val="28"/>
+          <w:szCs w:val="28"/>
+        </w:rPr>
+        <w:t>1.6.5 Научная гипотеза исследования</w:t>
+      </w:r>
+    </w:p>
+    <w:p>
+      <w:pPr>
+        <w:ind w:firstLine="709"/>
+        <w:jc w:val="both"/>
+        <w:rPr>
+          <w:rFonts w:ascii="Times New Roman" w:hAnsi="Times New Roman" w:cs="Times New Roman"/>
+          <w:sz w:val="28"/>
+          <w:szCs w:val="28"/>
+        </w:rPr>
+      </w:pPr>
+    </w:p>
+    <w:p>
+      <w:pPr>
+        <w:ind w:firstLine="709"/>
+        <w:jc w:val="both"/>
+        <w:rPr>
+          <w:rFonts w:ascii="Times New Roman" w:hAnsi="Times New Roman" w:cs="Times New Roman"/>
+          <w:sz w:val="28"/>
+          <w:szCs w:val="28"/>
+        </w:rPr>
+      </w:pPr>
+      <w:r>
+        <w:rPr>
+          <w:rFonts w:ascii="Times New Roman" w:hAnsi="Times New Roman" w:cs="Times New Roman"/>
+          <w:sz w:val="28"/>
+          <w:szCs w:val="28"/>
+        </w:rPr>
+        <w:t>Научная гипотеза диссертационной работы заключается в том, что параметры комплексного</w:t>
+      </w:r>
+      <w:r>
+        <w:rPr>
+          <w:rFonts w:ascii="Times New Roman" w:hAnsi="Times New Roman" w:cs="Times New Roman"/>
+          <w:sz w:val="28"/>
+          <w:szCs w:val="28"/>
+        </w:rPr>
+        <w:t xml:space="preserve"> </w:t>
+      </w:r>
+      <w:r>
+        <w:rPr>
+          <w:rFonts w:ascii="Times New Roman" w:hAnsi="Times New Roman" w:cs="Times New Roman"/>
+          <w:sz w:val="28"/>
+          <w:szCs w:val="28"/>
+        </w:rPr>
+        <w:t>импеданса аккумуляторной системы содержат информацию о механизмах деградации</w:t>
+      </w:r>
+      <w:r>
+        <w:rPr>
+          <w:rFonts w:ascii="Times New Roman" w:hAnsi="Times New Roman" w:cs="Times New Roman"/>
+          <w:sz w:val="28"/>
+          <w:szCs w:val="28"/>
+        </w:rPr>
+        <w:t xml:space="preserve"> </w:t>
+      </w:r>
+      <w:r>
+        <w:rPr>
+          <w:rFonts w:ascii="Times New Roman" w:hAnsi="Times New Roman" w:cs="Times New Roman"/>
+          <w:sz w:val="28"/>
+          <w:szCs w:val="28"/>
+        </w:rPr>
+        <w:t>аккумулятора и могут быть использованы для прогнозирования его остаточного ресурса.</w:t>
+      </w:r>
+    </w:p>
+    <w:p>
+      <w:pPr>
+        <w:ind w:firstLine="709"/>
+        <w:jc w:val="both"/>
+        <w:rPr>
+          <w:rFonts w:ascii="Times New Roman" w:hAnsi="Times New Roman" w:cs="Times New Roman"/>
+          <w:sz w:val="28"/>
+          <w:szCs w:val="28"/>
+        </w:rPr>
+      </w:pPr>
+      <w:r>
+        <w:rPr>
+          <w:rFonts w:ascii="Times New Roman" w:hAnsi="Times New Roman" w:cs="Times New Roman"/>
+          <w:sz w:val="28"/>
+          <w:szCs w:val="28"/>
+        </w:rPr>
+        <w:t>Формально данная гипотеза может быть записана в виде зависимости</w:t>
+      </w:r>
+      <w:r>
+        <w:rPr>
+          <w:rFonts w:ascii="Times New Roman" w:hAnsi="Times New Roman" w:cs="Times New Roman"/>
+          <w:sz w:val="28"/>
+          <w:szCs w:val="28"/>
+        </w:rPr>
+        <w:t>:</w:t>
+      </w:r>
+    </w:p>
+    <w:p>
+      <w:pPr>
+        <w:ind w:firstLine="709"/>
+        <w:jc w:val="both"/>
+        <w:rPr>
+          <w:rFonts w:ascii="Times New Roman" w:hAnsi="Times New Roman" w:cs="Times New Roman"/>
+          <w:sz w:val="28"/>
+          <w:szCs w:val="28"/>
+          <w:lang w:val="en-US"/>
+        </w:rPr>
+      </w:pPr>
+      <w:r>
+        <w:rPr>
+          <w:rFonts w:ascii="Times New Roman" w:hAnsi="Times New Roman" w:cs="Times New Roman"/>
+          <w:position w:val="-10"/>
+          <w:sz w:val="28"/>
+          <w:szCs w:val="28"/>
+        </w:rPr>
+        <w:object w:dxaOrig="2620" w:dyaOrig="320" w14:anchorId="684EC9D2">
+          <v:shape id="_x0000_i1082" type="#_x0000_t75" style="width:131pt;height:16pt" o:ole="">
+            <v:imagedata r:id="rId112" o:title=""/>
+          </v:shape>
+          <o:OLEObject Type="Embed" ProgID="Equation.DSMT4" ShapeID="_x0000_i1082" DrawAspect="Content" ObjectID="_1834732427" r:id="rId113"/>
+        </w:object>
+      </w:r>
+    </w:p>
+    <w:p>
+      <w:pPr>
+        <w:ind w:firstLine="709"/>
+        <w:jc w:val="both"/>
+        <w:rPr>
+          <w:rFonts w:ascii="Times New Roman" w:hAnsi="Times New Roman" w:cs="Times New Roman"/>
+          <w:sz w:val="28"/>
+          <w:szCs w:val="28"/>
+        </w:rPr>
+      </w:pPr>
+      <w:r>
+        <w:rPr>
+          <w:rFonts w:ascii="Times New Roman" w:hAnsi="Times New Roman" w:cs="Times New Roman"/>
+          <w:sz w:val="28"/>
+          <w:szCs w:val="28"/>
+        </w:rPr>
+        <w:t>, где</w:t>
+      </w:r>
+    </w:p>
+    <w:p>
+      <w:pPr>
+        <w:ind w:firstLine="709"/>
+        <w:jc w:val="both"/>
+        <w:rPr>
+          <w:rFonts w:ascii="Times New Roman" w:hAnsi="Times New Roman" w:cs="Times New Roman"/>
+          <w:sz w:val="28"/>
+          <w:szCs w:val="28"/>
+        </w:rPr>
+      </w:pPr>
+      <w:r>
+        <w:rPr>
+          <w:rFonts w:ascii="Times New Roman" w:hAnsi="Times New Roman" w:cs="Times New Roman"/>
+          <w:i/>
+          <w:iCs/>
+          <w:sz w:val="28"/>
+          <w:szCs w:val="28"/>
+          <w:lang w:val="en-US"/>
+        </w:rPr>
+        <w:t>Z</w:t>
+      </w:r>
+      <w:r>
+        <w:rPr>
+          <w:rFonts w:ascii="Times New Roman" w:hAnsi="Times New Roman" w:cs="Times New Roman"/>
+          <w:i/>
+          <w:iCs/>
+          <w:sz w:val="28"/>
+          <w:szCs w:val="28"/>
+        </w:rPr>
+        <w:t>(</w:t>
+      </w:r>
+      <w:r>
+        <w:rPr>
+          <w:rFonts w:ascii="Times New Roman" w:hAnsi="Times New Roman" w:cs="Times New Roman"/>
+          <w:i/>
+          <w:iCs/>
+          <w:sz w:val="28"/>
+          <w:szCs w:val="28"/>
+          <w:lang w:val="en-US"/>
+        </w:rPr>
+        <w:t>ω</w:t>
+      </w:r>
+      <w:r>
+        <w:rPr>
+          <w:rFonts w:ascii="Times New Roman" w:hAnsi="Times New Roman" w:cs="Times New Roman"/>
+          <w:i/>
+          <w:iCs/>
+          <w:sz w:val="28"/>
+          <w:szCs w:val="28"/>
+        </w:rPr>
+        <w:t>)</w:t>
+      </w:r>
+      <w:r>
+        <w:rPr>
+          <w:rFonts w:ascii="Times New Roman" w:hAnsi="Times New Roman" w:cs="Times New Roman"/>
+          <w:sz w:val="28"/>
+          <w:szCs w:val="28"/>
+        </w:rPr>
+        <w:t xml:space="preserve"> – </w:t>
+      </w:r>
+      <w:r>
+        <w:rPr>
+          <w:rFonts w:ascii="Times New Roman" w:hAnsi="Times New Roman" w:cs="Times New Roman"/>
+          <w:sz w:val="28"/>
+          <w:szCs w:val="28"/>
+        </w:rPr>
+        <w:t>комплексный импеданс аккумулятора;</w:t>
+      </w:r>
+    </w:p>
+    <w:p>
+      <w:pPr>
+        <w:ind w:firstLine="709"/>
+        <w:jc w:val="both"/>
+        <w:rPr>
+          <w:rFonts w:ascii="Times New Roman" w:hAnsi="Times New Roman" w:cs="Times New Roman"/>
+          <w:sz w:val="28"/>
+          <w:szCs w:val="28"/>
+        </w:rPr>
+      </w:pPr>
+      <w:r>
+        <w:rPr>
+          <w:rFonts w:ascii="Times New Roman" w:hAnsi="Times New Roman" w:cs="Times New Roman"/>
+          <w:i/>
+          <w:iCs/>
+          <w:sz w:val="28"/>
+          <w:szCs w:val="28"/>
+          <w:lang w:val="en-US"/>
+        </w:rPr>
+        <w:t>T</w:t>
+      </w:r>
+      <w:r>
+        <w:rPr>
+          <w:rFonts w:ascii="Times New Roman" w:hAnsi="Times New Roman" w:cs="Times New Roman"/>
+          <w:sz w:val="28"/>
+          <w:szCs w:val="28"/>
+          <w:lang w:val="en-US"/>
+        </w:rPr>
+        <w:t xml:space="preserve"> – </w:t>
+      </w:r>
+      <w:r>
+        <w:rPr>
+          <w:rFonts w:ascii="Times New Roman" w:hAnsi="Times New Roman" w:cs="Times New Roman"/>
+          <w:sz w:val="28"/>
+          <w:szCs w:val="28"/>
+        </w:rPr>
+        <w:t>температура;</w:t>
+      </w:r>
+    </w:p>
+    <w:p>
+      <w:pPr>
+        <w:ind w:firstLine="709"/>
+        <w:jc w:val="both"/>
+        <w:rPr>
+          <w:rFonts w:ascii="Times New Roman" w:hAnsi="Times New Roman" w:cs="Times New Roman"/>
+          <w:sz w:val="28"/>
+          <w:szCs w:val="28"/>
+        </w:rPr>
+      </w:pPr>
+      <w:r>
+        <w:rPr>
+          <w:rFonts w:ascii="Times New Roman" w:hAnsi="Times New Roman" w:cs="Times New Roman"/>
+          <w:i/>
+          <w:iCs/>
+          <w:sz w:val="28"/>
+          <w:szCs w:val="28"/>
+          <w:lang w:val="en-US"/>
+        </w:rPr>
+        <w:t>I</w:t>
+      </w:r>
+      <w:r>
+        <w:rPr>
+          <w:rFonts w:ascii="Times New Roman" w:hAnsi="Times New Roman" w:cs="Times New Roman"/>
+          <w:sz w:val="28"/>
+          <w:szCs w:val="28"/>
+        </w:rPr>
+        <w:t xml:space="preserve"> – ток нагрузки.</w:t>
+      </w:r>
+    </w:p>
+    <w:p>
+      <w:pPr>
+        <w:ind w:firstLine="709"/>
+        <w:jc w:val="both"/>
+        <w:rPr>
+          <w:rFonts w:ascii="Times New Roman" w:hAnsi="Times New Roman" w:cs="Times New Roman"/>
+          <w:sz w:val="28"/>
+          <w:szCs w:val="28"/>
+        </w:rPr>
+      </w:pPr>
+    </w:p>
+    <w:p>
+      <w:pPr>
+        <w:ind w:firstLine="709"/>
+        <w:jc w:val="both"/>
+        <w:rPr>
+          <w:rFonts w:ascii="Times New Roman" w:hAnsi="Times New Roman" w:cs="Times New Roman"/>
+          <w:b/>
+          <w:bCs/>
+          <w:sz w:val="28"/>
+          <w:szCs w:val="28"/>
+        </w:rPr>
+      </w:pPr>
+      <w:r>
+        <w:rPr>
+          <w:rFonts w:ascii="Times New Roman" w:hAnsi="Times New Roman" w:cs="Times New Roman"/>
+          <w:b/>
+          <w:bCs/>
+          <w:sz w:val="28"/>
+          <w:szCs w:val="28"/>
+        </w:rPr>
+        <w:t>1.6.6 Постановка задачи исследования</w:t>
+      </w:r>
+    </w:p>
+    <w:p>
+      <w:pPr>
+        <w:ind w:firstLine="709"/>
+        <w:jc w:val="both"/>
+        <w:rPr>
+          <w:rFonts w:ascii="Times New Roman" w:hAnsi="Times New Roman" w:cs="Times New Roman"/>
+          <w:sz w:val="28"/>
+          <w:szCs w:val="28"/>
+        </w:rPr>
+      </w:pPr>
+    </w:p>
+    <w:p>
+      <w:pPr>
+        <w:ind w:firstLine="709"/>
+        <w:jc w:val="both"/>
+        <w:rPr>
+          <w:rFonts w:ascii="Times New Roman" w:hAnsi="Times New Roman" w:cs="Times New Roman"/>
+          <w:sz w:val="28"/>
+          <w:szCs w:val="28"/>
+        </w:rPr>
+      </w:pPr>
+      <w:r>
+        <w:rPr>
+          <w:rFonts w:ascii="Times New Roman" w:hAnsi="Times New Roman" w:cs="Times New Roman"/>
+          <w:sz w:val="28"/>
+          <w:szCs w:val="28"/>
+        </w:rPr>
+        <w:t>Исходя из выявленных научных проблем формулируется задача настоящего исследования.</w:t>
+      </w:r>
+      <w:r>
+        <w:rPr>
+          <w:rFonts w:ascii="Times New Roman" w:hAnsi="Times New Roman" w:cs="Times New Roman"/>
+          <w:sz w:val="28"/>
+          <w:szCs w:val="28"/>
+        </w:rPr>
+        <w:t xml:space="preserve"> </w:t>
+      </w:r>
+    </w:p>
+    <w:p>
+      <w:pPr>
+        <w:ind w:firstLine="709"/>
+        <w:jc w:val="both"/>
+        <w:rPr>
+          <w:rFonts w:ascii="Times New Roman" w:hAnsi="Times New Roman" w:cs="Times New Roman"/>
+          <w:sz w:val="28"/>
+          <w:szCs w:val="28"/>
+        </w:rPr>
+      </w:pPr>
+      <w:r>
+        <w:rPr>
+          <w:rFonts w:ascii="Times New Roman" w:hAnsi="Times New Roman" w:cs="Times New Roman"/>
+          <w:sz w:val="28"/>
+          <w:szCs w:val="28"/>
+        </w:rPr>
+        <w:t>Необходимо разработать методы диагностики и прогнозирования остаточного ресурса</w:t>
+      </w:r>
+      <w:r>
+        <w:rPr>
+          <w:rFonts w:ascii="Times New Roman" w:hAnsi="Times New Roman" w:cs="Times New Roman"/>
+          <w:sz w:val="28"/>
+          <w:szCs w:val="28"/>
+        </w:rPr>
+        <w:t xml:space="preserve"> </w:t>
+      </w:r>
+      <w:r>
+        <w:rPr>
+          <w:rFonts w:ascii="Times New Roman" w:hAnsi="Times New Roman" w:cs="Times New Roman"/>
+          <w:sz w:val="28"/>
+          <w:szCs w:val="28"/>
+        </w:rPr>
+        <w:t>тяговых аккумуляторных батарей электротранспорта на основе анализа комплексного</w:t>
+      </w:r>
+      <w:r>
+        <w:rPr>
+          <w:rFonts w:ascii="Times New Roman" w:hAnsi="Times New Roman" w:cs="Times New Roman"/>
+          <w:sz w:val="28"/>
+          <w:szCs w:val="28"/>
+        </w:rPr>
+        <w:t xml:space="preserve"> </w:t>
+      </w:r>
+      <w:r>
+        <w:rPr>
+          <w:rFonts w:ascii="Times New Roman" w:hAnsi="Times New Roman" w:cs="Times New Roman"/>
+          <w:sz w:val="28"/>
+          <w:szCs w:val="28"/>
+        </w:rPr>
+        <w:t>импеданса.</w:t>
+      </w:r>
+    </w:p>
+    <w:p>
+      <w:pPr>
+        <w:ind w:firstLine="709"/>
+        <w:jc w:val="both"/>
+        <w:rPr>
+          <w:rFonts w:ascii="Times New Roman" w:hAnsi="Times New Roman" w:cs="Times New Roman"/>
+          <w:sz w:val="28"/>
+          <w:szCs w:val="28"/>
+        </w:rPr>
+      </w:pPr>
+      <w:r>
+        <w:rPr>
+          <w:rFonts w:ascii="Times New Roman" w:hAnsi="Times New Roman" w:cs="Times New Roman"/>
+          <w:sz w:val="28"/>
+          <w:szCs w:val="28"/>
+        </w:rPr>
+        <w:t>Для решения данной задачи необходимо:</w:t>
+      </w:r>
+    </w:p>
+    <w:p>
+      <w:pPr>
+        <w:ind w:firstLine="709"/>
+        <w:jc w:val="both"/>
+        <w:rPr>
+          <w:rFonts w:ascii="Times New Roman" w:hAnsi="Times New Roman" w:cs="Times New Roman"/>
+          <w:sz w:val="28"/>
+          <w:szCs w:val="28"/>
+        </w:rPr>
+      </w:pPr>
+      <w:r>
+        <w:rPr>
+          <w:rFonts w:ascii="Times New Roman" w:hAnsi="Times New Roman" w:cs="Times New Roman"/>
+          <w:sz w:val="28"/>
+          <w:szCs w:val="28"/>
+        </w:rPr>
+        <w:t xml:space="preserve">1 </w:t>
+      </w:r>
+      <w:r>
+        <w:rPr>
+          <w:rFonts w:ascii="Times New Roman" w:hAnsi="Times New Roman" w:cs="Times New Roman"/>
+          <w:sz w:val="28"/>
+          <w:szCs w:val="28"/>
+        </w:rPr>
+        <w:t>разработать математическую модель комплексного импеданса аккумуляторной батареи;</w:t>
+      </w:r>
+    </w:p>
+    <w:p>
+      <w:pPr>
+        <w:ind w:firstLine="709"/>
+        <w:jc w:val="both"/>
+        <w:rPr>
+          <w:rFonts w:ascii="Times New Roman" w:hAnsi="Times New Roman" w:cs="Times New Roman"/>
+          <w:sz w:val="28"/>
+          <w:szCs w:val="28"/>
+        </w:rPr>
+      </w:pPr>
+      <w:r>
+        <w:rPr>
+          <w:rFonts w:ascii="Times New Roman" w:hAnsi="Times New Roman" w:cs="Times New Roman"/>
+          <w:sz w:val="28"/>
+          <w:szCs w:val="28"/>
+        </w:rPr>
+        <w:t xml:space="preserve">2 </w:t>
+      </w:r>
+      <w:r>
+        <w:rPr>
+          <w:rFonts w:ascii="Times New Roman" w:hAnsi="Times New Roman" w:cs="Times New Roman"/>
+          <w:sz w:val="28"/>
+          <w:szCs w:val="28"/>
+        </w:rPr>
+        <w:t>установить зависимость между параметрами импеданса и процессами деградации</w:t>
+      </w:r>
+      <w:r>
+        <w:rPr>
+          <w:rFonts w:ascii="Times New Roman" w:hAnsi="Times New Roman" w:cs="Times New Roman"/>
+          <w:sz w:val="28"/>
+          <w:szCs w:val="28"/>
+        </w:rPr>
+        <w:t xml:space="preserve"> </w:t>
+      </w:r>
+      <w:r>
+        <w:rPr>
+          <w:rFonts w:ascii="Times New Roman" w:hAnsi="Times New Roman" w:cs="Times New Roman"/>
+          <w:sz w:val="28"/>
+          <w:szCs w:val="28"/>
+        </w:rPr>
+        <w:t>аккумулятора;</w:t>
+      </w:r>
+    </w:p>
+    <w:p>
+      <w:pPr>
+        <w:ind w:firstLine="709"/>
+        <w:jc w:val="both"/>
+        <w:rPr>
+          <w:rFonts w:ascii="Times New Roman" w:hAnsi="Times New Roman" w:cs="Times New Roman"/>
+          <w:sz w:val="28"/>
+          <w:szCs w:val="28"/>
+        </w:rPr>
+      </w:pPr>
+      <w:r>
+        <w:rPr>
+          <w:rFonts w:ascii="Times New Roman" w:hAnsi="Times New Roman" w:cs="Times New Roman"/>
+          <w:sz w:val="28"/>
+          <w:szCs w:val="28"/>
+        </w:rPr>
+        <w:t xml:space="preserve">3 </w:t>
+      </w:r>
+      <w:r>
+        <w:rPr>
+          <w:rFonts w:ascii="Times New Roman" w:hAnsi="Times New Roman" w:cs="Times New Roman"/>
+          <w:sz w:val="28"/>
+          <w:szCs w:val="28"/>
+        </w:rPr>
+        <w:t>разработать алгоритм оценки состояния аккумуляторной батареи;</w:t>
+      </w:r>
+    </w:p>
+    <w:p>
+      <w:pPr>
+        <w:ind w:firstLine="709"/>
+        <w:jc w:val="both"/>
+        <w:rPr>
+          <w:rFonts w:ascii="Times New Roman" w:hAnsi="Times New Roman" w:cs="Times New Roman"/>
+          <w:sz w:val="28"/>
+          <w:szCs w:val="28"/>
+        </w:rPr>
+      </w:pPr>
+      <w:r>
+        <w:rPr>
+          <w:rFonts w:ascii="Times New Roman" w:hAnsi="Times New Roman" w:cs="Times New Roman"/>
+          <w:sz w:val="28"/>
+          <w:szCs w:val="28"/>
+        </w:rPr>
+        <w:t xml:space="preserve">4 </w:t>
+      </w:r>
+      <w:r>
+        <w:rPr>
+          <w:rFonts w:ascii="Times New Roman" w:hAnsi="Times New Roman" w:cs="Times New Roman"/>
+          <w:sz w:val="28"/>
+          <w:szCs w:val="28"/>
+        </w:rPr>
+        <w:t>разработать модель прогнозирования остаточного ресурса аккумулятора;</w:t>
+      </w:r>
+    </w:p>
+    <w:p>
+      <w:pPr>
+        <w:ind w:firstLine="709"/>
+        <w:jc w:val="both"/>
+        <w:rPr>
+          <w:rFonts w:ascii="Times New Roman" w:hAnsi="Times New Roman" w:cs="Times New Roman"/>
+          <w:sz w:val="28"/>
+          <w:szCs w:val="28"/>
+        </w:rPr>
+      </w:pPr>
+      <w:r>
+        <w:rPr>
+          <w:rFonts w:ascii="Times New Roman" w:hAnsi="Times New Roman" w:cs="Times New Roman"/>
+          <w:sz w:val="28"/>
+          <w:szCs w:val="28"/>
+        </w:rPr>
+        <w:t xml:space="preserve">5 </w:t>
+      </w:r>
+      <w:r>
+        <w:rPr>
+          <w:rFonts w:ascii="Times New Roman" w:hAnsi="Times New Roman" w:cs="Times New Roman"/>
+          <w:sz w:val="28"/>
+          <w:szCs w:val="28"/>
+        </w:rPr>
+        <w:t>провести экспериментальную проверку разработанных методов.</w:t>
+      </w:r>
+    </w:p>
+    <w:p>
+      <w:pPr>
+        <w:ind w:firstLine="709"/>
+        <w:jc w:val="both"/>
+        <w:rPr>
+          <w:rFonts w:ascii="Times New Roman" w:hAnsi="Times New Roman" w:cs="Times New Roman"/>
+          <w:sz w:val="28"/>
+          <w:szCs w:val="28"/>
+        </w:rPr>
+      </w:pPr>
+    </w:p>
+    <w:p>
+      <w:pPr>
+        <w:ind w:firstLine="709"/>
+        <w:jc w:val="both"/>
+        <w:rPr>
+          <w:rFonts w:ascii="Times New Roman" w:hAnsi="Times New Roman" w:cs="Times New Roman"/>
+          <w:b/>
+          <w:bCs/>
+          <w:sz w:val="28"/>
+          <w:szCs w:val="28"/>
+        </w:rPr>
+      </w:pPr>
+      <w:r>
+        <w:rPr>
+          <w:rFonts w:ascii="Times New Roman" w:hAnsi="Times New Roman" w:cs="Times New Roman"/>
+          <w:b/>
+          <w:bCs/>
+          <w:sz w:val="28"/>
+          <w:szCs w:val="28"/>
+        </w:rPr>
+        <w:t>Вывод по Главе 1</w:t>
+      </w:r>
+    </w:p>
+    <w:p>
+      <w:pPr>
+        <w:ind w:firstLine="709"/>
+        <w:jc w:val="both"/>
+        <w:rPr>
+          <w:rFonts w:ascii="Times New Roman" w:hAnsi="Times New Roman" w:cs="Times New Roman"/>
+          <w:sz w:val="28"/>
+          <w:szCs w:val="28"/>
+        </w:rPr>
+      </w:pPr>
+    </w:p>
+    <w:p>
+      <w:pPr>
+        <w:ind w:firstLine="709"/>
+        <w:jc w:val="both"/>
+        <w:rPr>
+          <w:rFonts w:ascii="Times New Roman" w:hAnsi="Times New Roman" w:cs="Times New Roman"/>
+          <w:sz w:val="28"/>
+          <w:szCs w:val="28"/>
+        </w:rPr>
+      </w:pPr>
+      <w:r>
+        <w:rPr>
+          <w:rFonts w:ascii="Times New Roman" w:hAnsi="Times New Roman" w:cs="Times New Roman"/>
+          <w:sz w:val="28"/>
+          <w:szCs w:val="28"/>
+        </w:rPr>
+        <w:lastRenderedPageBreak/>
+        <w:t>В первой главе выполнен анализ современных методов диагностики и прогнозирования</w:t>
+      </w:r>
+      <w:r>
+        <w:rPr>
+          <w:rFonts w:ascii="Times New Roman" w:hAnsi="Times New Roman" w:cs="Times New Roman"/>
+          <w:sz w:val="28"/>
+          <w:szCs w:val="28"/>
+        </w:rPr>
+        <w:t xml:space="preserve"> </w:t>
+      </w:r>
+      <w:r>
+        <w:rPr>
+          <w:rFonts w:ascii="Times New Roman" w:hAnsi="Times New Roman" w:cs="Times New Roman"/>
+          <w:sz w:val="28"/>
+          <w:szCs w:val="28"/>
+        </w:rPr>
+        <w:t>ресурса аккумуляторных батарей.</w:t>
+      </w:r>
+    </w:p>
+    <w:p>
+      <w:pPr>
+        <w:ind w:firstLine="709"/>
+        <w:jc w:val="both"/>
+        <w:rPr>
+          <w:rFonts w:ascii="Times New Roman" w:hAnsi="Times New Roman" w:cs="Times New Roman"/>
+          <w:sz w:val="28"/>
+          <w:szCs w:val="28"/>
+        </w:rPr>
+      </w:pPr>
+      <w:r>
+        <w:rPr>
+          <w:rFonts w:ascii="Times New Roman" w:hAnsi="Times New Roman" w:cs="Times New Roman"/>
+          <w:sz w:val="28"/>
+          <w:szCs w:val="28"/>
+        </w:rPr>
+        <w:t>Показано, что существующие методы обладают рядом ограничений и не обеспечивают</w:t>
+      </w:r>
+      <w:r>
+        <w:rPr>
+          <w:rFonts w:ascii="Times New Roman" w:hAnsi="Times New Roman" w:cs="Times New Roman"/>
+          <w:sz w:val="28"/>
+          <w:szCs w:val="28"/>
+        </w:rPr>
+        <w:t xml:space="preserve"> </w:t>
+      </w:r>
+      <w:r>
+        <w:rPr>
+          <w:rFonts w:ascii="Times New Roman" w:hAnsi="Times New Roman" w:cs="Times New Roman"/>
+          <w:sz w:val="28"/>
+          <w:szCs w:val="28"/>
+        </w:rPr>
+        <w:t>достаточной точности прогнозирования остаточного ресурса аккумуляторов в условиях</w:t>
+      </w:r>
+      <w:r>
+        <w:rPr>
+          <w:rFonts w:ascii="Times New Roman" w:hAnsi="Times New Roman" w:cs="Times New Roman"/>
+          <w:sz w:val="28"/>
+          <w:szCs w:val="28"/>
+        </w:rPr>
+        <w:t xml:space="preserve"> </w:t>
+      </w:r>
+      <w:r>
+        <w:rPr>
+          <w:rFonts w:ascii="Times New Roman" w:hAnsi="Times New Roman" w:cs="Times New Roman"/>
+          <w:sz w:val="28"/>
+          <w:szCs w:val="28"/>
+        </w:rPr>
+        <w:t>эксплуатации электротранспорта.</w:t>
+      </w:r>
+    </w:p>
+    <w:p>
+      <w:pPr>
+        <w:ind w:firstLine="709"/>
+        <w:jc w:val="both"/>
+        <w:rPr>
+          <w:rFonts w:ascii="Times New Roman" w:hAnsi="Times New Roman" w:cs="Times New Roman"/>
+          <w:sz w:val="28"/>
+          <w:szCs w:val="28"/>
+        </w:rPr>
+      </w:pPr>
+      <w:r>
+        <w:rPr>
+          <w:rFonts w:ascii="Times New Roman" w:hAnsi="Times New Roman" w:cs="Times New Roman"/>
+          <w:sz w:val="28"/>
+          <w:szCs w:val="28"/>
+        </w:rPr>
+        <w:t>Анализ научной литературы показывает, что перспективным направлением является</w:t>
+      </w:r>
+      <w:r>
+        <w:rPr>
+          <w:rFonts w:ascii="Times New Roman" w:hAnsi="Times New Roman" w:cs="Times New Roman"/>
+          <w:sz w:val="28"/>
+          <w:szCs w:val="28"/>
+        </w:rPr>
+        <w:t xml:space="preserve"> </w:t>
+      </w:r>
+      <w:r>
+        <w:rPr>
+          <w:rFonts w:ascii="Times New Roman" w:hAnsi="Times New Roman" w:cs="Times New Roman"/>
+          <w:sz w:val="28"/>
+          <w:szCs w:val="28"/>
+        </w:rPr>
+        <w:t>разработка методов диагностики аккумуляторов на основе анализа их импедансных</w:t>
+      </w:r>
+      <w:r>
+        <w:rPr>
+          <w:rFonts w:ascii="Times New Roman" w:hAnsi="Times New Roman" w:cs="Times New Roman"/>
+          <w:sz w:val="28"/>
+          <w:szCs w:val="28"/>
+        </w:rPr>
+        <w:t xml:space="preserve"> </w:t>
+      </w:r>
+      <w:r>
+        <w:rPr>
+          <w:rFonts w:ascii="Times New Roman" w:hAnsi="Times New Roman" w:cs="Times New Roman"/>
+          <w:sz w:val="28"/>
+          <w:szCs w:val="28"/>
+        </w:rPr>
+        <w:t>характеристик.</w:t>
+      </w:r>
+    </w:p>
+    <w:p>
+      <w:pPr>
+        <w:ind w:firstLine="709"/>
+        <w:jc w:val="both"/>
+        <w:rPr>
+          <w:rFonts w:ascii="Times New Roman" w:hAnsi="Times New Roman" w:cs="Times New Roman"/>
+          <w:sz w:val="28"/>
+          <w:szCs w:val="28"/>
+        </w:rPr>
+      </w:pPr>
+      <w:r>
+        <w:rPr>
+          <w:rFonts w:ascii="Times New Roman" w:hAnsi="Times New Roman" w:cs="Times New Roman"/>
+          <w:sz w:val="28"/>
+          <w:szCs w:val="28"/>
+        </w:rPr>
+        <w:t>В связи с этим в дальнейших главах диссертации рассматриваются вопросы построения</w:t>
+      </w:r>
+      <w:r>
+        <w:rPr>
+          <w:rFonts w:ascii="Times New Roman" w:hAnsi="Times New Roman" w:cs="Times New Roman"/>
+          <w:sz w:val="28"/>
+          <w:szCs w:val="28"/>
+        </w:rPr>
+        <w:t xml:space="preserve"> </w:t>
+      </w:r>
+      <w:r>
+        <w:rPr>
+          <w:rFonts w:ascii="Times New Roman" w:hAnsi="Times New Roman" w:cs="Times New Roman"/>
+          <w:sz w:val="28"/>
+          <w:szCs w:val="28"/>
+        </w:rPr>
+        <w:t>математической модели импеданса аккумуляторных батарей и разработки методов</w:t>
+      </w:r>
+      <w:r>
+        <w:rPr>
+          <w:rFonts w:ascii="Times New Roman" w:hAnsi="Times New Roman" w:cs="Times New Roman"/>
+          <w:sz w:val="28"/>
+          <w:szCs w:val="28"/>
+        </w:rPr>
+        <w:t xml:space="preserve"> </w:t>
+      </w:r>
+      <w:r>
+        <w:rPr>
+          <w:rFonts w:ascii="Times New Roman" w:hAnsi="Times New Roman" w:cs="Times New Roman"/>
+          <w:sz w:val="28"/>
+          <w:szCs w:val="28"/>
+        </w:rPr>
+        <w:t>прогнозирования их остаточного ресурса.</w:t>
+      </w:r>
+    </w:p>
+    <w:p>
+      <w:pPr>
         <w:jc w:val="both"/>
         <w:rPr>
           <w:rFonts w:ascii="Times New Roman" w:hAnsi="Times New Roman" w:cs="Times New Roman"/>
@@ -14388,7 +17396,7 @@
   <w:abstractNum w:abstractNumId="0" w15:restartNumberingAfterBreak="0">
     <w:nsid w:val="04EB4F38"/>
     <w:multiLevelType w:val="hybridMultilevel"/>
-    <w:tmpl w:val="B7E8E2D2"/>
+    <w:tmpl w:val="8B06DD84"/>
     <w:lvl w:ilvl="0" w:tplc="04190001">
       <w:start w:val="1"/>
       <w:numFmt w:val="bullet"/>
@@ -15015,6 +18023,119 @@
     </w:lvl>
   </w:abstractNum>
   <w:abstractNum w:abstractNumId="6" w15:restartNumberingAfterBreak="0">
+    <w:nsid w:val="2B784752"/>
+    <w:multiLevelType w:val="hybridMultilevel"/>
+    <w:tmpl w:val="FE362A6A"/>
+    <w:lvl w:ilvl="0" w:tplc="04190001">
+      <w:start w:val="1"/>
+      <w:numFmt w:val="bullet"/>
+      <w:lvlText w:val=""/>
+      <w:lvlJc w:val="left"/>
+      <w:pPr>
+        <w:ind w:left="720" w:hanging="360"/>
+      </w:pPr>
+      <w:rPr>
+        <w:rFonts w:ascii="Symbol" w:hAnsi="Symbol" w:hint="default"/>
+      </w:rPr>
+    </w:lvl>
+    <w:lvl w:ilvl="1" w:tplc="04190003" w:tentative="1">
+      <w:start w:val="1"/>
+      <w:numFmt w:val="bullet"/>
+      <w:lvlText w:val="o"/>
+      <w:lvlJc w:val="left"/>
+      <w:pPr>
+        <w:ind w:left="1440" w:hanging="360"/>
+      </w:pPr>
+      <w:rPr>
+        <w:rFonts w:ascii="Courier New" w:hAnsi="Courier New" w:cs="Courier New" w:hint="default"/>
+      </w:rPr>
+    </w:lvl>
+    <w:lvl w:ilvl="2" w:tplc="04190005" w:tentative="1">
+      <w:start w:val="1"/>
+      <w:numFmt w:val="bullet"/>
+      <w:lvlText w:val=""/>
+      <w:lvlJc w:val="left"/>
+      <w:pPr>
+        <w:ind w:left="2160" w:hanging="360"/>
+      </w:pPr>
+      <w:rPr>
+        <w:rFonts w:ascii="Wingdings" w:hAnsi="Wingdings" w:hint="default"/>
+      </w:rPr>
+    </w:lvl>
+    <w:lvl w:ilvl="3" w:tplc="04190001" w:tentative="1">
+      <w:start w:val="1"/>
+      <w:numFmt w:val="bullet"/>
+      <w:lvlText w:val=""/>
+      <w:lvlJc w:val="left"/>
+      <w:pPr>
+        <w:ind w:left="2880" w:hanging="360"/>
+      </w:pPr>
+      <w:rPr>
+        <w:rFonts w:ascii="Symbol" w:hAnsi="Symbol" w:hint="default"/>
+      </w:rPr>
+    </w:lvl>
+    <w:lvl w:ilvl="4" w:tplc="04190003" w:tentative="1">
+      <w:start w:val="1"/>
+      <w:numFmt w:val="bullet"/>
+      <w:lvlText w:val="o"/>
+      <w:lvlJc w:val="left"/>
+      <w:pPr>
+        <w:ind w:left="3600" w:hanging="360"/>
+      </w:pPr>
+      <w:rPr>
+        <w:rFonts w:ascii="Courier New" w:hAnsi="Courier New" w:cs="Courier New" w:hint="default"/>
+      </w:rPr>
+    </w:lvl>
+    <w:lvl w:ilvl="5" w:tplc="04190005" w:tentative="1">
+      <w:start w:val="1"/>
+      <w:numFmt w:val="bullet"/>
+      <w:lvlText w:val=""/>
+      <w:lvlJc w:val="left"/>
+      <w:pPr>
+        <w:ind w:left="4320" w:hanging="360"/>
+      </w:pPr>
+      <w:rPr>
+        <w:rFonts w:ascii="Wingdings" w:hAnsi="Wingdings" w:hint="default"/>
+      </w:rPr>
+    </w:lvl>
+    <w:lvl w:ilvl="6" w:tplc="04190001" w:tentative="1">
+      <w:start w:val="1"/>
+      <w:numFmt w:val="bullet"/>
+      <w:lvlText w:val=""/>
+      <w:lvlJc w:val="left"/>
+      <w:pPr>
+        <w:ind w:left="5040" w:hanging="360"/>
+      </w:pPr>
+      <w:rPr>
+        <w:rFonts w:ascii="Symbol" w:hAnsi="Symbol" w:hint="default"/>
+      </w:rPr>
+    </w:lvl>
+    <w:lvl w:ilvl="7" w:tplc="04190003" w:tentative="1">
+      <w:start w:val="1"/>
+      <w:numFmt w:val="bullet"/>
+      <w:lvlText w:val="o"/>
+      <w:lvlJc w:val="left"/>
+      <w:pPr>
+        <w:ind w:left="5760" w:hanging="360"/>
+      </w:pPr>
+      <w:rPr>
+        <w:rFonts w:ascii="Courier New" w:hAnsi="Courier New" w:cs="Courier New" w:hint="default"/>
+      </w:rPr>
+    </w:lvl>
+    <w:lvl w:ilvl="8" w:tplc="04190005" w:tentative="1">
+      <w:start w:val="1"/>
+      <w:numFmt w:val="bullet"/>
+      <w:lvlText w:val=""/>
+      <w:lvlJc w:val="left"/>
+      <w:pPr>
+        <w:ind w:left="6480" w:hanging="360"/>
+      </w:pPr>
+      <w:rPr>
+        <w:rFonts w:ascii="Wingdings" w:hAnsi="Wingdings" w:hint="default"/>
+      </w:rPr>
+    </w:lvl>
+  </w:abstractNum>
+  <w:abstractNum w:abstractNumId="7" w15:restartNumberingAfterBreak="0">
     <w:nsid w:val="2C7959EE"/>
     <w:multiLevelType w:val="hybridMultilevel"/>
     <w:tmpl w:val="1D6E7FE0"/>
@@ -15103,7 +18224,7 @@
       </w:pPr>
     </w:lvl>
   </w:abstractNum>
-  <w:abstractNum w:abstractNumId="7" w15:restartNumberingAfterBreak="0">
+  <w:abstractNum w:abstractNumId="8" w15:restartNumberingAfterBreak="0">
     <w:nsid w:val="3AA044DB"/>
     <w:multiLevelType w:val="hybridMultilevel"/>
     <w:tmpl w:val="4F34F746"/>
@@ -15216,7 +18337,7 @@
       </w:rPr>
     </w:lvl>
   </w:abstractNum>
-  <w:abstractNum w:abstractNumId="8" w15:restartNumberingAfterBreak="0">
+  <w:abstractNum w:abstractNumId="9" w15:restartNumberingAfterBreak="0">
     <w:nsid w:val="467821B2"/>
     <w:multiLevelType w:val="hybridMultilevel"/>
     <w:tmpl w:val="CC183860"/>
@@ -15329,7 +18450,7 @@
       </w:rPr>
     </w:lvl>
   </w:abstractNum>
-  <w:abstractNum w:abstractNumId="9" w15:restartNumberingAfterBreak="0">
+  <w:abstractNum w:abstractNumId="10" w15:restartNumberingAfterBreak="0">
     <w:nsid w:val="555308E7"/>
     <w:multiLevelType w:val="hybridMultilevel"/>
     <w:tmpl w:val="ED9045A2"/>
@@ -15418,7 +18539,7 @@
       </w:pPr>
     </w:lvl>
   </w:abstractNum>
-  <w:abstractNum w:abstractNumId="10" w15:restartNumberingAfterBreak="0">
+  <w:abstractNum w:abstractNumId="11" w15:restartNumberingAfterBreak="0">
     <w:nsid w:val="5EE95F11"/>
     <w:multiLevelType w:val="hybridMultilevel"/>
     <w:tmpl w:val="8EF25E2C"/>
@@ -15507,11 +18628,11 @@
       </w:pPr>
     </w:lvl>
   </w:abstractNum>
-  <w:abstractNum w:abstractNumId="11" w15:restartNumberingAfterBreak="0">
-    <w:nsid w:val="6CE8480C"/>
+  <w:abstractNum w:abstractNumId="12" w15:restartNumberingAfterBreak="0">
+    <w:nsid w:val="6C7A5AB2"/>
     <w:multiLevelType w:val="hybridMultilevel"/>
-    <w:tmpl w:val="7A8A8C32"/>
-    <w:lvl w:ilvl="0" w:tplc="CBDE7CD6">
+    <w:tmpl w:val="D79C0B1C"/>
+    <w:lvl w:ilvl="0" w:tplc="F26245B0">
       <w:start w:val="1"/>
       <w:numFmt w:val="decimal"/>
       <w:lvlText w:val="%1."/>
@@ -15596,11 +18717,100 @@
       </w:pPr>
     </w:lvl>
   </w:abstractNum>
+  <w:abstractNum w:abstractNumId="13" w15:restartNumberingAfterBreak="0">
+    <w:nsid w:val="6CE8480C"/>
+    <w:multiLevelType w:val="hybridMultilevel"/>
+    <w:tmpl w:val="7A8A8C32"/>
+    <w:lvl w:ilvl="0" w:tplc="CBDE7CD6">
+      <w:start w:val="1"/>
+      <w:numFmt w:val="decimal"/>
+      <w:lvlText w:val="%1."/>
+      <w:lvlJc w:val="left"/>
+      <w:pPr>
+        <w:ind w:left="1069" w:hanging="360"/>
+      </w:pPr>
+      <w:rPr>
+        <w:rFonts w:hint="default"/>
+      </w:rPr>
+    </w:lvl>
+    <w:lvl w:ilvl="1" w:tplc="04190019" w:tentative="1">
+      <w:start w:val="1"/>
+      <w:numFmt w:val="lowerLetter"/>
+      <w:lvlText w:val="%2."/>
+      <w:lvlJc w:val="left"/>
+      <w:pPr>
+        <w:ind w:left="1789" w:hanging="360"/>
+      </w:pPr>
+    </w:lvl>
+    <w:lvl w:ilvl="2" w:tplc="0419001B" w:tentative="1">
+      <w:start w:val="1"/>
+      <w:numFmt w:val="lowerRoman"/>
+      <w:lvlText w:val="%3."/>
+      <w:lvlJc w:val="right"/>
+      <w:pPr>
+        <w:ind w:left="2509" w:hanging="180"/>
+      </w:pPr>
+    </w:lvl>
+    <w:lvl w:ilvl="3" w:tplc="0419000F" w:tentative="1">
+      <w:start w:val="1"/>
+      <w:numFmt w:val="decimal"/>
+      <w:lvlText w:val="%4."/>
+      <w:lvlJc w:val="left"/>
+      <w:pPr>
+        <w:ind w:left="3229" w:hanging="360"/>
+      </w:pPr>
+    </w:lvl>
+    <w:lvl w:ilvl="4" w:tplc="04190019" w:tentative="1">
+      <w:start w:val="1"/>
+      <w:numFmt w:val="lowerLetter"/>
+      <w:lvlText w:val="%5."/>
+      <w:lvlJc w:val="left"/>
+      <w:pPr>
+        <w:ind w:left="3949" w:hanging="360"/>
+      </w:pPr>
+    </w:lvl>
+    <w:lvl w:ilvl="5" w:tplc="0419001B" w:tentative="1">
+      <w:start w:val="1"/>
+      <w:numFmt w:val="lowerRoman"/>
+      <w:lvlText w:val="%6."/>
+      <w:lvlJc w:val="right"/>
+      <w:pPr>
+        <w:ind w:left="4669" w:hanging="180"/>
+      </w:pPr>
+    </w:lvl>
+    <w:lvl w:ilvl="6" w:tplc="0419000F" w:tentative="1">
+      <w:start w:val="1"/>
+      <w:numFmt w:val="decimal"/>
+      <w:lvlText w:val="%7."/>
+      <w:lvlJc w:val="left"/>
+      <w:pPr>
+        <w:ind w:left="5389" w:hanging="360"/>
+      </w:pPr>
+    </w:lvl>
+    <w:lvl w:ilvl="7" w:tplc="04190019" w:tentative="1">
+      <w:start w:val="1"/>
+      <w:numFmt w:val="lowerLetter"/>
+      <w:lvlText w:val="%8."/>
+      <w:lvlJc w:val="left"/>
+      <w:pPr>
+        <w:ind w:left="6109" w:hanging="360"/>
+      </w:pPr>
+    </w:lvl>
+    <w:lvl w:ilvl="8" w:tplc="0419001B" w:tentative="1">
+      <w:start w:val="1"/>
+      <w:numFmt w:val="lowerRoman"/>
+      <w:lvlText w:val="%9."/>
+      <w:lvlJc w:val="right"/>
+      <w:pPr>
+        <w:ind w:left="6829" w:hanging="180"/>
+      </w:pPr>
+    </w:lvl>
+  </w:abstractNum>
   <w:num w:numId="1" w16cid:durableId="344527566">
     <w:abstractNumId w:val="2"/>
   </w:num>
   <w:num w:numId="2" w16cid:durableId="1817649899">
-    <w:abstractNumId w:val="8"/>
+    <w:abstractNumId w:val="9"/>
   </w:num>
   <w:num w:numId="3" w16cid:durableId="1173373436">
     <w:abstractNumId w:val="4"/>
@@ -15612,25 +18822,31 @@
     <w:abstractNumId w:val="5"/>
   </w:num>
   <w:num w:numId="6" w16cid:durableId="1867982396">
-    <w:abstractNumId w:val="10"/>
+    <w:abstractNumId w:val="11"/>
   </w:num>
   <w:num w:numId="7" w16cid:durableId="863178132">
-    <w:abstractNumId w:val="6"/>
+    <w:abstractNumId w:val="7"/>
   </w:num>
   <w:num w:numId="8" w16cid:durableId="290209504">
-    <w:abstractNumId w:val="11"/>
+    <w:abstractNumId w:val="13"/>
   </w:num>
   <w:num w:numId="9" w16cid:durableId="993487525">
     <w:abstractNumId w:val="1"/>
   </w:num>
   <w:num w:numId="10" w16cid:durableId="414396103">
-    <w:abstractNumId w:val="7"/>
+    <w:abstractNumId w:val="8"/>
   </w:num>
   <w:num w:numId="11" w16cid:durableId="797648150">
-    <w:abstractNumId w:val="9"/>
+    <w:abstractNumId w:val="10"/>
   </w:num>
   <w:num w:numId="12" w16cid:durableId="1896814473">
     <w:abstractNumId w:val="0"/>
+  </w:num>
+  <w:num w:numId="13" w16cid:durableId="1823691855">
+    <w:abstractNumId w:val="6"/>
+  </w:num>
+  <w:num w:numId="14" w16cid:durableId="618142410">
+    <w:abstractNumId w:val="12"/>
   </w:num>
 </w:numbering>
 </file>
@@ -16035,6 +19251,7 @@
   <w:style w:type="paragraph" w:default="1" w:styleId="a">
     <w:name w:val="Normal"/>
     <w:qFormat/>
+    <w:rsid w:val="00727687"/>
   </w:style>
   <w:style w:type="paragraph" w:styleId="1">
     <w:name w:val="heading 1"/>
@@ -16238,6 +19455,7 @@
   <w:style w:type="character" w:default="1" w:styleId="a0">
     <w:name w:val="Default Paragraph Font"/>
     <w:uiPriority w:val="1"/>
+    <w:semiHidden/>
     <w:unhideWhenUsed/>
   </w:style>
   <w:style w:type="table" w:default="1" w:styleId="a1">
